--- a/plantillas_maestras/01_seguro_vehicular/negativa_cobertura/2_o_mas_ddos_varios/varon/TPL_0059_2026_SEGURO_VEHICULAR_NEGATIVA_COBERTURA_ASEGURADORA_VARON_R2.docx
+++ b/plantillas_maestras/01_seguro_vehicular/negativa_cobertura/2_o_mas_ddos_varios/varon/TPL_0059_2026_SEGURO_VEHICULAR_NEGATIVA_COBERTURA_ASEGURADORA_VARON_R2.docx
@@ -360,7 +360,7 @@
           <w14:ligatures w14:val="none"/>
         </w:rPr>
         <w:tab/>
-        <w:t xml:space="preserve">:       </w:t>
+        <w:t xml:space="preserve">: </w:t>
       </w:r>
       <w:r>
         <w:rPr>
@@ -744,7 +744,7 @@
           <w:lang w:val="es-ES" w:eastAsia="es-ES"/>
           <w14:ligatures w14:val="none"/>
         </w:rPr>
-        <w:t>por presuntas infracciones a la Ley N°29571, Código de Protección y Defensa del Consumidor (en adelante, Código)</w:t>
+        <w:t>por presuntas infracciones a la Ley 29571, Código de Protección y Defensa del Consumidor (en adelante, Código)</w:t>
       </w:r>
       <w:r>
         <w:rPr>
@@ -863,7 +863,7 @@
           <w:lang w:eastAsia="es-ES"/>
           <w14:ligatures w14:val="none"/>
         </w:rPr>
-        <w:t>N°</w:t>
+        <w:t/>
       </w:r>
       <w:proofErr w:type="spellEnd"/>
       <w:r>
@@ -965,7 +965,7 @@
           <w:lang w:eastAsia="es-ES"/>
           <w14:ligatures w14:val="none"/>
         </w:rPr>
-        <w:t>N°</w:t>
+        <w:t/>
       </w:r>
       <w:proofErr w:type="spellEnd"/>
       <w:r>
@@ -1047,7 +1047,7 @@
           <w:lang w:eastAsia="es-ES"/>
           <w14:ligatures w14:val="none"/>
         </w:rPr>
-        <w:t>N°</w:t>
+        <w:t/>
       </w:r>
       <w:proofErr w:type="spellEnd"/>
       <w:r>
@@ -1948,7 +1948,7 @@
           <w:lang w:eastAsia="es-ES"/>
           <w14:ligatures w14:val="none"/>
         </w:rPr>
-        <w:t>N°</w:t>
+        <w:t/>
       </w:r>
       <w:proofErr w:type="spellEnd"/>
       <w:r>
@@ -2389,7 +2389,7 @@
           <w:lang w:eastAsia="es-PE"/>
           <w14:ligatures w14:val="none"/>
         </w:rPr>
-        <w:t>Técnica de la Comisión de Protección al Consumidor N°1 (en adelante, la Secretaría Técnica), en ejercicio de sus facultades</w:t>
+        <w:t>Técnica de la Comisión de Protección al Consumidor 1 (en adelante, la Secretaría Técnica), en ejercicio de sus facultades</w:t>
       </w:r>
       <w:r>
         <w:rPr>
@@ -2447,7 +2447,7 @@
           <w:lang w:eastAsia="es-PE"/>
           <w14:ligatures w14:val="none"/>
         </w:rPr>
-        <w:t>N°</w:t>
+        <w:t/>
       </w:r>
       <w:proofErr w:type="spellEnd"/>
       <w:r>
@@ -2471,7 +2471,7 @@
           <w:lang w:eastAsia="es-PE"/>
           <w14:ligatures w14:val="none"/>
         </w:rPr>
-        <w:t>N°</w:t>
+        <w:t/>
       </w:r>
       <w:proofErr w:type="spellEnd"/>
       <w:r>
@@ -2510,7 +2510,7 @@
           <w:lang w:eastAsia="es-PE"/>
           <w14:ligatures w14:val="none"/>
         </w:rPr>
-        <w:t>°</w:t>
+        <w:t/>
       </w:r>
       <w:r>
         <w:rPr>
@@ -2528,7 +2528,7 @@
           <w:lang w:eastAsia="es-PE"/>
           <w14:ligatures w14:val="none"/>
         </w:rPr>
-        <w:t>°</w:t>
+        <w:t/>
       </w:r>
       <w:r>
         <w:rPr>
@@ -2635,7 +2635,7 @@
           <w:lang w:eastAsia="es-PE"/>
           <w14:ligatures w14:val="none"/>
         </w:rPr>
-        <w:t>N°</w:t>
+        <w:t/>
       </w:r>
       <w:proofErr w:type="spellEnd"/>
       <w:r>
@@ -2659,7 +2659,7 @@
           <w:lang w:eastAsia="es-PE"/>
           <w14:ligatures w14:val="none"/>
         </w:rPr>
-        <w:t>N°</w:t>
+        <w:t/>
       </w:r>
       <w:proofErr w:type="spellEnd"/>
       <w:r>
@@ -2689,7 +2689,7 @@
           <w:lang w:eastAsia="es-PE"/>
           <w14:ligatures w14:val="none"/>
         </w:rPr>
-        <w:t>°</w:t>
+        <w:t/>
       </w:r>
       <w:r>
         <w:rPr>
@@ -2707,7 +2707,7 @@
           <w:lang w:eastAsia="es-PE"/>
           <w14:ligatures w14:val="none"/>
         </w:rPr>
-        <w:t>°</w:t>
+        <w:t/>
       </w:r>
       <w:r>
         <w:rPr>
@@ -2726,7 +2726,7 @@
           <w:lang w:eastAsia="es-PE"/>
           <w14:ligatures w14:val="none"/>
         </w:rPr>
-        <w:t xml:space="preserve">.  </w:t>
+        <w:t xml:space="preserve">. </w:t>
       </w:r>
       <w:bookmarkEnd w:id="7"/>
     </w:p>
@@ -2804,7 +2804,7 @@
           <w:lang w:eastAsia="es-PE"/>
           <w14:ligatures w14:val="none"/>
         </w:rPr>
-        <w:t>N°</w:t>
+        <w:t/>
       </w:r>
       <w:proofErr w:type="spellEnd"/>
       <w:r>
@@ -2828,7 +2828,7 @@
           <w:lang w:eastAsia="es-PE"/>
           <w14:ligatures w14:val="none"/>
         </w:rPr>
-        <w:t>N°</w:t>
+        <w:t/>
       </w:r>
       <w:proofErr w:type="spellEnd"/>
       <w:r>
@@ -2858,7 +2858,7 @@
           <w:lang w:eastAsia="es-PE"/>
           <w14:ligatures w14:val="none"/>
         </w:rPr>
-        <w:t>°</w:t>
+        <w:t/>
       </w:r>
       <w:r>
         <w:rPr>
@@ -2876,7 +2876,7 @@
           <w:lang w:eastAsia="es-PE"/>
           <w14:ligatures w14:val="none"/>
         </w:rPr>
-        <w:t>°</w:t>
+        <w:t/>
       </w:r>
       <w:r>
         <w:rPr>
@@ -2895,7 +2895,7 @@
           <w:lang w:eastAsia="es-PE"/>
           <w14:ligatures w14:val="none"/>
         </w:rPr>
-        <w:t xml:space="preserve">.  </w:t>
+        <w:t xml:space="preserve">. </w:t>
       </w:r>
     </w:p>
     <w:p>
@@ -2981,7 +2981,7 @@
           <w:lang w:eastAsia="es-PE"/>
           <w14:ligatures w14:val="none"/>
         </w:rPr>
-        <w:t xml:space="preserve">artículo 1°, numeral 1, literal b) </w:t>
+        <w:t xml:space="preserve">artículo 1, numeral 1, literal b) </w:t>
       </w:r>
       <w:bookmarkEnd w:id="8"/>
       <w:r>
@@ -2993,7 +2993,7 @@
           <w:lang w:eastAsia="es-PE"/>
           <w14:ligatures w14:val="none"/>
         </w:rPr>
-        <w:t>y al artículo 2° del Código</w:t>
+        <w:t>y al artículo 2 del Código</w:t>
       </w:r>
       <w:r>
         <w:rPr>
@@ -3016,7 +3016,7 @@
           <w:lang w:eastAsia="es-PE"/>
           <w14:ligatures w14:val="none"/>
         </w:rPr>
-        <w:t xml:space="preserve">.    </w:t>
+        <w:t xml:space="preserve">. </w:t>
       </w:r>
     </w:p>
     <w:p>
@@ -3124,7 +3124,7 @@
           <w:kern w:val="0"/>
           <w14:ligatures w14:val="none"/>
         </w:rPr>
-        <w:t>°</w:t>
+        <w:t/>
       </w:r>
       <w:r>
         <w:rPr>
@@ -3140,7 +3140,7 @@
           <w:kern w:val="0"/>
           <w14:ligatures w14:val="none"/>
         </w:rPr>
-        <w:t>°</w:t>
+        <w:t/>
       </w:r>
       <w:r>
         <w:rPr>
@@ -3244,7 +3244,7 @@
           <w:lang w:eastAsia="es-PE"/>
           <w14:ligatures w14:val="none"/>
         </w:rPr>
-        <w:t>. Por consiguiente, corresponde calificar el hecho materia de denuncia como una presunta infracción al artículo 111° del Código</w:t>
+        <w:t>. Por consiguiente, corresponde calificar el hecho materia de denuncia como una presunta infracción al artículo 111 del Código</w:t>
       </w:r>
       <w:r>
         <w:rPr>
@@ -3265,7 +3265,7 @@
           <w:lang w:eastAsia="es-PE"/>
           <w14:ligatures w14:val="none"/>
         </w:rPr>
-        <w:t xml:space="preserve">.    </w:t>
+        <w:t xml:space="preserve">. </w:t>
       </w:r>
     </w:p>
     <w:p>
@@ -3343,7 +3343,7 @@
           <w:lang w:eastAsia="es-PE"/>
           <w14:ligatures w14:val="none"/>
         </w:rPr>
-        <w:t>. Por consiguiente, corresponde calificar el hecho materia de denuncia como una presunta infracción al artículo 111° del Código</w:t>
+        <w:t>. Por consiguiente, corresponde calificar el hecho materia de denuncia como una presunta infracción al artículo 111 del Código</w:t>
       </w:r>
       <w:r>
         <w:rPr>
@@ -3364,7 +3364,7 @@
           <w:lang w:eastAsia="es-PE"/>
           <w14:ligatures w14:val="none"/>
         </w:rPr>
-        <w:t xml:space="preserve">.    </w:t>
+        <w:t xml:space="preserve">. </w:t>
       </w:r>
     </w:p>
     <w:p>
@@ -3612,7 +3612,7 @@
           <w:lang w:eastAsia="es-ES"/>
           <w14:ligatures w14:val="none"/>
         </w:rPr>
-        <w:t>N°</w:t>
+        <w:t/>
       </w:r>
       <w:proofErr w:type="spellEnd"/>
       <w:r>
@@ -3666,7 +3666,7 @@
           <w:lang w:eastAsia="es-ES"/>
           <w14:ligatures w14:val="none"/>
         </w:rPr>
-        <w:t>N°</w:t>
+        <w:t/>
       </w:r>
       <w:proofErr w:type="spellEnd"/>
       <w:r>
@@ -3790,7 +3790,7 @@
           <w:lang w:eastAsia="es-ES"/>
           <w14:ligatures w14:val="none"/>
         </w:rPr>
-        <w:t>N°</w:t>
+        <w:t/>
       </w:r>
       <w:proofErr w:type="spellEnd"/>
       <w:r>
@@ -3913,7 +3913,7 @@
           <w:lang w:eastAsia="es-PE"/>
           <w14:ligatures w14:val="none"/>
         </w:rPr>
-        <w:t xml:space="preserve">RESOLUCIÓN DE LA SECRETARÍA TÉCNICA  </w:t>
+        <w:t xml:space="preserve">RESOLUCIÓN DE LA SECRETARÍA TÉCNICA </w:t>
       </w:r>
     </w:p>
     <w:p>
@@ -4098,7 +4098,7 @@
           <w:kern w:val="0"/>
           <w14:ligatures w14:val="none"/>
         </w:rPr>
-        <w:t>Presunta infracción a los artículos 18° y 19° de la Ley</w:t>
+        <w:t>Presunta infracción a los artículos 18 y 19 de la Ley</w:t>
       </w:r>
       <w:r>
         <w:rPr>
@@ -4115,7 +4115,7 @@
           <w:kern w:val="0"/>
           <w14:ligatures w14:val="none"/>
         </w:rPr>
-        <w:t>N°</w:t>
+        <w:t/>
       </w:r>
       <w:proofErr w:type="spellEnd"/>
       <w:r>
@@ -4181,7 +4181,7 @@
           <w:kern w:val="0"/>
           <w14:ligatures w14:val="none"/>
         </w:rPr>
-        <w:t>N°</w:t>
+        <w:t/>
       </w:r>
       <w:proofErr w:type="spellEnd"/>
       <w:r>
@@ -4207,7 +4207,7 @@
           <w:kern w:val="0"/>
           <w14:ligatures w14:val="none"/>
         </w:rPr>
-        <w:t>N°</w:t>
+        <w:t/>
       </w:r>
       <w:proofErr w:type="spellEnd"/>
       <w:r>
@@ -4257,7 +4257,7 @@
           <w:kern w:val="0"/>
           <w14:ligatures w14:val="none"/>
         </w:rPr>
-        <w:t>Presunta infracción a los artículos 18° y 19° de la Ley</w:t>
+        <w:t>Presunta infracción a los artículos 18 y 19 de la Ley</w:t>
       </w:r>
       <w:r>
         <w:rPr>
@@ -4274,7 +4274,7 @@
           <w:kern w:val="0"/>
           <w14:ligatures w14:val="none"/>
         </w:rPr>
-        <w:t>N°</w:t>
+        <w:t/>
       </w:r>
       <w:proofErr w:type="spellEnd"/>
       <w:r>
@@ -4316,7 +4316,7 @@
           <w:kern w:val="0"/>
           <w14:ligatures w14:val="none"/>
         </w:rPr>
-        <w:t>N°</w:t>
+        <w:t/>
       </w:r>
       <w:proofErr w:type="spellEnd"/>
       <w:r>
@@ -4351,7 +4351,7 @@
           <w:kern w:val="0"/>
           <w14:ligatures w14:val="none"/>
         </w:rPr>
-        <w:t>N°</w:t>
+        <w:t/>
       </w:r>
       <w:proofErr w:type="spellEnd"/>
       <w:r>
@@ -4408,7 +4408,7 @@
           <w:kern w:val="0"/>
           <w14:ligatures w14:val="none"/>
         </w:rPr>
-        <w:t>infracción a los artículos 18° y 19° de la Ley</w:t>
+        <w:t>infracción a los artículos 18 y 19 de la Ley</w:t>
       </w:r>
       <w:r>
         <w:rPr>
@@ -4425,7 +4425,7 @@
           <w:kern w:val="0"/>
           <w14:ligatures w14:val="none"/>
         </w:rPr>
-        <w:t>N°</w:t>
+        <w:t/>
       </w:r>
       <w:proofErr w:type="spellEnd"/>
       <w:r>
@@ -4523,7 +4523,7 @@
           <w:kern w:val="0"/>
           <w14:ligatures w14:val="none"/>
         </w:rPr>
-        <w:t>N°</w:t>
+        <w:t/>
       </w:r>
       <w:proofErr w:type="spellEnd"/>
       <w:r>
@@ -4541,7 +4541,7 @@
           <w:kern w:val="0"/>
           <w14:ligatures w14:val="none"/>
         </w:rPr>
-        <w:t>N°</w:t>
+        <w:t/>
       </w:r>
       <w:proofErr w:type="spellEnd"/>
       <w:r>
@@ -4614,7 +4614,7 @@
           <w:kern w:val="0"/>
           <w14:ligatures w14:val="none"/>
         </w:rPr>
-        <w:t>Presunta infracción al artículo 1°, numeral 1, literal b) y al artículo 2° de la Ley</w:t>
+        <w:t>Presunta infracción al artículo 1, numeral 1, literal b) y al artículo 2 de la Ley</w:t>
       </w:r>
       <w:r>
         <w:rPr>
@@ -4631,7 +4631,7 @@
           <w:kern w:val="0"/>
           <w14:ligatures w14:val="none"/>
         </w:rPr>
-        <w:t>N°</w:t>
+        <w:t/>
       </w:r>
       <w:proofErr w:type="spellEnd"/>
       <w:r>
@@ -4696,7 +4696,7 @@
           <w:kern w:val="0"/>
           <w14:ligatures w14:val="none"/>
         </w:rPr>
-        <w:t xml:space="preserve">  </w:t>
+        <w:t xml:space="preserve"> </w:t>
       </w:r>
     </w:p>
     <w:p>
@@ -4736,7 +4736,7 @@
           <w:kern w:val="0"/>
           <w14:ligatures w14:val="none"/>
         </w:rPr>
-        <w:t xml:space="preserve">Presunta infracción al numeral 88.1° del artículo 88° de la Ley </w:t>
+        <w:t xml:space="preserve">Presunta infracción al numeral 88.1 del artículo 88 de la Ley </w:t>
       </w:r>
       <w:proofErr w:type="spellStart"/>
       <w:r>
@@ -4745,7 +4745,7 @@
           <w:kern w:val="0"/>
           <w14:ligatures w14:val="none"/>
         </w:rPr>
-        <w:t>N°</w:t>
+        <w:t/>
       </w:r>
       <w:proofErr w:type="spellEnd"/>
       <w:r>
@@ -4850,7 +4850,7 @@
           <w:kern w:val="0"/>
           <w14:ligatures w14:val="none"/>
         </w:rPr>
-        <w:t xml:space="preserve">Presunta infracción al artículo 111° de la Ley </w:t>
+        <w:t xml:space="preserve">Presunta infracción al artículo 111 de la Ley </w:t>
       </w:r>
       <w:proofErr w:type="spellStart"/>
       <w:r>
@@ -4859,7 +4859,7 @@
           <w:kern w:val="0"/>
           <w14:ligatures w14:val="none"/>
         </w:rPr>
-        <w:t>N°</w:t>
+        <w:t/>
       </w:r>
       <w:proofErr w:type="spellEnd"/>
       <w:r>
@@ -5005,7 +5005,7 @@
           <w:kern w:val="0"/>
           <w14:ligatures w14:val="none"/>
         </w:rPr>
-        <w:t xml:space="preserve">Presunta infracción al artículo 111° de la Ley </w:t>
+        <w:t xml:space="preserve">Presunta infracción al artículo 111 de la Ley </w:t>
       </w:r>
       <w:proofErr w:type="spellStart"/>
       <w:r>
@@ -5014,7 +5014,7 @@
           <w:kern w:val="0"/>
           <w14:ligatures w14:val="none"/>
         </w:rPr>
-        <w:t>N°</w:t>
+        <w:t/>
       </w:r>
       <w:proofErr w:type="spellEnd"/>
       <w:r>
@@ -5396,7 +5396,7 @@
           <w:lang w:eastAsia="es-PE"/>
           <w14:ligatures w14:val="none"/>
         </w:rPr>
-        <w:t>°</w:t>
+        <w:t/>
       </w:r>
       <w:r>
         <w:rPr>
@@ -5493,7 +5493,7 @@
           <w:lang w:eastAsia="es-PE"/>
           <w14:ligatures w14:val="none"/>
         </w:rPr>
-        <w:t>°</w:t>
+        <w:t/>
       </w:r>
       <w:r>
         <w:rPr>
@@ -5677,7 +5677,7 @@
           <w:lang w:eastAsia="es-PE"/>
           <w14:ligatures w14:val="none"/>
         </w:rPr>
-        <w:t>°</w:t>
+        <w:t/>
       </w:r>
       <w:r>
         <w:rPr>
@@ -5822,7 +5822,7 @@
           <w:lang w:eastAsia="es-ES"/>
           <w14:ligatures w14:val="none"/>
         </w:rPr>
-        <w:t>N°</w:t>
+        <w:t/>
       </w:r>
       <w:proofErr w:type="spellEnd"/>
       <w:r>
@@ -5876,7 +5876,7 @@
           <w:lang w:eastAsia="es-ES"/>
           <w14:ligatures w14:val="none"/>
         </w:rPr>
-        <w:t>N°</w:t>
+        <w:t/>
       </w:r>
       <w:proofErr w:type="spellEnd"/>
       <w:r>
@@ -5940,7 +5940,7 @@
           <w:lang w:eastAsia="es-ES"/>
           <w14:ligatures w14:val="none"/>
         </w:rPr>
-        <w:t>N°</w:t>
+        <w:t/>
       </w:r>
       <w:proofErr w:type="spellEnd"/>
       <w:r>
@@ -6377,7 +6377,7 @@
           <w:lang w:eastAsia="es-PE"/>
           <w14:ligatures w14:val="none"/>
         </w:rPr>
-        <w:t>°</w:t>
+        <w:t/>
       </w:r>
       <w:r>
         <w:rPr>
@@ -6418,7 +6418,7 @@
           <w:lang w:eastAsia="es-PE"/>
           <w14:ligatures w14:val="none"/>
         </w:rPr>
-        <w:t>°</w:t>
+        <w:t/>
       </w:r>
       <w:r>
         <w:rPr>
@@ -6438,7 +6438,7 @@
           <w:lang w:eastAsia="es-PE"/>
           <w14:ligatures w14:val="none"/>
         </w:rPr>
-        <w:t>°</w:t>
+        <w:t/>
       </w:r>
       <w:r>
         <w:rPr>
@@ -6458,7 +6458,7 @@
           <w:lang w:eastAsia="es-PE"/>
           <w14:ligatures w14:val="none"/>
         </w:rPr>
-        <w:t>°</w:t>
+        <w:t/>
       </w:r>
       <w:r>
         <w:rPr>
@@ -6511,7 +6511,7 @@
           <w:lang w:eastAsia="es-PE"/>
           <w14:ligatures w14:val="none"/>
         </w:rPr>
-        <w:t>°</w:t>
+        <w:t/>
       </w:r>
       <w:r>
         <w:rPr>
@@ -6614,7 +6614,7 @@
           <w:lang w:eastAsia="es-PE"/>
           <w14:ligatures w14:val="none"/>
         </w:rPr>
-        <w:t>°</w:t>
+        <w:t/>
       </w:r>
       <w:r>
         <w:rPr>
@@ -6709,7 +6709,7 @@
           <w:lang w:eastAsia="es-PE"/>
           <w14:ligatures w14:val="none"/>
         </w:rPr>
-        <w:t>°</w:t>
+        <w:t/>
       </w:r>
       <w:r>
         <w:rPr>
@@ -6726,7 +6726,7 @@
           <w:kern w:val="0"/>
           <w14:ligatures w14:val="none"/>
         </w:rPr>
-        <w:t>N°</w:t>
+        <w:t/>
       </w:r>
       <w:proofErr w:type="spellEnd"/>
       <w:r>
@@ -7095,7 +7095,7 @@
           <w:lang w:eastAsia="es-PE"/>
           <w14:ligatures w14:val="none"/>
         </w:rPr>
-        <w:t>°</w:t>
+        <w:t/>
       </w:r>
       <w:r>
         <w:rPr>
@@ -7110,7 +7110,7 @@
           <w:rFonts w:ascii="Arial Narrow" w:hAnsi="Arial Narrow"/>
           <w:color w:val="000000"/>
         </w:rPr>
-        <w:t>N°</w:t>
+        <w:t/>
       </w:r>
       <w:proofErr w:type="spellEnd"/>
       <w:r>
@@ -7128,7 +7128,7 @@
           <w:lang w:eastAsia="es-PE"/>
           <w14:ligatures w14:val="none"/>
         </w:rPr>
-        <w:t>°</w:t>
+        <w:t/>
       </w:r>
       <w:r>
         <w:rPr>
@@ -7494,7 +7494,7 @@
           <w:kern w:val="0"/>
           <w14:ligatures w14:val="none"/>
         </w:rPr>
-        <w:t>N°</w:t>
+        <w:t/>
       </w:r>
       <w:proofErr w:type="spellEnd"/>
       <w:r>
@@ -7800,7 +7800,7 @@
           <w:sz w:val="16"/>
           <w:szCs w:val="16"/>
         </w:rPr>
-        <w:t xml:space="preserve">  </w:t>
+        <w:t xml:space="preserve"> </w:t>
       </w:r>
       <w:r>
         <w:rPr>
@@ -7829,7 +7829,7 @@
           <w:sz w:val="16"/>
           <w:szCs w:val="16"/>
         </w:rPr>
-        <w:t>N°</w:t>
+        <w:t/>
       </w:r>
       <w:proofErr w:type="spellEnd"/>
       <w:r>
@@ -7851,7 +7851,7 @@
           <w:sz w:val="16"/>
           <w:szCs w:val="16"/>
         </w:rPr>
-        <w:t>N°</w:t>
+        <w:t/>
       </w:r>
       <w:proofErr w:type="spellEnd"/>
       <w:r>
@@ -7923,7 +7923,7 @@
           <w:sz w:val="16"/>
           <w:szCs w:val="16"/>
         </w:rPr>
-        <w:t>N°</w:t>
+        <w:t/>
       </w:r>
       <w:proofErr w:type="spellEnd"/>
       <w:r>
@@ -8017,7 +8017,7 @@
           <w:sz w:val="16"/>
           <w:szCs w:val="16"/>
         </w:rPr>
-        <w:t>N°</w:t>
+        <w:t/>
       </w:r>
       <w:proofErr w:type="spellEnd"/>
       <w:r>
@@ -8137,7 +8137,7 @@
           <w:sz w:val="16"/>
           <w:szCs w:val="16"/>
         </w:rPr>
-        <w:t xml:space="preserve">           </w:t>
+        <w:t xml:space="preserve"> </w:t>
       </w:r>
       <w:r>
         <w:rPr>
@@ -8166,7 +8166,7 @@
           <w:sz w:val="16"/>
           <w:szCs w:val="16"/>
         </w:rPr>
-        <w:t>N°</w:t>
+        <w:t/>
       </w:r>
       <w:proofErr w:type="spellEnd"/>
       <w:r>
@@ -8188,7 +8188,7 @@
           <w:sz w:val="16"/>
           <w:szCs w:val="16"/>
         </w:rPr>
-        <w:t>N°</w:t>
+        <w:t/>
       </w:r>
       <w:proofErr w:type="spellEnd"/>
       <w:r>
@@ -8199,7 +8199,7 @@
           <w:sz w:val="16"/>
           <w:szCs w:val="16"/>
         </w:rPr>
-        <w:t xml:space="preserve"> 1308   </w:t>
+        <w:t xml:space="preserve"> 1308 </w:t>
       </w:r>
     </w:p>
     <w:p>
@@ -8223,7 +8223,7 @@
           <w:sz w:val="16"/>
           <w:szCs w:val="16"/>
         </w:rPr>
-        <w:t xml:space="preserve">Artículo 18.- Idoneidad   </w:t>
+        <w:t xml:space="preserve">Artículo 18.- Idoneidad </w:t>
       </w:r>
     </w:p>
     <w:p>
@@ -8243,7 +8243,7 @@
           <w:sz w:val="16"/>
           <w:szCs w:val="16"/>
         </w:rPr>
-        <w:t xml:space="preserve">Se entiende por idoneidad la correspondencia entre lo que un consumidor espera y lo que efectivamente recibe, en función a lo que se le hubiera ofrecido, la publicidad e información transmitida, las condiciones y circunstancias de la transacción, las características y naturaleza del producto o servicio, el precio, entre otros factores, atendiendo a las circunstancias del caso.    </w:t>
+        <w:t xml:space="preserve">Se entiende por idoneidad la correspondencia entre lo que un consumidor espera y lo que efectivamente recibe, en función a lo que se le hubiera ofrecido, la publicidad e información transmitida, las condiciones y circunstancias de la transacción, las características y naturaleza del producto o servicio, el precio, entre otros factores, atendiendo a las circunstancias del caso. </w:t>
       </w:r>
     </w:p>
     <w:p>
@@ -8393,7 +8393,7 @@
           <w:sz w:val="16"/>
           <w:szCs w:val="16"/>
         </w:rPr>
-        <w:t>N°</w:t>
+        <w:t/>
       </w:r>
       <w:proofErr w:type="spellEnd"/>
       <w:r>
@@ -8415,7 +8415,7 @@
           <w:sz w:val="16"/>
           <w:szCs w:val="16"/>
         </w:rPr>
-        <w:t>N°</w:t>
+        <w:t/>
       </w:r>
       <w:proofErr w:type="spellEnd"/>
       <w:r>
@@ -8426,7 +8426,7 @@
           <w:sz w:val="16"/>
           <w:szCs w:val="16"/>
         </w:rPr>
-        <w:t xml:space="preserve"> 1308   </w:t>
+        <w:t xml:space="preserve"> 1308 </w:t>
       </w:r>
     </w:p>
     <w:p>
@@ -8717,7 +8717,7 @@
           <w:sz w:val="16"/>
           <w:szCs w:val="16"/>
         </w:rPr>
-        <w:t xml:space="preserve">           </w:t>
+        <w:t xml:space="preserve"> </w:t>
       </w:r>
       <w:r>
         <w:rPr>
@@ -8746,7 +8746,7 @@
           <w:sz w:val="16"/>
           <w:szCs w:val="16"/>
         </w:rPr>
-        <w:t>N°</w:t>
+        <w:t/>
       </w:r>
       <w:proofErr w:type="spellEnd"/>
       <w:r>
@@ -8768,7 +8768,7 @@
           <w:sz w:val="16"/>
           <w:szCs w:val="16"/>
         </w:rPr>
-        <w:t>N°</w:t>
+        <w:t/>
       </w:r>
       <w:proofErr w:type="spellEnd"/>
       <w:r>
@@ -8900,7 +8900,7 @@
           <w:sz w:val="16"/>
           <w:szCs w:val="16"/>
         </w:rPr>
-        <w:t>N°</w:t>
+        <w:t/>
       </w:r>
       <w:proofErr w:type="spellEnd"/>
       <w:r>
@@ -8922,7 +8922,7 @@
           <w:sz w:val="16"/>
           <w:szCs w:val="16"/>
         </w:rPr>
-        <w:t>N°</w:t>
+        <w:t/>
       </w:r>
       <w:proofErr w:type="spellEnd"/>
       <w:r>
@@ -8933,7 +8933,7 @@
           <w:sz w:val="16"/>
           <w:szCs w:val="16"/>
         </w:rPr>
-        <w:t xml:space="preserve"> 1308   </w:t>
+        <w:t xml:space="preserve"> 1308 </w:t>
       </w:r>
     </w:p>
     <w:p>
@@ -9059,7 +9059,7 @@
           <w:sz w:val="16"/>
           <w:szCs w:val="16"/>
         </w:rPr>
-        <w:t>N°</w:t>
+        <w:t/>
       </w:r>
       <w:proofErr w:type="spellEnd"/>
       <w:r>
@@ -9081,7 +9081,7 @@
           <w:sz w:val="16"/>
           <w:szCs w:val="16"/>
         </w:rPr>
-        <w:t>N°</w:t>
+        <w:t/>
       </w:r>
       <w:proofErr w:type="spellEnd"/>
       <w:r>
@@ -9092,7 +9092,7 @@
           <w:sz w:val="16"/>
           <w:szCs w:val="16"/>
         </w:rPr>
-        <w:t xml:space="preserve"> 1308   </w:t>
+        <w:t xml:space="preserve"> 1308 </w:t>
       </w:r>
     </w:p>
     <w:p>
@@ -9187,7 +9187,7 @@
           <w:sz w:val="16"/>
           <w:szCs w:val="16"/>
         </w:rPr>
-        <w:t xml:space="preserve">  </w:t>
+        <w:t xml:space="preserve"> </w:t>
       </w:r>
       <w:r>
         <w:rPr>
@@ -9216,7 +9216,7 @@
           <w:sz w:val="16"/>
           <w:szCs w:val="16"/>
         </w:rPr>
-        <w:t>N°</w:t>
+        <w:t/>
       </w:r>
       <w:proofErr w:type="spellEnd"/>
       <w:r>
@@ -9394,7 +9394,7 @@
           <w:sz w:val="16"/>
           <w:szCs w:val="16"/>
         </w:rPr>
-        <w:t>Nº</w:t>
+        <w:t/>
       </w:r>
       <w:proofErr w:type="spellEnd"/>
       <w:r>
@@ -9510,7 +9510,7 @@
           <w:sz w:val="16"/>
           <w:szCs w:val="16"/>
         </w:rPr>
-        <w:t>N°</w:t>
+        <w:t/>
       </w:r>
       <w:proofErr w:type="spellEnd"/>
       <w:r>
@@ -9677,7 +9677,7 @@
           <w:szCs w:val="16"/>
           <w:vertAlign w:val="superscript"/>
         </w:rPr>
-        <w:t xml:space="preserve">  </w:t>
+        <w:t xml:space="preserve"> </w:t>
       </w:r>
       <w:r>
         <w:rPr>
@@ -9685,7 +9685,7 @@
           <w:sz w:val="16"/>
           <w:szCs w:val="16"/>
         </w:rPr>
-        <w:t xml:space="preserve">     </w:t>
+        <w:t xml:space="preserve"> </w:t>
       </w:r>
       <w:r>
         <w:rPr>
@@ -9731,7 +9731,7 @@
           <w:sz w:val="16"/>
           <w:szCs w:val="16"/>
         </w:rPr>
-        <w:t>N°</w:t>
+        <w:t/>
       </w:r>
       <w:proofErr w:type="spellEnd"/>
       <w:r>
@@ -9784,7 +9784,7 @@
           <w:sz w:val="16"/>
           <w:szCs w:val="16"/>
         </w:rPr>
-        <w:t>El órgano resolutivo puede sancionar las infracciones administrativas a que se refiere el artículo 108º con amonestación y multas de hasta cuatrocientos cincuenta (450) Unidades Impositivas Tributarias (UIT), las cuales son calificadas de la siguiente manera:</w:t>
+        <w:t>El órgano resolutivo puede sancionar las infracciones administrativas a que se refiere el artículo 108 con amonestación y multas de hasta cuatrocientos cincuenta (450) Unidades Impositivas Tributarias (UIT), las cuales son calificadas de la siguiente manera:</w:t>
       </w:r>
     </w:p>
     <w:p>
@@ -9907,7 +9907,7 @@
           <w:sz w:val="16"/>
           <w:szCs w:val="16"/>
         </w:rPr>
-        <w:t xml:space="preserve">        </w:t>
+        <w:t xml:space="preserve"> </w:t>
       </w:r>
       <w:r>
         <w:rPr>
@@ -10724,7 +10724,7 @@
           <w:sz w:val="16"/>
           <w:szCs w:val="16"/>
         </w:rPr>
-        <w:t xml:space="preserve">         </w:t>
+        <w:t xml:space="preserve"> </w:t>
       </w:r>
       <w:r>
         <w:rPr>
@@ -10770,7 +10770,7 @@
           <w:sz w:val="16"/>
           <w:szCs w:val="16"/>
         </w:rPr>
-        <w:t>N°</w:t>
+        <w:t/>
       </w:r>
       <w:proofErr w:type="spellEnd"/>
       <w:r>
@@ -10988,7 +10988,7 @@
           <w:sz w:val="16"/>
           <w:szCs w:val="16"/>
         </w:rPr>
-        <w:t>Nº</w:t>
+        <w:t/>
       </w:r>
       <w:proofErr w:type="spellEnd"/>
       <w:r>
@@ -11102,7 +11102,7 @@
           <w:sz w:val="16"/>
           <w:szCs w:val="16"/>
         </w:rPr>
-        <w:t>N°</w:t>
+        <w:t/>
       </w:r>
       <w:proofErr w:type="spellEnd"/>
       <w:r>
@@ -11463,7 +11463,7 @@
               <w:sz w:val="16"/>
               <w:szCs w:val="16"/>
             </w:rPr>
-            <w:t xml:space="preserve">CNICA DE LA    </w:t>
+            <w:t xml:space="preserve">CNICA DE LA </w:t>
           </w:r>
         </w:p>
         <w:p>

--- a/plantillas_maestras/01_seguro_vehicular/negativa_cobertura/2_o_mas_ddos_varios/varon/TPL_0059_2026_SEGURO_VEHICULAR_NEGATIVA_COBERTURA_ASEGURADORA_VARON_R2.docx
+++ b/plantillas_maestras/01_seguro_vehicular/negativa_cobertura/2_o_mas_ddos_varios/varon/TPL_0059_2026_SEGURO_VEHICULAR_NEGATIVA_COBERTURA_ASEGURADORA_VARON_R2.docx
@@ -106,7 +106,7 @@
           <w:lang w:eastAsia="es-PE"/>
           <w14:ligatures w14:val="none"/>
         </w:rPr>
-        <w:t>DENUNCIANTE</w:t>
+        <w:t xml:space="preserve">DENUNCIANTE:[DENUNCIANTE] (SEÑOR [APELLIDO])</w:t>
       </w:r>
       <w:r>
         <w:rPr>
@@ -118,7 +118,7 @@
           <w14:ligatures w14:val="none"/>
         </w:rPr>
         <w:tab/>
-        <w:t>:</w:t>
+        <w:t/>
       </w:r>
       <w:r>
         <w:rPr>
@@ -130,7 +130,7 @@
           <w14:ligatures w14:val="none"/>
         </w:rPr>
         <w:tab/>
-        <w:t>JOSÉ GODOFREDO PEÑA HOSPINAL (SEÑOR PEÑA)</w:t>
+        <w:t/>
       </w:r>
     </w:p>
     <w:p>
@@ -217,7 +217,7 @@
           <w14:ligatures w14:val="none"/>
         </w:rPr>
         <w:tab/>
-        <w:t>:</w:t>
+        <w:t xml:space="preserve">:FERNANDO ALFREDO RÍOS SARMIENTO (SEÑOR [APELLIDO])</w:t>
       </w:r>
       <w:r>
         <w:rPr>
@@ -229,7 +229,7 @@
           <w14:ligatures w14:val="none"/>
         </w:rPr>
         <w:tab/>
-        <w:t>FERNANDO ALFREDO RÍOS SARMIENTO (SEÑOR RÍOS)</w:t>
+        <w:t/>
       </w:r>
     </w:p>
     <w:p>
@@ -261,7 +261,7 @@
           <w14:ligatures w14:val="none"/>
         </w:rPr>
         <w:tab/>
-        <w:t>:</w:t>
+        <w:t xml:space="preserve">:MARIO LUIS ÁNGEL POTESTA MARTÍNEZ (SEÑOR [APELLIDO])</w:t>
       </w:r>
       <w:r>
         <w:rPr>
@@ -273,51 +273,51 @@
           <w14:ligatures w14:val="none"/>
         </w:rPr>
         <w:tab/>
-        <w:t xml:space="preserve">MARIO LUIS </w:t>
-      </w:r>
-      <w:r>
-        <w:rPr>
-          <w:rFonts w:ascii="Arial Narrow" w:eastAsia="Arial Narrow" w:hAnsi="Arial Narrow" w:cs="Arial Narrow"/>
-          <w:b/>
-          <w:color w:val="000000"/>
-          <w:kern w:val="0"/>
-          <w:lang w:eastAsia="es-PE"/>
-          <w14:ligatures w14:val="none"/>
-        </w:rPr>
-        <w:t>Á</w:t>
-      </w:r>
-      <w:r>
-        <w:rPr>
-          <w:rFonts w:ascii="Arial Narrow" w:eastAsia="Arial Narrow" w:hAnsi="Arial Narrow" w:cs="Arial Narrow"/>
-          <w:b/>
-          <w:color w:val="000000"/>
-          <w:kern w:val="0"/>
-          <w:lang w:eastAsia="es-PE"/>
-          <w14:ligatures w14:val="none"/>
-        </w:rPr>
-        <w:t>NGEL POTESTA MART</w:t>
-      </w:r>
-      <w:r>
-        <w:rPr>
-          <w:rFonts w:ascii="Arial Narrow" w:eastAsia="Arial Narrow" w:hAnsi="Arial Narrow" w:cs="Arial Narrow"/>
-          <w:b/>
-          <w:color w:val="000000"/>
-          <w:kern w:val="0"/>
-          <w:lang w:eastAsia="es-PE"/>
-          <w14:ligatures w14:val="none"/>
-        </w:rPr>
-        <w:t>Í</w:t>
-      </w:r>
-      <w:r>
-        <w:rPr>
-          <w:rFonts w:ascii="Arial Narrow" w:eastAsia="Arial Narrow" w:hAnsi="Arial Narrow" w:cs="Arial Narrow"/>
-          <w:b/>
-          <w:color w:val="000000"/>
-          <w:kern w:val="0"/>
-          <w:lang w:eastAsia="es-PE"/>
-          <w14:ligatures w14:val="none"/>
-        </w:rPr>
-        <w:t>NEZ (SEÑOR POTESTA)</w:t>
+        <w:t xml:space="preserve"/>
+      </w:r>
+      <w:r>
+        <w:rPr>
+          <w:rFonts w:ascii="Arial Narrow" w:eastAsia="Arial Narrow" w:hAnsi="Arial Narrow" w:cs="Arial Narrow"/>
+          <w:b/>
+          <w:color w:val="000000"/>
+          <w:kern w:val="0"/>
+          <w:lang w:eastAsia="es-PE"/>
+          <w14:ligatures w14:val="none"/>
+        </w:rPr>
+        <w:t/>
+      </w:r>
+      <w:r>
+        <w:rPr>
+          <w:rFonts w:ascii="Arial Narrow" w:eastAsia="Arial Narrow" w:hAnsi="Arial Narrow" w:cs="Arial Narrow"/>
+          <w:b/>
+          <w:color w:val="000000"/>
+          <w:kern w:val="0"/>
+          <w:lang w:eastAsia="es-PE"/>
+          <w14:ligatures w14:val="none"/>
+        </w:rPr>
+        <w:t/>
+      </w:r>
+      <w:r>
+        <w:rPr>
+          <w:rFonts w:ascii="Arial Narrow" w:eastAsia="Arial Narrow" w:hAnsi="Arial Narrow" w:cs="Arial Narrow"/>
+          <w:b/>
+          <w:color w:val="000000"/>
+          <w:kern w:val="0"/>
+          <w:lang w:eastAsia="es-PE"/>
+          <w14:ligatures w14:val="none"/>
+        </w:rPr>
+        <w:t/>
+      </w:r>
+      <w:r>
+        <w:rPr>
+          <w:rFonts w:ascii="Arial Narrow" w:eastAsia="Arial Narrow" w:hAnsi="Arial Narrow" w:cs="Arial Narrow"/>
+          <w:b/>
+          <w:color w:val="000000"/>
+          <w:kern w:val="0"/>
+          <w:lang w:eastAsia="es-PE"/>
+          <w14:ligatures w14:val="none"/>
+        </w:rPr>
+        <w:t/>
       </w:r>
     </w:p>
     <w:p>
@@ -640,7 +640,7 @@
           <w:lang w:val="es-ES" w:eastAsia="es-ES"/>
           <w14:ligatures w14:val="none"/>
         </w:rPr>
-        <w:t xml:space="preserve">Mediante la denuncia del </w:t>
+        <w:t xml:space="preserve">Mediante la denuncia del 8 de enero de 2026, complementado con el escrito del 16 de enero de 2026, subsanada mediante escrito del 5 de febrero de 2026, el señor [APELLIDO] denunció a Rímac, al señor [APELLIDO] y al señor [APELLIDO] por presuntas infracciones a la Ley 29571, Código de Protección y Defensa del Consumidor (en adelante, Código), señalando lo siguiente:</w:t>
       </w:r>
       <w:r>
         <w:rPr>
@@ -650,7 +650,7 @@
           <w:lang w:val="es-ES" w:eastAsia="es-ES"/>
           <w14:ligatures w14:val="none"/>
         </w:rPr>
-        <w:t>8 de enero de 2026, complementado con el escrito del 16 de enero de 2026</w:t>
+        <w:t/>
       </w:r>
       <w:r>
         <w:rPr>
@@ -660,7 +660,7 @@
           <w:lang w:val="es-ES" w:eastAsia="es-ES"/>
           <w14:ligatures w14:val="none"/>
         </w:rPr>
-        <w:t xml:space="preserve">, subsanada mediante escrito del </w:t>
+        <w:t xml:space="preserve"/>
       </w:r>
       <w:r>
         <w:rPr>
@@ -670,7 +670,7 @@
           <w:lang w:val="es-ES" w:eastAsia="es-ES"/>
           <w14:ligatures w14:val="none"/>
         </w:rPr>
-        <w:t>5 de febrero de 2026</w:t>
+        <w:t/>
       </w:r>
       <w:r>
         <w:rPr>
@@ -678,7 +678,7 @@
           <w:kern w:val="0"/>
           <w14:ligatures w14:val="none"/>
         </w:rPr>
-        <w:t xml:space="preserve">, el señor </w:t>
+        <w:t xml:space="preserve"/>
       </w:r>
       <w:r>
         <w:rPr>
@@ -686,7 +686,7 @@
           <w:kern w:val="0"/>
           <w14:ligatures w14:val="none"/>
         </w:rPr>
-        <w:t xml:space="preserve">Peña </w:t>
+        <w:t xml:space="preserve"/>
       </w:r>
       <w:r>
         <w:rPr>
@@ -694,7 +694,7 @@
           <w:kern w:val="0"/>
           <w14:ligatures w14:val="none"/>
         </w:rPr>
-        <w:t>d</w:t>
+        <w:t/>
       </w:r>
       <w:r>
         <w:rPr>
@@ -704,7 +704,7 @@
           <w:lang w:val="es-ES" w:eastAsia="es-ES"/>
           <w14:ligatures w14:val="none"/>
         </w:rPr>
-        <w:t xml:space="preserve">enunció a </w:t>
+        <w:t xml:space="preserve"/>
       </w:r>
       <w:r>
         <w:rPr>
@@ -714,7 +714,7 @@
           <w:lang w:val="es-ES" w:eastAsia="es-ES"/>
           <w14:ligatures w14:val="none"/>
         </w:rPr>
-        <w:t xml:space="preserve">Rímac, al señor Ríos </w:t>
+        <w:t xml:space="preserve"/>
       </w:r>
       <w:r>
         <w:rPr>
@@ -724,7 +724,7 @@
           <w:lang w:val="es-ES" w:eastAsia="es-ES"/>
           <w14:ligatures w14:val="none"/>
         </w:rPr>
-        <w:t xml:space="preserve">y </w:t>
+        <w:t xml:space="preserve"/>
       </w:r>
       <w:r>
         <w:rPr>
@@ -734,7 +734,7 @@
           <w:lang w:val="es-ES" w:eastAsia="es-ES"/>
           <w14:ligatures w14:val="none"/>
         </w:rPr>
-        <w:t xml:space="preserve">al señor Potesta </w:t>
+        <w:t xml:space="preserve"/>
       </w:r>
       <w:r>
         <w:rPr>
@@ -744,7 +744,7 @@
           <w:lang w:val="es-ES" w:eastAsia="es-ES"/>
           <w14:ligatures w14:val="none"/>
         </w:rPr>
-        <w:t>por presuntas infracciones a la Ley 29571, Código de Protección y Defensa del Consumidor (en adelante, Código)</w:t>
+        <w:t/>
       </w:r>
       <w:r>
         <w:rPr>
@@ -765,7 +765,7 @@
           <w:lang w:val="es-ES" w:eastAsia="es-ES"/>
           <w14:ligatures w14:val="none"/>
         </w:rPr>
-        <w:t xml:space="preserve">, señalando </w:t>
+        <w:t xml:space="preserve"/>
       </w:r>
       <w:r>
         <w:rPr>
@@ -776,7 +776,7 @@
           <w:lang w:val="es-ES" w:eastAsia="es-ES"/>
           <w14:ligatures w14:val="none"/>
         </w:rPr>
-        <w:t>lo siguiente:</w:t>
+        <w:t/>
       </w:r>
     </w:p>
     <w:p>
@@ -822,7 +822,7 @@
           <w:lang w:eastAsia="es-ES"/>
           <w14:ligatures w14:val="none"/>
         </w:rPr>
-        <w:t xml:space="preserve">El 8 de setiembre de 2023, </w:t>
+        <w:t xml:space="preserve">El 8 de setiembre de 2023, en calidad de tercero perjudicado, su vehículo con Placa de Rodaje  CAN-022 (en adelante, vehículo siniestrado) sufrió daños materiales ocasionado por el accidente de tránsito ocasionado por el choque con el vehículo con Placa de Rodaje  F9P-149 de la señora [APELLIDO] Patricia Shiroma Castro (en adelante, señora [APELLIDO]) y el vehículo con Placa de Rodaje  BXD-000 del señor [APELLIDO] Esquivel Tello Abregu (en adelante, señor [APELLIDO]), quienes contaban con seguros vehiculares contratados con Rímac. </w:t>
       </w:r>
       <w:r>
         <w:rPr>
@@ -832,7 +832,7 @@
           <w:lang w:eastAsia="es-ES"/>
           <w14:ligatures w14:val="none"/>
         </w:rPr>
-        <w:t xml:space="preserve">en calidad de tercero perjudicado, </w:t>
+        <w:t xml:space="preserve"/>
       </w:r>
       <w:r>
         <w:rPr>
@@ -842,7 +842,7 @@
           <w:lang w:eastAsia="es-ES"/>
           <w14:ligatures w14:val="none"/>
         </w:rPr>
-        <w:t>su</w:t>
+        <w:t/>
       </w:r>
       <w:r>
         <w:rPr>
@@ -852,7 +852,7 @@
           <w:lang w:eastAsia="es-ES"/>
           <w14:ligatures w14:val="none"/>
         </w:rPr>
-        <w:t xml:space="preserve"> vehículo con Placa de Rodaje </w:t>
+        <w:t xml:space="preserve"/>
       </w:r>
       <w:proofErr w:type="spellStart"/>
       <w:r>
@@ -874,7 +874,7 @@
           <w:lang w:eastAsia="es-ES"/>
           <w14:ligatures w14:val="none"/>
         </w:rPr>
-        <w:t xml:space="preserve"> CAN-022 </w:t>
+        <w:t xml:space="preserve"/>
       </w:r>
       <w:r>
         <w:rPr>
@@ -884,7 +884,7 @@
           <w:lang w:eastAsia="es-ES"/>
           <w14:ligatures w14:val="none"/>
         </w:rPr>
-        <w:t xml:space="preserve">(en adelante, vehículo </w:t>
+        <w:t xml:space="preserve"/>
       </w:r>
       <w:r>
         <w:rPr>
@@ -894,7 +894,7 @@
           <w:lang w:eastAsia="es-ES"/>
           <w14:ligatures w14:val="none"/>
         </w:rPr>
-        <w:t>siniestrado</w:t>
+        <w:t/>
       </w:r>
       <w:r>
         <w:rPr>
@@ -904,7 +904,7 @@
           <w:lang w:eastAsia="es-ES"/>
           <w14:ligatures w14:val="none"/>
         </w:rPr>
-        <w:t xml:space="preserve">) </w:t>
+        <w:t xml:space="preserve"/>
       </w:r>
       <w:r>
         <w:rPr>
@@ -914,7 +914,7 @@
           <w:lang w:eastAsia="es-ES"/>
           <w14:ligatures w14:val="none"/>
         </w:rPr>
-        <w:t xml:space="preserve">sufrió </w:t>
+        <w:t xml:space="preserve"/>
       </w:r>
       <w:r>
         <w:rPr>
@@ -924,7 +924,7 @@
           <w:lang w:eastAsia="es-ES"/>
           <w14:ligatures w14:val="none"/>
         </w:rPr>
-        <w:t xml:space="preserve">daños materiales ocasionado </w:t>
+        <w:t xml:space="preserve"/>
       </w:r>
       <w:r>
         <w:rPr>
@@ -934,7 +934,7 @@
           <w:lang w:eastAsia="es-ES"/>
           <w14:ligatures w14:val="none"/>
         </w:rPr>
-        <w:t xml:space="preserve">por el accidente de tránsito ocasionado por </w:t>
+        <w:t xml:space="preserve"/>
       </w:r>
       <w:r>
         <w:rPr>
@@ -944,7 +944,7 @@
           <w:lang w:eastAsia="es-ES"/>
           <w14:ligatures w14:val="none"/>
         </w:rPr>
-        <w:t xml:space="preserve">el choque con el </w:t>
+        <w:t xml:space="preserve"/>
       </w:r>
       <w:r>
         <w:rPr>
@@ -954,7 +954,7 @@
           <w:lang w:eastAsia="es-ES"/>
           <w14:ligatures w14:val="none"/>
         </w:rPr>
-        <w:t xml:space="preserve">vehículo con Placa de Rodaje </w:t>
+        <w:t xml:space="preserve"/>
       </w:r>
       <w:proofErr w:type="spellStart"/>
       <w:r>
@@ -976,7 +976,7 @@
           <w:lang w:eastAsia="es-ES"/>
           <w14:ligatures w14:val="none"/>
         </w:rPr>
-        <w:t xml:space="preserve"> F9P-149 </w:t>
+        <w:t xml:space="preserve"/>
       </w:r>
       <w:r>
         <w:rPr>
@@ -986,7 +986,7 @@
           <w:lang w:eastAsia="es-ES"/>
           <w14:ligatures w14:val="none"/>
         </w:rPr>
-        <w:t>de</w:t>
+        <w:t/>
       </w:r>
       <w:r>
         <w:rPr>
@@ -996,7 +996,7 @@
           <w:lang w:eastAsia="es-ES"/>
           <w14:ligatures w14:val="none"/>
         </w:rPr>
-        <w:t xml:space="preserve"> la señora</w:t>
+        <w:t xml:space="preserve"/>
       </w:r>
       <w:r>
         <w:rPr>
@@ -1006,7 +1006,7 @@
           <w:lang w:eastAsia="es-ES"/>
           <w14:ligatures w14:val="none"/>
         </w:rPr>
-        <w:t xml:space="preserve"> Roxana Patricia Shiroma Castro </w:t>
+        <w:t xml:space="preserve"/>
       </w:r>
       <w:r>
         <w:rPr>
@@ -1016,7 +1016,7 @@
           <w:lang w:eastAsia="es-ES"/>
           <w14:ligatures w14:val="none"/>
         </w:rPr>
-        <w:t xml:space="preserve">(en adelante, señora Shiroma) </w:t>
+        <w:t xml:space="preserve"/>
       </w:r>
       <w:r>
         <w:rPr>
@@ -1026,7 +1026,7 @@
           <w:lang w:eastAsia="es-ES"/>
           <w14:ligatures w14:val="none"/>
         </w:rPr>
-        <w:t>y el vehículo</w:t>
+        <w:t/>
       </w:r>
       <w:r>
         <w:rPr>
@@ -1036,7 +1036,7 @@
           <w:lang w:eastAsia="es-ES"/>
           <w14:ligatures w14:val="none"/>
         </w:rPr>
-        <w:t xml:space="preserve"> con Placa de Rodaje </w:t>
+        <w:t xml:space="preserve"/>
       </w:r>
       <w:proofErr w:type="spellStart"/>
       <w:r>
@@ -1058,7 +1058,7 @@
           <w:lang w:eastAsia="es-ES"/>
           <w14:ligatures w14:val="none"/>
         </w:rPr>
-        <w:t xml:space="preserve"> BXD-000</w:t>
+        <w:t xml:space="preserve"/>
       </w:r>
       <w:r>
         <w:rPr>
@@ -1068,7 +1068,7 @@
           <w:lang w:eastAsia="es-ES"/>
           <w14:ligatures w14:val="none"/>
         </w:rPr>
-        <w:t xml:space="preserve"> de</w:t>
+        <w:t xml:space="preserve"/>
       </w:r>
       <w:r>
         <w:rPr>
@@ -1078,7 +1078,7 @@
           <w:lang w:eastAsia="es-ES"/>
           <w14:ligatures w14:val="none"/>
         </w:rPr>
-        <w:t>l señor</w:t>
+        <w:t/>
       </w:r>
       <w:r>
         <w:rPr>
@@ -1088,7 +1088,7 @@
           <w:lang w:eastAsia="es-ES"/>
           <w14:ligatures w14:val="none"/>
         </w:rPr>
-        <w:t xml:space="preserve"> Abraham Esquivel Tello Abregu</w:t>
+        <w:t xml:space="preserve"/>
       </w:r>
       <w:r>
         <w:rPr>
@@ -1098,7 +1098,7 @@
           <w:lang w:eastAsia="es-ES"/>
           <w14:ligatures w14:val="none"/>
         </w:rPr>
-        <w:t xml:space="preserve"> (en adelante, señor Tello)</w:t>
+        <w:t xml:space="preserve"/>
       </w:r>
       <w:r>
         <w:rPr>
@@ -1108,7 +1108,7 @@
           <w:lang w:eastAsia="es-ES"/>
           <w14:ligatures w14:val="none"/>
         </w:rPr>
-        <w:t xml:space="preserve">, </w:t>
+        <w:t xml:space="preserve"/>
       </w:r>
       <w:r>
         <w:rPr>
@@ -1118,7 +1118,7 @@
           <w:lang w:eastAsia="es-ES"/>
           <w14:ligatures w14:val="none"/>
         </w:rPr>
-        <w:t>quienes</w:t>
+        <w:t/>
       </w:r>
       <w:r>
         <w:rPr>
@@ -1128,7 +1128,7 @@
           <w:lang w:eastAsia="es-ES"/>
           <w14:ligatures w14:val="none"/>
         </w:rPr>
-        <w:t xml:space="preserve"> contaban con seguros </w:t>
+        <w:t xml:space="preserve"/>
       </w:r>
       <w:r>
         <w:rPr>
@@ -1138,7 +1138,7 @@
           <w:lang w:eastAsia="es-ES"/>
           <w14:ligatures w14:val="none"/>
         </w:rPr>
-        <w:t xml:space="preserve">vehiculares </w:t>
+        <w:t xml:space="preserve"/>
       </w:r>
       <w:r>
         <w:rPr>
@@ -1148,7 +1148,7 @@
           <w:lang w:eastAsia="es-ES"/>
           <w14:ligatures w14:val="none"/>
         </w:rPr>
-        <w:t xml:space="preserve">contratados con </w:t>
+        <w:t xml:space="preserve"/>
       </w:r>
       <w:r>
         <w:rPr>
@@ -1158,7 +1158,7 @@
           <w:lang w:val="es-ES" w:eastAsia="es-ES"/>
           <w14:ligatures w14:val="none"/>
         </w:rPr>
-        <w:t>Rímac</w:t>
+        <w:t/>
       </w:r>
       <w:r>
         <w:rPr>
@@ -1168,7 +1168,7 @@
           <w:lang w:eastAsia="es-ES"/>
           <w14:ligatures w14:val="none"/>
         </w:rPr>
-        <w:t>.</w:t>
+        <w:t/>
       </w:r>
       <w:r>
         <w:rPr>
@@ -1178,7 +1178,7 @@
           <w:lang w:eastAsia="es-ES"/>
           <w14:ligatures w14:val="none"/>
         </w:rPr>
-        <w:t xml:space="preserve"> </w:t>
+        <w:t xml:space="preserve"/>
       </w:r>
     </w:p>
     <w:p>
@@ -1224,7 +1224,7 @@
           <w:lang w:eastAsia="es-ES"/>
           <w14:ligatures w14:val="none"/>
         </w:rPr>
-        <w:t xml:space="preserve">El 19 de febrero de 2024, remitió </w:t>
+        <w:t xml:space="preserve">El 19 de febrero de 2024, remitió un reclamo mediante carta notarial a Rímac solicitando la evaluación del daño ocasionado al vehículo siniestrado y el pago correspondiente por los daños materiales, en atención a que en el accidente de tránsito participaron dos asegurados de dicha compañía aseguradora, el señor [APELLIDO] y la señora [APELLIDO]; no obstante, Rímac se negó a recibir el reclamo y no le emitió una respuesta.</w:t>
       </w:r>
       <w:r>
         <w:rPr>
@@ -1234,7 +1234,7 @@
           <w:lang w:eastAsia="es-ES"/>
           <w14:ligatures w14:val="none"/>
         </w:rPr>
-        <w:t>un</w:t>
+        <w:t/>
       </w:r>
       <w:r>
         <w:rPr>
@@ -1244,7 +1244,7 @@
           <w:lang w:eastAsia="es-ES"/>
           <w14:ligatures w14:val="none"/>
         </w:rPr>
-        <w:t xml:space="preserve"> reclamo mediante</w:t>
+        <w:t xml:space="preserve"/>
       </w:r>
       <w:r>
         <w:rPr>
@@ -1254,7 +1254,7 @@
           <w:lang w:eastAsia="es-ES"/>
           <w14:ligatures w14:val="none"/>
         </w:rPr>
-        <w:t xml:space="preserve"> </w:t>
+        <w:t xml:space="preserve"/>
       </w:r>
       <w:r>
         <w:rPr>
@@ -1264,7 +1264,7 @@
           <w:lang w:eastAsia="es-ES"/>
           <w14:ligatures w14:val="none"/>
         </w:rPr>
-        <w:t xml:space="preserve">carta notarial a </w:t>
+        <w:t xml:space="preserve"/>
       </w:r>
       <w:r>
         <w:rPr>
@@ -1274,7 +1274,7 @@
           <w:lang w:val="es-ES" w:eastAsia="es-ES"/>
           <w14:ligatures w14:val="none"/>
         </w:rPr>
-        <w:t>Rímac</w:t>
+        <w:t/>
       </w:r>
       <w:r>
         <w:rPr>
@@ -1284,7 +1284,7 @@
           <w:lang w:eastAsia="es-ES"/>
           <w14:ligatures w14:val="none"/>
         </w:rPr>
-        <w:t xml:space="preserve"> </w:t>
+        <w:t xml:space="preserve"/>
       </w:r>
       <w:r>
         <w:rPr>
@@ -1294,7 +1294,7 @@
           <w:lang w:eastAsia="es-ES"/>
           <w14:ligatures w14:val="none"/>
         </w:rPr>
-        <w:t xml:space="preserve">solicitando la evaluación del daño ocasionado al </w:t>
+        <w:t xml:space="preserve"/>
       </w:r>
       <w:r>
         <w:rPr>
@@ -1304,7 +1304,7 @@
           <w:lang w:eastAsia="es-ES"/>
           <w14:ligatures w14:val="none"/>
         </w:rPr>
-        <w:t xml:space="preserve">vehículo siniestrado </w:t>
+        <w:t xml:space="preserve"/>
       </w:r>
       <w:r>
         <w:rPr>
@@ -1314,7 +1314,7 @@
           <w:lang w:eastAsia="es-ES"/>
           <w14:ligatures w14:val="none"/>
         </w:rPr>
-        <w:t xml:space="preserve">y el pago correspondiente por los daños materiales, en atención a que en </w:t>
+        <w:t xml:space="preserve"/>
       </w:r>
       <w:r>
         <w:rPr>
@@ -1324,7 +1324,7 @@
           <w:lang w:eastAsia="es-ES"/>
           <w14:ligatures w14:val="none"/>
         </w:rPr>
-        <w:t xml:space="preserve">el accidente de tránsito </w:t>
+        <w:t xml:space="preserve"/>
       </w:r>
       <w:r>
         <w:rPr>
@@ -1334,7 +1334,7 @@
           <w:lang w:eastAsia="es-ES"/>
           <w14:ligatures w14:val="none"/>
         </w:rPr>
-        <w:t xml:space="preserve">participaron dos asegurados de dicha </w:t>
+        <w:t xml:space="preserve"/>
       </w:r>
       <w:r>
         <w:rPr>
@@ -1344,7 +1344,7 @@
           <w:lang w:eastAsia="es-ES"/>
           <w14:ligatures w14:val="none"/>
         </w:rPr>
-        <w:t>compañía aseguradora</w:t>
+        <w:t/>
       </w:r>
       <w:r>
         <w:rPr>
@@ -1354,7 +1354,7 @@
           <w:lang w:eastAsia="es-ES"/>
           <w14:ligatures w14:val="none"/>
         </w:rPr>
-        <w:t>, el señor Tello y la señora Shiroma</w:t>
+        <w:t/>
       </w:r>
       <w:r>
         <w:rPr>
@@ -1364,7 +1364,7 @@
           <w:lang w:eastAsia="es-ES"/>
           <w14:ligatures w14:val="none"/>
         </w:rPr>
-        <w:t xml:space="preserve">; no obstante, </w:t>
+        <w:t xml:space="preserve"/>
       </w:r>
       <w:r>
         <w:rPr>
@@ -1374,7 +1374,7 @@
           <w:lang w:val="es-ES" w:eastAsia="es-ES"/>
           <w14:ligatures w14:val="none"/>
         </w:rPr>
-        <w:t>Rímac se negó a recibir el reclamo</w:t>
+        <w:t/>
       </w:r>
       <w:r>
         <w:rPr>
@@ -1384,7 +1384,7 @@
           <w:lang w:val="es-ES" w:eastAsia="es-ES"/>
           <w14:ligatures w14:val="none"/>
         </w:rPr>
-        <w:t xml:space="preserve"> y no le emitió una respuesta</w:t>
+        <w:t xml:space="preserve"/>
       </w:r>
       <w:r>
         <w:rPr>
@@ -1394,7 +1394,7 @@
           <w:lang w:val="es-ES" w:eastAsia="es-ES"/>
           <w14:ligatures w14:val="none"/>
         </w:rPr>
-        <w:t>.</w:t>
+        <w:t/>
       </w:r>
     </w:p>
     <w:p>
@@ -1441,7 +1441,7 @@
           <w:lang w:eastAsia="es-ES"/>
           <w14:ligatures w14:val="none"/>
         </w:rPr>
-        <w:t xml:space="preserve">El 12 de abril de 2024, </w:t>
+        <w:t xml:space="preserve">El 12 de abril de 2024, Rímac remitió carta mediante la cual informó que había comunicado al señor [APELLIDO] el resultado de las investigaciones policiales relacionadas con el accidente de tránsito ocurrido el 8 de setiembre de 2023, que había consultado con dicho asegurado sobre la aceptación de responsabilidad para efectos de activar la cobertura de responsabilidad civil frente a terceros y que procedería a solicitar nuevamente a sus asegurados que manifiesten su posición respecto de los daños reclamados.</w:t>
       </w:r>
       <w:r>
         <w:rPr>
@@ -1451,7 +1451,7 @@
           <w:lang w:val="es-ES" w:eastAsia="es-ES"/>
           <w14:ligatures w14:val="none"/>
         </w:rPr>
-        <w:t>Rímac</w:t>
+        <w:t/>
       </w:r>
       <w:r>
         <w:rPr>
@@ -1461,7 +1461,7 @@
           <w:lang w:eastAsia="es-ES"/>
           <w14:ligatures w14:val="none"/>
         </w:rPr>
-        <w:t xml:space="preserve"> </w:t>
+        <w:t xml:space="preserve"/>
       </w:r>
       <w:r>
         <w:rPr>
@@ -1471,7 +1471,7 @@
           <w:lang w:eastAsia="es-ES"/>
           <w14:ligatures w14:val="none"/>
         </w:rPr>
-        <w:t>remitió carta mediante la cual informó que había comunicado al señor Tello el resultado de las investigaciones policiales relacionadas con el accidente de tránsito ocurrido el 8 de setiembre de 2023, que había consultado con dicho asegurado sobre la aceptación de responsabilidad para efectos de activar la cobertura de responsabilidad civil frente a terceros y que procedería a solicitar nuevamente a sus asegurados que manifiesten su posición respecto de los daños reclamados.</w:t>
+        <w:t/>
       </w:r>
     </w:p>
     <w:p>
@@ -1518,7 +1518,7 @@
           <w:lang w:eastAsia="es-ES"/>
           <w14:ligatures w14:val="none"/>
         </w:rPr>
-        <w:t xml:space="preserve">El 26 de agosto de 2024, </w:t>
+        <w:t xml:space="preserve">El 26 de agosto de 2024, solicitó ante Rímac la entrega de documentación vinculada al siniestro respecto de los seguros vehiculares contratados por el señor [APELLIDO] y la señora [APELLIDO], ante lo cual la compañía aseguradora no cumplió con atender su solicitud.</w:t>
       </w:r>
       <w:r>
         <w:rPr>
@@ -1528,7 +1528,7 @@
           <w:lang w:eastAsia="es-ES"/>
           <w14:ligatures w14:val="none"/>
         </w:rPr>
-        <w:t xml:space="preserve">solicitó </w:t>
+        <w:t xml:space="preserve"/>
       </w:r>
       <w:r>
         <w:rPr>
@@ -1538,7 +1538,7 @@
           <w:lang w:eastAsia="es-ES"/>
           <w14:ligatures w14:val="none"/>
         </w:rPr>
-        <w:t xml:space="preserve">ante </w:t>
+        <w:t xml:space="preserve"/>
       </w:r>
       <w:r>
         <w:rPr>
@@ -1548,7 +1548,7 @@
           <w:lang w:val="es-ES" w:eastAsia="es-ES"/>
           <w14:ligatures w14:val="none"/>
         </w:rPr>
-        <w:t>Rímac</w:t>
+        <w:t/>
       </w:r>
       <w:r>
         <w:rPr>
@@ -1558,7 +1558,7 @@
           <w:lang w:eastAsia="es-ES"/>
           <w14:ligatures w14:val="none"/>
         </w:rPr>
-        <w:t xml:space="preserve"> </w:t>
+        <w:t xml:space="preserve"/>
       </w:r>
       <w:r>
         <w:rPr>
@@ -1568,7 +1568,7 @@
           <w:lang w:eastAsia="es-ES"/>
           <w14:ligatures w14:val="none"/>
         </w:rPr>
-        <w:t xml:space="preserve">la entrega de documentación vinculada al siniestro respecto de los seguros </w:t>
+        <w:t xml:space="preserve"/>
       </w:r>
       <w:r>
         <w:rPr>
@@ -1578,7 +1578,7 @@
           <w:lang w:eastAsia="es-ES"/>
           <w14:ligatures w14:val="none"/>
         </w:rPr>
-        <w:t xml:space="preserve">vehiculares </w:t>
+        <w:t xml:space="preserve"/>
       </w:r>
       <w:r>
         <w:rPr>
@@ -1588,7 +1588,7 @@
           <w:lang w:eastAsia="es-ES"/>
           <w14:ligatures w14:val="none"/>
         </w:rPr>
-        <w:t xml:space="preserve">contratados por el señor Tello y la señora Shiroma, </w:t>
+        <w:t xml:space="preserve"/>
       </w:r>
       <w:r>
         <w:rPr>
@@ -1598,7 +1598,7 @@
           <w:lang w:eastAsia="es-ES"/>
           <w14:ligatures w14:val="none"/>
         </w:rPr>
-        <w:t>ante lo cual la compañía aseguradora no cumplió con atender su solicitud.</w:t>
+        <w:t/>
       </w:r>
     </w:p>
     <w:p>
@@ -1645,7 +1645,7 @@
           <w:lang w:eastAsia="es-ES"/>
           <w14:ligatures w14:val="none"/>
         </w:rPr>
-        <w:t>El 26 de setiembre de 2025, sostuvo</w:t>
+        <w:t xml:space="preserve">El 26 de setiembre de 2025, sostuvo una comunicación telefónica con el señor [APELLIDO], en la cual este manifestó que desde la ocurrencia del accidente no había sido contactado por Rímac, que no había conversado con representante alguno de la compañía aseguradora y que no se le solicitó manifestar aceptación de responsabilidad ni conformidad para la activación de cobertura.</w:t>
       </w:r>
       <w:r>
         <w:rPr>
@@ -1655,7 +1655,7 @@
           <w:lang w:eastAsia="es-ES"/>
           <w14:ligatures w14:val="none"/>
         </w:rPr>
-        <w:t xml:space="preserve"> una</w:t>
+        <w:t xml:space="preserve"/>
       </w:r>
       <w:r>
         <w:rPr>
@@ -1665,7 +1665,7 @@
           <w:lang w:eastAsia="es-ES"/>
           <w14:ligatures w14:val="none"/>
         </w:rPr>
-        <w:t xml:space="preserve"> comunicación telefónica con el señor Tello, en la cual este manifestó que desde la ocurrencia del accidente no había sido contactado por </w:t>
+        <w:t xml:space="preserve"/>
       </w:r>
       <w:r>
         <w:rPr>
@@ -1675,7 +1675,7 @@
           <w:lang w:val="es-ES" w:eastAsia="es-ES"/>
           <w14:ligatures w14:val="none"/>
         </w:rPr>
-        <w:t>Rímac</w:t>
+        <w:t/>
       </w:r>
       <w:r>
         <w:rPr>
@@ -1685,7 +1685,7 @@
           <w:lang w:eastAsia="es-ES"/>
           <w14:ligatures w14:val="none"/>
         </w:rPr>
-        <w:t>, que no había conversado con representante alguno de la</w:t>
+        <w:t/>
       </w:r>
       <w:r>
         <w:rPr>
@@ -1695,7 +1695,7 @@
           <w:lang w:eastAsia="es-ES"/>
           <w14:ligatures w14:val="none"/>
         </w:rPr>
-        <w:t xml:space="preserve"> compañía</w:t>
+        <w:t xml:space="preserve"/>
       </w:r>
       <w:r>
         <w:rPr>
@@ -1705,7 +1705,7 @@
           <w:lang w:eastAsia="es-ES"/>
           <w14:ligatures w14:val="none"/>
         </w:rPr>
-        <w:t xml:space="preserve"> aseguradora y </w:t>
+        <w:t xml:space="preserve"/>
       </w:r>
       <w:r>
         <w:rPr>
@@ -1716,7 +1716,7 @@
           <w14:ligatures w14:val="none"/>
         </w:rPr>
         <w:lastRenderedPageBreak/>
-        <w:t>que no se le solicitó manifestar aceptación de responsabilidad ni conformidad para la activación de cobertura.</w:t>
+        <w:t/>
       </w:r>
     </w:p>
     <w:p>
@@ -1763,7 +1763,7 @@
           <w:lang w:eastAsia="es-ES"/>
           <w14:ligatures w14:val="none"/>
         </w:rPr>
-        <w:t>Hasta e</w:t>
+        <w:t xml:space="preserve">Hasta el 24 de setiembre de 2025, el señor [APELLIDO] ejerció el cargo de gerente general de Rímac, y desde el 25 de setiembre de 2025 el señor [APELLIDO] asumió la gerencia general de la compañía aseguradora, quienes participaron en la planificación y ejecución de acciones de gestión orientadas a proporcionar información incorrecta contenida en la carta del 12 de abril de 2024 y a no otorgar la cobertura solicitada respecto del siniestro ocurrido el 8 de setiembre de 2023, así como a no atender el reclamo del 19 de febrero de 2024 ni la solicitud de entrega de información presentada el 26 de agosto de 2024.</w:t>
       </w:r>
       <w:r>
         <w:rPr>
@@ -1773,7 +1773,7 @@
           <w:lang w:eastAsia="es-ES"/>
           <w14:ligatures w14:val="none"/>
         </w:rPr>
-        <w:t xml:space="preserve">l 24 de setiembre de 2025, el señor Ríos ejerció el cargo de gerente general de </w:t>
+        <w:t xml:space="preserve"/>
       </w:r>
       <w:r>
         <w:rPr>
@@ -1783,7 +1783,7 @@
           <w:lang w:val="es-ES" w:eastAsia="es-ES"/>
           <w14:ligatures w14:val="none"/>
         </w:rPr>
-        <w:t>Rímac</w:t>
+        <w:t/>
       </w:r>
       <w:r>
         <w:rPr>
@@ -1793,7 +1793,7 @@
           <w:lang w:eastAsia="es-ES"/>
           <w14:ligatures w14:val="none"/>
         </w:rPr>
-        <w:t xml:space="preserve">, y desde el 25 de setiembre de 2025 el señor Potesta asumió la gerencia general de la </w:t>
+        <w:t xml:space="preserve"/>
       </w:r>
       <w:r>
         <w:rPr>
@@ -1803,7 +1803,7 @@
           <w:lang w:eastAsia="es-ES"/>
           <w14:ligatures w14:val="none"/>
         </w:rPr>
-        <w:t>compañía aseguradora</w:t>
+        <w:t/>
       </w:r>
       <w:r>
         <w:rPr>
@@ -1813,7 +1813,7 @@
           <w:lang w:eastAsia="es-ES"/>
           <w14:ligatures w14:val="none"/>
         </w:rPr>
-        <w:t>, quienes</w:t>
+        <w:t/>
       </w:r>
       <w:r>
         <w:rPr>
@@ -1823,7 +1823,7 @@
           <w:lang w:eastAsia="es-ES"/>
           <w14:ligatures w14:val="none"/>
         </w:rPr>
-        <w:t xml:space="preserve"> </w:t>
+        <w:t xml:space="preserve"/>
       </w:r>
       <w:r>
         <w:rPr>
@@ -1833,7 +1833,7 @@
           <w:lang w:eastAsia="es-ES"/>
           <w14:ligatures w14:val="none"/>
         </w:rPr>
-        <w:t xml:space="preserve">participaron en la planificación y ejecución de acciones de gestión orientadas a </w:t>
+        <w:t xml:space="preserve"/>
       </w:r>
       <w:r>
         <w:rPr>
@@ -1843,7 +1843,7 @@
           <w:lang w:eastAsia="es-ES"/>
           <w14:ligatures w14:val="none"/>
         </w:rPr>
-        <w:t>proporcionar información incorrecta</w:t>
+        <w:t/>
       </w:r>
       <w:r>
         <w:rPr>
@@ -1853,7 +1853,7 @@
           <w:lang w:eastAsia="es-ES"/>
           <w14:ligatures w14:val="none"/>
         </w:rPr>
-        <w:t xml:space="preserve"> contenida en la carta del 12 de abril de 2024 y a no otorgar la cobertura solicitada respecto del siniestro ocurrido el 8 de setiembre de 2023, así como a no atender el reclamo </w:t>
+        <w:t xml:space="preserve"/>
       </w:r>
       <w:r>
         <w:rPr>
@@ -1863,7 +1863,7 @@
           <w:lang w:eastAsia="es-ES"/>
           <w14:ligatures w14:val="none"/>
         </w:rPr>
-        <w:t>d</w:t>
+        <w:t/>
       </w:r>
       <w:r>
         <w:rPr>
@@ -1873,7 +1873,7 @@
           <w:lang w:eastAsia="es-ES"/>
           <w14:ligatures w14:val="none"/>
         </w:rPr>
-        <w:t xml:space="preserve">el 19 de febrero de 2024 ni </w:t>
+        <w:t xml:space="preserve"/>
       </w:r>
       <w:r>
         <w:rPr>
@@ -1883,7 +1883,7 @@
           <w:lang w:eastAsia="es-ES"/>
           <w14:ligatures w14:val="none"/>
         </w:rPr>
-        <w:t>la solicitud de entrega de información presentada</w:t>
+        <w:t/>
       </w:r>
       <w:r>
         <w:rPr>
@@ -1893,7 +1893,7 @@
           <w:lang w:eastAsia="es-ES"/>
           <w14:ligatures w14:val="none"/>
         </w:rPr>
-        <w:t xml:space="preserve"> el 26 de agosto de 2024.</w:t>
+        <w:t xml:space="preserve"/>
       </w:r>
     </w:p>
     <w:p>
@@ -2078,7 +2078,7 @@
           <w:lang w:val="es-ES" w:eastAsia="es-ES"/>
           <w14:ligatures w14:val="none"/>
         </w:rPr>
-        <w:t xml:space="preserve">El </w:t>
+        <w:t xml:space="preserve">El señor [APELLIDO] solicitó, en calidad de medida correctiva, que: (i) Rimac proceda con otorgar la cobertura de responsabilidad civil frente a terceros equivalente al daño ocasionado en el vehículo siniestrado, otorgándole el monto ascendente a S/ 22 554,65, así como los intereses legales devengados a la fecha; debiendo considerarse que ya se ha cumplido con el pago al taller autorizado para este propósito; (ii) se remita una carta de disculpas al denunciante; y, (iii) se atienda por escrito cada uno de los reclamos pendientes. Asimismo, requirió el reembolso de costos y costas del presente procedimiento. </w:t>
       </w:r>
       <w:r>
         <w:rPr>
@@ -2086,7 +2086,7 @@
           <w:kern w:val="0"/>
           <w14:ligatures w14:val="none"/>
         </w:rPr>
-        <w:t xml:space="preserve">señor </w:t>
+        <w:t xml:space="preserve"/>
       </w:r>
       <w:r>
         <w:rPr>
@@ -2094,7 +2094,7 @@
           <w:kern w:val="0"/>
           <w14:ligatures w14:val="none"/>
         </w:rPr>
-        <w:t xml:space="preserve">Peña </w:t>
+        <w:t xml:space="preserve"/>
       </w:r>
       <w:r>
         <w:rPr>
@@ -2104,7 +2104,7 @@
           <w:lang w:val="es-ES" w:eastAsia="es-ES"/>
           <w14:ligatures w14:val="none"/>
         </w:rPr>
-        <w:t>solicitó, en calidad de medida correctiva, que</w:t>
+        <w:t/>
       </w:r>
       <w:bookmarkStart w:id="2" w:name="_Hlk206587071"/>
       <w:r>
@@ -2115,7 +2115,7 @@
           <w:lang w:val="es-ES" w:eastAsia="es-ES"/>
           <w14:ligatures w14:val="none"/>
         </w:rPr>
-        <w:t xml:space="preserve">: (i) Rimac proceda con otorgar la cobertura </w:t>
+        <w:t xml:space="preserve"/>
       </w:r>
       <w:r>
         <w:rPr>
@@ -2125,7 +2125,7 @@
           <w:lang w:val="es-ES" w:eastAsia="es-ES"/>
           <w14:ligatures w14:val="none"/>
         </w:rPr>
-        <w:t xml:space="preserve">de responsabilidad civil frente a terceros </w:t>
+        <w:t xml:space="preserve"/>
       </w:r>
       <w:r>
         <w:rPr>
@@ -2135,7 +2135,7 @@
           <w:lang w:val="es-ES" w:eastAsia="es-ES"/>
           <w14:ligatures w14:val="none"/>
         </w:rPr>
-        <w:t xml:space="preserve">equivalente al daño ocasionado en </w:t>
+        <w:t xml:space="preserve"/>
       </w:r>
       <w:r>
         <w:rPr>
@@ -2145,7 +2145,7 @@
           <w:lang w:val="es-ES" w:eastAsia="es-ES"/>
           <w14:ligatures w14:val="none"/>
         </w:rPr>
-        <w:t xml:space="preserve">el </w:t>
+        <w:t xml:space="preserve"/>
       </w:r>
       <w:r>
         <w:rPr>
@@ -2155,7 +2155,7 @@
           <w:lang w:eastAsia="es-ES"/>
           <w14:ligatures w14:val="none"/>
         </w:rPr>
-        <w:t>vehículo siniestrado</w:t>
+        <w:t/>
       </w:r>
       <w:r>
         <w:rPr>
@@ -2165,7 +2165,7 @@
           <w:lang w:val="es-ES" w:eastAsia="es-ES"/>
           <w14:ligatures w14:val="none"/>
         </w:rPr>
-        <w:t xml:space="preserve">, </w:t>
+        <w:t xml:space="preserve"/>
       </w:r>
       <w:r>
         <w:rPr>
@@ -2175,7 +2175,7 @@
           <w:lang w:val="es-ES" w:eastAsia="es-ES"/>
           <w14:ligatures w14:val="none"/>
         </w:rPr>
-        <w:t>otorgándole</w:t>
+        <w:t/>
       </w:r>
       <w:r>
         <w:rPr>
@@ -2185,7 +2185,7 @@
           <w:lang w:val="es-ES" w:eastAsia="es-ES"/>
           <w14:ligatures w14:val="none"/>
         </w:rPr>
-        <w:t xml:space="preserve"> el monto ascendente a S/ 22 554</w:t>
+        <w:t xml:space="preserve"/>
       </w:r>
       <w:r>
         <w:rPr>
@@ -2195,7 +2195,7 @@
           <w:lang w:val="es-ES" w:eastAsia="es-ES"/>
           <w14:ligatures w14:val="none"/>
         </w:rPr>
-        <w:t>,</w:t>
+        <w:t/>
       </w:r>
       <w:r>
         <w:rPr>
@@ -2205,7 +2205,7 @@
           <w:lang w:val="es-ES" w:eastAsia="es-ES"/>
           <w14:ligatures w14:val="none"/>
         </w:rPr>
-        <w:t>65, así como los intereses legales devengados a la fecha; debiendo considerarse que ya se ha cumplido con el pago al taller autorizado para este propósito</w:t>
+        <w:t/>
       </w:r>
       <w:r>
         <w:rPr>
@@ -2215,7 +2215,7 @@
           <w:lang w:val="es-ES" w:eastAsia="es-ES"/>
           <w14:ligatures w14:val="none"/>
         </w:rPr>
-        <w:t>; (</w:t>
+        <w:t/>
       </w:r>
       <w:proofErr w:type="spellStart"/>
       <w:r>
@@ -2226,7 +2226,7 @@
           <w:lang w:val="es-ES" w:eastAsia="es-ES"/>
           <w14:ligatures w14:val="none"/>
         </w:rPr>
-        <w:t>ii</w:t>
+        <w:t/>
       </w:r>
       <w:proofErr w:type="spellEnd"/>
       <w:r>
@@ -2237,7 +2237,7 @@
           <w:lang w:val="es-ES" w:eastAsia="es-ES"/>
           <w14:ligatures w14:val="none"/>
         </w:rPr>
-        <w:t>) se remita una carta de disculpas al denunciante; y, (</w:t>
+        <w:t/>
       </w:r>
       <w:proofErr w:type="spellStart"/>
       <w:r>
@@ -2248,7 +2248,7 @@
           <w:lang w:val="es-ES" w:eastAsia="es-ES"/>
           <w14:ligatures w14:val="none"/>
         </w:rPr>
-        <w:t>iii</w:t>
+        <w:t/>
       </w:r>
       <w:proofErr w:type="spellEnd"/>
       <w:r>
@@ -2259,7 +2259,7 @@
           <w:lang w:val="es-ES" w:eastAsia="es-ES"/>
           <w14:ligatures w14:val="none"/>
         </w:rPr>
-        <w:t>) se atienda por escrito cada uno de los reclamos pendientes.</w:t>
+        <w:t/>
       </w:r>
       <w:r>
         <w:rPr>
@@ -2269,7 +2269,7 @@
           <w:lang w:val="es-ES" w:eastAsia="es-ES"/>
           <w14:ligatures w14:val="none"/>
         </w:rPr>
-        <w:t xml:space="preserve"> Asimismo, requirió el reembolso de costos y costas del presente procedimiento.</w:t>
+        <w:t xml:space="preserve"/>
       </w:r>
       <w:r>
         <w:rPr>
@@ -2279,7 +2279,7 @@
           <w:lang w:val="es-ES" w:eastAsia="es-ES"/>
           <w14:ligatures w14:val="none"/>
         </w:rPr>
-        <w:t xml:space="preserve"> </w:t>
+        <w:t xml:space="preserve"/>
       </w:r>
     </w:p>
     <w:bookmarkEnd w:id="2"/>
@@ -3205,15 +3205,15 @@
           <w:lang w:eastAsia="es-PE"/>
           <w14:ligatures w14:val="none"/>
         </w:rPr>
-        <w:t xml:space="preserve">Además, la Secretaría Técnica, en ejercicio de sus facultades, considera </w:t>
-      </w:r>
-      <w:r>
-        <w:rPr>
-          <w:rFonts w:ascii="Arial Narrow" w:eastAsia="Arial Narrow" w:hAnsi="Arial Narrow" w:cs="Arial"/>
-          <w:kern w:val="0"/>
-          <w14:ligatures w14:val="none"/>
-        </w:rPr>
-        <w:t xml:space="preserve">que el hecho denunciado, consistente en que </w:t>
+        <w:t xml:space="preserve">Además, la Secretaría Técnica, en ejercicio de sus facultades, considera que el hecho denunciado, consistente en que el señor [APELLIDO] Alfredo Ríos Sarmiento sería responsable solidario de las presuntas infracciones cometidas por Rímac Seguros y Reaseguros S.A., quien ostentaba la condición de gerente general de la compañía aseguradora hasta el 24 de setiembre de 2025, por participar en la planificación y ejecución de acciones de gestión orientadas a proporcionar al denunciante información incorrecta contenida en la carta del 12 de abril de 2024, a no otorgar la cobertura solicitada respecto del siniestro ocurrido el 8 de setiembre de 2023, así como a negarse a recibir el reclamo del 19 de febrero de 2024 ni la solicitud de entrega de información presentada el 26 de agosto de 2024. Por consiguiente, corresponde calificar el hecho materia de denuncia como una presunta infracción al artículo 111 del Código. </w:t>
+      </w:r>
+      <w:r>
+        <w:rPr>
+          <w:rFonts w:ascii="Arial Narrow" w:eastAsia="Arial Narrow" w:hAnsi="Arial Narrow" w:cs="Arial"/>
+          <w:kern w:val="0"/>
+          <w14:ligatures w14:val="none"/>
+        </w:rPr>
+        <w:t xml:space="preserve"/>
       </w:r>
       <w:r>
         <w:rPr>
@@ -3223,7 +3223,7 @@
           <w:lang w:eastAsia="es-PE"/>
           <w14:ligatures w14:val="none"/>
         </w:rPr>
-        <w:t xml:space="preserve">el señor Fernando Alfredo Ríos Sarmiento sería responsable solidario de las presuntas infracciones cometidas por </w:t>
+        <w:t xml:space="preserve"/>
       </w:r>
       <w:r>
         <w:rPr>
@@ -3233,7 +3233,7 @@
           <w:lang w:eastAsia="es-PE"/>
           <w14:ligatures w14:val="none"/>
         </w:rPr>
-        <w:t>Rímac Seguros y Reaseguros S.A., quien ostentaba la condición de gerente general de la compañía aseguradora hasta el 24 de setiembre de 2025, por participar en la planificación y ejecución de acciones de gestión orientadas a proporcionar al denunciante información incorrecta contenida en la carta del 12 de abril de 2024, a no otorgar la cobertura solicitada respecto del siniestro ocurrido el 8 de setiembre de 2023, así como a negarse a recibir el reclamo del 19 de febrero de 2024 ni la solicitud de entrega de información presentada el 26 de agosto de 2024</w:t>
+        <w:t/>
       </w:r>
       <w:r>
         <w:rPr>
@@ -3244,7 +3244,7 @@
           <w:lang w:eastAsia="es-PE"/>
           <w14:ligatures w14:val="none"/>
         </w:rPr>
-        <w:t>. Por consiguiente, corresponde calificar el hecho materia de denuncia como una presunta infracción al artículo 111 del Código</w:t>
+        <w:t/>
       </w:r>
       <w:r>
         <w:rPr>
@@ -3265,7 +3265,7 @@
           <w:lang w:eastAsia="es-PE"/>
           <w14:ligatures w14:val="none"/>
         </w:rPr>
-        <w:t xml:space="preserve">. </w:t>
+        <w:t xml:space="preserve"/>
       </w:r>
     </w:p>
     <w:p>
@@ -3304,15 +3304,15 @@
           <w:lang w:eastAsia="es-PE"/>
           <w14:ligatures w14:val="none"/>
         </w:rPr>
-        <w:t xml:space="preserve">Además, la Secretaría Técnica, en ejercicio de sus facultades, considera </w:t>
-      </w:r>
-      <w:r>
-        <w:rPr>
-          <w:rFonts w:ascii="Arial Narrow" w:eastAsia="Arial Narrow" w:hAnsi="Arial Narrow" w:cs="Arial"/>
-          <w:kern w:val="0"/>
-          <w14:ligatures w14:val="none"/>
-        </w:rPr>
-        <w:t xml:space="preserve">que el hecho denunciado, consistente en que </w:t>
+        <w:t xml:space="preserve">Además, la Secretaría Técnica, en ejercicio de sus facultades, considera que el hecho denunciado, consistente en que el señor [APELLIDO] Luis Ángel Potesta Martínez sería responsable solidario de las presuntas infracciones cometidas por Rímac Seguros y Reaseguros S.A., quien ostenta la condición de gerente general de la compañía aseguradora desde el 25 de setiembre de 2025, por participar en la planificación y ejecución de acciones de gestión orientadas a no otorgar la cobertura solicitada respecto del siniestro ocurrido el 8 de setiembre de 2023, así como a negarse a recibir el reclamo del 19 de febrero de 2024 ni la solicitud de entrega de información presentada el 26 de agosto de 2024. Por consiguiente, corresponde calificar el hecho materia de denuncia como una presunta infracción al artículo 111 del Código. </w:t>
+      </w:r>
+      <w:r>
+        <w:rPr>
+          <w:rFonts w:ascii="Arial Narrow" w:eastAsia="Arial Narrow" w:hAnsi="Arial Narrow" w:cs="Arial"/>
+          <w:kern w:val="0"/>
+          <w14:ligatures w14:val="none"/>
+        </w:rPr>
+        <w:t xml:space="preserve"/>
       </w:r>
       <w:r>
         <w:rPr>
@@ -3322,7 +3322,7 @@
           <w:lang w:eastAsia="es-PE"/>
           <w14:ligatures w14:val="none"/>
         </w:rPr>
-        <w:t xml:space="preserve">el señor Mario Luis Ángel Potesta Martínez sería responsable solidario de las presuntas infracciones cometidas por </w:t>
+        <w:t xml:space="preserve"/>
       </w:r>
       <w:r>
         <w:rPr>
@@ -3332,7 +3332,7 @@
           <w:lang w:eastAsia="es-PE"/>
           <w14:ligatures w14:val="none"/>
         </w:rPr>
-        <w:t>Rímac Seguros y Reaseguros S.A., quien ostenta la condición de gerente general de la compañía aseguradora desde el 25 de setiembre de 2025, por participar en la planificación y ejecución de acciones de gestión orientadas a no otorgar la cobertura solicitada respecto del siniestro ocurrido el 8 de setiembre de 2023, así como a negarse a recibir el reclamo del 19 de febrero de 2024 ni la solicitud de entrega de información presentada el 26 de agosto de 2024</w:t>
+        <w:t/>
       </w:r>
       <w:r>
         <w:rPr>
@@ -3343,7 +3343,7 @@
           <w:lang w:eastAsia="es-PE"/>
           <w14:ligatures w14:val="none"/>
         </w:rPr>
-        <w:t>. Por consiguiente, corresponde calificar el hecho materia de denuncia como una presunta infracción al artículo 111 del Código</w:t>
+        <w:t/>
       </w:r>
       <w:r>
         <w:rPr>
@@ -3364,7 +3364,7 @@
           <w:lang w:eastAsia="es-PE"/>
           <w14:ligatures w14:val="none"/>
         </w:rPr>
-        <w:t xml:space="preserve">. </w:t>
+        <w:t xml:space="preserve"/>
       </w:r>
     </w:p>
     <w:p>
@@ -3953,7 +3953,7 @@
           <w:lang w:eastAsia="es-PE"/>
           <w14:ligatures w14:val="none"/>
         </w:rPr>
-        <w:t xml:space="preserve">PRIMERO: </w:t>
+        <w:t xml:space="preserve">PRIMERO: admitir a trámite la denuncia del 8 de enero de 2026, complementado con el escrito del 16 de enero de 2026, subsanada mediante escrito del 5 de febrero de 2026, interpuesta por el señor [DENUNCIANTE] contra Rímac Seguros y Reaseguros S.A., el señor [APELLIDO] Alfredo Ríos Sarmiento y el señor [APELLIDO] Luis Ángel Potesta Martínez, por lo siguiente:</w:t>
       </w:r>
       <w:r>
         <w:rPr>
@@ -3964,7 +3964,7 @@
           <w:lang w:eastAsia="es-PE"/>
           <w14:ligatures w14:val="none"/>
         </w:rPr>
-        <w:t xml:space="preserve">admitir a trámite la denuncia del </w:t>
+        <w:t xml:space="preserve"/>
       </w:r>
       <w:r>
         <w:rPr>
@@ -3974,7 +3974,7 @@
           <w:lang w:val="es-ES" w:eastAsia="es-ES"/>
           <w14:ligatures w14:val="none"/>
         </w:rPr>
-        <w:t>8 de enero de 2026, complementado con el escrito del 16 de enero de 2026, subsanada mediante escrito del 5 de febrero de 2026</w:t>
+        <w:t/>
       </w:r>
       <w:r>
         <w:rPr>
@@ -3984,7 +3984,7 @@
           <w:lang w:val="es-ES" w:eastAsia="es-ES"/>
           <w14:ligatures w14:val="none"/>
         </w:rPr>
-        <w:t xml:space="preserve">, </w:t>
+        <w:t xml:space="preserve"/>
       </w:r>
       <w:r>
         <w:rPr>
@@ -3995,7 +3995,7 @@
           <w:lang w:eastAsia="es-PE"/>
           <w14:ligatures w14:val="none"/>
         </w:rPr>
-        <w:t xml:space="preserve">interpuesta por el </w:t>
+        <w:t xml:space="preserve"/>
       </w:r>
       <w:r>
         <w:rPr>
@@ -4005,7 +4005,7 @@
           <w:kern w:val="0"/>
           <w14:ligatures w14:val="none"/>
         </w:rPr>
-        <w:t xml:space="preserve">señor </w:t>
+        <w:t xml:space="preserve"/>
       </w:r>
       <w:r>
         <w:rPr>
@@ -4016,7 +4016,7 @@
           <w:lang w:eastAsia="es-PE"/>
           <w14:ligatures w14:val="none"/>
         </w:rPr>
-        <w:t>José Godofredo Peña Hospinal</w:t>
+        <w:t/>
       </w:r>
       <w:r>
         <w:rPr>
@@ -4027,14 +4027,14 @@
           <w:lang w:eastAsia="es-PE"/>
           <w14:ligatures w14:val="none"/>
         </w:rPr>
-        <w:t xml:space="preserve"> contra </w:t>
+        <w:t xml:space="preserve"/>
       </w:r>
       <w:r>
         <w:rPr>
           <w:rFonts w:ascii="Arial Narrow" w:eastAsia="Arial Narrow" w:hAnsi="Arial Narrow" w:cs="Arial Narrow"/>
           <w:bCs/>
         </w:rPr>
-        <w:t>Rímac Seguros y Reaseguros S.A., el señor Fernando Alfredo Ríos Sarmiento y el señor Mario Luis Ángel Potesta Martínez</w:t>
+        <w:t/>
       </w:r>
       <w:r>
         <w:rPr>
@@ -4045,7 +4045,7 @@
           <w:lang w:eastAsia="es-PE"/>
           <w14:ligatures w14:val="none"/>
         </w:rPr>
-        <w:t xml:space="preserve">, </w:t>
+        <w:t xml:space="preserve"/>
       </w:r>
       <w:r>
         <w:rPr>
@@ -4056,7 +4056,7 @@
           <w:lang w:eastAsia="es-PE"/>
           <w14:ligatures w14:val="none"/>
         </w:rPr>
-        <w:t>por lo siguiente:</w:t>
+        <w:t/>
       </w:r>
     </w:p>
     <w:p>
@@ -4850,7 +4850,7 @@
           <w:kern w:val="0"/>
           <w14:ligatures w14:val="none"/>
         </w:rPr>
-        <w:t xml:space="preserve">Presunta infracción al artículo 111 de la Ley </w:t>
+        <w:t xml:space="preserve">Presunta infracción al artículo 111 de la Ley  29571, Código de Protección y Defensa del Consumidor, en tanto el señor [APELLIDO] Alfredo Ríos Sarmiento sería responsable solidario de las presuntas infracciones cometidas por Rímac Seguros y Reaseguros S.A., quien ostentaba la condición de gerente general de la compañía aseguradora hasta el 24 de setiembre de 2025, por participar en la planificación y ejecución de acciones de gestión orientadas a proporcionar al denunciante información incorrecta contenida en la carta del 12 de abril de 2024, a no otorgar la cobertura solicitada respecto del siniestro ocurrido el 8 de setiembre de 2023, así como a negarse a recibir el reclamo del 19 de febrero de 2024 ni la solicitud de entrega de información presentada el 26 de agosto de 2024.</w:t>
       </w:r>
       <w:proofErr w:type="spellStart"/>
       <w:r>
@@ -4868,15 +4868,15 @@
           <w:kern w:val="0"/>
           <w14:ligatures w14:val="none"/>
         </w:rPr>
-        <w:t xml:space="preserve"> </w:t>
-      </w:r>
-      <w:r>
-        <w:rPr>
-          <w:rFonts w:ascii="Arial Narrow" w:eastAsia="Arial Narrow" w:hAnsi="Arial Narrow" w:cs="Arial Narrow"/>
-          <w:kern w:val="0"/>
-          <w14:ligatures w14:val="none"/>
-        </w:rPr>
-        <w:t xml:space="preserve">29571, Código de Protección y Defensa del Consumidor, en tanto el señor </w:t>
+        <w:t xml:space="preserve"/>
+      </w:r>
+      <w:r>
+        <w:rPr>
+          <w:rFonts w:ascii="Arial Narrow" w:eastAsia="Arial Narrow" w:hAnsi="Arial Narrow" w:cs="Arial Narrow"/>
+          <w:kern w:val="0"/>
+          <w14:ligatures w14:val="none"/>
+        </w:rPr>
+        <w:t xml:space="preserve"/>
       </w:r>
       <w:r>
         <w:rPr>
@@ -4885,87 +4885,87 @@
           <w:kern w:val="0"/>
           <w14:ligatures w14:val="none"/>
         </w:rPr>
-        <w:t xml:space="preserve">Fernando Alfredo Ríos Sarmiento </w:t>
-      </w:r>
-      <w:r>
-        <w:rPr>
-          <w:rFonts w:ascii="Arial Narrow" w:eastAsia="Arial Narrow" w:hAnsi="Arial Narrow" w:cs="Arial Narrow"/>
-          <w:kern w:val="0"/>
-          <w14:ligatures w14:val="none"/>
-        </w:rPr>
-        <w:t xml:space="preserve">sería responsable solidario de las presuntas infracciones cometidas por </w:t>
-      </w:r>
-      <w:r>
-        <w:rPr>
-          <w:rFonts w:ascii="Arial Narrow" w:eastAsia="Arial Narrow" w:hAnsi="Arial Narrow" w:cs="Arial Narrow"/>
-          <w:kern w:val="0"/>
-          <w14:ligatures w14:val="none"/>
-        </w:rPr>
-        <w:t>Rímac Seguros y Reaseguros S.A.</w:t>
-      </w:r>
-      <w:r>
-        <w:rPr>
-          <w:rFonts w:ascii="Arial Narrow" w:eastAsia="Arial Narrow" w:hAnsi="Arial Narrow" w:cs="Arial Narrow"/>
-          <w:kern w:val="0"/>
-          <w14:ligatures w14:val="none"/>
-        </w:rPr>
-        <w:t xml:space="preserve">, </w:t>
-      </w:r>
-      <w:r>
-        <w:rPr>
-          <w:rFonts w:ascii="Arial Narrow" w:eastAsia="Arial Narrow" w:hAnsi="Arial Narrow" w:cs="Arial Narrow"/>
-          <w:kern w:val="0"/>
-          <w14:ligatures w14:val="none"/>
-        </w:rPr>
-        <w:t>quien</w:t>
-      </w:r>
-      <w:r>
-        <w:rPr>
-          <w:rFonts w:ascii="Arial Narrow" w:eastAsia="Arial Narrow" w:hAnsi="Arial Narrow" w:cs="Arial Narrow"/>
-          <w:kern w:val="0"/>
-          <w14:ligatures w14:val="none"/>
-        </w:rPr>
-        <w:t xml:space="preserve"> </w:t>
-      </w:r>
-      <w:r>
-        <w:rPr>
-          <w:rFonts w:ascii="Arial Narrow" w:eastAsia="Arial Narrow" w:hAnsi="Arial Narrow" w:cs="Arial Narrow"/>
-          <w:kern w:val="0"/>
-          <w14:ligatures w14:val="none"/>
-        </w:rPr>
-        <w:t>ostentaba la condición de gerente general de la compañía aseguradora hasta el 24 de setiembre de 2025</w:t>
-      </w:r>
-      <w:r>
-        <w:rPr>
-          <w:rFonts w:ascii="Arial Narrow" w:eastAsia="Arial Narrow" w:hAnsi="Arial Narrow" w:cs="Arial Narrow"/>
-          <w:kern w:val="0"/>
-          <w14:ligatures w14:val="none"/>
-        </w:rPr>
-        <w:t xml:space="preserve">, por participar en la planificación y ejecución de acciones de gestión orientadas a proporcionar al denunciante información incorrecta contenida en la carta del 12 de abril de 2024, a no otorgar la cobertura solicitada respecto del siniestro ocurrido el 8 de setiembre de 2023, así como a </w:t>
-      </w:r>
-      <w:r>
-        <w:rPr>
-          <w:rFonts w:ascii="Arial Narrow" w:eastAsia="Arial Narrow" w:hAnsi="Arial Narrow" w:cs="Arial Narrow"/>
-          <w:kern w:val="0"/>
-          <w14:ligatures w14:val="none"/>
-        </w:rPr>
-        <w:t>negarse a</w:t>
-      </w:r>
-      <w:r>
-        <w:rPr>
-          <w:rFonts w:ascii="Arial Narrow" w:eastAsia="Arial Narrow" w:hAnsi="Arial Narrow" w:cs="Arial Narrow"/>
-          <w:kern w:val="0"/>
-          <w14:ligatures w14:val="none"/>
-        </w:rPr>
-        <w:t xml:space="preserve"> recibir el reclamo </w:t>
-      </w:r>
-      <w:r>
-        <w:rPr>
-          <w:rFonts w:ascii="Arial Narrow" w:eastAsia="Arial Narrow" w:hAnsi="Arial Narrow" w:cs="Arial Narrow"/>
-          <w:kern w:val="0"/>
-          <w14:ligatures w14:val="none"/>
-        </w:rPr>
-        <w:t>del 19 de febrero de 2024 ni la solicitud de entrega de información presentada el 26 de agosto de 2024.</w:t>
+        <w:t xml:space="preserve"/>
+      </w:r>
+      <w:r>
+        <w:rPr>
+          <w:rFonts w:ascii="Arial Narrow" w:eastAsia="Arial Narrow" w:hAnsi="Arial Narrow" w:cs="Arial Narrow"/>
+          <w:kern w:val="0"/>
+          <w14:ligatures w14:val="none"/>
+        </w:rPr>
+        <w:t xml:space="preserve"/>
+      </w:r>
+      <w:r>
+        <w:rPr>
+          <w:rFonts w:ascii="Arial Narrow" w:eastAsia="Arial Narrow" w:hAnsi="Arial Narrow" w:cs="Arial Narrow"/>
+          <w:kern w:val="0"/>
+          <w14:ligatures w14:val="none"/>
+        </w:rPr>
+        <w:t/>
+      </w:r>
+      <w:r>
+        <w:rPr>
+          <w:rFonts w:ascii="Arial Narrow" w:eastAsia="Arial Narrow" w:hAnsi="Arial Narrow" w:cs="Arial Narrow"/>
+          <w:kern w:val="0"/>
+          <w14:ligatures w14:val="none"/>
+        </w:rPr>
+        <w:t xml:space="preserve"/>
+      </w:r>
+      <w:r>
+        <w:rPr>
+          <w:rFonts w:ascii="Arial Narrow" w:eastAsia="Arial Narrow" w:hAnsi="Arial Narrow" w:cs="Arial Narrow"/>
+          <w:kern w:val="0"/>
+          <w14:ligatures w14:val="none"/>
+        </w:rPr>
+        <w:t/>
+      </w:r>
+      <w:r>
+        <w:rPr>
+          <w:rFonts w:ascii="Arial Narrow" w:eastAsia="Arial Narrow" w:hAnsi="Arial Narrow" w:cs="Arial Narrow"/>
+          <w:kern w:val="0"/>
+          <w14:ligatures w14:val="none"/>
+        </w:rPr>
+        <w:t xml:space="preserve"/>
+      </w:r>
+      <w:r>
+        <w:rPr>
+          <w:rFonts w:ascii="Arial Narrow" w:eastAsia="Arial Narrow" w:hAnsi="Arial Narrow" w:cs="Arial Narrow"/>
+          <w:kern w:val="0"/>
+          <w14:ligatures w14:val="none"/>
+        </w:rPr>
+        <w:t/>
+      </w:r>
+      <w:r>
+        <w:rPr>
+          <w:rFonts w:ascii="Arial Narrow" w:eastAsia="Arial Narrow" w:hAnsi="Arial Narrow" w:cs="Arial Narrow"/>
+          <w:kern w:val="0"/>
+          <w14:ligatures w14:val="none"/>
+        </w:rPr>
+        <w:t xml:space="preserve"/>
+      </w:r>
+      <w:r>
+        <w:rPr>
+          <w:rFonts w:ascii="Arial Narrow" w:eastAsia="Arial Narrow" w:hAnsi="Arial Narrow" w:cs="Arial Narrow"/>
+          <w:kern w:val="0"/>
+          <w14:ligatures w14:val="none"/>
+        </w:rPr>
+        <w:t/>
+      </w:r>
+      <w:r>
+        <w:rPr>
+          <w:rFonts w:ascii="Arial Narrow" w:eastAsia="Arial Narrow" w:hAnsi="Arial Narrow" w:cs="Arial Narrow"/>
+          <w:kern w:val="0"/>
+          <w14:ligatures w14:val="none"/>
+        </w:rPr>
+        <w:t xml:space="preserve"/>
+      </w:r>
+      <w:r>
+        <w:rPr>
+          <w:rFonts w:ascii="Arial Narrow" w:eastAsia="Arial Narrow" w:hAnsi="Arial Narrow" w:cs="Arial Narrow"/>
+          <w:kern w:val="0"/>
+          <w14:ligatures w14:val="none"/>
+        </w:rPr>
+        <w:t/>
       </w:r>
     </w:p>
     <w:p>
@@ -5005,7 +5005,7 @@
           <w:kern w:val="0"/>
           <w14:ligatures w14:val="none"/>
         </w:rPr>
-        <w:t xml:space="preserve">Presunta infracción al artículo 111 de la Ley </w:t>
+        <w:t xml:space="preserve">Presunta infracción al artículo 111 de la Ley  29571, Código de Protección y Defensa del Consumidor, en tanto el señor [APELLIDO] Luis Ángel Potesta Martínez sería responsable solidario de las presuntas infracciones cometidas por Rímac Seguros y Reaseguros S.A., quien ostenta la condición de gerente general de la compañía aseguradora desde el 25 de setiembre de 2025, por participar en la planificación y ejecución de acciones de gestión orientadas a no otorgar la cobertura solicitada respecto del siniestro ocurrido el 8 de setiembre de 2023, así como a negarse a recibir el reclamo del 19 de febrero de 2024 ni la solicitud de entrega de información presentada el 26 de agosto de 2024.</w:t>
       </w:r>
       <w:proofErr w:type="spellStart"/>
       <w:r>
@@ -5023,15 +5023,15 @@
           <w:kern w:val="0"/>
           <w14:ligatures w14:val="none"/>
         </w:rPr>
-        <w:t xml:space="preserve"> </w:t>
-      </w:r>
-      <w:r>
-        <w:rPr>
-          <w:rFonts w:ascii="Arial Narrow" w:eastAsia="Arial Narrow" w:hAnsi="Arial Narrow" w:cs="Arial Narrow"/>
-          <w:kern w:val="0"/>
-          <w14:ligatures w14:val="none"/>
-        </w:rPr>
-        <w:t xml:space="preserve">29571, Código de Protección y Defensa del Consumidor, en tanto el señor </w:t>
+        <w:t xml:space="preserve"/>
+      </w:r>
+      <w:r>
+        <w:rPr>
+          <w:rFonts w:ascii="Arial Narrow" w:eastAsia="Arial Narrow" w:hAnsi="Arial Narrow" w:cs="Arial Narrow"/>
+          <w:kern w:val="0"/>
+          <w14:ligatures w14:val="none"/>
+        </w:rPr>
+        <w:t xml:space="preserve"/>
       </w:r>
       <w:r>
         <w:rPr>
@@ -5040,71 +5040,71 @@
           <w:kern w:val="0"/>
           <w14:ligatures w14:val="none"/>
         </w:rPr>
-        <w:t xml:space="preserve">Mario Luis Ángel Potesta Martínez </w:t>
-      </w:r>
-      <w:r>
-        <w:rPr>
-          <w:rFonts w:ascii="Arial Narrow" w:eastAsia="Arial Narrow" w:hAnsi="Arial Narrow" w:cs="Arial Narrow"/>
-          <w:kern w:val="0"/>
-          <w14:ligatures w14:val="none"/>
-        </w:rPr>
-        <w:t xml:space="preserve">sería responsable solidario de las presuntas infracciones cometidas por </w:t>
-      </w:r>
-      <w:r>
-        <w:rPr>
-          <w:rFonts w:ascii="Arial Narrow" w:eastAsia="Arial Narrow" w:hAnsi="Arial Narrow" w:cs="Arial Narrow"/>
-          <w:kern w:val="0"/>
-          <w14:ligatures w14:val="none"/>
-        </w:rPr>
-        <w:t>Rímac Seguros y Reaseguros S.A.</w:t>
-      </w:r>
-      <w:r>
-        <w:rPr>
-          <w:rFonts w:ascii="Arial Narrow" w:eastAsia="Arial Narrow" w:hAnsi="Arial Narrow" w:cs="Arial Narrow"/>
-          <w:kern w:val="0"/>
-          <w14:ligatures w14:val="none"/>
-        </w:rPr>
-        <w:t xml:space="preserve">, </w:t>
-      </w:r>
-      <w:r>
-        <w:rPr>
-          <w:rFonts w:ascii="Arial Narrow" w:eastAsia="Arial Narrow" w:hAnsi="Arial Narrow" w:cs="Arial Narrow"/>
-          <w:kern w:val="0"/>
-          <w14:ligatures w14:val="none"/>
-        </w:rPr>
-        <w:t>quien ostenta la condición de gerente general de la compañía aseguradora desde el 25 de setiembre de 2025</w:t>
-      </w:r>
-      <w:r>
-        <w:rPr>
-          <w:rFonts w:ascii="Arial Narrow" w:eastAsia="Arial Narrow" w:hAnsi="Arial Narrow" w:cs="Arial Narrow"/>
-          <w:kern w:val="0"/>
-          <w14:ligatures w14:val="none"/>
-        </w:rPr>
-        <w:t xml:space="preserve">, por participar en la planificación y ejecución de acciones de gestión orientadas a no otorgar la cobertura solicitada respecto del siniestro ocurrido el 8 de setiembre de 2023, así </w:t>
-      </w:r>
-      <w:r>
-        <w:rPr>
-          <w:rFonts w:ascii="Arial Narrow" w:eastAsia="Arial Narrow" w:hAnsi="Arial Narrow" w:cs="Arial Narrow"/>
-          <w:kern w:val="0"/>
-          <w14:ligatures w14:val="none"/>
-        </w:rPr>
-        <w:t xml:space="preserve">como a negarse a recibir el reclamo </w:t>
-      </w:r>
-      <w:r>
-        <w:rPr>
-          <w:rFonts w:ascii="Arial Narrow" w:eastAsia="Arial Narrow" w:hAnsi="Arial Narrow" w:cs="Arial Narrow"/>
-          <w:kern w:val="0"/>
-          <w14:ligatures w14:val="none"/>
-        </w:rPr>
-        <w:t>del 19 de febrero de 2024 ni la solicitud de entrega de información presentada el 26 de agosto de 2024</w:t>
-      </w:r>
-      <w:r>
-        <w:rPr>
-          <w:rFonts w:ascii="Arial Narrow" w:eastAsia="Arial Narrow" w:hAnsi="Arial Narrow" w:cs="Arial Narrow"/>
-          <w:kern w:val="0"/>
-          <w14:ligatures w14:val="none"/>
-        </w:rPr>
-        <w:t>.</w:t>
+        <w:t xml:space="preserve"/>
+      </w:r>
+      <w:r>
+        <w:rPr>
+          <w:rFonts w:ascii="Arial Narrow" w:eastAsia="Arial Narrow" w:hAnsi="Arial Narrow" w:cs="Arial Narrow"/>
+          <w:kern w:val="0"/>
+          <w14:ligatures w14:val="none"/>
+        </w:rPr>
+        <w:t xml:space="preserve"/>
+      </w:r>
+      <w:r>
+        <w:rPr>
+          <w:rFonts w:ascii="Arial Narrow" w:eastAsia="Arial Narrow" w:hAnsi="Arial Narrow" w:cs="Arial Narrow"/>
+          <w:kern w:val="0"/>
+          <w14:ligatures w14:val="none"/>
+        </w:rPr>
+        <w:t/>
+      </w:r>
+      <w:r>
+        <w:rPr>
+          <w:rFonts w:ascii="Arial Narrow" w:eastAsia="Arial Narrow" w:hAnsi="Arial Narrow" w:cs="Arial Narrow"/>
+          <w:kern w:val="0"/>
+          <w14:ligatures w14:val="none"/>
+        </w:rPr>
+        <w:t xml:space="preserve"/>
+      </w:r>
+      <w:r>
+        <w:rPr>
+          <w:rFonts w:ascii="Arial Narrow" w:eastAsia="Arial Narrow" w:hAnsi="Arial Narrow" w:cs="Arial Narrow"/>
+          <w:kern w:val="0"/>
+          <w14:ligatures w14:val="none"/>
+        </w:rPr>
+        <w:t/>
+      </w:r>
+      <w:r>
+        <w:rPr>
+          <w:rFonts w:ascii="Arial Narrow" w:eastAsia="Arial Narrow" w:hAnsi="Arial Narrow" w:cs="Arial Narrow"/>
+          <w:kern w:val="0"/>
+          <w14:ligatures w14:val="none"/>
+        </w:rPr>
+        <w:t xml:space="preserve"/>
+      </w:r>
+      <w:r>
+        <w:rPr>
+          <w:rFonts w:ascii="Arial Narrow" w:eastAsia="Arial Narrow" w:hAnsi="Arial Narrow" w:cs="Arial Narrow"/>
+          <w:kern w:val="0"/>
+          <w14:ligatures w14:val="none"/>
+        </w:rPr>
+        <w:t xml:space="preserve"/>
+      </w:r>
+      <w:r>
+        <w:rPr>
+          <w:rFonts w:ascii="Arial Narrow" w:eastAsia="Arial Narrow" w:hAnsi="Arial Narrow" w:cs="Arial Narrow"/>
+          <w:kern w:val="0"/>
+          <w14:ligatures w14:val="none"/>
+        </w:rPr>
+        <w:t/>
+      </w:r>
+      <w:r>
+        <w:rPr>
+          <w:rFonts w:ascii="Arial Narrow" w:eastAsia="Arial Narrow" w:hAnsi="Arial Narrow" w:cs="Arial Narrow"/>
+          <w:kern w:val="0"/>
+          <w14:ligatures w14:val="none"/>
+        </w:rPr>
+        <w:t/>
       </w:r>
     </w:p>
     <w:p>
@@ -5569,17 +5569,17 @@
           <w:lang w:eastAsia="es-PE"/>
           <w14:ligatures w14:val="none"/>
         </w:rPr>
-        <w:t xml:space="preserve">CUARTO: </w:t>
-      </w:r>
-      <w:r>
-        <w:rPr>
-          <w:rFonts w:ascii="Arial Narrow" w:eastAsia="Arial Narrow" w:hAnsi="Arial Narrow" w:cs="Arial Narrow"/>
-          <w:color w:val="000000"/>
-          <w:kern w:val="0"/>
-          <w:lang w:eastAsia="es-PE"/>
-          <w14:ligatures w14:val="none"/>
-        </w:rPr>
-        <w:t xml:space="preserve">correr traslado de la denuncia interpuesta </w:t>
+        <w:t xml:space="preserve">CUARTO: correr traslado de la denuncia interpuesta el 8 de enero de 2026, complementado con el escrito del 16 de enero de 2026, subsanada mediante escrito del 5 de febrero de 2026, a Rímac Seguros y Reaseguros S.A., al señor [APELLIDO] Alfredo Ríos Sarmiento y al señor [APELLIDO] Luis Ángel Potesta Martínez, para que, de conformidad con lo dispuesto por el artículo 26 de la Ley sobre Facultades, Normas y Organización del Indecopi, aprobada por Decreto Legislativo 807, presenten sus descargos en un plazo no mayor de cinco (5) días hábiles contados desde la notificación. </w:t>
+      </w:r>
+      <w:r>
+        <w:rPr>
+          <w:rFonts w:ascii="Arial Narrow" w:eastAsia="Arial Narrow" w:hAnsi="Arial Narrow" w:cs="Arial Narrow"/>
+          <w:color w:val="000000"/>
+          <w:kern w:val="0"/>
+          <w:lang w:eastAsia="es-PE"/>
+          <w14:ligatures w14:val="none"/>
+        </w:rPr>
+        <w:t xml:space="preserve"/>
       </w:r>
       <w:r>
         <w:rPr>
@@ -5589,7 +5589,7 @@
           <w:lang w:val="es-ES" w:eastAsia="es-ES"/>
           <w14:ligatures w14:val="none"/>
         </w:rPr>
-        <w:t xml:space="preserve">el </w:t>
+        <w:t xml:space="preserve"/>
       </w:r>
       <w:r>
         <w:rPr>
@@ -5599,7 +5599,7 @@
           <w:lang w:val="es-ES" w:eastAsia="es-ES"/>
           <w14:ligatures w14:val="none"/>
         </w:rPr>
-        <w:t>8 de enero de 2026, complementado con el escrito del 16 de enero de 2026, subsanada mediante escrito del 5 de febrero de 2026</w:t>
+        <w:t/>
       </w:r>
       <w:r>
         <w:rPr>
@@ -5607,18 +5607,170 @@
           <w:kern w:val="0"/>
           <w14:ligatures w14:val="none"/>
         </w:rPr>
+        <w:t xml:space="preserve"/>
+      </w:r>
+      <w:r>
+        <w:rPr>
+          <w:rFonts w:ascii="Arial Narrow" w:eastAsia="Arial Narrow" w:hAnsi="Arial Narrow" w:cs="Arial Narrow"/>
+          <w:color w:val="000000"/>
+          <w:kern w:val="0"/>
+          <w:lang w:eastAsia="es-PE"/>
+          <w14:ligatures w14:val="none"/>
+        </w:rPr>
+        <w:t/>
+      </w:r>
+      <w:r>
+        <w:rPr>
+          <w:rFonts w:ascii="Arial Narrow" w:eastAsia="Times New Roman" w:hAnsi="Arial Narrow" w:cs="Times New Roman"/>
+          <w:color w:val="000000"/>
+          <w:kern w:val="0"/>
+          <w:shd w:val="clear" w:color="auto" w:fill="FFFFFF"/>
+          <w:lang w:eastAsia="es-PE"/>
+          <w14:ligatures w14:val="none"/>
+        </w:rPr>
+        <w:t xml:space="preserve"/>
+      </w:r>
+      <w:r>
+        <w:rPr>
+          <w:rFonts w:ascii="Arial Narrow" w:eastAsia="Times New Roman" w:hAnsi="Arial Narrow" w:cs="Times New Roman"/>
+          <w:color w:val="000000"/>
+          <w:kern w:val="0"/>
+          <w:shd w:val="clear" w:color="auto" w:fill="FFFFFF"/>
+          <w:lang w:eastAsia="es-PE"/>
+          <w14:ligatures w14:val="none"/>
+        </w:rPr>
+        <w:t xml:space="preserve"/>
+      </w:r>
+      <w:r>
+        <w:rPr>
+          <w:rFonts w:ascii="Arial Narrow" w:eastAsia="Arial Narrow" w:hAnsi="Arial Narrow" w:cs="Arial Narrow"/>
+          <w:bCs/>
+        </w:rPr>
+        <w:t xml:space="preserve"/>
+      </w:r>
+      <w:r>
+        <w:rPr>
+          <w:rFonts w:ascii="Arial Narrow" w:eastAsia="Times New Roman" w:hAnsi="Arial Narrow" w:cs="Times New Roman"/>
+          <w:color w:val="000000"/>
+          <w:kern w:val="0"/>
+          <w:shd w:val="clear" w:color="auto" w:fill="FFFFFF"/>
+          <w:lang w:eastAsia="es-PE"/>
+          <w14:ligatures w14:val="none"/>
+        </w:rPr>
+        <w:t/>
+      </w:r>
+      <w:r>
+        <w:rPr>
+          <w:rFonts w:ascii="Arial Narrow" w:eastAsia="Arial Narrow" w:hAnsi="Arial Narrow" w:cs="Arial Narrow"/>
+          <w:color w:val="000000"/>
+          <w:kern w:val="0"/>
+          <w:lang w:eastAsia="es-PE"/>
+          <w14:ligatures w14:val="none"/>
+        </w:rPr>
+        <w:t/>
+      </w:r>
+      <w:r>
+        <w:rPr>
+          <w:rFonts w:ascii="Arial Narrow" w:eastAsia="Times New Roman" w:hAnsi="Arial Narrow" w:cs="Segoe UI"/>
+          <w:color w:val="000000"/>
+          <w:kern w:val="0"/>
+          <w:lang w:eastAsia="es-PE"/>
+          <w14:ligatures w14:val="none"/>
+        </w:rPr>
+        <w:t/>
+      </w:r>
+      <w:r>
+        <w:rPr>
+          <w:rFonts w:ascii="Arial Narrow" w:eastAsia="Arial Narrow" w:hAnsi="Arial Narrow" w:cs="Arial Narrow"/>
+          <w:color w:val="000000"/>
+          <w:kern w:val="0"/>
+          <w:lang w:eastAsia="es-PE"/>
+          <w14:ligatures w14:val="none"/>
+        </w:rPr>
+        <w:t xml:space="preserve"/>
+      </w:r>
+    </w:p>
+    <w:p>
+      <w:pPr>
+        <w:spacing w:after="0" w:line="240" w:lineRule="auto"/>
+        <w:contextualSpacing/>
+        <w:jc w:val="both"/>
+        <w:rPr>
+          <w:rFonts w:ascii="Arial Narrow" w:eastAsia="Arial Narrow" w:hAnsi="Arial Narrow" w:cs="Arial Narrow"/>
+          <w:color w:val="000000"/>
+          <w:kern w:val="0"/>
+          <w:lang w:eastAsia="es-PE"/>
+          <w14:ligatures w14:val="none"/>
+        </w:rPr>
+      </w:pPr>
+    </w:p>
+    <w:p>
+      <w:pPr>
+        <w:spacing w:after="0" w:line="240" w:lineRule="auto"/>
+        <w:contextualSpacing/>
+        <w:jc w:val="both"/>
+        <w:rPr>
+          <w:rFonts w:ascii="Arial Narrow" w:eastAsia="Times New Roman" w:hAnsi="Arial Narrow" w:cs="Arial"/>
+          <w:color w:val="000000"/>
+          <w:kern w:val="0"/>
+          <w:lang w:val="es-ES" w:eastAsia="es-ES"/>
+          <w14:ligatures w14:val="none"/>
+        </w:rPr>
+      </w:pPr>
+      <w:r>
+        <w:rPr>
+          <w:rFonts w:ascii="Arial Narrow" w:eastAsia="Arial Narrow" w:hAnsi="Arial Narrow" w:cs="Arial Narrow"/>
+          <w:b/>
+          <w:color w:val="000000"/>
+          <w:kern w:val="0"/>
+          <w:lang w:eastAsia="es-PE"/>
+          <w14:ligatures w14:val="none"/>
+        </w:rPr>
+        <w:t xml:space="preserve">QUINTO: </w:t>
+      </w:r>
+      <w:bookmarkStart w:id="11" w:name="_Hlk188286813"/>
+      <w:r>
+        <w:rPr>
+          <w:rFonts w:ascii="Arial Narrow" w:eastAsia="Times New Roman" w:hAnsi="Arial Narrow" w:cs="Arial"/>
+          <w:color w:val="000000"/>
+          <w:kern w:val="0"/>
+          <w:lang w:eastAsia="es-ES"/>
+          <w14:ligatures w14:val="none"/>
+        </w:rPr>
+        <w:t xml:space="preserve">requerir </w:t>
+      </w:r>
+      <w:r>
+        <w:rPr>
+          <w:rFonts w:ascii="Arial Narrow" w:eastAsia="Times New Roman" w:hAnsi="Arial Narrow" w:cs="Arial"/>
+          <w:color w:val="000000"/>
+          <w:kern w:val="0"/>
+          <w:lang w:val="es-ES" w:eastAsia="es-ES"/>
+          <w14:ligatures w14:val="none"/>
+        </w:rPr>
+        <w:t xml:space="preserve">que, en un </w:t>
+      </w:r>
+      <w:r>
+        <w:rPr>
+          <w:rFonts w:ascii="Arial Narrow" w:eastAsia="Times New Roman" w:hAnsi="Arial Narrow" w:cs="Arial"/>
+          <w:color w:val="000000"/>
+          <w:kern w:val="0"/>
+          <w:lang w:eastAsia="es-ES"/>
+          <w14:ligatures w14:val="none"/>
+        </w:rPr>
+        <w:t>plazo no mayor de cinco (5) días hábiles contado a partir del día siguiente de la notificación de la presente resolución</w:t>
+      </w:r>
+      <w:bookmarkEnd w:id="11"/>
+      <w:r>
+        <w:rPr>
+          <w:rFonts w:ascii="Arial Narrow" w:eastAsia="Times New Roman" w:hAnsi="Arial Narrow" w:cs="Arial"/>
+          <w:color w:val="000000"/>
+          <w:kern w:val="0"/>
+          <w:lang w:eastAsia="es-ES"/>
+          <w14:ligatures w14:val="none"/>
+        </w:rPr>
         <w:t xml:space="preserve">, </w:t>
       </w:r>
-      <w:r>
-        <w:rPr>
-          <w:rFonts w:ascii="Arial Narrow" w:eastAsia="Arial Narrow" w:hAnsi="Arial Narrow" w:cs="Arial Narrow"/>
-          <w:color w:val="000000"/>
-          <w:kern w:val="0"/>
-          <w:lang w:eastAsia="es-PE"/>
-          <w14:ligatures w14:val="none"/>
-        </w:rPr>
-        <w:t>a</w:t>
-      </w:r>
+      <w:bookmarkStart w:id="12" w:name="_Hlk188286828"/>
       <w:r>
         <w:rPr>
           <w:rFonts w:ascii="Arial Narrow" w:eastAsia="Times New Roman" w:hAnsi="Arial Narrow" w:cs="Times New Roman"/>
@@ -5628,9 +5780,261 @@
           <w:lang w:eastAsia="es-PE"/>
           <w14:ligatures w14:val="none"/>
         </w:rPr>
-        <w:t xml:space="preserve"> </w:t>
-      </w:r>
-      <w:r>
+        <w:t>Rímac Seguros y Reaseguros S.A.</w:t>
+      </w:r>
+      <w:r>
+        <w:rPr>
+          <w:rFonts w:ascii="Arial Narrow" w:eastAsia="Times New Roman" w:hAnsi="Arial Narrow" w:cs="Arial"/>
+          <w:color w:val="000000"/>
+          <w:kern w:val="0"/>
+          <w:lang w:eastAsia="es-ES"/>
+          <w14:ligatures w14:val="none"/>
+        </w:rPr>
+        <w:t xml:space="preserve">, </w:t>
+      </w:r>
+      <w:bookmarkEnd w:id="12"/>
+      <w:r>
+        <w:rPr>
+          <w:rFonts w:ascii="Arial Narrow" w:eastAsia="Times New Roman" w:hAnsi="Arial Narrow" w:cs="Arial"/>
+          <w:color w:val="000000"/>
+          <w:kern w:val="0"/>
+          <w:lang w:val="es-ES" w:eastAsia="es-ES"/>
+          <w14:ligatures w14:val="none"/>
+        </w:rPr>
+        <w:t xml:space="preserve">cumpla con: </w:t>
+      </w:r>
+      <w:r>
+        <w:rPr>
+          <w:rFonts w:ascii="Arial Narrow" w:eastAsia="Times New Roman" w:hAnsi="Arial Narrow" w:cs="Arial"/>
+          <w:color w:val="000000"/>
+          <w:kern w:val="0"/>
+          <w:lang w:val="es-ES" w:eastAsia="es-ES"/>
+          <w14:ligatures w14:val="none"/>
+        </w:rPr>
+        <w:t xml:space="preserve">(i) presentar una copia debidamente suscrita de la Póliza del Seguro del Vehículo con Placa de Rodaje </w:t>
+      </w:r>
+      <w:proofErr w:type="spellStart"/>
+      <w:r>
+        <w:rPr>
+          <w:rFonts w:ascii="Arial Narrow" w:eastAsia="Times New Roman" w:hAnsi="Arial Narrow" w:cs="Arial"/>
+          <w:color w:val="000000"/>
+          <w:kern w:val="0"/>
+          <w:lang w:eastAsia="es-ES"/>
+          <w14:ligatures w14:val="none"/>
+        </w:rPr>
+        <w:t/>
+      </w:r>
+      <w:proofErr w:type="spellEnd"/>
+      <w:r>
+        <w:rPr>
+          <w:rFonts w:ascii="Arial Narrow" w:eastAsia="Times New Roman" w:hAnsi="Arial Narrow" w:cs="Arial"/>
+          <w:color w:val="000000"/>
+          <w:kern w:val="0"/>
+          <w:lang w:eastAsia="es-ES"/>
+          <w14:ligatures w14:val="none"/>
+        </w:rPr>
+        <w:t xml:space="preserve"> F9P-149; (</w:t>
+      </w:r>
+      <w:proofErr w:type="spellStart"/>
+      <w:r>
+        <w:rPr>
+          <w:rFonts w:ascii="Arial Narrow" w:eastAsia="Times New Roman" w:hAnsi="Arial Narrow" w:cs="Arial"/>
+          <w:color w:val="000000"/>
+          <w:kern w:val="0"/>
+          <w:lang w:eastAsia="es-ES"/>
+          <w14:ligatures w14:val="none"/>
+        </w:rPr>
+        <w:t>ii</w:t>
+      </w:r>
+      <w:proofErr w:type="spellEnd"/>
+      <w:r>
+        <w:rPr>
+          <w:rFonts w:ascii="Arial Narrow" w:eastAsia="Times New Roman" w:hAnsi="Arial Narrow" w:cs="Arial"/>
+          <w:color w:val="000000"/>
+          <w:kern w:val="0"/>
+          <w:lang w:eastAsia="es-ES"/>
+          <w14:ligatures w14:val="none"/>
+        </w:rPr>
+        <w:t>)</w:t>
+      </w:r>
+      <w:r>
+        <w:rPr>
+          <w:rFonts w:ascii="Arial Narrow" w:eastAsia="Times New Roman" w:hAnsi="Arial Narrow" w:cs="Arial"/>
+          <w:color w:val="000000"/>
+          <w:kern w:val="0"/>
+          <w:lang w:val="es-ES" w:eastAsia="es-ES"/>
+          <w14:ligatures w14:val="none"/>
+        </w:rPr>
+        <w:t xml:space="preserve"> presentar una copia debidamente suscrita de la Póliza del Seguro del Vehículo con Placa de Rodaje </w:t>
+      </w:r>
+      <w:proofErr w:type="spellStart"/>
+      <w:r>
+        <w:rPr>
+          <w:rFonts w:ascii="Arial Narrow" w:eastAsia="Times New Roman" w:hAnsi="Arial Narrow" w:cs="Arial"/>
+          <w:color w:val="000000"/>
+          <w:kern w:val="0"/>
+          <w:lang w:eastAsia="es-ES"/>
+          <w14:ligatures w14:val="none"/>
+        </w:rPr>
+        <w:t/>
+      </w:r>
+      <w:proofErr w:type="spellEnd"/>
+      <w:r>
+        <w:rPr>
+          <w:rFonts w:ascii="Arial Narrow" w:eastAsia="Times New Roman" w:hAnsi="Arial Narrow" w:cs="Arial"/>
+          <w:color w:val="000000"/>
+          <w:kern w:val="0"/>
+          <w:lang w:eastAsia="es-ES"/>
+          <w14:ligatures w14:val="none"/>
+        </w:rPr>
+        <w:t xml:space="preserve"> BXD-000 </w:t>
+      </w:r>
+      <w:r>
+        <w:rPr>
+          <w:rFonts w:ascii="Arial Narrow" w:eastAsia="Times New Roman" w:hAnsi="Arial Narrow" w:cs="Arial"/>
+          <w:color w:val="000000"/>
+          <w:kern w:val="0"/>
+          <w:lang w:val="es-ES" w:eastAsia="es-ES"/>
+          <w14:ligatures w14:val="none"/>
+        </w:rPr>
+        <w:t>materia de denuncia; (</w:t>
+      </w:r>
+      <w:proofErr w:type="spellStart"/>
+      <w:r>
+        <w:rPr>
+          <w:rFonts w:ascii="Arial Narrow" w:eastAsia="Times New Roman" w:hAnsi="Arial Narrow" w:cs="Arial"/>
+          <w:color w:val="000000"/>
+          <w:kern w:val="0"/>
+          <w:lang w:val="es-ES" w:eastAsia="es-ES"/>
+          <w14:ligatures w14:val="none"/>
+        </w:rPr>
+        <w:t>iii</w:t>
+      </w:r>
+      <w:proofErr w:type="spellEnd"/>
+      <w:r>
+        <w:rPr>
+          <w:rFonts w:ascii="Arial Narrow" w:eastAsia="Times New Roman" w:hAnsi="Arial Narrow" w:cs="Arial"/>
+          <w:color w:val="000000"/>
+          <w:kern w:val="0"/>
+          <w:lang w:val="es-ES" w:eastAsia="es-ES"/>
+          <w14:ligatures w14:val="none"/>
+        </w:rPr>
+        <w:t xml:space="preserve">) presentar los medios probatorios que acrediten que es justificado el tiempo de la atención de la solicitud de cobertura de responsabilidad civil frente a terceros presentada por el denunciante en virtud de los daños ocasionados en el vehículo con </w:t>
+      </w:r>
+      <w:r>
+        <w:rPr>
+          <w:rFonts w:ascii="Arial Narrow" w:eastAsia="Times New Roman" w:hAnsi="Arial Narrow" w:cs="Arial"/>
+          <w:color w:val="000000"/>
+          <w:kern w:val="0"/>
+          <w:lang w:eastAsia="es-ES"/>
+          <w14:ligatures w14:val="none"/>
+        </w:rPr>
+        <w:t xml:space="preserve">Placa de Rodaje </w:t>
+      </w:r>
+      <w:proofErr w:type="spellStart"/>
+      <w:r>
+        <w:rPr>
+          <w:rFonts w:ascii="Arial Narrow" w:eastAsia="Times New Roman" w:hAnsi="Arial Narrow" w:cs="Arial"/>
+          <w:color w:val="000000"/>
+          <w:kern w:val="0"/>
+          <w:lang w:eastAsia="es-ES"/>
+          <w14:ligatures w14:val="none"/>
+        </w:rPr>
+        <w:t/>
+      </w:r>
+      <w:proofErr w:type="spellEnd"/>
+      <w:r>
+        <w:rPr>
+          <w:rFonts w:ascii="Arial Narrow" w:eastAsia="Times New Roman" w:hAnsi="Arial Narrow" w:cs="Arial"/>
+          <w:color w:val="000000"/>
+          <w:kern w:val="0"/>
+          <w:lang w:eastAsia="es-ES"/>
+          <w14:ligatures w14:val="none"/>
+        </w:rPr>
+        <w:t xml:space="preserve"> CAN-022 </w:t>
+      </w:r>
+      <w:r>
+        <w:rPr>
+          <w:rFonts w:ascii="Arial Narrow" w:eastAsia="Times New Roman" w:hAnsi="Arial Narrow" w:cs="Arial"/>
+          <w:color w:val="000000"/>
+          <w:kern w:val="0"/>
+          <w:lang w:val="es-ES" w:eastAsia="es-ES"/>
+          <w14:ligatures w14:val="none"/>
+        </w:rPr>
+        <w:t xml:space="preserve">por el accidente de tránsito del </w:t>
+      </w:r>
+      <w:r>
+        <w:rPr>
+          <w:rFonts w:ascii="Arial Narrow" w:eastAsia="Times New Roman" w:hAnsi="Arial Narrow" w:cs="Arial"/>
+          <w:color w:val="000000"/>
+          <w:kern w:val="0"/>
+          <w:lang w:eastAsia="es-ES"/>
+          <w14:ligatures w14:val="none"/>
+        </w:rPr>
+        <w:t>8 de setiembre de 2023</w:t>
+      </w:r>
+      <w:r>
+        <w:rPr>
+          <w:rFonts w:ascii="Arial Narrow" w:eastAsia="Times New Roman" w:hAnsi="Arial Narrow" w:cs="Arial"/>
+          <w:color w:val="000000"/>
+          <w:kern w:val="0"/>
+          <w:lang w:val="es-ES" w:eastAsia="es-ES"/>
+          <w14:ligatures w14:val="none"/>
+        </w:rPr>
+        <w:t>; y, (</w:t>
+      </w:r>
+      <w:proofErr w:type="spellStart"/>
+      <w:r>
+        <w:rPr>
+          <w:rFonts w:ascii="Arial Narrow" w:eastAsia="Times New Roman" w:hAnsi="Arial Narrow" w:cs="Arial"/>
+          <w:color w:val="000000"/>
+          <w:kern w:val="0"/>
+          <w:lang w:val="es-ES" w:eastAsia="es-ES"/>
+          <w14:ligatures w14:val="none"/>
+        </w:rPr>
+        <w:t>iv</w:t>
+      </w:r>
+      <w:proofErr w:type="spellEnd"/>
+      <w:r>
+        <w:rPr>
+          <w:rFonts w:ascii="Arial Narrow" w:eastAsia="Times New Roman" w:hAnsi="Arial Narrow" w:cs="Arial"/>
+          <w:color w:val="000000"/>
+          <w:kern w:val="0"/>
+          <w:lang w:val="es-ES" w:eastAsia="es-ES"/>
+          <w14:ligatures w14:val="none"/>
+        </w:rPr>
+        <w:t>) presentar todas las comunicaciones cursadas con la parte denunciante en virtud de los hechos materia de denuncia</w:t>
+      </w:r>
+      <w:r>
+        <w:rPr>
+          <w:rFonts w:ascii="Arial Narrow" w:eastAsia="Times New Roman" w:hAnsi="Arial Narrow" w:cs="Arial"/>
+          <w:color w:val="000000"/>
+          <w:kern w:val="0"/>
+          <w:lang w:val="es-ES" w:eastAsia="es-ES"/>
+          <w14:ligatures w14:val="none"/>
+        </w:rPr>
+        <w:t>.</w:t>
+      </w:r>
+    </w:p>
+    <w:p>
+      <w:pPr>
+        <w:spacing w:after="0" w:line="240" w:lineRule="auto"/>
+        <w:contextualSpacing/>
+        <w:jc w:val="both"/>
+        <w:rPr>
+          <w:rFonts w:ascii="Arial Narrow" w:eastAsia="Times New Roman" w:hAnsi="Arial Narrow" w:cs="Arial"/>
+          <w:color w:val="000000"/>
+          <w:kern w:val="0"/>
+          <w:lang w:val="es-ES" w:eastAsia="es-ES"/>
+          <w14:ligatures w14:val="none"/>
+        </w:rPr>
+      </w:pPr>
+    </w:p>
+    <w:p>
+      <w:pPr>
+        <w:spacing w:after="0" w:line="240" w:lineRule="auto"/>
+        <w:contextualSpacing/>
+        <w:jc w:val="both"/>
         <w:rPr>
           <w:rFonts w:ascii="Arial Narrow" w:eastAsia="Times New Roman" w:hAnsi="Arial Narrow" w:cs="Times New Roman"/>
           <w:color w:val="000000"/>
@@ -5639,14 +6043,32 @@
           <w:lang w:eastAsia="es-PE"/>
           <w14:ligatures w14:val="none"/>
         </w:rPr>
-        <w:t xml:space="preserve">Rímac Seguros y Reaseguros S.A., al </w:t>
-      </w:r>
-      <w:r>
-        <w:rPr>
-          <w:rFonts w:ascii="Arial Narrow" w:eastAsia="Arial Narrow" w:hAnsi="Arial Narrow" w:cs="Arial Narrow"/>
+      </w:pPr>
+      <w:r>
+        <w:rPr>
+          <w:rFonts w:ascii="Arial Narrow" w:hAnsi="Arial Narrow"/>
+          <w:b/>
           <w:bCs/>
         </w:rPr>
-        <w:t xml:space="preserve">señor </w:t>
+        <w:t xml:space="preserve">SEXTO: Informar a Rímac Seguros y Reaseguros S.A., al señor [APELLIDO] Alfredo Ríos Sarmiento y al señor [APELLIDO] Luis Ángel Potesta Martínez que pueden acceder al documento de video presentado por el señor [DENUNCIANTE], el cual se encontraba contenido en el CD adjuntado en su escrito del 16 de enero de 2026, a través del siguiente link: https://indecopi-my.sharepoint.com/:f:/g/personal/apoyocc1e_indecopi_gob_pe/IgCUUHMaix1USJAPX1oYrACdAWX5I9FkpxUPAGmvDhS_aKI?e=Kr4mSn, cuyo acceso tiene vigencia hasta el 26 de marzo de 2026; dejándose a salvo su derecho de solicitar una nueva habilitación del link después de vencido el plazo señalado.</w:t>
+      </w:r>
+      <w:r>
+        <w:rPr>
+          <w:rFonts w:ascii="Arial Narrow" w:hAnsi="Arial Narrow"/>
+        </w:rPr>
+        <w:t xml:space="preserve"/>
+      </w:r>
+      <w:r>
+        <w:rPr>
+          <w:rFonts w:ascii="Arial Narrow" w:hAnsi="Arial Narrow"/>
+        </w:rPr>
+        <w:t/>
+      </w:r>
+      <w:r>
+        <w:rPr>
+          <w:rFonts w:ascii="Arial Narrow" w:hAnsi="Arial Narrow"/>
+        </w:rPr>
+        <w:t xml:space="preserve"/>
       </w:r>
       <w:r>
         <w:rPr>
@@ -5657,120 +6079,15 @@
           <w:lang w:eastAsia="es-PE"/>
           <w14:ligatures w14:val="none"/>
         </w:rPr>
-        <w:t>Fernando Alfredo Ríos Sarmiento y al señor Mario Luis Ángel Potesta Martínez</w:t>
-      </w:r>
-      <w:r>
-        <w:rPr>
-          <w:rFonts w:ascii="Arial Narrow" w:eastAsia="Arial Narrow" w:hAnsi="Arial Narrow" w:cs="Arial Narrow"/>
-          <w:color w:val="000000"/>
-          <w:kern w:val="0"/>
-          <w:lang w:eastAsia="es-PE"/>
-          <w14:ligatures w14:val="none"/>
-        </w:rPr>
-        <w:t>, para que, de conformidad con lo dispuesto por el artículo 26</w:t>
-      </w:r>
-      <w:r>
-        <w:rPr>
-          <w:rFonts w:ascii="Arial Narrow" w:eastAsia="Times New Roman" w:hAnsi="Arial Narrow" w:cs="Segoe UI"/>
-          <w:color w:val="000000"/>
-          <w:kern w:val="0"/>
-          <w:lang w:eastAsia="es-PE"/>
-          <w14:ligatures w14:val="none"/>
-        </w:rPr>
-        <w:t/>
-      </w:r>
-      <w:r>
-        <w:rPr>
-          <w:rFonts w:ascii="Arial Narrow" w:eastAsia="Arial Narrow" w:hAnsi="Arial Narrow" w:cs="Arial Narrow"/>
-          <w:color w:val="000000"/>
-          <w:kern w:val="0"/>
-          <w:lang w:eastAsia="es-PE"/>
-          <w14:ligatures w14:val="none"/>
-        </w:rPr>
-        <w:t xml:space="preserve"> de la Ley sobre Facultades, Normas y Organización del Indecopi, aprobada por Decreto Legislativo 807, presenten sus descargos en un plazo no mayor de cinco (5) días hábiles contados desde la notificación. </w:t>
-      </w:r>
-    </w:p>
-    <w:p>
-      <w:pPr>
-        <w:spacing w:after="0" w:line="240" w:lineRule="auto"/>
-        <w:contextualSpacing/>
-        <w:jc w:val="both"/>
-        <w:rPr>
-          <w:rFonts w:ascii="Arial Narrow" w:eastAsia="Arial Narrow" w:hAnsi="Arial Narrow" w:cs="Arial Narrow"/>
-          <w:color w:val="000000"/>
-          <w:kern w:val="0"/>
-          <w:lang w:eastAsia="es-PE"/>
-          <w14:ligatures w14:val="none"/>
-        </w:rPr>
-      </w:pPr>
-    </w:p>
-    <w:p>
-      <w:pPr>
-        <w:spacing w:after="0" w:line="240" w:lineRule="auto"/>
-        <w:contextualSpacing/>
-        <w:jc w:val="both"/>
-        <w:rPr>
-          <w:rFonts w:ascii="Arial Narrow" w:eastAsia="Times New Roman" w:hAnsi="Arial Narrow" w:cs="Arial"/>
-          <w:color w:val="000000"/>
-          <w:kern w:val="0"/>
-          <w:lang w:val="es-ES" w:eastAsia="es-ES"/>
-          <w14:ligatures w14:val="none"/>
-        </w:rPr>
-      </w:pPr>
-      <w:r>
-        <w:rPr>
-          <w:rFonts w:ascii="Arial Narrow" w:eastAsia="Arial Narrow" w:hAnsi="Arial Narrow" w:cs="Arial Narrow"/>
-          <w:b/>
-          <w:color w:val="000000"/>
-          <w:kern w:val="0"/>
-          <w:lang w:eastAsia="es-PE"/>
-          <w14:ligatures w14:val="none"/>
-        </w:rPr>
-        <w:t xml:space="preserve">QUINTO: </w:t>
-      </w:r>
-      <w:bookmarkStart w:id="11" w:name="_Hlk188286813"/>
-      <w:r>
-        <w:rPr>
-          <w:rFonts w:ascii="Arial Narrow" w:eastAsia="Times New Roman" w:hAnsi="Arial Narrow" w:cs="Arial"/>
-          <w:color w:val="000000"/>
-          <w:kern w:val="0"/>
-          <w:lang w:eastAsia="es-ES"/>
-          <w14:ligatures w14:val="none"/>
-        </w:rPr>
-        <w:t xml:space="preserve">requerir </w:t>
-      </w:r>
-      <w:r>
-        <w:rPr>
-          <w:rFonts w:ascii="Arial Narrow" w:eastAsia="Times New Roman" w:hAnsi="Arial Narrow" w:cs="Arial"/>
-          <w:color w:val="000000"/>
-          <w:kern w:val="0"/>
-          <w:lang w:val="es-ES" w:eastAsia="es-ES"/>
-          <w14:ligatures w14:val="none"/>
-        </w:rPr>
-        <w:t xml:space="preserve">que, en un </w:t>
-      </w:r>
-      <w:r>
-        <w:rPr>
-          <w:rFonts w:ascii="Arial Narrow" w:eastAsia="Times New Roman" w:hAnsi="Arial Narrow" w:cs="Arial"/>
-          <w:color w:val="000000"/>
-          <w:kern w:val="0"/>
-          <w:lang w:eastAsia="es-ES"/>
-          <w14:ligatures w14:val="none"/>
-        </w:rPr>
-        <w:t>plazo no mayor de cinco (5) días hábiles contado a partir del día siguiente de la notificación de la presente resolución</w:t>
-      </w:r>
-      <w:bookmarkEnd w:id="11"/>
-      <w:r>
-        <w:rPr>
-          <w:rFonts w:ascii="Arial Narrow" w:eastAsia="Times New Roman" w:hAnsi="Arial Narrow" w:cs="Arial"/>
-          <w:color w:val="000000"/>
-          <w:kern w:val="0"/>
-          <w:lang w:eastAsia="es-ES"/>
-          <w14:ligatures w14:val="none"/>
-        </w:rPr>
-        <w:t xml:space="preserve">, </w:t>
-      </w:r>
-      <w:bookmarkStart w:id="12" w:name="_Hlk188286828"/>
+        <w:t xml:space="preserve"/>
+      </w:r>
+      <w:r>
+        <w:rPr>
+          <w:rFonts w:ascii="Arial Narrow" w:eastAsia="Arial Narrow" w:hAnsi="Arial Narrow" w:cs="Arial Narrow"/>
+          <w:bCs/>
+        </w:rPr>
+        <w:t xml:space="preserve"/>
+      </w:r>
       <w:r>
         <w:rPr>
           <w:rFonts w:ascii="Arial Narrow" w:eastAsia="Times New Roman" w:hAnsi="Arial Narrow" w:cs="Times New Roman"/>
@@ -5780,360 +6097,43 @@
           <w:lang w:eastAsia="es-PE"/>
           <w14:ligatures w14:val="none"/>
         </w:rPr>
-        <w:t>Rímac Seguros y Reaseguros S.A.</w:t>
-      </w:r>
-      <w:r>
-        <w:rPr>
-          <w:rFonts w:ascii="Arial Narrow" w:eastAsia="Times New Roman" w:hAnsi="Arial Narrow" w:cs="Arial"/>
-          <w:color w:val="000000"/>
-          <w:kern w:val="0"/>
-          <w:lang w:eastAsia="es-ES"/>
-          <w14:ligatures w14:val="none"/>
-        </w:rPr>
-        <w:t xml:space="preserve">, </w:t>
-      </w:r>
-      <w:bookmarkEnd w:id="12"/>
-      <w:r>
-        <w:rPr>
-          <w:rFonts w:ascii="Arial Narrow" w:eastAsia="Times New Roman" w:hAnsi="Arial Narrow" w:cs="Arial"/>
-          <w:color w:val="000000"/>
-          <w:kern w:val="0"/>
-          <w:lang w:val="es-ES" w:eastAsia="es-ES"/>
-          <w14:ligatures w14:val="none"/>
-        </w:rPr>
-        <w:t xml:space="preserve">cumpla con: </w:t>
-      </w:r>
-      <w:r>
-        <w:rPr>
-          <w:rFonts w:ascii="Arial Narrow" w:eastAsia="Times New Roman" w:hAnsi="Arial Narrow" w:cs="Arial"/>
-          <w:color w:val="000000"/>
-          <w:kern w:val="0"/>
-          <w:lang w:val="es-ES" w:eastAsia="es-ES"/>
-          <w14:ligatures w14:val="none"/>
-        </w:rPr>
-        <w:t xml:space="preserve">(i) presentar una copia debidamente suscrita de la Póliza del Seguro del Vehículo con Placa de Rodaje </w:t>
-      </w:r>
-      <w:proofErr w:type="spellStart"/>
-      <w:r>
-        <w:rPr>
-          <w:rFonts w:ascii="Arial Narrow" w:eastAsia="Times New Roman" w:hAnsi="Arial Narrow" w:cs="Arial"/>
-          <w:color w:val="000000"/>
-          <w:kern w:val="0"/>
-          <w:lang w:eastAsia="es-ES"/>
-          <w14:ligatures w14:val="none"/>
-        </w:rPr>
-        <w:t/>
-      </w:r>
-      <w:proofErr w:type="spellEnd"/>
-      <w:r>
-        <w:rPr>
-          <w:rFonts w:ascii="Arial Narrow" w:eastAsia="Times New Roman" w:hAnsi="Arial Narrow" w:cs="Arial"/>
-          <w:color w:val="000000"/>
-          <w:kern w:val="0"/>
-          <w:lang w:eastAsia="es-ES"/>
-          <w14:ligatures w14:val="none"/>
-        </w:rPr>
-        <w:t xml:space="preserve"> F9P-149; (</w:t>
-      </w:r>
-      <w:proofErr w:type="spellStart"/>
-      <w:r>
-        <w:rPr>
-          <w:rFonts w:ascii="Arial Narrow" w:eastAsia="Times New Roman" w:hAnsi="Arial Narrow" w:cs="Arial"/>
-          <w:color w:val="000000"/>
-          <w:kern w:val="0"/>
-          <w:lang w:eastAsia="es-ES"/>
-          <w14:ligatures w14:val="none"/>
-        </w:rPr>
-        <w:t>ii</w:t>
-      </w:r>
-      <w:proofErr w:type="spellEnd"/>
-      <w:r>
-        <w:rPr>
-          <w:rFonts w:ascii="Arial Narrow" w:eastAsia="Times New Roman" w:hAnsi="Arial Narrow" w:cs="Arial"/>
-          <w:color w:val="000000"/>
-          <w:kern w:val="0"/>
-          <w:lang w:eastAsia="es-ES"/>
-          <w14:ligatures w14:val="none"/>
-        </w:rPr>
-        <w:t>)</w:t>
-      </w:r>
-      <w:r>
-        <w:rPr>
-          <w:rFonts w:ascii="Arial Narrow" w:eastAsia="Times New Roman" w:hAnsi="Arial Narrow" w:cs="Arial"/>
-          <w:color w:val="000000"/>
-          <w:kern w:val="0"/>
-          <w:lang w:val="es-ES" w:eastAsia="es-ES"/>
-          <w14:ligatures w14:val="none"/>
-        </w:rPr>
-        <w:t xml:space="preserve"> presentar una copia debidamente suscrita de la Póliza del Seguro del Vehículo con Placa de Rodaje </w:t>
-      </w:r>
-      <w:proofErr w:type="spellStart"/>
-      <w:r>
-        <w:rPr>
-          <w:rFonts w:ascii="Arial Narrow" w:eastAsia="Times New Roman" w:hAnsi="Arial Narrow" w:cs="Arial"/>
-          <w:color w:val="000000"/>
-          <w:kern w:val="0"/>
-          <w:lang w:eastAsia="es-ES"/>
-          <w14:ligatures w14:val="none"/>
-        </w:rPr>
-        <w:t/>
-      </w:r>
-      <w:proofErr w:type="spellEnd"/>
-      <w:r>
-        <w:rPr>
-          <w:rFonts w:ascii="Arial Narrow" w:eastAsia="Times New Roman" w:hAnsi="Arial Narrow" w:cs="Arial"/>
-          <w:color w:val="000000"/>
-          <w:kern w:val="0"/>
-          <w:lang w:eastAsia="es-ES"/>
-          <w14:ligatures w14:val="none"/>
-        </w:rPr>
-        <w:t xml:space="preserve"> BXD-000 </w:t>
-      </w:r>
-      <w:r>
-        <w:rPr>
-          <w:rFonts w:ascii="Arial Narrow" w:eastAsia="Times New Roman" w:hAnsi="Arial Narrow" w:cs="Arial"/>
-          <w:color w:val="000000"/>
-          <w:kern w:val="0"/>
-          <w:lang w:val="es-ES" w:eastAsia="es-ES"/>
-          <w14:ligatures w14:val="none"/>
-        </w:rPr>
-        <w:t>materia de denuncia; (</w:t>
-      </w:r>
-      <w:proofErr w:type="spellStart"/>
-      <w:r>
-        <w:rPr>
-          <w:rFonts w:ascii="Arial Narrow" w:eastAsia="Times New Roman" w:hAnsi="Arial Narrow" w:cs="Arial"/>
-          <w:color w:val="000000"/>
-          <w:kern w:val="0"/>
-          <w:lang w:val="es-ES" w:eastAsia="es-ES"/>
-          <w14:ligatures w14:val="none"/>
-        </w:rPr>
-        <w:t>iii</w:t>
-      </w:r>
-      <w:proofErr w:type="spellEnd"/>
-      <w:r>
-        <w:rPr>
-          <w:rFonts w:ascii="Arial Narrow" w:eastAsia="Times New Roman" w:hAnsi="Arial Narrow" w:cs="Arial"/>
-          <w:color w:val="000000"/>
-          <w:kern w:val="0"/>
-          <w:lang w:val="es-ES" w:eastAsia="es-ES"/>
-          <w14:ligatures w14:val="none"/>
-        </w:rPr>
-        <w:t xml:space="preserve">) presentar los medios probatorios que acrediten que es justificado el tiempo de la atención de la solicitud de cobertura de responsabilidad civil frente a terceros presentada por el denunciante en virtud de los daños ocasionados en el vehículo con </w:t>
-      </w:r>
-      <w:r>
-        <w:rPr>
-          <w:rFonts w:ascii="Arial Narrow" w:eastAsia="Times New Roman" w:hAnsi="Arial Narrow" w:cs="Arial"/>
-          <w:color w:val="000000"/>
-          <w:kern w:val="0"/>
-          <w:lang w:eastAsia="es-ES"/>
-          <w14:ligatures w14:val="none"/>
-        </w:rPr>
-        <w:t xml:space="preserve">Placa de Rodaje </w:t>
-      </w:r>
-      <w:proofErr w:type="spellStart"/>
-      <w:r>
-        <w:rPr>
-          <w:rFonts w:ascii="Arial Narrow" w:eastAsia="Times New Roman" w:hAnsi="Arial Narrow" w:cs="Arial"/>
-          <w:color w:val="000000"/>
-          <w:kern w:val="0"/>
-          <w:lang w:eastAsia="es-ES"/>
-          <w14:ligatures w14:val="none"/>
-        </w:rPr>
-        <w:t/>
-      </w:r>
-      <w:proofErr w:type="spellEnd"/>
-      <w:r>
-        <w:rPr>
-          <w:rFonts w:ascii="Arial Narrow" w:eastAsia="Times New Roman" w:hAnsi="Arial Narrow" w:cs="Arial"/>
-          <w:color w:val="000000"/>
-          <w:kern w:val="0"/>
-          <w:lang w:eastAsia="es-ES"/>
-          <w14:ligatures w14:val="none"/>
-        </w:rPr>
-        <w:t xml:space="preserve"> CAN-022 </w:t>
-      </w:r>
-      <w:r>
-        <w:rPr>
-          <w:rFonts w:ascii="Arial Narrow" w:eastAsia="Times New Roman" w:hAnsi="Arial Narrow" w:cs="Arial"/>
-          <w:color w:val="000000"/>
-          <w:kern w:val="0"/>
-          <w:lang w:val="es-ES" w:eastAsia="es-ES"/>
-          <w14:ligatures w14:val="none"/>
-        </w:rPr>
-        <w:t xml:space="preserve">por el accidente de tránsito del </w:t>
-      </w:r>
-      <w:r>
-        <w:rPr>
-          <w:rFonts w:ascii="Arial Narrow" w:eastAsia="Times New Roman" w:hAnsi="Arial Narrow" w:cs="Arial"/>
-          <w:color w:val="000000"/>
-          <w:kern w:val="0"/>
-          <w:lang w:eastAsia="es-ES"/>
-          <w14:ligatures w14:val="none"/>
-        </w:rPr>
-        <w:t>8 de setiembre de 2023</w:t>
-      </w:r>
-      <w:r>
-        <w:rPr>
-          <w:rFonts w:ascii="Arial Narrow" w:eastAsia="Times New Roman" w:hAnsi="Arial Narrow" w:cs="Arial"/>
-          <w:color w:val="000000"/>
-          <w:kern w:val="0"/>
-          <w:lang w:val="es-ES" w:eastAsia="es-ES"/>
-          <w14:ligatures w14:val="none"/>
-        </w:rPr>
-        <w:t>; y, (</w:t>
-      </w:r>
-      <w:proofErr w:type="spellStart"/>
-      <w:r>
-        <w:rPr>
-          <w:rFonts w:ascii="Arial Narrow" w:eastAsia="Times New Roman" w:hAnsi="Arial Narrow" w:cs="Arial"/>
-          <w:color w:val="000000"/>
-          <w:kern w:val="0"/>
-          <w:lang w:val="es-ES" w:eastAsia="es-ES"/>
-          <w14:ligatures w14:val="none"/>
-        </w:rPr>
-        <w:t>iv</w:t>
-      </w:r>
-      <w:proofErr w:type="spellEnd"/>
-      <w:r>
-        <w:rPr>
-          <w:rFonts w:ascii="Arial Narrow" w:eastAsia="Times New Roman" w:hAnsi="Arial Narrow" w:cs="Arial"/>
-          <w:color w:val="000000"/>
-          <w:kern w:val="0"/>
-          <w:lang w:val="es-ES" w:eastAsia="es-ES"/>
-          <w14:ligatures w14:val="none"/>
-        </w:rPr>
-        <w:t>) presentar todas las comunicaciones cursadas con la parte denunciante en virtud de los hechos materia de denuncia</w:t>
-      </w:r>
-      <w:r>
-        <w:rPr>
-          <w:rFonts w:ascii="Arial Narrow" w:eastAsia="Times New Roman" w:hAnsi="Arial Narrow" w:cs="Arial"/>
-          <w:color w:val="000000"/>
-          <w:kern w:val="0"/>
-          <w:lang w:val="es-ES" w:eastAsia="es-ES"/>
-          <w14:ligatures w14:val="none"/>
-        </w:rPr>
-        <w:t>.</w:t>
-      </w:r>
-    </w:p>
-    <w:p>
-      <w:pPr>
-        <w:spacing w:after="0" w:line="240" w:lineRule="auto"/>
-        <w:contextualSpacing/>
-        <w:jc w:val="both"/>
-        <w:rPr>
-          <w:rFonts w:ascii="Arial Narrow" w:eastAsia="Times New Roman" w:hAnsi="Arial Narrow" w:cs="Arial"/>
-          <w:color w:val="000000"/>
-          <w:kern w:val="0"/>
-          <w:lang w:val="es-ES" w:eastAsia="es-ES"/>
-          <w14:ligatures w14:val="none"/>
-        </w:rPr>
-      </w:pPr>
-    </w:p>
-    <w:p>
-      <w:pPr>
-        <w:spacing w:after="0" w:line="240" w:lineRule="auto"/>
-        <w:contextualSpacing/>
-        <w:jc w:val="both"/>
-        <w:rPr>
-          <w:rFonts w:ascii="Arial Narrow" w:eastAsia="Times New Roman" w:hAnsi="Arial Narrow" w:cs="Times New Roman"/>
-          <w:color w:val="000000"/>
-          <w:kern w:val="0"/>
-          <w:shd w:val="clear" w:color="auto" w:fill="FFFFFF"/>
-          <w:lang w:eastAsia="es-PE"/>
-          <w14:ligatures w14:val="none"/>
-        </w:rPr>
-      </w:pPr>
+        <w:t/>
+      </w:r>
       <w:r>
         <w:rPr>
           <w:rFonts w:ascii="Arial Narrow" w:hAnsi="Arial Narrow"/>
-          <w:b/>
-          <w:bCs/>
-        </w:rPr>
-        <w:t>SEXTO</w:t>
+        </w:rPr>
+        <w:t xml:space="preserve"/>
       </w:r>
       <w:r>
         <w:rPr>
           <w:rFonts w:ascii="Arial Narrow" w:hAnsi="Arial Narrow"/>
         </w:rPr>
-        <w:t xml:space="preserve">: </w:t>
+        <w:t/>
       </w:r>
       <w:r>
         <w:rPr>
           <w:rFonts w:ascii="Arial Narrow" w:hAnsi="Arial Narrow"/>
         </w:rPr>
-        <w:t>Informar</w:t>
+        <w:t/>
       </w:r>
       <w:r>
         <w:rPr>
           <w:rFonts w:ascii="Arial Narrow" w:hAnsi="Arial Narrow"/>
         </w:rPr>
-        <w:t xml:space="preserve"> a </w:t>
-      </w:r>
-      <w:r>
-        <w:rPr>
-          <w:rFonts w:ascii="Arial Narrow" w:eastAsia="Times New Roman" w:hAnsi="Arial Narrow" w:cs="Times New Roman"/>
-          <w:color w:val="000000"/>
-          <w:kern w:val="0"/>
-          <w:shd w:val="clear" w:color="auto" w:fill="FFFFFF"/>
-          <w:lang w:eastAsia="es-PE"/>
-          <w14:ligatures w14:val="none"/>
-        </w:rPr>
-        <w:t xml:space="preserve">Rímac Seguros y Reaseguros S.A., al </w:t>
-      </w:r>
-      <w:r>
-        <w:rPr>
-          <w:rFonts w:ascii="Arial Narrow" w:eastAsia="Arial Narrow" w:hAnsi="Arial Narrow" w:cs="Arial Narrow"/>
-          <w:bCs/>
-        </w:rPr>
-        <w:t xml:space="preserve">señor </w:t>
-      </w:r>
-      <w:r>
-        <w:rPr>
-          <w:rFonts w:ascii="Arial Narrow" w:eastAsia="Times New Roman" w:hAnsi="Arial Narrow" w:cs="Times New Roman"/>
-          <w:color w:val="000000"/>
-          <w:kern w:val="0"/>
-          <w:shd w:val="clear" w:color="auto" w:fill="FFFFFF"/>
-          <w:lang w:eastAsia="es-PE"/>
-          <w14:ligatures w14:val="none"/>
-        </w:rPr>
-        <w:t>Fernando Alfredo Ríos Sarmiento y al señor Mario Luis Ángel Potesta Martínez</w:t>
+        <w:t xml:space="preserve"/>
       </w:r>
       <w:r>
         <w:rPr>
           <w:rFonts w:ascii="Arial Narrow" w:hAnsi="Arial Narrow"/>
         </w:rPr>
-        <w:t xml:space="preserve"> </w:t>
+        <w:t/>
       </w:r>
       <w:r>
         <w:rPr>
           <w:rFonts w:ascii="Arial Narrow" w:hAnsi="Arial Narrow"/>
         </w:rPr>
-        <w:t>que puede</w:t>
-      </w:r>
-      <w:r>
-        <w:rPr>
-          <w:rFonts w:ascii="Arial Narrow" w:hAnsi="Arial Narrow"/>
-        </w:rPr>
-        <w:t>n</w:t>
-      </w:r>
-      <w:r>
-        <w:rPr>
-          <w:rFonts w:ascii="Arial Narrow" w:hAnsi="Arial Narrow"/>
-        </w:rPr>
-        <w:t xml:space="preserve"> acceder al documento de </w:t>
-      </w:r>
-      <w:r>
-        <w:rPr>
-          <w:rFonts w:ascii="Arial Narrow" w:hAnsi="Arial Narrow"/>
-        </w:rPr>
-        <w:t>video</w:t>
-      </w:r>
-      <w:r>
-        <w:rPr>
-          <w:rFonts w:ascii="Arial Narrow" w:hAnsi="Arial Narrow"/>
-        </w:rPr>
-        <w:t xml:space="preserve"> presentado por </w:t>
+        <w:t xml:space="preserve"/>
       </w:r>
       <w:r>
         <w:rPr>
@@ -6143,7 +6143,7 @@
           <w:kern w:val="0"/>
           <w14:ligatures w14:val="none"/>
         </w:rPr>
-        <w:t xml:space="preserve">el </w:t>
+        <w:t xml:space="preserve"/>
       </w:r>
       <w:r>
         <w:rPr>
@@ -6153,7 +6153,7 @@
           <w:kern w:val="0"/>
           <w14:ligatures w14:val="none"/>
         </w:rPr>
-        <w:t xml:space="preserve">señor </w:t>
+        <w:t xml:space="preserve"/>
       </w:r>
       <w:r>
         <w:rPr>
@@ -6164,7 +6164,7 @@
           <w:lang w:eastAsia="es-PE"/>
           <w14:ligatures w14:val="none"/>
         </w:rPr>
-        <w:t>José Godofredo Peña Hospinal</w:t>
+        <w:t/>
       </w:r>
       <w:r>
         <w:rPr>
@@ -6175,7 +6175,7 @@
           <w:lang w:eastAsia="es-PE"/>
           <w14:ligatures w14:val="none"/>
         </w:rPr>
-        <w:t>,</w:t>
+        <w:t/>
       </w:r>
       <w:r>
         <w:rPr>
@@ -6186,7 +6186,7 @@
           <w:lang w:eastAsia="es-PE"/>
           <w14:ligatures w14:val="none"/>
         </w:rPr>
-        <w:t xml:space="preserve"> </w:t>
+        <w:t xml:space="preserve"/>
       </w:r>
       <w:r>
         <w:rPr>
@@ -6197,7 +6197,7 @@
           <w:lang w:eastAsia="es-PE"/>
           <w14:ligatures w14:val="none"/>
         </w:rPr>
-        <w:t>el cual se encontraba contenido</w:t>
+        <w:t/>
       </w:r>
       <w:r>
         <w:rPr>
@@ -6208,7 +6208,7 @@
           <w:lang w:eastAsia="es-PE"/>
           <w14:ligatures w14:val="none"/>
         </w:rPr>
-        <w:t xml:space="preserve"> </w:t>
+        <w:t xml:space="preserve"/>
       </w:r>
       <w:r>
         <w:rPr>
@@ -6219,7 +6219,7 @@
           <w:lang w:eastAsia="es-PE"/>
           <w14:ligatures w14:val="none"/>
         </w:rPr>
-        <w:t>en el</w:t>
+        <w:t/>
       </w:r>
       <w:r>
         <w:rPr>
@@ -6230,7 +6230,7 @@
           <w:lang w:eastAsia="es-PE"/>
           <w14:ligatures w14:val="none"/>
         </w:rPr>
-        <w:t xml:space="preserve"> CD </w:t>
+        <w:t xml:space="preserve"/>
       </w:r>
       <w:r>
         <w:rPr>
@@ -6241,7 +6241,7 @@
           <w:lang w:eastAsia="es-PE"/>
           <w14:ligatures w14:val="none"/>
         </w:rPr>
-        <w:t xml:space="preserve">adjuntado </w:t>
+        <w:t xml:space="preserve"/>
       </w:r>
       <w:r>
         <w:rPr>
@@ -6252,19 +6252,19 @@
           <w:lang w:eastAsia="es-PE"/>
           <w14:ligatures w14:val="none"/>
         </w:rPr>
-        <w:t>en su escrito del 16 de enero de 2026</w:t>
+        <w:t/>
       </w:r>
       <w:r>
         <w:rPr>
           <w:rFonts w:ascii="Arial Narrow" w:hAnsi="Arial Narrow"/>
         </w:rPr>
-        <w:t>, a través del siguiente link</w:t>
+        <w:t/>
       </w:r>
       <w:r>
         <w:rPr>
           <w:rFonts w:ascii="Arial Narrow" w:hAnsi="Arial Narrow"/>
         </w:rPr>
-        <w:t xml:space="preserve">: </w:t>
+        <w:t xml:space="preserve"/>
       </w:r>
       <w:hyperlink r:id="rId8" w:history="1">
         <w:r>
@@ -6272,40 +6272,40 @@
             <w:rStyle w:val="Hipervnculo"/>
             <w:rFonts w:ascii="Arial Narrow" w:hAnsi="Arial Narrow"/>
           </w:rPr>
-          <w:t>https://indecopi-my.sharepoint.com/:f:/g/personal/apoyocc1e_indecopi_gob_pe/IgCUUHMaix1USJAPX1oYrACdAWX5I9FkpxUPAGmvDhS_aKI?e=Kr4mSn</w:t>
+          <w:t/>
         </w:r>
       </w:hyperlink>
       <w:r>
         <w:rPr>
           <w:rFonts w:ascii="Arial Narrow" w:hAnsi="Arial Narrow"/>
         </w:rPr>
-        <w:t>,</w:t>
+        <w:t/>
       </w:r>
       <w:r>
         <w:rPr>
           <w:rFonts w:ascii="Arial Narrow" w:hAnsi="Arial Narrow"/>
         </w:rPr>
-        <w:t xml:space="preserve"> cuyo acceso tiene vigencia hasta el </w:t>
+        <w:t xml:space="preserve"/>
       </w:r>
       <w:r>
         <w:rPr>
           <w:rFonts w:ascii="Arial Narrow" w:hAnsi="Arial Narrow"/>
           <w:u w:val="single"/>
         </w:rPr>
-        <w:t>26</w:t>
+        <w:t/>
       </w:r>
       <w:r>
         <w:rPr>
           <w:rFonts w:ascii="Arial Narrow" w:hAnsi="Arial Narrow"/>
           <w:u w:val="single"/>
         </w:rPr>
-        <w:t xml:space="preserve"> de marzo de 2026</w:t>
+        <w:t xml:space="preserve"/>
       </w:r>
       <w:r>
         <w:rPr>
           <w:rFonts w:ascii="Arial Narrow" w:hAnsi="Arial Narrow"/>
         </w:rPr>
-        <w:t>; dejándose a salvo su derecho de solicitar una nueva habilitación del link después de vencido el plazo señalado.</w:t>
+        <w:t/>
       </w:r>
     </w:p>
     <w:p>
@@ -6884,7 +6884,7 @@
           <w:b/>
           <w:bCs/>
         </w:rPr>
-        <w:t>DÉCIMO PRIMERO</w:t>
+        <w:t xml:space="preserve">DÉCIMO PRIMERO: requerir al señor [DENUNCIANTE] y a Rímac Seguros y Reaseguros S.A., para que, dentro del plazo de dos (2) días hábiles siguientes a la fecha en que reciban la notificación en sus bandejas de correo electrónico, efectúen la confirmación de recepción de la notificación remitida por este despacho a sus correos electrónicos, de conformidad con el segundo párrafo del numeral 4 del artículo 20 del Texto Único Ordenado de la Ley del Procedimiento Administrativo General, aprobado mediante Decreto Supremo  006-2026-JUS, bajo apercibimiento de rehacer el acto de notificación y notificarle conforme al numeral 1 del artículo 20 del citado cuerpo normativo.</w:t>
       </w:r>
       <w:r>
         <w:rPr>
@@ -6894,7 +6894,7 @@
           <w:kern w:val="0"/>
           <w14:ligatures w14:val="none"/>
         </w:rPr>
-        <w:t>:</w:t>
+        <w:t/>
       </w:r>
       <w:r>
         <w:rPr>
@@ -6904,7 +6904,7 @@
           <w:kern w:val="0"/>
           <w14:ligatures w14:val="none"/>
         </w:rPr>
-        <w:t xml:space="preserve"> requerir a</w:t>
+        <w:t xml:space="preserve"/>
       </w:r>
       <w:r>
         <w:rPr>
@@ -6914,7 +6914,7 @@
           <w:kern w:val="0"/>
           <w14:ligatures w14:val="none"/>
         </w:rPr>
-        <w:t xml:space="preserve">l señor </w:t>
+        <w:t xml:space="preserve"/>
       </w:r>
       <w:r>
         <w:rPr>
@@ -6925,7 +6925,7 @@
           <w:lang w:eastAsia="es-PE"/>
           <w14:ligatures w14:val="none"/>
         </w:rPr>
-        <w:t>José Godofredo Peña Hospinal y a</w:t>
+        <w:t/>
       </w:r>
       <w:r>
         <w:rPr>
@@ -6936,7 +6936,7 @@
           <w:lang w:eastAsia="es-PE"/>
           <w14:ligatures w14:val="none"/>
         </w:rPr>
-        <w:t xml:space="preserve"> </w:t>
+        <w:t xml:space="preserve"/>
       </w:r>
       <w:r>
         <w:rPr>
@@ -6947,7 +6947,7 @@
           <w:lang w:eastAsia="es-PE"/>
           <w14:ligatures w14:val="none"/>
         </w:rPr>
-        <w:t xml:space="preserve">Rímac Seguros </w:t>
+        <w:t xml:space="preserve"/>
       </w:r>
       <w:r>
         <w:rPr>
@@ -6958,7 +6958,7 @@
           <w:lang w:eastAsia="es-PE"/>
           <w14:ligatures w14:val="none"/>
         </w:rPr>
-        <w:t>y</w:t>
+        <w:t/>
       </w:r>
       <w:r>
         <w:rPr>
@@ -6969,7 +6969,7 @@
           <w:lang w:eastAsia="es-PE"/>
           <w14:ligatures w14:val="none"/>
         </w:rPr>
-        <w:t xml:space="preserve"> Reaseguros S.A</w:t>
+        <w:t xml:space="preserve"/>
       </w:r>
       <w:r>
         <w:rPr>
@@ -6980,112 +6980,112 @@
           <w:lang w:eastAsia="es-PE"/>
           <w14:ligatures w14:val="none"/>
         </w:rPr>
-        <w:t xml:space="preserve">., </w:t>
+        <w:t xml:space="preserve"/>
       </w:r>
       <w:r>
         <w:rPr>
           <w:rFonts w:ascii="Arial Narrow" w:hAnsi="Arial Narrow"/>
           <w:color w:val="000000"/>
         </w:rPr>
-        <w:t>para que, dentro del plazo de dos (2) días hábiles siguientes a la fecha en que reciba</w:t>
+        <w:t/>
       </w:r>
       <w:r>
         <w:rPr>
           <w:rFonts w:ascii="Arial Narrow" w:hAnsi="Arial Narrow"/>
           <w:color w:val="000000"/>
         </w:rPr>
-        <w:t>n</w:t>
+        <w:t/>
       </w:r>
       <w:r>
         <w:rPr>
           <w:rFonts w:ascii="Arial Narrow" w:hAnsi="Arial Narrow"/>
           <w:color w:val="000000"/>
         </w:rPr>
-        <w:t xml:space="preserve"> la notificación en su</w:t>
+        <w:t xml:space="preserve"/>
       </w:r>
       <w:r>
         <w:rPr>
           <w:rFonts w:ascii="Arial Narrow" w:hAnsi="Arial Narrow"/>
           <w:color w:val="000000"/>
         </w:rPr>
-        <w:t>s</w:t>
+        <w:t/>
       </w:r>
       <w:r>
         <w:rPr>
           <w:rFonts w:ascii="Arial Narrow" w:hAnsi="Arial Narrow"/>
           <w:color w:val="000000"/>
         </w:rPr>
-        <w:t xml:space="preserve"> bandeja</w:t>
+        <w:t xml:space="preserve"/>
       </w:r>
       <w:r>
         <w:rPr>
           <w:rFonts w:ascii="Arial Narrow" w:hAnsi="Arial Narrow"/>
           <w:color w:val="000000"/>
         </w:rPr>
-        <w:t>s</w:t>
+        <w:t/>
       </w:r>
       <w:r>
         <w:rPr>
           <w:rFonts w:ascii="Arial Narrow" w:hAnsi="Arial Narrow"/>
           <w:color w:val="000000"/>
         </w:rPr>
-        <w:t xml:space="preserve"> de correo electrónico, efectú</w:t>
+        <w:t xml:space="preserve"/>
       </w:r>
       <w:r>
         <w:rPr>
           <w:rFonts w:ascii="Arial Narrow" w:hAnsi="Arial Narrow"/>
           <w:color w:val="000000"/>
         </w:rPr>
-        <w:t>en</w:t>
+        <w:t/>
       </w:r>
       <w:r>
         <w:rPr>
           <w:rFonts w:ascii="Arial Narrow" w:hAnsi="Arial Narrow"/>
           <w:color w:val="000000"/>
         </w:rPr>
-        <w:t xml:space="preserve"> la confirmación de recepción de la notificación remitida por este despacho a su</w:t>
+        <w:t xml:space="preserve"/>
       </w:r>
       <w:r>
         <w:rPr>
           <w:rFonts w:ascii="Arial Narrow" w:hAnsi="Arial Narrow"/>
           <w:color w:val="000000"/>
         </w:rPr>
-        <w:t>s</w:t>
+        <w:t/>
       </w:r>
       <w:r>
         <w:rPr>
           <w:rFonts w:ascii="Arial Narrow" w:hAnsi="Arial Narrow"/>
           <w:color w:val="000000"/>
         </w:rPr>
-        <w:t xml:space="preserve"> correo</w:t>
+        <w:t xml:space="preserve"/>
       </w:r>
       <w:r>
         <w:rPr>
           <w:rFonts w:ascii="Arial Narrow" w:hAnsi="Arial Narrow"/>
           <w:color w:val="000000"/>
         </w:rPr>
-        <w:t>s</w:t>
+        <w:t/>
       </w:r>
       <w:r>
         <w:rPr>
           <w:rFonts w:ascii="Arial Narrow" w:hAnsi="Arial Narrow"/>
           <w:color w:val="000000"/>
         </w:rPr>
-        <w:t xml:space="preserve"> electrónico</w:t>
+        <w:t xml:space="preserve"/>
       </w:r>
       <w:r>
         <w:rPr>
           <w:rFonts w:ascii="Arial Narrow" w:hAnsi="Arial Narrow"/>
           <w:color w:val="000000"/>
         </w:rPr>
-        <w:t>s</w:t>
+        <w:t/>
       </w:r>
       <w:r>
         <w:rPr>
           <w:rFonts w:ascii="Arial Narrow" w:hAnsi="Arial Narrow"/>
           <w:color w:val="000000"/>
         </w:rPr>
-        <w:t>, de conformidad con el segundo párrafo del numeral 4 del artículo 20</w:t>
+        <w:t/>
       </w:r>
       <w:r>
         <w:rPr>
@@ -7102,7 +7102,7 @@
           <w:rFonts w:ascii="Arial Narrow" w:hAnsi="Arial Narrow"/>
           <w:color w:val="000000"/>
         </w:rPr>
-        <w:t xml:space="preserve"> del Texto Único Ordenado de la Ley del Procedimiento Administrativo General, aprobado mediante Decreto Supremo </w:t>
+        <w:t xml:space="preserve"/>
       </w:r>
       <w:proofErr w:type="spellStart"/>
       <w:r>
@@ -7118,7 +7118,7 @@
           <w:rFonts w:ascii="Arial Narrow" w:hAnsi="Arial Narrow"/>
           <w:color w:val="000000"/>
         </w:rPr>
-        <w:t xml:space="preserve"> 006-2026-JUS, bajo apercibimiento de rehacer el acto de notificación y notificarle conforme al numeral 1 del artículo 20</w:t>
+        <w:t xml:space="preserve"/>
       </w:r>
       <w:r>
         <w:rPr>
@@ -7135,7 +7135,7 @@
           <w:rFonts w:ascii="Arial Narrow" w:hAnsi="Arial Narrow"/>
           <w:color w:val="000000"/>
         </w:rPr>
-        <w:t xml:space="preserve"> del citado cuerpo normativo</w:t>
+        <w:t xml:space="preserve"/>
       </w:r>
       <w:r>
         <w:rPr>
@@ -7148,7 +7148,7 @@
         <w:rPr>
           <w:rFonts w:ascii="Arial Narrow" w:hAnsi="Arial Narrow" w:cs="Arial"/>
         </w:rPr>
-        <w:t>.</w:t>
+        <w:t/>
       </w:r>
     </w:p>
     <w:p>
@@ -7180,7 +7180,7 @@
           <w:kern w:val="0"/>
           <w14:ligatures w14:val="none"/>
         </w:rPr>
-        <w:t>DÉCIMO TERCERO:</w:t>
+        <w:t xml:space="preserve">DÉCIMO TERCERO: requerir al señor [APELLIDO] Alfredo Ríos Sarmiento y al señor [APELLIDO] Luis Ángel Potesta Martínez para que, dentro del plazo de dos (2) días hábiles siguientes a la fecha en que reciban la notificación en su domicilio procesal, señalen un correo electrónico autorizando recibir las notificaciones correspondientes por dicho medio. </w:t>
       </w:r>
       <w:r>
         <w:rPr>
@@ -7190,21 +7190,21 @@
           <w:kern w:val="0"/>
           <w14:ligatures w14:val="none"/>
         </w:rPr>
-        <w:t xml:space="preserve"> requerir al</w:t>
+        <w:t xml:space="preserve"/>
       </w:r>
       <w:r>
         <w:rPr>
           <w:rFonts w:ascii="Arial Narrow" w:eastAsia="Arial Narrow" w:hAnsi="Arial Narrow" w:cs="Arial Narrow"/>
           <w:bCs/>
         </w:rPr>
-        <w:t xml:space="preserve"> </w:t>
+        <w:t xml:space="preserve"/>
       </w:r>
       <w:r>
         <w:rPr>
           <w:rFonts w:ascii="Arial Narrow" w:eastAsia="Arial Narrow" w:hAnsi="Arial Narrow" w:cs="Arial Narrow"/>
           <w:bCs/>
         </w:rPr>
-        <w:t xml:space="preserve">señor </w:t>
+        <w:t xml:space="preserve"/>
       </w:r>
       <w:r>
         <w:rPr>
@@ -7215,7 +7215,7 @@
           <w:lang w:eastAsia="es-PE"/>
           <w14:ligatures w14:val="none"/>
         </w:rPr>
-        <w:t xml:space="preserve">Fernando Alfredo Ríos Sarmiento y al señor Mario Luis </w:t>
+        <w:t xml:space="preserve"/>
       </w:r>
       <w:r>
         <w:rPr>
@@ -7226,7 +7226,7 @@
           <w:lang w:eastAsia="es-PE"/>
           <w14:ligatures w14:val="none"/>
         </w:rPr>
-        <w:t>Ángel</w:t>
+        <w:t/>
       </w:r>
       <w:r>
         <w:rPr>
@@ -7237,7 +7237,7 @@
           <w:lang w:eastAsia="es-PE"/>
           <w14:ligatures w14:val="none"/>
         </w:rPr>
-        <w:t xml:space="preserve"> Potesta </w:t>
+        <w:t xml:space="preserve"/>
       </w:r>
       <w:r>
         <w:rPr>
@@ -7248,7 +7248,7 @@
           <w:lang w:eastAsia="es-PE"/>
           <w14:ligatures w14:val="none"/>
         </w:rPr>
-        <w:t>Martínez</w:t>
+        <w:t/>
       </w:r>
       <w:r>
         <w:rPr>
@@ -7258,14 +7258,14 @@
           <w:kern w:val="0"/>
           <w14:ligatures w14:val="none"/>
         </w:rPr>
-        <w:t xml:space="preserve"> </w:t>
+        <w:t xml:space="preserve"/>
       </w:r>
       <w:r>
         <w:rPr>
           <w:rFonts w:ascii="Arial Narrow" w:hAnsi="Arial Narrow"/>
           <w:color w:val="000000"/>
         </w:rPr>
-        <w:t xml:space="preserve">para que, </w:t>
+        <w:t xml:space="preserve"/>
       </w:r>
       <w:r>
         <w:rPr>
@@ -7276,7 +7276,7 @@
           <w:lang w:eastAsia="es-PE"/>
           <w14:ligatures w14:val="none"/>
         </w:rPr>
-        <w:t>dentro del plazo de dos (2) días hábiles siguientes a la fecha en que reciba</w:t>
+        <w:t/>
       </w:r>
       <w:r>
         <w:rPr>
@@ -7287,7 +7287,7 @@
           <w:lang w:eastAsia="es-PE"/>
           <w14:ligatures w14:val="none"/>
         </w:rPr>
-        <w:t>n</w:t>
+        <w:t/>
       </w:r>
       <w:r>
         <w:rPr>
@@ -7298,28 +7298,28 @@
           <w:lang w:eastAsia="es-PE"/>
           <w14:ligatures w14:val="none"/>
         </w:rPr>
-        <w:t xml:space="preserve"> la notificación en su domicilio procesal</w:t>
+        <w:t xml:space="preserve"/>
       </w:r>
       <w:r>
         <w:rPr>
           <w:rFonts w:ascii="Arial Narrow" w:hAnsi="Arial Narrow"/>
           <w:color w:val="000000"/>
         </w:rPr>
-        <w:t>, señale</w:t>
+        <w:t/>
       </w:r>
       <w:r>
         <w:rPr>
           <w:rFonts w:ascii="Arial Narrow" w:hAnsi="Arial Narrow"/>
           <w:color w:val="000000"/>
         </w:rPr>
-        <w:t>n</w:t>
+        <w:t/>
       </w:r>
       <w:r>
         <w:rPr>
           <w:rFonts w:ascii="Arial Narrow" w:hAnsi="Arial Narrow"/>
           <w:color w:val="000000"/>
         </w:rPr>
-        <w:t xml:space="preserve"> un correo electrónico autorizando recibir las notificaciones correspondientes por dicho medio. </w:t>
+        <w:t xml:space="preserve"/>
       </w:r>
     </w:p>
     <w:p>

--- a/plantillas_maestras/01_seguro_vehicular/negativa_cobertura/2_o_mas_ddos_varios/varon/TPL_0059_2026_SEGURO_VEHICULAR_NEGATIVA_COBERTURA_ASEGURADORA_VARON_R2.docx
+++ b/plantillas_maestras/01_seguro_vehicular/negativa_cobertura/2_o_mas_ddos_varios/varon/TPL_0059_2026_SEGURO_VEHICULAR_NEGATIVA_COBERTURA_ASEGURADORA_VARON_R2.docx
@@ -217,7 +217,7 @@
           <w14:ligatures w14:val="none"/>
         </w:rPr>
         <w:tab/>
-        <w:t xml:space="preserve">:FERNANDO ALFREDO RÍOS SARMIENTO (SEÑOR [APELLIDO])</w:t>
+        <w:t xml:space="preserve">:FERNANDO ALFREDO RÍOS SARMIENTO (SEÑOR [APELLIDO] )</w:t>
       </w:r>
       <w:r>
         <w:rPr>
@@ -261,7 +261,7 @@
           <w14:ligatures w14:val="none"/>
         </w:rPr>
         <w:tab/>
-        <w:t xml:space="preserve">:MARIO LUIS ÁNGEL POTESTA MARTÍNEZ (SEÑOR [APELLIDO])</w:t>
+        <w:t xml:space="preserve">:MARIO LUIS ÁNGEL POTESTA MARTÍNEZ (SEÑOR [APELLIDO] )</w:t>
       </w:r>
       <w:r>
         <w:rPr>
@@ -822,7 +822,7 @@
           <w:lang w:eastAsia="es-ES"/>
           <w14:ligatures w14:val="none"/>
         </w:rPr>
-        <w:t xml:space="preserve">El 8 de setiembre de 2023, en calidad de tercero perjudicado, su vehículo con Placa de Rodaje  CAN-022 (en adelante, vehículo siniestrado) sufrió daños materiales ocasionado por el accidente de tránsito ocasionado por el choque con el vehículo con Placa de Rodaje  F9P-149 de la señora [APELLIDO] Patricia Shiroma Castro (en adelante, señora [APELLIDO]) y el vehículo con Placa de Rodaje  BXD-000 del señor [APELLIDO] Esquivel Tello Abregu (en adelante, señor [APELLIDO]), quienes contaban con seguros vehiculares contratados con Rímac. </w:t>
+        <w:t xml:space="preserve">El 8 de setiembre de 2023, en calidad de tercero perjudicado, su vehículo con Placa de Rodaje CAN-022 (en adelante, vehículo siniestrado) sufrió daños materiales ocasionado por el accidente de tránsito ocasionado por el choque con el vehículo con Placa de Rodaje F9P-149 de la señora [APELLIDO] (en adelante, señora [APELLIDO] ) y el vehículo con Placa de Rodaje BXD-000 del señor [APELLIDO] (en adelante, señor [APELLIDO] ), quienes contaban con seguros vehiculares contratados con Rímac. </w:t>
       </w:r>
       <w:r>
         <w:rPr>
@@ -1224,7 +1224,7 @@
           <w:lang w:eastAsia="es-ES"/>
           <w14:ligatures w14:val="none"/>
         </w:rPr>
-        <w:t xml:space="preserve">El 19 de febrero de 2024, remitió un reclamo mediante carta notarial a Rímac solicitando la evaluación del daño ocasionado al vehículo siniestrado y el pago correspondiente por los daños materiales, en atención a que en el accidente de tránsito participaron dos asegurados de dicha compañía aseguradora, el señor [APELLIDO] y la señora [APELLIDO]; no obstante, Rímac se negó a recibir el reclamo y no le emitió una respuesta.</w:t>
+        <w:t xml:space="preserve">El 19 de febrero de 2024, remitió un reclamo mediante carta notarial a Rímac solicitando la evaluación del daño ocasionado al vehículo siniestrado y el pago correspondiente por los daños materiales, en atención a que en el accidente de tránsito participaron dos asegurados de dicha compañía aseguradora, el señor [APELLIDO] y la señora [APELLIDO] ; no obstante, Rímac se negó a recibir el reclamo y no le emitió una respuesta.</w:t>
       </w:r>
       <w:r>
         <w:rPr>
@@ -1518,7 +1518,7 @@
           <w:lang w:eastAsia="es-ES"/>
           <w14:ligatures w14:val="none"/>
         </w:rPr>
-        <w:t xml:space="preserve">El 26 de agosto de 2024, solicitó ante Rímac la entrega de documentación vinculada al siniestro respecto de los seguros vehiculares contratados por el señor [APELLIDO] y la señora [APELLIDO], ante lo cual la compañía aseguradora no cumplió con atender su solicitud.</w:t>
+        <w:t xml:space="preserve">El 26 de agosto de 2024, solicitó ante Rímac la entrega de documentación vinculada al siniestro respecto de los seguros vehiculares contratados por el señor [APELLIDO] y la señora [APELLIDO] , ante lo cual la compañía aseguradora no cumplió con atender su solicitud.</w:t>
       </w:r>
       <w:r>
         <w:rPr>
@@ -1645,7 +1645,7 @@
           <w:lang w:eastAsia="es-ES"/>
           <w14:ligatures w14:val="none"/>
         </w:rPr>
-        <w:t xml:space="preserve">El 26 de setiembre de 2025, sostuvo una comunicación telefónica con el señor [APELLIDO], en la cual este manifestó que desde la ocurrencia del accidente no había sido contactado por Rímac, que no había conversado con representante alguno de la compañía aseguradora y que no se le solicitó manifestar aceptación de responsabilidad ni conformidad para la activación de cobertura.</w:t>
+        <w:t xml:space="preserve">El 26 de setiembre de 2025, sostuvo una comunicación telefónica con el señor [APELLIDO] , en la cual este manifestó que desde la ocurrencia del accidente no había sido contactado por Rímac, que no había conversado con representante alguno de la compañía aseguradora y que no se le solicitó manifestar aceptación de responsabilidad ni conformidad para la activación de cobertura.</w:t>
       </w:r>
       <w:r>
         <w:rPr>
@@ -3205,7 +3205,7 @@
           <w:lang w:eastAsia="es-PE"/>
           <w14:ligatures w14:val="none"/>
         </w:rPr>
-        <w:t xml:space="preserve">Además, la Secretaría Técnica, en ejercicio de sus facultades, considera que el hecho denunciado, consistente en que el señor [APELLIDO] Alfredo Ríos Sarmiento sería responsable solidario de las presuntas infracciones cometidas por Rímac Seguros y Reaseguros S.A., quien ostentaba la condición de gerente general de la compañía aseguradora hasta el 24 de setiembre de 2025, por participar en la planificación y ejecución de acciones de gestión orientadas a proporcionar al denunciante información incorrecta contenida en la carta del 12 de abril de 2024, a no otorgar la cobertura solicitada respecto del siniestro ocurrido el 8 de setiembre de 2023, así como a negarse a recibir el reclamo del 19 de febrero de 2024 ni la solicitud de entrega de información presentada el 26 de agosto de 2024. Por consiguiente, corresponde calificar el hecho materia de denuncia como una presunta infracción al artículo 111 del Código. </w:t>
+        <w:t xml:space="preserve">Además, la Secretaría Técnica, en ejercicio de sus facultades, considera que el hecho denunciado, consistente en que el señor [APELLIDO] sería responsable solidario de las presuntas infracciones cometidas por Rímac Seguros y Reaseguros S.A., quien ostentaba la condición de gerente general de la compañía aseguradora hasta el 24 de setiembre de 2025, por participar en la planificación y ejecución de acciones de gestión orientadas a proporcionar al denunciante información incorrecta contenida en la carta del 12 de abril de 2024, a no otorgar la cobertura solicitada respecto del siniestro ocurrido el 8 de setiembre de 2023, así como a negarse a recibir el reclamo del 19 de febrero de 2024 ni la solicitud de entrega de información presentada el 26 de agosto de 2024. Por consiguiente, corresponde calificar el hecho materia de denuncia como una presunta infracción al artículo 111 del Código. </w:t>
       </w:r>
       <w:r>
         <w:rPr>
@@ -3304,7 +3304,7 @@
           <w:lang w:eastAsia="es-PE"/>
           <w14:ligatures w14:val="none"/>
         </w:rPr>
-        <w:t xml:space="preserve">Además, la Secretaría Técnica, en ejercicio de sus facultades, considera que el hecho denunciado, consistente en que el señor [APELLIDO] Luis Ángel Potesta Martínez sería responsable solidario de las presuntas infracciones cometidas por Rímac Seguros y Reaseguros S.A., quien ostenta la condición de gerente general de la compañía aseguradora desde el 25 de setiembre de 2025, por participar en la planificación y ejecución de acciones de gestión orientadas a no otorgar la cobertura solicitada respecto del siniestro ocurrido el 8 de setiembre de 2023, así como a negarse a recibir el reclamo del 19 de febrero de 2024 ni la solicitud de entrega de información presentada el 26 de agosto de 2024. Por consiguiente, corresponde calificar el hecho materia de denuncia como una presunta infracción al artículo 111 del Código. </w:t>
+        <w:t xml:space="preserve">Además, la Secretaría Técnica, en ejercicio de sus facultades, considera que el hecho denunciado, consistente en que el señor [APELLIDO] Martínez sería responsable solidario de las presuntas infracciones cometidas por Rímac Seguros y Reaseguros S.A., quien ostenta la condición de gerente general de la compañía aseguradora desde el 25 de setiembre de 2025, por participar en la planificación y ejecución de acciones de gestión orientadas a no otorgar la cobertura solicitada respecto del siniestro ocurrido el 8 de setiembre de 2023, así como a negarse a recibir el reclamo del 19 de febrero de 2024 ni la solicitud de entrega de información presentada el 26 de agosto de 2024. Por consiguiente, corresponde calificar el hecho materia de denuncia como una presunta infracción al artículo 111 del Código. </w:t>
       </w:r>
       <w:r>
         <w:rPr>
@@ -3953,7 +3953,7 @@
           <w:lang w:eastAsia="es-PE"/>
           <w14:ligatures w14:val="none"/>
         </w:rPr>
-        <w:t xml:space="preserve">PRIMERO: admitir a trámite la denuncia del 8 de enero de 2026, complementado con el escrito del 16 de enero de 2026, subsanada mediante escrito del 5 de febrero de 2026, interpuesta por el señor [DENUNCIANTE] contra Rímac Seguros y Reaseguros S.A., el señor [APELLIDO] Alfredo Ríos Sarmiento y el señor [APELLIDO] Luis Ángel Potesta Martínez, por lo siguiente:</w:t>
+        <w:t xml:space="preserve">PRIMERO: admitir a trámite la denuncia del 8 de enero de 2026, complementado con el escrito del 16 de enero de 2026, subsanada mediante escrito del 5 de febrero de 2026, interpuesta por el señor [DENUNCIANTE] contra Rímac Seguros y Reaseguros S.A., el señor [APELLIDO] y el señor [APELLIDO] Martínez, por lo siguiente:</w:t>
       </w:r>
       <w:r>
         <w:rPr>
@@ -4850,7 +4850,7 @@
           <w:kern w:val="0"/>
           <w14:ligatures w14:val="none"/>
         </w:rPr>
-        <w:t xml:space="preserve">Presunta infracción al artículo 111 de la Ley  29571, Código de Protección y Defensa del Consumidor, en tanto el señor [APELLIDO] Alfredo Ríos Sarmiento sería responsable solidario de las presuntas infracciones cometidas por Rímac Seguros y Reaseguros S.A., quien ostentaba la condición de gerente general de la compañía aseguradora hasta el 24 de setiembre de 2025, por participar en la planificación y ejecución de acciones de gestión orientadas a proporcionar al denunciante información incorrecta contenida en la carta del 12 de abril de 2024, a no otorgar la cobertura solicitada respecto del siniestro ocurrido el 8 de setiembre de 2023, así como a negarse a recibir el reclamo del 19 de febrero de 2024 ni la solicitud de entrega de información presentada el 26 de agosto de 2024.</w:t>
+        <w:t xml:space="preserve">Presunta infracción al artículo 111 de la Ley 29571, Código de Protección y Defensa del Consumidor, en tanto el señor [APELLIDO] sería responsable solidario de las presuntas infracciones cometidas por Rímac Seguros y Reaseguros S.A., quien ostentaba la condición de gerente general de la compañía aseguradora hasta el 24 de setiembre de 2025, por participar en la planificación y ejecución de acciones de gestión orientadas a proporcionar al denunciante información incorrecta contenida en la carta del 12 de abril de 2024, a no otorgar la cobertura solicitada respecto del siniestro ocurrido el 8 de setiembre de 2023, así como a negarse a recibir el reclamo del 19 de febrero de 2024 ni la solicitud de entrega de información presentada el 26 de agosto de 2024.</w:t>
       </w:r>
       <w:proofErr w:type="spellStart"/>
       <w:r>
@@ -5005,7 +5005,7 @@
           <w:kern w:val="0"/>
           <w14:ligatures w14:val="none"/>
         </w:rPr>
-        <w:t xml:space="preserve">Presunta infracción al artículo 111 de la Ley  29571, Código de Protección y Defensa del Consumidor, en tanto el señor [APELLIDO] Luis Ángel Potesta Martínez sería responsable solidario de las presuntas infracciones cometidas por Rímac Seguros y Reaseguros S.A., quien ostenta la condición de gerente general de la compañía aseguradora desde el 25 de setiembre de 2025, por participar en la planificación y ejecución de acciones de gestión orientadas a no otorgar la cobertura solicitada respecto del siniestro ocurrido el 8 de setiembre de 2023, así como a negarse a recibir el reclamo del 19 de febrero de 2024 ni la solicitud de entrega de información presentada el 26 de agosto de 2024.</w:t>
+        <w:t xml:space="preserve">Presunta infracción al artículo 111 de la Ley 29571, Código de Protección y Defensa del Consumidor, en tanto el señor [APELLIDO] Martínez sería responsable solidario de las presuntas infracciones cometidas por Rímac Seguros y Reaseguros S.A., quien ostenta la condición de gerente general de la compañía aseguradora desde el 25 de setiembre de 2025, por participar en la planificación y ejecución de acciones de gestión orientadas a no otorgar la cobertura solicitada respecto del siniestro ocurrido el 8 de setiembre de 2023, así como a negarse a recibir el reclamo del 19 de febrero de 2024 ni la solicitud de entrega de información presentada el 26 de agosto de 2024.</w:t>
       </w:r>
       <w:proofErr w:type="spellStart"/>
       <w:r>
@@ -5569,7 +5569,7 @@
           <w:lang w:eastAsia="es-PE"/>
           <w14:ligatures w14:val="none"/>
         </w:rPr>
-        <w:t xml:space="preserve">CUARTO: correr traslado de la denuncia interpuesta el 8 de enero de 2026, complementado con el escrito del 16 de enero de 2026, subsanada mediante escrito del 5 de febrero de 2026, a Rímac Seguros y Reaseguros S.A., al señor [APELLIDO] Alfredo Ríos Sarmiento y al señor [APELLIDO] Luis Ángel Potesta Martínez, para que, de conformidad con lo dispuesto por el artículo 26 de la Ley sobre Facultades, Normas y Organización del Indecopi, aprobada por Decreto Legislativo 807, presenten sus descargos en un plazo no mayor de cinco (5) días hábiles contados desde la notificación. </w:t>
+        <w:t xml:space="preserve">CUARTO: correr traslado de la denuncia interpuesta el 8 de enero de 2026, complementado con el escrito del 16 de enero de 2026, subsanada mediante escrito del 5 de febrero de 2026, a Rímac Seguros y Reaseguros S.A., al señor [APELLIDO] y al señor [APELLIDO] Martínez, para que, de conformidad con lo dispuesto por el artículo 26 de la Ley sobre Facultades, Normas y Organización del Indecopi, aprobada por Decreto Legislativo 807, presenten sus descargos en un plazo no mayor de cinco (5) días hábiles contados desde la notificación. </w:t>
       </w:r>
       <w:r>
         <w:rPr>
@@ -6050,7 +6050,7 @@
           <w:b/>
           <w:bCs/>
         </w:rPr>
-        <w:t xml:space="preserve">SEXTO: Informar a Rímac Seguros y Reaseguros S.A., al señor [APELLIDO] Alfredo Ríos Sarmiento y al señor [APELLIDO] Luis Ángel Potesta Martínez que pueden acceder al documento de video presentado por el señor [DENUNCIANTE], el cual se encontraba contenido en el CD adjuntado en su escrito del 16 de enero de 2026, a través del siguiente link: https://indecopi-my.sharepoint.com/:f:/g/personal/apoyocc1e_indecopi_gob_pe/IgCUUHMaix1USJAPX1oYrACdAWX5I9FkpxUPAGmvDhS_aKI?e=Kr4mSn, cuyo acceso tiene vigencia hasta el 26 de marzo de 2026; dejándose a salvo su derecho de solicitar una nueva habilitación del link después de vencido el plazo señalado.</w:t>
+        <w:t xml:space="preserve">SEXTO: Informar a Rímac Seguros y Reaseguros S.A., al señor [APELLIDO] y al señor [APELLIDO] Martínez que pueden acceder al documento de video presentado por el señor [DENUNCIANTE], el cual se encontraba contenido en el CD adjuntado en su escrito del 16 de enero de 2026, a través del siguiente link: https://indecopi-my.sharepoint.com/:f:/g/personal/apoyocc1e_indecopi_gob_pe/IgCUUHMaix1USJAPX1oYrACdAWX5I9FkpxUPAGmvDhS_aKI?e=Kr4mSn, cuyo acceso tiene vigencia hasta el 26 de marzo de 2026; dejándose a salvo su derecho de solicitar una nueva habilitación del link después de vencido el plazo señalado.</w:t>
       </w:r>
       <w:r>
         <w:rPr>
@@ -6884,7 +6884,7 @@
           <w:b/>
           <w:bCs/>
         </w:rPr>
-        <w:t xml:space="preserve">DÉCIMO PRIMERO: requerir al señor [DENUNCIANTE] y a Rímac Seguros y Reaseguros S.A., para que, dentro del plazo de dos (2) días hábiles siguientes a la fecha en que reciban la notificación en sus bandejas de correo electrónico, efectúen la confirmación de recepción de la notificación remitida por este despacho a sus correos electrónicos, de conformidad con el segundo párrafo del numeral 4 del artículo 20 del Texto Único Ordenado de la Ley del Procedimiento Administrativo General, aprobado mediante Decreto Supremo  006-2026-JUS, bajo apercibimiento de rehacer el acto de notificación y notificarle conforme al numeral 1 del artículo 20 del citado cuerpo normativo.</w:t>
+        <w:t xml:space="preserve">DÉCIMO PRIMERO: requerir al señor [DENUNCIANTE] y a Rímac Seguros y Reaseguros S.A., para que, dentro del plazo de dos (2) días hábiles siguientes a la fecha en que reciban la notificación en sus bandejas de correo electrónico, efectúen la confirmación de recepción de la notificación remitida por este despacho a sus correos electrónicos, de conformidad con el segundo párrafo del numeral 4 del artículo 20 del Texto Único Ordenado de la Ley del Procedimiento Administrativo General, aprobado mediante Decreto Supremo 006-2026-JUS, bajo apercibimiento de rehacer el acto de notificación y notificarle conforme al numeral 1 del artículo 20 del citado cuerpo normativo.</w:t>
       </w:r>
       <w:r>
         <w:rPr>
@@ -7180,7 +7180,7 @@
           <w:kern w:val="0"/>
           <w14:ligatures w14:val="none"/>
         </w:rPr>
-        <w:t xml:space="preserve">DÉCIMO TERCERO: requerir al señor [APELLIDO] Alfredo Ríos Sarmiento y al señor [APELLIDO] Luis Ángel Potesta Martínez para que, dentro del plazo de dos (2) días hábiles siguientes a la fecha en que reciban la notificación en su domicilio procesal, señalen un correo electrónico autorizando recibir las notificaciones correspondientes por dicho medio. </w:t>
+        <w:t xml:space="preserve">DÉCIMO TERCERO: requerir al señor [APELLIDO] y al señor [APELLIDO] Martínez para que, dentro del plazo de dos (2) días hábiles siguientes a la fecha en que reciban la notificación en su domicilio procesal, señalen un correo electrónico autorizando recibir las notificaciones correspondientes por dicho medio. </w:t>
       </w:r>
       <w:r>
         <w:rPr>

--- a/plantillas_maestras/01_seguro_vehicular/negativa_cobertura/2_o_mas_ddos_varios/varon/TPL_0059_2026_SEGURO_VEHICULAR_NEGATIVA_COBERTURA_ASEGURADORA_VARON_R2.docx
+++ b/plantillas_maestras/01_seguro_vehicular/negativa_cobertura/2_o_mas_ddos_varios/varon/TPL_0059_2026_SEGURO_VEHICULAR_NEGATIVA_COBERTURA_ASEGURADORA_VARON_R2.docx
@@ -748,6 +748,7 @@
       </w:r>
       <w:r>
         <w:rPr>
+          <w:rStyle w:val="Refdenotaalpie"/>
           <w:rFonts w:ascii="Arial Narrow" w:eastAsia="Times New Roman" w:hAnsi="Arial Narrow" w:cs="Times New Roman"/>
           <w:color w:val="000000"/>
           <w:kern w:val="0"/>
@@ -2393,6 +2394,7 @@
       </w:r>
       <w:r>
         <w:rPr>
+          <w:rStyle w:val="Refdenotaalpie"/>
           <w:rFonts w:ascii="Arial Narrow" w:eastAsia="Arial Narrow" w:hAnsi="Arial Narrow" w:cs="Arial Narrow"/>
           <w:kern w:val="0"/>
           <w:vertAlign w:val="superscript"/>
@@ -2541,6 +2543,7 @@
       <w:bookmarkStart w:id="6" w:name="_Hlk211599421"/>
       <w:r>
         <w:rPr>
+          <w:rStyle w:val="Refdenotaalpie"/>
           <w:rFonts w:ascii="Arial Narrow" w:eastAsia="Arial Narrow" w:hAnsi="Arial Narrow" w:cs="Arial"/>
           <w:kern w:val="0"/>
           <w:vertAlign w:val="superscript"/>
@@ -2997,6 +3000,7 @@
       </w:r>
       <w:r>
         <w:rPr>
+          <w:rStyle w:val="Refdenotaalpie"/>
           <w:rFonts w:ascii="Arial Narrow" w:eastAsia="Arial Narrow" w:hAnsi="Arial Narrow" w:cs="Arial"/>
           <w:bCs/>
           <w:color w:val="000000"/>
@@ -3152,6 +3156,7 @@
       </w:r>
       <w:r>
         <w:rPr>
+          <w:rStyle w:val="Refdenotaalpie"/>
           <w:rFonts w:ascii="Arial Narrow" w:eastAsia="Arial Narrow" w:hAnsi="Arial Narrow" w:cs="Arial"/>
           <w:kern w:val="0"/>
           <w:vertAlign w:val="superscript"/>
@@ -3248,6 +3253,7 @@
       </w:r>
       <w:r>
         <w:rPr>
+          <w:rStyle w:val="Refdenotaalpie"/>
           <w:rFonts w:ascii="Arial Narrow" w:eastAsia="Arial Narrow" w:hAnsi="Arial Narrow" w:cs="Arial"/>
           <w:bCs/>
           <w:color w:val="000000"/>
@@ -3347,6 +3353,7 @@
       </w:r>
       <w:r>
         <w:rPr>
+          <w:rStyle w:val="Refdenotaalpie"/>
           <w:rFonts w:ascii="Arial Narrow" w:eastAsia="Arial Narrow" w:hAnsi="Arial Narrow" w:cs="Arial"/>
           <w:bCs/>
           <w:color w:val="000000"/>
@@ -3410,6 +3417,7 @@
       </w:r>
       <w:r>
         <w:rPr>
+          <w:rStyle w:val="Refdenotaalpie"/>
           <w:rFonts w:ascii="Arial Narrow" w:eastAsia="Arial Narrow" w:hAnsi="Arial Narrow" w:cs="Arial Narrow"/>
           <w:kern w:val="0"/>
           <w:vertAlign w:val="superscript"/>
@@ -5470,6 +5478,7 @@
       </w:r>
       <w:r>
         <w:rPr>
+          <w:rStyle w:val="Refdenotaalpie"/>
           <w:rFonts w:ascii="Arial Narrow" w:eastAsia="Calibri" w:hAnsi="Arial Narrow" w:cs="Arial"/>
           <w:kern w:val="0"/>
           <w:vertAlign w:val="superscript"/>
@@ -5514,6 +5523,7 @@
       </w:r>
       <w:r>
         <w:rPr>
+          <w:rStyle w:val="Refdenotaalpie"/>
           <w:rFonts w:ascii="Arial Narrow" w:eastAsia="Calibri" w:hAnsi="Arial Narrow" w:cs="Arial"/>
           <w:spacing w:val="-2"/>
           <w:kern w:val="0"/>
@@ -6391,6 +6401,7 @@
       </w:r>
       <w:r>
         <w:rPr>
+          <w:rStyle w:val="Refdenotaalpie"/>
           <w:rFonts w:ascii="Arial Narrow" w:eastAsia="Arial Narrow" w:hAnsi="Arial Narrow" w:cs="Times New Roman"/>
           <w:color w:val="000000"/>
           <w:kern w:val="0"/>
@@ -6472,6 +6483,7 @@
       </w:r>
       <w:r>
         <w:rPr>
+          <w:rStyle w:val="Refdenotaalpie"/>
           <w:rFonts w:ascii="Arial Narrow" w:eastAsia="Arial Narrow" w:hAnsi="Arial Narrow" w:cs="Times New Roman"/>
           <w:color w:val="000000"/>
           <w:kern w:val="0"/>
@@ -6525,6 +6537,7 @@
       </w:r>
       <w:r>
         <w:rPr>
+          <w:rStyle w:val="Refdenotaalpie"/>
           <w:rFonts w:ascii="Arial Narrow" w:eastAsia="Arial Narrow" w:hAnsi="Arial Narrow" w:cs="Times New Roman"/>
           <w:color w:val="000000"/>
           <w:kern w:val="0"/>
@@ -6739,6 +6752,7 @@
       </w:r>
       <w:r>
         <w:rPr>
+          <w:rStyle w:val="Refdenotaalpie"/>
           <w:rFonts w:ascii="Arial Narrow" w:eastAsia="Calibri" w:hAnsi="Arial Narrow" w:cs="Arial"/>
           <w:kern w:val="0"/>
           <w:vertAlign w:val="superscript"/>
@@ -7139,6 +7153,7 @@
       </w:r>
       <w:r>
         <w:rPr>
+          <w:rStyle w:val="Refdenotaalpie"/>
           <w:rFonts w:ascii="Arial Narrow" w:hAnsi="Arial Narrow"/>
           <w:vertAlign w:val="superscript"/>
         </w:rPr>
@@ -7614,14 +7629,14 @@
         <w:tab w:val="right" w:pos="8838"/>
       </w:tabs>
       <w:rPr>
-        <w:rFonts w:ascii="Arial" w:eastAsia="Arial" w:hAnsi="Arial" w:cs="Arial"/>
+        <w:rFonts w:ascii="Arial Narrow" w:eastAsia="Arial" w:hAnsi="Arial Narrow" w:cs="Arial"/>
         <w:sz w:val="16"/>
         <w:szCs w:val="16"/>
       </w:rPr>
     </w:pPr>
     <w:r>
       <w:rPr>
-        <w:rFonts w:ascii="Arial" w:eastAsia="Arial" w:hAnsi="Arial" w:cs="Arial"/>
+        <w:rFonts w:ascii="Arial Narrow" w:eastAsia="Arial" w:hAnsi="Arial Narrow" w:cs="Arial"/>
         <w:sz w:val="16"/>
         <w:szCs w:val="16"/>
       </w:rPr>
@@ -7635,7 +7650,7 @@
     </w:pPr>
     <w:r>
       <w:rPr>
-        <w:rFonts w:ascii="Arial" w:eastAsia="Arial" w:hAnsi="Arial" w:cs="Arial"/>
+        <w:rFonts w:ascii="Arial Narrow" w:eastAsia="Arial" w:hAnsi="Arial Narrow" w:cs="Arial"/>
         <w:sz w:val="16"/>
         <w:szCs w:val="16"/>
       </w:rPr>
@@ -7643,7 +7658,7 @@
     </w:r>
     <w:r>
       <w:rPr>
-        <w:rFonts w:ascii="Arial" w:eastAsia="Arial" w:hAnsi="Arial" w:cs="Arial"/>
+        <w:rFonts w:ascii="Arial Narrow" w:eastAsia="Arial" w:hAnsi="Arial Narrow" w:cs="Arial"/>
         <w:sz w:val="16"/>
         <w:szCs w:val="16"/>
       </w:rPr>
@@ -7651,7 +7666,7 @@
     </w:r>
     <w:r>
       <w:rPr>
-        <w:rFonts w:ascii="Arial" w:eastAsia="Arial" w:hAnsi="Arial" w:cs="Arial"/>
+        <w:rFonts w:ascii="Arial Narrow" w:eastAsia="Arial" w:hAnsi="Arial Narrow" w:cs="Arial"/>
         <w:sz w:val="16"/>
         <w:szCs w:val="16"/>
       </w:rPr>
@@ -7659,7 +7674,7 @@
     </w:r>
     <w:r>
       <w:rPr>
-        <w:rFonts w:ascii="Arial" w:eastAsia="Arial" w:hAnsi="Arial" w:cs="Arial"/>
+        <w:rFonts w:ascii="Arial Narrow" w:eastAsia="Arial" w:hAnsi="Arial Narrow" w:cs="Arial"/>
         <w:sz w:val="16"/>
         <w:szCs w:val="16"/>
       </w:rPr>
@@ -7667,7 +7682,7 @@
     </w:r>
     <w:r>
       <w:rPr>
-        <w:rFonts w:ascii="Arial" w:eastAsia="Arial" w:hAnsi="Arial" w:cs="Arial"/>
+        <w:rFonts w:ascii="Arial Narrow" w:eastAsia="Arial" w:hAnsi="Arial Narrow" w:cs="Arial"/>
         <w:sz w:val="16"/>
         <w:szCs w:val="16"/>
       </w:rPr>
@@ -7717,6 +7732,7 @@
           <w:rFonts w:ascii="Arial Narrow" w:hAnsi="Arial Narrow" w:cs="Arial"/>
           <w:sz w:val="16"/>
           <w:szCs w:val="16"/>
+          <w:vertAlign w:val="superscript"/>
         </w:rPr>
         <w:footnoteRef/>
       </w:r>
@@ -7791,6 +7807,7 @@
           <w:rFonts w:ascii="Arial Narrow" w:hAnsi="Arial Narrow" w:cs="Arial"/>
           <w:sz w:val="16"/>
           <w:szCs w:val="16"/>
+          <w:vertAlign w:val="superscript"/>
         </w:rPr>
         <w:footnoteRef/>
       </w:r>
@@ -8128,6 +8145,7 @@
           <w:rFonts w:ascii="Arial Narrow" w:hAnsi="Arial Narrow"/>
           <w:sz w:val="16"/>
           <w:szCs w:val="16"/>
+          <w:vertAlign w:val="superscript"/>
         </w:rPr>
         <w:footnoteRef/>
       </w:r>
@@ -8355,6 +8373,7 @@
           <w:rFonts w:ascii="Arial Narrow" w:hAnsi="Arial Narrow"/>
           <w:sz w:val="16"/>
           <w:szCs w:val="16"/>
+          <w:vertAlign w:val="superscript"/>
         </w:rPr>
         <w:footnoteRef/>
       </w:r>
@@ -8708,6 +8727,7 @@
           <w:rFonts w:ascii="Arial Narrow" w:hAnsi="Arial Narrow"/>
           <w:sz w:val="16"/>
           <w:szCs w:val="16"/>
+          <w:vertAlign w:val="superscript"/>
         </w:rPr>
         <w:footnoteRef/>
       </w:r>
@@ -8862,6 +8882,7 @@
           <w:rFonts w:ascii="Arial Narrow" w:hAnsi="Arial Narrow"/>
           <w:sz w:val="16"/>
           <w:szCs w:val="16"/>
+          <w:vertAlign w:val="superscript"/>
         </w:rPr>
         <w:footnoteRef/>
       </w:r>
@@ -9021,6 +9042,7 @@
           <w:rFonts w:ascii="Arial Narrow" w:hAnsi="Arial Narrow"/>
           <w:sz w:val="16"/>
           <w:szCs w:val="16"/>
+          <w:vertAlign w:val="superscript"/>
         </w:rPr>
         <w:footnoteRef/>
       </w:r>
@@ -9178,6 +9200,7 @@
           <w:rFonts w:ascii="Arial Narrow" w:hAnsi="Arial Narrow" w:cs="Arial"/>
           <w:sz w:val="16"/>
           <w:szCs w:val="16"/>
+          <w:vertAlign w:val="superscript"/>
         </w:rPr>
         <w:footnoteRef/>
       </w:r>
@@ -9367,6 +9390,7 @@
           <w:rFonts w:ascii="Arial Narrow" w:hAnsi="Arial Narrow" w:cs="Arial"/>
           <w:sz w:val="16"/>
           <w:szCs w:val="16"/>
+          <w:vertAlign w:val="superscript"/>
         </w:rPr>
         <w:footnoteRef/>
       </w:r>
@@ -9455,6 +9479,7 @@
           <w:rFonts w:ascii="Arial Narrow" w:hAnsi="Arial Narrow" w:cs="Arial"/>
           <w:sz w:val="16"/>
           <w:szCs w:val="16"/>
+          <w:vertAlign w:val="superscript"/>
         </w:rPr>
         <w:footnoteRef/>
       </w:r>
@@ -9662,7 +9687,7 @@
       </w:pPr>
       <w:r>
         <w:rPr>
-          <w:rStyle w:val="TextonotapieCar"/>
+          <w:rStyle w:val="Refdenotaalpie"/>
           <w:rFonts w:ascii="Arial Narrow" w:hAnsi="Arial Narrow" w:cs="Arial"/>
           <w:sz w:val="16"/>
           <w:szCs w:val="16"/>
@@ -9898,6 +9923,7 @@
           <w:rFonts w:ascii="Arial Narrow" w:hAnsi="Arial Narrow" w:cs="Arial"/>
           <w:sz w:val="16"/>
           <w:szCs w:val="16"/>
+          <w:vertAlign w:val="superscript"/>
         </w:rPr>
         <w:footnoteRef/>
       </w:r>
@@ -10715,6 +10741,7 @@
           <w:rFonts w:ascii="Arial Narrow" w:hAnsi="Arial Narrow" w:cs="Arial"/>
           <w:sz w:val="16"/>
           <w:szCs w:val="16"/>
+          <w:vertAlign w:val="superscript"/>
         </w:rPr>
         <w:footnoteRef/>
       </w:r>
@@ -10955,6 +10982,7 @@
           <w:bCs/>
           <w:sz w:val="16"/>
           <w:szCs w:val="16"/>
+          <w:vertAlign w:val="superscript"/>
         </w:rPr>
         <w:footnoteRef/>
       </w:r>
@@ -11066,6 +11094,7 @@
           <w:rFonts w:ascii="Arial Narrow" w:hAnsi="Arial Narrow" w:cs="Arial"/>
           <w:sz w:val="16"/>
           <w:szCs w:val="16"/>
+          <w:vertAlign w:val="superscript"/>
         </w:rPr>
         <w:footnoteRef/>
       </w:r>
@@ -13760,6 +13789,17 @@
       <w:u w:val="single"/>
     </w:rPr>
   </w:style>
+  <w:style w:type="character" w:styleId="FootnoteReference">
+    <w:name w:val="footnote reference"/>
+    <w:basedOn w:val="Fuentedeprrafopredeter"/>
+    <w:uiPriority w:val="99"/>
+    <w:semiHidden/>
+    <w:unhideWhenUsed/>
+    <w:rPr>
+      <w:rFonts w:ascii="Arial Narrow" w:hAnsi="Arial Narrow"/>
+      <w:vertAlign w:val="superscript"/>
+    </w:rPr>
+  </w:style>
 </w:styles>
 </file>
 

--- a/plantillas_maestras/01_seguro_vehicular/negativa_cobertura/2_o_mas_ddos_varios/varon/TPL_0059_2026_SEGURO_VEHICULAR_NEGATIVA_COBERTURA_ASEGURADORA_VARON_R2.docx
+++ b/plantillas_maestras/01_seguro_vehicular/negativa_cobertura/2_o_mas_ddos_varios/varon/TPL_0059_2026_SEGURO_VEHICULAR_NEGATIVA_COBERTURA_ASEGURADORA_VARON_R2.docx
@@ -1,8 +1,8 @@
 
 <file path=word/document.xml><?xml version="1.0" encoding="utf-8"?>
-<w:document xmlns:wpc="http://schemas.microsoft.com/office/word/2010/wordprocessingCanvas" xmlns:cx="http://schemas.microsoft.com/office/drawing/2014/chartex" xmlns:cx1="http://schemas.microsoft.com/office/drawing/2015/9/8/chartex" xmlns:cx2="http://schemas.microsoft.com/office/drawing/2015/10/21/chartex" xmlns:cx3="http://schemas.microsoft.com/office/drawing/2016/5/9/chartex" xmlns:cx4="http://schemas.microsoft.com/office/drawing/2016/5/10/chartex" xmlns:cx5="http://schemas.microsoft.com/office/drawing/2016/5/11/chartex" xmlns:cx6="http://schemas.microsoft.com/office/drawing/2016/5/12/chartex" xmlns:cx7="http://schemas.microsoft.com/office/drawing/2016/5/13/chartex" xmlns:cx8="http://schemas.microsoft.com/office/drawing/2016/5/14/chartex" xmlns:mc="http://schemas.openxmlformats.org/markup-compatibility/2006" xmlns:aink="http://schemas.microsoft.com/office/drawing/2016/ink" xmlns:am3d="http://schemas.microsoft.com/office/drawing/2017/model3d" xmlns:o="urn:schemas-microsoft-com:office:office" xmlns:oel="http://schemas.microsoft.com/office/2019/extlst" xmlns:r="http://schemas.openxmlformats.org/officeDocument/2006/relationships" xmlns:m="http://schemas.openxmlformats.org/officeDocument/2006/math" xmlns:v="urn:schemas-microsoft-com:vml" xmlns:wp14="http://schemas.microsoft.com/office/word/2010/wordprocessingDrawing" xmlns:wp="http://schemas.openxmlformats.org/drawingml/2006/wordprocessingDrawing" xmlns:w10="urn:schemas-microsoft-com:office:word" xmlns:w="http://schemas.openxmlformats.org/wordprocessingml/2006/main" xmlns:w14="http://schemas.microsoft.com/office/word/2010/wordml" xmlns:w15="http://schemas.microsoft.com/office/word/2012/wordml" xmlns:w16cex="http://schemas.microsoft.com/office/word/2018/wordml/cex" xmlns:w16cid="http://schemas.microsoft.com/office/word/2016/wordml/cid" xmlns:w16="http://schemas.microsoft.com/office/word/2018/wordml" xmlns:w16du="http://schemas.microsoft.com/office/word/2023/wordml/word16du" xmlns:w16sdtdh="http://schemas.microsoft.com/office/word/2020/wordml/sdtdatahash" xmlns:w16sdtfl="http://schemas.microsoft.com/office/word/2024/wordml/sdtformatlock" xmlns:w16se="http://schemas.microsoft.com/office/word/2015/wordml/symex" xmlns:wpg="http://schemas.microsoft.com/office/word/2010/wordprocessingGroup" xmlns:wpi="http://schemas.microsoft.com/office/word/2010/wordprocessingInk" xmlns:wne="http://schemas.microsoft.com/office/word/2006/wordml" xmlns:wps="http://schemas.microsoft.com/office/word/2010/wordprocessingShape" mc:Ignorable="w14 w15 w16se w16cid w16 w16cex w16sdtdh w16sdtfl w16du wp14">
+<w:document xmlns:ns1="http://schemas.openxmlformats.org/markup-compatibility/2006" xmlns:ns2="http://schemas.microsoft.com/office/word/2010/wordml" xmlns:ns3="http://schemas.openxmlformats.org/officeDocument/2006/relationships" xmlns:w="http://schemas.openxmlformats.org/wordprocessingml/2006/main" ns1:Ignorable="w14 w15 w16se w16cid w16 w16cex w16sdtdh w16sdtfl w16du wp14">
   <w:body>
-    <w:p>
+    <w:p ns2:paraId="4B8EBFDB" ns2:textId="09C05DFF">
       <w:pPr>
         <w:tabs>
           <w:tab w:val="left" w:pos="1701"/>
@@ -15,7 +15,7 @@
           <w:color w:val="000000"/>
           <w:kern w:val="0"/>
           <w:lang w:eastAsia="es-PE"/>
-          <w14:ligatures w14:val="none"/>
+          <ns2:ligatures ns2:val="none"/>
         </w:rPr>
       </w:pPr>
       <w:bookmarkStart w:id="0" w:name="_Hlk80343540"/>
@@ -26,7 +26,7 @@
           <w:color w:val="000000"/>
           <w:kern w:val="0"/>
           <w:lang w:eastAsia="es-PE"/>
-          <w14:ligatures w14:val="none"/>
+          <ns2:ligatures ns2:val="none"/>
         </w:rPr>
         <w:t xml:space="preserve">EXPEDIENTE </w:t>
       </w:r>
@@ -37,7 +37,7 @@
           <w:color w:val="000000"/>
           <w:kern w:val="0"/>
           <w:lang w:eastAsia="es-PE"/>
-          <w14:ligatures w14:val="none"/>
+          <ns2:ligatures ns2:val="none"/>
         </w:rPr>
         <w:tab/>
         <w:t>:</w:t>
@@ -49,7 +49,7 @@
           <w:color w:val="000000"/>
           <w:kern w:val="0"/>
           <w:lang w:eastAsia="es-PE"/>
-          <w14:ligatures w14:val="none"/>
+          <ns2:ligatures ns2:val="none"/>
         </w:rPr>
         <w:tab/>
       </w:r>
@@ -60,7 +60,7 @@
           <w:color w:val="000000"/>
           <w:kern w:val="0"/>
           <w:lang w:eastAsia="es-PE"/>
-          <w14:ligatures w14:val="none"/>
+          <ns2:ligatures ns2:val="none"/>
         </w:rPr>
         <w:t>00</w:t>
       </w:r>
@@ -73,12 +73,12 @@
           <w:kern w:val="0"/>
           <w:shd w:val="clear" w:color="auto" w:fill="FFFFFF"/>
           <w:lang w:eastAsia="es-PE"/>
-          <w14:ligatures w14:val="none"/>
+          <ns2:ligatures ns2:val="none"/>
         </w:rPr>
         <w:t>59-2026/CC1</w:t>
       </w:r>
     </w:p>
-    <w:p>
+    <w:p ns2:paraId="3E630675" ns2:textId="77777777">
       <w:pPr>
         <w:tabs>
           <w:tab w:val="left" w:pos="1701"/>
@@ -94,17 +94,17 @@
           <w:color w:val="000000"/>
           <w:kern w:val="0"/>
           <w:lang w:eastAsia="es-PE"/>
-          <w14:ligatures w14:val="none"/>
-        </w:rPr>
-      </w:pPr>
-      <w:r>
-        <w:rPr>
-          <w:rFonts w:ascii="Arial Narrow" w:eastAsia="Arial Narrow" w:hAnsi="Arial Narrow" w:cs="Arial Narrow"/>
-          <w:b/>
-          <w:color w:val="000000"/>
-          <w:kern w:val="0"/>
-          <w:lang w:eastAsia="es-PE"/>
-          <w14:ligatures w14:val="none"/>
+          <ns2:ligatures ns2:val="none"/>
+        </w:rPr>
+      </w:pPr>
+      <w:r>
+        <w:rPr>
+          <w:rFonts w:ascii="Arial Narrow" w:eastAsia="Arial Narrow" w:hAnsi="Arial Narrow" w:cs="Arial Narrow"/>
+          <w:b/>
+          <w:color w:val="000000"/>
+          <w:kern w:val="0"/>
+          <w:lang w:eastAsia="es-PE"/>
+          <ns2:ligatures ns2:val="none"/>
         </w:rPr>
         <w:t xml:space="preserve">DENUNCIANTE:[DENUNCIANTE] (SEÑOR [APELLIDO])</w:t>
       </w:r>
@@ -115,7 +115,7 @@
           <w:color w:val="000000"/>
           <w:kern w:val="0"/>
           <w:lang w:eastAsia="es-PE"/>
-          <w14:ligatures w14:val="none"/>
+          <ns2:ligatures ns2:val="none"/>
         </w:rPr>
         <w:tab/>
         <w:t/>
@@ -127,13 +127,13 @@
           <w:color w:val="000000"/>
           <w:kern w:val="0"/>
           <w:lang w:eastAsia="es-PE"/>
-          <w14:ligatures w14:val="none"/>
+          <ns2:ligatures ns2:val="none"/>
         </w:rPr>
         <w:tab/>
         <w:t/>
       </w:r>
     </w:p>
-    <w:p>
+    <w:p ns2:paraId="77FB7E6F" ns2:textId="77777777">
       <w:pPr>
         <w:tabs>
           <w:tab w:val="left" w:pos="1701"/>
@@ -149,17 +149,17 @@
           <w:color w:val="000000"/>
           <w:kern w:val="0"/>
           <w:lang w:eastAsia="es-PE"/>
-          <w14:ligatures w14:val="none"/>
-        </w:rPr>
-      </w:pPr>
-      <w:r>
-        <w:rPr>
-          <w:rFonts w:ascii="Arial Narrow" w:eastAsia="Arial Narrow" w:hAnsi="Arial Narrow" w:cs="Arial Narrow"/>
-          <w:b/>
-          <w:color w:val="000000"/>
-          <w:kern w:val="0"/>
-          <w:lang w:eastAsia="es-PE"/>
-          <w14:ligatures w14:val="none"/>
+          <ns2:ligatures ns2:val="none"/>
+        </w:rPr>
+      </w:pPr>
+      <w:r>
+        <w:rPr>
+          <w:rFonts w:ascii="Arial Narrow" w:eastAsia="Arial Narrow" w:hAnsi="Arial Narrow" w:cs="Arial Narrow"/>
+          <w:b/>
+          <w:color w:val="000000"/>
+          <w:kern w:val="0"/>
+          <w:lang w:eastAsia="es-PE"/>
+          <ns2:ligatures ns2:val="none"/>
         </w:rPr>
         <w:t>DENUNCIADOS</w:t>
       </w:r>
@@ -170,7 +170,7 @@
           <w:color w:val="000000"/>
           <w:kern w:val="0"/>
           <w:lang w:eastAsia="es-PE"/>
-          <w14:ligatures w14:val="none"/>
+          <ns2:ligatures ns2:val="none"/>
         </w:rPr>
         <w:tab/>
         <w:t>:</w:t>
@@ -182,13 +182,13 @@
           <w:color w:val="000000"/>
           <w:kern w:val="0"/>
           <w:lang w:eastAsia="es-PE"/>
-          <w14:ligatures w14:val="none"/>
+          <ns2:ligatures ns2:val="none"/>
         </w:rPr>
         <w:tab/>
         <w:t>RÍMAC SEGUROS Y REASEGUROS S.A. (RÍMAC)</w:t>
       </w:r>
     </w:p>
-    <w:p>
+    <w:p ns2:paraId="062E508E" ns2:textId="77777777">
       <w:pPr>
         <w:tabs>
           <w:tab w:val="left" w:pos="1701"/>
@@ -204,17 +204,17 @@
           <w:color w:val="000000"/>
           <w:kern w:val="0"/>
           <w:lang w:eastAsia="es-PE"/>
-          <w14:ligatures w14:val="none"/>
-        </w:rPr>
-      </w:pPr>
-      <w:r>
-        <w:rPr>
-          <w:rFonts w:ascii="Arial Narrow" w:eastAsia="Arial Narrow" w:hAnsi="Arial Narrow" w:cs="Arial Narrow"/>
-          <w:b/>
-          <w:color w:val="000000"/>
-          <w:kern w:val="0"/>
-          <w:lang w:eastAsia="es-PE"/>
-          <w14:ligatures w14:val="none"/>
+          <ns2:ligatures ns2:val="none"/>
+        </w:rPr>
+      </w:pPr>
+      <w:r>
+        <w:rPr>
+          <w:rFonts w:ascii="Arial Narrow" w:eastAsia="Arial Narrow" w:hAnsi="Arial Narrow" w:cs="Arial Narrow"/>
+          <w:b/>
+          <w:color w:val="000000"/>
+          <w:kern w:val="0"/>
+          <w:lang w:eastAsia="es-PE"/>
+          <ns2:ligatures ns2:val="none"/>
         </w:rPr>
         <w:tab/>
         <w:t xml:space="preserve">:FERNANDO ALFREDO RÍOS SARMIENTO (SEÑOR [APELLIDO] )</w:t>
@@ -226,13 +226,13 @@
           <w:color w:val="000000"/>
           <w:kern w:val="0"/>
           <w:lang w:eastAsia="es-PE"/>
-          <w14:ligatures w14:val="none"/>
+          <ns2:ligatures ns2:val="none"/>
         </w:rPr>
         <w:tab/>
         <w:t/>
       </w:r>
     </w:p>
-    <w:p>
+    <w:p ns2:paraId="39D4FE2D" ns2:textId="4431914C">
       <w:pPr>
         <w:tabs>
           <w:tab w:val="left" w:pos="1701"/>
@@ -248,17 +248,17 @@
           <w:color w:val="000000"/>
           <w:kern w:val="0"/>
           <w:lang w:eastAsia="es-PE"/>
-          <w14:ligatures w14:val="none"/>
-        </w:rPr>
-      </w:pPr>
-      <w:r>
-        <w:rPr>
-          <w:rFonts w:ascii="Arial Narrow" w:eastAsia="Arial Narrow" w:hAnsi="Arial Narrow" w:cs="Arial Narrow"/>
-          <w:b/>
-          <w:color w:val="000000"/>
-          <w:kern w:val="0"/>
-          <w:lang w:eastAsia="es-PE"/>
-          <w14:ligatures w14:val="none"/>
+          <ns2:ligatures ns2:val="none"/>
+        </w:rPr>
+      </w:pPr>
+      <w:r>
+        <w:rPr>
+          <w:rFonts w:ascii="Arial Narrow" w:eastAsia="Arial Narrow" w:hAnsi="Arial Narrow" w:cs="Arial Narrow"/>
+          <w:b/>
+          <w:color w:val="000000"/>
+          <w:kern w:val="0"/>
+          <w:lang w:eastAsia="es-PE"/>
+          <ns2:ligatures ns2:val="none"/>
         </w:rPr>
         <w:tab/>
         <w:t xml:space="preserve">:MARIO LUIS ÁNGEL POTESTA MARTÍNEZ (SEÑOR [APELLIDO] )</w:t>
@@ -270,7 +270,7 @@
           <w:color w:val="000000"/>
           <w:kern w:val="0"/>
           <w:lang w:eastAsia="es-PE"/>
-          <w14:ligatures w14:val="none"/>
+          <ns2:ligatures ns2:val="none"/>
         </w:rPr>
         <w:tab/>
         <w:t xml:space="preserve"/>
@@ -282,45 +282,45 @@
           <w:color w:val="000000"/>
           <w:kern w:val="0"/>
           <w:lang w:eastAsia="es-PE"/>
-          <w14:ligatures w14:val="none"/>
-        </w:rPr>
-        <w:t/>
-      </w:r>
-      <w:r>
-        <w:rPr>
-          <w:rFonts w:ascii="Arial Narrow" w:eastAsia="Arial Narrow" w:hAnsi="Arial Narrow" w:cs="Arial Narrow"/>
-          <w:b/>
-          <w:color w:val="000000"/>
-          <w:kern w:val="0"/>
-          <w:lang w:eastAsia="es-PE"/>
-          <w14:ligatures w14:val="none"/>
-        </w:rPr>
-        <w:t/>
-      </w:r>
-      <w:r>
-        <w:rPr>
-          <w:rFonts w:ascii="Arial Narrow" w:eastAsia="Arial Narrow" w:hAnsi="Arial Narrow" w:cs="Arial Narrow"/>
-          <w:b/>
-          <w:color w:val="000000"/>
-          <w:kern w:val="0"/>
-          <w:lang w:eastAsia="es-PE"/>
-          <w14:ligatures w14:val="none"/>
-        </w:rPr>
-        <w:t/>
-      </w:r>
-      <w:r>
-        <w:rPr>
-          <w:rFonts w:ascii="Arial Narrow" w:eastAsia="Arial Narrow" w:hAnsi="Arial Narrow" w:cs="Arial Narrow"/>
-          <w:b/>
-          <w:color w:val="000000"/>
-          <w:kern w:val="0"/>
-          <w:lang w:eastAsia="es-PE"/>
-          <w14:ligatures w14:val="none"/>
-        </w:rPr>
-        <w:t/>
-      </w:r>
-    </w:p>
-    <w:p>
+          <ns2:ligatures ns2:val="none"/>
+        </w:rPr>
+        <w:t/>
+      </w:r>
+      <w:r>
+        <w:rPr>
+          <w:rFonts w:ascii="Arial Narrow" w:eastAsia="Arial Narrow" w:hAnsi="Arial Narrow" w:cs="Arial Narrow"/>
+          <w:b/>
+          <w:color w:val="000000"/>
+          <w:kern w:val="0"/>
+          <w:lang w:eastAsia="es-PE"/>
+          <ns2:ligatures ns2:val="none"/>
+        </w:rPr>
+        <w:t/>
+      </w:r>
+      <w:r>
+        <w:rPr>
+          <w:rFonts w:ascii="Arial Narrow" w:eastAsia="Arial Narrow" w:hAnsi="Arial Narrow" w:cs="Arial Narrow"/>
+          <w:b/>
+          <w:color w:val="000000"/>
+          <w:kern w:val="0"/>
+          <w:lang w:eastAsia="es-PE"/>
+          <ns2:ligatures ns2:val="none"/>
+        </w:rPr>
+        <w:t/>
+      </w:r>
+      <w:r>
+        <w:rPr>
+          <w:rFonts w:ascii="Arial Narrow" w:eastAsia="Arial Narrow" w:hAnsi="Arial Narrow" w:cs="Arial Narrow"/>
+          <w:b/>
+          <w:color w:val="000000"/>
+          <w:kern w:val="0"/>
+          <w:lang w:eastAsia="es-PE"/>
+          <ns2:ligatures ns2:val="none"/>
+        </w:rPr>
+        <w:t/>
+      </w:r>
+    </w:p>
+    <w:p ns2:paraId="3B27CCBB" ns2:textId="77777777">
       <w:pPr>
         <w:tabs>
           <w:tab w:val="left" w:pos="1701"/>
@@ -336,17 +336,17 @@
           <w:color w:val="000000"/>
           <w:kern w:val="0"/>
           <w:lang w:eastAsia="es-PE"/>
-          <w14:ligatures w14:val="none"/>
-        </w:rPr>
-      </w:pPr>
-      <w:r>
-        <w:rPr>
-          <w:rFonts w:ascii="Arial Narrow" w:eastAsia="Arial Narrow" w:hAnsi="Arial Narrow" w:cs="Arial Narrow"/>
-          <w:b/>
-          <w:color w:val="000000"/>
-          <w:kern w:val="0"/>
-          <w:lang w:eastAsia="es-PE"/>
-          <w14:ligatures w14:val="none"/>
+          <ns2:ligatures ns2:val="none"/>
+        </w:rPr>
+      </w:pPr>
+      <w:r>
+        <w:rPr>
+          <w:rFonts w:ascii="Arial Narrow" w:eastAsia="Arial Narrow" w:hAnsi="Arial Narrow" w:cs="Arial Narrow"/>
+          <w:b/>
+          <w:color w:val="000000"/>
+          <w:kern w:val="0"/>
+          <w:lang w:eastAsia="es-PE"/>
+          <ns2:ligatures ns2:val="none"/>
         </w:rPr>
         <w:t>MATERIAS</w:t>
       </w:r>
@@ -357,7 +357,7 @@
           <w:color w:val="000000"/>
           <w:kern w:val="0"/>
           <w:lang w:eastAsia="es-PE"/>
-          <w14:ligatures w14:val="none"/>
+          <ns2:ligatures ns2:val="none"/>
         </w:rPr>
         <w:tab/>
         <w:t xml:space="preserve">: </w:t>
@@ -369,13 +369,13 @@
           <w:color w:val="000000"/>
           <w:kern w:val="0"/>
           <w:lang w:eastAsia="es-PE"/>
-          <w14:ligatures w14:val="none"/>
+          <ns2:ligatures ns2:val="none"/>
         </w:rPr>
         <w:tab/>
         <w:t>ADMISIÓN A TRÁMITE</w:t>
       </w:r>
     </w:p>
-    <w:p>
+    <w:p ns2:paraId="00E5E73F" ns2:textId="77777777">
       <w:pPr>
         <w:tabs>
           <w:tab w:val="left" w:pos="1701"/>
@@ -391,22 +391,22 @@
           <w:color w:val="000000"/>
           <w:kern w:val="0"/>
           <w:lang w:eastAsia="es-PE"/>
-          <w14:ligatures w14:val="none"/>
-        </w:rPr>
-      </w:pPr>
-      <w:r>
-        <w:rPr>
-          <w:rFonts w:ascii="Arial Narrow" w:eastAsia="Arial Narrow" w:hAnsi="Arial Narrow" w:cs="Arial Narrow"/>
-          <w:b/>
-          <w:color w:val="000000"/>
-          <w:kern w:val="0"/>
-          <w:lang w:eastAsia="es-PE"/>
-          <w14:ligatures w14:val="none"/>
+          <ns2:ligatures ns2:val="none"/>
+        </w:rPr>
+      </w:pPr>
+      <w:r>
+        <w:rPr>
+          <w:rFonts w:ascii="Arial Narrow" w:eastAsia="Arial Narrow" w:hAnsi="Arial Narrow" w:cs="Arial Narrow"/>
+          <w:b/>
+          <w:color w:val="000000"/>
+          <w:kern w:val="0"/>
+          <w:lang w:eastAsia="es-PE"/>
+          <ns2:ligatures ns2:val="none"/>
         </w:rPr>
         <w:t xml:space="preserve">REQUERIMIENTO DE INFORMACIÓN </w:t>
       </w:r>
     </w:p>
-    <w:p>
+    <w:p ns2:paraId="0EE5100A" ns2:textId="77777777">
       <w:pPr>
         <w:tabs>
           <w:tab w:val="left" w:pos="1701"/>
@@ -421,17 +421,17 @@
           <w:color w:val="000000"/>
           <w:kern w:val="0"/>
           <w:lang w:eastAsia="es-PE"/>
-          <w14:ligatures w14:val="none"/>
-        </w:rPr>
-      </w:pPr>
-      <w:r>
-        <w:rPr>
-          <w:rFonts w:ascii="Arial Narrow" w:eastAsia="Arial Narrow" w:hAnsi="Arial Narrow" w:cs="Arial Narrow"/>
-          <w:b/>
-          <w:color w:val="000000"/>
-          <w:kern w:val="0"/>
-          <w:lang w:eastAsia="es-PE"/>
-          <w14:ligatures w14:val="none"/>
+          <ns2:ligatures ns2:val="none"/>
+        </w:rPr>
+      </w:pPr>
+      <w:r>
+        <w:rPr>
+          <w:rFonts w:ascii="Arial Narrow" w:eastAsia="Arial Narrow" w:hAnsi="Arial Narrow" w:cs="Arial Narrow"/>
+          <w:b/>
+          <w:color w:val="000000"/>
+          <w:kern w:val="0"/>
+          <w:lang w:eastAsia="es-PE"/>
+          <ns2:ligatures ns2:val="none"/>
         </w:rPr>
         <w:t xml:space="preserve">RESOLUCIÓN </w:t>
       </w:r>
@@ -442,7 +442,7 @@
           <w:color w:val="000000"/>
           <w:kern w:val="0"/>
           <w:lang w:eastAsia="es-PE"/>
-          <w14:ligatures w14:val="none"/>
+          <ns2:ligatures ns2:val="none"/>
         </w:rPr>
         <w:tab/>
         <w:t>:</w:t>
@@ -454,13 +454,13 @@
           <w:color w:val="000000"/>
           <w:kern w:val="0"/>
           <w:lang w:eastAsia="es-PE"/>
-          <w14:ligatures w14:val="none"/>
+          <ns2:ligatures ns2:val="none"/>
         </w:rPr>
         <w:tab/>
         <w:t>2</w:t>
       </w:r>
     </w:p>
-    <w:p>
+    <w:p ns2:paraId="26BE4AD0" ns2:textId="77777777">
       <w:pPr>
         <w:tabs>
           <w:tab w:val="left" w:pos="1014"/>
@@ -474,11 +474,11 @@
           <w:kern w:val="0"/>
           <w:shd w:val="clear" w:color="auto" w:fill="FFFFFF"/>
           <w:lang w:eastAsia="es-PE"/>
-          <w14:ligatures w14:val="none"/>
-        </w:rPr>
-      </w:pPr>
-    </w:p>
-    <w:p>
+          <ns2:ligatures ns2:val="none"/>
+        </w:rPr>
+      </w:pPr>
+    </w:p>
+    <w:p ns2:paraId="6D48DA83" ns2:textId="17FD7029">
       <w:pPr>
         <w:tabs>
           <w:tab w:val="left" w:pos="1014"/>
@@ -492,7 +492,7 @@
           <w:kern w:val="0"/>
           <w:shd w:val="clear" w:color="auto" w:fill="FFFFFF"/>
           <w:lang w:eastAsia="es-PE"/>
-          <w14:ligatures w14:val="none"/>
+          <ns2:ligatures ns2:val="none"/>
         </w:rPr>
       </w:pPr>
       <w:r>
@@ -502,7 +502,7 @@
           <w:kern w:val="0"/>
           <w:shd w:val="clear" w:color="auto" w:fill="FFFFFF"/>
           <w:lang w:eastAsia="es-PE"/>
-          <w14:ligatures w14:val="none"/>
+          <ns2:ligatures ns2:val="none"/>
         </w:rPr>
         <w:t xml:space="preserve">Lima, </w:t>
       </w:r>
@@ -513,7 +513,7 @@
           <w:kern w:val="0"/>
           <w:shd w:val="clear" w:color="auto" w:fill="FFFFFF"/>
           <w:lang w:eastAsia="es-PE"/>
-          <w14:ligatures w14:val="none"/>
+          <ns2:ligatures ns2:val="none"/>
         </w:rPr>
         <w:t>13</w:t>
       </w:r>
@@ -524,7 +524,7 @@
           <w:kern w:val="0"/>
           <w:shd w:val="clear" w:color="auto" w:fill="FFFFFF"/>
           <w:lang w:eastAsia="es-PE"/>
-          <w14:ligatures w14:val="none"/>
+          <ns2:ligatures ns2:val="none"/>
         </w:rPr>
         <w:t xml:space="preserve"> de </w:t>
       </w:r>
@@ -536,7 +536,7 @@
           <w:kern w:val="0"/>
           <w:shd w:val="clear" w:color="auto" w:fill="FFFFFF"/>
           <w:lang w:eastAsia="es-PE"/>
-          <w14:ligatures w14:val="none"/>
+          <ns2:ligatures ns2:val="none"/>
         </w:rPr>
         <w:t>febrero</w:t>
       </w:r>
@@ -547,13 +547,13 @@
           <w:kern w:val="0"/>
           <w:shd w:val="clear" w:color="auto" w:fill="FFFFFF"/>
           <w:lang w:eastAsia="es-PE"/>
-          <w14:ligatures w14:val="none"/>
+          <ns2:ligatures ns2:val="none"/>
         </w:rPr>
         <w:t xml:space="preserve"> de 2026</w:t>
       </w:r>
       <w:bookmarkEnd w:id="1"/>
     </w:p>
-    <w:p>
+    <w:p ns2:paraId="1EF3C256" ns2:textId="77777777">
       <w:pPr>
         <w:tabs>
           <w:tab w:val="left" w:pos="1014"/>
@@ -566,11 +566,11 @@
           <w:color w:val="000000"/>
           <w:kern w:val="0"/>
           <w:lang w:eastAsia="es-PE"/>
-          <w14:ligatures w14:val="none"/>
-        </w:rPr>
-      </w:pPr>
-    </w:p>
-    <w:p>
+          <ns2:ligatures ns2:val="none"/>
+        </w:rPr>
+      </w:pPr>
+    </w:p>
+    <w:p ns2:paraId="087322B4" ns2:textId="77777777">
       <w:pPr>
         <w:numPr>
           <w:ilvl w:val="0"/>
@@ -585,22 +585,22 @@
           <w:color w:val="000000"/>
           <w:kern w:val="0"/>
           <w:lang w:eastAsia="es-PE"/>
-          <w14:ligatures w14:val="none"/>
-        </w:rPr>
-      </w:pPr>
-      <w:r>
-        <w:rPr>
-          <w:rFonts w:ascii="Arial Narrow" w:eastAsia="Arial Narrow" w:hAnsi="Arial Narrow" w:cs="Arial Narrow"/>
-          <w:b/>
-          <w:color w:val="000000"/>
-          <w:kern w:val="0"/>
-          <w:lang w:eastAsia="es-PE"/>
-          <w14:ligatures w14:val="none"/>
+          <ns2:ligatures ns2:val="none"/>
+        </w:rPr>
+      </w:pPr>
+      <w:r>
+        <w:rPr>
+          <w:rFonts w:ascii="Arial Narrow" w:eastAsia="Arial Narrow" w:hAnsi="Arial Narrow" w:cs="Arial Narrow"/>
+          <w:b/>
+          <w:color w:val="000000"/>
+          <w:kern w:val="0"/>
+          <w:lang w:eastAsia="es-PE"/>
+          <ns2:ligatures ns2:val="none"/>
         </w:rPr>
         <w:t xml:space="preserve">HECHOS </w:t>
       </w:r>
     </w:p>
-    <w:p>
+    <w:p ns2:paraId="4407157A" ns2:textId="77777777">
       <w:pPr>
         <w:spacing w:after="0" w:line="240" w:lineRule="auto"/>
         <w:contextualSpacing/>
@@ -610,11 +610,11 @@
           <w:color w:val="000000"/>
           <w:kern w:val="0"/>
           <w:lang w:eastAsia="es-PE"/>
-          <w14:ligatures w14:val="none"/>
-        </w:rPr>
-      </w:pPr>
-    </w:p>
-    <w:p>
+          <ns2:ligatures ns2:val="none"/>
+        </w:rPr>
+      </w:pPr>
+    </w:p>
+    <w:p ns2:paraId="5ECFCB1A" ns2:textId="16364459">
       <w:pPr>
         <w:numPr>
           <w:ilvl w:val="1"/>
@@ -629,7 +629,7 @@
           <w:color w:val="000000"/>
           <w:kern w:val="0"/>
           <w:lang w:val="es-ES" w:eastAsia="es-ES"/>
-          <w14:ligatures w14:val="none"/>
+          <ns2:ligatures ns2:val="none"/>
         </w:rPr>
       </w:pPr>
       <w:r>
@@ -638,7 +638,7 @@
           <w:color w:val="000000"/>
           <w:kern w:val="0"/>
           <w:lang w:val="es-ES" w:eastAsia="es-ES"/>
-          <w14:ligatures w14:val="none"/>
+          <ns2:ligatures ns2:val="none"/>
         </w:rPr>
         <w:t xml:space="preserve">Mediante la denuncia del 8 de enero de 2026, complementado con el escrito del 16 de enero de 2026, subsanada mediante escrito del 5 de febrero de 2026, el señor [APELLIDO] denunció a Rímac, al señor [APELLIDO] y al señor [APELLIDO] por presuntas infracciones a la Ley 29571, Código de Protección y Defensa del Consumidor (en adelante, Código), señalando lo siguiente:</w:t>
       </w:r>
@@ -648,7 +648,7 @@
           <w:color w:val="000000"/>
           <w:kern w:val="0"/>
           <w:lang w:val="es-ES" w:eastAsia="es-ES"/>
-          <w14:ligatures w14:val="none"/>
+          <ns2:ligatures ns2:val="none"/>
         </w:rPr>
         <w:t/>
       </w:r>
@@ -658,7 +658,7 @@
           <w:color w:val="000000"/>
           <w:kern w:val="0"/>
           <w:lang w:val="es-ES" w:eastAsia="es-ES"/>
-          <w14:ligatures w14:val="none"/>
+          <ns2:ligatures ns2:val="none"/>
         </w:rPr>
         <w:t xml:space="preserve"/>
       </w:r>
@@ -668,7 +668,7 @@
           <w:color w:val="000000"/>
           <w:kern w:val="0"/>
           <w:lang w:val="es-ES" w:eastAsia="es-ES"/>
-          <w14:ligatures w14:val="none"/>
+          <ns2:ligatures ns2:val="none"/>
         </w:rPr>
         <w:t/>
       </w:r>
@@ -676,7 +676,7 @@
         <w:rPr>
           <w:rFonts w:ascii="Arial Narrow" w:eastAsia="Calibri" w:hAnsi="Arial Narrow" w:cs="Arial"/>
           <w:kern w:val="0"/>
-          <w14:ligatures w14:val="none"/>
+          <ns2:ligatures ns2:val="none"/>
         </w:rPr>
         <w:t xml:space="preserve"/>
       </w:r>
@@ -684,7 +684,7 @@
         <w:rPr>
           <w:rFonts w:ascii="Arial Narrow" w:eastAsia="Calibri" w:hAnsi="Arial Narrow" w:cs="Arial"/>
           <w:kern w:val="0"/>
-          <w14:ligatures w14:val="none"/>
+          <ns2:ligatures ns2:val="none"/>
         </w:rPr>
         <w:t xml:space="preserve"/>
       </w:r>
@@ -692,7 +692,7 @@
         <w:rPr>
           <w:rFonts w:ascii="Arial Narrow" w:eastAsia="Calibri" w:hAnsi="Arial Narrow" w:cs="Arial"/>
           <w:kern w:val="0"/>
-          <w14:ligatures w14:val="none"/>
+          <ns2:ligatures ns2:val="none"/>
         </w:rPr>
         <w:t/>
       </w:r>
@@ -702,7 +702,7 @@
           <w:color w:val="000000"/>
           <w:kern w:val="0"/>
           <w:lang w:val="es-ES" w:eastAsia="es-ES"/>
-          <w14:ligatures w14:val="none"/>
+          <ns2:ligatures ns2:val="none"/>
         </w:rPr>
         <w:t xml:space="preserve"/>
       </w:r>
@@ -712,7 +712,7 @@
           <w:color w:val="000000"/>
           <w:kern w:val="0"/>
           <w:lang w:val="es-ES" w:eastAsia="es-ES"/>
-          <w14:ligatures w14:val="none"/>
+          <ns2:ligatures ns2:val="none"/>
         </w:rPr>
         <w:t xml:space="preserve"/>
       </w:r>
@@ -722,7 +722,7 @@
           <w:color w:val="000000"/>
           <w:kern w:val="0"/>
           <w:lang w:val="es-ES" w:eastAsia="es-ES"/>
-          <w14:ligatures w14:val="none"/>
+          <ns2:ligatures ns2:val="none"/>
         </w:rPr>
         <w:t xml:space="preserve"/>
       </w:r>
@@ -732,7 +732,7 @@
           <w:color w:val="000000"/>
           <w:kern w:val="0"/>
           <w:lang w:val="es-ES" w:eastAsia="es-ES"/>
-          <w14:ligatures w14:val="none"/>
+          <ns2:ligatures ns2:val="none"/>
         </w:rPr>
         <w:t xml:space="preserve"/>
       </w:r>
@@ -742,7 +742,7 @@
           <w:color w:val="000000"/>
           <w:kern w:val="0"/>
           <w:lang w:val="es-ES" w:eastAsia="es-ES"/>
-          <w14:ligatures w14:val="none"/>
+          <ns2:ligatures ns2:val="none"/>
         </w:rPr>
         <w:t/>
       </w:r>
@@ -754,7 +754,7 @@
           <w:kern w:val="0"/>
           <w:vertAlign w:val="superscript"/>
           <w:lang w:val="es-ES" w:eastAsia="es-ES"/>
-          <w14:ligatures w14:val="none"/>
+          <ns2:ligatures ns2:val="none"/>
         </w:rPr>
         <w:footnoteReference w:id="1"/>
       </w:r>
@@ -764,7 +764,7 @@
           <w:color w:val="000000"/>
           <w:kern w:val="0"/>
           <w:lang w:val="es-ES" w:eastAsia="es-ES"/>
-          <w14:ligatures w14:val="none"/>
+          <ns2:ligatures ns2:val="none"/>
         </w:rPr>
         <w:t xml:space="preserve"/>
       </w:r>
@@ -775,12 +775,12 @@
           <w:color w:val="000000"/>
           <w:kern w:val="0"/>
           <w:lang w:val="es-ES" w:eastAsia="es-ES"/>
-          <w14:ligatures w14:val="none"/>
-        </w:rPr>
-        <w:t/>
-      </w:r>
-    </w:p>
-    <w:p>
+          <ns2:ligatures ns2:val="none"/>
+        </w:rPr>
+        <w:t/>
+      </w:r>
+    </w:p>
+    <w:p ns2:paraId="463DE9FF" ns2:textId="77777777">
       <w:pPr>
         <w:spacing w:after="0" w:line="240" w:lineRule="auto"/>
         <w:contextualSpacing/>
@@ -790,11 +790,11 @@
           <w:color w:val="000000"/>
           <w:kern w:val="0"/>
           <w:lang w:eastAsia="es-ES"/>
-          <w14:ligatures w14:val="none"/>
-        </w:rPr>
-      </w:pPr>
-    </w:p>
-    <w:p>
+          <ns2:ligatures ns2:val="none"/>
+        </w:rPr>
+      </w:pPr>
+    </w:p>
+    <w:p ns2:paraId="7D0B8218" ns2:textId="4078791A">
       <w:pPr>
         <w:pStyle w:val="Prrafodelista"/>
         <w:numPr>
@@ -812,7 +812,7 @@
           <w:color w:val="000000"/>
           <w:kern w:val="0"/>
           <w:lang w:eastAsia="es-ES"/>
-          <w14:ligatures w14:val="none"/>
+          <ns2:ligatures ns2:val="none"/>
         </w:rPr>
       </w:pPr>
       <w:r>
@@ -821,7 +821,7 @@
           <w:color w:val="000000"/>
           <w:kern w:val="0"/>
           <w:lang w:eastAsia="es-ES"/>
-          <w14:ligatures w14:val="none"/>
+          <ns2:ligatures ns2:val="none"/>
         </w:rPr>
         <w:t xml:space="preserve">El 8 de setiembre de 2023, en calidad de tercero perjudicado, su vehículo con Placa de Rodaje CAN-022 (en adelante, vehículo siniestrado) sufrió daños materiales ocasionado por el accidente de tránsito ocasionado por el choque con el vehículo con Placa de Rodaje F9P-149 de la señora [APELLIDO] (en adelante, señora [APELLIDO] ) y el vehículo con Placa de Rodaje BXD-000 del señor [APELLIDO] (en adelante, señor [APELLIDO] ), quienes contaban con seguros vehiculares contratados con Rímac. </w:t>
       </w:r>
@@ -831,7 +831,7 @@
           <w:color w:val="000000"/>
           <w:kern w:val="0"/>
           <w:lang w:eastAsia="es-ES"/>
-          <w14:ligatures w14:val="none"/>
+          <ns2:ligatures ns2:val="none"/>
         </w:rPr>
         <w:t xml:space="preserve"/>
       </w:r>
@@ -841,7 +841,7 @@
           <w:color w:val="000000"/>
           <w:kern w:val="0"/>
           <w:lang w:eastAsia="es-ES"/>
-          <w14:ligatures w14:val="none"/>
+          <ns2:ligatures ns2:val="none"/>
         </w:rPr>
         <w:t/>
       </w:r>
@@ -851,7 +851,7 @@
           <w:color w:val="000000"/>
           <w:kern w:val="0"/>
           <w:lang w:eastAsia="es-ES"/>
-          <w14:ligatures w14:val="none"/>
+          <ns2:ligatures ns2:val="none"/>
         </w:rPr>
         <w:t xml:space="preserve"/>
       </w:r>
@@ -862,7 +862,7 @@
           <w:color w:val="000000"/>
           <w:kern w:val="0"/>
           <w:lang w:eastAsia="es-ES"/>
-          <w14:ligatures w14:val="none"/>
+          <ns2:ligatures ns2:val="none"/>
         </w:rPr>
         <w:t/>
       </w:r>
@@ -873,7 +873,7 @@
           <w:color w:val="000000"/>
           <w:kern w:val="0"/>
           <w:lang w:eastAsia="es-ES"/>
-          <w14:ligatures w14:val="none"/>
+          <ns2:ligatures ns2:val="none"/>
         </w:rPr>
         <w:t xml:space="preserve"/>
       </w:r>
@@ -883,7 +883,7 @@
           <w:color w:val="000000"/>
           <w:kern w:val="0"/>
           <w:lang w:eastAsia="es-ES"/>
-          <w14:ligatures w14:val="none"/>
+          <ns2:ligatures ns2:val="none"/>
         </w:rPr>
         <w:t xml:space="preserve"/>
       </w:r>
@@ -893,7 +893,7 @@
           <w:color w:val="000000"/>
           <w:kern w:val="0"/>
           <w:lang w:eastAsia="es-ES"/>
-          <w14:ligatures w14:val="none"/>
+          <ns2:ligatures ns2:val="none"/>
         </w:rPr>
         <w:t/>
       </w:r>
@@ -903,7 +903,7 @@
           <w:color w:val="000000"/>
           <w:kern w:val="0"/>
           <w:lang w:eastAsia="es-ES"/>
-          <w14:ligatures w14:val="none"/>
+          <ns2:ligatures ns2:val="none"/>
         </w:rPr>
         <w:t xml:space="preserve"/>
       </w:r>
@@ -913,7 +913,7 @@
           <w:color w:val="000000"/>
           <w:kern w:val="0"/>
           <w:lang w:eastAsia="es-ES"/>
-          <w14:ligatures w14:val="none"/>
+          <ns2:ligatures ns2:val="none"/>
         </w:rPr>
         <w:t xml:space="preserve"/>
       </w:r>
@@ -923,7 +923,7 @@
           <w:color w:val="000000"/>
           <w:kern w:val="0"/>
           <w:lang w:eastAsia="es-ES"/>
-          <w14:ligatures w14:val="none"/>
+          <ns2:ligatures ns2:val="none"/>
         </w:rPr>
         <w:t xml:space="preserve"/>
       </w:r>
@@ -933,7 +933,7 @@
           <w:color w:val="000000"/>
           <w:kern w:val="0"/>
           <w:lang w:eastAsia="es-ES"/>
-          <w14:ligatures w14:val="none"/>
+          <ns2:ligatures ns2:val="none"/>
         </w:rPr>
         <w:t xml:space="preserve"/>
       </w:r>
@@ -943,7 +943,7 @@
           <w:color w:val="000000"/>
           <w:kern w:val="0"/>
           <w:lang w:eastAsia="es-ES"/>
-          <w14:ligatures w14:val="none"/>
+          <ns2:ligatures ns2:val="none"/>
         </w:rPr>
         <w:t xml:space="preserve"/>
       </w:r>
@@ -953,7 +953,7 @@
           <w:color w:val="000000"/>
           <w:kern w:val="0"/>
           <w:lang w:eastAsia="es-ES"/>
-          <w14:ligatures w14:val="none"/>
+          <ns2:ligatures ns2:val="none"/>
         </w:rPr>
         <w:t xml:space="preserve"/>
       </w:r>
@@ -964,7 +964,7 @@
           <w:color w:val="000000"/>
           <w:kern w:val="0"/>
           <w:lang w:eastAsia="es-ES"/>
-          <w14:ligatures w14:val="none"/>
+          <ns2:ligatures ns2:val="none"/>
         </w:rPr>
         <w:t/>
       </w:r>
@@ -975,7 +975,7 @@
           <w:color w:val="000000"/>
           <w:kern w:val="0"/>
           <w:lang w:eastAsia="es-ES"/>
-          <w14:ligatures w14:val="none"/>
+          <ns2:ligatures ns2:val="none"/>
         </w:rPr>
         <w:t xml:space="preserve"/>
       </w:r>
@@ -985,7 +985,7 @@
           <w:color w:val="000000"/>
           <w:kern w:val="0"/>
           <w:lang w:eastAsia="es-ES"/>
-          <w14:ligatures w14:val="none"/>
+          <ns2:ligatures ns2:val="none"/>
         </w:rPr>
         <w:t/>
       </w:r>
@@ -995,7 +995,7 @@
           <w:color w:val="000000"/>
           <w:kern w:val="0"/>
           <w:lang w:eastAsia="es-ES"/>
-          <w14:ligatures w14:val="none"/>
+          <ns2:ligatures ns2:val="none"/>
         </w:rPr>
         <w:t xml:space="preserve"/>
       </w:r>
@@ -1005,7 +1005,7 @@
           <w:color w:val="000000"/>
           <w:kern w:val="0"/>
           <w:lang w:eastAsia="es-ES"/>
-          <w14:ligatures w14:val="none"/>
+          <ns2:ligatures ns2:val="none"/>
         </w:rPr>
         <w:t xml:space="preserve"/>
       </w:r>
@@ -1015,7 +1015,7 @@
           <w:color w:val="000000"/>
           <w:kern w:val="0"/>
           <w:lang w:eastAsia="es-ES"/>
-          <w14:ligatures w14:val="none"/>
+          <ns2:ligatures ns2:val="none"/>
         </w:rPr>
         <w:t xml:space="preserve"/>
       </w:r>
@@ -1025,7 +1025,7 @@
           <w:color w:val="000000"/>
           <w:kern w:val="0"/>
           <w:lang w:eastAsia="es-ES"/>
-          <w14:ligatures w14:val="none"/>
+          <ns2:ligatures ns2:val="none"/>
         </w:rPr>
         <w:t/>
       </w:r>
@@ -1035,7 +1035,7 @@
           <w:color w:val="000000"/>
           <w:kern w:val="0"/>
           <w:lang w:eastAsia="es-ES"/>
-          <w14:ligatures w14:val="none"/>
+          <ns2:ligatures ns2:val="none"/>
         </w:rPr>
         <w:t xml:space="preserve"/>
       </w:r>
@@ -1046,7 +1046,7 @@
           <w:color w:val="000000"/>
           <w:kern w:val="0"/>
           <w:lang w:eastAsia="es-ES"/>
-          <w14:ligatures w14:val="none"/>
+          <ns2:ligatures ns2:val="none"/>
         </w:rPr>
         <w:t/>
       </w:r>
@@ -1057,7 +1057,7 @@
           <w:color w:val="000000"/>
           <w:kern w:val="0"/>
           <w:lang w:eastAsia="es-ES"/>
-          <w14:ligatures w14:val="none"/>
+          <ns2:ligatures ns2:val="none"/>
         </w:rPr>
         <w:t xml:space="preserve"/>
       </w:r>
@@ -1067,7 +1067,7 @@
           <w:color w:val="000000"/>
           <w:kern w:val="0"/>
           <w:lang w:eastAsia="es-ES"/>
-          <w14:ligatures w14:val="none"/>
+          <ns2:ligatures ns2:val="none"/>
         </w:rPr>
         <w:t xml:space="preserve"/>
       </w:r>
@@ -1077,7 +1077,7 @@
           <w:color w:val="000000"/>
           <w:kern w:val="0"/>
           <w:lang w:eastAsia="es-ES"/>
-          <w14:ligatures w14:val="none"/>
+          <ns2:ligatures ns2:val="none"/>
         </w:rPr>
         <w:t/>
       </w:r>
@@ -1087,7 +1087,7 @@
           <w:color w:val="000000"/>
           <w:kern w:val="0"/>
           <w:lang w:eastAsia="es-ES"/>
-          <w14:ligatures w14:val="none"/>
+          <ns2:ligatures ns2:val="none"/>
         </w:rPr>
         <w:t xml:space="preserve"/>
       </w:r>
@@ -1097,7 +1097,7 @@
           <w:color w:val="000000"/>
           <w:kern w:val="0"/>
           <w:lang w:eastAsia="es-ES"/>
-          <w14:ligatures w14:val="none"/>
+          <ns2:ligatures ns2:val="none"/>
         </w:rPr>
         <w:t xml:space="preserve"/>
       </w:r>
@@ -1107,7 +1107,7 @@
           <w:color w:val="000000"/>
           <w:kern w:val="0"/>
           <w:lang w:eastAsia="es-ES"/>
-          <w14:ligatures w14:val="none"/>
+          <ns2:ligatures ns2:val="none"/>
         </w:rPr>
         <w:t xml:space="preserve"/>
       </w:r>
@@ -1117,7 +1117,7 @@
           <w:color w:val="000000"/>
           <w:kern w:val="0"/>
           <w:lang w:eastAsia="es-ES"/>
-          <w14:ligatures w14:val="none"/>
+          <ns2:ligatures ns2:val="none"/>
         </w:rPr>
         <w:t/>
       </w:r>
@@ -1127,7 +1127,7 @@
           <w:color w:val="000000"/>
           <w:kern w:val="0"/>
           <w:lang w:eastAsia="es-ES"/>
-          <w14:ligatures w14:val="none"/>
+          <ns2:ligatures ns2:val="none"/>
         </w:rPr>
         <w:t xml:space="preserve"/>
       </w:r>
@@ -1137,7 +1137,7 @@
           <w:color w:val="000000"/>
           <w:kern w:val="0"/>
           <w:lang w:eastAsia="es-ES"/>
-          <w14:ligatures w14:val="none"/>
+          <ns2:ligatures ns2:val="none"/>
         </w:rPr>
         <w:t xml:space="preserve"/>
       </w:r>
@@ -1147,7 +1147,7 @@
           <w:color w:val="000000"/>
           <w:kern w:val="0"/>
           <w:lang w:eastAsia="es-ES"/>
-          <w14:ligatures w14:val="none"/>
+          <ns2:ligatures ns2:val="none"/>
         </w:rPr>
         <w:t xml:space="preserve"/>
       </w:r>
@@ -1157,7 +1157,7 @@
           <w:color w:val="000000"/>
           <w:kern w:val="0"/>
           <w:lang w:val="es-ES" w:eastAsia="es-ES"/>
-          <w14:ligatures w14:val="none"/>
+          <ns2:ligatures ns2:val="none"/>
         </w:rPr>
         <w:t/>
       </w:r>
@@ -1167,7 +1167,7 @@
           <w:color w:val="000000"/>
           <w:kern w:val="0"/>
           <w:lang w:eastAsia="es-ES"/>
-          <w14:ligatures w14:val="none"/>
+          <ns2:ligatures ns2:val="none"/>
         </w:rPr>
         <w:t/>
       </w:r>
@@ -1177,12 +1177,12 @@
           <w:color w:val="000000"/>
           <w:kern w:val="0"/>
           <w:lang w:eastAsia="es-ES"/>
-          <w14:ligatures w14:val="none"/>
+          <ns2:ligatures ns2:val="none"/>
         </w:rPr>
         <w:t xml:space="preserve"/>
       </w:r>
     </w:p>
-    <w:p>
+    <w:p ns2:paraId="1A490F4D" ns2:textId="77777777">
       <w:pPr>
         <w:spacing w:after="0" w:line="240" w:lineRule="auto"/>
         <w:contextualSpacing/>
@@ -1192,11 +1192,11 @@
           <w:color w:val="000000"/>
           <w:kern w:val="0"/>
           <w:lang w:eastAsia="es-ES"/>
-          <w14:ligatures w14:val="none"/>
-        </w:rPr>
-      </w:pPr>
-    </w:p>
-    <w:p>
+          <ns2:ligatures ns2:val="none"/>
+        </w:rPr>
+      </w:pPr>
+    </w:p>
+    <w:p ns2:paraId="7FDCCCC5" ns2:textId="0F2CE782">
       <w:pPr>
         <w:pStyle w:val="Prrafodelista"/>
         <w:numPr>
@@ -1214,7 +1214,7 @@
           <w:color w:val="000000"/>
           <w:kern w:val="0"/>
           <w:lang w:eastAsia="es-ES"/>
-          <w14:ligatures w14:val="none"/>
+          <ns2:ligatures ns2:val="none"/>
         </w:rPr>
       </w:pPr>
       <w:r>
@@ -1223,7 +1223,7 @@
           <w:color w:val="000000"/>
           <w:kern w:val="0"/>
           <w:lang w:eastAsia="es-ES"/>
-          <w14:ligatures w14:val="none"/>
+          <ns2:ligatures ns2:val="none"/>
         </w:rPr>
         <w:t xml:space="preserve">El 19 de febrero de 2024, remitió un reclamo mediante carta notarial a Rímac solicitando la evaluación del daño ocasionado al vehículo siniestrado y el pago correspondiente por los daños materiales, en atención a que en el accidente de tránsito participaron dos asegurados de dicha compañía aseguradora, el señor [APELLIDO] y la señora [APELLIDO] ; no obstante, Rímac se negó a recibir el reclamo y no le emitió una respuesta.</w:t>
       </w:r>
@@ -1233,7 +1233,7 @@
           <w:color w:val="000000"/>
           <w:kern w:val="0"/>
           <w:lang w:eastAsia="es-ES"/>
-          <w14:ligatures w14:val="none"/>
+          <ns2:ligatures ns2:val="none"/>
         </w:rPr>
         <w:t/>
       </w:r>
@@ -1243,7 +1243,7 @@
           <w:color w:val="000000"/>
           <w:kern w:val="0"/>
           <w:lang w:eastAsia="es-ES"/>
-          <w14:ligatures w14:val="none"/>
+          <ns2:ligatures ns2:val="none"/>
         </w:rPr>
         <w:t xml:space="preserve"/>
       </w:r>
@@ -1253,7 +1253,7 @@
           <w:color w:val="000000"/>
           <w:kern w:val="0"/>
           <w:lang w:eastAsia="es-ES"/>
-          <w14:ligatures w14:val="none"/>
+          <ns2:ligatures ns2:val="none"/>
         </w:rPr>
         <w:t xml:space="preserve"/>
       </w:r>
@@ -1263,7 +1263,7 @@
           <w:color w:val="000000"/>
           <w:kern w:val="0"/>
           <w:lang w:eastAsia="es-ES"/>
-          <w14:ligatures w14:val="none"/>
+          <ns2:ligatures ns2:val="none"/>
         </w:rPr>
         <w:t xml:space="preserve"/>
       </w:r>
@@ -1273,7 +1273,7 @@
           <w:color w:val="000000"/>
           <w:kern w:val="0"/>
           <w:lang w:val="es-ES" w:eastAsia="es-ES"/>
-          <w14:ligatures w14:val="none"/>
+          <ns2:ligatures ns2:val="none"/>
         </w:rPr>
         <w:t/>
       </w:r>
@@ -1283,7 +1283,7 @@
           <w:color w:val="000000"/>
           <w:kern w:val="0"/>
           <w:lang w:eastAsia="es-ES"/>
-          <w14:ligatures w14:val="none"/>
+          <ns2:ligatures ns2:val="none"/>
         </w:rPr>
         <w:t xml:space="preserve"/>
       </w:r>
@@ -1293,7 +1293,7 @@
           <w:color w:val="000000"/>
           <w:kern w:val="0"/>
           <w:lang w:eastAsia="es-ES"/>
-          <w14:ligatures w14:val="none"/>
+          <ns2:ligatures ns2:val="none"/>
         </w:rPr>
         <w:t xml:space="preserve"/>
       </w:r>
@@ -1303,7 +1303,7 @@
           <w:color w:val="000000"/>
           <w:kern w:val="0"/>
           <w:lang w:eastAsia="es-ES"/>
-          <w14:ligatures w14:val="none"/>
+          <ns2:ligatures ns2:val="none"/>
         </w:rPr>
         <w:t xml:space="preserve"/>
       </w:r>
@@ -1313,7 +1313,7 @@
           <w:color w:val="000000"/>
           <w:kern w:val="0"/>
           <w:lang w:eastAsia="es-ES"/>
-          <w14:ligatures w14:val="none"/>
+          <ns2:ligatures ns2:val="none"/>
         </w:rPr>
         <w:t xml:space="preserve"/>
       </w:r>
@@ -1323,7 +1323,7 @@
           <w:color w:val="000000"/>
           <w:kern w:val="0"/>
           <w:lang w:eastAsia="es-ES"/>
-          <w14:ligatures w14:val="none"/>
+          <ns2:ligatures ns2:val="none"/>
         </w:rPr>
         <w:t xml:space="preserve"/>
       </w:r>
@@ -1333,7 +1333,7 @@
           <w:color w:val="000000"/>
           <w:kern w:val="0"/>
           <w:lang w:eastAsia="es-ES"/>
-          <w14:ligatures w14:val="none"/>
+          <ns2:ligatures ns2:val="none"/>
         </w:rPr>
         <w:t xml:space="preserve"/>
       </w:r>
@@ -1343,7 +1343,7 @@
           <w:color w:val="000000"/>
           <w:kern w:val="0"/>
           <w:lang w:eastAsia="es-ES"/>
-          <w14:ligatures w14:val="none"/>
+          <ns2:ligatures ns2:val="none"/>
         </w:rPr>
         <w:t/>
       </w:r>
@@ -1353,7 +1353,7 @@
           <w:color w:val="000000"/>
           <w:kern w:val="0"/>
           <w:lang w:eastAsia="es-ES"/>
-          <w14:ligatures w14:val="none"/>
+          <ns2:ligatures ns2:val="none"/>
         </w:rPr>
         <w:t/>
       </w:r>
@@ -1363,7 +1363,7 @@
           <w:color w:val="000000"/>
           <w:kern w:val="0"/>
           <w:lang w:eastAsia="es-ES"/>
-          <w14:ligatures w14:val="none"/>
+          <ns2:ligatures ns2:val="none"/>
         </w:rPr>
         <w:t xml:space="preserve"/>
       </w:r>
@@ -1373,7 +1373,7 @@
           <w:color w:val="000000"/>
           <w:kern w:val="0"/>
           <w:lang w:val="es-ES" w:eastAsia="es-ES"/>
-          <w14:ligatures w14:val="none"/>
+          <ns2:ligatures ns2:val="none"/>
         </w:rPr>
         <w:t/>
       </w:r>
@@ -1383,7 +1383,7 @@
           <w:color w:val="000000"/>
           <w:kern w:val="0"/>
           <w:lang w:val="es-ES" w:eastAsia="es-ES"/>
-          <w14:ligatures w14:val="none"/>
+          <ns2:ligatures ns2:val="none"/>
         </w:rPr>
         <w:t xml:space="preserve"/>
       </w:r>
@@ -1393,12 +1393,12 @@
           <w:color w:val="000000"/>
           <w:kern w:val="0"/>
           <w:lang w:val="es-ES" w:eastAsia="es-ES"/>
-          <w14:ligatures w14:val="none"/>
-        </w:rPr>
-        <w:t/>
-      </w:r>
-    </w:p>
-    <w:p>
+          <ns2:ligatures ns2:val="none"/>
+        </w:rPr>
+        <w:t/>
+      </w:r>
+    </w:p>
+    <w:p ns2:paraId="54A88C90" ns2:textId="77777777">
       <w:pPr>
         <w:pStyle w:val="Prrafodelista"/>
         <w:spacing w:after="0" w:line="240" w:lineRule="auto"/>
@@ -1409,11 +1409,11 @@
           <w:color w:val="000000"/>
           <w:kern w:val="0"/>
           <w:lang w:eastAsia="es-ES"/>
-          <w14:ligatures w14:val="none"/>
-        </w:rPr>
-      </w:pPr>
-    </w:p>
-    <w:p>
+          <ns2:ligatures ns2:val="none"/>
+        </w:rPr>
+      </w:pPr>
+    </w:p>
+    <w:p ns2:paraId="612558D6" ns2:textId="3C175DBE">
       <w:pPr>
         <w:pStyle w:val="Prrafodelista"/>
         <w:numPr>
@@ -1431,7 +1431,7 @@
           <w:color w:val="000000"/>
           <w:kern w:val="0"/>
           <w:lang w:eastAsia="es-ES"/>
-          <w14:ligatures w14:val="none"/>
+          <ns2:ligatures ns2:val="none"/>
         </w:rPr>
       </w:pPr>
       <w:r>
@@ -1440,7 +1440,7 @@
           <w:color w:val="000000"/>
           <w:kern w:val="0"/>
           <w:lang w:eastAsia="es-ES"/>
-          <w14:ligatures w14:val="none"/>
+          <ns2:ligatures ns2:val="none"/>
         </w:rPr>
         <w:t xml:space="preserve">El 12 de abril de 2024, Rímac remitió carta mediante la cual informó que había comunicado al señor [APELLIDO] el resultado de las investigaciones policiales relacionadas con el accidente de tránsito ocurrido el 8 de setiembre de 2023, que había consultado con dicho asegurado sobre la aceptación de responsabilidad para efectos de activar la cobertura de responsabilidad civil frente a terceros y que procedería a solicitar nuevamente a sus asegurados que manifiesten su posición respecto de los daños reclamados.</w:t>
       </w:r>
@@ -1450,7 +1450,7 @@
           <w:color w:val="000000"/>
           <w:kern w:val="0"/>
           <w:lang w:val="es-ES" w:eastAsia="es-ES"/>
-          <w14:ligatures w14:val="none"/>
+          <ns2:ligatures ns2:val="none"/>
         </w:rPr>
         <w:t/>
       </w:r>
@@ -1460,7 +1460,7 @@
           <w:color w:val="000000"/>
           <w:kern w:val="0"/>
           <w:lang w:eastAsia="es-ES"/>
-          <w14:ligatures w14:val="none"/>
+          <ns2:ligatures ns2:val="none"/>
         </w:rPr>
         <w:t xml:space="preserve"/>
       </w:r>
@@ -1470,12 +1470,12 @@
           <w:color w:val="000000"/>
           <w:kern w:val="0"/>
           <w:lang w:eastAsia="es-ES"/>
-          <w14:ligatures w14:val="none"/>
-        </w:rPr>
-        <w:t/>
-      </w:r>
-    </w:p>
-    <w:p>
+          <ns2:ligatures ns2:val="none"/>
+        </w:rPr>
+        <w:t/>
+      </w:r>
+    </w:p>
+    <w:p ns2:paraId="70CDF27D" ns2:textId="77777777">
       <w:pPr>
         <w:pStyle w:val="Prrafodelista"/>
         <w:spacing w:after="0" w:line="240" w:lineRule="auto"/>
@@ -1486,11 +1486,11 @@
           <w:color w:val="000000"/>
           <w:kern w:val="0"/>
           <w:lang w:eastAsia="es-ES"/>
-          <w14:ligatures w14:val="none"/>
-        </w:rPr>
-      </w:pPr>
-    </w:p>
-    <w:p>
+          <ns2:ligatures ns2:val="none"/>
+        </w:rPr>
+      </w:pPr>
+    </w:p>
+    <w:p ns2:paraId="27DCA311" ns2:textId="5AFDDDD2">
       <w:pPr>
         <w:pStyle w:val="Prrafodelista"/>
         <w:numPr>
@@ -1508,7 +1508,7 @@
           <w:color w:val="000000"/>
           <w:kern w:val="0"/>
           <w:lang w:eastAsia="es-ES"/>
-          <w14:ligatures w14:val="none"/>
+          <ns2:ligatures ns2:val="none"/>
         </w:rPr>
       </w:pPr>
       <w:r>
@@ -1517,7 +1517,7 @@
           <w:color w:val="000000"/>
           <w:kern w:val="0"/>
           <w:lang w:eastAsia="es-ES"/>
-          <w14:ligatures w14:val="none"/>
+          <ns2:ligatures ns2:val="none"/>
         </w:rPr>
         <w:t xml:space="preserve">El 26 de agosto de 2024, solicitó ante Rímac la entrega de documentación vinculada al siniestro respecto de los seguros vehiculares contratados por el señor [APELLIDO] y la señora [APELLIDO] , ante lo cual la compañía aseguradora no cumplió con atender su solicitud.</w:t>
       </w:r>
@@ -1527,7 +1527,7 @@
           <w:color w:val="000000"/>
           <w:kern w:val="0"/>
           <w:lang w:eastAsia="es-ES"/>
-          <w14:ligatures w14:val="none"/>
+          <ns2:ligatures ns2:val="none"/>
         </w:rPr>
         <w:t xml:space="preserve"/>
       </w:r>
@@ -1537,7 +1537,7 @@
           <w:color w:val="000000"/>
           <w:kern w:val="0"/>
           <w:lang w:eastAsia="es-ES"/>
-          <w14:ligatures w14:val="none"/>
+          <ns2:ligatures ns2:val="none"/>
         </w:rPr>
         <w:t xml:space="preserve"/>
       </w:r>
@@ -1547,7 +1547,7 @@
           <w:color w:val="000000"/>
           <w:kern w:val="0"/>
           <w:lang w:val="es-ES" w:eastAsia="es-ES"/>
-          <w14:ligatures w14:val="none"/>
+          <ns2:ligatures ns2:val="none"/>
         </w:rPr>
         <w:t/>
       </w:r>
@@ -1557,7 +1557,7 @@
           <w:color w:val="000000"/>
           <w:kern w:val="0"/>
           <w:lang w:eastAsia="es-ES"/>
-          <w14:ligatures w14:val="none"/>
+          <ns2:ligatures ns2:val="none"/>
         </w:rPr>
         <w:t xml:space="preserve"/>
       </w:r>
@@ -1567,7 +1567,7 @@
           <w:color w:val="000000"/>
           <w:kern w:val="0"/>
           <w:lang w:eastAsia="es-ES"/>
-          <w14:ligatures w14:val="none"/>
+          <ns2:ligatures ns2:val="none"/>
         </w:rPr>
         <w:t xml:space="preserve"/>
       </w:r>
@@ -1577,7 +1577,7 @@
           <w:color w:val="000000"/>
           <w:kern w:val="0"/>
           <w:lang w:eastAsia="es-ES"/>
-          <w14:ligatures w14:val="none"/>
+          <ns2:ligatures ns2:val="none"/>
         </w:rPr>
         <w:t xml:space="preserve"/>
       </w:r>
@@ -1587,7 +1587,7 @@
           <w:color w:val="000000"/>
           <w:kern w:val="0"/>
           <w:lang w:eastAsia="es-ES"/>
-          <w14:ligatures w14:val="none"/>
+          <ns2:ligatures ns2:val="none"/>
         </w:rPr>
         <w:t xml:space="preserve"/>
       </w:r>
@@ -1597,12 +1597,12 @@
           <w:color w:val="000000"/>
           <w:kern w:val="0"/>
           <w:lang w:eastAsia="es-ES"/>
-          <w14:ligatures w14:val="none"/>
-        </w:rPr>
-        <w:t/>
-      </w:r>
-    </w:p>
-    <w:p>
+          <ns2:ligatures ns2:val="none"/>
+        </w:rPr>
+        <w:t/>
+      </w:r>
+    </w:p>
+    <w:p ns2:paraId="56688E2E" ns2:textId="77777777">
       <w:pPr>
         <w:pStyle w:val="Prrafodelista"/>
         <w:spacing w:after="0" w:line="240" w:lineRule="auto"/>
@@ -1613,11 +1613,11 @@
           <w:color w:val="000000"/>
           <w:kern w:val="0"/>
           <w:lang w:eastAsia="es-ES"/>
-          <w14:ligatures w14:val="none"/>
-        </w:rPr>
-      </w:pPr>
-    </w:p>
-    <w:p>
+          <ns2:ligatures ns2:val="none"/>
+        </w:rPr>
+      </w:pPr>
+    </w:p>
+    <w:p ns2:paraId="04234DBC" ns2:textId="1FEADB3C">
       <w:pPr>
         <w:pStyle w:val="Prrafodelista"/>
         <w:numPr>
@@ -1635,7 +1635,7 @@
           <w:color w:val="000000"/>
           <w:kern w:val="0"/>
           <w:lang w:eastAsia="es-ES"/>
-          <w14:ligatures w14:val="none"/>
+          <ns2:ligatures ns2:val="none"/>
         </w:rPr>
       </w:pPr>
       <w:r>
@@ -1644,7 +1644,7 @@
           <w:color w:val="000000"/>
           <w:kern w:val="0"/>
           <w:lang w:eastAsia="es-ES"/>
-          <w14:ligatures w14:val="none"/>
+          <ns2:ligatures ns2:val="none"/>
         </w:rPr>
         <w:t xml:space="preserve">El 26 de setiembre de 2025, sostuvo una comunicación telefónica con el señor [APELLIDO] , en la cual este manifestó que desde la ocurrencia del accidente no había sido contactado por Rímac, que no había conversado con representante alguno de la compañía aseguradora y que no se le solicitó manifestar aceptación de responsabilidad ni conformidad para la activación de cobertura.</w:t>
       </w:r>
@@ -1654,7 +1654,7 @@
           <w:color w:val="000000"/>
           <w:kern w:val="0"/>
           <w:lang w:eastAsia="es-ES"/>
-          <w14:ligatures w14:val="none"/>
+          <ns2:ligatures ns2:val="none"/>
         </w:rPr>
         <w:t xml:space="preserve"/>
       </w:r>
@@ -1664,7 +1664,7 @@
           <w:color w:val="000000"/>
           <w:kern w:val="0"/>
           <w:lang w:eastAsia="es-ES"/>
-          <w14:ligatures w14:val="none"/>
+          <ns2:ligatures ns2:val="none"/>
         </w:rPr>
         <w:t xml:space="preserve"/>
       </w:r>
@@ -1674,7 +1674,7 @@
           <w:color w:val="000000"/>
           <w:kern w:val="0"/>
           <w:lang w:val="es-ES" w:eastAsia="es-ES"/>
-          <w14:ligatures w14:val="none"/>
+          <ns2:ligatures ns2:val="none"/>
         </w:rPr>
         <w:t/>
       </w:r>
@@ -1684,7 +1684,7 @@
           <w:color w:val="000000"/>
           <w:kern w:val="0"/>
           <w:lang w:eastAsia="es-ES"/>
-          <w14:ligatures w14:val="none"/>
+          <ns2:ligatures ns2:val="none"/>
         </w:rPr>
         <w:t/>
       </w:r>
@@ -1694,7 +1694,7 @@
           <w:color w:val="000000"/>
           <w:kern w:val="0"/>
           <w:lang w:eastAsia="es-ES"/>
-          <w14:ligatures w14:val="none"/>
+          <ns2:ligatures ns2:val="none"/>
         </w:rPr>
         <w:t xml:space="preserve"/>
       </w:r>
@@ -1704,7 +1704,7 @@
           <w:color w:val="000000"/>
           <w:kern w:val="0"/>
           <w:lang w:eastAsia="es-ES"/>
-          <w14:ligatures w14:val="none"/>
+          <ns2:ligatures ns2:val="none"/>
         </w:rPr>
         <w:t xml:space="preserve"/>
       </w:r>
@@ -1714,13 +1714,13 @@
           <w:color w:val="000000"/>
           <w:kern w:val="0"/>
           <w:lang w:eastAsia="es-ES"/>
-          <w14:ligatures w14:val="none"/>
+          <ns2:ligatures ns2:val="none"/>
         </w:rPr>
         <w:lastRenderedPageBreak/>
         <w:t/>
       </w:r>
     </w:p>
-    <w:p>
+    <w:p ns2:paraId="5969E2A9" ns2:textId="77777777">
       <w:pPr>
         <w:pStyle w:val="Prrafodelista"/>
         <w:spacing w:after="0" w:line="240" w:lineRule="auto"/>
@@ -1731,11 +1731,11 @@
           <w:color w:val="000000"/>
           <w:kern w:val="0"/>
           <w:lang w:eastAsia="es-ES"/>
-          <w14:ligatures w14:val="none"/>
-        </w:rPr>
-      </w:pPr>
-    </w:p>
-    <w:p>
+          <ns2:ligatures ns2:val="none"/>
+        </w:rPr>
+      </w:pPr>
+    </w:p>
+    <w:p ns2:paraId="4E296488" ns2:textId="46F3D933">
       <w:pPr>
         <w:pStyle w:val="Prrafodelista"/>
         <w:numPr>
@@ -1753,7 +1753,7 @@
           <w:color w:val="000000"/>
           <w:kern w:val="0"/>
           <w:lang w:eastAsia="es-ES"/>
-          <w14:ligatures w14:val="none"/>
+          <ns2:ligatures ns2:val="none"/>
         </w:rPr>
       </w:pPr>
       <w:r>
@@ -1762,7 +1762,7 @@
           <w:color w:val="000000"/>
           <w:kern w:val="0"/>
           <w:lang w:eastAsia="es-ES"/>
-          <w14:ligatures w14:val="none"/>
+          <ns2:ligatures ns2:val="none"/>
         </w:rPr>
         <w:t xml:space="preserve">Hasta el 24 de setiembre de 2025, el señor [APELLIDO] ejerció el cargo de gerente general de Rímac, y desde el 25 de setiembre de 2025 el señor [APELLIDO] asumió la gerencia general de la compañía aseguradora, quienes participaron en la planificación y ejecución de acciones de gestión orientadas a proporcionar información incorrecta contenida en la carta del 12 de abril de 2024 y a no otorgar la cobertura solicitada respecto del siniestro ocurrido el 8 de setiembre de 2023, así como a no atender el reclamo del 19 de febrero de 2024 ni la solicitud de entrega de información presentada el 26 de agosto de 2024.</w:t>
       </w:r>
@@ -1772,7 +1772,7 @@
           <w:color w:val="000000"/>
           <w:kern w:val="0"/>
           <w:lang w:eastAsia="es-ES"/>
-          <w14:ligatures w14:val="none"/>
+          <ns2:ligatures ns2:val="none"/>
         </w:rPr>
         <w:t xml:space="preserve"/>
       </w:r>
@@ -1782,7 +1782,7 @@
           <w:color w:val="000000"/>
           <w:kern w:val="0"/>
           <w:lang w:val="es-ES" w:eastAsia="es-ES"/>
-          <w14:ligatures w14:val="none"/>
+          <ns2:ligatures ns2:val="none"/>
         </w:rPr>
         <w:t/>
       </w:r>
@@ -1792,7 +1792,7 @@
           <w:color w:val="000000"/>
           <w:kern w:val="0"/>
           <w:lang w:eastAsia="es-ES"/>
-          <w14:ligatures w14:val="none"/>
+          <ns2:ligatures ns2:val="none"/>
         </w:rPr>
         <w:t xml:space="preserve"/>
       </w:r>
@@ -1802,7 +1802,7 @@
           <w:color w:val="000000"/>
           <w:kern w:val="0"/>
           <w:lang w:eastAsia="es-ES"/>
-          <w14:ligatures w14:val="none"/>
+          <ns2:ligatures ns2:val="none"/>
         </w:rPr>
         <w:t/>
       </w:r>
@@ -1812,7 +1812,7 @@
           <w:color w:val="000000"/>
           <w:kern w:val="0"/>
           <w:lang w:eastAsia="es-ES"/>
-          <w14:ligatures w14:val="none"/>
+          <ns2:ligatures ns2:val="none"/>
         </w:rPr>
         <w:t/>
       </w:r>
@@ -1822,7 +1822,7 @@
           <w:color w:val="000000"/>
           <w:kern w:val="0"/>
           <w:lang w:eastAsia="es-ES"/>
-          <w14:ligatures w14:val="none"/>
+          <ns2:ligatures ns2:val="none"/>
         </w:rPr>
         <w:t xml:space="preserve"/>
       </w:r>
@@ -1832,7 +1832,7 @@
           <w:color w:val="000000"/>
           <w:kern w:val="0"/>
           <w:lang w:eastAsia="es-ES"/>
-          <w14:ligatures w14:val="none"/>
+          <ns2:ligatures ns2:val="none"/>
         </w:rPr>
         <w:t xml:space="preserve"/>
       </w:r>
@@ -1842,7 +1842,7 @@
           <w:color w:val="000000"/>
           <w:kern w:val="0"/>
           <w:lang w:eastAsia="es-ES"/>
-          <w14:ligatures w14:val="none"/>
+          <ns2:ligatures ns2:val="none"/>
         </w:rPr>
         <w:t/>
       </w:r>
@@ -1852,7 +1852,7 @@
           <w:color w:val="000000"/>
           <w:kern w:val="0"/>
           <w:lang w:eastAsia="es-ES"/>
-          <w14:ligatures w14:val="none"/>
+          <ns2:ligatures ns2:val="none"/>
         </w:rPr>
         <w:t xml:space="preserve"/>
       </w:r>
@@ -1862,7 +1862,7 @@
           <w:color w:val="000000"/>
           <w:kern w:val="0"/>
           <w:lang w:eastAsia="es-ES"/>
-          <w14:ligatures w14:val="none"/>
+          <ns2:ligatures ns2:val="none"/>
         </w:rPr>
         <w:t/>
       </w:r>
@@ -1872,7 +1872,7 @@
           <w:color w:val="000000"/>
           <w:kern w:val="0"/>
           <w:lang w:eastAsia="es-ES"/>
-          <w14:ligatures w14:val="none"/>
+          <ns2:ligatures ns2:val="none"/>
         </w:rPr>
         <w:t xml:space="preserve"/>
       </w:r>
@@ -1882,7 +1882,7 @@
           <w:color w:val="000000"/>
           <w:kern w:val="0"/>
           <w:lang w:eastAsia="es-ES"/>
-          <w14:ligatures w14:val="none"/>
+          <ns2:ligatures ns2:val="none"/>
         </w:rPr>
         <w:t/>
       </w:r>
@@ -1892,12 +1892,12 @@
           <w:color w:val="000000"/>
           <w:kern w:val="0"/>
           <w:lang w:eastAsia="es-ES"/>
-          <w14:ligatures w14:val="none"/>
+          <ns2:ligatures ns2:val="none"/>
         </w:rPr>
         <w:t xml:space="preserve"/>
       </w:r>
     </w:p>
-    <w:p>
+    <w:p ns2:paraId="250287E7" ns2:textId="77777777">
       <w:pPr>
         <w:pStyle w:val="Prrafodelista"/>
         <w:spacing w:after="0" w:line="240" w:lineRule="auto"/>
@@ -1908,11 +1908,11 @@
           <w:color w:val="000000"/>
           <w:kern w:val="0"/>
           <w:lang w:eastAsia="es-ES"/>
-          <w14:ligatures w14:val="none"/>
-        </w:rPr>
-      </w:pPr>
-    </w:p>
-    <w:p>
+          <ns2:ligatures ns2:val="none"/>
+        </w:rPr>
+      </w:pPr>
+    </w:p>
+    <w:p ns2:paraId="2FB14F49" ns2:textId="13F48845">
       <w:pPr>
         <w:pStyle w:val="Prrafodelista"/>
         <w:numPr>
@@ -1927,7 +1927,7 @@
           <w:color w:val="000000"/>
           <w:kern w:val="0"/>
           <w:lang w:eastAsia="es-ES"/>
-          <w14:ligatures w14:val="none"/>
+          <ns2:ligatures ns2:val="none"/>
         </w:rPr>
       </w:pPr>
       <w:r>
@@ -1936,7 +1936,7 @@
           <w:color w:val="000000"/>
           <w:kern w:val="0"/>
           <w:lang w:eastAsia="es-ES"/>
-          <w14:ligatures w14:val="none"/>
+          <ns2:ligatures ns2:val="none"/>
         </w:rPr>
         <w:t xml:space="preserve">El 13 de octubre de 2025, se llevó a cabo audiencia ante el Indecopi en el marco del reclamo </w:t>
       </w:r>
@@ -1947,7 +1947,7 @@
           <w:color w:val="000000"/>
           <w:kern w:val="0"/>
           <w:lang w:eastAsia="es-ES"/>
-          <w14:ligatures w14:val="none"/>
+          <ns2:ligatures ns2:val="none"/>
         </w:rPr>
         <w:t/>
       </w:r>
@@ -1958,7 +1958,7 @@
           <w:color w:val="000000"/>
           <w:kern w:val="0"/>
           <w:lang w:eastAsia="es-ES"/>
-          <w14:ligatures w14:val="none"/>
+          <ns2:ligatures ns2:val="none"/>
         </w:rPr>
         <w:t xml:space="preserve"> 38232-2025 tramitado ante la Subdirección de Atención al Ciudadano, en la cual </w:t>
       </w:r>
@@ -1968,7 +1968,7 @@
           <w:color w:val="000000"/>
           <w:kern w:val="0"/>
           <w:lang w:val="es-ES" w:eastAsia="es-ES"/>
-          <w14:ligatures w14:val="none"/>
+          <ns2:ligatures ns2:val="none"/>
         </w:rPr>
         <w:t>Rímac</w:t>
       </w:r>
@@ -1978,7 +1978,7 @@
           <w:color w:val="000000"/>
           <w:kern w:val="0"/>
           <w:lang w:eastAsia="es-ES"/>
-          <w14:ligatures w14:val="none"/>
+          <ns2:ligatures ns2:val="none"/>
         </w:rPr>
         <w:t xml:space="preserve"> </w:t>
       </w:r>
@@ -1988,7 +1988,7 @@
           <w:color w:val="000000"/>
           <w:kern w:val="0"/>
           <w:lang w:eastAsia="es-ES"/>
-          <w14:ligatures w14:val="none"/>
+          <ns2:ligatures ns2:val="none"/>
         </w:rPr>
         <w:t xml:space="preserve">señaló que el caso se encontraba en análisis y que la solicitud de cobertura estaba en evaluación, manteniendo hasta </w:t>
       </w:r>
@@ -1998,7 +1998,7 @@
           <w:color w:val="000000"/>
           <w:kern w:val="0"/>
           <w:lang w:eastAsia="es-ES"/>
-          <w14:ligatures w14:val="none"/>
+          <ns2:ligatures ns2:val="none"/>
         </w:rPr>
         <w:t>la</w:t>
       </w:r>
@@ -2008,7 +2008,7 @@
           <w:color w:val="000000"/>
           <w:kern w:val="0"/>
           <w:lang w:eastAsia="es-ES"/>
-          <w14:ligatures w14:val="none"/>
+          <ns2:ligatures ns2:val="none"/>
         </w:rPr>
         <w:t xml:space="preserve"> fecha la falta de otorgamiento de cobertura respecto de los daños ocasionados al </w:t>
       </w:r>
@@ -2018,7 +2018,7 @@
           <w:color w:val="000000"/>
           <w:kern w:val="0"/>
           <w:lang w:eastAsia="es-ES"/>
-          <w14:ligatures w14:val="none"/>
+          <ns2:ligatures ns2:val="none"/>
         </w:rPr>
         <w:t>vehículo siniestrado</w:t>
       </w:r>
@@ -2028,12 +2028,12 @@
           <w:color w:val="000000"/>
           <w:kern w:val="0"/>
           <w:lang w:eastAsia="es-ES"/>
-          <w14:ligatures w14:val="none"/>
+          <ns2:ligatures ns2:val="none"/>
         </w:rPr>
         <w:t>.</w:t>
       </w:r>
     </w:p>
-    <w:p>
+    <w:p ns2:paraId="76630485" ns2:textId="77777777">
       <w:pPr>
         <w:tabs>
           <w:tab w:val="left" w:pos="1134"/>
@@ -2046,11 +2046,11 @@
           <w:color w:val="000000"/>
           <w:kern w:val="0"/>
           <w:lang w:eastAsia="es-ES"/>
-          <w14:ligatures w14:val="none"/>
-        </w:rPr>
-      </w:pPr>
-    </w:p>
-    <w:p>
+          <ns2:ligatures ns2:val="none"/>
+        </w:rPr>
+      </w:pPr>
+    </w:p>
+    <w:p ns2:paraId="4FB15987" ns2:textId="73A29DB3">
       <w:pPr>
         <w:numPr>
           <w:ilvl w:val="1"/>
@@ -2068,7 +2068,7 @@
           <w:color w:val="000000"/>
           <w:kern w:val="0"/>
           <w:lang w:val="es-ES" w:eastAsia="es-ES"/>
-          <w14:ligatures w14:val="none"/>
+          <ns2:ligatures ns2:val="none"/>
         </w:rPr>
       </w:pPr>
       <w:r>
@@ -2077,7 +2077,7 @@
           <w:color w:val="000000"/>
           <w:kern w:val="0"/>
           <w:lang w:val="es-ES" w:eastAsia="es-ES"/>
-          <w14:ligatures w14:val="none"/>
+          <ns2:ligatures ns2:val="none"/>
         </w:rPr>
         <w:t xml:space="preserve">El señor [APELLIDO] solicitó, en calidad de medida correctiva, que: (i) Rimac proceda con otorgar la cobertura de responsabilidad civil frente a terceros equivalente al daño ocasionado en el vehículo siniestrado, otorgándole el monto ascendente a S/ 22 554,65, así como los intereses legales devengados a la fecha; debiendo considerarse que ya se ha cumplido con el pago al taller autorizado para este propósito; (ii) se remita una carta de disculpas al denunciante; y, (iii) se atienda por escrito cada uno de los reclamos pendientes. Asimismo, requirió el reembolso de costos y costas del presente procedimiento. </w:t>
       </w:r>
@@ -2085,7 +2085,7 @@
         <w:rPr>
           <w:rFonts w:ascii="Arial Narrow" w:eastAsia="Calibri" w:hAnsi="Arial Narrow" w:cs="Arial"/>
           <w:kern w:val="0"/>
-          <w14:ligatures w14:val="none"/>
+          <ns2:ligatures ns2:val="none"/>
         </w:rPr>
         <w:t xml:space="preserve"/>
       </w:r>
@@ -2093,7 +2093,7 @@
         <w:rPr>
           <w:rFonts w:ascii="Arial Narrow" w:eastAsia="Calibri" w:hAnsi="Arial Narrow" w:cs="Arial"/>
           <w:kern w:val="0"/>
-          <w14:ligatures w14:val="none"/>
+          <ns2:ligatures ns2:val="none"/>
         </w:rPr>
         <w:t xml:space="preserve"/>
       </w:r>
@@ -2103,7 +2103,7 @@
           <w:color w:val="000000"/>
           <w:kern w:val="0"/>
           <w:lang w:val="es-ES" w:eastAsia="es-ES"/>
-          <w14:ligatures w14:val="none"/>
+          <ns2:ligatures ns2:val="none"/>
         </w:rPr>
         <w:t/>
       </w:r>
@@ -2114,7 +2114,7 @@
           <w:color w:val="000000"/>
           <w:kern w:val="0"/>
           <w:lang w:val="es-ES" w:eastAsia="es-ES"/>
-          <w14:ligatures w14:val="none"/>
+          <ns2:ligatures ns2:val="none"/>
         </w:rPr>
         <w:t xml:space="preserve"/>
       </w:r>
@@ -2124,7 +2124,7 @@
           <w:color w:val="000000"/>
           <w:kern w:val="0"/>
           <w:lang w:val="es-ES" w:eastAsia="es-ES"/>
-          <w14:ligatures w14:val="none"/>
+          <ns2:ligatures ns2:val="none"/>
         </w:rPr>
         <w:t xml:space="preserve"/>
       </w:r>
@@ -2134,7 +2134,7 @@
           <w:color w:val="000000"/>
           <w:kern w:val="0"/>
           <w:lang w:val="es-ES" w:eastAsia="es-ES"/>
-          <w14:ligatures w14:val="none"/>
+          <ns2:ligatures ns2:val="none"/>
         </w:rPr>
         <w:t xml:space="preserve"/>
       </w:r>
@@ -2144,7 +2144,7 @@
           <w:color w:val="000000"/>
           <w:kern w:val="0"/>
           <w:lang w:val="es-ES" w:eastAsia="es-ES"/>
-          <w14:ligatures w14:val="none"/>
+          <ns2:ligatures ns2:val="none"/>
         </w:rPr>
         <w:t xml:space="preserve"/>
       </w:r>
@@ -2154,7 +2154,7 @@
           <w:color w:val="000000"/>
           <w:kern w:val="0"/>
           <w:lang w:eastAsia="es-ES"/>
-          <w14:ligatures w14:val="none"/>
+          <ns2:ligatures ns2:val="none"/>
         </w:rPr>
         <w:t/>
       </w:r>
@@ -2164,7 +2164,7 @@
           <w:color w:val="000000"/>
           <w:kern w:val="0"/>
           <w:lang w:val="es-ES" w:eastAsia="es-ES"/>
-          <w14:ligatures w14:val="none"/>
+          <ns2:ligatures ns2:val="none"/>
         </w:rPr>
         <w:t xml:space="preserve"/>
       </w:r>
@@ -2174,7 +2174,7 @@
           <w:color w:val="000000"/>
           <w:kern w:val="0"/>
           <w:lang w:val="es-ES" w:eastAsia="es-ES"/>
-          <w14:ligatures w14:val="none"/>
+          <ns2:ligatures ns2:val="none"/>
         </w:rPr>
         <w:t/>
       </w:r>
@@ -2184,7 +2184,7 @@
           <w:color w:val="000000"/>
           <w:kern w:val="0"/>
           <w:lang w:val="es-ES" w:eastAsia="es-ES"/>
-          <w14:ligatures w14:val="none"/>
+          <ns2:ligatures ns2:val="none"/>
         </w:rPr>
         <w:t xml:space="preserve"/>
       </w:r>
@@ -2194,7 +2194,7 @@
           <w:color w:val="000000"/>
           <w:kern w:val="0"/>
           <w:lang w:val="es-ES" w:eastAsia="es-ES"/>
-          <w14:ligatures w14:val="none"/>
+          <ns2:ligatures ns2:val="none"/>
         </w:rPr>
         <w:t/>
       </w:r>
@@ -2204,7 +2204,7 @@
           <w:color w:val="000000"/>
           <w:kern w:val="0"/>
           <w:lang w:val="es-ES" w:eastAsia="es-ES"/>
-          <w14:ligatures w14:val="none"/>
+          <ns2:ligatures ns2:val="none"/>
         </w:rPr>
         <w:t/>
       </w:r>
@@ -2214,7 +2214,7 @@
           <w:color w:val="000000"/>
           <w:kern w:val="0"/>
           <w:lang w:val="es-ES" w:eastAsia="es-ES"/>
-          <w14:ligatures w14:val="none"/>
+          <ns2:ligatures ns2:val="none"/>
         </w:rPr>
         <w:t/>
       </w:r>
@@ -2225,7 +2225,7 @@
           <w:color w:val="000000"/>
           <w:kern w:val="0"/>
           <w:lang w:val="es-ES" w:eastAsia="es-ES"/>
-          <w14:ligatures w14:val="none"/>
+          <ns2:ligatures ns2:val="none"/>
         </w:rPr>
         <w:t/>
       </w:r>
@@ -2236,7 +2236,7 @@
           <w:color w:val="000000"/>
           <w:kern w:val="0"/>
           <w:lang w:val="es-ES" w:eastAsia="es-ES"/>
-          <w14:ligatures w14:val="none"/>
+          <ns2:ligatures ns2:val="none"/>
         </w:rPr>
         <w:t/>
       </w:r>
@@ -2247,7 +2247,7 @@
           <w:color w:val="000000"/>
           <w:kern w:val="0"/>
           <w:lang w:val="es-ES" w:eastAsia="es-ES"/>
-          <w14:ligatures w14:val="none"/>
+          <ns2:ligatures ns2:val="none"/>
         </w:rPr>
         <w:t/>
       </w:r>
@@ -2258,7 +2258,7 @@
           <w:color w:val="000000"/>
           <w:kern w:val="0"/>
           <w:lang w:val="es-ES" w:eastAsia="es-ES"/>
-          <w14:ligatures w14:val="none"/>
+          <ns2:ligatures ns2:val="none"/>
         </w:rPr>
         <w:t/>
       </w:r>
@@ -2268,7 +2268,7 @@
           <w:color w:val="000000"/>
           <w:kern w:val="0"/>
           <w:lang w:val="es-ES" w:eastAsia="es-ES"/>
-          <w14:ligatures w14:val="none"/>
+          <ns2:ligatures ns2:val="none"/>
         </w:rPr>
         <w:t xml:space="preserve"/>
       </w:r>
@@ -2278,13 +2278,13 @@
           <w:color w:val="000000"/>
           <w:kern w:val="0"/>
           <w:lang w:val="es-ES" w:eastAsia="es-ES"/>
-          <w14:ligatures w14:val="none"/>
+          <ns2:ligatures ns2:val="none"/>
         </w:rPr>
         <w:t xml:space="preserve"/>
       </w:r>
     </w:p>
     <w:bookmarkEnd w:id="2"/>
-    <w:p>
+    <w:p ns2:paraId="61C46995" ns2:textId="77777777">
       <w:pPr>
         <w:spacing w:after="0" w:line="240" w:lineRule="auto"/>
         <w:contextualSpacing/>
@@ -2295,11 +2295,11 @@
           <w:color w:val="000000"/>
           <w:kern w:val="0"/>
           <w:lang w:eastAsia="es-PE"/>
-          <w14:ligatures w14:val="none"/>
-        </w:rPr>
-      </w:pPr>
-    </w:p>
-    <w:p>
+          <ns2:ligatures ns2:val="none"/>
+        </w:rPr>
+      </w:pPr>
+    </w:p>
+    <w:p ns2:paraId="4713554A" ns2:textId="77777777">
       <w:pPr>
         <w:pStyle w:val="Prrafodelista"/>
         <w:numPr>
@@ -2319,22 +2319,22 @@
           <w:color w:val="000000"/>
           <w:kern w:val="0"/>
           <w:lang w:eastAsia="es-PE"/>
-          <w14:ligatures w14:val="none"/>
-        </w:rPr>
-      </w:pPr>
-      <w:r>
-        <w:rPr>
-          <w:rFonts w:ascii="Arial Narrow" w:eastAsia="Arial Narrow" w:hAnsi="Arial Narrow" w:cs="Arial Narrow"/>
-          <w:b/>
-          <w:color w:val="000000"/>
-          <w:kern w:val="0"/>
-          <w:lang w:eastAsia="es-PE"/>
-          <w14:ligatures w14:val="none"/>
+          <ns2:ligatures ns2:val="none"/>
+        </w:rPr>
+      </w:pPr>
+      <w:r>
+        <w:rPr>
+          <w:rFonts w:ascii="Arial Narrow" w:eastAsia="Arial Narrow" w:hAnsi="Arial Narrow" w:cs="Arial Narrow"/>
+          <w:b/>
+          <w:color w:val="000000"/>
+          <w:kern w:val="0"/>
+          <w:lang w:eastAsia="es-PE"/>
+          <ns2:ligatures ns2:val="none"/>
         </w:rPr>
         <w:t>DE LA ADMISIÓN A TRÁMITE DE LA DENUNCIA</w:t>
       </w:r>
     </w:p>
-    <w:p>
+    <w:p ns2:paraId="4BBBE1C2" ns2:textId="77777777">
       <w:pPr>
         <w:spacing w:after="0" w:line="240" w:lineRule="auto"/>
         <w:ind w:left="567"/>
@@ -2346,11 +2346,11 @@
           <w:color w:val="000000"/>
           <w:kern w:val="0"/>
           <w:lang w:eastAsia="es-PE"/>
-          <w14:ligatures w14:val="none"/>
-        </w:rPr>
-      </w:pPr>
-    </w:p>
-    <w:p>
+          <ns2:ligatures ns2:val="none"/>
+        </w:rPr>
+      </w:pPr>
+    </w:p>
+    <w:p ns2:paraId="749C69A0" ns2:textId="201EFC9C">
       <w:pPr>
         <w:pStyle w:val="Prrafodelista"/>
         <w:numPr>
@@ -2363,7 +2363,7 @@
         <w:rPr>
           <w:rFonts w:ascii="Arial Narrow" w:eastAsia="Arial Narrow" w:hAnsi="Arial Narrow" w:cs="Arial Narrow"/>
           <w:kern w:val="0"/>
-          <w14:ligatures w14:val="none"/>
+          <ns2:ligatures ns2:val="none"/>
         </w:rPr>
       </w:pPr>
       <w:bookmarkStart w:id="3" w:name="_Hlk140755208"/>
@@ -2375,7 +2375,7 @@
           <w:color w:val="000000"/>
           <w:kern w:val="0"/>
           <w:lang w:eastAsia="es-PE"/>
-          <w14:ligatures w14:val="none"/>
+          <ns2:ligatures ns2:val="none"/>
         </w:rPr>
         <w:t xml:space="preserve">La Secretaría </w:t>
       </w:r>
@@ -2388,7 +2388,7 @@
           <w:color w:val="000000"/>
           <w:kern w:val="0"/>
           <w:lang w:eastAsia="es-PE"/>
-          <w14:ligatures w14:val="none"/>
+          <ns2:ligatures ns2:val="none"/>
         </w:rPr>
         <w:t>Técnica de la Comisión de Protección al Consumidor 1 (en adelante, la Secretaría Técnica), en ejercicio de sus facultades</w:t>
       </w:r>
@@ -2398,7 +2398,7 @@
           <w:rFonts w:ascii="Arial Narrow" w:eastAsia="Arial Narrow" w:hAnsi="Arial Narrow" w:cs="Arial Narrow"/>
           <w:kern w:val="0"/>
           <w:vertAlign w:val="superscript"/>
-          <w14:ligatures w14:val="none"/>
+          <ns2:ligatures ns2:val="none"/>
         </w:rPr>
         <w:footnoteReference w:id="2"/>
       </w:r>
@@ -2408,7 +2408,7 @@
           <w:color w:val="000000"/>
           <w:kern w:val="0"/>
           <w:lang w:eastAsia="es-PE"/>
-          <w14:ligatures w14:val="none"/>
+          <ns2:ligatures ns2:val="none"/>
         </w:rPr>
         <w:t xml:space="preserve">, considera </w:t>
       </w:r>
@@ -2416,7 +2416,7 @@
         <w:rPr>
           <w:rFonts w:ascii="Arial Narrow" w:eastAsia="Arial Narrow" w:hAnsi="Arial Narrow" w:cs="Arial Narrow"/>
           <w:kern w:val="0"/>
-          <w14:ligatures w14:val="none"/>
+          <ns2:ligatures ns2:val="none"/>
         </w:rPr>
         <w:t xml:space="preserve">que el hecho denunciado, </w:t>
       </w:r>
@@ -2424,7 +2424,7 @@
         <w:rPr>
           <w:rFonts w:ascii="Arial Narrow" w:eastAsia="Arial Narrow" w:hAnsi="Arial Narrow" w:cs="Arial Narrow"/>
           <w:kern w:val="0"/>
-          <w14:ligatures w14:val="none"/>
+          <ns2:ligatures ns2:val="none"/>
         </w:rPr>
         <w:t xml:space="preserve">consistente en que </w:t>
       </w:r>
@@ -2435,7 +2435,7 @@
           <w:kern w:val="0"/>
           <w:shd w:val="clear" w:color="auto" w:fill="FFFFFF"/>
           <w:lang w:eastAsia="es-PE"/>
-          <w14:ligatures w14:val="none"/>
+          <ns2:ligatures ns2:val="none"/>
         </w:rPr>
         <w:t xml:space="preserve">Rímac Seguros y Reaseguros S.A. no habría cumplido con otorgar oportunamente al denunciante la cobertura de responsabilidad civil frente a terceros de la Póliza del Seguro del vehículo de Placa de Rodaje </w:t>
       </w:r>
@@ -2447,7 +2447,7 @@
           <w:kern w:val="0"/>
           <w:shd w:val="clear" w:color="auto" w:fill="FFFFFF"/>
           <w:lang w:eastAsia="es-PE"/>
-          <w14:ligatures w14:val="none"/>
+          <ns2:ligatures ns2:val="none"/>
         </w:rPr>
         <w:t/>
       </w:r>
@@ -2459,7 +2459,7 @@
           <w:kern w:val="0"/>
           <w:shd w:val="clear" w:color="auto" w:fill="FFFFFF"/>
           <w:lang w:eastAsia="es-PE"/>
-          <w14:ligatures w14:val="none"/>
+          <ns2:ligatures ns2:val="none"/>
         </w:rPr>
         <w:t xml:space="preserve"> F9P-149 respecto de los daños ocasionados al vehículo de Placa de Rodaje </w:t>
       </w:r>
@@ -2471,7 +2471,7 @@
           <w:kern w:val="0"/>
           <w:shd w:val="clear" w:color="auto" w:fill="FFFFFF"/>
           <w:lang w:eastAsia="es-PE"/>
-          <w14:ligatures w14:val="none"/>
+          <ns2:ligatures ns2:val="none"/>
         </w:rPr>
         <w:t/>
       </w:r>
@@ -2483,7 +2483,7 @@
           <w:kern w:val="0"/>
           <w:shd w:val="clear" w:color="auto" w:fill="FFFFFF"/>
           <w:lang w:eastAsia="es-PE"/>
-          <w14:ligatures w14:val="none"/>
+          <ns2:ligatures ns2:val="none"/>
         </w:rPr>
         <w:t xml:space="preserve"> CAN-022 derivados del accidente de tránsito ocurrido el 8 de setiembre de 2023</w:t>
       </w:r>
@@ -2491,7 +2491,7 @@
         <w:rPr>
           <w:rFonts w:ascii="Arial Narrow" w:eastAsia="Arial Narrow" w:hAnsi="Arial Narrow" w:cs="Arial Narrow"/>
           <w:kern w:val="0"/>
-          <w14:ligatures w14:val="none"/>
+          <ns2:ligatures ns2:val="none"/>
         </w:rPr>
         <w:t xml:space="preserve">; involucraría una presunta afectación a sus expectativas, quien no habría encontrado una correspondencia entre lo que esperaba recibir de parte del proveedor y lo que realmente recibió. Por consiguiente, corresponde </w:t>
       </w:r>
@@ -2499,7 +2499,7 @@
         <w:rPr>
           <w:rFonts w:ascii="Arial Narrow" w:eastAsia="Arial Narrow" w:hAnsi="Arial Narrow" w:cs="Arial Narrow"/>
           <w:kern w:val="0"/>
-          <w14:ligatures w14:val="none"/>
+          <ns2:ligatures ns2:val="none"/>
         </w:rPr>
         <w:lastRenderedPageBreak/>
         <w:t>calificar el hecho materia de denuncia como una presunta infracción al deber de idoneidad, tipificado en los artículos 18</w:t>
@@ -2510,15 +2510,15 @@
           <w:color w:val="000000"/>
           <w:kern w:val="0"/>
           <w:lang w:eastAsia="es-PE"/>
-          <w14:ligatures w14:val="none"/>
-        </w:rPr>
-        <w:t/>
-      </w:r>
-      <w:r>
-        <w:rPr>
-          <w:rFonts w:ascii="Arial Narrow" w:eastAsia="Arial Narrow" w:hAnsi="Arial Narrow" w:cs="Arial Narrow"/>
-          <w:kern w:val="0"/>
-          <w14:ligatures w14:val="none"/>
+          <ns2:ligatures ns2:val="none"/>
+        </w:rPr>
+        <w:t/>
+      </w:r>
+      <w:r>
+        <w:rPr>
+          <w:rFonts w:ascii="Arial Narrow" w:eastAsia="Arial Narrow" w:hAnsi="Arial Narrow" w:cs="Arial Narrow"/>
+          <w:kern w:val="0"/>
+          <ns2:ligatures ns2:val="none"/>
         </w:rPr>
         <w:t xml:space="preserve"> y 19</w:t>
       </w:r>
@@ -2528,15 +2528,15 @@
           <w:color w:val="000000"/>
           <w:kern w:val="0"/>
           <w:lang w:eastAsia="es-PE"/>
-          <w14:ligatures w14:val="none"/>
-        </w:rPr>
-        <w:t/>
-      </w:r>
-      <w:r>
-        <w:rPr>
-          <w:rFonts w:ascii="Arial Narrow" w:eastAsia="Arial Narrow" w:hAnsi="Arial Narrow" w:cs="Arial Narrow"/>
-          <w:kern w:val="0"/>
-          <w14:ligatures w14:val="none"/>
+          <ns2:ligatures ns2:val="none"/>
+        </w:rPr>
+        <w:t/>
+      </w:r>
+      <w:r>
+        <w:rPr>
+          <w:rFonts w:ascii="Arial Narrow" w:eastAsia="Arial Narrow" w:hAnsi="Arial Narrow" w:cs="Arial Narrow"/>
+          <w:kern w:val="0"/>
+          <ns2:ligatures ns2:val="none"/>
         </w:rPr>
         <w:t xml:space="preserve"> del Código</w:t>
       </w:r>
@@ -2547,7 +2547,7 @@
           <w:rFonts w:ascii="Arial Narrow" w:eastAsia="Arial Narrow" w:hAnsi="Arial Narrow" w:cs="Arial"/>
           <w:kern w:val="0"/>
           <w:vertAlign w:val="superscript"/>
-          <w14:ligatures w14:val="none"/>
+          <ns2:ligatures ns2:val="none"/>
         </w:rPr>
         <w:footnoteReference w:id="3"/>
       </w:r>
@@ -2555,13 +2555,13 @@
         <w:rPr>
           <w:rFonts w:ascii="Arial Narrow" w:eastAsia="Arial Narrow" w:hAnsi="Arial Narrow" w:cs="Arial Narrow"/>
           <w:kern w:val="0"/>
-          <w14:ligatures w14:val="none"/>
+          <ns2:ligatures ns2:val="none"/>
         </w:rPr>
         <w:t>.</w:t>
       </w:r>
       <w:bookmarkEnd w:id="6"/>
     </w:p>
-    <w:p>
+    <w:p ns2:paraId="2F8D23C0" ns2:textId="77777777">
       <w:pPr>
         <w:pStyle w:val="Prrafodelista"/>
         <w:spacing w:after="0" w:line="240" w:lineRule="auto"/>
@@ -2570,11 +2570,11 @@
         <w:rPr>
           <w:rFonts w:ascii="Arial Narrow" w:eastAsia="Arial Narrow" w:hAnsi="Arial Narrow" w:cs="Arial Narrow"/>
           <w:kern w:val="0"/>
-          <w14:ligatures w14:val="none"/>
-        </w:rPr>
-      </w:pPr>
-    </w:p>
-    <w:p>
+          <ns2:ligatures ns2:val="none"/>
+        </w:rPr>
+      </w:pPr>
+    </w:p>
+    <w:p ns2:paraId="7A507243" ns2:textId="4683950B">
       <w:pPr>
         <w:pStyle w:val="Prrafodelista"/>
         <w:numPr>
@@ -2587,14 +2587,14 @@
         <w:rPr>
           <w:rFonts w:ascii="Arial Narrow" w:eastAsia="Arial Narrow" w:hAnsi="Arial Narrow" w:cs="Arial Narrow"/>
           <w:kern w:val="0"/>
-          <w14:ligatures w14:val="none"/>
-        </w:rPr>
-      </w:pPr>
-      <w:r>
-        <w:rPr>
-          <w:rFonts w:ascii="Arial Narrow" w:eastAsia="Arial Narrow" w:hAnsi="Arial Narrow" w:cs="Arial Narrow"/>
-          <w:kern w:val="0"/>
-          <w14:ligatures w14:val="none"/>
+          <ns2:ligatures ns2:val="none"/>
+        </w:rPr>
+      </w:pPr>
+      <w:r>
+        <w:rPr>
+          <w:rFonts w:ascii="Arial Narrow" w:eastAsia="Arial Narrow" w:hAnsi="Arial Narrow" w:cs="Arial Narrow"/>
+          <w:kern w:val="0"/>
+          <ns2:ligatures ns2:val="none"/>
         </w:rPr>
         <w:t xml:space="preserve">Así también, la Secretaría Técnica, en ejercicio de sus facultades, </w:t>
       </w:r>
@@ -2605,7 +2605,7 @@
           <w:color w:val="000000"/>
           <w:kern w:val="0"/>
           <w:lang w:eastAsia="es-PE"/>
-          <w14:ligatures w14:val="none"/>
+          <ns2:ligatures ns2:val="none"/>
         </w:rPr>
         <w:t xml:space="preserve">considera </w:t>
       </w:r>
@@ -2613,7 +2613,7 @@
         <w:rPr>
           <w:rFonts w:ascii="Arial Narrow" w:eastAsia="Arial Narrow" w:hAnsi="Arial Narrow" w:cs="Arial Narrow"/>
           <w:kern w:val="0"/>
-          <w14:ligatures w14:val="none"/>
+          <ns2:ligatures ns2:val="none"/>
         </w:rPr>
         <w:t xml:space="preserve">que el hecho denunciado, consistente en que </w:t>
       </w:r>
@@ -2624,7 +2624,7 @@
           <w:kern w:val="0"/>
           <w:shd w:val="clear" w:color="auto" w:fill="FFFFFF"/>
           <w:lang w:eastAsia="es-PE"/>
-          <w14:ligatures w14:val="none"/>
+          <ns2:ligatures ns2:val="none"/>
         </w:rPr>
         <w:t xml:space="preserve">Rímac Seguros y Reaseguros S.A. no habría cumplido con otorgar oportunamente al denunciante la cobertura de responsabilidad civil frente a terceros de la Póliza del Seguro del vehículo de Placa de Rodaje </w:t>
       </w:r>
@@ -2636,7 +2636,7 @@
           <w:kern w:val="0"/>
           <w:shd w:val="clear" w:color="auto" w:fill="FFFFFF"/>
           <w:lang w:eastAsia="es-PE"/>
-          <w14:ligatures w14:val="none"/>
+          <ns2:ligatures ns2:val="none"/>
         </w:rPr>
         <w:t/>
       </w:r>
@@ -2648,7 +2648,7 @@
           <w:kern w:val="0"/>
           <w:shd w:val="clear" w:color="auto" w:fill="FFFFFF"/>
           <w:lang w:eastAsia="es-PE"/>
-          <w14:ligatures w14:val="none"/>
+          <ns2:ligatures ns2:val="none"/>
         </w:rPr>
         <w:t xml:space="preserve"> BXD-000 respecto de los daños ocasionados al vehículo de Placa de Rodaje </w:t>
       </w:r>
@@ -2660,7 +2660,7 @@
           <w:kern w:val="0"/>
           <w:shd w:val="clear" w:color="auto" w:fill="FFFFFF"/>
           <w:lang w:eastAsia="es-PE"/>
-          <w14:ligatures w14:val="none"/>
+          <ns2:ligatures ns2:val="none"/>
         </w:rPr>
         <w:t/>
       </w:r>
@@ -2672,7 +2672,7 @@
           <w:kern w:val="0"/>
           <w:shd w:val="clear" w:color="auto" w:fill="FFFFFF"/>
           <w:lang w:eastAsia="es-PE"/>
-          <w14:ligatures w14:val="none"/>
+          <ns2:ligatures ns2:val="none"/>
         </w:rPr>
         <w:t xml:space="preserve"> CAN-022 derivados del accidente de tránsito ocurrido el 8 de setiembre de 2023</w:t>
       </w:r>
@@ -2680,7 +2680,7 @@
         <w:rPr>
           <w:rFonts w:ascii="Arial Narrow" w:eastAsia="Arial Narrow" w:hAnsi="Arial Narrow" w:cs="Arial Narrow"/>
           <w:kern w:val="0"/>
-          <w14:ligatures w14:val="none"/>
+          <ns2:ligatures ns2:val="none"/>
         </w:rPr>
         <w:t>; involucraría una presunta afectación a sus expectativas, quien no habría encontrado una correspondencia entre lo que esperaba recibir de parte del proveedor y lo que realmente recibió. Por consiguiente, corresponde calificar el hecho materia de denuncia como una presunta infracción al deber de idoneidad, tipificado en los artículos 18</w:t>
       </w:r>
@@ -2690,15 +2690,15 @@
           <w:color w:val="000000"/>
           <w:kern w:val="0"/>
           <w:lang w:eastAsia="es-PE"/>
-          <w14:ligatures w14:val="none"/>
-        </w:rPr>
-        <w:t/>
-      </w:r>
-      <w:r>
-        <w:rPr>
-          <w:rFonts w:ascii="Arial Narrow" w:eastAsia="Arial Narrow" w:hAnsi="Arial Narrow" w:cs="Arial Narrow"/>
-          <w:kern w:val="0"/>
-          <w14:ligatures w14:val="none"/>
+          <ns2:ligatures ns2:val="none"/>
+        </w:rPr>
+        <w:t/>
+      </w:r>
+      <w:r>
+        <w:rPr>
+          <w:rFonts w:ascii="Arial Narrow" w:eastAsia="Arial Narrow" w:hAnsi="Arial Narrow" w:cs="Arial Narrow"/>
+          <w:kern w:val="0"/>
+          <ns2:ligatures ns2:val="none"/>
         </w:rPr>
         <w:t xml:space="preserve"> y 19</w:t>
       </w:r>
@@ -2708,15 +2708,15 @@
           <w:color w:val="000000"/>
           <w:kern w:val="0"/>
           <w:lang w:eastAsia="es-PE"/>
-          <w14:ligatures w14:val="none"/>
-        </w:rPr>
-        <w:t/>
-      </w:r>
-      <w:r>
-        <w:rPr>
-          <w:rFonts w:ascii="Arial Narrow" w:eastAsia="Arial Narrow" w:hAnsi="Arial Narrow" w:cs="Arial Narrow"/>
-          <w:kern w:val="0"/>
-          <w14:ligatures w14:val="none"/>
+          <ns2:ligatures ns2:val="none"/>
+        </w:rPr>
+        <w:t/>
+      </w:r>
+      <w:r>
+        <w:rPr>
+          <w:rFonts w:ascii="Arial Narrow" w:eastAsia="Arial Narrow" w:hAnsi="Arial Narrow" w:cs="Arial Narrow"/>
+          <w:kern w:val="0"/>
+          <ns2:ligatures ns2:val="none"/>
         </w:rPr>
         <w:t xml:space="preserve"> del Código</w:t>
       </w:r>
@@ -2727,24 +2727,24 @@
           <w:color w:val="000000"/>
           <w:kern w:val="0"/>
           <w:lang w:eastAsia="es-PE"/>
-          <w14:ligatures w14:val="none"/>
+          <ns2:ligatures ns2:val="none"/>
         </w:rPr>
         <w:t xml:space="preserve">. </w:t>
       </w:r>
       <w:bookmarkEnd w:id="7"/>
     </w:p>
-    <w:p>
+    <w:p ns2:paraId="242B6FDB" ns2:textId="77777777">
       <w:pPr>
         <w:pStyle w:val="Prrafodelista"/>
         <w:spacing w:after="0" w:line="240" w:lineRule="auto"/>
         <w:rPr>
           <w:rFonts w:ascii="Arial Narrow" w:eastAsia="Arial Narrow" w:hAnsi="Arial Narrow" w:cs="Arial Narrow"/>
           <w:kern w:val="0"/>
-          <w14:ligatures w14:val="none"/>
-        </w:rPr>
-      </w:pPr>
-    </w:p>
-    <w:p>
+          <ns2:ligatures ns2:val="none"/>
+        </w:rPr>
+      </w:pPr>
+    </w:p>
+    <w:p ns2:paraId="37ED42E0" ns2:textId="6B381BEC">
       <w:pPr>
         <w:pStyle w:val="Prrafodelista"/>
         <w:numPr>
@@ -2757,14 +2757,14 @@
         <w:rPr>
           <w:rFonts w:ascii="Arial Narrow" w:eastAsia="Arial Narrow" w:hAnsi="Arial Narrow" w:cs="Arial Narrow"/>
           <w:kern w:val="0"/>
-          <w14:ligatures w14:val="none"/>
-        </w:rPr>
-      </w:pPr>
-      <w:r>
-        <w:rPr>
-          <w:rFonts w:ascii="Arial Narrow" w:eastAsia="Arial Narrow" w:hAnsi="Arial Narrow" w:cs="Arial Narrow"/>
-          <w:kern w:val="0"/>
-          <w14:ligatures w14:val="none"/>
+          <ns2:ligatures ns2:val="none"/>
+        </w:rPr>
+      </w:pPr>
+      <w:r>
+        <w:rPr>
+          <w:rFonts w:ascii="Arial Narrow" w:eastAsia="Arial Narrow" w:hAnsi="Arial Narrow" w:cs="Arial Narrow"/>
+          <w:kern w:val="0"/>
+          <ns2:ligatures ns2:val="none"/>
         </w:rPr>
         <w:t xml:space="preserve">Adicionalmente, la Secretaría Técnica, en ejercicio de sus facultades, </w:t>
       </w:r>
@@ -2774,7 +2774,7 @@
           <w:color w:val="000000"/>
           <w:kern w:val="0"/>
           <w:lang w:eastAsia="es-PE"/>
-          <w14:ligatures w14:val="none"/>
+          <ns2:ligatures ns2:val="none"/>
         </w:rPr>
         <w:t xml:space="preserve">considera </w:t>
       </w:r>
@@ -2782,7 +2782,7 @@
         <w:rPr>
           <w:rFonts w:ascii="Arial Narrow" w:eastAsia="Arial Narrow" w:hAnsi="Arial Narrow" w:cs="Arial Narrow"/>
           <w:kern w:val="0"/>
-          <w14:ligatures w14:val="none"/>
+          <ns2:ligatures ns2:val="none"/>
         </w:rPr>
         <w:t xml:space="preserve">que el hecho denunciado, consistente en que </w:t>
       </w:r>
@@ -2793,7 +2793,7 @@
           <w:kern w:val="0"/>
           <w:shd w:val="clear" w:color="auto" w:fill="FFFFFF"/>
           <w:lang w:eastAsia="es-PE"/>
-          <w14:ligatures w14:val="none"/>
+          <ns2:ligatures ns2:val="none"/>
         </w:rPr>
         <w:t xml:space="preserve">Rímac Seguros y Reaseguros S.A. no habría cumplido con atender la solicitud de entrega de documentación vinculada al accidente de tránsito ocurrido el 8 de setiembre de 202 respecto de los seguros de los vehículos de Placa de Rodaje </w:t>
       </w:r>
@@ -2805,7 +2805,7 @@
           <w:kern w:val="0"/>
           <w:shd w:val="clear" w:color="auto" w:fill="FFFFFF"/>
           <w:lang w:eastAsia="es-PE"/>
-          <w14:ligatures w14:val="none"/>
+          <ns2:ligatures ns2:val="none"/>
         </w:rPr>
         <w:t/>
       </w:r>
@@ -2817,7 +2817,7 @@
           <w:kern w:val="0"/>
           <w:shd w:val="clear" w:color="auto" w:fill="FFFFFF"/>
           <w:lang w:eastAsia="es-PE"/>
-          <w14:ligatures w14:val="none"/>
+          <ns2:ligatures ns2:val="none"/>
         </w:rPr>
         <w:t xml:space="preserve"> F9P-149 y </w:t>
       </w:r>
@@ -2829,7 +2829,7 @@
           <w:kern w:val="0"/>
           <w:shd w:val="clear" w:color="auto" w:fill="FFFFFF"/>
           <w:lang w:eastAsia="es-PE"/>
-          <w14:ligatures w14:val="none"/>
+          <ns2:ligatures ns2:val="none"/>
         </w:rPr>
         <w:t/>
       </w:r>
@@ -2841,7 +2841,7 @@
           <w:kern w:val="0"/>
           <w:shd w:val="clear" w:color="auto" w:fill="FFFFFF"/>
           <w:lang w:eastAsia="es-PE"/>
-          <w14:ligatures w14:val="none"/>
+          <ns2:ligatures ns2:val="none"/>
         </w:rPr>
         <w:t xml:space="preserve"> BXD-000 emitidos por la compañía aseguradora, presentada por el denunciante el 26 de agosto de 2024</w:t>
       </w:r>
@@ -2849,7 +2849,7 @@
         <w:rPr>
           <w:rFonts w:ascii="Arial Narrow" w:eastAsia="Arial Narrow" w:hAnsi="Arial Narrow" w:cs="Arial Narrow"/>
           <w:kern w:val="0"/>
-          <w14:ligatures w14:val="none"/>
+          <ns2:ligatures ns2:val="none"/>
         </w:rPr>
         <w:t>; involucraría una presunta afectación a sus expectativas, quien no habría encontrado una correspondencia entre lo que esperaba recibir de parte del proveedor y lo que realmente recibió. Por consiguiente, corresponde calificar el hecho materia de denuncia como una presunta infracción al deber de idoneidad, tipificado en los artículos 18</w:t>
       </w:r>
@@ -2859,15 +2859,15 @@
           <w:color w:val="000000"/>
           <w:kern w:val="0"/>
           <w:lang w:eastAsia="es-PE"/>
-          <w14:ligatures w14:val="none"/>
-        </w:rPr>
-        <w:t/>
-      </w:r>
-      <w:r>
-        <w:rPr>
-          <w:rFonts w:ascii="Arial Narrow" w:eastAsia="Arial Narrow" w:hAnsi="Arial Narrow" w:cs="Arial Narrow"/>
-          <w:kern w:val="0"/>
-          <w14:ligatures w14:val="none"/>
+          <ns2:ligatures ns2:val="none"/>
+        </w:rPr>
+        <w:t/>
+      </w:r>
+      <w:r>
+        <w:rPr>
+          <w:rFonts w:ascii="Arial Narrow" w:eastAsia="Arial Narrow" w:hAnsi="Arial Narrow" w:cs="Arial Narrow"/>
+          <w:kern w:val="0"/>
+          <ns2:ligatures ns2:val="none"/>
         </w:rPr>
         <w:t xml:space="preserve"> y 19</w:t>
       </w:r>
@@ -2877,15 +2877,15 @@
           <w:color w:val="000000"/>
           <w:kern w:val="0"/>
           <w:lang w:eastAsia="es-PE"/>
-          <w14:ligatures w14:val="none"/>
-        </w:rPr>
-        <w:t/>
-      </w:r>
-      <w:r>
-        <w:rPr>
-          <w:rFonts w:ascii="Arial Narrow" w:eastAsia="Arial Narrow" w:hAnsi="Arial Narrow" w:cs="Arial Narrow"/>
-          <w:kern w:val="0"/>
-          <w14:ligatures w14:val="none"/>
+          <ns2:ligatures ns2:val="none"/>
+        </w:rPr>
+        <w:t/>
+      </w:r>
+      <w:r>
+        <w:rPr>
+          <w:rFonts w:ascii="Arial Narrow" w:eastAsia="Arial Narrow" w:hAnsi="Arial Narrow" w:cs="Arial Narrow"/>
+          <w:kern w:val="0"/>
+          <ns2:ligatures ns2:val="none"/>
         </w:rPr>
         <w:t xml:space="preserve"> del Código</w:t>
       </w:r>
@@ -2896,12 +2896,12 @@
           <w:color w:val="000000"/>
           <w:kern w:val="0"/>
           <w:lang w:eastAsia="es-PE"/>
-          <w14:ligatures w14:val="none"/>
+          <ns2:ligatures ns2:val="none"/>
         </w:rPr>
         <w:t xml:space="preserve">. </w:t>
       </w:r>
     </w:p>
-    <w:p>
+    <w:p ns2:paraId="1A64533A" ns2:textId="77777777">
       <w:pPr>
         <w:spacing w:after="0" w:line="240" w:lineRule="auto"/>
         <w:contextualSpacing/>
@@ -2909,11 +2909,11 @@
         <w:rPr>
           <w:rFonts w:ascii="Arial Narrow" w:eastAsia="Arial Narrow" w:hAnsi="Arial Narrow" w:cs="Arial Narrow"/>
           <w:kern w:val="0"/>
-          <w14:ligatures w14:val="none"/>
-        </w:rPr>
-      </w:pPr>
-    </w:p>
-    <w:p>
+          <ns2:ligatures ns2:val="none"/>
+        </w:rPr>
+      </w:pPr>
+    </w:p>
+    <w:p ns2:paraId="64B4971F" ns2:textId="4373F060">
       <w:pPr>
         <w:pStyle w:val="Prrafodelista"/>
         <w:numPr>
@@ -2926,16 +2926,16 @@
         <w:rPr>
           <w:rFonts w:ascii="Arial Narrow" w:eastAsia="Arial Narrow" w:hAnsi="Arial Narrow" w:cs="Arial Narrow"/>
           <w:kern w:val="0"/>
-          <w14:ligatures w14:val="none"/>
-        </w:rPr>
-      </w:pPr>
-      <w:r>
-        <w:rPr>
-          <w:rFonts w:ascii="Arial Narrow" w:eastAsia="Times New Roman" w:hAnsi="Arial Narrow" w:cs="Arial"/>
-          <w:color w:val="000000"/>
-          <w:kern w:val="0"/>
-          <w:lang w:eastAsia="es-PE"/>
-          <w14:ligatures w14:val="none"/>
+          <ns2:ligatures ns2:val="none"/>
+        </w:rPr>
+      </w:pPr>
+      <w:r>
+        <w:rPr>
+          <w:rFonts w:ascii="Arial Narrow" w:eastAsia="Times New Roman" w:hAnsi="Arial Narrow" w:cs="Arial"/>
+          <w:color w:val="000000"/>
+          <w:kern w:val="0"/>
+          <w:lang w:eastAsia="es-PE"/>
+          <ns2:ligatures ns2:val="none"/>
         </w:rPr>
         <w:t xml:space="preserve">Además, la Secretaría Técnica, en ejercicio de sus facultades, considera </w:t>
       </w:r>
@@ -2943,7 +2943,7 @@
         <w:rPr>
           <w:rFonts w:ascii="Arial Narrow" w:eastAsia="Arial Narrow" w:hAnsi="Arial Narrow" w:cs="Arial"/>
           <w:kern w:val="0"/>
-          <w14:ligatures w14:val="none"/>
+          <ns2:ligatures ns2:val="none"/>
         </w:rPr>
         <w:t xml:space="preserve">que el hecho denunciado, consistente en que </w:t>
       </w:r>
@@ -2951,7 +2951,7 @@
         <w:rPr>
           <w:rFonts w:ascii="Arial Narrow" w:eastAsia="Arial Narrow" w:hAnsi="Arial Narrow" w:cs="Arial Narrow"/>
           <w:kern w:val="0"/>
-          <w14:ligatures w14:val="none"/>
+          <ns2:ligatures ns2:val="none"/>
         </w:rPr>
         <w:t xml:space="preserve">Rímac Seguros y Reaseguros S.A. </w:t>
       </w:r>
@@ -2959,7 +2959,7 @@
         <w:rPr>
           <w:rFonts w:ascii="Arial Narrow" w:eastAsia="Arial Narrow" w:hAnsi="Arial Narrow" w:cs="Arial Narrow"/>
           <w:kern w:val="0"/>
-          <w14:ligatures w14:val="none"/>
+          <ns2:ligatures ns2:val="none"/>
         </w:rPr>
         <w:t>habría brindado información incorrecta al denunciante mediante la carta del 12 de abril de 2024</w:t>
       </w:r>
@@ -2970,7 +2970,7 @@
           <w:color w:val="000000"/>
           <w:kern w:val="0"/>
           <w:lang w:eastAsia="es-PE"/>
-          <w14:ligatures w14:val="none"/>
+          <ns2:ligatures ns2:val="none"/>
         </w:rPr>
         <w:t xml:space="preserve">. Por consiguiente, corresponde calificar el hecho materia de denuncia como una presunta infracción al deber de información, tipificado en el </w:t>
       </w:r>
@@ -2982,7 +2982,7 @@
           <w:color w:val="000000"/>
           <w:kern w:val="0"/>
           <w:lang w:eastAsia="es-PE"/>
-          <w14:ligatures w14:val="none"/>
+          <ns2:ligatures ns2:val="none"/>
         </w:rPr>
         <w:t xml:space="preserve">artículo 1, numeral 1, literal b) </w:t>
       </w:r>
@@ -2994,7 +2994,7 @@
           <w:color w:val="000000"/>
           <w:kern w:val="0"/>
           <w:lang w:eastAsia="es-PE"/>
-          <w14:ligatures w14:val="none"/>
+          <ns2:ligatures ns2:val="none"/>
         </w:rPr>
         <w:t>y al artículo 2 del Código</w:t>
       </w:r>
@@ -3007,7 +3007,7 @@
           <w:kern w:val="0"/>
           <w:vertAlign w:val="superscript"/>
           <w:lang w:eastAsia="es-PE"/>
-          <w14:ligatures w14:val="none"/>
+          <ns2:ligatures ns2:val="none"/>
         </w:rPr>
         <w:footnoteReference w:id="4"/>
       </w:r>
@@ -3018,12 +3018,12 @@
           <w:color w:val="000000"/>
           <w:kern w:val="0"/>
           <w:lang w:eastAsia="es-PE"/>
-          <w14:ligatures w14:val="none"/>
+          <ns2:ligatures ns2:val="none"/>
         </w:rPr>
         <w:t xml:space="preserve">. </w:t>
       </w:r>
     </w:p>
-    <w:p>
+    <w:p ns2:paraId="141194C4" ns2:textId="4B627F62">
       <w:pPr>
         <w:pStyle w:val="Prrafodelista"/>
         <w:numPr>
@@ -3036,14 +3036,14 @@
         <w:rPr>
           <w:rFonts w:ascii="Arial Narrow" w:eastAsia="Arial Narrow" w:hAnsi="Arial Narrow" w:cs="Arial Narrow"/>
           <w:kern w:val="0"/>
-          <w14:ligatures w14:val="none"/>
-        </w:rPr>
-      </w:pPr>
-      <w:r>
-        <w:rPr>
-          <w:rFonts w:ascii="Arial Narrow" w:eastAsia="Arial Narrow" w:hAnsi="Arial Narrow" w:cs="Arial Narrow"/>
-          <w:kern w:val="0"/>
-          <w14:ligatures w14:val="none"/>
+          <ns2:ligatures ns2:val="none"/>
+        </w:rPr>
+      </w:pPr>
+      <w:r>
+        <w:rPr>
+          <w:rFonts w:ascii="Arial Narrow" w:eastAsia="Arial Narrow" w:hAnsi="Arial Narrow" w:cs="Arial Narrow"/>
+          <w:kern w:val="0"/>
+          <ns2:ligatures ns2:val="none"/>
         </w:rPr>
         <w:lastRenderedPageBreak/>
         <w:t xml:space="preserve">Asimismo, </w:t>
@@ -3052,7 +3052,7 @@
         <w:rPr>
           <w:rFonts w:ascii="Arial Narrow" w:eastAsia="Arial Narrow" w:hAnsi="Arial Narrow" w:cs="Arial Narrow"/>
           <w:kern w:val="0"/>
-          <w14:ligatures w14:val="none"/>
+          <ns2:ligatures ns2:val="none"/>
         </w:rPr>
         <w:t xml:space="preserve">la Secretaría Técnica, en ejercicio de sus facultades, </w:t>
       </w:r>
@@ -3062,7 +3062,7 @@
           <w:color w:val="000000"/>
           <w:kern w:val="0"/>
           <w:lang w:eastAsia="es-PE"/>
-          <w14:ligatures w14:val="none"/>
+          <ns2:ligatures ns2:val="none"/>
         </w:rPr>
         <w:t xml:space="preserve">considera </w:t>
       </w:r>
@@ -3070,7 +3070,7 @@
         <w:rPr>
           <w:rFonts w:ascii="Arial Narrow" w:eastAsia="Arial Narrow" w:hAnsi="Arial Narrow" w:cs="Arial Narrow"/>
           <w:kern w:val="0"/>
-          <w14:ligatures w14:val="none"/>
+          <ns2:ligatures ns2:val="none"/>
         </w:rPr>
         <w:t>que el hecho denunciado</w:t>
       </w:r>
@@ -3080,7 +3080,7 @@
           <w:color w:val="000000"/>
           <w:kern w:val="0"/>
           <w:lang w:eastAsia="es-PE"/>
-          <w14:ligatures w14:val="none"/>
+          <ns2:ligatures ns2:val="none"/>
         </w:rPr>
         <w:t xml:space="preserve">, consistente en que </w:t>
       </w:r>
@@ -3090,7 +3090,7 @@
           <w:color w:val="000000"/>
           <w:kern w:val="0"/>
           <w:lang w:val="es-ES" w:eastAsia="es-ES"/>
-          <w14:ligatures w14:val="none"/>
+          <ns2:ligatures ns2:val="none"/>
         </w:rPr>
         <w:t xml:space="preserve">Rímac Seguros y Reaseguros S.A. </w:t>
       </w:r>
@@ -3100,7 +3100,7 @@
           <w:color w:val="000000"/>
           <w:kern w:val="0"/>
           <w:lang w:val="es-ES" w:eastAsia="es-ES"/>
-          <w14:ligatures w14:val="none"/>
+          <ns2:ligatures ns2:val="none"/>
         </w:rPr>
         <w:t>se habría negado a recibir el reclamo presentado por el denunciante mediante carta notarial el 19 de febrero de 2024</w:t>
       </w:r>
@@ -3110,7 +3110,7 @@
           <w:color w:val="000000"/>
           <w:kern w:val="0"/>
           <w:lang w:eastAsia="es-PE"/>
-          <w14:ligatures w14:val="none"/>
+          <ns2:ligatures ns2:val="none"/>
         </w:rPr>
         <w:t>. Por consiguiente, corresponde calificar el hecho materia de denuncia como una presunta infracción al</w:t>
       </w:r>
@@ -3118,7 +3118,7 @@
         <w:rPr>
           <w:rFonts w:ascii="Arial Narrow" w:eastAsia="Arial Narrow" w:hAnsi="Arial Narrow" w:cs="Arial Narrow"/>
           <w:kern w:val="0"/>
-          <w14:ligatures w14:val="none"/>
+          <ns2:ligatures ns2:val="none"/>
         </w:rPr>
         <w:t xml:space="preserve"> numeral 88.1</w:t>
       </w:r>
@@ -3126,15 +3126,15 @@
         <w:rPr>
           <w:rFonts w:ascii="Arial Narrow" w:eastAsia="Arial Narrow" w:hAnsi="Arial Narrow" w:cs="Arial Narrow"/>
           <w:kern w:val="0"/>
-          <w14:ligatures w14:val="none"/>
-        </w:rPr>
-        <w:t/>
-      </w:r>
-      <w:r>
-        <w:rPr>
-          <w:rFonts w:ascii="Arial Narrow" w:eastAsia="Arial Narrow" w:hAnsi="Arial Narrow" w:cs="Arial Narrow"/>
-          <w:kern w:val="0"/>
-          <w14:ligatures w14:val="none"/>
+          <ns2:ligatures ns2:val="none"/>
+        </w:rPr>
+        <w:t/>
+      </w:r>
+      <w:r>
+        <w:rPr>
+          <w:rFonts w:ascii="Arial Narrow" w:eastAsia="Arial Narrow" w:hAnsi="Arial Narrow" w:cs="Arial Narrow"/>
+          <w:kern w:val="0"/>
+          <ns2:ligatures ns2:val="none"/>
         </w:rPr>
         <w:t xml:space="preserve"> del artículo 88</w:t>
       </w:r>
@@ -3142,15 +3142,15 @@
         <w:rPr>
           <w:rFonts w:ascii="Arial Narrow" w:eastAsia="Arial Narrow" w:hAnsi="Arial Narrow" w:cs="Arial Narrow"/>
           <w:kern w:val="0"/>
-          <w14:ligatures w14:val="none"/>
-        </w:rPr>
-        <w:t/>
-      </w:r>
-      <w:r>
-        <w:rPr>
-          <w:rFonts w:ascii="Arial Narrow" w:eastAsia="Arial Narrow" w:hAnsi="Arial Narrow" w:cs="Arial Narrow"/>
-          <w:kern w:val="0"/>
-          <w14:ligatures w14:val="none"/>
+          <ns2:ligatures ns2:val="none"/>
+        </w:rPr>
+        <w:t/>
+      </w:r>
+      <w:r>
+        <w:rPr>
+          <w:rFonts w:ascii="Arial Narrow" w:eastAsia="Arial Narrow" w:hAnsi="Arial Narrow" w:cs="Arial Narrow"/>
+          <w:kern w:val="0"/>
+          <ns2:ligatures ns2:val="none"/>
         </w:rPr>
         <w:t xml:space="preserve"> del Código</w:t>
       </w:r>
@@ -3160,7 +3160,7 @@
           <w:rFonts w:ascii="Arial Narrow" w:eastAsia="Arial Narrow" w:hAnsi="Arial Narrow" w:cs="Arial"/>
           <w:kern w:val="0"/>
           <w:vertAlign w:val="superscript"/>
-          <w14:ligatures w14:val="none"/>
+          <ns2:ligatures ns2:val="none"/>
         </w:rPr>
         <w:footnoteReference w:id="5"/>
       </w:r>
@@ -3168,12 +3168,12 @@
         <w:rPr>
           <w:rFonts w:ascii="Arial Narrow" w:eastAsia="Arial Narrow" w:hAnsi="Arial Narrow" w:cs="Arial Narrow"/>
           <w:kern w:val="0"/>
-          <w14:ligatures w14:val="none"/>
+          <ns2:ligatures ns2:val="none"/>
         </w:rPr>
         <w:t>.</w:t>
       </w:r>
     </w:p>
-    <w:p>
+    <w:p ns2:paraId="0184CE71" ns2:textId="77777777">
       <w:pPr>
         <w:pStyle w:val="Prrafodelista"/>
         <w:spacing w:after="0" w:line="240" w:lineRule="auto"/>
@@ -3182,11 +3182,11 @@
           <w:color w:val="000000"/>
           <w:kern w:val="0"/>
           <w:lang w:eastAsia="es-PE"/>
-          <w14:ligatures w14:val="none"/>
-        </w:rPr>
-      </w:pPr>
-    </w:p>
-    <w:p>
+          <ns2:ligatures ns2:val="none"/>
+        </w:rPr>
+      </w:pPr>
+    </w:p>
+    <w:p ns2:paraId="2651EDD5" ns2:textId="53D4AC2B">
       <w:pPr>
         <w:pStyle w:val="Prrafodelista"/>
         <w:numPr>
@@ -3199,16 +3199,16 @@
         <w:rPr>
           <w:rFonts w:ascii="Arial Narrow" w:eastAsia="Arial Narrow" w:hAnsi="Arial Narrow" w:cs="Arial Narrow"/>
           <w:kern w:val="0"/>
-          <w14:ligatures w14:val="none"/>
-        </w:rPr>
-      </w:pPr>
-      <w:r>
-        <w:rPr>
-          <w:rFonts w:ascii="Arial Narrow" w:eastAsia="Times New Roman" w:hAnsi="Arial Narrow" w:cs="Arial"/>
-          <w:color w:val="000000"/>
-          <w:kern w:val="0"/>
-          <w:lang w:eastAsia="es-PE"/>
-          <w14:ligatures w14:val="none"/>
+          <ns2:ligatures ns2:val="none"/>
+        </w:rPr>
+      </w:pPr>
+      <w:r>
+        <w:rPr>
+          <w:rFonts w:ascii="Arial Narrow" w:eastAsia="Times New Roman" w:hAnsi="Arial Narrow" w:cs="Arial"/>
+          <w:color w:val="000000"/>
+          <w:kern w:val="0"/>
+          <w:lang w:eastAsia="es-PE"/>
+          <ns2:ligatures ns2:val="none"/>
         </w:rPr>
         <w:t xml:space="preserve">Además, la Secretaría Técnica, en ejercicio de sus facultades, considera que el hecho denunciado, consistente en que el señor [APELLIDO] sería responsable solidario de las presuntas infracciones cometidas por Rímac Seguros y Reaseguros S.A., quien ostentaba la condición de gerente general de la compañía aseguradora hasta el 24 de setiembre de 2025, por participar en la planificación y ejecución de acciones de gestión orientadas a proporcionar al denunciante información incorrecta contenida en la carta del 12 de abril de 2024, a no otorgar la cobertura solicitada respecto del siniestro ocurrido el 8 de setiembre de 2023, así como a negarse a recibir el reclamo del 19 de febrero de 2024 ni la solicitud de entrega de información presentada el 26 de agosto de 2024. Por consiguiente, corresponde calificar el hecho materia de denuncia como una presunta infracción al artículo 111 del Código. </w:t>
       </w:r>
@@ -3216,7 +3216,7 @@
         <w:rPr>
           <w:rFonts w:ascii="Arial Narrow" w:eastAsia="Arial Narrow" w:hAnsi="Arial Narrow" w:cs="Arial"/>
           <w:kern w:val="0"/>
-          <w14:ligatures w14:val="none"/>
+          <ns2:ligatures ns2:val="none"/>
         </w:rPr>
         <w:t xml:space="preserve"/>
       </w:r>
@@ -3226,7 +3226,7 @@
           <w:kern w:val="0"/>
           <w:shd w:val="clear" w:color="auto" w:fill="FFFFFF"/>
           <w:lang w:eastAsia="es-PE"/>
-          <w14:ligatures w14:val="none"/>
+          <ns2:ligatures ns2:val="none"/>
         </w:rPr>
         <w:t xml:space="preserve"/>
       </w:r>
@@ -3236,7 +3236,7 @@
           <w:kern w:val="0"/>
           <w:shd w:val="clear" w:color="auto" w:fill="FFFFFF"/>
           <w:lang w:eastAsia="es-PE"/>
-          <w14:ligatures w14:val="none"/>
+          <ns2:ligatures ns2:val="none"/>
         </w:rPr>
         <w:t/>
       </w:r>
@@ -3247,7 +3247,7 @@
           <w:color w:val="000000"/>
           <w:kern w:val="0"/>
           <w:lang w:eastAsia="es-PE"/>
-          <w14:ligatures w14:val="none"/>
+          <ns2:ligatures ns2:val="none"/>
         </w:rPr>
         <w:t/>
       </w:r>
@@ -3269,12 +3269,12 @@
           <w:color w:val="000000"/>
           <w:kern w:val="0"/>
           <w:lang w:eastAsia="es-PE"/>
-          <w14:ligatures w14:val="none"/>
+          <ns2:ligatures ns2:val="none"/>
         </w:rPr>
         <w:t xml:space="preserve"/>
       </w:r>
     </w:p>
-    <w:p>
+    <w:p ns2:paraId="33C95502" ns2:textId="77777777">
       <w:pPr>
         <w:spacing w:after="0" w:line="240" w:lineRule="auto"/>
         <w:contextualSpacing/>
@@ -3282,11 +3282,11 @@
         <w:rPr>
           <w:rFonts w:ascii="Arial Narrow" w:eastAsia="Arial Narrow" w:hAnsi="Arial Narrow" w:cs="Arial Narrow"/>
           <w:kern w:val="0"/>
-          <w14:ligatures w14:val="none"/>
-        </w:rPr>
-      </w:pPr>
-    </w:p>
-    <w:p>
+          <ns2:ligatures ns2:val="none"/>
+        </w:rPr>
+      </w:pPr>
+    </w:p>
+    <w:p ns2:paraId="29DAF8B1" ns2:textId="21B56930">
       <w:pPr>
         <w:pStyle w:val="Prrafodelista"/>
         <w:numPr>
@@ -3299,16 +3299,16 @@
         <w:rPr>
           <w:rFonts w:ascii="Arial Narrow" w:eastAsia="Arial Narrow" w:hAnsi="Arial Narrow" w:cs="Arial Narrow"/>
           <w:kern w:val="0"/>
-          <w14:ligatures w14:val="none"/>
-        </w:rPr>
-      </w:pPr>
-      <w:r>
-        <w:rPr>
-          <w:rFonts w:ascii="Arial Narrow" w:eastAsia="Times New Roman" w:hAnsi="Arial Narrow" w:cs="Arial"/>
-          <w:color w:val="000000"/>
-          <w:kern w:val="0"/>
-          <w:lang w:eastAsia="es-PE"/>
-          <w14:ligatures w14:val="none"/>
+          <ns2:ligatures ns2:val="none"/>
+        </w:rPr>
+      </w:pPr>
+      <w:r>
+        <w:rPr>
+          <w:rFonts w:ascii="Arial Narrow" w:eastAsia="Times New Roman" w:hAnsi="Arial Narrow" w:cs="Arial"/>
+          <w:color w:val="000000"/>
+          <w:kern w:val="0"/>
+          <w:lang w:eastAsia="es-PE"/>
+          <ns2:ligatures ns2:val="none"/>
         </w:rPr>
         <w:t xml:space="preserve">Además, la Secretaría Técnica, en ejercicio de sus facultades, considera que el hecho denunciado, consistente en que el señor [APELLIDO] Martínez sería responsable solidario de las presuntas infracciones cometidas por Rímac Seguros y Reaseguros S.A., quien ostenta la condición de gerente general de la compañía aseguradora desde el 25 de setiembre de 2025, por participar en la planificación y ejecución de acciones de gestión orientadas a no otorgar la cobertura solicitada respecto del siniestro ocurrido el 8 de setiembre de 2023, así como a negarse a recibir el reclamo del 19 de febrero de 2024 ni la solicitud de entrega de información presentada el 26 de agosto de 2024. Por consiguiente, corresponde calificar el hecho materia de denuncia como una presunta infracción al artículo 111 del Código. </w:t>
       </w:r>
@@ -3316,7 +3316,7 @@
         <w:rPr>
           <w:rFonts w:ascii="Arial Narrow" w:eastAsia="Arial Narrow" w:hAnsi="Arial Narrow" w:cs="Arial"/>
           <w:kern w:val="0"/>
-          <w14:ligatures w14:val="none"/>
+          <ns2:ligatures ns2:val="none"/>
         </w:rPr>
         <w:t xml:space="preserve"/>
       </w:r>
@@ -3326,7 +3326,7 @@
           <w:kern w:val="0"/>
           <w:shd w:val="clear" w:color="auto" w:fill="FFFFFF"/>
           <w:lang w:eastAsia="es-PE"/>
-          <w14:ligatures w14:val="none"/>
+          <ns2:ligatures ns2:val="none"/>
         </w:rPr>
         <w:t xml:space="preserve"/>
       </w:r>
@@ -3336,7 +3336,7 @@
           <w:kern w:val="0"/>
           <w:shd w:val="clear" w:color="auto" w:fill="FFFFFF"/>
           <w:lang w:eastAsia="es-PE"/>
-          <w14:ligatures w14:val="none"/>
+          <ns2:ligatures ns2:val="none"/>
         </w:rPr>
         <w:t/>
       </w:r>
@@ -3347,7 +3347,7 @@
           <w:color w:val="000000"/>
           <w:kern w:val="0"/>
           <w:lang w:eastAsia="es-PE"/>
-          <w14:ligatures w14:val="none"/>
+          <ns2:ligatures ns2:val="none"/>
         </w:rPr>
         <w:t/>
       </w:r>
@@ -3369,12 +3369,12 @@
           <w:color w:val="000000"/>
           <w:kern w:val="0"/>
           <w:lang w:eastAsia="es-PE"/>
-          <w14:ligatures w14:val="none"/>
+          <ns2:ligatures ns2:val="none"/>
         </w:rPr>
         <w:t xml:space="preserve"/>
       </w:r>
     </w:p>
-    <w:p>
+    <w:p ns2:paraId="2E7770E0" ns2:textId="77777777">
       <w:pPr>
         <w:pStyle w:val="Prrafodelista"/>
         <w:spacing w:after="0" w:line="240" w:lineRule="auto"/>
@@ -3384,11 +3384,11 @@
           <w:rFonts w:ascii="Arial Narrow" w:eastAsia="Calibri" w:hAnsi="Arial Narrow" w:cs="Arial Narrow"/>
           <w:kern w:val="0"/>
           <w:lang w:eastAsia="es-PE"/>
-          <w14:ligatures w14:val="none"/>
-        </w:rPr>
-      </w:pPr>
-    </w:p>
-    <w:p>
+          <ns2:ligatures ns2:val="none"/>
+        </w:rPr>
+      </w:pPr>
+    </w:p>
+    <w:p ns2:paraId="37321452" ns2:textId="77777777">
       <w:pPr>
         <w:pStyle w:val="Prrafodelista"/>
         <w:numPr>
@@ -3402,7 +3402,7 @@
           <w:rFonts w:ascii="Arial Narrow" w:eastAsia="Calibri" w:hAnsi="Arial Narrow" w:cs="Arial Narrow"/>
           <w:kern w:val="0"/>
           <w:lang w:eastAsia="es-PE"/>
-          <w14:ligatures w14:val="none"/>
+          <ns2:ligatures ns2:val="none"/>
         </w:rPr>
       </w:pPr>
       <w:r>
@@ -3411,7 +3411,7 @@
           <w:color w:val="000000"/>
           <w:kern w:val="0"/>
           <w:lang w:eastAsia="es-PE"/>
-          <w14:ligatures w14:val="none"/>
+          <ns2:ligatures ns2:val="none"/>
         </w:rPr>
         <w:t>En tanto la denuncia reúne los requisitos establecidos por la norma citada, corresponde admitirla a trámite</w:t>
       </w:r>
@@ -3421,7 +3421,7 @@
           <w:rFonts w:ascii="Arial Narrow" w:eastAsia="Arial Narrow" w:hAnsi="Arial Narrow" w:cs="Arial Narrow"/>
           <w:kern w:val="0"/>
           <w:vertAlign w:val="superscript"/>
-          <w14:ligatures w14:val="none"/>
+          <ns2:ligatures ns2:val="none"/>
         </w:rPr>
         <w:footnoteReference w:id="8"/>
       </w:r>
@@ -3431,12 +3431,12 @@
           <w:color w:val="000000"/>
           <w:kern w:val="0"/>
           <w:lang w:eastAsia="es-PE"/>
-          <w14:ligatures w14:val="none"/>
+          <ns2:ligatures ns2:val="none"/>
         </w:rPr>
         <w:t>.</w:t>
       </w:r>
     </w:p>
-    <w:p>
+    <w:p ns2:paraId="17426A8E" ns2:textId="77777777">
       <w:pPr>
         <w:spacing w:after="0" w:line="240" w:lineRule="auto"/>
         <w:ind w:left="567"/>
@@ -3447,11 +3447,11 @@
           <w:color w:val="000000"/>
           <w:kern w:val="0"/>
           <w:lang w:eastAsia="es-PE"/>
-          <w14:ligatures w14:val="none"/>
-        </w:rPr>
-      </w:pPr>
-    </w:p>
-    <w:p>
+          <ns2:ligatures ns2:val="none"/>
+        </w:rPr>
+      </w:pPr>
+    </w:p>
+    <w:p ns2:paraId="69FE781D" ns2:textId="77777777">
       <w:pPr>
         <w:pStyle w:val="Prrafodelista"/>
         <w:numPr>
@@ -3471,22 +3471,22 @@
           <w:color w:val="000000"/>
           <w:kern w:val="0"/>
           <w:lang w:eastAsia="es-PE"/>
-          <w14:ligatures w14:val="none"/>
-        </w:rPr>
-      </w:pPr>
-      <w:r>
-        <w:rPr>
-          <w:rFonts w:ascii="Arial Narrow" w:eastAsia="Arial Narrow" w:hAnsi="Arial Narrow" w:cs="Arial Narrow"/>
-          <w:b/>
-          <w:color w:val="000000"/>
-          <w:kern w:val="0"/>
-          <w:lang w:eastAsia="es-PE"/>
-          <w14:ligatures w14:val="none"/>
+          <ns2:ligatures ns2:val="none"/>
+        </w:rPr>
+      </w:pPr>
+      <w:r>
+        <w:rPr>
+          <w:rFonts w:ascii="Arial Narrow" w:eastAsia="Arial Narrow" w:hAnsi="Arial Narrow" w:cs="Arial Narrow"/>
+          <w:b/>
+          <w:color w:val="000000"/>
+          <w:kern w:val="0"/>
+          <w:lang w:eastAsia="es-PE"/>
+          <ns2:ligatures ns2:val="none"/>
         </w:rPr>
         <w:t>REQUERIMIENTO DE INFORMACION</w:t>
       </w:r>
     </w:p>
-    <w:p>
+    <w:p ns2:paraId="6252E905" ns2:textId="77777777">
       <w:pPr>
         <w:spacing w:after="0" w:line="240" w:lineRule="auto"/>
         <w:contextualSpacing/>
@@ -3496,11 +3496,11 @@
           <w:color w:val="000000"/>
           <w:kern w:val="0"/>
           <w:lang w:val="es-ES" w:eastAsia="es-ES"/>
-          <w14:ligatures w14:val="none"/>
-        </w:rPr>
-      </w:pPr>
-    </w:p>
-    <w:p>
+          <ns2:ligatures ns2:val="none"/>
+        </w:rPr>
+      </w:pPr>
+    </w:p>
+    <w:p ns2:paraId="01F25269" ns2:textId="63806FE5">
       <w:pPr>
         <w:pStyle w:val="Prrafodelista"/>
         <w:numPr>
@@ -3515,7 +3515,7 @@
           <w:color w:val="000000"/>
           <w:kern w:val="0"/>
           <w:lang w:val="es-ES" w:eastAsia="es-ES"/>
-          <w14:ligatures w14:val="none"/>
+          <ns2:ligatures ns2:val="none"/>
         </w:rPr>
       </w:pPr>
       <w:r>
@@ -3524,7 +3524,7 @@
           <w:color w:val="000000"/>
           <w:kern w:val="0"/>
           <w:lang w:val="es-ES" w:eastAsia="es-ES"/>
-          <w14:ligatures w14:val="none"/>
+          <ns2:ligatures ns2:val="none"/>
         </w:rPr>
         <w:t xml:space="preserve">A efectos de tener mayores elementos que sirvan para la resolución definitiva del presente caso, la Secretaría Técnica, en ejercicio de las facultades que la ley le confiere, </w:t>
       </w:r>
@@ -3535,7 +3535,7 @@
           <w:color w:val="000000"/>
           <w:kern w:val="0"/>
           <w:lang w:val="es-ES" w:eastAsia="es-ES"/>
-          <w14:ligatures w14:val="none"/>
+          <ns2:ligatures ns2:val="none"/>
         </w:rPr>
         <w:t xml:space="preserve">conviene requerir a </w:t>
       </w:r>
@@ -3545,7 +3545,7 @@
           <w:color w:val="000000"/>
           <w:kern w:val="0"/>
           <w:lang w:val="es-ES" w:eastAsia="es-ES"/>
-          <w14:ligatures w14:val="none"/>
+          <ns2:ligatures ns2:val="none"/>
         </w:rPr>
         <w:t>la compañía</w:t>
       </w:r>
@@ -3555,7 +3555,7 @@
           <w:color w:val="000000"/>
           <w:kern w:val="0"/>
           <w:lang w:val="es-ES" w:eastAsia="es-ES"/>
-          <w14:ligatures w14:val="none"/>
+          <ns2:ligatures ns2:val="none"/>
         </w:rPr>
         <w:t xml:space="preserve"> </w:t>
       </w:r>
@@ -3565,7 +3565,7 @@
           <w:color w:val="000000"/>
           <w:kern w:val="0"/>
           <w:lang w:val="es-ES" w:eastAsia="es-ES"/>
-          <w14:ligatures w14:val="none"/>
+          <ns2:ligatures ns2:val="none"/>
         </w:rPr>
         <w:t>aseguradora</w:t>
       </w:r>
@@ -3575,7 +3575,7 @@
           <w:color w:val="000000"/>
           <w:kern w:val="0"/>
           <w:lang w:val="es-ES" w:eastAsia="es-ES"/>
-          <w14:ligatures w14:val="none"/>
+          <ns2:ligatures ns2:val="none"/>
         </w:rPr>
         <w:t xml:space="preserve"> </w:t>
       </w:r>
@@ -3586,7 +3586,7 @@
           <w:color w:val="000000"/>
           <w:kern w:val="0"/>
           <w:lang w:val="es-ES" w:eastAsia="es-ES"/>
-          <w14:ligatures w14:val="none"/>
+          <ns2:ligatures ns2:val="none"/>
         </w:rPr>
         <w:t xml:space="preserve">que, en un plazo no mayor de cinco (5) días hábiles contado a partir del día siguiente de la notificación de la presente resolución, </w:t>
       </w:r>
@@ -3597,7 +3597,7 @@
           <w:color w:val="000000"/>
           <w:kern w:val="0"/>
           <w:lang w:val="es-ES" w:eastAsia="es-ES"/>
-          <w14:ligatures w14:val="none"/>
+          <ns2:ligatures ns2:val="none"/>
         </w:rPr>
         <w:t xml:space="preserve">cumpla con lo siguiente: (i) presentar una copia debidamente suscrita de la Póliza del Seguro </w:t>
       </w:r>
@@ -3607,7 +3607,7 @@
           <w:color w:val="000000"/>
           <w:kern w:val="0"/>
           <w:lang w:val="es-ES" w:eastAsia="es-ES"/>
-          <w14:ligatures w14:val="none"/>
+          <ns2:ligatures ns2:val="none"/>
         </w:rPr>
         <w:t xml:space="preserve">del Vehículo con Placa de Rodaje </w:t>
       </w:r>
@@ -3618,7 +3618,7 @@
           <w:color w:val="000000"/>
           <w:kern w:val="0"/>
           <w:lang w:eastAsia="es-ES"/>
-          <w14:ligatures w14:val="none"/>
+          <ns2:ligatures ns2:val="none"/>
         </w:rPr>
         <w:t/>
       </w:r>
@@ -3629,7 +3629,7 @@
           <w:color w:val="000000"/>
           <w:kern w:val="0"/>
           <w:lang w:eastAsia="es-ES"/>
-          <w14:ligatures w14:val="none"/>
+          <ns2:ligatures ns2:val="none"/>
         </w:rPr>
         <w:t xml:space="preserve"> F9P-149; (</w:t>
       </w:r>
@@ -3640,7 +3640,7 @@
           <w:color w:val="000000"/>
           <w:kern w:val="0"/>
           <w:lang w:eastAsia="es-ES"/>
-          <w14:ligatures w14:val="none"/>
+          <ns2:ligatures ns2:val="none"/>
         </w:rPr>
         <w:t>ii</w:t>
       </w:r>
@@ -3651,7 +3651,7 @@
           <w:color w:val="000000"/>
           <w:kern w:val="0"/>
           <w:lang w:eastAsia="es-ES"/>
-          <w14:ligatures w14:val="none"/>
+          <ns2:ligatures ns2:val="none"/>
         </w:rPr>
         <w:t>)</w:t>
       </w:r>
@@ -3661,7 +3661,7 @@
           <w:color w:val="000000"/>
           <w:kern w:val="0"/>
           <w:lang w:val="es-ES" w:eastAsia="es-ES"/>
-          <w14:ligatures w14:val="none"/>
+          <ns2:ligatures ns2:val="none"/>
         </w:rPr>
         <w:t xml:space="preserve"> presentar una copia debidamente suscrita de la Póliza del Seguro del Vehículo con Placa de Rodaje </w:t>
       </w:r>
@@ -3672,7 +3672,7 @@
           <w:color w:val="000000"/>
           <w:kern w:val="0"/>
           <w:lang w:eastAsia="es-ES"/>
-          <w14:ligatures w14:val="none"/>
+          <ns2:ligatures ns2:val="none"/>
         </w:rPr>
         <w:t/>
       </w:r>
@@ -3683,7 +3683,7 @@
           <w:color w:val="000000"/>
           <w:kern w:val="0"/>
           <w:lang w:eastAsia="es-ES"/>
-          <w14:ligatures w14:val="none"/>
+          <ns2:ligatures ns2:val="none"/>
         </w:rPr>
         <w:t xml:space="preserve"> BXD-000 </w:t>
       </w:r>
@@ -3693,7 +3693,7 @@
           <w:color w:val="000000"/>
           <w:kern w:val="0"/>
           <w:lang w:val="es-ES" w:eastAsia="es-ES"/>
-          <w14:ligatures w14:val="none"/>
+          <ns2:ligatures ns2:val="none"/>
         </w:rPr>
         <w:t xml:space="preserve">materia de denuncia; </w:t>
       </w:r>
@@ -3703,7 +3703,7 @@
           <w:color w:val="000000"/>
           <w:kern w:val="0"/>
           <w:lang w:val="es-ES" w:eastAsia="es-ES"/>
-          <w14:ligatures w14:val="none"/>
+          <ns2:ligatures ns2:val="none"/>
         </w:rPr>
         <w:t>(</w:t>
       </w:r>
@@ -3714,7 +3714,7 @@
           <w:color w:val="000000"/>
           <w:kern w:val="0"/>
           <w:lang w:val="es-ES" w:eastAsia="es-ES"/>
-          <w14:ligatures w14:val="none"/>
+          <ns2:ligatures ns2:val="none"/>
         </w:rPr>
         <w:t>iii</w:t>
       </w:r>
@@ -3725,7 +3725,7 @@
           <w:color w:val="000000"/>
           <w:kern w:val="0"/>
           <w:lang w:val="es-ES" w:eastAsia="es-ES"/>
-          <w14:ligatures w14:val="none"/>
+          <ns2:ligatures ns2:val="none"/>
         </w:rPr>
         <w:t xml:space="preserve">) presentar los medios probatorios que acrediten que </w:t>
       </w:r>
@@ -3735,7 +3735,7 @@
           <w:color w:val="000000"/>
           <w:kern w:val="0"/>
           <w:lang w:val="es-ES" w:eastAsia="es-ES"/>
-          <w14:ligatures w14:val="none"/>
+          <ns2:ligatures ns2:val="none"/>
         </w:rPr>
         <w:t xml:space="preserve">es justificado </w:t>
       </w:r>
@@ -3745,7 +3745,7 @@
           <w:color w:val="000000"/>
           <w:kern w:val="0"/>
           <w:lang w:val="es-ES" w:eastAsia="es-ES"/>
-          <w14:ligatures w14:val="none"/>
+          <ns2:ligatures ns2:val="none"/>
         </w:rPr>
         <w:t xml:space="preserve">el tiempo de la atención de la solicitud de </w:t>
       </w:r>
@@ -3755,7 +3755,7 @@
           <w:color w:val="000000"/>
           <w:kern w:val="0"/>
           <w:lang w:val="es-ES" w:eastAsia="es-ES"/>
-          <w14:ligatures w14:val="none"/>
+          <ns2:ligatures ns2:val="none"/>
         </w:rPr>
         <w:t>cobertura de responsabilidad civil frente a terceros presentada por el denunciante</w:t>
       </w:r>
@@ -3765,7 +3765,7 @@
           <w:color w:val="000000"/>
           <w:kern w:val="0"/>
           <w:lang w:val="es-ES" w:eastAsia="es-ES"/>
-          <w14:ligatures w14:val="none"/>
+          <ns2:ligatures ns2:val="none"/>
         </w:rPr>
         <w:t xml:space="preserve"> en virtud de los daños ocasionados en el </w:t>
       </w:r>
@@ -3775,7 +3775,7 @@
           <w:color w:val="000000"/>
           <w:kern w:val="0"/>
           <w:lang w:val="es-ES" w:eastAsia="es-ES"/>
-          <w14:ligatures w14:val="none"/>
+          <ns2:ligatures ns2:val="none"/>
         </w:rPr>
         <w:t xml:space="preserve">vehículo con </w:t>
       </w:r>
@@ -3785,7 +3785,7 @@
           <w:color w:val="000000"/>
           <w:kern w:val="0"/>
           <w:lang w:eastAsia="es-ES"/>
-          <w14:ligatures w14:val="none"/>
+          <ns2:ligatures ns2:val="none"/>
         </w:rPr>
         <w:t xml:space="preserve">Placa de Rodaje </w:t>
       </w:r>
@@ -3796,7 +3796,7 @@
           <w:color w:val="000000"/>
           <w:kern w:val="0"/>
           <w:lang w:eastAsia="es-ES"/>
-          <w14:ligatures w14:val="none"/>
+          <ns2:ligatures ns2:val="none"/>
         </w:rPr>
         <w:t/>
       </w:r>
@@ -3807,7 +3807,7 @@
           <w:color w:val="000000"/>
           <w:kern w:val="0"/>
           <w:lang w:eastAsia="es-ES"/>
-          <w14:ligatures w14:val="none"/>
+          <ns2:ligatures ns2:val="none"/>
         </w:rPr>
         <w:t xml:space="preserve"> CAN-022 </w:t>
       </w:r>
@@ -3817,7 +3817,7 @@
           <w:color w:val="000000"/>
           <w:kern w:val="0"/>
           <w:lang w:val="es-ES" w:eastAsia="es-ES"/>
-          <w14:ligatures w14:val="none"/>
+          <ns2:ligatures ns2:val="none"/>
         </w:rPr>
         <w:t xml:space="preserve">por el accidente de tránsito del </w:t>
       </w:r>
@@ -3827,7 +3827,7 @@
           <w:color w:val="000000"/>
           <w:kern w:val="0"/>
           <w:lang w:eastAsia="es-ES"/>
-          <w14:ligatures w14:val="none"/>
+          <ns2:ligatures ns2:val="none"/>
         </w:rPr>
         <w:t>8 de setiembre de 2023</w:t>
       </w:r>
@@ -3837,7 +3837,7 @@
           <w:color w:val="000000"/>
           <w:kern w:val="0"/>
           <w:lang w:val="es-ES" w:eastAsia="es-ES"/>
-          <w14:ligatures w14:val="none"/>
+          <ns2:ligatures ns2:val="none"/>
         </w:rPr>
         <w:t xml:space="preserve">; </w:t>
       </w:r>
@@ -3847,7 +3847,7 @@
           <w:color w:val="000000"/>
           <w:kern w:val="0"/>
           <w:lang w:val="es-ES" w:eastAsia="es-ES"/>
-          <w14:ligatures w14:val="none"/>
+          <ns2:ligatures ns2:val="none"/>
         </w:rPr>
         <w:t>y, (</w:t>
       </w:r>
@@ -3858,7 +3858,7 @@
           <w:color w:val="000000"/>
           <w:kern w:val="0"/>
           <w:lang w:val="es-ES" w:eastAsia="es-ES"/>
-          <w14:ligatures w14:val="none"/>
+          <ns2:ligatures ns2:val="none"/>
         </w:rPr>
         <w:t>iv</w:t>
       </w:r>
@@ -3869,13 +3869,13 @@
           <w:color w:val="000000"/>
           <w:kern w:val="0"/>
           <w:lang w:val="es-ES" w:eastAsia="es-ES"/>
-          <w14:ligatures w14:val="none"/>
+          <ns2:ligatures ns2:val="none"/>
         </w:rPr>
         <w:t>) presentar todas las comunicaciones cursadas con la parte denunciante en virtud de los hechos materia de denuncia.</w:t>
       </w:r>
     </w:p>
     <w:bookmarkEnd w:id="10"/>
-    <w:p>
+    <w:p ns2:paraId="76AC2520" ns2:textId="77777777">
       <w:pPr>
         <w:spacing w:after="0" w:line="240" w:lineRule="auto"/>
         <w:contextualSpacing/>
@@ -3885,11 +3885,11 @@
           <w:color w:val="000000"/>
           <w:kern w:val="0"/>
           <w:lang w:val="es-ES" w:eastAsia="es-ES"/>
-          <w14:ligatures w14:val="none"/>
-        </w:rPr>
-      </w:pPr>
-    </w:p>
-    <w:p>
+          <ns2:ligatures ns2:val="none"/>
+        </w:rPr>
+      </w:pPr>
+    </w:p>
+    <w:p ns2:paraId="45192A8B" ns2:textId="77777777">
       <w:pPr>
         <w:pStyle w:val="Prrafodelista"/>
         <w:numPr>
@@ -3909,22 +3909,22 @@
           <w:color w:val="000000"/>
           <w:kern w:val="0"/>
           <w:lang w:eastAsia="es-PE"/>
-          <w14:ligatures w14:val="none"/>
-        </w:rPr>
-      </w:pPr>
-      <w:r>
-        <w:rPr>
-          <w:rFonts w:ascii="Arial Narrow" w:eastAsia="Arial Narrow" w:hAnsi="Arial Narrow" w:cs="Arial Narrow"/>
-          <w:b/>
-          <w:color w:val="000000"/>
-          <w:kern w:val="0"/>
-          <w:lang w:eastAsia="es-PE"/>
-          <w14:ligatures w14:val="none"/>
+          <ns2:ligatures ns2:val="none"/>
+        </w:rPr>
+      </w:pPr>
+      <w:r>
+        <w:rPr>
+          <w:rFonts w:ascii="Arial Narrow" w:eastAsia="Arial Narrow" w:hAnsi="Arial Narrow" w:cs="Arial Narrow"/>
+          <w:b/>
+          <w:color w:val="000000"/>
+          <w:kern w:val="0"/>
+          <w:lang w:eastAsia="es-PE"/>
+          <ns2:ligatures ns2:val="none"/>
         </w:rPr>
         <w:t xml:space="preserve">RESOLUCIÓN DE LA SECRETARÍA TÉCNICA </w:t>
       </w:r>
     </w:p>
-    <w:p>
+    <w:p ns2:paraId="71820251" ns2:textId="77777777">
       <w:pPr>
         <w:spacing w:after="0" w:line="240" w:lineRule="auto"/>
         <w:contextualSpacing/>
@@ -3935,11 +3935,11 @@
           <w:color w:val="000000"/>
           <w:kern w:val="0"/>
           <w:lang w:eastAsia="es-PE"/>
-          <w14:ligatures w14:val="none"/>
-        </w:rPr>
-      </w:pPr>
-    </w:p>
-    <w:p>
+          <ns2:ligatures ns2:val="none"/>
+        </w:rPr>
+      </w:pPr>
+    </w:p>
+    <w:p ns2:paraId="11691B30" ns2:textId="2F22A9E4">
       <w:pPr>
         <w:spacing w:after="0" w:line="240" w:lineRule="auto"/>
         <w:contextualSpacing/>
@@ -3949,17 +3949,17 @@
           <w:color w:val="000000"/>
           <w:kern w:val="0"/>
           <w:lang w:eastAsia="es-PE"/>
-          <w14:ligatures w14:val="none"/>
-        </w:rPr>
-      </w:pPr>
-      <w:r>
-        <w:rPr>
-          <w:rFonts w:ascii="Arial Narrow" w:eastAsia="Arial Narrow" w:hAnsi="Arial Narrow" w:cs="Arial Narrow"/>
-          <w:b/>
-          <w:color w:val="000000"/>
-          <w:kern w:val="0"/>
-          <w:lang w:eastAsia="es-PE"/>
-          <w14:ligatures w14:val="none"/>
+          <ns2:ligatures ns2:val="none"/>
+        </w:rPr>
+      </w:pPr>
+      <w:r>
+        <w:rPr>
+          <w:rFonts w:ascii="Arial Narrow" w:eastAsia="Arial Narrow" w:hAnsi="Arial Narrow" w:cs="Arial Narrow"/>
+          <w:b/>
+          <w:color w:val="000000"/>
+          <w:kern w:val="0"/>
+          <w:lang w:eastAsia="es-PE"/>
+          <ns2:ligatures ns2:val="none"/>
         </w:rPr>
         <w:t xml:space="preserve">PRIMERO: admitir a trámite la denuncia del 8 de enero de 2026, complementado con el escrito del 16 de enero de 2026, subsanada mediante escrito del 5 de febrero de 2026, interpuesta por el señor [DENUNCIANTE] contra Rímac Seguros y Reaseguros S.A., el señor [APELLIDO] y el señor [APELLIDO] Martínez, por lo siguiente:</w:t>
       </w:r>
@@ -3970,7 +3970,7 @@
           <w:kern w:val="0"/>
           <w:shd w:val="clear" w:color="auto" w:fill="FFFFFF"/>
           <w:lang w:eastAsia="es-PE"/>
-          <w14:ligatures w14:val="none"/>
+          <ns2:ligatures ns2:val="none"/>
         </w:rPr>
         <w:t xml:space="preserve"/>
       </w:r>
@@ -3980,7 +3980,7 @@
           <w:color w:val="000000"/>
           <w:kern w:val="0"/>
           <w:lang w:val="es-ES" w:eastAsia="es-ES"/>
-          <w14:ligatures w14:val="none"/>
+          <ns2:ligatures ns2:val="none"/>
         </w:rPr>
         <w:t/>
       </w:r>
@@ -3990,7 +3990,7 @@
           <w:color w:val="000000"/>
           <w:kern w:val="0"/>
           <w:lang w:val="es-ES" w:eastAsia="es-ES"/>
-          <w14:ligatures w14:val="none"/>
+          <ns2:ligatures ns2:val="none"/>
         </w:rPr>
         <w:t xml:space="preserve"/>
       </w:r>
@@ -4001,7 +4001,7 @@
           <w:kern w:val="0"/>
           <w:shd w:val="clear" w:color="auto" w:fill="FFFFFF"/>
           <w:lang w:eastAsia="es-PE"/>
-          <w14:ligatures w14:val="none"/>
+          <ns2:ligatures ns2:val="none"/>
         </w:rPr>
         <w:t xml:space="preserve"/>
       </w:r>
@@ -4011,7 +4011,7 @@
           <w:bCs/>
           <w:spacing w:val="-3"/>
           <w:kern w:val="0"/>
-          <w14:ligatures w14:val="none"/>
+          <ns2:ligatures ns2:val="none"/>
         </w:rPr>
         <w:t xml:space="preserve"/>
       </w:r>
@@ -4022,7 +4022,7 @@
           <w:kern w:val="0"/>
           <w:shd w:val="clear" w:color="auto" w:fill="FFFFFF"/>
           <w:lang w:eastAsia="es-PE"/>
-          <w14:ligatures w14:val="none"/>
+          <ns2:ligatures ns2:val="none"/>
         </w:rPr>
         <w:t/>
       </w:r>
@@ -4033,7 +4033,7 @@
           <w:kern w:val="0"/>
           <w:shd w:val="clear" w:color="auto" w:fill="FFFFFF"/>
           <w:lang w:eastAsia="es-PE"/>
-          <w14:ligatures w14:val="none"/>
+          <ns2:ligatures ns2:val="none"/>
         </w:rPr>
         <w:t xml:space="preserve"/>
       </w:r>
@@ -4051,7 +4051,7 @@
           <w:kern w:val="0"/>
           <w:shd w:val="clear" w:color="auto" w:fill="FFFFFF"/>
           <w:lang w:eastAsia="es-PE"/>
-          <w14:ligatures w14:val="none"/>
+          <ns2:ligatures ns2:val="none"/>
         </w:rPr>
         <w:t xml:space="preserve"/>
       </w:r>
@@ -4062,12 +4062,12 @@
           <w:kern w:val="0"/>
           <w:shd w:val="clear" w:color="auto" w:fill="FFFFFF"/>
           <w:lang w:eastAsia="es-PE"/>
-          <w14:ligatures w14:val="none"/>
-        </w:rPr>
-        <w:t/>
-      </w:r>
-    </w:p>
-    <w:p>
+          <ns2:ligatures ns2:val="none"/>
+        </w:rPr>
+        <w:t/>
+      </w:r>
+    </w:p>
+    <w:p ns2:paraId="25C5F72F" ns2:textId="77777777">
       <w:pPr>
         <w:pStyle w:val="Prrafodelista"/>
         <w:spacing w:after="0" w:line="240" w:lineRule="auto"/>
@@ -4076,11 +4076,11 @@
         <w:rPr>
           <w:rFonts w:ascii="Arial Narrow" w:eastAsia="Arial Narrow" w:hAnsi="Arial Narrow" w:cs="Arial Narrow"/>
           <w:kern w:val="0"/>
-          <w14:ligatures w14:val="none"/>
-        </w:rPr>
-      </w:pPr>
-    </w:p>
-    <w:p>
+          <ns2:ligatures ns2:val="none"/>
+        </w:rPr>
+      </w:pPr>
+    </w:p>
+    <w:p ns2:paraId="242FEEDE" ns2:textId="04998C37">
       <w:pPr>
         <w:pStyle w:val="Prrafodelista"/>
         <w:numPr>
@@ -4097,14 +4097,14 @@
         <w:rPr>
           <w:rFonts w:ascii="Arial Narrow" w:eastAsia="Arial Narrow" w:hAnsi="Arial Narrow" w:cs="Arial Narrow"/>
           <w:kern w:val="0"/>
-          <w14:ligatures w14:val="none"/>
-        </w:rPr>
-      </w:pPr>
-      <w:r>
-        <w:rPr>
-          <w:rFonts w:ascii="Arial Narrow" w:eastAsia="Arial Narrow" w:hAnsi="Arial Narrow" w:cs="Arial Narrow"/>
-          <w:kern w:val="0"/>
-          <w14:ligatures w14:val="none"/>
+          <ns2:ligatures ns2:val="none"/>
+        </w:rPr>
+      </w:pPr>
+      <w:r>
+        <w:rPr>
+          <w:rFonts w:ascii="Arial Narrow" w:eastAsia="Arial Narrow" w:hAnsi="Arial Narrow" w:cs="Arial Narrow"/>
+          <w:kern w:val="0"/>
+          <ns2:ligatures ns2:val="none"/>
         </w:rPr>
         <w:t>Presunta infracción a los artículos 18 y 19 de la Ley</w:t>
       </w:r>
@@ -4112,7 +4112,7 @@
         <w:rPr>
           <w:rFonts w:ascii="Arial Narrow" w:eastAsia="Arial Narrow" w:hAnsi="Arial Narrow" w:cs="Arial Narrow"/>
           <w:kern w:val="0"/>
-          <w14:ligatures w14:val="none"/>
+          <ns2:ligatures ns2:val="none"/>
         </w:rPr>
         <w:t xml:space="preserve"> </w:t>
       </w:r>
@@ -4121,7 +4121,7 @@
         <w:rPr>
           <w:rFonts w:ascii="Arial Narrow" w:eastAsia="Arial Narrow" w:hAnsi="Arial Narrow" w:cs="Arial Narrow"/>
           <w:kern w:val="0"/>
-          <w14:ligatures w14:val="none"/>
+          <ns2:ligatures ns2:val="none"/>
         </w:rPr>
         <w:t/>
       </w:r>
@@ -4130,7 +4130,7 @@
         <w:rPr>
           <w:rFonts w:ascii="Arial Narrow" w:eastAsia="Arial Narrow" w:hAnsi="Arial Narrow" w:cs="Arial Narrow"/>
           <w:kern w:val="0"/>
-          <w14:ligatures w14:val="none"/>
+          <ns2:ligatures ns2:val="none"/>
         </w:rPr>
         <w:t xml:space="preserve"> 29571, Código de Protección y Defensa del Consumidor, en tanto </w:t>
       </w:r>
@@ -4138,7 +4138,7 @@
         <w:rPr>
           <w:rFonts w:ascii="Arial Narrow" w:eastAsia="Arial Narrow" w:hAnsi="Arial Narrow" w:cs="Arial Narrow"/>
           <w:kern w:val="0"/>
-          <w14:ligatures w14:val="none"/>
+          <ns2:ligatures ns2:val="none"/>
         </w:rPr>
         <w:t>Rímac Seguros y Reaseguros S.A.</w:t>
       </w:r>
@@ -4146,7 +4146,7 @@
         <w:rPr>
           <w:rFonts w:ascii="Arial Narrow" w:eastAsia="Arial Narrow" w:hAnsi="Arial Narrow" w:cs="Arial Narrow"/>
           <w:kern w:val="0"/>
-          <w14:ligatures w14:val="none"/>
+          <ns2:ligatures ns2:val="none"/>
         </w:rPr>
         <w:t xml:space="preserve"> no habría </w:t>
       </w:r>
@@ -4154,7 +4154,7 @@
         <w:rPr>
           <w:rFonts w:ascii="Arial Narrow" w:eastAsia="Arial Narrow" w:hAnsi="Arial Narrow" w:cs="Arial Narrow"/>
           <w:kern w:val="0"/>
-          <w14:ligatures w14:val="none"/>
+          <ns2:ligatures ns2:val="none"/>
         </w:rPr>
         <w:t xml:space="preserve">cumplido con otorgar oportunamente </w:t>
       </w:r>
@@ -4162,7 +4162,7 @@
         <w:rPr>
           <w:rFonts w:ascii="Arial Narrow" w:eastAsia="Arial Narrow" w:hAnsi="Arial Narrow" w:cs="Arial Narrow"/>
           <w:kern w:val="0"/>
-          <w14:ligatures w14:val="none"/>
+          <ns2:ligatures ns2:val="none"/>
         </w:rPr>
         <w:t xml:space="preserve">al denunciante </w:t>
       </w:r>
@@ -4170,7 +4170,7 @@
         <w:rPr>
           <w:rFonts w:ascii="Arial Narrow" w:eastAsia="Arial Narrow" w:hAnsi="Arial Narrow" w:cs="Arial Narrow"/>
           <w:kern w:val="0"/>
-          <w14:ligatures w14:val="none"/>
+          <ns2:ligatures ns2:val="none"/>
         </w:rPr>
         <w:t xml:space="preserve">la cobertura de responsabilidad civil frente a terceros </w:t>
       </w:r>
@@ -4178,7 +4178,7 @@
         <w:rPr>
           <w:rFonts w:ascii="Arial Narrow" w:eastAsia="Arial Narrow" w:hAnsi="Arial Narrow" w:cs="Arial Narrow"/>
           <w:kern w:val="0"/>
-          <w14:ligatures w14:val="none"/>
+          <ns2:ligatures ns2:val="none"/>
         </w:rPr>
         <w:t xml:space="preserve">de la Póliza del Seguro del vehículo de Placa de Rodaje </w:t>
       </w:r>
@@ -4187,7 +4187,7 @@
         <w:rPr>
           <w:rFonts w:ascii="Arial Narrow" w:eastAsia="Arial Narrow" w:hAnsi="Arial Narrow" w:cs="Arial Narrow"/>
           <w:kern w:val="0"/>
-          <w14:ligatures w14:val="none"/>
+          <ns2:ligatures ns2:val="none"/>
         </w:rPr>
         <w:t/>
       </w:r>
@@ -4196,7 +4196,7 @@
         <w:rPr>
           <w:rFonts w:ascii="Arial Narrow" w:eastAsia="Arial Narrow" w:hAnsi="Arial Narrow" w:cs="Arial Narrow"/>
           <w:kern w:val="0"/>
-          <w14:ligatures w14:val="none"/>
+          <ns2:ligatures ns2:val="none"/>
         </w:rPr>
         <w:t xml:space="preserve"> F9P-149 </w:t>
       </w:r>
@@ -4204,7 +4204,7 @@
         <w:rPr>
           <w:rFonts w:ascii="Arial Narrow" w:eastAsia="Arial Narrow" w:hAnsi="Arial Narrow" w:cs="Arial Narrow"/>
           <w:kern w:val="0"/>
-          <w14:ligatures w14:val="none"/>
+          <ns2:ligatures ns2:val="none"/>
         </w:rPr>
         <w:t xml:space="preserve">respecto de los daños ocasionados al vehículo de Placa de Rodaje </w:t>
       </w:r>
@@ -4213,7 +4213,7 @@
         <w:rPr>
           <w:rFonts w:ascii="Arial Narrow" w:eastAsia="Arial Narrow" w:hAnsi="Arial Narrow" w:cs="Arial Narrow"/>
           <w:kern w:val="0"/>
-          <w14:ligatures w14:val="none"/>
+          <ns2:ligatures ns2:val="none"/>
         </w:rPr>
         <w:t/>
       </w:r>
@@ -4222,12 +4222,12 @@
         <w:rPr>
           <w:rFonts w:ascii="Arial Narrow" w:eastAsia="Arial Narrow" w:hAnsi="Arial Narrow" w:cs="Arial Narrow"/>
           <w:kern w:val="0"/>
-          <w14:ligatures w14:val="none"/>
+          <ns2:ligatures ns2:val="none"/>
         </w:rPr>
         <w:t xml:space="preserve"> CAN-022 derivados del accidente de tránsito ocurrido el 8 de setiembre de 2023.</w:t>
       </w:r>
     </w:p>
-    <w:p>
+    <w:p ns2:paraId="2027449C" ns2:textId="77777777">
       <w:pPr>
         <w:pStyle w:val="Prrafodelista"/>
         <w:spacing w:after="0" w:line="240" w:lineRule="auto"/>
@@ -4235,11 +4235,11 @@
         <w:rPr>
           <w:rFonts w:ascii="Arial Narrow" w:eastAsia="Arial Narrow" w:hAnsi="Arial Narrow" w:cs="Arial Narrow"/>
           <w:kern w:val="0"/>
-          <w14:ligatures w14:val="none"/>
-        </w:rPr>
-      </w:pPr>
-    </w:p>
-    <w:p>
+          <ns2:ligatures ns2:val="none"/>
+        </w:rPr>
+      </w:pPr>
+    </w:p>
+    <w:p ns2:paraId="722C14CF" ns2:textId="1ABF6FA4">
       <w:pPr>
         <w:pStyle w:val="Prrafodelista"/>
         <w:numPr>
@@ -4256,14 +4256,14 @@
         <w:rPr>
           <w:rFonts w:ascii="Arial Narrow" w:eastAsia="Arial Narrow" w:hAnsi="Arial Narrow" w:cs="Arial Narrow"/>
           <w:kern w:val="0"/>
-          <w14:ligatures w14:val="none"/>
-        </w:rPr>
-      </w:pPr>
-      <w:r>
-        <w:rPr>
-          <w:rFonts w:ascii="Arial Narrow" w:eastAsia="Arial Narrow" w:hAnsi="Arial Narrow" w:cs="Arial Narrow"/>
-          <w:kern w:val="0"/>
-          <w14:ligatures w14:val="none"/>
+          <ns2:ligatures ns2:val="none"/>
+        </w:rPr>
+      </w:pPr>
+      <w:r>
+        <w:rPr>
+          <w:rFonts w:ascii="Arial Narrow" w:eastAsia="Arial Narrow" w:hAnsi="Arial Narrow" w:cs="Arial Narrow"/>
+          <w:kern w:val="0"/>
+          <ns2:ligatures ns2:val="none"/>
         </w:rPr>
         <w:t>Presunta infracción a los artículos 18 y 19 de la Ley</w:t>
       </w:r>
@@ -4271,7 +4271,7 @@
         <w:rPr>
           <w:rFonts w:ascii="Arial Narrow" w:eastAsia="Arial Narrow" w:hAnsi="Arial Narrow" w:cs="Arial Narrow"/>
           <w:kern w:val="0"/>
-          <w14:ligatures w14:val="none"/>
+          <ns2:ligatures ns2:val="none"/>
         </w:rPr>
         <w:t xml:space="preserve"> </w:t>
       </w:r>
@@ -4280,7 +4280,7 @@
         <w:rPr>
           <w:rFonts w:ascii="Arial Narrow" w:eastAsia="Arial Narrow" w:hAnsi="Arial Narrow" w:cs="Arial Narrow"/>
           <w:kern w:val="0"/>
-          <w14:ligatures w14:val="none"/>
+          <ns2:ligatures ns2:val="none"/>
         </w:rPr>
         <w:t/>
       </w:r>
@@ -4289,7 +4289,7 @@
         <w:rPr>
           <w:rFonts w:ascii="Arial Narrow" w:eastAsia="Arial Narrow" w:hAnsi="Arial Narrow" w:cs="Arial Narrow"/>
           <w:kern w:val="0"/>
-          <w14:ligatures w14:val="none"/>
+          <ns2:ligatures ns2:val="none"/>
         </w:rPr>
         <w:t xml:space="preserve"> 29571, Código de Protección y Defensa del Consumidor, en tanto Rímac Seguros y Reaseguros S.A. no habría cumplido con otorgar oportunamente </w:t>
       </w:r>
@@ -4297,7 +4297,7 @@
         <w:rPr>
           <w:rFonts w:ascii="Arial Narrow" w:eastAsia="Arial Narrow" w:hAnsi="Arial Narrow" w:cs="Arial Narrow"/>
           <w:kern w:val="0"/>
-          <w14:ligatures w14:val="none"/>
+          <ns2:ligatures ns2:val="none"/>
         </w:rPr>
         <w:t xml:space="preserve">al denunciante </w:t>
       </w:r>
@@ -4305,7 +4305,7 @@
         <w:rPr>
           <w:rFonts w:ascii="Arial Narrow" w:eastAsia="Arial Narrow" w:hAnsi="Arial Narrow" w:cs="Arial Narrow"/>
           <w:kern w:val="0"/>
-          <w14:ligatures w14:val="none"/>
+          <ns2:ligatures ns2:val="none"/>
         </w:rPr>
         <w:t xml:space="preserve">la cobertura de responsabilidad civil frente a terceros </w:t>
       </w:r>
@@ -4313,7 +4313,7 @@
         <w:rPr>
           <w:rFonts w:ascii="Arial Narrow" w:eastAsia="Arial Narrow" w:hAnsi="Arial Narrow" w:cs="Arial Narrow"/>
           <w:kern w:val="0"/>
-          <w14:ligatures w14:val="none"/>
+          <ns2:ligatures ns2:val="none"/>
         </w:rPr>
         <w:t xml:space="preserve">de la Póliza del Seguro del vehículo de Placa de Rodaje </w:t>
       </w:r>
@@ -4322,7 +4322,7 @@
         <w:rPr>
           <w:rFonts w:ascii="Arial Narrow" w:eastAsia="Arial Narrow" w:hAnsi="Arial Narrow" w:cs="Arial Narrow"/>
           <w:kern w:val="0"/>
-          <w14:ligatures w14:val="none"/>
+          <ns2:ligatures ns2:val="none"/>
         </w:rPr>
         <w:t/>
       </w:r>
@@ -4331,7 +4331,7 @@
         <w:rPr>
           <w:rFonts w:ascii="Arial Narrow" w:eastAsia="Arial Narrow" w:hAnsi="Arial Narrow" w:cs="Arial Narrow"/>
           <w:kern w:val="0"/>
-          <w14:ligatures w14:val="none"/>
+          <ns2:ligatures ns2:val="none"/>
         </w:rPr>
         <w:t xml:space="preserve"> BXD-000 </w:t>
       </w:r>
@@ -4339,7 +4339,7 @@
         <w:rPr>
           <w:rFonts w:ascii="Arial Narrow" w:eastAsia="Arial Narrow" w:hAnsi="Arial Narrow" w:cs="Arial Narrow"/>
           <w:kern w:val="0"/>
-          <w14:ligatures w14:val="none"/>
+          <ns2:ligatures ns2:val="none"/>
         </w:rPr>
         <w:t xml:space="preserve">respecto de los daños ocasionados al vehículo </w:t>
       </w:r>
@@ -4347,7 +4347,7 @@
         <w:rPr>
           <w:rFonts w:ascii="Arial Narrow" w:eastAsia="Arial Narrow" w:hAnsi="Arial Narrow" w:cs="Arial Narrow"/>
           <w:kern w:val="0"/>
-          <w14:ligatures w14:val="none"/>
+          <ns2:ligatures ns2:val="none"/>
         </w:rPr>
         <w:lastRenderedPageBreak/>
         <w:t xml:space="preserve">de Placa de Rodaje </w:t>
@@ -4357,7 +4357,7 @@
         <w:rPr>
           <w:rFonts w:ascii="Arial Narrow" w:eastAsia="Arial Narrow" w:hAnsi="Arial Narrow" w:cs="Arial Narrow"/>
           <w:kern w:val="0"/>
-          <w14:ligatures w14:val="none"/>
+          <ns2:ligatures ns2:val="none"/>
         </w:rPr>
         <w:t/>
       </w:r>
@@ -4366,23 +4366,23 @@
         <w:rPr>
           <w:rFonts w:ascii="Arial Narrow" w:eastAsia="Arial Narrow" w:hAnsi="Arial Narrow" w:cs="Arial Narrow"/>
           <w:kern w:val="0"/>
-          <w14:ligatures w14:val="none"/>
+          <ns2:ligatures ns2:val="none"/>
         </w:rPr>
         <w:t xml:space="preserve"> CAN-022 derivados del accidente de tránsito ocurrido el 8 de setiembre de 2023.</w:t>
       </w:r>
     </w:p>
-    <w:p>
+    <w:p ns2:paraId="5DEB8307" ns2:textId="77777777">
       <w:pPr>
         <w:pStyle w:val="Prrafodelista"/>
         <w:spacing w:after="0" w:line="240" w:lineRule="auto"/>
         <w:rPr>
           <w:rFonts w:ascii="Arial Narrow" w:eastAsia="Arial Narrow" w:hAnsi="Arial Narrow" w:cs="Arial Narrow"/>
           <w:kern w:val="0"/>
-          <w14:ligatures w14:val="none"/>
-        </w:rPr>
-      </w:pPr>
-    </w:p>
-    <w:p>
+          <ns2:ligatures ns2:val="none"/>
+        </w:rPr>
+      </w:pPr>
+    </w:p>
+    <w:p ns2:paraId="2E132E12" ns2:textId="2379A941">
       <w:pPr>
         <w:pStyle w:val="Prrafodelista"/>
         <w:numPr>
@@ -4399,14 +4399,14 @@
         <w:rPr>
           <w:rFonts w:ascii="Arial Narrow" w:eastAsia="Arial Narrow" w:hAnsi="Arial Narrow" w:cs="Arial Narrow"/>
           <w:kern w:val="0"/>
-          <w14:ligatures w14:val="none"/>
-        </w:rPr>
-      </w:pPr>
-      <w:r>
-        <w:rPr>
-          <w:rFonts w:ascii="Arial Narrow" w:eastAsia="Arial Narrow" w:hAnsi="Arial Narrow" w:cs="Arial Narrow"/>
-          <w:kern w:val="0"/>
-          <w14:ligatures w14:val="none"/>
+          <ns2:ligatures ns2:val="none"/>
+        </w:rPr>
+      </w:pPr>
+      <w:r>
+        <w:rPr>
+          <w:rFonts w:ascii="Arial Narrow" w:eastAsia="Arial Narrow" w:hAnsi="Arial Narrow" w:cs="Arial Narrow"/>
+          <w:kern w:val="0"/>
+          <ns2:ligatures ns2:val="none"/>
         </w:rPr>
         <w:t xml:space="preserve">Presunta </w:t>
       </w:r>
@@ -4414,7 +4414,7 @@
         <w:rPr>
           <w:rFonts w:ascii="Arial Narrow" w:eastAsia="Arial Narrow" w:hAnsi="Arial Narrow" w:cs="Arial Narrow"/>
           <w:kern w:val="0"/>
-          <w14:ligatures w14:val="none"/>
+          <ns2:ligatures ns2:val="none"/>
         </w:rPr>
         <w:t>infracción a los artículos 18 y 19 de la Ley</w:t>
       </w:r>
@@ -4422,7 +4422,7 @@
         <w:rPr>
           <w:rFonts w:ascii="Arial Narrow" w:eastAsia="Arial Narrow" w:hAnsi="Arial Narrow" w:cs="Arial Narrow"/>
           <w:kern w:val="0"/>
-          <w14:ligatures w14:val="none"/>
+          <ns2:ligatures ns2:val="none"/>
         </w:rPr>
         <w:t xml:space="preserve"> </w:t>
       </w:r>
@@ -4431,7 +4431,7 @@
         <w:rPr>
           <w:rFonts w:ascii="Arial Narrow" w:eastAsia="Arial Narrow" w:hAnsi="Arial Narrow" w:cs="Arial Narrow"/>
           <w:kern w:val="0"/>
-          <w14:ligatures w14:val="none"/>
+          <ns2:ligatures ns2:val="none"/>
         </w:rPr>
         <w:t/>
       </w:r>
@@ -4440,7 +4440,7 @@
         <w:rPr>
           <w:rFonts w:ascii="Arial Narrow" w:eastAsia="Arial Narrow" w:hAnsi="Arial Narrow" w:cs="Arial Narrow"/>
           <w:kern w:val="0"/>
-          <w14:ligatures w14:val="none"/>
+          <ns2:ligatures ns2:val="none"/>
         </w:rPr>
         <w:t xml:space="preserve"> 29571, Código de Protección y Defensa del Consumidor</w:t>
       </w:r>
@@ -4448,7 +4448,7 @@
         <w:rPr>
           <w:rFonts w:ascii="Arial Narrow" w:eastAsia="Arial Narrow" w:hAnsi="Arial Narrow" w:cs="Arial Narrow"/>
           <w:kern w:val="0"/>
-          <w14:ligatures w14:val="none"/>
+          <ns2:ligatures ns2:val="none"/>
         </w:rPr>
         <w:t xml:space="preserve">, en tanto </w:t>
       </w:r>
@@ -4456,7 +4456,7 @@
         <w:rPr>
           <w:rFonts w:ascii="Arial Narrow" w:eastAsia="Arial Narrow" w:hAnsi="Arial Narrow" w:cs="Arial Narrow"/>
           <w:kern w:val="0"/>
-          <w14:ligatures w14:val="none"/>
+          <ns2:ligatures ns2:val="none"/>
         </w:rPr>
         <w:t xml:space="preserve">Rímac Seguros y Reaseguros S.A. </w:t>
       </w:r>
@@ -4464,7 +4464,7 @@
         <w:rPr>
           <w:rFonts w:ascii="Arial Narrow" w:eastAsia="Arial Narrow" w:hAnsi="Arial Narrow" w:cs="Arial Narrow"/>
           <w:kern w:val="0"/>
-          <w14:ligatures w14:val="none"/>
+          <ns2:ligatures ns2:val="none"/>
         </w:rPr>
         <w:t xml:space="preserve">no habría </w:t>
       </w:r>
@@ -4472,7 +4472,7 @@
         <w:rPr>
           <w:rFonts w:ascii="Arial Narrow" w:eastAsia="Arial Narrow" w:hAnsi="Arial Narrow" w:cs="Arial Narrow"/>
           <w:kern w:val="0"/>
-          <w14:ligatures w14:val="none"/>
+          <ns2:ligatures ns2:val="none"/>
         </w:rPr>
         <w:t>cumplido con atender</w:t>
       </w:r>
@@ -4480,7 +4480,7 @@
         <w:rPr>
           <w:rFonts w:ascii="Arial Narrow" w:eastAsia="Arial Narrow" w:hAnsi="Arial Narrow" w:cs="Arial Narrow"/>
           <w:kern w:val="0"/>
-          <w14:ligatures w14:val="none"/>
+          <ns2:ligatures ns2:val="none"/>
         </w:rPr>
         <w:t xml:space="preserve"> la solicitud de entrega de documentación vinculada al </w:t>
       </w:r>
@@ -4488,7 +4488,7 @@
         <w:rPr>
           <w:rFonts w:ascii="Arial Narrow" w:eastAsia="Arial Narrow" w:hAnsi="Arial Narrow" w:cs="Arial Narrow"/>
           <w:kern w:val="0"/>
-          <w14:ligatures w14:val="none"/>
+          <ns2:ligatures ns2:val="none"/>
         </w:rPr>
         <w:t xml:space="preserve">accidente de tránsito ocurrido el 8 de setiembre de 202 </w:t>
       </w:r>
@@ -4496,7 +4496,7 @@
         <w:rPr>
           <w:rFonts w:ascii="Arial Narrow" w:eastAsia="Arial Narrow" w:hAnsi="Arial Narrow" w:cs="Arial Narrow"/>
           <w:kern w:val="0"/>
-          <w14:ligatures w14:val="none"/>
+          <ns2:ligatures ns2:val="none"/>
         </w:rPr>
         <w:t xml:space="preserve">respecto de los seguros </w:t>
       </w:r>
@@ -4504,7 +4504,7 @@
         <w:rPr>
           <w:rFonts w:ascii="Arial Narrow" w:eastAsia="Arial Narrow" w:hAnsi="Arial Narrow" w:cs="Arial Narrow"/>
           <w:kern w:val="0"/>
-          <w14:ligatures w14:val="none"/>
+          <ns2:ligatures ns2:val="none"/>
         </w:rPr>
         <w:t>de</w:t>
       </w:r>
@@ -4512,7 +4512,7 @@
         <w:rPr>
           <w:rFonts w:ascii="Arial Narrow" w:eastAsia="Arial Narrow" w:hAnsi="Arial Narrow" w:cs="Arial Narrow"/>
           <w:kern w:val="0"/>
-          <w14:ligatures w14:val="none"/>
+          <ns2:ligatures ns2:val="none"/>
         </w:rPr>
         <w:t xml:space="preserve"> </w:t>
       </w:r>
@@ -4520,7 +4520,7 @@
         <w:rPr>
           <w:rFonts w:ascii="Arial Narrow" w:eastAsia="Arial Narrow" w:hAnsi="Arial Narrow" w:cs="Arial Narrow"/>
           <w:kern w:val="0"/>
-          <w14:ligatures w14:val="none"/>
+          <ns2:ligatures ns2:val="none"/>
         </w:rPr>
         <w:t xml:space="preserve">los vehículos de Placa de Rodaje </w:t>
       </w:r>
@@ -4529,7 +4529,7 @@
         <w:rPr>
           <w:rFonts w:ascii="Arial Narrow" w:eastAsia="Arial Narrow" w:hAnsi="Arial Narrow" w:cs="Arial Narrow"/>
           <w:kern w:val="0"/>
-          <w14:ligatures w14:val="none"/>
+          <ns2:ligatures ns2:val="none"/>
         </w:rPr>
         <w:t/>
       </w:r>
@@ -4538,7 +4538,7 @@
         <w:rPr>
           <w:rFonts w:ascii="Arial Narrow" w:eastAsia="Arial Narrow" w:hAnsi="Arial Narrow" w:cs="Arial Narrow"/>
           <w:kern w:val="0"/>
-          <w14:ligatures w14:val="none"/>
+          <ns2:ligatures ns2:val="none"/>
         </w:rPr>
         <w:t xml:space="preserve"> F9P-149 y </w:t>
       </w:r>
@@ -4547,7 +4547,7 @@
         <w:rPr>
           <w:rFonts w:ascii="Arial Narrow" w:eastAsia="Arial Narrow" w:hAnsi="Arial Narrow" w:cs="Arial Narrow"/>
           <w:kern w:val="0"/>
-          <w14:ligatures w14:val="none"/>
+          <ns2:ligatures ns2:val="none"/>
         </w:rPr>
         <w:t/>
       </w:r>
@@ -4556,7 +4556,7 @@
         <w:rPr>
           <w:rFonts w:ascii="Arial Narrow" w:eastAsia="Arial Narrow" w:hAnsi="Arial Narrow" w:cs="Arial Narrow"/>
           <w:kern w:val="0"/>
-          <w14:ligatures w14:val="none"/>
+          <ns2:ligatures ns2:val="none"/>
         </w:rPr>
         <w:t xml:space="preserve"> BXD-000 emitidos por la compañía aseguradora</w:t>
       </w:r>
@@ -4564,7 +4564,7 @@
         <w:rPr>
           <w:rFonts w:ascii="Arial Narrow" w:eastAsia="Arial Narrow" w:hAnsi="Arial Narrow" w:cs="Arial Narrow"/>
           <w:kern w:val="0"/>
-          <w14:ligatures w14:val="none"/>
+          <ns2:ligatures ns2:val="none"/>
         </w:rPr>
         <w:t>, presentada por el denunciante el 26 de agosto de 2024</w:t>
       </w:r>
@@ -4572,7 +4572,7 @@
         <w:rPr>
           <w:rFonts w:ascii="Arial Narrow" w:eastAsia="Arial Narrow" w:hAnsi="Arial Narrow" w:cs="Arial Narrow"/>
           <w:kern w:val="0"/>
-          <w14:ligatures w14:val="none"/>
+          <ns2:ligatures ns2:val="none"/>
         </w:rPr>
         <w:t>.</w:t>
       </w:r>
@@ -4580,23 +4580,23 @@
         <w:rPr>
           <w:rFonts w:ascii="Arial Narrow" w:eastAsia="Arial Narrow" w:hAnsi="Arial Narrow" w:cs="Arial Narrow"/>
           <w:kern w:val="0"/>
-          <w14:ligatures w14:val="none"/>
+          <ns2:ligatures ns2:val="none"/>
         </w:rPr>
         <w:t xml:space="preserve"> </w:t>
       </w:r>
     </w:p>
-    <w:p>
+    <w:p ns2:paraId="30DB3E2F" ns2:textId="77777777">
       <w:pPr>
         <w:pStyle w:val="Prrafodelista"/>
         <w:spacing w:after="0" w:line="240" w:lineRule="auto"/>
         <w:rPr>
           <w:rFonts w:ascii="Arial Narrow" w:eastAsia="Arial Narrow" w:hAnsi="Arial Narrow" w:cs="Arial Narrow"/>
           <w:kern w:val="0"/>
-          <w14:ligatures w14:val="none"/>
-        </w:rPr>
-      </w:pPr>
-    </w:p>
-    <w:p>
+          <ns2:ligatures ns2:val="none"/>
+        </w:rPr>
+      </w:pPr>
+    </w:p>
+    <w:p ns2:paraId="1BEB4041" ns2:textId="3F3A5801">
       <w:pPr>
         <w:pStyle w:val="Prrafodelista"/>
         <w:numPr>
@@ -4613,14 +4613,14 @@
         <w:rPr>
           <w:rFonts w:ascii="Arial Narrow" w:eastAsia="Arial Narrow" w:hAnsi="Arial Narrow" w:cs="Arial Narrow"/>
           <w:kern w:val="0"/>
-          <w14:ligatures w14:val="none"/>
-        </w:rPr>
-      </w:pPr>
-      <w:r>
-        <w:rPr>
-          <w:rFonts w:ascii="Arial Narrow" w:eastAsia="Arial Narrow" w:hAnsi="Arial Narrow" w:cs="Arial Narrow"/>
-          <w:kern w:val="0"/>
-          <w14:ligatures w14:val="none"/>
+          <ns2:ligatures ns2:val="none"/>
+        </w:rPr>
+      </w:pPr>
+      <w:r>
+        <w:rPr>
+          <w:rFonts w:ascii="Arial Narrow" w:eastAsia="Arial Narrow" w:hAnsi="Arial Narrow" w:cs="Arial Narrow"/>
+          <w:kern w:val="0"/>
+          <ns2:ligatures ns2:val="none"/>
         </w:rPr>
         <w:t>Presunta infracción al artículo 1, numeral 1, literal b) y al artículo 2 de la Ley</w:t>
       </w:r>
@@ -4628,7 +4628,7 @@
         <w:rPr>
           <w:rFonts w:ascii="Arial Narrow" w:eastAsia="Arial Narrow" w:hAnsi="Arial Narrow" w:cs="Arial Narrow"/>
           <w:kern w:val="0"/>
-          <w14:ligatures w14:val="none"/>
+          <ns2:ligatures ns2:val="none"/>
         </w:rPr>
         <w:t xml:space="preserve"> </w:t>
       </w:r>
@@ -4637,7 +4637,7 @@
         <w:rPr>
           <w:rFonts w:ascii="Arial Narrow" w:eastAsia="Arial Narrow" w:hAnsi="Arial Narrow" w:cs="Arial Narrow"/>
           <w:kern w:val="0"/>
-          <w14:ligatures w14:val="none"/>
+          <ns2:ligatures ns2:val="none"/>
         </w:rPr>
         <w:t/>
       </w:r>
@@ -4646,7 +4646,7 @@
         <w:rPr>
           <w:rFonts w:ascii="Arial Narrow" w:eastAsia="Arial Narrow" w:hAnsi="Arial Narrow" w:cs="Arial Narrow"/>
           <w:kern w:val="0"/>
-          <w14:ligatures w14:val="none"/>
+          <ns2:ligatures ns2:val="none"/>
         </w:rPr>
         <w:t xml:space="preserve"> 29571, Código de Protección y Defensa del Consumidor, en tanto </w:t>
       </w:r>
@@ -4654,7 +4654,7 @@
         <w:rPr>
           <w:rFonts w:ascii="Arial Narrow" w:eastAsia="Arial Narrow" w:hAnsi="Arial Narrow" w:cs="Arial Narrow"/>
           <w:kern w:val="0"/>
-          <w14:ligatures w14:val="none"/>
+          <ns2:ligatures ns2:val="none"/>
         </w:rPr>
         <w:t xml:space="preserve">Rímac Seguros y Reaseguros S.A. </w:t>
       </w:r>
@@ -4662,7 +4662,7 @@
         <w:rPr>
           <w:rFonts w:ascii="Arial Narrow" w:eastAsia="Arial Narrow" w:hAnsi="Arial Narrow" w:cs="Arial Narrow"/>
           <w:kern w:val="0"/>
-          <w14:ligatures w14:val="none"/>
+          <ns2:ligatures ns2:val="none"/>
         </w:rPr>
         <w:t xml:space="preserve">habría </w:t>
       </w:r>
@@ -4670,7 +4670,7 @@
         <w:rPr>
           <w:rFonts w:ascii="Arial Narrow" w:eastAsia="Arial Narrow" w:hAnsi="Arial Narrow" w:cs="Arial Narrow"/>
           <w:kern w:val="0"/>
-          <w14:ligatures w14:val="none"/>
+          <ns2:ligatures ns2:val="none"/>
         </w:rPr>
         <w:t>brindado información incorrecta</w:t>
       </w:r>
@@ -4678,7 +4678,7 @@
         <w:rPr>
           <w:rFonts w:ascii="Arial Narrow" w:eastAsia="Arial Narrow" w:hAnsi="Arial Narrow" w:cs="Arial Narrow"/>
           <w:kern w:val="0"/>
-          <w14:ligatures w14:val="none"/>
+          <ns2:ligatures ns2:val="none"/>
         </w:rPr>
         <w:t xml:space="preserve"> al denunciante</w:t>
       </w:r>
@@ -4686,7 +4686,7 @@
         <w:rPr>
           <w:rFonts w:ascii="Arial Narrow" w:eastAsia="Arial Narrow" w:hAnsi="Arial Narrow" w:cs="Arial Narrow"/>
           <w:kern w:val="0"/>
-          <w14:ligatures w14:val="none"/>
+          <ns2:ligatures ns2:val="none"/>
         </w:rPr>
         <w:t xml:space="preserve"> mediante la carta del 12 de abril de 2024</w:t>
       </w:r>
@@ -4694,7 +4694,7 @@
         <w:rPr>
           <w:rFonts w:ascii="Arial Narrow" w:eastAsia="Arial Narrow" w:hAnsi="Arial Narrow" w:cs="Arial Narrow"/>
           <w:kern w:val="0"/>
-          <w14:ligatures w14:val="none"/>
+          <ns2:ligatures ns2:val="none"/>
         </w:rPr>
         <w:t>.</w:t>
       </w:r>
@@ -4702,23 +4702,23 @@
         <w:rPr>
           <w:rFonts w:ascii="Arial Narrow" w:eastAsia="Arial Narrow" w:hAnsi="Arial Narrow" w:cs="Arial Narrow"/>
           <w:kern w:val="0"/>
-          <w14:ligatures w14:val="none"/>
+          <ns2:ligatures ns2:val="none"/>
         </w:rPr>
         <w:t xml:space="preserve"> </w:t>
       </w:r>
     </w:p>
-    <w:p>
+    <w:p ns2:paraId="2B0CC5C5" ns2:textId="77777777">
       <w:pPr>
         <w:pStyle w:val="Prrafodelista"/>
         <w:spacing w:after="0" w:line="240" w:lineRule="auto"/>
         <w:rPr>
           <w:rFonts w:ascii="Arial Narrow" w:eastAsia="Arial Narrow" w:hAnsi="Arial Narrow" w:cs="Arial Narrow"/>
           <w:kern w:val="0"/>
-          <w14:ligatures w14:val="none"/>
-        </w:rPr>
-      </w:pPr>
-    </w:p>
-    <w:p>
+          <ns2:ligatures ns2:val="none"/>
+        </w:rPr>
+      </w:pPr>
+    </w:p>
+    <w:p ns2:paraId="49EB0957" ns2:textId="091CBBA1">
       <w:pPr>
         <w:pStyle w:val="Prrafodelista"/>
         <w:numPr>
@@ -4735,14 +4735,14 @@
         <w:rPr>
           <w:rFonts w:ascii="Arial Narrow" w:eastAsia="Arial Narrow" w:hAnsi="Arial Narrow" w:cs="Arial Narrow"/>
           <w:kern w:val="0"/>
-          <w14:ligatures w14:val="none"/>
-        </w:rPr>
-      </w:pPr>
-      <w:r>
-        <w:rPr>
-          <w:rFonts w:ascii="Arial Narrow" w:eastAsia="Arial Narrow" w:hAnsi="Arial Narrow" w:cs="Arial Narrow"/>
-          <w:kern w:val="0"/>
-          <w14:ligatures w14:val="none"/>
+          <ns2:ligatures ns2:val="none"/>
+        </w:rPr>
+      </w:pPr>
+      <w:r>
+        <w:rPr>
+          <w:rFonts w:ascii="Arial Narrow" w:eastAsia="Arial Narrow" w:hAnsi="Arial Narrow" w:cs="Arial Narrow"/>
+          <w:kern w:val="0"/>
+          <ns2:ligatures ns2:val="none"/>
         </w:rPr>
         <w:t xml:space="preserve">Presunta infracción al numeral 88.1 del artículo 88 de la Ley </w:t>
       </w:r>
@@ -4751,7 +4751,7 @@
         <w:rPr>
           <w:rFonts w:ascii="Arial Narrow" w:eastAsia="Arial Narrow" w:hAnsi="Arial Narrow" w:cs="Arial Narrow"/>
           <w:kern w:val="0"/>
-          <w14:ligatures w14:val="none"/>
+          <ns2:ligatures ns2:val="none"/>
         </w:rPr>
         <w:t/>
       </w:r>
@@ -4760,7 +4760,7 @@
         <w:rPr>
           <w:rFonts w:ascii="Arial Narrow" w:eastAsia="Arial Narrow" w:hAnsi="Arial Narrow" w:cs="Arial Narrow"/>
           <w:kern w:val="0"/>
-          <w14:ligatures w14:val="none"/>
+          <ns2:ligatures ns2:val="none"/>
         </w:rPr>
         <w:t xml:space="preserve"> 29571, Código de Protección y Defensa del Consumidor, en tanto </w:t>
       </w:r>
@@ -4768,7 +4768,7 @@
         <w:rPr>
           <w:rFonts w:ascii="Arial Narrow" w:eastAsia="Arial Narrow" w:hAnsi="Arial Narrow" w:cs="Arial Narrow"/>
           <w:kern w:val="0"/>
-          <w14:ligatures w14:val="none"/>
+          <ns2:ligatures ns2:val="none"/>
         </w:rPr>
         <w:t xml:space="preserve">Rímac Seguros y Reaseguros S.A. </w:t>
       </w:r>
@@ -4776,7 +4776,7 @@
         <w:rPr>
           <w:rFonts w:ascii="Arial Narrow" w:eastAsia="Arial Narrow" w:hAnsi="Arial Narrow" w:cs="Arial Narrow"/>
           <w:kern w:val="0"/>
-          <w14:ligatures w14:val="none"/>
+          <ns2:ligatures ns2:val="none"/>
         </w:rPr>
         <w:t>s</w:t>
       </w:r>
@@ -4784,7 +4784,7 @@
         <w:rPr>
           <w:rFonts w:ascii="Arial Narrow" w:eastAsia="Arial Narrow" w:hAnsi="Arial Narrow" w:cs="Arial Narrow"/>
           <w:kern w:val="0"/>
-          <w14:ligatures w14:val="none"/>
+          <ns2:ligatures ns2:val="none"/>
         </w:rPr>
         <w:t>e habría negado a recibir el reclamo</w:t>
       </w:r>
@@ -4792,7 +4792,7 @@
         <w:rPr>
           <w:rFonts w:ascii="Arial Narrow" w:eastAsia="Arial Narrow" w:hAnsi="Arial Narrow" w:cs="Arial Narrow"/>
           <w:kern w:val="0"/>
-          <w14:ligatures w14:val="none"/>
+          <ns2:ligatures ns2:val="none"/>
         </w:rPr>
         <w:t xml:space="preserve"> </w:t>
       </w:r>
@@ -4800,7 +4800,7 @@
         <w:rPr>
           <w:rFonts w:ascii="Arial Narrow" w:eastAsia="Arial Narrow" w:hAnsi="Arial Narrow" w:cs="Arial Narrow"/>
           <w:kern w:val="0"/>
-          <w14:ligatures w14:val="none"/>
+          <ns2:ligatures ns2:val="none"/>
         </w:rPr>
         <w:t xml:space="preserve">presentado </w:t>
       </w:r>
@@ -4808,7 +4808,7 @@
         <w:rPr>
           <w:rFonts w:ascii="Arial Narrow" w:eastAsia="Arial Narrow" w:hAnsi="Arial Narrow" w:cs="Arial Narrow"/>
           <w:kern w:val="0"/>
-          <w14:ligatures w14:val="none"/>
+          <ns2:ligatures ns2:val="none"/>
         </w:rPr>
         <w:t xml:space="preserve">por el denunciante </w:t>
       </w:r>
@@ -4816,23 +4816,23 @@
         <w:rPr>
           <w:rFonts w:ascii="Arial Narrow" w:eastAsia="Arial Narrow" w:hAnsi="Arial Narrow" w:cs="Arial Narrow"/>
           <w:kern w:val="0"/>
-          <w14:ligatures w14:val="none"/>
+          <ns2:ligatures ns2:val="none"/>
         </w:rPr>
         <w:t>mediante carta notarial el 19 de febrero de 2024.</w:t>
       </w:r>
     </w:p>
-    <w:p>
+    <w:p ns2:paraId="26FEC581" ns2:textId="77777777">
       <w:pPr>
         <w:pStyle w:val="Prrafodelista"/>
         <w:spacing w:after="0" w:line="240" w:lineRule="auto"/>
         <w:rPr>
           <w:rFonts w:ascii="Arial Narrow" w:eastAsia="Arial Narrow" w:hAnsi="Arial Narrow" w:cs="Arial Narrow"/>
           <w:kern w:val="0"/>
-          <w14:ligatures w14:val="none"/>
-        </w:rPr>
-      </w:pPr>
-    </w:p>
-    <w:p>
+          <ns2:ligatures ns2:val="none"/>
+        </w:rPr>
+      </w:pPr>
+    </w:p>
+    <w:p ns2:paraId="191B1288" ns2:textId="3A167E58">
       <w:pPr>
         <w:pStyle w:val="Prrafodelista"/>
         <w:numPr>
@@ -4849,14 +4849,14 @@
         <w:rPr>
           <w:rFonts w:ascii="Arial Narrow" w:eastAsia="Arial Narrow" w:hAnsi="Arial Narrow" w:cs="Arial Narrow"/>
           <w:kern w:val="0"/>
-          <w14:ligatures w14:val="none"/>
-        </w:rPr>
-      </w:pPr>
-      <w:r>
-        <w:rPr>
-          <w:rFonts w:ascii="Arial Narrow" w:eastAsia="Arial Narrow" w:hAnsi="Arial Narrow" w:cs="Arial Narrow"/>
-          <w:kern w:val="0"/>
-          <w14:ligatures w14:val="none"/>
+          <ns2:ligatures ns2:val="none"/>
+        </w:rPr>
+      </w:pPr>
+      <w:r>
+        <w:rPr>
+          <w:rFonts w:ascii="Arial Narrow" w:eastAsia="Arial Narrow" w:hAnsi="Arial Narrow" w:cs="Arial Narrow"/>
+          <w:kern w:val="0"/>
+          <ns2:ligatures ns2:val="none"/>
         </w:rPr>
         <w:t xml:space="preserve">Presunta infracción al artículo 111 de la Ley 29571, Código de Protección y Defensa del Consumidor, en tanto el señor [APELLIDO] sería responsable solidario de las presuntas infracciones cometidas por Rímac Seguros y Reaseguros S.A., quien ostentaba la condición de gerente general de la compañía aseguradora hasta el 24 de setiembre de 2025, por participar en la planificación y ejecución de acciones de gestión orientadas a proporcionar al denunciante información incorrecta contenida en la carta del 12 de abril de 2024, a no otorgar la cobertura solicitada respecto del siniestro ocurrido el 8 de setiembre de 2023, así como a negarse a recibir el reclamo del 19 de febrero de 2024 ni la solicitud de entrega de información presentada el 26 de agosto de 2024.</w:t>
       </w:r>
@@ -4865,7 +4865,7 @@
         <w:rPr>
           <w:rFonts w:ascii="Arial Narrow" w:eastAsia="Arial Narrow" w:hAnsi="Arial Narrow" w:cs="Arial Narrow"/>
           <w:kern w:val="0"/>
-          <w14:ligatures w14:val="none"/>
+          <ns2:ligatures ns2:val="none"/>
         </w:rPr>
         <w:t/>
       </w:r>
@@ -4874,7 +4874,7 @@
         <w:rPr>
           <w:rFonts w:ascii="Arial Narrow" w:eastAsia="Arial Narrow" w:hAnsi="Arial Narrow" w:cs="Arial Narrow"/>
           <w:kern w:val="0"/>
-          <w14:ligatures w14:val="none"/>
+          <ns2:ligatures ns2:val="none"/>
         </w:rPr>
         <w:t xml:space="preserve"/>
       </w:r>
@@ -4882,7 +4882,7 @@
         <w:rPr>
           <w:rFonts w:ascii="Arial Narrow" w:eastAsia="Arial Narrow" w:hAnsi="Arial Narrow" w:cs="Arial Narrow"/>
           <w:kern w:val="0"/>
-          <w14:ligatures w14:val="none"/>
+          <ns2:ligatures ns2:val="none"/>
         </w:rPr>
         <w:t xml:space="preserve"/>
       </w:r>
@@ -4891,7 +4891,7 @@
           <w:rFonts w:ascii="Arial Narrow" w:eastAsia="Arial Narrow" w:hAnsi="Arial Narrow" w:cs="Arial Narrow"/>
           <w:bCs/>
           <w:kern w:val="0"/>
-          <w14:ligatures w14:val="none"/>
+          <ns2:ligatures ns2:val="none"/>
         </w:rPr>
         <w:t xml:space="preserve"/>
       </w:r>
@@ -4899,7 +4899,7 @@
         <w:rPr>
           <w:rFonts w:ascii="Arial Narrow" w:eastAsia="Arial Narrow" w:hAnsi="Arial Narrow" w:cs="Arial Narrow"/>
           <w:kern w:val="0"/>
-          <w14:ligatures w14:val="none"/>
+          <ns2:ligatures ns2:val="none"/>
         </w:rPr>
         <w:t xml:space="preserve"/>
       </w:r>
@@ -4907,15 +4907,15 @@
         <w:rPr>
           <w:rFonts w:ascii="Arial Narrow" w:eastAsia="Arial Narrow" w:hAnsi="Arial Narrow" w:cs="Arial Narrow"/>
           <w:kern w:val="0"/>
-          <w14:ligatures w14:val="none"/>
-        </w:rPr>
-        <w:t/>
-      </w:r>
-      <w:r>
-        <w:rPr>
-          <w:rFonts w:ascii="Arial Narrow" w:eastAsia="Arial Narrow" w:hAnsi="Arial Narrow" w:cs="Arial Narrow"/>
-          <w:kern w:val="0"/>
-          <w14:ligatures w14:val="none"/>
+          <ns2:ligatures ns2:val="none"/>
+        </w:rPr>
+        <w:t/>
+      </w:r>
+      <w:r>
+        <w:rPr>
+          <w:rFonts w:ascii="Arial Narrow" w:eastAsia="Arial Narrow" w:hAnsi="Arial Narrow" w:cs="Arial Narrow"/>
+          <w:kern w:val="0"/>
+          <ns2:ligatures ns2:val="none"/>
         </w:rPr>
         <w:t xml:space="preserve"/>
       </w:r>
@@ -4923,15 +4923,15 @@
         <w:rPr>
           <w:rFonts w:ascii="Arial Narrow" w:eastAsia="Arial Narrow" w:hAnsi="Arial Narrow" w:cs="Arial Narrow"/>
           <w:kern w:val="0"/>
-          <w14:ligatures w14:val="none"/>
-        </w:rPr>
-        <w:t/>
-      </w:r>
-      <w:r>
-        <w:rPr>
-          <w:rFonts w:ascii="Arial Narrow" w:eastAsia="Arial Narrow" w:hAnsi="Arial Narrow" w:cs="Arial Narrow"/>
-          <w:kern w:val="0"/>
-          <w14:ligatures w14:val="none"/>
+          <ns2:ligatures ns2:val="none"/>
+        </w:rPr>
+        <w:t/>
+      </w:r>
+      <w:r>
+        <w:rPr>
+          <w:rFonts w:ascii="Arial Narrow" w:eastAsia="Arial Narrow" w:hAnsi="Arial Narrow" w:cs="Arial Narrow"/>
+          <w:kern w:val="0"/>
+          <ns2:ligatures ns2:val="none"/>
         </w:rPr>
         <w:t xml:space="preserve"/>
       </w:r>
@@ -4939,15 +4939,15 @@
         <w:rPr>
           <w:rFonts w:ascii="Arial Narrow" w:eastAsia="Arial Narrow" w:hAnsi="Arial Narrow" w:cs="Arial Narrow"/>
           <w:kern w:val="0"/>
-          <w14:ligatures w14:val="none"/>
-        </w:rPr>
-        <w:t/>
-      </w:r>
-      <w:r>
-        <w:rPr>
-          <w:rFonts w:ascii="Arial Narrow" w:eastAsia="Arial Narrow" w:hAnsi="Arial Narrow" w:cs="Arial Narrow"/>
-          <w:kern w:val="0"/>
-          <w14:ligatures w14:val="none"/>
+          <ns2:ligatures ns2:val="none"/>
+        </w:rPr>
+        <w:t/>
+      </w:r>
+      <w:r>
+        <w:rPr>
+          <w:rFonts w:ascii="Arial Narrow" w:eastAsia="Arial Narrow" w:hAnsi="Arial Narrow" w:cs="Arial Narrow"/>
+          <w:kern w:val="0"/>
+          <ns2:ligatures ns2:val="none"/>
         </w:rPr>
         <w:t xml:space="preserve"/>
       </w:r>
@@ -4955,15 +4955,15 @@
         <w:rPr>
           <w:rFonts w:ascii="Arial Narrow" w:eastAsia="Arial Narrow" w:hAnsi="Arial Narrow" w:cs="Arial Narrow"/>
           <w:kern w:val="0"/>
-          <w14:ligatures w14:val="none"/>
-        </w:rPr>
-        <w:t/>
-      </w:r>
-      <w:r>
-        <w:rPr>
-          <w:rFonts w:ascii="Arial Narrow" w:eastAsia="Arial Narrow" w:hAnsi="Arial Narrow" w:cs="Arial Narrow"/>
-          <w:kern w:val="0"/>
-          <w14:ligatures w14:val="none"/>
+          <ns2:ligatures ns2:val="none"/>
+        </w:rPr>
+        <w:t/>
+      </w:r>
+      <w:r>
+        <w:rPr>
+          <w:rFonts w:ascii="Arial Narrow" w:eastAsia="Arial Narrow" w:hAnsi="Arial Narrow" w:cs="Arial Narrow"/>
+          <w:kern w:val="0"/>
+          <ns2:ligatures ns2:val="none"/>
         </w:rPr>
         <w:t xml:space="preserve"/>
       </w:r>
@@ -4971,23 +4971,23 @@
         <w:rPr>
           <w:rFonts w:ascii="Arial Narrow" w:eastAsia="Arial Narrow" w:hAnsi="Arial Narrow" w:cs="Arial Narrow"/>
           <w:kern w:val="0"/>
-          <w14:ligatures w14:val="none"/>
-        </w:rPr>
-        <w:t/>
-      </w:r>
-    </w:p>
-    <w:p>
+          <ns2:ligatures ns2:val="none"/>
+        </w:rPr>
+        <w:t/>
+      </w:r>
+    </w:p>
+    <w:p ns2:paraId="735B2505" ns2:textId="77777777">
       <w:pPr>
         <w:pStyle w:val="Prrafodelista"/>
         <w:spacing w:after="0" w:line="240" w:lineRule="auto"/>
         <w:rPr>
           <w:rFonts w:ascii="Arial Narrow" w:eastAsia="Arial Narrow" w:hAnsi="Arial Narrow" w:cs="Arial Narrow"/>
           <w:kern w:val="0"/>
-          <w14:ligatures w14:val="none"/>
-        </w:rPr>
-      </w:pPr>
-    </w:p>
-    <w:p>
+          <ns2:ligatures ns2:val="none"/>
+        </w:rPr>
+      </w:pPr>
+    </w:p>
+    <w:p ns2:paraId="4179A927" ns2:textId="1BEE0C56">
       <w:pPr>
         <w:pStyle w:val="Prrafodelista"/>
         <w:numPr>
@@ -5004,14 +5004,14 @@
         <w:rPr>
           <w:rFonts w:ascii="Arial Narrow" w:eastAsia="Arial Narrow" w:hAnsi="Arial Narrow" w:cs="Arial Narrow"/>
           <w:kern w:val="0"/>
-          <w14:ligatures w14:val="none"/>
-        </w:rPr>
-      </w:pPr>
-      <w:r>
-        <w:rPr>
-          <w:rFonts w:ascii="Arial Narrow" w:eastAsia="Arial Narrow" w:hAnsi="Arial Narrow" w:cs="Arial Narrow"/>
-          <w:kern w:val="0"/>
-          <w14:ligatures w14:val="none"/>
+          <ns2:ligatures ns2:val="none"/>
+        </w:rPr>
+      </w:pPr>
+      <w:r>
+        <w:rPr>
+          <w:rFonts w:ascii="Arial Narrow" w:eastAsia="Arial Narrow" w:hAnsi="Arial Narrow" w:cs="Arial Narrow"/>
+          <w:kern w:val="0"/>
+          <ns2:ligatures ns2:val="none"/>
         </w:rPr>
         <w:t xml:space="preserve">Presunta infracción al artículo 111 de la Ley 29571, Código de Protección y Defensa del Consumidor, en tanto el señor [APELLIDO] Martínez sería responsable solidario de las presuntas infracciones cometidas por Rímac Seguros y Reaseguros S.A., quien ostenta la condición de gerente general de la compañía aseguradora desde el 25 de setiembre de 2025, por participar en la planificación y ejecución de acciones de gestión orientadas a no otorgar la cobertura solicitada respecto del siniestro ocurrido el 8 de setiembre de 2023, así como a negarse a recibir el reclamo del 19 de febrero de 2024 ni la solicitud de entrega de información presentada el 26 de agosto de 2024.</w:t>
       </w:r>
@@ -5020,7 +5020,7 @@
         <w:rPr>
           <w:rFonts w:ascii="Arial Narrow" w:eastAsia="Arial Narrow" w:hAnsi="Arial Narrow" w:cs="Arial Narrow"/>
           <w:kern w:val="0"/>
-          <w14:ligatures w14:val="none"/>
+          <ns2:ligatures ns2:val="none"/>
         </w:rPr>
         <w:t/>
       </w:r>
@@ -5029,7 +5029,7 @@
         <w:rPr>
           <w:rFonts w:ascii="Arial Narrow" w:eastAsia="Arial Narrow" w:hAnsi="Arial Narrow" w:cs="Arial Narrow"/>
           <w:kern w:val="0"/>
-          <w14:ligatures w14:val="none"/>
+          <ns2:ligatures ns2:val="none"/>
         </w:rPr>
         <w:t xml:space="preserve"/>
       </w:r>
@@ -5037,7 +5037,7 @@
         <w:rPr>
           <w:rFonts w:ascii="Arial Narrow" w:eastAsia="Arial Narrow" w:hAnsi="Arial Narrow" w:cs="Arial Narrow"/>
           <w:kern w:val="0"/>
-          <w14:ligatures w14:val="none"/>
+          <ns2:ligatures ns2:val="none"/>
         </w:rPr>
         <w:t xml:space="preserve"/>
       </w:r>
@@ -5046,7 +5046,7 @@
           <w:rFonts w:ascii="Arial Narrow" w:eastAsia="Arial Narrow" w:hAnsi="Arial Narrow" w:cs="Arial Narrow"/>
           <w:bCs/>
           <w:kern w:val="0"/>
-          <w14:ligatures w14:val="none"/>
+          <ns2:ligatures ns2:val="none"/>
         </w:rPr>
         <w:t xml:space="preserve"/>
       </w:r>
@@ -5054,7 +5054,7 @@
         <w:rPr>
           <w:rFonts w:ascii="Arial Narrow" w:eastAsia="Arial Narrow" w:hAnsi="Arial Narrow" w:cs="Arial Narrow"/>
           <w:kern w:val="0"/>
-          <w14:ligatures w14:val="none"/>
+          <ns2:ligatures ns2:val="none"/>
         </w:rPr>
         <w:t xml:space="preserve"/>
       </w:r>
@@ -5062,15 +5062,15 @@
         <w:rPr>
           <w:rFonts w:ascii="Arial Narrow" w:eastAsia="Arial Narrow" w:hAnsi="Arial Narrow" w:cs="Arial Narrow"/>
           <w:kern w:val="0"/>
-          <w14:ligatures w14:val="none"/>
-        </w:rPr>
-        <w:t/>
-      </w:r>
-      <w:r>
-        <w:rPr>
-          <w:rFonts w:ascii="Arial Narrow" w:eastAsia="Arial Narrow" w:hAnsi="Arial Narrow" w:cs="Arial Narrow"/>
-          <w:kern w:val="0"/>
-          <w14:ligatures w14:val="none"/>
+          <ns2:ligatures ns2:val="none"/>
+        </w:rPr>
+        <w:t/>
+      </w:r>
+      <w:r>
+        <w:rPr>
+          <w:rFonts w:ascii="Arial Narrow" w:eastAsia="Arial Narrow" w:hAnsi="Arial Narrow" w:cs="Arial Narrow"/>
+          <w:kern w:val="0"/>
+          <ns2:ligatures ns2:val="none"/>
         </w:rPr>
         <w:t xml:space="preserve"/>
       </w:r>
@@ -5078,15 +5078,15 @@
         <w:rPr>
           <w:rFonts w:ascii="Arial Narrow" w:eastAsia="Arial Narrow" w:hAnsi="Arial Narrow" w:cs="Arial Narrow"/>
           <w:kern w:val="0"/>
-          <w14:ligatures w14:val="none"/>
-        </w:rPr>
-        <w:t/>
-      </w:r>
-      <w:r>
-        <w:rPr>
-          <w:rFonts w:ascii="Arial Narrow" w:eastAsia="Arial Narrow" w:hAnsi="Arial Narrow" w:cs="Arial Narrow"/>
-          <w:kern w:val="0"/>
-          <w14:ligatures w14:val="none"/>
+          <ns2:ligatures ns2:val="none"/>
+        </w:rPr>
+        <w:t/>
+      </w:r>
+      <w:r>
+        <w:rPr>
+          <w:rFonts w:ascii="Arial Narrow" w:eastAsia="Arial Narrow" w:hAnsi="Arial Narrow" w:cs="Arial Narrow"/>
+          <w:kern w:val="0"/>
+          <ns2:ligatures ns2:val="none"/>
         </w:rPr>
         <w:t xml:space="preserve"/>
       </w:r>
@@ -5094,7 +5094,7 @@
         <w:rPr>
           <w:rFonts w:ascii="Arial Narrow" w:eastAsia="Arial Narrow" w:hAnsi="Arial Narrow" w:cs="Arial Narrow"/>
           <w:kern w:val="0"/>
-          <w14:ligatures w14:val="none"/>
+          <ns2:ligatures ns2:val="none"/>
         </w:rPr>
         <w:t xml:space="preserve"/>
       </w:r>
@@ -5102,20 +5102,20 @@
         <w:rPr>
           <w:rFonts w:ascii="Arial Narrow" w:eastAsia="Arial Narrow" w:hAnsi="Arial Narrow" w:cs="Arial Narrow"/>
           <w:kern w:val="0"/>
-          <w14:ligatures w14:val="none"/>
-        </w:rPr>
-        <w:t/>
-      </w:r>
-      <w:r>
-        <w:rPr>
-          <w:rFonts w:ascii="Arial Narrow" w:eastAsia="Arial Narrow" w:hAnsi="Arial Narrow" w:cs="Arial Narrow"/>
-          <w:kern w:val="0"/>
-          <w14:ligatures w14:val="none"/>
-        </w:rPr>
-        <w:t/>
-      </w:r>
-    </w:p>
-    <w:p>
+          <ns2:ligatures ns2:val="none"/>
+        </w:rPr>
+        <w:t/>
+      </w:r>
+      <w:r>
+        <w:rPr>
+          <w:rFonts w:ascii="Arial Narrow" w:eastAsia="Arial Narrow" w:hAnsi="Arial Narrow" w:cs="Arial Narrow"/>
+          <w:kern w:val="0"/>
+          <ns2:ligatures ns2:val="none"/>
+        </w:rPr>
+        <w:t/>
+      </w:r>
+    </w:p>
+    <w:p ns2:paraId="1DEB3481" ns2:textId="77777777">
       <w:pPr>
         <w:spacing w:after="0" w:line="240" w:lineRule="auto"/>
         <w:contextualSpacing/>
@@ -5123,11 +5123,11 @@
         <w:rPr>
           <w:rFonts w:ascii="Arial Narrow" w:eastAsia="Arial Narrow" w:hAnsi="Arial Narrow" w:cs="Arial Narrow"/>
           <w:kern w:val="0"/>
-          <w14:ligatures w14:val="none"/>
-        </w:rPr>
-      </w:pPr>
-    </w:p>
-    <w:p>
+          <ns2:ligatures ns2:val="none"/>
+        </w:rPr>
+      </w:pPr>
+    </w:p>
+    <w:p ns2:paraId="634A0D61" ns2:textId="74ACC0C8">
       <w:pPr>
         <w:spacing w:after="0" w:line="240" w:lineRule="auto"/>
         <w:contextualSpacing/>
@@ -5135,17 +5135,17 @@
         <w:rPr>
           <w:rFonts w:ascii="Arial Narrow" w:eastAsia="Calibri" w:hAnsi="Arial Narrow" w:cs="Arial"/>
           <w:kern w:val="0"/>
-          <w14:ligatures w14:val="none"/>
-        </w:rPr>
-      </w:pPr>
-      <w:r>
-        <w:rPr>
-          <w:rFonts w:ascii="Arial Narrow" w:eastAsia="Arial Narrow" w:hAnsi="Arial Narrow" w:cs="Arial Narrow"/>
-          <w:b/>
-          <w:color w:val="000000"/>
-          <w:kern w:val="0"/>
-          <w:lang w:eastAsia="es-PE"/>
-          <w14:ligatures w14:val="none"/>
+          <ns2:ligatures ns2:val="none"/>
+        </w:rPr>
+      </w:pPr>
+      <w:r>
+        <w:rPr>
+          <w:rFonts w:ascii="Arial Narrow" w:eastAsia="Arial Narrow" w:hAnsi="Arial Narrow" w:cs="Arial Narrow"/>
+          <w:b/>
+          <w:color w:val="000000"/>
+          <w:kern w:val="0"/>
+          <w:lang w:eastAsia="es-PE"/>
+          <ns2:ligatures ns2:val="none"/>
         </w:rPr>
         <w:t>SEGUNDO:</w:t>
       </w:r>
@@ -5155,7 +5155,7 @@
           <w:color w:val="000000"/>
           <w:kern w:val="0"/>
           <w:lang w:eastAsia="es-PE"/>
-          <w14:ligatures w14:val="none"/>
+          <ns2:ligatures ns2:val="none"/>
         </w:rPr>
         <w:t xml:space="preserve"> tener por ofrecidos los medios probatorios presentados en el escrito de denuncia </w:t>
       </w:r>
@@ -5165,7 +5165,7 @@
           <w:color w:val="000000"/>
           <w:kern w:val="0"/>
           <w:lang w:val="es-ES" w:eastAsia="es-ES"/>
-          <w14:ligatures w14:val="none"/>
+          <ns2:ligatures ns2:val="none"/>
         </w:rPr>
         <w:t xml:space="preserve">del </w:t>
       </w:r>
@@ -5175,7 +5175,7 @@
           <w:color w:val="000000"/>
           <w:kern w:val="0"/>
           <w:lang w:val="es-ES" w:eastAsia="es-ES"/>
-          <w14:ligatures w14:val="none"/>
+          <ns2:ligatures ns2:val="none"/>
         </w:rPr>
         <w:t>8 de enero de 2026, complementado con el escrito del 16 de enero de 2026, subsanada mediante escrito del 5 de febrero de 2026</w:t>
       </w:r>
@@ -5183,12 +5183,12 @@
         <w:rPr>
           <w:rFonts w:ascii="Arial Narrow" w:eastAsia="Calibri" w:hAnsi="Arial Narrow" w:cs="Arial"/>
           <w:kern w:val="0"/>
-          <w14:ligatures w14:val="none"/>
+          <ns2:ligatures ns2:val="none"/>
         </w:rPr>
         <w:t>.</w:t>
       </w:r>
     </w:p>
-    <w:p>
+    <w:p ns2:paraId="2AF03E3F" ns2:textId="77777777">
       <w:pPr>
         <w:spacing w:after="0" w:line="240" w:lineRule="auto"/>
         <w:contextualSpacing/>
@@ -5198,11 +5198,11 @@
           <w:color w:val="000000"/>
           <w:kern w:val="0"/>
           <w:lang w:eastAsia="es-PE"/>
-          <w14:ligatures w14:val="none"/>
-        </w:rPr>
-      </w:pPr>
-    </w:p>
-    <w:p>
+          <ns2:ligatures ns2:val="none"/>
+        </w:rPr>
+      </w:pPr>
+    </w:p>
+    <w:p ns2:paraId="5D90C1F7" ns2:textId="64AB2EBE">
       <w:pPr>
         <w:spacing w:after="0" w:line="240" w:lineRule="auto"/>
         <w:contextualSpacing/>
@@ -5212,17 +5212,17 @@
           <w:color w:val="000000"/>
           <w:kern w:val="0"/>
           <w:lang w:eastAsia="es-PE"/>
-          <w14:ligatures w14:val="none"/>
-        </w:rPr>
-      </w:pPr>
-      <w:r>
-        <w:rPr>
-          <w:rFonts w:ascii="Arial Narrow" w:eastAsia="Arial Narrow" w:hAnsi="Arial Narrow" w:cs="Arial Narrow"/>
-          <w:b/>
-          <w:color w:val="000000"/>
-          <w:kern w:val="0"/>
-          <w:lang w:eastAsia="es-PE"/>
-          <w14:ligatures w14:val="none"/>
+          <ns2:ligatures ns2:val="none"/>
+        </w:rPr>
+      </w:pPr>
+      <w:r>
+        <w:rPr>
+          <w:rFonts w:ascii="Arial Narrow" w:eastAsia="Arial Narrow" w:hAnsi="Arial Narrow" w:cs="Arial Narrow"/>
+          <w:b/>
+          <w:color w:val="000000"/>
+          <w:kern w:val="0"/>
+          <w:lang w:eastAsia="es-PE"/>
+          <ns2:ligatures ns2:val="none"/>
         </w:rPr>
         <w:t xml:space="preserve">TERCERO: </w:t>
       </w:r>
@@ -5232,7 +5232,7 @@
           <w:color w:val="000000"/>
           <w:kern w:val="0"/>
           <w:lang w:eastAsia="es-PE"/>
-          <w14:ligatures w14:val="none"/>
+          <ns2:ligatures ns2:val="none"/>
         </w:rPr>
         <w:t xml:space="preserve">requerir </w:t>
       </w:r>
@@ -5243,7 +5243,7 @@
           <w:kern w:val="0"/>
           <w:shd w:val="clear" w:color="auto" w:fill="FFFFFF"/>
           <w:lang w:eastAsia="es-PE"/>
-          <w14:ligatures w14:val="none"/>
+          <ns2:ligatures ns2:val="none"/>
         </w:rPr>
         <w:t>Rímac Seguros y Reaseguros S.A.</w:t>
       </w:r>
@@ -5253,7 +5253,7 @@
           <w:color w:val="000000"/>
           <w:kern w:val="0"/>
           <w:lang w:eastAsia="es-ES"/>
-          <w14:ligatures w14:val="none"/>
+          <ns2:ligatures ns2:val="none"/>
         </w:rPr>
         <w:t xml:space="preserve"> </w:t>
       </w:r>
@@ -5263,12 +5263,12 @@
           <w:color w:val="000000"/>
           <w:kern w:val="0"/>
           <w:lang w:eastAsia="es-PE"/>
-          <w14:ligatures w14:val="none"/>
+          <ns2:ligatures ns2:val="none"/>
         </w:rPr>
         <w:t>que cumpla con lo siguiente:</w:t>
       </w:r>
     </w:p>
-    <w:p>
+    <w:p ns2:paraId="156DFAB9" ns2:textId="77777777">
       <w:pPr>
         <w:spacing w:after="0" w:line="240" w:lineRule="auto"/>
         <w:contextualSpacing/>
@@ -5278,11 +5278,11 @@
           <w:color w:val="000000"/>
           <w:kern w:val="0"/>
           <w:lang w:eastAsia="es-PE"/>
-          <w14:ligatures w14:val="none"/>
-        </w:rPr>
-      </w:pPr>
-    </w:p>
-    <w:p>
+          <ns2:ligatures ns2:val="none"/>
+        </w:rPr>
+      </w:pPr>
+    </w:p>
+    <w:p ns2:paraId="37384474" ns2:textId="77777777">
       <w:pPr>
         <w:numPr>
           <w:ilvl w:val="0"/>
@@ -5297,21 +5297,21 @@
           <w:color w:val="000000"/>
           <w:kern w:val="0"/>
           <w:lang w:eastAsia="es-PE"/>
-          <w14:ligatures w14:val="none"/>
-        </w:rPr>
-      </w:pPr>
-      <w:r>
-        <w:rPr>
-          <w:rFonts w:ascii="Arial Narrow" w:eastAsia="Arial Narrow" w:hAnsi="Arial Narrow" w:cs="Arial Narrow"/>
-          <w:color w:val="000000"/>
-          <w:kern w:val="0"/>
-          <w:lang w:eastAsia="es-PE"/>
-          <w14:ligatures w14:val="none"/>
+          <ns2:ligatures ns2:val="none"/>
+        </w:rPr>
+      </w:pPr>
+      <w:r>
+        <w:rPr>
+          <w:rFonts w:ascii="Arial Narrow" w:eastAsia="Arial Narrow" w:hAnsi="Arial Narrow" w:cs="Arial Narrow"/>
+          <w:color w:val="000000"/>
+          <w:kern w:val="0"/>
+          <w:lang w:eastAsia="es-PE"/>
+          <ns2:ligatures ns2:val="none"/>
         </w:rPr>
         <w:t>presentar documentos que acrediten su inscripción en los Registros Públicos o una declaración jurada que indique que cuenta con dicha inscripción;</w:t>
       </w:r>
     </w:p>
-    <w:p>
+    <w:p ns2:paraId="04A6E74B" ns2:textId="77777777">
       <w:pPr>
         <w:numPr>
           <w:ilvl w:val="0"/>
@@ -5326,21 +5326,21 @@
           <w:color w:val="000000"/>
           <w:kern w:val="0"/>
           <w:lang w:eastAsia="es-PE"/>
-          <w14:ligatures w14:val="none"/>
-        </w:rPr>
-      </w:pPr>
-      <w:r>
-        <w:rPr>
-          <w:rFonts w:ascii="Arial Narrow" w:eastAsia="Arial Narrow" w:hAnsi="Arial Narrow" w:cs="Arial Narrow"/>
-          <w:color w:val="000000"/>
-          <w:kern w:val="0"/>
-          <w:lang w:eastAsia="es-PE"/>
-          <w14:ligatures w14:val="none"/>
+          <ns2:ligatures ns2:val="none"/>
+        </w:rPr>
+      </w:pPr>
+      <w:r>
+        <w:rPr>
+          <w:rFonts w:ascii="Arial Narrow" w:eastAsia="Arial Narrow" w:hAnsi="Arial Narrow" w:cs="Arial Narrow"/>
+          <w:color w:val="000000"/>
+          <w:kern w:val="0"/>
+          <w:lang w:eastAsia="es-PE"/>
+          <ns2:ligatures ns2:val="none"/>
         </w:rPr>
         <w:t>presentar copia simple de las facultades de representación de su representante legal en el presente procedimiento o la declaración jurada que indique que cuenta con dichas facultades y que estas se encuentran vigentes;</w:t>
       </w:r>
     </w:p>
-    <w:p>
+    <w:p ns2:paraId="1203D0DC" ns2:textId="77777777">
       <w:pPr>
         <w:numPr>
           <w:ilvl w:val="0"/>
@@ -5355,21 +5355,21 @@
           <w:color w:val="000000"/>
           <w:kern w:val="0"/>
           <w:lang w:eastAsia="es-PE"/>
-          <w14:ligatures w14:val="none"/>
-        </w:rPr>
-      </w:pPr>
-      <w:r>
-        <w:rPr>
-          <w:rFonts w:ascii="Arial Narrow" w:eastAsia="Arial Narrow" w:hAnsi="Arial Narrow" w:cs="Arial Narrow"/>
-          <w:color w:val="000000"/>
-          <w:kern w:val="0"/>
-          <w:lang w:eastAsia="es-PE"/>
-          <w14:ligatures w14:val="none"/>
+          <ns2:ligatures ns2:val="none"/>
+        </w:rPr>
+      </w:pPr>
+      <w:r>
+        <w:rPr>
+          <w:rFonts w:ascii="Arial Narrow" w:eastAsia="Arial Narrow" w:hAnsi="Arial Narrow" w:cs="Arial Narrow"/>
+          <w:color w:val="000000"/>
+          <w:kern w:val="0"/>
+          <w:lang w:eastAsia="es-PE"/>
+          <ns2:ligatures ns2:val="none"/>
         </w:rPr>
         <w:t>consignar el Número de Registro Único de Contribuyentes (RUC); y,</w:t>
       </w:r>
     </w:p>
-    <w:p>
+    <w:p ns2:paraId="37704CA2" ns2:textId="77777777">
       <w:pPr>
         <w:numPr>
           <w:ilvl w:val="0"/>
@@ -5382,16 +5382,16 @@
         <w:rPr>
           <w:rFonts w:ascii="Arial Narrow" w:eastAsia="Calibri" w:hAnsi="Arial Narrow" w:cs="Arial"/>
           <w:kern w:val="0"/>
-          <w14:ligatures w14:val="none"/>
-        </w:rPr>
-      </w:pPr>
-      <w:r>
-        <w:rPr>
-          <w:rFonts w:ascii="Arial Narrow" w:eastAsia="Arial Narrow" w:hAnsi="Arial Narrow" w:cs="Arial Narrow"/>
-          <w:color w:val="000000"/>
-          <w:kern w:val="0"/>
-          <w:lang w:eastAsia="es-PE"/>
-          <w14:ligatures w14:val="none"/>
+          <ns2:ligatures ns2:val="none"/>
+        </w:rPr>
+      </w:pPr>
+      <w:r>
+        <w:rPr>
+          <w:rFonts w:ascii="Arial Narrow" w:eastAsia="Arial Narrow" w:hAnsi="Arial Narrow" w:cs="Arial Narrow"/>
+          <w:color w:val="000000"/>
+          <w:kern w:val="0"/>
+          <w:lang w:eastAsia="es-PE"/>
+          <ns2:ligatures ns2:val="none"/>
         </w:rPr>
         <w:lastRenderedPageBreak/>
         <w:t>fijar domicilio procesal para el procedimiento, de conformidad con el numeral 1 del artículo 442</w:t>
@@ -5402,17 +5402,17 @@
           <w:color w:val="000000"/>
           <w:kern w:val="0"/>
           <w:lang w:eastAsia="es-PE"/>
-          <w14:ligatures w14:val="none"/>
-        </w:rPr>
-        <w:t/>
-      </w:r>
-      <w:r>
-        <w:rPr>
-          <w:rFonts w:ascii="Arial Narrow" w:eastAsia="Arial Narrow" w:hAnsi="Arial Narrow" w:cs="Arial Narrow"/>
-          <w:color w:val="000000"/>
-          <w:kern w:val="0"/>
-          <w:lang w:eastAsia="es-PE"/>
-          <w14:ligatures w14:val="none"/>
+          <ns2:ligatures ns2:val="none"/>
+        </w:rPr>
+        <w:t/>
+      </w:r>
+      <w:r>
+        <w:rPr>
+          <w:rFonts w:ascii="Arial Narrow" w:eastAsia="Arial Narrow" w:hAnsi="Arial Narrow" w:cs="Arial Narrow"/>
+          <w:color w:val="000000"/>
+          <w:kern w:val="0"/>
+          <w:lang w:eastAsia="es-PE"/>
+          <ns2:ligatures ns2:val="none"/>
         </w:rPr>
         <w:t xml:space="preserve"> del Código Procesal Civil. </w:t>
       </w:r>
@@ -5420,7 +5420,7 @@
         <w:rPr>
           <w:rFonts w:ascii="Arial Narrow" w:eastAsia="Calibri" w:hAnsi="Arial Narrow" w:cs="Arial"/>
           <w:kern w:val="0"/>
-          <w14:ligatures w14:val="none"/>
+          <ns2:ligatures ns2:val="none"/>
         </w:rPr>
         <w:t>Para ello podrá señalar domicilio físico o una dirección electrónica a la que pueda remitirse las notificaciones</w:t>
       </w:r>
@@ -5429,12 +5429,12 @@
           <w:rFonts w:ascii="Arial Narrow" w:eastAsia="Arial" w:hAnsi="Arial Narrow" w:cs="Arial"/>
           <w:kern w:val="0"/>
           <w:lang w:val="es"/>
-          <w14:ligatures w14:val="none"/>
+          <ns2:ligatures ns2:val="none"/>
         </w:rPr>
         <w:t>;</w:t>
       </w:r>
     </w:p>
-    <w:p>
+    <w:p ns2:paraId="6A38ABFB" ns2:textId="77777777">
       <w:pPr>
         <w:numPr>
           <w:ilvl w:val="0"/>
@@ -5447,14 +5447,14 @@
         <w:rPr>
           <w:rFonts w:ascii="Arial Narrow" w:eastAsia="Calibri" w:hAnsi="Arial Narrow" w:cs="Arial"/>
           <w:kern w:val="0"/>
-          <w14:ligatures w14:val="none"/>
+          <ns2:ligatures ns2:val="none"/>
         </w:rPr>
       </w:pPr>
       <w:r>
         <w:rPr>
           <w:rFonts w:ascii="Arial Narrow" w:eastAsia="Calibri" w:hAnsi="Arial Narrow" w:cs="Arial"/>
           <w:kern w:val="0"/>
-          <w14:ligatures w14:val="none"/>
+          <ns2:ligatures ns2:val="none"/>
         </w:rPr>
         <w:t xml:space="preserve">en caso califique como </w:t>
       </w:r>
@@ -5463,7 +5463,7 @@
         <w:rPr>
           <w:rFonts w:ascii="Arial Narrow" w:eastAsia="Calibri" w:hAnsi="Arial Narrow" w:cs="Arial"/>
           <w:kern w:val="0"/>
-          <w14:ligatures w14:val="none"/>
+          <ns2:ligatures ns2:val="none"/>
         </w:rPr>
         <w:t>micro empresa</w:t>
       </w:r>
@@ -5472,7 +5472,7 @@
         <w:rPr>
           <w:rFonts w:ascii="Arial Narrow" w:eastAsia="Calibri" w:hAnsi="Arial Narrow" w:cs="Arial"/>
           <w:kern w:val="0"/>
-          <w14:ligatures w14:val="none"/>
+          <ns2:ligatures ns2:val="none"/>
         </w:rPr>
         <w:t xml:space="preserve"> o pequeña empresa, presentar los documentos que acrediten su volumen de ventas o ingresos brutos percibidos el año anterior relativo a todas sus actividades económicas y el número de trabajadores con el que cuenta</w:t>
       </w:r>
@@ -5482,7 +5482,7 @@
           <w:rFonts w:ascii="Arial Narrow" w:eastAsia="Calibri" w:hAnsi="Arial Narrow" w:cs="Arial"/>
           <w:kern w:val="0"/>
           <w:vertAlign w:val="superscript"/>
-          <w14:ligatures w14:val="none"/>
+          <ns2:ligatures ns2:val="none"/>
         </w:rPr>
         <w:footnoteReference w:id="9"/>
       </w:r>
@@ -5490,7 +5490,7 @@
         <w:rPr>
           <w:rFonts w:ascii="Arial Narrow" w:eastAsia="Calibri" w:hAnsi="Arial Narrow" w:cs="Arial"/>
           <w:kern w:val="0"/>
-          <w14:ligatures w14:val="none"/>
+          <ns2:ligatures ns2:val="none"/>
         </w:rPr>
         <w:t>. Ello, a fin de que la Comisión pueda meritar dicha documentación, conforme lo establece el artículo 110</w:t>
       </w:r>
@@ -5500,7 +5500,7 @@
           <w:color w:val="000000"/>
           <w:kern w:val="0"/>
           <w:lang w:eastAsia="es-PE"/>
-          <w14:ligatures w14:val="none"/>
+          <ns2:ligatures ns2:val="none"/>
         </w:rPr>
         <w:t/>
       </w:r>
@@ -5508,7 +5508,7 @@
         <w:rPr>
           <w:rFonts w:ascii="Arial Narrow" w:eastAsia="Calibri" w:hAnsi="Arial Narrow" w:cs="Arial"/>
           <w:kern w:val="0"/>
-          <w14:ligatures w14:val="none"/>
+          <ns2:ligatures ns2:val="none"/>
         </w:rPr>
         <w:t xml:space="preserve"> del </w:t>
       </w:r>
@@ -5517,7 +5517,7 @@
           <w:rFonts w:ascii="Arial Narrow" w:eastAsia="Calibri" w:hAnsi="Arial Narrow" w:cs="Arial"/>
           <w:spacing w:val="-2"/>
           <w:kern w:val="0"/>
-          <w14:ligatures w14:val="none"/>
+          <ns2:ligatures ns2:val="none"/>
         </w:rPr>
         <w:t>Código</w:t>
       </w:r>
@@ -5528,7 +5528,7 @@
           <w:spacing w:val="-2"/>
           <w:kern w:val="0"/>
           <w:vertAlign w:val="superscript"/>
-          <w14:ligatures w14:val="none"/>
+          <ns2:ligatures ns2:val="none"/>
         </w:rPr>
         <w:footnoteReference w:id="10"/>
       </w:r>
@@ -5537,12 +5537,12 @@
           <w:rFonts w:ascii="Arial Narrow" w:eastAsia="Calibri" w:hAnsi="Arial Narrow" w:cs="Arial"/>
           <w:spacing w:val="-2"/>
           <w:kern w:val="0"/>
-          <w14:ligatures w14:val="none"/>
+          <ns2:ligatures ns2:val="none"/>
         </w:rPr>
         <w:t>.</w:t>
       </w:r>
     </w:p>
-    <w:p>
+    <w:p ns2:paraId="1B2AA0D1" ns2:textId="77777777">
       <w:pPr>
         <w:spacing w:after="0" w:line="240" w:lineRule="auto"/>
         <w:ind w:left="567"/>
@@ -5553,7 +5553,7 @@
           <w:color w:val="000000"/>
           <w:kern w:val="0"/>
           <w:lang w:eastAsia="es-PE"/>
-          <w14:ligatures w14:val="none"/>
+          <ns2:ligatures ns2:val="none"/>
         </w:rPr>
       </w:pPr>
     </w:p>
@@ -5567,67 +5567,425 @@
           <w:color w:val="000000"/>
           <w:kern w:val="0"/>
           <w:lang w:eastAsia="es-PE"/>
-          <w14:ligatures w14:val="none"/>
-        </w:rPr>
-      </w:pPr>
-      <w:r>
-        <w:rPr>
-          <w:rFonts w:ascii="Arial Narrow" w:eastAsia="Arial Narrow" w:hAnsi="Arial Narrow" w:cs="Arial Narrow"/>
-          <w:b/>
-          <w:color w:val="000000"/>
-          <w:kern w:val="0"/>
-          <w:lang w:eastAsia="es-PE"/>
-          <w14:ligatures w14:val="none"/>
-        </w:rPr>
-        <w:t xml:space="preserve">CUARTO: correr traslado de la denuncia interpuesta el 8 de enero de 2026, complementado con el escrito del 16 de enero de 2026, subsanada mediante escrito del 5 de febrero de 2026, a Rímac Seguros y Reaseguros S.A., al señor [APELLIDO] y al señor [APELLIDO] Martínez, para que, de conformidad con lo dispuesto por el artículo 26 de la Ley sobre Facultades, Normas y Organización del Indecopi, aprobada por Decreto Legislativo 807, presenten sus descargos en un plazo no mayor de cinco (5) días hábiles contados desde la notificación. </w:t>
-      </w:r>
-      <w:r>
-        <w:rPr>
-          <w:rFonts w:ascii="Arial Narrow" w:eastAsia="Arial Narrow" w:hAnsi="Arial Narrow" w:cs="Arial Narrow"/>
-          <w:color w:val="000000"/>
-          <w:kern w:val="0"/>
-          <w:lang w:eastAsia="es-PE"/>
-          <w14:ligatures w14:val="none"/>
+          <ns2:ligatures ns2:val="none"/>
+        </w:rPr>
+      </w:pPr>
+      <w:r>
+        <w:rPr>
+          <w:rFonts w:ascii="Arial Narrow" w:hAnsi="Arial Narrow" w:cs="Arial Narrow"/>
+          <w:b w:val="1"/>
+          <w:bCs w:val="1"/>
+          <w:sz w:val="20"/>
+          <w:szCs w:val="20"/>
+        </w:rPr>
+        <w:t xml:space="preserve">CUARTO: </w:t>
+      </w:r>
+      <w:r>
+        <w:rPr>
+          <w:rFonts w:ascii="Arial Narrow" w:hAnsi="Arial Narrow" w:cs="Arial Narrow"/>
+          <w:sz w:val="20"/>
+          <w:szCs w:val="20"/>
+        </w:rPr>
+        <w:t xml:space="preserve">correr traslado de la presente resolución a Rímac Seguros y Reaseguros S.A., al señor [APELLIDO] y al señor [APELLIDO] Martínez para que, de conformidad con lo dispuesto por el artículo 26° de la Ley sobre Facultades, Normas y Organización del Indecopi, aprobado por Decreto Legislativo N° 8079, presenten sus descargos sobre la imputación de cargos realizada en un plazo no mayor a cinco (5) días hábiles contado a partir del día siguiente de la notificación de la presente resolución, vencido el cual, el Secretario Técnico declarará en rebeldía a los denunciados que no lo hubieran presentado. Debe precisarse que de conformidad con lo establecido por el artículo 223° del Texto Único Ordenado de la Ley N° 27444, Ley del Procedimiento Administrativo General, las alegaciones y los hechos relevantes de la reclamación, salvo que hayan sido específicamente negadas en la contestación, se tendrán por aceptadas o meritadas como ciertas.</w:t>
+      </w:r>
+    </w:p>
+    <w:p ns2:paraId="2F1C55D7" ns2:textId="77777777">
+      <w:pPr>
+        <w:spacing w:after="0" w:line="240" w:lineRule="auto"/>
+        <w:contextualSpacing/>
+        <w:jc w:val="both"/>
+        <w:rPr>
+          <w:rFonts w:ascii="Arial Narrow" w:eastAsia="Arial Narrow" w:hAnsi="Arial Narrow" w:cs="Arial Narrow"/>
+          <w:color w:val="000000"/>
+          <w:kern w:val="0"/>
+          <w:lang w:eastAsia="es-PE"/>
+          <ns2:ligatures ns2:val="none"/>
+        </w:rPr>
+      </w:pPr>
+    </w:p>
+    <w:p ns2:paraId="6D15F6EA" ns2:textId="1D84E642">
+      <w:pPr>
+        <w:spacing w:after="0" w:line="240" w:lineRule="auto"/>
+        <w:contextualSpacing/>
+        <w:jc w:val="both"/>
+        <w:rPr>
+          <w:rFonts w:ascii="Arial Narrow" w:eastAsia="Times New Roman" w:hAnsi="Arial Narrow" w:cs="Arial"/>
+          <w:color w:val="000000"/>
+          <w:kern w:val="0"/>
+          <w:lang w:val="es-ES" w:eastAsia="es-ES"/>
+          <ns2:ligatures ns2:val="none"/>
+        </w:rPr>
+      </w:pPr>
+      <w:r>
+        <w:rPr>
+          <w:rFonts w:ascii="Arial Narrow" w:eastAsia="Arial Narrow" w:hAnsi="Arial Narrow" w:cs="Arial Narrow"/>
+          <w:b/>
+          <w:color w:val="000000"/>
+          <w:kern w:val="0"/>
+          <w:lang w:eastAsia="es-PE"/>
+          <ns2:ligatures ns2:val="none"/>
+        </w:rPr>
+        <w:t xml:space="preserve">QUINTO: </w:t>
+      </w:r>
+      <w:bookmarkStart w:id="11" w:name="_Hlk188286813"/>
+      <w:r>
+        <w:rPr>
+          <w:rFonts w:ascii="Arial Narrow" w:eastAsia="Times New Roman" w:hAnsi="Arial Narrow" w:cs="Arial"/>
+          <w:color w:val="000000"/>
+          <w:kern w:val="0"/>
+          <w:lang w:eastAsia="es-ES"/>
+          <ns2:ligatures ns2:val="none"/>
+        </w:rPr>
+        <w:t xml:space="preserve">requerir </w:t>
+      </w:r>
+      <w:r>
+        <w:rPr>
+          <w:rFonts w:ascii="Arial Narrow" w:eastAsia="Times New Roman" w:hAnsi="Arial Narrow" w:cs="Arial"/>
+          <w:color w:val="000000"/>
+          <w:kern w:val="0"/>
+          <w:lang w:val="es-ES" w:eastAsia="es-ES"/>
+          <ns2:ligatures ns2:val="none"/>
+        </w:rPr>
+        <w:t xml:space="preserve">que, en un </w:t>
+      </w:r>
+      <w:r>
+        <w:rPr>
+          <w:rFonts w:ascii="Arial Narrow" w:eastAsia="Times New Roman" w:hAnsi="Arial Narrow" w:cs="Arial"/>
+          <w:color w:val="000000"/>
+          <w:kern w:val="0"/>
+          <w:lang w:eastAsia="es-ES"/>
+          <ns2:ligatures ns2:val="none"/>
+        </w:rPr>
+        <w:t>plazo no mayor de cinco (5) días hábiles contado a partir del día siguiente de la notificación de la presente resolución</w:t>
+      </w:r>
+      <w:bookmarkEnd w:id="11"/>
+      <w:r>
+        <w:rPr>
+          <w:rFonts w:ascii="Arial Narrow" w:eastAsia="Times New Roman" w:hAnsi="Arial Narrow" w:cs="Arial"/>
+          <w:color w:val="000000"/>
+          <w:kern w:val="0"/>
+          <w:lang w:eastAsia="es-ES"/>
+          <ns2:ligatures ns2:val="none"/>
+        </w:rPr>
+        <w:t xml:space="preserve">, </w:t>
+      </w:r>
+      <w:bookmarkStart w:id="12" w:name="_Hlk188286828"/>
+      <w:r>
+        <w:rPr>
+          <w:rFonts w:ascii="Arial Narrow" w:eastAsia="Times New Roman" w:hAnsi="Arial Narrow" w:cs="Times New Roman"/>
+          <w:color w:val="000000"/>
+          <w:kern w:val="0"/>
+          <w:shd w:val="clear" w:color="auto" w:fill="FFFFFF"/>
+          <w:lang w:eastAsia="es-PE"/>
+          <ns2:ligatures ns2:val="none"/>
+        </w:rPr>
+        <w:t>Rímac Seguros y Reaseguros S.A.</w:t>
+      </w:r>
+      <w:r>
+        <w:rPr>
+          <w:rFonts w:ascii="Arial Narrow" w:eastAsia="Times New Roman" w:hAnsi="Arial Narrow" w:cs="Arial"/>
+          <w:color w:val="000000"/>
+          <w:kern w:val="0"/>
+          <w:lang w:eastAsia="es-ES"/>
+          <ns2:ligatures ns2:val="none"/>
+        </w:rPr>
+        <w:t xml:space="preserve">, </w:t>
+      </w:r>
+      <w:bookmarkEnd w:id="12"/>
+      <w:r>
+        <w:rPr>
+          <w:rFonts w:ascii="Arial Narrow" w:eastAsia="Times New Roman" w:hAnsi="Arial Narrow" w:cs="Arial"/>
+          <w:color w:val="000000"/>
+          <w:kern w:val="0"/>
+          <w:lang w:val="es-ES" w:eastAsia="es-ES"/>
+          <ns2:ligatures ns2:val="none"/>
+        </w:rPr>
+        <w:t xml:space="preserve">cumpla con: </w:t>
+      </w:r>
+      <w:r>
+        <w:rPr>
+          <w:rFonts w:ascii="Arial Narrow" w:eastAsia="Times New Roman" w:hAnsi="Arial Narrow" w:cs="Arial"/>
+          <w:color w:val="000000"/>
+          <w:kern w:val="0"/>
+          <w:lang w:val="es-ES" w:eastAsia="es-ES"/>
+          <ns2:ligatures ns2:val="none"/>
+        </w:rPr>
+        <w:t xml:space="preserve">(i) presentar una copia debidamente suscrita de la Póliza del Seguro del Vehículo con Placa de Rodaje </w:t>
+      </w:r>
+      <w:proofErr w:type="spellStart"/>
+      <w:r>
+        <w:rPr>
+          <w:rFonts w:ascii="Arial Narrow" w:eastAsia="Times New Roman" w:hAnsi="Arial Narrow" w:cs="Arial"/>
+          <w:color w:val="000000"/>
+          <w:kern w:val="0"/>
+          <w:lang w:eastAsia="es-ES"/>
+          <ns2:ligatures ns2:val="none"/>
+        </w:rPr>
+        <w:t/>
+      </w:r>
+      <w:proofErr w:type="spellEnd"/>
+      <w:r>
+        <w:rPr>
+          <w:rFonts w:ascii="Arial Narrow" w:eastAsia="Times New Roman" w:hAnsi="Arial Narrow" w:cs="Arial"/>
+          <w:color w:val="000000"/>
+          <w:kern w:val="0"/>
+          <w:lang w:eastAsia="es-ES"/>
+          <ns2:ligatures ns2:val="none"/>
+        </w:rPr>
+        <w:t xml:space="preserve"> F9P-149; (</w:t>
+      </w:r>
+      <w:proofErr w:type="spellStart"/>
+      <w:r>
+        <w:rPr>
+          <w:rFonts w:ascii="Arial Narrow" w:eastAsia="Times New Roman" w:hAnsi="Arial Narrow" w:cs="Arial"/>
+          <w:color w:val="000000"/>
+          <w:kern w:val="0"/>
+          <w:lang w:eastAsia="es-ES"/>
+          <ns2:ligatures ns2:val="none"/>
+        </w:rPr>
+        <w:t>ii</w:t>
+      </w:r>
+      <w:proofErr w:type="spellEnd"/>
+      <w:r>
+        <w:rPr>
+          <w:rFonts w:ascii="Arial Narrow" w:eastAsia="Times New Roman" w:hAnsi="Arial Narrow" w:cs="Arial"/>
+          <w:color w:val="000000"/>
+          <w:kern w:val="0"/>
+          <w:lang w:eastAsia="es-ES"/>
+          <ns2:ligatures ns2:val="none"/>
+        </w:rPr>
+        <w:t>)</w:t>
+      </w:r>
+      <w:r>
+        <w:rPr>
+          <w:rFonts w:ascii="Arial Narrow" w:eastAsia="Times New Roman" w:hAnsi="Arial Narrow" w:cs="Arial"/>
+          <w:color w:val="000000"/>
+          <w:kern w:val="0"/>
+          <w:lang w:val="es-ES" w:eastAsia="es-ES"/>
+          <ns2:ligatures ns2:val="none"/>
+        </w:rPr>
+        <w:t xml:space="preserve"> presentar una copia debidamente suscrita de la Póliza del Seguro del Vehículo con Placa de Rodaje </w:t>
+      </w:r>
+      <w:proofErr w:type="spellStart"/>
+      <w:r>
+        <w:rPr>
+          <w:rFonts w:ascii="Arial Narrow" w:eastAsia="Times New Roman" w:hAnsi="Arial Narrow" w:cs="Arial"/>
+          <w:color w:val="000000"/>
+          <w:kern w:val="0"/>
+          <w:lang w:eastAsia="es-ES"/>
+          <ns2:ligatures ns2:val="none"/>
+        </w:rPr>
+        <w:t/>
+      </w:r>
+      <w:proofErr w:type="spellEnd"/>
+      <w:r>
+        <w:rPr>
+          <w:rFonts w:ascii="Arial Narrow" w:eastAsia="Times New Roman" w:hAnsi="Arial Narrow" w:cs="Arial"/>
+          <w:color w:val="000000"/>
+          <w:kern w:val="0"/>
+          <w:lang w:eastAsia="es-ES"/>
+          <ns2:ligatures ns2:val="none"/>
+        </w:rPr>
+        <w:t xml:space="preserve"> BXD-000 </w:t>
+      </w:r>
+      <w:r>
+        <w:rPr>
+          <w:rFonts w:ascii="Arial Narrow" w:eastAsia="Times New Roman" w:hAnsi="Arial Narrow" w:cs="Arial"/>
+          <w:color w:val="000000"/>
+          <w:kern w:val="0"/>
+          <w:lang w:val="es-ES" w:eastAsia="es-ES"/>
+          <ns2:ligatures ns2:val="none"/>
+        </w:rPr>
+        <w:t>materia de denuncia; (</w:t>
+      </w:r>
+      <w:proofErr w:type="spellStart"/>
+      <w:r>
+        <w:rPr>
+          <w:rFonts w:ascii="Arial Narrow" w:eastAsia="Times New Roman" w:hAnsi="Arial Narrow" w:cs="Arial"/>
+          <w:color w:val="000000"/>
+          <w:kern w:val="0"/>
+          <w:lang w:val="es-ES" w:eastAsia="es-ES"/>
+          <ns2:ligatures ns2:val="none"/>
+        </w:rPr>
+        <w:t>iii</w:t>
+      </w:r>
+      <w:proofErr w:type="spellEnd"/>
+      <w:r>
+        <w:rPr>
+          <w:rFonts w:ascii="Arial Narrow" w:eastAsia="Times New Roman" w:hAnsi="Arial Narrow" w:cs="Arial"/>
+          <w:color w:val="000000"/>
+          <w:kern w:val="0"/>
+          <w:lang w:val="es-ES" w:eastAsia="es-ES"/>
+          <ns2:ligatures ns2:val="none"/>
+        </w:rPr>
+        <w:t xml:space="preserve">) presentar los medios probatorios que acrediten que es justificado el tiempo de la atención de la solicitud de cobertura de responsabilidad civil frente a terceros presentada por el denunciante en virtud de los daños ocasionados en el vehículo con </w:t>
+      </w:r>
+      <w:r>
+        <w:rPr>
+          <w:rFonts w:ascii="Arial Narrow" w:eastAsia="Times New Roman" w:hAnsi="Arial Narrow" w:cs="Arial"/>
+          <w:color w:val="000000"/>
+          <w:kern w:val="0"/>
+          <w:lang w:eastAsia="es-ES"/>
+          <ns2:ligatures ns2:val="none"/>
+        </w:rPr>
+        <w:t xml:space="preserve">Placa de Rodaje </w:t>
+      </w:r>
+      <w:proofErr w:type="spellStart"/>
+      <w:r>
+        <w:rPr>
+          <w:rFonts w:ascii="Arial Narrow" w:eastAsia="Times New Roman" w:hAnsi="Arial Narrow" w:cs="Arial"/>
+          <w:color w:val="000000"/>
+          <w:kern w:val="0"/>
+          <w:lang w:eastAsia="es-ES"/>
+          <ns2:ligatures ns2:val="none"/>
+        </w:rPr>
+        <w:t/>
+      </w:r>
+      <w:proofErr w:type="spellEnd"/>
+      <w:r>
+        <w:rPr>
+          <w:rFonts w:ascii="Arial Narrow" w:eastAsia="Times New Roman" w:hAnsi="Arial Narrow" w:cs="Arial"/>
+          <w:color w:val="000000"/>
+          <w:kern w:val="0"/>
+          <w:lang w:eastAsia="es-ES"/>
+          <ns2:ligatures ns2:val="none"/>
+        </w:rPr>
+        <w:t xml:space="preserve"> CAN-022 </w:t>
+      </w:r>
+      <w:r>
+        <w:rPr>
+          <w:rFonts w:ascii="Arial Narrow" w:eastAsia="Times New Roman" w:hAnsi="Arial Narrow" w:cs="Arial"/>
+          <w:color w:val="000000"/>
+          <w:kern w:val="0"/>
+          <w:lang w:val="es-ES" w:eastAsia="es-ES"/>
+          <ns2:ligatures ns2:val="none"/>
+        </w:rPr>
+        <w:t xml:space="preserve">por el accidente de tránsito del </w:t>
+      </w:r>
+      <w:r>
+        <w:rPr>
+          <w:rFonts w:ascii="Arial Narrow" w:eastAsia="Times New Roman" w:hAnsi="Arial Narrow" w:cs="Arial"/>
+          <w:color w:val="000000"/>
+          <w:kern w:val="0"/>
+          <w:lang w:eastAsia="es-ES"/>
+          <ns2:ligatures ns2:val="none"/>
+        </w:rPr>
+        <w:t>8 de setiembre de 2023</w:t>
+      </w:r>
+      <w:r>
+        <w:rPr>
+          <w:rFonts w:ascii="Arial Narrow" w:eastAsia="Times New Roman" w:hAnsi="Arial Narrow" w:cs="Arial"/>
+          <w:color w:val="000000"/>
+          <w:kern w:val="0"/>
+          <w:lang w:val="es-ES" w:eastAsia="es-ES"/>
+          <ns2:ligatures ns2:val="none"/>
+        </w:rPr>
+        <w:t>; y, (</w:t>
+      </w:r>
+      <w:proofErr w:type="spellStart"/>
+      <w:r>
+        <w:rPr>
+          <w:rFonts w:ascii="Arial Narrow" w:eastAsia="Times New Roman" w:hAnsi="Arial Narrow" w:cs="Arial"/>
+          <w:color w:val="000000"/>
+          <w:kern w:val="0"/>
+          <w:lang w:val="es-ES" w:eastAsia="es-ES"/>
+          <ns2:ligatures ns2:val="none"/>
+        </w:rPr>
+        <w:t>iv</w:t>
+      </w:r>
+      <w:proofErr w:type="spellEnd"/>
+      <w:r>
+        <w:rPr>
+          <w:rFonts w:ascii="Arial Narrow" w:eastAsia="Times New Roman" w:hAnsi="Arial Narrow" w:cs="Arial"/>
+          <w:color w:val="000000"/>
+          <w:kern w:val="0"/>
+          <w:lang w:val="es-ES" w:eastAsia="es-ES"/>
+          <ns2:ligatures ns2:val="none"/>
+        </w:rPr>
+        <w:t>) presentar todas las comunicaciones cursadas con la parte denunciante en virtud de los hechos materia de denuncia</w:t>
+      </w:r>
+      <w:r>
+        <w:rPr>
+          <w:rFonts w:ascii="Arial Narrow" w:eastAsia="Times New Roman" w:hAnsi="Arial Narrow" w:cs="Arial"/>
+          <w:color w:val="000000"/>
+          <w:kern w:val="0"/>
+          <w:lang w:val="es-ES" w:eastAsia="es-ES"/>
+          <ns2:ligatures ns2:val="none"/>
+        </w:rPr>
+        <w:t>.</w:t>
+      </w:r>
+    </w:p>
+    <w:p ns2:paraId="7393B3CA" ns2:textId="77777777">
+      <w:pPr>
+        <w:spacing w:after="0" w:line="240" w:lineRule="auto"/>
+        <w:contextualSpacing/>
+        <w:jc w:val="both"/>
+        <w:rPr>
+          <w:rFonts w:ascii="Arial Narrow" w:eastAsia="Times New Roman" w:hAnsi="Arial Narrow" w:cs="Arial"/>
+          <w:color w:val="000000"/>
+          <w:kern w:val="0"/>
+          <w:lang w:val="es-ES" w:eastAsia="es-ES"/>
+          <ns2:ligatures ns2:val="none"/>
+        </w:rPr>
+      </w:pPr>
+    </w:p>
+    <w:p ns2:paraId="457BB232" ns2:textId="599DD035">
+      <w:pPr>
+        <w:spacing w:after="0" w:line="240" w:lineRule="auto"/>
+        <w:contextualSpacing/>
+        <w:jc w:val="both"/>
+        <w:rPr>
+          <w:rFonts w:ascii="Arial Narrow" w:eastAsia="Times New Roman" w:hAnsi="Arial Narrow" w:cs="Times New Roman"/>
+          <w:color w:val="000000"/>
+          <w:kern w:val="0"/>
+          <w:shd w:val="clear" w:color="auto" w:fill="FFFFFF"/>
+          <w:lang w:eastAsia="es-PE"/>
+          <ns2:ligatures ns2:val="none"/>
+        </w:rPr>
+      </w:pPr>
+      <w:r>
+        <w:rPr>
+          <w:rFonts w:ascii="Arial Narrow" w:hAnsi="Arial Narrow"/>
+          <w:b/>
+          <w:bCs/>
+        </w:rPr>
+        <w:t xml:space="preserve">SEXTO: Informar a Rímac Seguros y Reaseguros S.A., al señor [APELLIDO] y al señor [APELLIDO] Martínez que pueden acceder al documento de video presentado por el señor [DENUNCIANTE], el cual se encontraba contenido en el CD adjuntado en su escrito del 16 de enero de 2026, a través del siguiente link: https://indecopi-my.sharepoint.com/:f:/g/personal/apoyocc1e_indecopi_gob_pe/IgCUUHMaix1USJAPX1oYrACdAWX5I9FkpxUPAGmvDhS_aKI?e=Kr4mSn, cuyo acceso tiene vigencia hasta el 26 de marzo de 2026; dejándose a salvo su derecho de solicitar una nueva habilitación del link después de vencido el plazo señalado.</w:t>
+      </w:r>
+      <w:r>
+        <w:rPr>
+          <w:rFonts w:ascii="Arial Narrow" w:hAnsi="Arial Narrow"/>
         </w:rPr>
         <w:t xml:space="preserve"/>
       </w:r>
       <w:r>
         <w:rPr>
-          <w:rFonts w:ascii="Arial Narrow" w:eastAsia="Times New Roman" w:hAnsi="Arial Narrow" w:cs="Arial"/>
-          <w:color w:val="000000"/>
-          <w:kern w:val="0"/>
-          <w:lang w:val="es-ES" w:eastAsia="es-ES"/>
-          <w14:ligatures w14:val="none"/>
+          <w:rFonts w:ascii="Arial Narrow" w:hAnsi="Arial Narrow"/>
+        </w:rPr>
+        <w:t/>
+      </w:r>
+      <w:r>
+        <w:rPr>
+          <w:rFonts w:ascii="Arial Narrow" w:hAnsi="Arial Narrow"/>
         </w:rPr>
         <w:t xml:space="preserve"/>
       </w:r>
       <w:r>
         <w:rPr>
-          <w:rFonts w:ascii="Arial Narrow" w:eastAsia="Times New Roman" w:hAnsi="Arial Narrow" w:cs="Arial"/>
-          <w:color w:val="000000"/>
-          <w:kern w:val="0"/>
-          <w:lang w:val="es-ES" w:eastAsia="es-ES"/>
-          <w14:ligatures w14:val="none"/>
-        </w:rPr>
-        <w:t/>
-      </w:r>
-      <w:r>
-        <w:rPr>
-          <w:rFonts w:ascii="Arial Narrow" w:eastAsia="Calibri" w:hAnsi="Arial Narrow" w:cs="Arial"/>
-          <w:kern w:val="0"/>
-          <w14:ligatures w14:val="none"/>
+          <w:rFonts w:ascii="Arial Narrow" w:eastAsia="Times New Roman" w:hAnsi="Arial Narrow" w:cs="Times New Roman"/>
+          <w:color w:val="000000"/>
+          <w:kern w:val="0"/>
+          <w:shd w:val="clear" w:color="auto" w:fill="FFFFFF"/>
+          <w:lang w:eastAsia="es-PE"/>
+          <ns2:ligatures ns2:val="none"/>
         </w:rPr>
         <w:t xml:space="preserve"/>
       </w:r>
       <w:r>
         <w:rPr>
           <w:rFonts w:ascii="Arial Narrow" w:eastAsia="Arial Narrow" w:hAnsi="Arial Narrow" w:cs="Arial Narrow"/>
-          <w:color w:val="000000"/>
-          <w:kern w:val="0"/>
-          <w:lang w:eastAsia="es-PE"/>
-          <w14:ligatures w14:val="none"/>
-        </w:rPr>
-        <w:t/>
+          <w:bCs/>
+        </w:rPr>
+        <w:t xml:space="preserve"/>
       </w:r>
       <w:r>
         <w:rPr>
@@ -5636,476 +5994,7 @@
           <w:kern w:val="0"/>
           <w:shd w:val="clear" w:color="auto" w:fill="FFFFFF"/>
           <w:lang w:eastAsia="es-PE"/>
-          <w14:ligatures w14:val="none"/>
-        </w:rPr>
-        <w:t xml:space="preserve"/>
-      </w:r>
-      <w:r>
-        <w:rPr>
-          <w:rFonts w:ascii="Arial Narrow" w:eastAsia="Times New Roman" w:hAnsi="Arial Narrow" w:cs="Times New Roman"/>
-          <w:color w:val="000000"/>
-          <w:kern w:val="0"/>
-          <w:shd w:val="clear" w:color="auto" w:fill="FFFFFF"/>
-          <w:lang w:eastAsia="es-PE"/>
-          <w14:ligatures w14:val="none"/>
-        </w:rPr>
-        <w:t xml:space="preserve"/>
-      </w:r>
-      <w:r>
-        <w:rPr>
-          <w:rFonts w:ascii="Arial Narrow" w:eastAsia="Arial Narrow" w:hAnsi="Arial Narrow" w:cs="Arial Narrow"/>
-          <w:bCs/>
-        </w:rPr>
-        <w:t xml:space="preserve"/>
-      </w:r>
-      <w:r>
-        <w:rPr>
-          <w:rFonts w:ascii="Arial Narrow" w:eastAsia="Times New Roman" w:hAnsi="Arial Narrow" w:cs="Times New Roman"/>
-          <w:color w:val="000000"/>
-          <w:kern w:val="0"/>
-          <w:shd w:val="clear" w:color="auto" w:fill="FFFFFF"/>
-          <w:lang w:eastAsia="es-PE"/>
-          <w14:ligatures w14:val="none"/>
-        </w:rPr>
-        <w:t/>
-      </w:r>
-      <w:r>
-        <w:rPr>
-          <w:rFonts w:ascii="Arial Narrow" w:eastAsia="Arial Narrow" w:hAnsi="Arial Narrow" w:cs="Arial Narrow"/>
-          <w:color w:val="000000"/>
-          <w:kern w:val="0"/>
-          <w:lang w:eastAsia="es-PE"/>
-          <w14:ligatures w14:val="none"/>
-        </w:rPr>
-        <w:t/>
-      </w:r>
-      <w:r>
-        <w:rPr>
-          <w:rFonts w:ascii="Arial Narrow" w:eastAsia="Times New Roman" w:hAnsi="Arial Narrow" w:cs="Segoe UI"/>
-          <w:color w:val="000000"/>
-          <w:kern w:val="0"/>
-          <w:lang w:eastAsia="es-PE"/>
-          <w14:ligatures w14:val="none"/>
-        </w:rPr>
-        <w:t/>
-      </w:r>
-      <w:r>
-        <w:rPr>
-          <w:rFonts w:ascii="Arial Narrow" w:eastAsia="Arial Narrow" w:hAnsi="Arial Narrow" w:cs="Arial Narrow"/>
-          <w:color w:val="000000"/>
-          <w:kern w:val="0"/>
-          <w:lang w:eastAsia="es-PE"/>
-          <w14:ligatures w14:val="none"/>
-        </w:rPr>
-        <w:t xml:space="preserve"/>
-      </w:r>
-    </w:p>
-    <w:p>
-      <w:pPr>
-        <w:spacing w:after="0" w:line="240" w:lineRule="auto"/>
-        <w:contextualSpacing/>
-        <w:jc w:val="both"/>
-        <w:rPr>
-          <w:rFonts w:ascii="Arial Narrow" w:eastAsia="Arial Narrow" w:hAnsi="Arial Narrow" w:cs="Arial Narrow"/>
-          <w:color w:val="000000"/>
-          <w:kern w:val="0"/>
-          <w:lang w:eastAsia="es-PE"/>
-          <w14:ligatures w14:val="none"/>
-        </w:rPr>
-      </w:pPr>
-    </w:p>
-    <w:p>
-      <w:pPr>
-        <w:spacing w:after="0" w:line="240" w:lineRule="auto"/>
-        <w:contextualSpacing/>
-        <w:jc w:val="both"/>
-        <w:rPr>
-          <w:rFonts w:ascii="Arial Narrow" w:eastAsia="Times New Roman" w:hAnsi="Arial Narrow" w:cs="Arial"/>
-          <w:color w:val="000000"/>
-          <w:kern w:val="0"/>
-          <w:lang w:val="es-ES" w:eastAsia="es-ES"/>
-          <w14:ligatures w14:val="none"/>
-        </w:rPr>
-      </w:pPr>
-      <w:r>
-        <w:rPr>
-          <w:rFonts w:ascii="Arial Narrow" w:eastAsia="Arial Narrow" w:hAnsi="Arial Narrow" w:cs="Arial Narrow"/>
-          <w:b/>
-          <w:color w:val="000000"/>
-          <w:kern w:val="0"/>
-          <w:lang w:eastAsia="es-PE"/>
-          <w14:ligatures w14:val="none"/>
-        </w:rPr>
-        <w:t xml:space="preserve">QUINTO: </w:t>
-      </w:r>
-      <w:bookmarkStart w:id="11" w:name="_Hlk188286813"/>
-      <w:r>
-        <w:rPr>
-          <w:rFonts w:ascii="Arial Narrow" w:eastAsia="Times New Roman" w:hAnsi="Arial Narrow" w:cs="Arial"/>
-          <w:color w:val="000000"/>
-          <w:kern w:val="0"/>
-          <w:lang w:eastAsia="es-ES"/>
-          <w14:ligatures w14:val="none"/>
-        </w:rPr>
-        <w:t xml:space="preserve">requerir </w:t>
-      </w:r>
-      <w:r>
-        <w:rPr>
-          <w:rFonts w:ascii="Arial Narrow" w:eastAsia="Times New Roman" w:hAnsi="Arial Narrow" w:cs="Arial"/>
-          <w:color w:val="000000"/>
-          <w:kern w:val="0"/>
-          <w:lang w:val="es-ES" w:eastAsia="es-ES"/>
-          <w14:ligatures w14:val="none"/>
-        </w:rPr>
-        <w:t xml:space="preserve">que, en un </w:t>
-      </w:r>
-      <w:r>
-        <w:rPr>
-          <w:rFonts w:ascii="Arial Narrow" w:eastAsia="Times New Roman" w:hAnsi="Arial Narrow" w:cs="Arial"/>
-          <w:color w:val="000000"/>
-          <w:kern w:val="0"/>
-          <w:lang w:eastAsia="es-ES"/>
-          <w14:ligatures w14:val="none"/>
-        </w:rPr>
-        <w:t>plazo no mayor de cinco (5) días hábiles contado a partir del día siguiente de la notificación de la presente resolución</w:t>
-      </w:r>
-      <w:bookmarkEnd w:id="11"/>
-      <w:r>
-        <w:rPr>
-          <w:rFonts w:ascii="Arial Narrow" w:eastAsia="Times New Roman" w:hAnsi="Arial Narrow" w:cs="Arial"/>
-          <w:color w:val="000000"/>
-          <w:kern w:val="0"/>
-          <w:lang w:eastAsia="es-ES"/>
-          <w14:ligatures w14:val="none"/>
-        </w:rPr>
-        <w:t xml:space="preserve">, </w:t>
-      </w:r>
-      <w:bookmarkStart w:id="12" w:name="_Hlk188286828"/>
-      <w:r>
-        <w:rPr>
-          <w:rFonts w:ascii="Arial Narrow" w:eastAsia="Times New Roman" w:hAnsi="Arial Narrow" w:cs="Times New Roman"/>
-          <w:color w:val="000000"/>
-          <w:kern w:val="0"/>
-          <w:shd w:val="clear" w:color="auto" w:fill="FFFFFF"/>
-          <w:lang w:eastAsia="es-PE"/>
-          <w14:ligatures w14:val="none"/>
-        </w:rPr>
-        <w:t>Rímac Seguros y Reaseguros S.A.</w:t>
-      </w:r>
-      <w:r>
-        <w:rPr>
-          <w:rFonts w:ascii="Arial Narrow" w:eastAsia="Times New Roman" w:hAnsi="Arial Narrow" w:cs="Arial"/>
-          <w:color w:val="000000"/>
-          <w:kern w:val="0"/>
-          <w:lang w:eastAsia="es-ES"/>
-          <w14:ligatures w14:val="none"/>
-        </w:rPr>
-        <w:t xml:space="preserve">, </w:t>
-      </w:r>
-      <w:bookmarkEnd w:id="12"/>
-      <w:r>
-        <w:rPr>
-          <w:rFonts w:ascii="Arial Narrow" w:eastAsia="Times New Roman" w:hAnsi="Arial Narrow" w:cs="Arial"/>
-          <w:color w:val="000000"/>
-          <w:kern w:val="0"/>
-          <w:lang w:val="es-ES" w:eastAsia="es-ES"/>
-          <w14:ligatures w14:val="none"/>
-        </w:rPr>
-        <w:t xml:space="preserve">cumpla con: </w:t>
-      </w:r>
-      <w:r>
-        <w:rPr>
-          <w:rFonts w:ascii="Arial Narrow" w:eastAsia="Times New Roman" w:hAnsi="Arial Narrow" w:cs="Arial"/>
-          <w:color w:val="000000"/>
-          <w:kern w:val="0"/>
-          <w:lang w:val="es-ES" w:eastAsia="es-ES"/>
-          <w14:ligatures w14:val="none"/>
-        </w:rPr>
-        <w:t xml:space="preserve">(i) presentar una copia debidamente suscrita de la Póliza del Seguro del Vehículo con Placa de Rodaje </w:t>
-      </w:r>
-      <w:proofErr w:type="spellStart"/>
-      <w:r>
-        <w:rPr>
-          <w:rFonts w:ascii="Arial Narrow" w:eastAsia="Times New Roman" w:hAnsi="Arial Narrow" w:cs="Arial"/>
-          <w:color w:val="000000"/>
-          <w:kern w:val="0"/>
-          <w:lang w:eastAsia="es-ES"/>
-          <w14:ligatures w14:val="none"/>
-        </w:rPr>
-        <w:t/>
-      </w:r>
-      <w:proofErr w:type="spellEnd"/>
-      <w:r>
-        <w:rPr>
-          <w:rFonts w:ascii="Arial Narrow" w:eastAsia="Times New Roman" w:hAnsi="Arial Narrow" w:cs="Arial"/>
-          <w:color w:val="000000"/>
-          <w:kern w:val="0"/>
-          <w:lang w:eastAsia="es-ES"/>
-          <w14:ligatures w14:val="none"/>
-        </w:rPr>
-        <w:t xml:space="preserve"> F9P-149; (</w:t>
-      </w:r>
-      <w:proofErr w:type="spellStart"/>
-      <w:r>
-        <w:rPr>
-          <w:rFonts w:ascii="Arial Narrow" w:eastAsia="Times New Roman" w:hAnsi="Arial Narrow" w:cs="Arial"/>
-          <w:color w:val="000000"/>
-          <w:kern w:val="0"/>
-          <w:lang w:eastAsia="es-ES"/>
-          <w14:ligatures w14:val="none"/>
-        </w:rPr>
-        <w:t>ii</w:t>
-      </w:r>
-      <w:proofErr w:type="spellEnd"/>
-      <w:r>
-        <w:rPr>
-          <w:rFonts w:ascii="Arial Narrow" w:eastAsia="Times New Roman" w:hAnsi="Arial Narrow" w:cs="Arial"/>
-          <w:color w:val="000000"/>
-          <w:kern w:val="0"/>
-          <w:lang w:eastAsia="es-ES"/>
-          <w14:ligatures w14:val="none"/>
-        </w:rPr>
-        <w:t>)</w:t>
-      </w:r>
-      <w:r>
-        <w:rPr>
-          <w:rFonts w:ascii="Arial Narrow" w:eastAsia="Times New Roman" w:hAnsi="Arial Narrow" w:cs="Arial"/>
-          <w:color w:val="000000"/>
-          <w:kern w:val="0"/>
-          <w:lang w:val="es-ES" w:eastAsia="es-ES"/>
-          <w14:ligatures w14:val="none"/>
-        </w:rPr>
-        <w:t xml:space="preserve"> presentar una copia debidamente suscrita de la Póliza del Seguro del Vehículo con Placa de Rodaje </w:t>
-      </w:r>
-      <w:proofErr w:type="spellStart"/>
-      <w:r>
-        <w:rPr>
-          <w:rFonts w:ascii="Arial Narrow" w:eastAsia="Times New Roman" w:hAnsi="Arial Narrow" w:cs="Arial"/>
-          <w:color w:val="000000"/>
-          <w:kern w:val="0"/>
-          <w:lang w:eastAsia="es-ES"/>
-          <w14:ligatures w14:val="none"/>
-        </w:rPr>
-        <w:t/>
-      </w:r>
-      <w:proofErr w:type="spellEnd"/>
-      <w:r>
-        <w:rPr>
-          <w:rFonts w:ascii="Arial Narrow" w:eastAsia="Times New Roman" w:hAnsi="Arial Narrow" w:cs="Arial"/>
-          <w:color w:val="000000"/>
-          <w:kern w:val="0"/>
-          <w:lang w:eastAsia="es-ES"/>
-          <w14:ligatures w14:val="none"/>
-        </w:rPr>
-        <w:t xml:space="preserve"> BXD-000 </w:t>
-      </w:r>
-      <w:r>
-        <w:rPr>
-          <w:rFonts w:ascii="Arial Narrow" w:eastAsia="Times New Roman" w:hAnsi="Arial Narrow" w:cs="Arial"/>
-          <w:color w:val="000000"/>
-          <w:kern w:val="0"/>
-          <w:lang w:val="es-ES" w:eastAsia="es-ES"/>
-          <w14:ligatures w14:val="none"/>
-        </w:rPr>
-        <w:t>materia de denuncia; (</w:t>
-      </w:r>
-      <w:proofErr w:type="spellStart"/>
-      <w:r>
-        <w:rPr>
-          <w:rFonts w:ascii="Arial Narrow" w:eastAsia="Times New Roman" w:hAnsi="Arial Narrow" w:cs="Arial"/>
-          <w:color w:val="000000"/>
-          <w:kern w:val="0"/>
-          <w:lang w:val="es-ES" w:eastAsia="es-ES"/>
-          <w14:ligatures w14:val="none"/>
-        </w:rPr>
-        <w:t>iii</w:t>
-      </w:r>
-      <w:proofErr w:type="spellEnd"/>
-      <w:r>
-        <w:rPr>
-          <w:rFonts w:ascii="Arial Narrow" w:eastAsia="Times New Roman" w:hAnsi="Arial Narrow" w:cs="Arial"/>
-          <w:color w:val="000000"/>
-          <w:kern w:val="0"/>
-          <w:lang w:val="es-ES" w:eastAsia="es-ES"/>
-          <w14:ligatures w14:val="none"/>
-        </w:rPr>
-        <w:t xml:space="preserve">) presentar los medios probatorios que acrediten que es justificado el tiempo de la atención de la solicitud de cobertura de responsabilidad civil frente a terceros presentada por el denunciante en virtud de los daños ocasionados en el vehículo con </w:t>
-      </w:r>
-      <w:r>
-        <w:rPr>
-          <w:rFonts w:ascii="Arial Narrow" w:eastAsia="Times New Roman" w:hAnsi="Arial Narrow" w:cs="Arial"/>
-          <w:color w:val="000000"/>
-          <w:kern w:val="0"/>
-          <w:lang w:eastAsia="es-ES"/>
-          <w14:ligatures w14:val="none"/>
-        </w:rPr>
-        <w:t xml:space="preserve">Placa de Rodaje </w:t>
-      </w:r>
-      <w:proofErr w:type="spellStart"/>
-      <w:r>
-        <w:rPr>
-          <w:rFonts w:ascii="Arial Narrow" w:eastAsia="Times New Roman" w:hAnsi="Arial Narrow" w:cs="Arial"/>
-          <w:color w:val="000000"/>
-          <w:kern w:val="0"/>
-          <w:lang w:eastAsia="es-ES"/>
-          <w14:ligatures w14:val="none"/>
-        </w:rPr>
-        <w:t/>
-      </w:r>
-      <w:proofErr w:type="spellEnd"/>
-      <w:r>
-        <w:rPr>
-          <w:rFonts w:ascii="Arial Narrow" w:eastAsia="Times New Roman" w:hAnsi="Arial Narrow" w:cs="Arial"/>
-          <w:color w:val="000000"/>
-          <w:kern w:val="0"/>
-          <w:lang w:eastAsia="es-ES"/>
-          <w14:ligatures w14:val="none"/>
-        </w:rPr>
-        <w:t xml:space="preserve"> CAN-022 </w:t>
-      </w:r>
-      <w:r>
-        <w:rPr>
-          <w:rFonts w:ascii="Arial Narrow" w:eastAsia="Times New Roman" w:hAnsi="Arial Narrow" w:cs="Arial"/>
-          <w:color w:val="000000"/>
-          <w:kern w:val="0"/>
-          <w:lang w:val="es-ES" w:eastAsia="es-ES"/>
-          <w14:ligatures w14:val="none"/>
-        </w:rPr>
-        <w:t xml:space="preserve">por el accidente de tránsito del </w:t>
-      </w:r>
-      <w:r>
-        <w:rPr>
-          <w:rFonts w:ascii="Arial Narrow" w:eastAsia="Times New Roman" w:hAnsi="Arial Narrow" w:cs="Arial"/>
-          <w:color w:val="000000"/>
-          <w:kern w:val="0"/>
-          <w:lang w:eastAsia="es-ES"/>
-          <w14:ligatures w14:val="none"/>
-        </w:rPr>
-        <w:t>8 de setiembre de 2023</w:t>
-      </w:r>
-      <w:r>
-        <w:rPr>
-          <w:rFonts w:ascii="Arial Narrow" w:eastAsia="Times New Roman" w:hAnsi="Arial Narrow" w:cs="Arial"/>
-          <w:color w:val="000000"/>
-          <w:kern w:val="0"/>
-          <w:lang w:val="es-ES" w:eastAsia="es-ES"/>
-          <w14:ligatures w14:val="none"/>
-        </w:rPr>
-        <w:t>; y, (</w:t>
-      </w:r>
-      <w:proofErr w:type="spellStart"/>
-      <w:r>
-        <w:rPr>
-          <w:rFonts w:ascii="Arial Narrow" w:eastAsia="Times New Roman" w:hAnsi="Arial Narrow" w:cs="Arial"/>
-          <w:color w:val="000000"/>
-          <w:kern w:val="0"/>
-          <w:lang w:val="es-ES" w:eastAsia="es-ES"/>
-          <w14:ligatures w14:val="none"/>
-        </w:rPr>
-        <w:t>iv</w:t>
-      </w:r>
-      <w:proofErr w:type="spellEnd"/>
-      <w:r>
-        <w:rPr>
-          <w:rFonts w:ascii="Arial Narrow" w:eastAsia="Times New Roman" w:hAnsi="Arial Narrow" w:cs="Arial"/>
-          <w:color w:val="000000"/>
-          <w:kern w:val="0"/>
-          <w:lang w:val="es-ES" w:eastAsia="es-ES"/>
-          <w14:ligatures w14:val="none"/>
-        </w:rPr>
-        <w:t>) presentar todas las comunicaciones cursadas con la parte denunciante en virtud de los hechos materia de denuncia</w:t>
-      </w:r>
-      <w:r>
-        <w:rPr>
-          <w:rFonts w:ascii="Arial Narrow" w:eastAsia="Times New Roman" w:hAnsi="Arial Narrow" w:cs="Arial"/>
-          <w:color w:val="000000"/>
-          <w:kern w:val="0"/>
-          <w:lang w:val="es-ES" w:eastAsia="es-ES"/>
-          <w14:ligatures w14:val="none"/>
-        </w:rPr>
-        <w:t>.</w:t>
-      </w:r>
-    </w:p>
-    <w:p>
-      <w:pPr>
-        <w:spacing w:after="0" w:line="240" w:lineRule="auto"/>
-        <w:contextualSpacing/>
-        <w:jc w:val="both"/>
-        <w:rPr>
-          <w:rFonts w:ascii="Arial Narrow" w:eastAsia="Times New Roman" w:hAnsi="Arial Narrow" w:cs="Arial"/>
-          <w:color w:val="000000"/>
-          <w:kern w:val="0"/>
-          <w:lang w:val="es-ES" w:eastAsia="es-ES"/>
-          <w14:ligatures w14:val="none"/>
-        </w:rPr>
-      </w:pPr>
-    </w:p>
-    <w:p>
-      <w:pPr>
-        <w:spacing w:after="0" w:line="240" w:lineRule="auto"/>
-        <w:contextualSpacing/>
-        <w:jc w:val="both"/>
-        <w:rPr>
-          <w:rFonts w:ascii="Arial Narrow" w:eastAsia="Times New Roman" w:hAnsi="Arial Narrow" w:cs="Times New Roman"/>
-          <w:color w:val="000000"/>
-          <w:kern w:val="0"/>
-          <w:shd w:val="clear" w:color="auto" w:fill="FFFFFF"/>
-          <w:lang w:eastAsia="es-PE"/>
-          <w14:ligatures w14:val="none"/>
-        </w:rPr>
-      </w:pPr>
-      <w:r>
-        <w:rPr>
-          <w:rFonts w:ascii="Arial Narrow" w:hAnsi="Arial Narrow"/>
-          <w:b/>
-          <w:bCs/>
-        </w:rPr>
-        <w:t xml:space="preserve">SEXTO: Informar a Rímac Seguros y Reaseguros S.A., al señor [APELLIDO] y al señor [APELLIDO] Martínez que pueden acceder al documento de video presentado por el señor [DENUNCIANTE], el cual se encontraba contenido en el CD adjuntado en su escrito del 16 de enero de 2026, a través del siguiente link: https://indecopi-my.sharepoint.com/:f:/g/personal/apoyocc1e_indecopi_gob_pe/IgCUUHMaix1USJAPX1oYrACdAWX5I9FkpxUPAGmvDhS_aKI?e=Kr4mSn, cuyo acceso tiene vigencia hasta el 26 de marzo de 2026; dejándose a salvo su derecho de solicitar una nueva habilitación del link después de vencido el plazo señalado.</w:t>
-      </w:r>
-      <w:r>
-        <w:rPr>
-          <w:rFonts w:ascii="Arial Narrow" w:hAnsi="Arial Narrow"/>
-        </w:rPr>
-        <w:t xml:space="preserve"/>
-      </w:r>
-      <w:r>
-        <w:rPr>
-          <w:rFonts w:ascii="Arial Narrow" w:hAnsi="Arial Narrow"/>
-        </w:rPr>
-        <w:t/>
-      </w:r>
-      <w:r>
-        <w:rPr>
-          <w:rFonts w:ascii="Arial Narrow" w:hAnsi="Arial Narrow"/>
-        </w:rPr>
-        <w:t xml:space="preserve"/>
-      </w:r>
-      <w:r>
-        <w:rPr>
-          <w:rFonts w:ascii="Arial Narrow" w:eastAsia="Times New Roman" w:hAnsi="Arial Narrow" w:cs="Times New Roman"/>
-          <w:color w:val="000000"/>
-          <w:kern w:val="0"/>
-          <w:shd w:val="clear" w:color="auto" w:fill="FFFFFF"/>
-          <w:lang w:eastAsia="es-PE"/>
-          <w14:ligatures w14:val="none"/>
-        </w:rPr>
-        <w:t xml:space="preserve"/>
-      </w:r>
-      <w:r>
-        <w:rPr>
-          <w:rFonts w:ascii="Arial Narrow" w:eastAsia="Arial Narrow" w:hAnsi="Arial Narrow" w:cs="Arial Narrow"/>
-          <w:bCs/>
-        </w:rPr>
-        <w:t xml:space="preserve"/>
-      </w:r>
-      <w:r>
-        <w:rPr>
-          <w:rFonts w:ascii="Arial Narrow" w:eastAsia="Times New Roman" w:hAnsi="Arial Narrow" w:cs="Times New Roman"/>
-          <w:color w:val="000000"/>
-          <w:kern w:val="0"/>
-          <w:shd w:val="clear" w:color="auto" w:fill="FFFFFF"/>
-          <w:lang w:eastAsia="es-PE"/>
-          <w14:ligatures w14:val="none"/>
+          <ns2:ligatures ns2:val="none"/>
         </w:rPr>
         <w:t/>
       </w:r>
@@ -6151,7 +6040,7 @@
           <w:bCs/>
           <w:spacing w:val="-3"/>
           <w:kern w:val="0"/>
-          <w14:ligatures w14:val="none"/>
+          <ns2:ligatures ns2:val="none"/>
         </w:rPr>
         <w:t xml:space="preserve"/>
       </w:r>
@@ -6161,7 +6050,7 @@
           <w:bCs/>
           <w:spacing w:val="-3"/>
           <w:kern w:val="0"/>
-          <w14:ligatures w14:val="none"/>
+          <ns2:ligatures ns2:val="none"/>
         </w:rPr>
         <w:t xml:space="preserve"/>
       </w:r>
@@ -6172,7 +6061,7 @@
           <w:kern w:val="0"/>
           <w:shd w:val="clear" w:color="auto" w:fill="FFFFFF"/>
           <w:lang w:eastAsia="es-PE"/>
-          <w14:ligatures w14:val="none"/>
+          <ns2:ligatures ns2:val="none"/>
         </w:rPr>
         <w:t/>
       </w:r>
@@ -6183,7 +6072,7 @@
           <w:kern w:val="0"/>
           <w:shd w:val="clear" w:color="auto" w:fill="FFFFFF"/>
           <w:lang w:eastAsia="es-PE"/>
-          <w14:ligatures w14:val="none"/>
+          <ns2:ligatures ns2:val="none"/>
         </w:rPr>
         <w:t/>
       </w:r>
@@ -6194,7 +6083,7 @@
           <w:kern w:val="0"/>
           <w:shd w:val="clear" w:color="auto" w:fill="FFFFFF"/>
           <w:lang w:eastAsia="es-PE"/>
-          <w14:ligatures w14:val="none"/>
+          <ns2:ligatures ns2:val="none"/>
         </w:rPr>
         <w:t xml:space="preserve"/>
       </w:r>
@@ -6205,7 +6094,7 @@
           <w:kern w:val="0"/>
           <w:shd w:val="clear" w:color="auto" w:fill="FFFFFF"/>
           <w:lang w:eastAsia="es-PE"/>
-          <w14:ligatures w14:val="none"/>
+          <ns2:ligatures ns2:val="none"/>
         </w:rPr>
         <w:t/>
       </w:r>
@@ -6216,7 +6105,7 @@
           <w:kern w:val="0"/>
           <w:shd w:val="clear" w:color="auto" w:fill="FFFFFF"/>
           <w:lang w:eastAsia="es-PE"/>
-          <w14:ligatures w14:val="none"/>
+          <ns2:ligatures ns2:val="none"/>
         </w:rPr>
         <w:t xml:space="preserve"/>
       </w:r>
@@ -6227,7 +6116,7 @@
           <w:kern w:val="0"/>
           <w:shd w:val="clear" w:color="auto" w:fill="FFFFFF"/>
           <w:lang w:eastAsia="es-PE"/>
-          <w14:ligatures w14:val="none"/>
+          <ns2:ligatures ns2:val="none"/>
         </w:rPr>
         <w:t/>
       </w:r>
@@ -6238,7 +6127,7 @@
           <w:kern w:val="0"/>
           <w:shd w:val="clear" w:color="auto" w:fill="FFFFFF"/>
           <w:lang w:eastAsia="es-PE"/>
-          <w14:ligatures w14:val="none"/>
+          <ns2:ligatures ns2:val="none"/>
         </w:rPr>
         <w:t xml:space="preserve"/>
       </w:r>
@@ -6249,7 +6138,7 @@
           <w:kern w:val="0"/>
           <w:shd w:val="clear" w:color="auto" w:fill="FFFFFF"/>
           <w:lang w:eastAsia="es-PE"/>
-          <w14:ligatures w14:val="none"/>
+          <ns2:ligatures ns2:val="none"/>
         </w:rPr>
         <w:t xml:space="preserve"/>
       </w:r>
@@ -6260,7 +6149,7 @@
           <w:kern w:val="0"/>
           <w:shd w:val="clear" w:color="auto" w:fill="FFFFFF"/>
           <w:lang w:eastAsia="es-PE"/>
-          <w14:ligatures w14:val="none"/>
+          <ns2:ligatures ns2:val="none"/>
         </w:rPr>
         <w:t/>
       </w:r>
@@ -6276,7 +6165,7 @@
         </w:rPr>
         <w:t xml:space="preserve"/>
       </w:r>
-      <w:hyperlink r:id="rId8" w:history="1">
+      <w:hyperlink ns3:id="rId8" w:history="1">
         <w:r>
           <w:rPr>
             <w:rStyle w:val="Hipervnculo"/>
@@ -6318,7 +6207,7 @@
         <w:t/>
       </w:r>
     </w:p>
-    <w:p>
+    <w:p ns2:paraId="61AD8504" ns2:textId="77777777">
       <w:pPr>
         <w:spacing w:after="0" w:line="240" w:lineRule="auto"/>
         <w:contextualSpacing/>
@@ -6329,11 +6218,11 @@
           <w:color w:val="000000"/>
           <w:kern w:val="0"/>
           <w:lang w:val="es-ES" w:eastAsia="es-PE"/>
-          <w14:ligatures w14:val="none"/>
-        </w:rPr>
-      </w:pPr>
-    </w:p>
-    <w:p>
+          <ns2:ligatures ns2:val="none"/>
+        </w:rPr>
+      </w:pPr>
+    </w:p>
+    <w:p ns2:paraId="58D4E496" ns2:textId="77777777">
       <w:pPr>
         <w:spacing w:after="0" w:line="240" w:lineRule="auto"/>
         <w:contextualSpacing/>
@@ -6343,17 +6232,17 @@
           <w:color w:val="000000"/>
           <w:kern w:val="0"/>
           <w:lang w:eastAsia="es-PE"/>
-          <w14:ligatures w14:val="none"/>
-        </w:rPr>
-      </w:pPr>
-      <w:r>
-        <w:rPr>
-          <w:rFonts w:ascii="Arial Narrow" w:eastAsia="Arial Narrow" w:hAnsi="Arial Narrow" w:cs="Arial Narrow"/>
-          <w:b/>
-          <w:color w:val="000000"/>
-          <w:kern w:val="0"/>
-          <w:lang w:eastAsia="es-PE"/>
-          <w14:ligatures w14:val="none"/>
+          <ns2:ligatures ns2:val="none"/>
+        </w:rPr>
+      </w:pPr>
+      <w:r>
+        <w:rPr>
+          <w:rFonts w:ascii="Arial Narrow" w:eastAsia="Arial Narrow" w:hAnsi="Arial Narrow" w:cs="Arial Narrow"/>
+          <w:b/>
+          <w:color w:val="000000"/>
+          <w:kern w:val="0"/>
+          <w:lang w:eastAsia="es-PE"/>
+          <ns2:ligatures ns2:val="none"/>
         </w:rPr>
         <w:lastRenderedPageBreak/>
         <w:t>SÉTIMO:</w:t>
@@ -6364,7 +6253,7 @@
           <w:color w:val="000000"/>
           <w:kern w:val="0"/>
           <w:lang w:eastAsia="es-PE"/>
-          <w14:ligatures w14:val="none"/>
+          <ns2:ligatures ns2:val="none"/>
         </w:rPr>
         <w:t xml:space="preserve"> </w:t>
       </w:r>
@@ -6375,7 +6264,7 @@
           <w:color w:val="000000"/>
           <w:kern w:val="0"/>
           <w:lang w:eastAsia="es-PE"/>
-          <w14:ligatures w14:val="none"/>
+          <ns2:ligatures ns2:val="none"/>
         </w:rPr>
         <w:t>informar a las partes que el artículo 110</w:t>
       </w:r>
@@ -6385,17 +6274,17 @@
           <w:color w:val="000000"/>
           <w:kern w:val="0"/>
           <w:lang w:eastAsia="es-PE"/>
-          <w14:ligatures w14:val="none"/>
-        </w:rPr>
-        <w:t/>
-      </w:r>
-      <w:r>
-        <w:rPr>
-          <w:rFonts w:ascii="Arial Narrow" w:eastAsia="Arial Narrow" w:hAnsi="Arial Narrow" w:cs="Arial Narrow"/>
-          <w:color w:val="000000"/>
-          <w:kern w:val="0"/>
-          <w:lang w:eastAsia="es-PE"/>
-          <w14:ligatures w14:val="none"/>
+          <ns2:ligatures ns2:val="none"/>
+        </w:rPr>
+        <w:t/>
+      </w:r>
+      <w:r>
+        <w:rPr>
+          <w:rFonts w:ascii="Arial Narrow" w:eastAsia="Arial Narrow" w:hAnsi="Arial Narrow" w:cs="Arial Narrow"/>
+          <w:color w:val="000000"/>
+          <w:kern w:val="0"/>
+          <w:lang w:eastAsia="es-PE"/>
+          <ns2:ligatures ns2:val="none"/>
         </w:rPr>
         <w:t xml:space="preserve"> de la Ley 29571, Código de Protección y Defensa del Consumidor</w:t>
       </w:r>
@@ -6407,7 +6296,7 @@
           <w:kern w:val="0"/>
           <w:vertAlign w:val="superscript"/>
           <w:lang w:eastAsia="es-PE"/>
-          <w14:ligatures w14:val="none"/>
+          <ns2:ligatures ns2:val="none"/>
         </w:rPr>
         <w:footnoteReference w:id="11"/>
       </w:r>
@@ -6417,7 +6306,7 @@
           <w:color w:val="000000"/>
           <w:kern w:val="0"/>
           <w:lang w:eastAsia="es-PE"/>
-          <w14:ligatures w14:val="none"/>
+          <ns2:ligatures ns2:val="none"/>
         </w:rPr>
         <w:t>, faculta a la Comisión a calificar las infracciones de la referida norma como leves, graves o muy graves e imponer sanciones que van desde una amonestación hasta una multa por un máximo de 450 Unidades Impositivas Tributarias, sin perjuicio de las medidas correctivas, reparadoras y complementarias, que puedan ordenarse de acuerdo a lo estipulado en los artículos 114</w:t>
       </w:r>
@@ -6427,17 +6316,17 @@
           <w:color w:val="000000"/>
           <w:kern w:val="0"/>
           <w:lang w:eastAsia="es-PE"/>
-          <w14:ligatures w14:val="none"/>
-        </w:rPr>
-        <w:t/>
-      </w:r>
-      <w:r>
-        <w:rPr>
-          <w:rFonts w:ascii="Arial Narrow" w:eastAsia="Arial Narrow" w:hAnsi="Arial Narrow" w:cs="Arial Narrow"/>
-          <w:color w:val="000000"/>
-          <w:kern w:val="0"/>
-          <w:lang w:eastAsia="es-PE"/>
-          <w14:ligatures w14:val="none"/>
+          <ns2:ligatures ns2:val="none"/>
+        </w:rPr>
+        <w:t/>
+      </w:r>
+      <w:r>
+        <w:rPr>
+          <w:rFonts w:ascii="Arial Narrow" w:eastAsia="Arial Narrow" w:hAnsi="Arial Narrow" w:cs="Arial Narrow"/>
+          <w:color w:val="000000"/>
+          <w:kern w:val="0"/>
+          <w:lang w:eastAsia="es-PE"/>
+          <ns2:ligatures ns2:val="none"/>
         </w:rPr>
         <w:t>, 115</w:t>
       </w:r>
@@ -6447,17 +6336,17 @@
           <w:color w:val="000000"/>
           <w:kern w:val="0"/>
           <w:lang w:eastAsia="es-PE"/>
-          <w14:ligatures w14:val="none"/>
-        </w:rPr>
-        <w:t/>
-      </w:r>
-      <w:r>
-        <w:rPr>
-          <w:rFonts w:ascii="Arial Narrow" w:eastAsia="Arial Narrow" w:hAnsi="Arial Narrow" w:cs="Arial Narrow"/>
-          <w:color w:val="000000"/>
-          <w:kern w:val="0"/>
-          <w:lang w:eastAsia="es-PE"/>
-          <w14:ligatures w14:val="none"/>
+          <ns2:ligatures ns2:val="none"/>
+        </w:rPr>
+        <w:t/>
+      </w:r>
+      <w:r>
+        <w:rPr>
+          <w:rFonts w:ascii="Arial Narrow" w:eastAsia="Arial Narrow" w:hAnsi="Arial Narrow" w:cs="Arial Narrow"/>
+          <w:color w:val="000000"/>
+          <w:kern w:val="0"/>
+          <w:lang w:eastAsia="es-PE"/>
+          <ns2:ligatures ns2:val="none"/>
         </w:rPr>
         <w:t xml:space="preserve"> y 116</w:t>
       </w:r>
@@ -6467,17 +6356,17 @@
           <w:color w:val="000000"/>
           <w:kern w:val="0"/>
           <w:lang w:eastAsia="es-PE"/>
-          <w14:ligatures w14:val="none"/>
-        </w:rPr>
-        <w:t/>
-      </w:r>
-      <w:r>
-        <w:rPr>
-          <w:rFonts w:ascii="Arial Narrow" w:eastAsia="Arial Narrow" w:hAnsi="Arial Narrow" w:cs="Arial Narrow"/>
-          <w:color w:val="000000"/>
-          <w:kern w:val="0"/>
-          <w:lang w:eastAsia="es-PE"/>
-          <w14:ligatures w14:val="none"/>
+          <ns2:ligatures ns2:val="none"/>
+        </w:rPr>
+        <w:t/>
+      </w:r>
+      <w:r>
+        <w:rPr>
+          <w:rFonts w:ascii="Arial Narrow" w:eastAsia="Arial Narrow" w:hAnsi="Arial Narrow" w:cs="Arial Narrow"/>
+          <w:color w:val="000000"/>
+          <w:kern w:val="0"/>
+          <w:lang w:eastAsia="es-PE"/>
+          <ns2:ligatures ns2:val="none"/>
         </w:rPr>
         <w:t xml:space="preserve"> de la referida norma</w:t>
       </w:r>
@@ -6489,7 +6378,7 @@
           <w:kern w:val="0"/>
           <w:vertAlign w:val="superscript"/>
           <w:lang w:eastAsia="es-PE"/>
-          <w14:ligatures w14:val="none"/>
+          <ns2:ligatures ns2:val="none"/>
         </w:rPr>
         <w:footnoteReference w:id="12"/>
       </w:r>
@@ -6499,7 +6388,7 @@
           <w:color w:val="000000"/>
           <w:kern w:val="0"/>
           <w:lang w:eastAsia="es-PE"/>
-          <w14:ligatures w14:val="none"/>
+          <ns2:ligatures ns2:val="none"/>
         </w:rPr>
         <w:t xml:space="preserve">. </w:t>
       </w:r>
@@ -6510,7 +6399,7 @@
           <w:color w:val="000000"/>
           <w:kern w:val="0"/>
           <w:lang w:eastAsia="es-PE"/>
-          <w14:ligatures w14:val="none"/>
+          <ns2:ligatures ns2:val="none"/>
         </w:rPr>
         <w:lastRenderedPageBreak/>
         <w:t>Asimismo, se consideran circunstancias atenuantes para la graduación de la sanción, el allanamiento de la denuncia o el reconocimiento de las pretensiones en ella contenidas, de acuerdo con el artículo 112</w:t>
@@ -6521,17 +6410,17 @@
           <w:color w:val="000000"/>
           <w:kern w:val="0"/>
           <w:lang w:eastAsia="es-PE"/>
-          <w14:ligatures w14:val="none"/>
-        </w:rPr>
-        <w:t/>
-      </w:r>
-      <w:r>
-        <w:rPr>
-          <w:rFonts w:ascii="Arial Narrow" w:eastAsia="Arial Narrow" w:hAnsi="Arial Narrow" w:cs="Arial Narrow"/>
-          <w:color w:val="000000"/>
-          <w:kern w:val="0"/>
-          <w:lang w:eastAsia="es-PE"/>
-          <w14:ligatures w14:val="none"/>
+          <ns2:ligatures ns2:val="none"/>
+        </w:rPr>
+        <w:t/>
+      </w:r>
+      <w:r>
+        <w:rPr>
+          <w:rFonts w:ascii="Arial Narrow" w:eastAsia="Arial Narrow" w:hAnsi="Arial Narrow" w:cs="Arial Narrow"/>
+          <w:color w:val="000000"/>
+          <w:kern w:val="0"/>
+          <w:lang w:eastAsia="es-PE"/>
+          <ns2:ligatures ns2:val="none"/>
         </w:rPr>
         <w:t xml:space="preserve"> del Código</w:t>
       </w:r>
@@ -6543,7 +6432,7 @@
           <w:kern w:val="0"/>
           <w:vertAlign w:val="superscript"/>
           <w:lang w:eastAsia="es-PE"/>
-          <w14:ligatures w14:val="none"/>
+          <ns2:ligatures ns2:val="none"/>
         </w:rPr>
         <w:footnoteReference w:id="13"/>
       </w:r>
@@ -6553,12 +6442,12 @@
           <w:color w:val="000000"/>
           <w:kern w:val="0"/>
           <w:lang w:eastAsia="es-PE"/>
-          <w14:ligatures w14:val="none"/>
+          <ns2:ligatures ns2:val="none"/>
         </w:rPr>
         <w:t>.</w:t>
       </w:r>
     </w:p>
-    <w:p>
+    <w:p ns2:paraId="7A5236A4" ns2:textId="77777777">
       <w:pPr>
         <w:shd w:val="clear" w:color="auto" w:fill="FFFFFF"/>
         <w:spacing w:after="0" w:line="240" w:lineRule="auto"/>
@@ -6570,11 +6459,11 @@
           <w:color w:val="000000"/>
           <w:kern w:val="0"/>
           <w:lang w:eastAsia="es-PE"/>
-          <w14:ligatures w14:val="none"/>
-        </w:rPr>
-      </w:pPr>
-    </w:p>
-    <w:p>
+          <ns2:ligatures ns2:val="none"/>
+        </w:rPr>
+      </w:pPr>
+    </w:p>
+    <w:p ns2:paraId="3F071DDA" ns2:textId="77777777">
       <w:pPr>
         <w:shd w:val="clear" w:color="auto" w:fill="FFFFFF"/>
         <w:spacing w:after="0" w:line="240" w:lineRule="auto"/>
@@ -6585,7 +6474,7 @@
           <w:color w:val="000000"/>
           <w:kern w:val="0"/>
           <w:lang w:eastAsia="es-PE"/>
-          <w14:ligatures w14:val="none"/>
+          <ns2:ligatures ns2:val="none"/>
         </w:rPr>
       </w:pPr>
       <w:r>
@@ -6594,7 +6483,7 @@
           <w:b/>
           <w:bCs/>
           <w:kern w:val="0"/>
-          <w14:ligatures w14:val="none"/>
+          <ns2:ligatures ns2:val="none"/>
         </w:rPr>
         <w:t>OCTAVO</w:t>
       </w:r>
@@ -6605,7 +6494,7 @@
           <w:color w:val="000000"/>
           <w:kern w:val="0"/>
           <w:lang w:eastAsia="es-PE"/>
-          <w14:ligatures w14:val="none"/>
+          <ns2:ligatures ns2:val="none"/>
         </w:rPr>
         <w:t>:</w:t>
       </w:r>
@@ -6615,7 +6504,7 @@
           <w:color w:val="000000"/>
           <w:kern w:val="0"/>
           <w:lang w:eastAsia="es-PE"/>
-          <w14:ligatures w14:val="none"/>
+          <ns2:ligatures ns2:val="none"/>
         </w:rPr>
         <w:t xml:space="preserve"> informar a las partes que conforme a lo establecido en el artículo 39</w:t>
       </w:r>
@@ -6625,22 +6514,22 @@
           <w:color w:val="000000"/>
           <w:kern w:val="0"/>
           <w:lang w:eastAsia="es-PE"/>
-          <w14:ligatures w14:val="none"/>
-        </w:rPr>
-        <w:t/>
-      </w:r>
-      <w:r>
-        <w:rPr>
-          <w:rFonts w:ascii="Arial Narrow" w:eastAsia="Arial Narrow" w:hAnsi="Arial Narrow" w:cs="Arial Narrow"/>
-          <w:color w:val="000000"/>
-          <w:kern w:val="0"/>
-          <w:lang w:eastAsia="es-PE"/>
-          <w14:ligatures w14:val="none"/>
+          <ns2:ligatures ns2:val="none"/>
+        </w:rPr>
+        <w:t/>
+      </w:r>
+      <w:r>
+        <w:rPr>
+          <w:rFonts w:ascii="Arial Narrow" w:eastAsia="Arial Narrow" w:hAnsi="Arial Narrow" w:cs="Arial Narrow"/>
+          <w:color w:val="000000"/>
+          <w:kern w:val="0"/>
+          <w:lang w:eastAsia="es-PE"/>
+          <ns2:ligatures ns2:val="none"/>
         </w:rPr>
         <w:t xml:space="preserve"> de la Ley sobre Facultades, Normas y Organización del Indecopi, aprobada por Decreto Legislativo 807, los gastos por los peritajes realizados, actuación de pruebas, inspecciones y otros derivados de la tramitación del proceso serán de cargo de la parte que solicita la prueba, salvo pacto en contrario. En todos los casos, la resolución final determinará si los gastos deben ser asumidos por alguna de las partes, o reembolsados a la otra parte o al Indecopi, según sea el caso, de manera adicional a la sanción que haya podido imponerse. </w:t>
       </w:r>
     </w:p>
-    <w:p>
+    <w:p ns2:paraId="0F10F9CF" ns2:textId="77777777">
       <w:pPr>
         <w:shd w:val="clear" w:color="auto" w:fill="FFFFFF"/>
         <w:spacing w:after="0" w:line="240" w:lineRule="auto"/>
@@ -6651,11 +6540,11 @@
           <w:color w:val="000000"/>
           <w:kern w:val="0"/>
           <w:lang w:eastAsia="es-PE"/>
-          <w14:ligatures w14:val="none"/>
-        </w:rPr>
-      </w:pPr>
-    </w:p>
-    <w:p>
+          <ns2:ligatures ns2:val="none"/>
+        </w:rPr>
+      </w:pPr>
+    </w:p>
+    <w:p ns2:paraId="194C23DD" ns2:textId="77777777">
       <w:pPr>
         <w:suppressAutoHyphens/>
         <w:spacing w:after="0" w:line="240" w:lineRule="auto"/>
@@ -6665,7 +6554,7 @@
           <w:rFonts w:ascii="Arial Narrow" w:eastAsia="Calibri" w:hAnsi="Arial Narrow" w:cs="Arial"/>
           <w:kern w:val="0"/>
           <w:u w:val="single"/>
-          <w14:ligatures w14:val="none"/>
+          <ns2:ligatures ns2:val="none"/>
         </w:rPr>
       </w:pPr>
       <w:r>
@@ -6675,7 +6564,7 @@
           <w:color w:val="000000"/>
           <w:kern w:val="0"/>
           <w:lang w:eastAsia="es-PE"/>
-          <w14:ligatures w14:val="none"/>
+          <ns2:ligatures ns2:val="none"/>
         </w:rPr>
         <w:t>NOVENO</w:t>
       </w:r>
@@ -6684,7 +6573,7 @@
           <w:rFonts w:ascii="Arial Narrow" w:eastAsia="Calibri" w:hAnsi="Arial Narrow" w:cs="Arial"/>
           <w:b/>
           <w:kern w:val="0"/>
-          <w14:ligatures w14:val="none"/>
+          <ns2:ligatures ns2:val="none"/>
         </w:rPr>
         <w:t>:</w:t>
       </w:r>
@@ -6692,7 +6581,7 @@
         <w:rPr>
           <w:rFonts w:ascii="Arial Narrow" w:eastAsia="Calibri" w:hAnsi="Arial Narrow" w:cs="Arial"/>
           <w:kern w:val="0"/>
-          <w14:ligatures w14:val="none"/>
+          <ns2:ligatures ns2:val="none"/>
         </w:rPr>
         <w:t xml:space="preserve"> comunicar a las partes que, </w:t>
       </w:r>
@@ -6701,7 +6590,7 @@
         <w:rPr>
           <w:rFonts w:ascii="Arial Narrow" w:eastAsia="Calibri" w:hAnsi="Arial Narrow" w:cs="Arial"/>
           <w:kern w:val="0"/>
-          <w14:ligatures w14:val="none"/>
+          <ns2:ligatures ns2:val="none"/>
         </w:rPr>
         <w:t>de acuerdo a</w:t>
       </w:r>
@@ -6710,7 +6599,7 @@
         <w:rPr>
           <w:rFonts w:ascii="Arial Narrow" w:eastAsia="Calibri" w:hAnsi="Arial Narrow" w:cs="Arial"/>
           <w:kern w:val="0"/>
-          <w14:ligatures w14:val="none"/>
+          <ns2:ligatures ns2:val="none"/>
         </w:rPr>
         <w:t xml:space="preserve"> lo señalado por el artículo 29</w:t>
       </w:r>
@@ -6720,7 +6609,7 @@
           <w:color w:val="000000"/>
           <w:kern w:val="0"/>
           <w:lang w:eastAsia="es-PE"/>
-          <w14:ligatures w14:val="none"/>
+          <ns2:ligatures ns2:val="none"/>
         </w:rPr>
         <w:t/>
       </w:r>
@@ -6728,7 +6617,7 @@
         <w:rPr>
           <w:rFonts w:ascii="Arial Narrow" w:eastAsia="Calibri" w:hAnsi="Arial Narrow" w:cs="Arial"/>
           <w:kern w:val="0"/>
-          <w14:ligatures w14:val="none"/>
+          <ns2:ligatures ns2:val="none"/>
         </w:rPr>
         <w:t xml:space="preserve"> del Decreto Legislativo </w:t>
       </w:r>
@@ -6737,7 +6626,7 @@
         <w:rPr>
           <w:rFonts w:ascii="Arial Narrow" w:eastAsia="Calibri" w:hAnsi="Arial Narrow" w:cs="Arial"/>
           <w:kern w:val="0"/>
-          <w14:ligatures w14:val="none"/>
+          <ns2:ligatures ns2:val="none"/>
         </w:rPr>
         <w:t/>
       </w:r>
@@ -6746,7 +6635,7 @@
         <w:rPr>
           <w:rFonts w:ascii="Arial Narrow" w:eastAsia="Calibri" w:hAnsi="Arial Narrow" w:cs="Arial"/>
           <w:kern w:val="0"/>
-          <w14:ligatures w14:val="none"/>
+          <ns2:ligatures ns2:val="none"/>
         </w:rPr>
         <w:t xml:space="preserve"> 807</w:t>
       </w:r>
@@ -6756,7 +6645,7 @@
           <w:rFonts w:ascii="Arial Narrow" w:eastAsia="Calibri" w:hAnsi="Arial Narrow" w:cs="Arial"/>
           <w:kern w:val="0"/>
           <w:vertAlign w:val="superscript"/>
-          <w14:ligatures w14:val="none"/>
+          <ns2:ligatures ns2:val="none"/>
         </w:rPr>
         <w:footnoteReference w:id="14"/>
       </w:r>
@@ -6764,7 +6653,7 @@
         <w:rPr>
           <w:rFonts w:ascii="Arial Narrow" w:eastAsia="Calibri" w:hAnsi="Arial Narrow" w:cs="Arial"/>
           <w:kern w:val="0"/>
-          <w14:ligatures w14:val="none"/>
+          <ns2:ligatures ns2:val="none"/>
         </w:rPr>
         <w:t xml:space="preserve">, hasta antes de la emisión de la Resolución Final tienen la posibilidad de solicitar una audiencia de conciliación. En caso deleguen a favor de una tercera persona su actuación en la diligencia programada, esta deberá presentar un poder especial con firma legalizada ante Notario Público, donde conste </w:t>
       </w:r>
@@ -6773,7 +6662,7 @@
           <w:rFonts w:ascii="Arial Narrow" w:eastAsia="Calibri" w:hAnsi="Arial Narrow" w:cs="Arial"/>
           <w:kern w:val="0"/>
           <w:u w:val="single"/>
-          <w14:ligatures w14:val="none"/>
+          <ns2:ligatures ns2:val="none"/>
         </w:rPr>
         <w:t>expresamente su facultad para asistir y conciliar en su representación</w:t>
       </w:r>
@@ -6782,7 +6671,7 @@
           <w:rFonts w:ascii="Arial Narrow" w:eastAsia="Calibri" w:hAnsi="Arial Narrow" w:cs="Arial"/>
           <w:bCs/>
           <w:kern w:val="0"/>
-          <w14:ligatures w14:val="none"/>
+          <ns2:ligatures ns2:val="none"/>
         </w:rPr>
         <w:t>.</w:t>
       </w:r>
@@ -6792,7 +6681,7 @@
           <w:b/>
           <w:bCs/>
           <w:kern w:val="0"/>
-          <w14:ligatures w14:val="none"/>
+          <ns2:ligatures ns2:val="none"/>
         </w:rPr>
         <w:t xml:space="preserve"> </w:t>
       </w:r>
@@ -6801,12 +6690,12 @@
           <w:rFonts w:ascii="Arial Narrow" w:eastAsia="Calibri" w:hAnsi="Arial Narrow" w:cs="Arial"/>
           <w:kern w:val="0"/>
           <w:u w:val="single"/>
-          <w14:ligatures w14:val="none"/>
+          <ns2:ligatures ns2:val="none"/>
         </w:rPr>
         <w:t xml:space="preserve">Ello bajo apercibimiento de no realizar la audiencia de conciliación y levantar el acta de inasistencia correspondiente. </w:t>
       </w:r>
     </w:p>
-    <w:p>
+    <w:p ns2:paraId="19088877" ns2:textId="77777777">
       <w:pPr>
         <w:suppressAutoHyphens/>
         <w:spacing w:after="0" w:line="240" w:lineRule="auto"/>
@@ -6816,11 +6705,11 @@
           <w:rFonts w:ascii="Arial Narrow" w:eastAsia="Calibri" w:hAnsi="Arial Narrow" w:cs="Arial"/>
           <w:kern w:val="0"/>
           <w:u w:val="single"/>
-          <w14:ligatures w14:val="none"/>
-        </w:rPr>
-      </w:pPr>
-    </w:p>
-    <w:p>
+          <ns2:ligatures ns2:val="none"/>
+        </w:rPr>
+      </w:pPr>
+    </w:p>
+    <w:p ns2:paraId="7767F307" ns2:textId="77777777">
       <w:pPr>
         <w:suppressAutoHyphens/>
         <w:spacing w:after="0" w:line="240" w:lineRule="auto"/>
@@ -6838,7 +6727,7 @@
           <w:b/>
           <w:spacing w:val="-3"/>
           <w:kern w:val="0"/>
-          <w14:ligatures w14:val="none"/>
+          <ns2:ligatures ns2:val="none"/>
         </w:rPr>
         <w:lastRenderedPageBreak/>
         <w:t>DÉCIMO</w:t>
@@ -6850,7 +6739,7 @@
           <w:color w:val="000000"/>
           <w:kern w:val="0"/>
           <w:lang w:eastAsia="es-PE"/>
-          <w14:ligatures w14:val="none"/>
+          <ns2:ligatures ns2:val="none"/>
         </w:rPr>
         <w:t>:</w:t>
       </w:r>
@@ -6860,14 +6749,14 @@
           <w:color w:val="000000"/>
           <w:kern w:val="0"/>
           <w:lang w:eastAsia="es-PE"/>
-          <w14:ligatures w14:val="none"/>
+          <ns2:ligatures ns2:val="none"/>
         </w:rPr>
         <w:t xml:space="preserve"> poner en conocimiento de las partes que, antes de la emisión de la Resolución Final, tienen la posibilidad de formular su desistimiento o presentar el acuerdo arribado mediante la conciliación, mediación, transacción o cualquier otro que, de forma indubitable, deje constancia que se ha solucionado la controversia materia de denuncia.</w:t>
       </w:r>
       <w:bookmarkStart w:id="14" w:name="h.gjdgxs" w:colFirst="0" w:colLast="0"/>
       <w:bookmarkEnd w:id="14"/>
     </w:p>
-    <w:p>
+    <w:p ns2:paraId="69E33D6A" ns2:textId="77777777">
       <w:pPr>
         <w:suppressAutoHyphens/>
         <w:spacing w:after="0" w:line="240" w:lineRule="auto"/>
@@ -6878,11 +6767,11 @@
           <w:color w:val="000000"/>
           <w:kern w:val="0"/>
           <w:lang w:eastAsia="es-PE"/>
-          <w14:ligatures w14:val="none"/>
-        </w:rPr>
-      </w:pPr>
-    </w:p>
-    <w:p>
+          <ns2:ligatures ns2:val="none"/>
+        </w:rPr>
+      </w:pPr>
+    </w:p>
+    <w:p ns2:paraId="4DB7FEAC" ns2:textId="7182B823">
       <w:pPr>
         <w:suppressAutoHyphens/>
         <w:spacing w:after="0" w:line="240" w:lineRule="auto"/>
@@ -6906,7 +6795,7 @@
           <w:b/>
           <w:spacing w:val="-3"/>
           <w:kern w:val="0"/>
-          <w14:ligatures w14:val="none"/>
+          <ns2:ligatures ns2:val="none"/>
         </w:rPr>
         <w:t/>
       </w:r>
@@ -6916,7 +6805,7 @@
           <w:bCs/>
           <w:spacing w:val="-3"/>
           <w:kern w:val="0"/>
-          <w14:ligatures w14:val="none"/>
+          <ns2:ligatures ns2:val="none"/>
         </w:rPr>
         <w:t xml:space="preserve"/>
       </w:r>
@@ -6926,7 +6815,7 @@
           <w:bCs/>
           <w:spacing w:val="-3"/>
           <w:kern w:val="0"/>
-          <w14:ligatures w14:val="none"/>
+          <ns2:ligatures ns2:val="none"/>
         </w:rPr>
         <w:t xml:space="preserve"/>
       </w:r>
@@ -6937,7 +6826,7 @@
           <w:kern w:val="0"/>
           <w:shd w:val="clear" w:color="auto" w:fill="FFFFFF"/>
           <w:lang w:eastAsia="es-PE"/>
-          <w14:ligatures w14:val="none"/>
+          <ns2:ligatures ns2:val="none"/>
         </w:rPr>
         <w:t/>
       </w:r>
@@ -6948,7 +6837,7 @@
           <w:kern w:val="0"/>
           <w:shd w:val="clear" w:color="auto" w:fill="FFFFFF"/>
           <w:lang w:eastAsia="es-PE"/>
-          <w14:ligatures w14:val="none"/>
+          <ns2:ligatures ns2:val="none"/>
         </w:rPr>
         <w:t xml:space="preserve"/>
       </w:r>
@@ -6959,7 +6848,7 @@
           <w:kern w:val="0"/>
           <w:shd w:val="clear" w:color="auto" w:fill="FFFFFF"/>
           <w:lang w:eastAsia="es-PE"/>
-          <w14:ligatures w14:val="none"/>
+          <ns2:ligatures ns2:val="none"/>
         </w:rPr>
         <w:t xml:space="preserve"/>
       </w:r>
@@ -6970,7 +6859,7 @@
           <w:kern w:val="0"/>
           <w:shd w:val="clear" w:color="auto" w:fill="FFFFFF"/>
           <w:lang w:eastAsia="es-PE"/>
-          <w14:ligatures w14:val="none"/>
+          <ns2:ligatures ns2:val="none"/>
         </w:rPr>
         <w:t/>
       </w:r>
@@ -6981,7 +6870,7 @@
           <w:kern w:val="0"/>
           <w:shd w:val="clear" w:color="auto" w:fill="FFFFFF"/>
           <w:lang w:eastAsia="es-PE"/>
-          <w14:ligatures w14:val="none"/>
+          <ns2:ligatures ns2:val="none"/>
         </w:rPr>
         <w:t xml:space="preserve"/>
       </w:r>
@@ -6992,7 +6881,7 @@
           <w:kern w:val="0"/>
           <w:shd w:val="clear" w:color="auto" w:fill="FFFFFF"/>
           <w:lang w:eastAsia="es-PE"/>
-          <w14:ligatures w14:val="none"/>
+          <ns2:ligatures ns2:val="none"/>
         </w:rPr>
         <w:t xml:space="preserve"/>
       </w:r>
@@ -7107,7 +6996,7 @@
           <w:color w:val="000000"/>
           <w:kern w:val="0"/>
           <w:lang w:eastAsia="es-PE"/>
-          <w14:ligatures w14:val="none"/>
+          <ns2:ligatures ns2:val="none"/>
         </w:rPr>
         <w:t/>
       </w:r>
@@ -7140,7 +7029,7 @@
           <w:color w:val="000000"/>
           <w:kern w:val="0"/>
           <w:lang w:eastAsia="es-PE"/>
-          <w14:ligatures w14:val="none"/>
+          <ns2:ligatures ns2:val="none"/>
         </w:rPr>
         <w:t/>
       </w:r>
@@ -7166,7 +7055,7 @@
         <w:t/>
       </w:r>
     </w:p>
-    <w:p>
+    <w:p ns2:paraId="26B1ED4B" ns2:textId="77777777">
       <w:pPr>
         <w:suppressAutoHyphens/>
         <w:spacing w:after="0" w:line="240" w:lineRule="auto"/>
@@ -7177,7 +7066,7 @@
         </w:rPr>
       </w:pPr>
     </w:p>
-    <w:p>
+    <w:p ns2:paraId="150F22E0" ns2:textId="0F904658">
       <w:pPr>
         <w:suppressAutoHyphens/>
         <w:spacing w:after="0" w:line="240" w:lineRule="auto"/>
@@ -7193,7 +7082,7 @@
           <w:b/>
           <w:spacing w:val="-3"/>
           <w:kern w:val="0"/>
-          <w14:ligatures w14:val="none"/>
+          <ns2:ligatures ns2:val="none"/>
         </w:rPr>
         <w:t xml:space="preserve">DÉCIMO TERCERO: requerir al señor [APELLIDO] y al señor [APELLIDO] Martínez para que, dentro del plazo de dos (2) días hábiles siguientes a la fecha en que reciban la notificación en su domicilio procesal, señalen un correo electrónico autorizando recibir las notificaciones correspondientes por dicho medio. </w:t>
       </w:r>
@@ -7203,7 +7092,7 @@
           <w:bCs/>
           <w:spacing w:val="-3"/>
           <w:kern w:val="0"/>
-          <w14:ligatures w14:val="none"/>
+          <ns2:ligatures ns2:val="none"/>
         </w:rPr>
         <w:t xml:space="preserve"/>
       </w:r>
@@ -7228,7 +7117,7 @@
           <w:kern w:val="0"/>
           <w:shd w:val="clear" w:color="auto" w:fill="FFFFFF"/>
           <w:lang w:eastAsia="es-PE"/>
-          <w14:ligatures w14:val="none"/>
+          <ns2:ligatures ns2:val="none"/>
         </w:rPr>
         <w:t xml:space="preserve"/>
       </w:r>
@@ -7239,7 +7128,7 @@
           <w:kern w:val="0"/>
           <w:shd w:val="clear" w:color="auto" w:fill="FFFFFF"/>
           <w:lang w:eastAsia="es-PE"/>
-          <w14:ligatures w14:val="none"/>
+          <ns2:ligatures ns2:val="none"/>
         </w:rPr>
         <w:t/>
       </w:r>
@@ -7250,7 +7139,7 @@
           <w:kern w:val="0"/>
           <w:shd w:val="clear" w:color="auto" w:fill="FFFFFF"/>
           <w:lang w:eastAsia="es-PE"/>
-          <w14:ligatures w14:val="none"/>
+          <ns2:ligatures ns2:val="none"/>
         </w:rPr>
         <w:t xml:space="preserve"/>
       </w:r>
@@ -7261,7 +7150,7 @@
           <w:kern w:val="0"/>
           <w:shd w:val="clear" w:color="auto" w:fill="FFFFFF"/>
           <w:lang w:eastAsia="es-PE"/>
-          <w14:ligatures w14:val="none"/>
+          <ns2:ligatures ns2:val="none"/>
         </w:rPr>
         <w:t/>
       </w:r>
@@ -7271,7 +7160,7 @@
           <w:bCs/>
           <w:spacing w:val="-3"/>
           <w:kern w:val="0"/>
-          <w14:ligatures w14:val="none"/>
+          <ns2:ligatures ns2:val="none"/>
         </w:rPr>
         <w:t xml:space="preserve"/>
       </w:r>
@@ -7289,7 +7178,7 @@
           <w:color w:val="000000"/>
           <w:kern w:val="0"/>
           <w:lang w:eastAsia="es-PE"/>
-          <w14:ligatures w14:val="none"/>
+          <ns2:ligatures ns2:val="none"/>
         </w:rPr>
         <w:t/>
       </w:r>
@@ -7300,7 +7189,7 @@
           <w:color w:val="000000"/>
           <w:kern w:val="0"/>
           <w:lang w:eastAsia="es-PE"/>
-          <w14:ligatures w14:val="none"/>
+          <ns2:ligatures ns2:val="none"/>
         </w:rPr>
         <w:t/>
       </w:r>
@@ -7311,7 +7200,7 @@
           <w:color w:val="000000"/>
           <w:kern w:val="0"/>
           <w:lang w:eastAsia="es-PE"/>
-          <w14:ligatures w14:val="none"/>
+          <ns2:ligatures ns2:val="none"/>
         </w:rPr>
         <w:t xml:space="preserve"/>
       </w:r>
@@ -7337,7 +7226,7 @@
         <w:t xml:space="preserve"/>
       </w:r>
     </w:p>
-    <w:p>
+    <w:p ns2:paraId="00B9B615" ns2:textId="77777777">
       <w:pPr>
         <w:suppressAutoHyphens/>
         <w:spacing w:after="0" w:line="240" w:lineRule="auto"/>
@@ -7349,12 +7238,12 @@
           <w:color w:val="000000"/>
           <w:kern w:val="0"/>
           <w:lang w:eastAsia="es-PE"/>
-          <w14:ligatures w14:val="none"/>
+          <ns2:ligatures ns2:val="none"/>
         </w:rPr>
       </w:pPr>
     </w:p>
     <w:bookmarkEnd w:id="0"/>
-    <w:p>
+    <w:p ns2:paraId="6F8AFAC6" ns2:textId="77777777">
       <w:pPr>
         <w:spacing w:after="0" w:line="240" w:lineRule="auto"/>
         <w:contextualSpacing/>
@@ -7365,11 +7254,11 @@
           <w:color w:val="000000"/>
           <w:kern w:val="0"/>
           <w:lang w:eastAsia="es-PE"/>
-          <w14:ligatures w14:val="none"/>
-        </w:rPr>
-      </w:pPr>
-    </w:p>
-    <w:p>
+          <ns2:ligatures ns2:val="none"/>
+        </w:rPr>
+      </w:pPr>
+    </w:p>
+    <w:p ns2:paraId="5BECE2A9" ns2:textId="77777777">
       <w:pPr>
         <w:spacing w:after="0" w:line="240" w:lineRule="auto"/>
         <w:contextualSpacing/>
@@ -7380,11 +7269,11 @@
           <w:color w:val="000000"/>
           <w:kern w:val="0"/>
           <w:lang w:eastAsia="es-PE"/>
-          <w14:ligatures w14:val="none"/>
-        </w:rPr>
-      </w:pPr>
-    </w:p>
-    <w:p>
+          <ns2:ligatures ns2:val="none"/>
+        </w:rPr>
+      </w:pPr>
+    </w:p>
+    <w:p ns2:paraId="5290426A" ns2:textId="77777777">
       <w:pPr>
         <w:spacing w:after="0" w:line="240" w:lineRule="auto"/>
         <w:contextualSpacing/>
@@ -7395,12 +7284,12 @@
           <w:color w:val="000000"/>
           <w:kern w:val="0"/>
           <w:lang w:eastAsia="es-PE"/>
-          <w14:ligatures w14:val="none"/>
+          <ns2:ligatures ns2:val="none"/>
         </w:rPr>
       </w:pPr>
       <w:bookmarkStart w:id="16" w:name="_Hlk218074855"/>
     </w:p>
-    <w:p>
+    <w:p ns2:paraId="110978A9" ns2:textId="13EC8E21">
       <w:pPr>
         <w:spacing w:after="0" w:line="240" w:lineRule="auto"/>
         <w:contextualSpacing/>
@@ -7409,7 +7298,7 @@
           <w:rFonts w:ascii="Arial Narrow" w:eastAsia="Calibri" w:hAnsi="Arial Narrow" w:cs="Arial"/>
           <w:color w:val="000000"/>
           <w:kern w:val="0"/>
-          <w14:ligatures w14:val="none"/>
+          <ns2:ligatures ns2:val="none"/>
         </w:rPr>
       </w:pPr>
       <w:r>
@@ -7417,12 +7306,12 @@
           <w:rFonts w:ascii="Arial Narrow" w:eastAsia="Calibri" w:hAnsi="Arial Narrow" w:cs="Arial"/>
           <w:color w:val="000000"/>
           <w:kern w:val="0"/>
-          <w14:ligatures w14:val="none"/>
+          <ns2:ligatures ns2:val="none"/>
         </w:rPr>
         <w:t>Firmado digitalmente por</w:t>
       </w:r>
     </w:p>
-    <w:p>
+    <w:p ns2:paraId="36D9E85B" ns2:textId="636E742E">
       <w:pPr>
         <w:spacing w:after="0" w:line="240" w:lineRule="auto"/>
         <w:contextualSpacing/>
@@ -7433,7 +7322,7 @@
           <w:bCs/>
           <w:color w:val="000000"/>
           <w:kern w:val="0"/>
-          <w14:ligatures w14:val="none"/>
+          <ns2:ligatures ns2:val="none"/>
         </w:rPr>
       </w:pPr>
       <w:r>
@@ -7443,12 +7332,12 @@
           <w:bCs/>
           <w:color w:val="000000"/>
           <w:kern w:val="0"/>
-          <w14:ligatures w14:val="none"/>
+          <ns2:ligatures ns2:val="none"/>
         </w:rPr>
         <w:t xml:space="preserve">JUDITH ALCALDE BRICEÑO </w:t>
       </w:r>
     </w:p>
-    <w:p>
+    <w:p ns2:paraId="6CD7C045" ns2:textId="77777777">
       <w:pPr>
         <w:spacing w:after="0" w:line="240" w:lineRule="auto"/>
         <w:contextualSpacing/>
@@ -7459,7 +7348,7 @@
           <w:bCs/>
           <w:color w:val="000000"/>
           <w:kern w:val="0"/>
-          <w14:ligatures w14:val="none"/>
+          <ns2:ligatures ns2:val="none"/>
         </w:rPr>
       </w:pPr>
       <w:r>
@@ -7469,12 +7358,12 @@
           <w:bCs/>
           <w:color w:val="000000"/>
           <w:kern w:val="0"/>
-          <w14:ligatures w14:val="none"/>
+          <ns2:ligatures ns2:val="none"/>
         </w:rPr>
         <w:t>Secretaria Técnica (e)</w:t>
       </w:r>
     </w:p>
-    <w:p>
+    <w:p ns2:paraId="119B7F66" ns2:textId="6B1702EA">
       <w:pPr>
         <w:spacing w:after="0" w:line="240" w:lineRule="auto"/>
         <w:contextualSpacing/>
@@ -7485,7 +7374,7 @@
           <w:bCs/>
           <w:color w:val="000000"/>
           <w:kern w:val="0"/>
-          <w14:ligatures w14:val="none"/>
+          <ns2:ligatures ns2:val="none"/>
         </w:rPr>
       </w:pPr>
       <w:r>
@@ -7495,7 +7384,7 @@
           <w:bCs/>
           <w:color w:val="000000"/>
           <w:kern w:val="0"/>
-          <w14:ligatures w14:val="none"/>
+          <ns2:ligatures ns2:val="none"/>
         </w:rPr>
         <w:t xml:space="preserve">Comisión de Protección al Consumidor </w:t>
       </w:r>
@@ -7507,7 +7396,7 @@
           <w:bCs/>
           <w:color w:val="000000"/>
           <w:kern w:val="0"/>
-          <w14:ligatures w14:val="none"/>
+          <ns2:ligatures ns2:val="none"/>
         </w:rPr>
         <w:t/>
       </w:r>
@@ -7519,12 +7408,12 @@
           <w:bCs/>
           <w:color w:val="000000"/>
           <w:kern w:val="0"/>
-          <w14:ligatures w14:val="none"/>
+          <ns2:ligatures ns2:val="none"/>
         </w:rPr>
         <w:t xml:space="preserve"> 1</w:t>
       </w:r>
     </w:p>
-    <w:p>
+    <w:p ns2:paraId="15733869" ns2:textId="77777777">
       <w:pPr>
         <w:spacing w:after="0" w:line="240" w:lineRule="auto"/>
         <w:contextualSpacing/>
@@ -7535,11 +7424,11 @@
           <w:color w:val="000000"/>
           <w:kern w:val="0"/>
           <w:lang w:eastAsia="es-PE"/>
-          <w14:ligatures w14:val="none"/>
-        </w:rPr>
-      </w:pPr>
-    </w:p>
-    <w:p>
+          <ns2:ligatures ns2:val="none"/>
+        </w:rPr>
+      </w:pPr>
+    </w:p>
+    <w:p ns2:paraId="68107EE2" ns2:textId="45CF8D0C">
       <w:pPr>
         <w:spacing w:after="0" w:line="240" w:lineRule="auto"/>
         <w:contextualSpacing/>
@@ -7558,7 +7447,7 @@
           <w:sz w:val="16"/>
           <w:szCs w:val="16"/>
           <w:lang w:eastAsia="es-PE"/>
-          <w14:ligatures w14:val="none"/>
+          <ns2:ligatures ns2:val="none"/>
         </w:rPr>
         <w:t>LGP</w:t>
       </w:r>
@@ -7570,15 +7459,15 @@
           <w:sz w:val="16"/>
           <w:szCs w:val="16"/>
           <w:lang w:eastAsia="es-PE"/>
-          <w14:ligatures w14:val="none"/>
+          <ns2:ligatures ns2:val="none"/>
         </w:rPr>
         <w:t>/JCQ</w:t>
       </w:r>
       <w:bookmarkEnd w:id="16"/>
     </w:p>
     <w:sectPr>
-      <w:headerReference w:type="default" r:id="rId9"/>
-      <w:footerReference w:type="default" r:id="rId10"/>
+      <w:headerReference w:type="default" ns3:id="rId9"/>
+      <w:footerReference w:type="default" ns3:id="rId10"/>
       <w:pgSz w:w="11906" w:h="16838"/>
       <w:pgMar w:top="1417" w:right="1701" w:bottom="1417" w:left="1701" w:header="708" w:footer="708" w:gutter="0"/>
       <w:cols w:space="708"/>

--- a/plantillas_maestras/01_seguro_vehicular/negativa_cobertura/2_o_mas_ddos_varios/varon/TPL_0059_2026_SEGURO_VEHICULAR_NEGATIVA_COBERTURA_ASEGURADORA_VARON_R2.docx
+++ b/plantillas_maestras/01_seguro_vehicular/negativa_cobertura/2_o_mas_ddos_varios/varon/TPL_0059_2026_SEGURO_VEHICULAR_NEGATIVA_COBERTURA_ASEGURADORA_VARON_R2.docx
@@ -2079,7 +2079,7 @@
           <w:lang w:val="es-ES" w:eastAsia="es-ES"/>
           <ns2:ligatures ns2:val="none"/>
         </w:rPr>
-        <w:t xml:space="preserve">El señor [APELLIDO] solicitó, en calidad de medida correctiva, que: (i) Rimac proceda con otorgar la cobertura de responsabilidad civil frente a terceros equivalente al daño ocasionado en el vehículo siniestrado, otorgándole el monto ascendente a S/ 22 554,65, así como los intereses legales devengados a la fecha; debiendo considerarse que ya se ha cumplido con el pago al taller autorizado para este propósito; (ii) se remita una carta de disculpas al denunciante; y, (iii) se atienda por escrito cada uno de los reclamos pendientes. Asimismo, requirió el reembolso de costos y costas del presente procedimiento. </w:t>
+        <w:t xml:space="preserve">El señor [APELLIDO] solicitó, en calidad de medida correctiva, que: (i) Rimac proceda con otorgar la cobertura de responsabilidad civil frente a terceros equivalente al daño ocasionado en el vehículo siniestrado, otorgándole el monto ascendente a S/ 22 554,65, así como los intereses legales devengados a la fecha; debiendo considerarse que ya se ha cumplido con el pago al taller autorizado para este propósito; (ii) se remita una carta de disculpas al señor [APELLIDO]; y, (iii) se atienda por escrito cada uno de los reclamos pendientes. Asimismo, requirió el reembolso de costos y costas del presente procedimiento. </w:t>
       </w:r>
       <w:r>
         <w:rPr>
@@ -5586,7 +5586,7 @@
           <w:sz w:val="20"/>
           <w:szCs w:val="20"/>
         </w:rPr>
-        <w:t xml:space="preserve">correr traslado de la presente resolución a Rímac Seguros y Reaseguros S.A., al señor [APELLIDO] y al señor [APELLIDO] Martínez para que, de conformidad con lo dispuesto por el artículo 26° de la Ley sobre Facultades, Normas y Organización del Indecopi, aprobado por Decreto Legislativo N° 8079, presenten sus descargos sobre la imputación de cargos realizada en un plazo no mayor a cinco (5) días hábiles contado a partir del día siguiente de la notificación de la presente resolución, vencido el cual, el Secretario Técnico declarará en rebeldía a los denunciados que no lo hubieran presentado. Debe precisarse que de conformidad con lo establecido por el artículo 223° del Texto Único Ordenado de la Ley N° 27444, Ley del Procedimiento Administrativo General, las alegaciones y los hechos relevantes de la reclamación, salvo que hayan sido específicamente negadas en la contestación, se tendrán por aceptadas o meritadas como ciertas.</w:t>
+        <w:t xml:space="preserve">correr traslado de la presente resolución a Rímac Seguros y Reaseguros S.A., al señor [APELLIDO] y al señor [APELLIDO] Martínez para que, de conformidad con lo dispuesto por el artículo 26 de la Ley sobre Facultades, Normas y Organización del Indecopi, aprobada por Decreto Legislativo 807, presenten sus descargos sobre la imputación de cargos realizada en un plazo no mayor a cinco (5) días hábiles contado a partir del día siguiente de la notificación de la presente resolución, vencido el cual, el Secretario Técnico declarará en rebeldía a los denunciados que no lo hubieran presentado. Debe precisarse que de conformidad con lo establecido por el artículo 223 del Texto Único Ordenado de la Ley 27444, Ley del Procedimiento Administrativo General, las alegaciones y los hechos relevantes de la reclamación, salvo que hayan sido específicamente negadas en la contestación, se tendrán por aceptadas o merituadas como ciertas.</w:t>
       </w:r>
     </w:p>
     <w:p ns2:paraId="2F1C55D7" ns2:textId="77777777">
@@ -7334,7 +7334,7 @@
           <w:kern w:val="0"/>
           <ns2:ligatures ns2:val="none"/>
         </w:rPr>
-        <w:t xml:space="preserve">JUDITH ALCALDE BRICEÑO </w:t>
+        <w:t xml:space="preserve">LUISA ANALÍ SILVA MALPARTIDA</w:t>
       </w:r>
     </w:p>
     <w:p ns2:paraId="6CD7C045" ns2:textId="77777777">
@@ -7360,7 +7360,7 @@
           <w:kern w:val="0"/>
           <ns2:ligatures ns2:val="none"/>
         </w:rPr>
-        <w:t>Secretaria Técnica (e)</w:t>
+        <w:t xml:space="preserve">Secretaria Técnica Ad Hoc</w:t>
       </w:r>
     </w:p>
     <w:p ns2:paraId="119B7F66" ns2:textId="6B1702EA">

--- a/plantillas_maestras/01_seguro_vehicular/negativa_cobertura/2_o_mas_ddos_varios/varon/TPL_0059_2026_SEGURO_VEHICULAR_NEGATIVA_COBERTURA_ASEGURADORA_VARON_R2.docx
+++ b/plantillas_maestras/01_seguro_vehicular/negativa_cobertura/2_o_mas_ddos_varios/varon/TPL_0059_2026_SEGURO_VEHICULAR_NEGATIVA_COBERTURA_ASEGURADORA_VARON_R2.docx
@@ -515,7 +515,7 @@
           <w:lang w:eastAsia="es-PE"/>
           <ns2:ligatures ns2:val="none"/>
         </w:rPr>
-        <w:t>13</w:t>
+        <w:t xml:space="preserve">13 de febrero de 2026</w:t>
       </w:r>
       <w:r>
         <w:rPr>
@@ -526,7 +526,7 @@
           <w:lang w:eastAsia="es-PE"/>
           <ns2:ligatures ns2:val="none"/>
         </w:rPr>
-        <w:t xml:space="preserve"> de </w:t>
+        <w:t xml:space="preserve"/>
       </w:r>
       <w:bookmarkStart w:id="1" w:name="_Hlk218508373"/>
       <w:r>
@@ -538,7 +538,7 @@
           <w:lang w:eastAsia="es-PE"/>
           <ns2:ligatures ns2:val="none"/>
         </w:rPr>
-        <w:t>febrero</w:t>
+        <w:t xml:space="preserve"/>
       </w:r>
       <w:r>
         <w:rPr>
@@ -549,7 +549,7 @@
           <w:lang w:eastAsia="es-PE"/>
           <ns2:ligatures ns2:val="none"/>
         </w:rPr>
-        <w:t xml:space="preserve"> de 2026</w:t>
+        <w:t xml:space="preserve"/>
       </w:r>
       <w:bookmarkEnd w:id="1"/>
     </w:p>
@@ -7657,7 +7657,7 @@
           <w:sz w:val="16"/>
           <w:szCs w:val="16"/>
         </w:rPr>
-        <w:t>el 2 de setiembre del 2010 en el Diario Oficial El Peruano, vigente desde el 2 de octubre del 2010 y modificado por Decreto Legislativo 1308.</w:t>
+        <w:t xml:space="preserve">el 2 de setiembre de 2010 en el Diario Oficial El Peruano, vigente desde el 2 de octubre de 2010 y modificado por Decreto Legislativo 1308.</w:t>
       </w:r>
     </w:p>
     <w:p>

--- a/plantillas_maestras/01_seguro_vehicular/negativa_cobertura/2_o_mas_ddos_varios/varon/TPL_0059_2026_SEGURO_VEHICULAR_NEGATIVA_COBERTURA_ASEGURADORA_VARON_R2.docx
+++ b/plantillas_maestras/01_seguro_vehicular/negativa_cobertura/2_o_mas_ddos_varios/varon/TPL_0059_2026_SEGURO_VEHICULAR_NEGATIVA_COBERTURA_ASEGURADORA_VARON_R2.docx
@@ -1,8 +1,8 @@
 
 <file path=word/document.xml><?xml version="1.0" encoding="utf-8"?>
-<w:document xmlns:ns1="http://schemas.openxmlformats.org/markup-compatibility/2006" xmlns:ns2="http://schemas.microsoft.com/office/word/2010/wordml" xmlns:ns3="http://schemas.openxmlformats.org/officeDocument/2006/relationships" xmlns:w="http://schemas.openxmlformats.org/wordprocessingml/2006/main" ns1:Ignorable="w14 w15 w16se w16cid w16 w16cex w16sdtdh w16sdtfl w16du wp14">
+<w:document xmlns:mc="http://schemas.openxmlformats.org/markup-compatibility/2006" xmlns:r="http://schemas.openxmlformats.org/officeDocument/2006/relationships" xmlns:w="http://schemas.openxmlformats.org/wordprocessingml/2006/main" xmlns:w14="http://schemas.microsoft.com/office/word/2010/wordml" xmlns:w15="http://schemas.microsoft.com/office/word/2012/wordml" xmlns:w16="http://schemas.microsoft.com/office/word/2018/wordml" xmlns:w16cex="http://schemas.microsoft.com/office/word/2018/wordml/cex" xmlns:w16cid="http://schemas.microsoft.com/office/word/2016/wordml/cid" xmlns:w16du="http://schemas.microsoft.com/office/word/2023/wordml/word16du" xmlns:w16sdtdh="http://schemas.microsoft.com/office/word/2020/wordml/sdtdatahash" xmlns:w16se="http://schemas.microsoft.com/office/word/2015/wordml/symex" xmlns:wp14="http://schemas.microsoft.com/office/word/2010/wordprocessingDrawing" mc:Ignorable="w14 w15 w16se w16cid w16 w16cex w16sdtdh w16du wp14">
   <w:body>
-    <w:p ns2:paraId="4B8EBFDB" ns2:textId="09C05DFF">
+    <w:p>
       <w:pPr>
         <w:tabs>
           <w:tab w:val="left" w:pos="1701"/>
@@ -15,7 +15,7 @@
           <w:color w:val="000000"/>
           <w:kern w:val="0"/>
           <w:lang w:eastAsia="es-PE"/>
-          <ns2:ligatures ns2:val="none"/>
+          <w14:ligatures w14:val="none"/>
         </w:rPr>
       </w:pPr>
       <w:bookmarkStart w:id="0" w:name="_Hlk80343540"/>
@@ -26,7 +26,7 @@
           <w:color w:val="000000"/>
           <w:kern w:val="0"/>
           <w:lang w:eastAsia="es-PE"/>
-          <ns2:ligatures ns2:val="none"/>
+          <w14:ligatures w14:val="none"/>
         </w:rPr>
         <w:t xml:space="preserve">EXPEDIENTE </w:t>
       </w:r>
@@ -37,7 +37,7 @@
           <w:color w:val="000000"/>
           <w:kern w:val="0"/>
           <w:lang w:eastAsia="es-PE"/>
-          <ns2:ligatures ns2:val="none"/>
+          <w14:ligatures w14:val="none"/>
         </w:rPr>
         <w:tab/>
         <w:t>:</w:t>
@@ -49,7 +49,7 @@
           <w:color w:val="000000"/>
           <w:kern w:val="0"/>
           <w:lang w:eastAsia="es-PE"/>
-          <ns2:ligatures ns2:val="none"/>
+          <w14:ligatures w14:val="none"/>
         </w:rPr>
         <w:tab/>
       </w:r>
@@ -60,7 +60,7 @@
           <w:color w:val="000000"/>
           <w:kern w:val="0"/>
           <w:lang w:eastAsia="es-PE"/>
-          <ns2:ligatures ns2:val="none"/>
+          <w14:ligatures w14:val="none"/>
         </w:rPr>
         <w:t>00</w:t>
       </w:r>
@@ -73,12 +73,12 @@
           <w:kern w:val="0"/>
           <w:shd w:val="clear" w:color="auto" w:fill="FFFFFF"/>
           <w:lang w:eastAsia="es-PE"/>
-          <ns2:ligatures ns2:val="none"/>
+          <w14:ligatures w14:val="none"/>
         </w:rPr>
         <w:t>59-2026/CC1</w:t>
       </w:r>
     </w:p>
-    <w:p ns2:paraId="3E630675" ns2:textId="77777777">
+    <w:p>
       <w:pPr>
         <w:tabs>
           <w:tab w:val="left" w:pos="1701"/>
@@ -94,46 +94,26 @@
           <w:color w:val="000000"/>
           <w:kern w:val="0"/>
           <w:lang w:eastAsia="es-PE"/>
-          <ns2:ligatures ns2:val="none"/>
-        </w:rPr>
-      </w:pPr>
-      <w:r>
-        <w:rPr>
-          <w:rFonts w:ascii="Arial Narrow" w:eastAsia="Arial Narrow" w:hAnsi="Arial Narrow" w:cs="Arial Narrow"/>
-          <w:b/>
-          <w:color w:val="000000"/>
-          <w:kern w:val="0"/>
-          <w:lang w:eastAsia="es-PE"/>
-          <ns2:ligatures ns2:val="none"/>
-        </w:rPr>
-        <w:t xml:space="preserve">DENUNCIANTE:[DENUNCIANTE] (SEÑOR [APELLIDO])</w:t>
-      </w:r>
-      <w:r>
-        <w:rPr>
-          <w:rFonts w:ascii="Arial Narrow" w:eastAsia="Arial Narrow" w:hAnsi="Arial Narrow" w:cs="Arial Narrow"/>
-          <w:b/>
-          <w:color w:val="000000"/>
-          <w:kern w:val="0"/>
-          <w:lang w:eastAsia="es-PE"/>
-          <ns2:ligatures ns2:val="none"/>
-        </w:rPr>
+          <w14:ligatures w14:val="none"/>
+        </w:rPr>
+      </w:pPr>
+      <w:r>
+        <w:rPr>
+          <w:rFonts w:ascii="Arial Narrow" w:eastAsia="Arial Narrow" w:hAnsi="Arial Narrow" w:cs="Arial Narrow"/>
+          <w:b/>
+          <w:color w:val="000000"/>
+          <w:kern w:val="0"/>
+          <w:lang w:eastAsia="es-PE"/>
+          <w14:ligatures w14:val="none"/>
+        </w:rPr>
+        <w:t>DENUNCIANTE</w:t>
         <w:tab/>
-        <w:t/>
-      </w:r>
-      <w:r>
-        <w:rPr>
-          <w:rFonts w:ascii="Arial Narrow" w:eastAsia="Arial Narrow" w:hAnsi="Arial Narrow" w:cs="Arial Narrow"/>
-          <w:b/>
-          <w:color w:val="000000"/>
-          <w:kern w:val="0"/>
-          <w:lang w:eastAsia="es-PE"/>
-          <ns2:ligatures ns2:val="none"/>
-        </w:rPr>
+        <w:t>:</w:t>
         <w:tab/>
-        <w:t/>
-      </w:r>
-    </w:p>
-    <w:p ns2:paraId="77FB7E6F" ns2:textId="77777777">
+        <w:t xml:space="preserve">[DENUNCIANTE] (SEÑOR [APELLIDO])</w:t>
+      </w:r>
+    </w:p>
+    <w:p>
       <w:pPr>
         <w:tabs>
           <w:tab w:val="left" w:pos="1701"/>
@@ -149,17 +129,17 @@
           <w:color w:val="000000"/>
           <w:kern w:val="0"/>
           <w:lang w:eastAsia="es-PE"/>
-          <ns2:ligatures ns2:val="none"/>
-        </w:rPr>
-      </w:pPr>
-      <w:r>
-        <w:rPr>
-          <w:rFonts w:ascii="Arial Narrow" w:eastAsia="Arial Narrow" w:hAnsi="Arial Narrow" w:cs="Arial Narrow"/>
-          <w:b/>
-          <w:color w:val="000000"/>
-          <w:kern w:val="0"/>
-          <w:lang w:eastAsia="es-PE"/>
-          <ns2:ligatures ns2:val="none"/>
+          <w14:ligatures w14:val="none"/>
+        </w:rPr>
+      </w:pPr>
+      <w:r>
+        <w:rPr>
+          <w:rFonts w:ascii="Arial Narrow" w:eastAsia="Arial Narrow" w:hAnsi="Arial Narrow" w:cs="Arial Narrow"/>
+          <w:b/>
+          <w:color w:val="000000"/>
+          <w:kern w:val="0"/>
+          <w:lang w:eastAsia="es-PE"/>
+          <w14:ligatures w14:val="none"/>
         </w:rPr>
         <w:t>DENUNCIADOS</w:t>
       </w:r>
@@ -170,7 +150,7 @@
           <w:color w:val="000000"/>
           <w:kern w:val="0"/>
           <w:lang w:eastAsia="es-PE"/>
-          <ns2:ligatures ns2:val="none"/>
+          <w14:ligatures w14:val="none"/>
         </w:rPr>
         <w:tab/>
         <w:t>:</w:t>
@@ -182,13 +162,13 @@
           <w:color w:val="000000"/>
           <w:kern w:val="0"/>
           <w:lang w:eastAsia="es-PE"/>
-          <ns2:ligatures ns2:val="none"/>
+          <w14:ligatures w14:val="none"/>
         </w:rPr>
         <w:tab/>
         <w:t>RÍMAC SEGUROS Y REASEGUROS S.A. (RÍMAC)</w:t>
       </w:r>
     </w:p>
-    <w:p ns2:paraId="062E508E" ns2:textId="77777777">
+    <w:p>
       <w:pPr>
         <w:tabs>
           <w:tab w:val="left" w:pos="1701"/>
@@ -204,17 +184,17 @@
           <w:color w:val="000000"/>
           <w:kern w:val="0"/>
           <w:lang w:eastAsia="es-PE"/>
-          <ns2:ligatures ns2:val="none"/>
-        </w:rPr>
-      </w:pPr>
-      <w:r>
-        <w:rPr>
-          <w:rFonts w:ascii="Arial Narrow" w:eastAsia="Arial Narrow" w:hAnsi="Arial Narrow" w:cs="Arial Narrow"/>
-          <w:b/>
-          <w:color w:val="000000"/>
-          <w:kern w:val="0"/>
-          <w:lang w:eastAsia="es-PE"/>
-          <ns2:ligatures ns2:val="none"/>
+          <w14:ligatures w14:val="none"/>
+        </w:rPr>
+      </w:pPr>
+      <w:r>
+        <w:rPr>
+          <w:rFonts w:ascii="Arial Narrow" w:eastAsia="Arial Narrow" w:hAnsi="Arial Narrow" w:cs="Arial Narrow"/>
+          <w:b/>
+          <w:color w:val="000000"/>
+          <w:kern w:val="0"/>
+          <w:lang w:eastAsia="es-PE"/>
+          <w14:ligatures w14:val="none"/>
         </w:rPr>
         <w:tab/>
         <w:t xml:space="preserve">:FERNANDO ALFREDO RÍOS SARMIENTO (SEÑOR [APELLIDO] )</w:t>
@@ -226,13 +206,13 @@
           <w:color w:val="000000"/>
           <w:kern w:val="0"/>
           <w:lang w:eastAsia="es-PE"/>
-          <ns2:ligatures ns2:val="none"/>
+          <w14:ligatures w14:val="none"/>
         </w:rPr>
         <w:tab/>
         <w:t/>
       </w:r>
     </w:p>
-    <w:p ns2:paraId="39D4FE2D" ns2:textId="4431914C">
+    <w:p>
       <w:pPr>
         <w:tabs>
           <w:tab w:val="left" w:pos="1701"/>
@@ -248,17 +228,17 @@
           <w:color w:val="000000"/>
           <w:kern w:val="0"/>
           <w:lang w:eastAsia="es-PE"/>
-          <ns2:ligatures ns2:val="none"/>
-        </w:rPr>
-      </w:pPr>
-      <w:r>
-        <w:rPr>
-          <w:rFonts w:ascii="Arial Narrow" w:eastAsia="Arial Narrow" w:hAnsi="Arial Narrow" w:cs="Arial Narrow"/>
-          <w:b/>
-          <w:color w:val="000000"/>
-          <w:kern w:val="0"/>
-          <w:lang w:eastAsia="es-PE"/>
-          <ns2:ligatures ns2:val="none"/>
+          <w14:ligatures w14:val="none"/>
+        </w:rPr>
+      </w:pPr>
+      <w:r>
+        <w:rPr>
+          <w:rFonts w:ascii="Arial Narrow" w:eastAsia="Arial Narrow" w:hAnsi="Arial Narrow" w:cs="Arial Narrow"/>
+          <w:b/>
+          <w:color w:val="000000"/>
+          <w:kern w:val="0"/>
+          <w:lang w:eastAsia="es-PE"/>
+          <w14:ligatures w14:val="none"/>
         </w:rPr>
         <w:tab/>
         <w:t xml:space="preserve">:MARIO LUIS ÁNGEL POTESTA MARTÍNEZ (SEÑOR [APELLIDO] )</w:t>
@@ -270,7 +250,7 @@
           <w:color w:val="000000"/>
           <w:kern w:val="0"/>
           <w:lang w:eastAsia="es-PE"/>
-          <ns2:ligatures ns2:val="none"/>
+          <w14:ligatures w14:val="none"/>
         </w:rPr>
         <w:tab/>
         <w:t xml:space="preserve"/>
@@ -282,45 +262,45 @@
           <w:color w:val="000000"/>
           <w:kern w:val="0"/>
           <w:lang w:eastAsia="es-PE"/>
-          <ns2:ligatures ns2:val="none"/>
-        </w:rPr>
-        <w:t/>
-      </w:r>
-      <w:r>
-        <w:rPr>
-          <w:rFonts w:ascii="Arial Narrow" w:eastAsia="Arial Narrow" w:hAnsi="Arial Narrow" w:cs="Arial Narrow"/>
-          <w:b/>
-          <w:color w:val="000000"/>
-          <w:kern w:val="0"/>
-          <w:lang w:eastAsia="es-PE"/>
-          <ns2:ligatures ns2:val="none"/>
-        </w:rPr>
-        <w:t/>
-      </w:r>
-      <w:r>
-        <w:rPr>
-          <w:rFonts w:ascii="Arial Narrow" w:eastAsia="Arial Narrow" w:hAnsi="Arial Narrow" w:cs="Arial Narrow"/>
-          <w:b/>
-          <w:color w:val="000000"/>
-          <w:kern w:val="0"/>
-          <w:lang w:eastAsia="es-PE"/>
-          <ns2:ligatures ns2:val="none"/>
-        </w:rPr>
-        <w:t/>
-      </w:r>
-      <w:r>
-        <w:rPr>
-          <w:rFonts w:ascii="Arial Narrow" w:eastAsia="Arial Narrow" w:hAnsi="Arial Narrow" w:cs="Arial Narrow"/>
-          <w:b/>
-          <w:color w:val="000000"/>
-          <w:kern w:val="0"/>
-          <w:lang w:eastAsia="es-PE"/>
-          <ns2:ligatures ns2:val="none"/>
-        </w:rPr>
-        <w:t/>
-      </w:r>
-    </w:p>
-    <w:p ns2:paraId="3B27CCBB" ns2:textId="77777777">
+          <w14:ligatures w14:val="none"/>
+        </w:rPr>
+        <w:t/>
+      </w:r>
+      <w:r>
+        <w:rPr>
+          <w:rFonts w:ascii="Arial Narrow" w:eastAsia="Arial Narrow" w:hAnsi="Arial Narrow" w:cs="Arial Narrow"/>
+          <w:b/>
+          <w:color w:val="000000"/>
+          <w:kern w:val="0"/>
+          <w:lang w:eastAsia="es-PE"/>
+          <w14:ligatures w14:val="none"/>
+        </w:rPr>
+        <w:t/>
+      </w:r>
+      <w:r>
+        <w:rPr>
+          <w:rFonts w:ascii="Arial Narrow" w:eastAsia="Arial Narrow" w:hAnsi="Arial Narrow" w:cs="Arial Narrow"/>
+          <w:b/>
+          <w:color w:val="000000"/>
+          <w:kern w:val="0"/>
+          <w:lang w:eastAsia="es-PE"/>
+          <w14:ligatures w14:val="none"/>
+        </w:rPr>
+        <w:t/>
+      </w:r>
+      <w:r>
+        <w:rPr>
+          <w:rFonts w:ascii="Arial Narrow" w:eastAsia="Arial Narrow" w:hAnsi="Arial Narrow" w:cs="Arial Narrow"/>
+          <w:b/>
+          <w:color w:val="000000"/>
+          <w:kern w:val="0"/>
+          <w:lang w:eastAsia="es-PE"/>
+          <w14:ligatures w14:val="none"/>
+        </w:rPr>
+        <w:t/>
+      </w:r>
+    </w:p>
+    <w:p>
       <w:pPr>
         <w:tabs>
           <w:tab w:val="left" w:pos="1701"/>
@@ -336,17 +316,17 @@
           <w:color w:val="000000"/>
           <w:kern w:val="0"/>
           <w:lang w:eastAsia="es-PE"/>
-          <ns2:ligatures ns2:val="none"/>
-        </w:rPr>
-      </w:pPr>
-      <w:r>
-        <w:rPr>
-          <w:rFonts w:ascii="Arial Narrow" w:eastAsia="Arial Narrow" w:hAnsi="Arial Narrow" w:cs="Arial Narrow"/>
-          <w:b/>
-          <w:color w:val="000000"/>
-          <w:kern w:val="0"/>
-          <w:lang w:eastAsia="es-PE"/>
-          <ns2:ligatures ns2:val="none"/>
+          <w14:ligatures w14:val="none"/>
+        </w:rPr>
+      </w:pPr>
+      <w:r>
+        <w:rPr>
+          <w:rFonts w:ascii="Arial Narrow" w:eastAsia="Arial Narrow" w:hAnsi="Arial Narrow" w:cs="Arial Narrow"/>
+          <w:b/>
+          <w:color w:val="000000"/>
+          <w:kern w:val="0"/>
+          <w:lang w:eastAsia="es-PE"/>
+          <w14:ligatures w14:val="none"/>
         </w:rPr>
         <w:t>MATERIAS</w:t>
       </w:r>
@@ -357,7 +337,7 @@
           <w:color w:val="000000"/>
           <w:kern w:val="0"/>
           <w:lang w:eastAsia="es-PE"/>
-          <ns2:ligatures ns2:val="none"/>
+          <w14:ligatures w14:val="none"/>
         </w:rPr>
         <w:tab/>
         <w:t xml:space="preserve">: </w:t>
@@ -369,13 +349,13 @@
           <w:color w:val="000000"/>
           <w:kern w:val="0"/>
           <w:lang w:eastAsia="es-PE"/>
-          <ns2:ligatures ns2:val="none"/>
+          <w14:ligatures w14:val="none"/>
         </w:rPr>
         <w:tab/>
         <w:t>ADMISIÓN A TRÁMITE</w:t>
       </w:r>
     </w:p>
-    <w:p ns2:paraId="00E5E73F" ns2:textId="77777777">
+    <w:p>
       <w:pPr>
         <w:tabs>
           <w:tab w:val="left" w:pos="1701"/>
@@ -391,22 +371,22 @@
           <w:color w:val="000000"/>
           <w:kern w:val="0"/>
           <w:lang w:eastAsia="es-PE"/>
-          <ns2:ligatures ns2:val="none"/>
-        </w:rPr>
-      </w:pPr>
-      <w:r>
-        <w:rPr>
-          <w:rFonts w:ascii="Arial Narrow" w:eastAsia="Arial Narrow" w:hAnsi="Arial Narrow" w:cs="Arial Narrow"/>
-          <w:b/>
-          <w:color w:val="000000"/>
-          <w:kern w:val="0"/>
-          <w:lang w:eastAsia="es-PE"/>
-          <ns2:ligatures ns2:val="none"/>
+          <w14:ligatures w14:val="none"/>
+        </w:rPr>
+      </w:pPr>
+      <w:r>
+        <w:rPr>
+          <w:rFonts w:ascii="Arial Narrow" w:eastAsia="Arial Narrow" w:hAnsi="Arial Narrow" w:cs="Arial Narrow"/>
+          <w:b/>
+          <w:color w:val="000000"/>
+          <w:kern w:val="0"/>
+          <w:lang w:eastAsia="es-PE"/>
+          <w14:ligatures w14:val="none"/>
         </w:rPr>
         <w:t xml:space="preserve">REQUERIMIENTO DE INFORMACIÓN </w:t>
       </w:r>
     </w:p>
-    <w:p ns2:paraId="0EE5100A" ns2:textId="77777777">
+    <w:p>
       <w:pPr>
         <w:tabs>
           <w:tab w:val="left" w:pos="1701"/>
@@ -421,17 +401,17 @@
           <w:color w:val="000000"/>
           <w:kern w:val="0"/>
           <w:lang w:eastAsia="es-PE"/>
-          <ns2:ligatures ns2:val="none"/>
-        </w:rPr>
-      </w:pPr>
-      <w:r>
-        <w:rPr>
-          <w:rFonts w:ascii="Arial Narrow" w:eastAsia="Arial Narrow" w:hAnsi="Arial Narrow" w:cs="Arial Narrow"/>
-          <w:b/>
-          <w:color w:val="000000"/>
-          <w:kern w:val="0"/>
-          <w:lang w:eastAsia="es-PE"/>
-          <ns2:ligatures ns2:val="none"/>
+          <w14:ligatures w14:val="none"/>
+        </w:rPr>
+      </w:pPr>
+      <w:r>
+        <w:rPr>
+          <w:rFonts w:ascii="Arial Narrow" w:eastAsia="Arial Narrow" w:hAnsi="Arial Narrow" w:cs="Arial Narrow"/>
+          <w:b/>
+          <w:color w:val="000000"/>
+          <w:kern w:val="0"/>
+          <w:lang w:eastAsia="es-PE"/>
+          <w14:ligatures w14:val="none"/>
         </w:rPr>
         <w:t xml:space="preserve">RESOLUCIÓN </w:t>
       </w:r>
@@ -442,7 +422,7 @@
           <w:color w:val="000000"/>
           <w:kern w:val="0"/>
           <w:lang w:eastAsia="es-PE"/>
-          <ns2:ligatures ns2:val="none"/>
+          <w14:ligatures w14:val="none"/>
         </w:rPr>
         <w:tab/>
         <w:t>:</w:t>
@@ -454,13 +434,13 @@
           <w:color w:val="000000"/>
           <w:kern w:val="0"/>
           <w:lang w:eastAsia="es-PE"/>
-          <ns2:ligatures ns2:val="none"/>
+          <w14:ligatures w14:val="none"/>
         </w:rPr>
         <w:tab/>
         <w:t>2</w:t>
       </w:r>
     </w:p>
-    <w:p ns2:paraId="26BE4AD0" ns2:textId="77777777">
+    <w:p>
       <w:pPr>
         <w:tabs>
           <w:tab w:val="left" w:pos="1014"/>
@@ -474,11 +454,11 @@
           <w:kern w:val="0"/>
           <w:shd w:val="clear" w:color="auto" w:fill="FFFFFF"/>
           <w:lang w:eastAsia="es-PE"/>
-          <ns2:ligatures ns2:val="none"/>
-        </w:rPr>
-      </w:pPr>
-    </w:p>
-    <w:p ns2:paraId="6D48DA83" ns2:textId="17FD7029">
+          <w14:ligatures w14:val="none"/>
+        </w:rPr>
+      </w:pPr>
+    </w:p>
+    <w:p>
       <w:pPr>
         <w:tabs>
           <w:tab w:val="left" w:pos="1014"/>
@@ -492,7 +472,7 @@
           <w:kern w:val="0"/>
           <w:shd w:val="clear" w:color="auto" w:fill="FFFFFF"/>
           <w:lang w:eastAsia="es-PE"/>
-          <ns2:ligatures ns2:val="none"/>
+          <w14:ligatures w14:val="none"/>
         </w:rPr>
       </w:pPr>
       <w:r>
@@ -502,7 +482,7 @@
           <w:kern w:val="0"/>
           <w:shd w:val="clear" w:color="auto" w:fill="FFFFFF"/>
           <w:lang w:eastAsia="es-PE"/>
-          <ns2:ligatures ns2:val="none"/>
+          <w14:ligatures w14:val="none"/>
         </w:rPr>
         <w:t xml:space="preserve">Lima, </w:t>
       </w:r>
@@ -513,7 +493,7 @@
           <w:kern w:val="0"/>
           <w:shd w:val="clear" w:color="auto" w:fill="FFFFFF"/>
           <w:lang w:eastAsia="es-PE"/>
-          <ns2:ligatures ns2:val="none"/>
+          <w14:ligatures w14:val="none"/>
         </w:rPr>
         <w:t xml:space="preserve">13 de febrero de 2026</w:t>
       </w:r>
@@ -524,7 +504,7 @@
           <w:kern w:val="0"/>
           <w:shd w:val="clear" w:color="auto" w:fill="FFFFFF"/>
           <w:lang w:eastAsia="es-PE"/>
-          <ns2:ligatures ns2:val="none"/>
+          <w14:ligatures w14:val="none"/>
         </w:rPr>
         <w:t xml:space="preserve"/>
       </w:r>
@@ -536,7 +516,7 @@
           <w:kern w:val="0"/>
           <w:shd w:val="clear" w:color="auto" w:fill="FFFFFF"/>
           <w:lang w:eastAsia="es-PE"/>
-          <ns2:ligatures ns2:val="none"/>
+          <w14:ligatures w14:val="none"/>
         </w:rPr>
         <w:t xml:space="preserve"/>
       </w:r>
@@ -547,13 +527,13 @@
           <w:kern w:val="0"/>
           <w:shd w:val="clear" w:color="auto" w:fill="FFFFFF"/>
           <w:lang w:eastAsia="es-PE"/>
-          <ns2:ligatures ns2:val="none"/>
+          <w14:ligatures w14:val="none"/>
         </w:rPr>
         <w:t xml:space="preserve"/>
       </w:r>
       <w:bookmarkEnd w:id="1"/>
     </w:p>
-    <w:p ns2:paraId="1EF3C256" ns2:textId="77777777">
+    <w:p>
       <w:pPr>
         <w:tabs>
           <w:tab w:val="left" w:pos="1014"/>
@@ -566,11 +546,11 @@
           <w:color w:val="000000"/>
           <w:kern w:val="0"/>
           <w:lang w:eastAsia="es-PE"/>
-          <ns2:ligatures ns2:val="none"/>
-        </w:rPr>
-      </w:pPr>
-    </w:p>
-    <w:p ns2:paraId="087322B4" ns2:textId="77777777">
+          <w14:ligatures w14:val="none"/>
+        </w:rPr>
+      </w:pPr>
+    </w:p>
+    <w:p>
       <w:pPr>
         <w:numPr>
           <w:ilvl w:val="0"/>
@@ -585,22 +565,22 @@
           <w:color w:val="000000"/>
           <w:kern w:val="0"/>
           <w:lang w:eastAsia="es-PE"/>
-          <ns2:ligatures ns2:val="none"/>
-        </w:rPr>
-      </w:pPr>
-      <w:r>
-        <w:rPr>
-          <w:rFonts w:ascii="Arial Narrow" w:eastAsia="Arial Narrow" w:hAnsi="Arial Narrow" w:cs="Arial Narrow"/>
-          <w:b/>
-          <w:color w:val="000000"/>
-          <w:kern w:val="0"/>
-          <w:lang w:eastAsia="es-PE"/>
-          <ns2:ligatures ns2:val="none"/>
+          <w14:ligatures w14:val="none"/>
+        </w:rPr>
+      </w:pPr>
+      <w:r>
+        <w:rPr>
+          <w:rFonts w:ascii="Arial Narrow" w:eastAsia="Arial Narrow" w:hAnsi="Arial Narrow" w:cs="Arial Narrow"/>
+          <w:b/>
+          <w:color w:val="000000"/>
+          <w:kern w:val="0"/>
+          <w:lang w:eastAsia="es-PE"/>
+          <w14:ligatures w14:val="none"/>
         </w:rPr>
         <w:t xml:space="preserve">HECHOS </w:t>
       </w:r>
     </w:p>
-    <w:p ns2:paraId="4407157A" ns2:textId="77777777">
+    <w:p>
       <w:pPr>
         <w:spacing w:after="0" w:line="240" w:lineRule="auto"/>
         <w:contextualSpacing/>
@@ -610,11 +590,11 @@
           <w:color w:val="000000"/>
           <w:kern w:val="0"/>
           <w:lang w:eastAsia="es-PE"/>
-          <ns2:ligatures ns2:val="none"/>
-        </w:rPr>
-      </w:pPr>
-    </w:p>
-    <w:p ns2:paraId="5ECFCB1A" ns2:textId="16364459">
+          <w14:ligatures w14:val="none"/>
+        </w:rPr>
+      </w:pPr>
+    </w:p>
+    <w:p>
       <w:pPr>
         <w:numPr>
           <w:ilvl w:val="1"/>
@@ -629,7 +609,7 @@
           <w:color w:val="000000"/>
           <w:kern w:val="0"/>
           <w:lang w:val="es-ES" w:eastAsia="es-ES"/>
-          <ns2:ligatures ns2:val="none"/>
+          <w14:ligatures w14:val="none"/>
         </w:rPr>
       </w:pPr>
       <w:r>
@@ -638,7 +618,7 @@
           <w:color w:val="000000"/>
           <w:kern w:val="0"/>
           <w:lang w:val="es-ES" w:eastAsia="es-ES"/>
-          <ns2:ligatures ns2:val="none"/>
+          <w14:ligatures w14:val="none"/>
         </w:rPr>
         <w:t xml:space="preserve">Mediante la denuncia del 8 de enero de 2026, complementado con el escrito del 16 de enero de 2026, subsanada mediante escrito del 5 de febrero de 2026, el señor [APELLIDO] denunció a Rímac, al señor [APELLIDO] y al señor [APELLIDO] por presuntas infracciones a la Ley 29571, Código de Protección y Defensa del Consumidor (en adelante, Código), señalando lo siguiente:</w:t>
       </w:r>
@@ -648,7 +628,7 @@
           <w:color w:val="000000"/>
           <w:kern w:val="0"/>
           <w:lang w:val="es-ES" w:eastAsia="es-ES"/>
-          <ns2:ligatures ns2:val="none"/>
+          <w14:ligatures w14:val="none"/>
         </w:rPr>
         <w:t/>
       </w:r>
@@ -658,7 +638,7 @@
           <w:color w:val="000000"/>
           <w:kern w:val="0"/>
           <w:lang w:val="es-ES" w:eastAsia="es-ES"/>
-          <ns2:ligatures ns2:val="none"/>
+          <w14:ligatures w14:val="none"/>
         </w:rPr>
         <w:t xml:space="preserve"/>
       </w:r>
@@ -668,7 +648,7 @@
           <w:color w:val="000000"/>
           <w:kern w:val="0"/>
           <w:lang w:val="es-ES" w:eastAsia="es-ES"/>
-          <ns2:ligatures ns2:val="none"/>
+          <w14:ligatures w14:val="none"/>
         </w:rPr>
         <w:t/>
       </w:r>
@@ -676,7 +656,7 @@
         <w:rPr>
           <w:rFonts w:ascii="Arial Narrow" w:eastAsia="Calibri" w:hAnsi="Arial Narrow" w:cs="Arial"/>
           <w:kern w:val="0"/>
-          <ns2:ligatures ns2:val="none"/>
+          <w14:ligatures w14:val="none"/>
         </w:rPr>
         <w:t xml:space="preserve"/>
       </w:r>
@@ -684,7 +664,7 @@
         <w:rPr>
           <w:rFonts w:ascii="Arial Narrow" w:eastAsia="Calibri" w:hAnsi="Arial Narrow" w:cs="Arial"/>
           <w:kern w:val="0"/>
-          <ns2:ligatures ns2:val="none"/>
+          <w14:ligatures w14:val="none"/>
         </w:rPr>
         <w:t xml:space="preserve"/>
       </w:r>
@@ -692,7 +672,7 @@
         <w:rPr>
           <w:rFonts w:ascii="Arial Narrow" w:eastAsia="Calibri" w:hAnsi="Arial Narrow" w:cs="Arial"/>
           <w:kern w:val="0"/>
-          <ns2:ligatures ns2:val="none"/>
+          <w14:ligatures w14:val="none"/>
         </w:rPr>
         <w:t/>
       </w:r>
@@ -702,7 +682,7 @@
           <w:color w:val="000000"/>
           <w:kern w:val="0"/>
           <w:lang w:val="es-ES" w:eastAsia="es-ES"/>
-          <ns2:ligatures ns2:val="none"/>
+          <w14:ligatures w14:val="none"/>
         </w:rPr>
         <w:t xml:space="preserve"/>
       </w:r>
@@ -712,7 +692,7 @@
           <w:color w:val="000000"/>
           <w:kern w:val="0"/>
           <w:lang w:val="es-ES" w:eastAsia="es-ES"/>
-          <ns2:ligatures ns2:val="none"/>
+          <w14:ligatures w14:val="none"/>
         </w:rPr>
         <w:t xml:space="preserve"/>
       </w:r>
@@ -722,7 +702,7 @@
           <w:color w:val="000000"/>
           <w:kern w:val="0"/>
           <w:lang w:val="es-ES" w:eastAsia="es-ES"/>
-          <ns2:ligatures ns2:val="none"/>
+          <w14:ligatures w14:val="none"/>
         </w:rPr>
         <w:t xml:space="preserve"/>
       </w:r>
@@ -732,7 +712,7 @@
           <w:color w:val="000000"/>
           <w:kern w:val="0"/>
           <w:lang w:val="es-ES" w:eastAsia="es-ES"/>
-          <ns2:ligatures ns2:val="none"/>
+          <w14:ligatures w14:val="none"/>
         </w:rPr>
         <w:t xml:space="preserve"/>
       </w:r>
@@ -742,7 +722,7 @@
           <w:color w:val="000000"/>
           <w:kern w:val="0"/>
           <w:lang w:val="es-ES" w:eastAsia="es-ES"/>
-          <ns2:ligatures ns2:val="none"/>
+          <w14:ligatures w14:val="none"/>
         </w:rPr>
         <w:t/>
       </w:r>
@@ -754,7 +734,7 @@
           <w:kern w:val="0"/>
           <w:vertAlign w:val="superscript"/>
           <w:lang w:val="es-ES" w:eastAsia="es-ES"/>
-          <ns2:ligatures ns2:val="none"/>
+          <w14:ligatures w14:val="none"/>
         </w:rPr>
         <w:footnoteReference w:id="1"/>
       </w:r>
@@ -764,7 +744,7 @@
           <w:color w:val="000000"/>
           <w:kern w:val="0"/>
           <w:lang w:val="es-ES" w:eastAsia="es-ES"/>
-          <ns2:ligatures ns2:val="none"/>
+          <w14:ligatures w14:val="none"/>
         </w:rPr>
         <w:t xml:space="preserve"/>
       </w:r>
@@ -775,12 +755,12 @@
           <w:color w:val="000000"/>
           <w:kern w:val="0"/>
           <w:lang w:val="es-ES" w:eastAsia="es-ES"/>
-          <ns2:ligatures ns2:val="none"/>
-        </w:rPr>
-        <w:t/>
-      </w:r>
-    </w:p>
-    <w:p ns2:paraId="463DE9FF" ns2:textId="77777777">
+          <w14:ligatures w14:val="none"/>
+        </w:rPr>
+        <w:t/>
+      </w:r>
+    </w:p>
+    <w:p>
       <w:pPr>
         <w:spacing w:after="0" w:line="240" w:lineRule="auto"/>
         <w:contextualSpacing/>
@@ -790,11 +770,11 @@
           <w:color w:val="000000"/>
           <w:kern w:val="0"/>
           <w:lang w:eastAsia="es-ES"/>
-          <ns2:ligatures ns2:val="none"/>
-        </w:rPr>
-      </w:pPr>
-    </w:p>
-    <w:p ns2:paraId="7D0B8218" ns2:textId="4078791A">
+          <w14:ligatures w14:val="none"/>
+        </w:rPr>
+      </w:pPr>
+    </w:p>
+    <w:p>
       <w:pPr>
         <w:pStyle w:val="Prrafodelista"/>
         <w:numPr>
@@ -812,7 +792,7 @@
           <w:color w:val="000000"/>
           <w:kern w:val="0"/>
           <w:lang w:eastAsia="es-ES"/>
-          <ns2:ligatures ns2:val="none"/>
+          <w14:ligatures w14:val="none"/>
         </w:rPr>
       </w:pPr>
       <w:r>
@@ -821,7 +801,7 @@
           <w:color w:val="000000"/>
           <w:kern w:val="0"/>
           <w:lang w:eastAsia="es-ES"/>
-          <ns2:ligatures ns2:val="none"/>
+          <w14:ligatures w14:val="none"/>
         </w:rPr>
         <w:t xml:space="preserve">El 8 de setiembre de 2023, en calidad de tercero perjudicado, su vehículo con Placa de Rodaje CAN-022 (en adelante, vehículo siniestrado) sufrió daños materiales ocasionado por el accidente de tránsito ocasionado por el choque con el vehículo con Placa de Rodaje F9P-149 de la señora [APELLIDO] (en adelante, señora [APELLIDO] ) y el vehículo con Placa de Rodaje BXD-000 del señor [APELLIDO] (en adelante, señor [APELLIDO] ), quienes contaban con seguros vehiculares contratados con Rímac. </w:t>
       </w:r>
@@ -831,7 +811,7 @@
           <w:color w:val="000000"/>
           <w:kern w:val="0"/>
           <w:lang w:eastAsia="es-ES"/>
-          <ns2:ligatures ns2:val="none"/>
+          <w14:ligatures w14:val="none"/>
         </w:rPr>
         <w:t xml:space="preserve"/>
       </w:r>
@@ -841,7 +821,7 @@
           <w:color w:val="000000"/>
           <w:kern w:val="0"/>
           <w:lang w:eastAsia="es-ES"/>
-          <ns2:ligatures ns2:val="none"/>
+          <w14:ligatures w14:val="none"/>
         </w:rPr>
         <w:t/>
       </w:r>
@@ -851,7 +831,7 @@
           <w:color w:val="000000"/>
           <w:kern w:val="0"/>
           <w:lang w:eastAsia="es-ES"/>
-          <ns2:ligatures ns2:val="none"/>
+          <w14:ligatures w14:val="none"/>
         </w:rPr>
         <w:t xml:space="preserve"/>
       </w:r>
@@ -862,7 +842,7 @@
           <w:color w:val="000000"/>
           <w:kern w:val="0"/>
           <w:lang w:eastAsia="es-ES"/>
-          <ns2:ligatures ns2:val="none"/>
+          <w14:ligatures w14:val="none"/>
         </w:rPr>
         <w:t/>
       </w:r>
@@ -873,7 +853,7 @@
           <w:color w:val="000000"/>
           <w:kern w:val="0"/>
           <w:lang w:eastAsia="es-ES"/>
-          <ns2:ligatures ns2:val="none"/>
+          <w14:ligatures w14:val="none"/>
         </w:rPr>
         <w:t xml:space="preserve"/>
       </w:r>
@@ -883,7 +863,7 @@
           <w:color w:val="000000"/>
           <w:kern w:val="0"/>
           <w:lang w:eastAsia="es-ES"/>
-          <ns2:ligatures ns2:val="none"/>
+          <w14:ligatures w14:val="none"/>
         </w:rPr>
         <w:t xml:space="preserve"/>
       </w:r>
@@ -893,7 +873,7 @@
           <w:color w:val="000000"/>
           <w:kern w:val="0"/>
           <w:lang w:eastAsia="es-ES"/>
-          <ns2:ligatures ns2:val="none"/>
+          <w14:ligatures w14:val="none"/>
         </w:rPr>
         <w:t/>
       </w:r>
@@ -903,7 +883,7 @@
           <w:color w:val="000000"/>
           <w:kern w:val="0"/>
           <w:lang w:eastAsia="es-ES"/>
-          <ns2:ligatures ns2:val="none"/>
+          <w14:ligatures w14:val="none"/>
         </w:rPr>
         <w:t xml:space="preserve"/>
       </w:r>
@@ -913,7 +893,7 @@
           <w:color w:val="000000"/>
           <w:kern w:val="0"/>
           <w:lang w:eastAsia="es-ES"/>
-          <ns2:ligatures ns2:val="none"/>
+          <w14:ligatures w14:val="none"/>
         </w:rPr>
         <w:t xml:space="preserve"/>
       </w:r>
@@ -923,7 +903,7 @@
           <w:color w:val="000000"/>
           <w:kern w:val="0"/>
           <w:lang w:eastAsia="es-ES"/>
-          <ns2:ligatures ns2:val="none"/>
+          <w14:ligatures w14:val="none"/>
         </w:rPr>
         <w:t xml:space="preserve"/>
       </w:r>
@@ -933,7 +913,7 @@
           <w:color w:val="000000"/>
           <w:kern w:val="0"/>
           <w:lang w:eastAsia="es-ES"/>
-          <ns2:ligatures ns2:val="none"/>
+          <w14:ligatures w14:val="none"/>
         </w:rPr>
         <w:t xml:space="preserve"/>
       </w:r>
@@ -943,7 +923,7 @@
           <w:color w:val="000000"/>
           <w:kern w:val="0"/>
           <w:lang w:eastAsia="es-ES"/>
-          <ns2:ligatures ns2:val="none"/>
+          <w14:ligatures w14:val="none"/>
         </w:rPr>
         <w:t xml:space="preserve"/>
       </w:r>
@@ -953,7 +933,7 @@
           <w:color w:val="000000"/>
           <w:kern w:val="0"/>
           <w:lang w:eastAsia="es-ES"/>
-          <ns2:ligatures ns2:val="none"/>
+          <w14:ligatures w14:val="none"/>
         </w:rPr>
         <w:t xml:space="preserve"/>
       </w:r>
@@ -964,7 +944,7 @@
           <w:color w:val="000000"/>
           <w:kern w:val="0"/>
           <w:lang w:eastAsia="es-ES"/>
-          <ns2:ligatures ns2:val="none"/>
+          <w14:ligatures w14:val="none"/>
         </w:rPr>
         <w:t/>
       </w:r>
@@ -975,7 +955,7 @@
           <w:color w:val="000000"/>
           <w:kern w:val="0"/>
           <w:lang w:eastAsia="es-ES"/>
-          <ns2:ligatures ns2:val="none"/>
+          <w14:ligatures w14:val="none"/>
         </w:rPr>
         <w:t xml:space="preserve"/>
       </w:r>
@@ -985,7 +965,7 @@
           <w:color w:val="000000"/>
           <w:kern w:val="0"/>
           <w:lang w:eastAsia="es-ES"/>
-          <ns2:ligatures ns2:val="none"/>
+          <w14:ligatures w14:val="none"/>
         </w:rPr>
         <w:t/>
       </w:r>
@@ -995,7 +975,7 @@
           <w:color w:val="000000"/>
           <w:kern w:val="0"/>
           <w:lang w:eastAsia="es-ES"/>
-          <ns2:ligatures ns2:val="none"/>
+          <w14:ligatures w14:val="none"/>
         </w:rPr>
         <w:t xml:space="preserve"/>
       </w:r>
@@ -1005,7 +985,7 @@
           <w:color w:val="000000"/>
           <w:kern w:val="0"/>
           <w:lang w:eastAsia="es-ES"/>
-          <ns2:ligatures ns2:val="none"/>
+          <w14:ligatures w14:val="none"/>
         </w:rPr>
         <w:t xml:space="preserve"/>
       </w:r>
@@ -1015,7 +995,7 @@
           <w:color w:val="000000"/>
           <w:kern w:val="0"/>
           <w:lang w:eastAsia="es-ES"/>
-          <ns2:ligatures ns2:val="none"/>
+          <w14:ligatures w14:val="none"/>
         </w:rPr>
         <w:t xml:space="preserve"/>
       </w:r>
@@ -1025,7 +1005,7 @@
           <w:color w:val="000000"/>
           <w:kern w:val="0"/>
           <w:lang w:eastAsia="es-ES"/>
-          <ns2:ligatures ns2:val="none"/>
+          <w14:ligatures w14:val="none"/>
         </w:rPr>
         <w:t/>
       </w:r>
@@ -1035,7 +1015,7 @@
           <w:color w:val="000000"/>
           <w:kern w:val="0"/>
           <w:lang w:eastAsia="es-ES"/>
-          <ns2:ligatures ns2:val="none"/>
+          <w14:ligatures w14:val="none"/>
         </w:rPr>
         <w:t xml:space="preserve"/>
       </w:r>
@@ -1046,7 +1026,7 @@
           <w:color w:val="000000"/>
           <w:kern w:val="0"/>
           <w:lang w:eastAsia="es-ES"/>
-          <ns2:ligatures ns2:val="none"/>
+          <w14:ligatures w14:val="none"/>
         </w:rPr>
         <w:t/>
       </w:r>
@@ -1057,7 +1037,7 @@
           <w:color w:val="000000"/>
           <w:kern w:val="0"/>
           <w:lang w:eastAsia="es-ES"/>
-          <ns2:ligatures ns2:val="none"/>
+          <w14:ligatures w14:val="none"/>
         </w:rPr>
         <w:t xml:space="preserve"/>
       </w:r>
@@ -1067,7 +1047,7 @@
           <w:color w:val="000000"/>
           <w:kern w:val="0"/>
           <w:lang w:eastAsia="es-ES"/>
-          <ns2:ligatures ns2:val="none"/>
+          <w14:ligatures w14:val="none"/>
         </w:rPr>
         <w:t xml:space="preserve"/>
       </w:r>
@@ -1077,7 +1057,7 @@
           <w:color w:val="000000"/>
           <w:kern w:val="0"/>
           <w:lang w:eastAsia="es-ES"/>
-          <ns2:ligatures ns2:val="none"/>
+          <w14:ligatures w14:val="none"/>
         </w:rPr>
         <w:t/>
       </w:r>
@@ -1087,7 +1067,7 @@
           <w:color w:val="000000"/>
           <w:kern w:val="0"/>
           <w:lang w:eastAsia="es-ES"/>
-          <ns2:ligatures ns2:val="none"/>
+          <w14:ligatures w14:val="none"/>
         </w:rPr>
         <w:t xml:space="preserve"/>
       </w:r>
@@ -1097,7 +1077,7 @@
           <w:color w:val="000000"/>
           <w:kern w:val="0"/>
           <w:lang w:eastAsia="es-ES"/>
-          <ns2:ligatures ns2:val="none"/>
+          <w14:ligatures w14:val="none"/>
         </w:rPr>
         <w:t xml:space="preserve"/>
       </w:r>
@@ -1107,7 +1087,7 @@
           <w:color w:val="000000"/>
           <w:kern w:val="0"/>
           <w:lang w:eastAsia="es-ES"/>
-          <ns2:ligatures ns2:val="none"/>
+          <w14:ligatures w14:val="none"/>
         </w:rPr>
         <w:t xml:space="preserve"/>
       </w:r>
@@ -1117,7 +1097,7 @@
           <w:color w:val="000000"/>
           <w:kern w:val="0"/>
           <w:lang w:eastAsia="es-ES"/>
-          <ns2:ligatures ns2:val="none"/>
+          <w14:ligatures w14:val="none"/>
         </w:rPr>
         <w:t/>
       </w:r>
@@ -1127,7 +1107,7 @@
           <w:color w:val="000000"/>
           <w:kern w:val="0"/>
           <w:lang w:eastAsia="es-ES"/>
-          <ns2:ligatures ns2:val="none"/>
+          <w14:ligatures w14:val="none"/>
         </w:rPr>
         <w:t xml:space="preserve"/>
       </w:r>
@@ -1137,7 +1117,7 @@
           <w:color w:val="000000"/>
           <w:kern w:val="0"/>
           <w:lang w:eastAsia="es-ES"/>
-          <ns2:ligatures ns2:val="none"/>
+          <w14:ligatures w14:val="none"/>
         </w:rPr>
         <w:t xml:space="preserve"/>
       </w:r>
@@ -1147,7 +1127,7 @@
           <w:color w:val="000000"/>
           <w:kern w:val="0"/>
           <w:lang w:eastAsia="es-ES"/>
-          <ns2:ligatures ns2:val="none"/>
+          <w14:ligatures w14:val="none"/>
         </w:rPr>
         <w:t xml:space="preserve"/>
       </w:r>
@@ -1157,7 +1137,7 @@
           <w:color w:val="000000"/>
           <w:kern w:val="0"/>
           <w:lang w:val="es-ES" w:eastAsia="es-ES"/>
-          <ns2:ligatures ns2:val="none"/>
+          <w14:ligatures w14:val="none"/>
         </w:rPr>
         <w:t/>
       </w:r>
@@ -1167,7 +1147,7 @@
           <w:color w:val="000000"/>
           <w:kern w:val="0"/>
           <w:lang w:eastAsia="es-ES"/>
-          <ns2:ligatures ns2:val="none"/>
+          <w14:ligatures w14:val="none"/>
         </w:rPr>
         <w:t/>
       </w:r>
@@ -1177,12 +1157,12 @@
           <w:color w:val="000000"/>
           <w:kern w:val="0"/>
           <w:lang w:eastAsia="es-ES"/>
-          <ns2:ligatures ns2:val="none"/>
+          <w14:ligatures w14:val="none"/>
         </w:rPr>
         <w:t xml:space="preserve"/>
       </w:r>
     </w:p>
-    <w:p ns2:paraId="1A490F4D" ns2:textId="77777777">
+    <w:p>
       <w:pPr>
         <w:spacing w:after="0" w:line="240" w:lineRule="auto"/>
         <w:contextualSpacing/>
@@ -1192,11 +1172,11 @@
           <w:color w:val="000000"/>
           <w:kern w:val="0"/>
           <w:lang w:eastAsia="es-ES"/>
-          <ns2:ligatures ns2:val="none"/>
-        </w:rPr>
-      </w:pPr>
-    </w:p>
-    <w:p ns2:paraId="7FDCCCC5" ns2:textId="0F2CE782">
+          <w14:ligatures w14:val="none"/>
+        </w:rPr>
+      </w:pPr>
+    </w:p>
+    <w:p>
       <w:pPr>
         <w:pStyle w:val="Prrafodelista"/>
         <w:numPr>
@@ -1214,7 +1194,7 @@
           <w:color w:val="000000"/>
           <w:kern w:val="0"/>
           <w:lang w:eastAsia="es-ES"/>
-          <ns2:ligatures ns2:val="none"/>
+          <w14:ligatures w14:val="none"/>
         </w:rPr>
       </w:pPr>
       <w:r>
@@ -1223,7 +1203,7 @@
           <w:color w:val="000000"/>
           <w:kern w:val="0"/>
           <w:lang w:eastAsia="es-ES"/>
-          <ns2:ligatures ns2:val="none"/>
+          <w14:ligatures w14:val="none"/>
         </w:rPr>
         <w:t xml:space="preserve">El 19 de febrero de 2024, remitió un reclamo mediante carta notarial a Rímac solicitando la evaluación del daño ocasionado al vehículo siniestrado y el pago correspondiente por los daños materiales, en atención a que en el accidente de tránsito participaron dos asegurados de dicha compañía aseguradora, el señor [APELLIDO] y la señora [APELLIDO] ; no obstante, Rímac se negó a recibir el reclamo y no le emitió una respuesta.</w:t>
       </w:r>
@@ -1233,7 +1213,7 @@
           <w:color w:val="000000"/>
           <w:kern w:val="0"/>
           <w:lang w:eastAsia="es-ES"/>
-          <ns2:ligatures ns2:val="none"/>
+          <w14:ligatures w14:val="none"/>
         </w:rPr>
         <w:t/>
       </w:r>
@@ -1243,7 +1223,7 @@
           <w:color w:val="000000"/>
           <w:kern w:val="0"/>
           <w:lang w:eastAsia="es-ES"/>
-          <ns2:ligatures ns2:val="none"/>
+          <w14:ligatures w14:val="none"/>
         </w:rPr>
         <w:t xml:space="preserve"/>
       </w:r>
@@ -1253,7 +1233,7 @@
           <w:color w:val="000000"/>
           <w:kern w:val="0"/>
           <w:lang w:eastAsia="es-ES"/>
-          <ns2:ligatures ns2:val="none"/>
+          <w14:ligatures w14:val="none"/>
         </w:rPr>
         <w:t xml:space="preserve"/>
       </w:r>
@@ -1263,7 +1243,7 @@
           <w:color w:val="000000"/>
           <w:kern w:val="0"/>
           <w:lang w:eastAsia="es-ES"/>
-          <ns2:ligatures ns2:val="none"/>
+          <w14:ligatures w14:val="none"/>
         </w:rPr>
         <w:t xml:space="preserve"/>
       </w:r>
@@ -1273,7 +1253,7 @@
           <w:color w:val="000000"/>
           <w:kern w:val="0"/>
           <w:lang w:val="es-ES" w:eastAsia="es-ES"/>
-          <ns2:ligatures ns2:val="none"/>
+          <w14:ligatures w14:val="none"/>
         </w:rPr>
         <w:t/>
       </w:r>
@@ -1283,7 +1263,7 @@
           <w:color w:val="000000"/>
           <w:kern w:val="0"/>
           <w:lang w:eastAsia="es-ES"/>
-          <ns2:ligatures ns2:val="none"/>
+          <w14:ligatures w14:val="none"/>
         </w:rPr>
         <w:t xml:space="preserve"/>
       </w:r>
@@ -1293,7 +1273,7 @@
           <w:color w:val="000000"/>
           <w:kern w:val="0"/>
           <w:lang w:eastAsia="es-ES"/>
-          <ns2:ligatures ns2:val="none"/>
+          <w14:ligatures w14:val="none"/>
         </w:rPr>
         <w:t xml:space="preserve"/>
       </w:r>
@@ -1303,7 +1283,7 @@
           <w:color w:val="000000"/>
           <w:kern w:val="0"/>
           <w:lang w:eastAsia="es-ES"/>
-          <ns2:ligatures ns2:val="none"/>
+          <w14:ligatures w14:val="none"/>
         </w:rPr>
         <w:t xml:space="preserve"/>
       </w:r>
@@ -1313,7 +1293,7 @@
           <w:color w:val="000000"/>
           <w:kern w:val="0"/>
           <w:lang w:eastAsia="es-ES"/>
-          <ns2:ligatures ns2:val="none"/>
+          <w14:ligatures w14:val="none"/>
         </w:rPr>
         <w:t xml:space="preserve"/>
       </w:r>
@@ -1323,7 +1303,7 @@
           <w:color w:val="000000"/>
           <w:kern w:val="0"/>
           <w:lang w:eastAsia="es-ES"/>
-          <ns2:ligatures ns2:val="none"/>
+          <w14:ligatures w14:val="none"/>
         </w:rPr>
         <w:t xml:space="preserve"/>
       </w:r>
@@ -1333,7 +1313,7 @@
           <w:color w:val="000000"/>
           <w:kern w:val="0"/>
           <w:lang w:eastAsia="es-ES"/>
-          <ns2:ligatures ns2:val="none"/>
+          <w14:ligatures w14:val="none"/>
         </w:rPr>
         <w:t xml:space="preserve"/>
       </w:r>
@@ -1343,7 +1323,7 @@
           <w:color w:val="000000"/>
           <w:kern w:val="0"/>
           <w:lang w:eastAsia="es-ES"/>
-          <ns2:ligatures ns2:val="none"/>
+          <w14:ligatures w14:val="none"/>
         </w:rPr>
         <w:t/>
       </w:r>
@@ -1353,7 +1333,7 @@
           <w:color w:val="000000"/>
           <w:kern w:val="0"/>
           <w:lang w:eastAsia="es-ES"/>
-          <ns2:ligatures ns2:val="none"/>
+          <w14:ligatures w14:val="none"/>
         </w:rPr>
         <w:t/>
       </w:r>
@@ -1363,7 +1343,7 @@
           <w:color w:val="000000"/>
           <w:kern w:val="0"/>
           <w:lang w:eastAsia="es-ES"/>
-          <ns2:ligatures ns2:val="none"/>
+          <w14:ligatures w14:val="none"/>
         </w:rPr>
         <w:t xml:space="preserve"/>
       </w:r>
@@ -1373,7 +1353,7 @@
           <w:color w:val="000000"/>
           <w:kern w:val="0"/>
           <w:lang w:val="es-ES" w:eastAsia="es-ES"/>
-          <ns2:ligatures ns2:val="none"/>
+          <w14:ligatures w14:val="none"/>
         </w:rPr>
         <w:t/>
       </w:r>
@@ -1383,7 +1363,7 @@
           <w:color w:val="000000"/>
           <w:kern w:val="0"/>
           <w:lang w:val="es-ES" w:eastAsia="es-ES"/>
-          <ns2:ligatures ns2:val="none"/>
+          <w14:ligatures w14:val="none"/>
         </w:rPr>
         <w:t xml:space="preserve"/>
       </w:r>
@@ -1393,12 +1373,12 @@
           <w:color w:val="000000"/>
           <w:kern w:val="0"/>
           <w:lang w:val="es-ES" w:eastAsia="es-ES"/>
-          <ns2:ligatures ns2:val="none"/>
-        </w:rPr>
-        <w:t/>
-      </w:r>
-    </w:p>
-    <w:p ns2:paraId="54A88C90" ns2:textId="77777777">
+          <w14:ligatures w14:val="none"/>
+        </w:rPr>
+        <w:t/>
+      </w:r>
+    </w:p>
+    <w:p>
       <w:pPr>
         <w:pStyle w:val="Prrafodelista"/>
         <w:spacing w:after="0" w:line="240" w:lineRule="auto"/>
@@ -1409,11 +1389,11 @@
           <w:color w:val="000000"/>
           <w:kern w:val="0"/>
           <w:lang w:eastAsia="es-ES"/>
-          <ns2:ligatures ns2:val="none"/>
-        </w:rPr>
-      </w:pPr>
-    </w:p>
-    <w:p ns2:paraId="612558D6" ns2:textId="3C175DBE">
+          <w14:ligatures w14:val="none"/>
+        </w:rPr>
+      </w:pPr>
+    </w:p>
+    <w:p>
       <w:pPr>
         <w:pStyle w:val="Prrafodelista"/>
         <w:numPr>
@@ -1431,7 +1411,7 @@
           <w:color w:val="000000"/>
           <w:kern w:val="0"/>
           <w:lang w:eastAsia="es-ES"/>
-          <ns2:ligatures ns2:val="none"/>
+          <w14:ligatures w14:val="none"/>
         </w:rPr>
       </w:pPr>
       <w:r>
@@ -1440,7 +1420,7 @@
           <w:color w:val="000000"/>
           <w:kern w:val="0"/>
           <w:lang w:eastAsia="es-ES"/>
-          <ns2:ligatures ns2:val="none"/>
+          <w14:ligatures w14:val="none"/>
         </w:rPr>
         <w:t xml:space="preserve">El 12 de abril de 2024, Rímac remitió carta mediante la cual informó que había comunicado al señor [APELLIDO] el resultado de las investigaciones policiales relacionadas con el accidente de tránsito ocurrido el 8 de setiembre de 2023, que había consultado con dicho asegurado sobre la aceptación de responsabilidad para efectos de activar la cobertura de responsabilidad civil frente a terceros y que procedería a solicitar nuevamente a sus asegurados que manifiesten su posición respecto de los daños reclamados.</w:t>
       </w:r>
@@ -1450,7 +1430,7 @@
           <w:color w:val="000000"/>
           <w:kern w:val="0"/>
           <w:lang w:val="es-ES" w:eastAsia="es-ES"/>
-          <ns2:ligatures ns2:val="none"/>
+          <w14:ligatures w14:val="none"/>
         </w:rPr>
         <w:t/>
       </w:r>
@@ -1460,7 +1440,7 @@
           <w:color w:val="000000"/>
           <w:kern w:val="0"/>
           <w:lang w:eastAsia="es-ES"/>
-          <ns2:ligatures ns2:val="none"/>
+          <w14:ligatures w14:val="none"/>
         </w:rPr>
         <w:t xml:space="preserve"/>
       </w:r>
@@ -1470,12 +1450,12 @@
           <w:color w:val="000000"/>
           <w:kern w:val="0"/>
           <w:lang w:eastAsia="es-ES"/>
-          <ns2:ligatures ns2:val="none"/>
-        </w:rPr>
-        <w:t/>
-      </w:r>
-    </w:p>
-    <w:p ns2:paraId="70CDF27D" ns2:textId="77777777">
+          <w14:ligatures w14:val="none"/>
+        </w:rPr>
+        <w:t/>
+      </w:r>
+    </w:p>
+    <w:p>
       <w:pPr>
         <w:pStyle w:val="Prrafodelista"/>
         <w:spacing w:after="0" w:line="240" w:lineRule="auto"/>
@@ -1486,11 +1466,11 @@
           <w:color w:val="000000"/>
           <w:kern w:val="0"/>
           <w:lang w:eastAsia="es-ES"/>
-          <ns2:ligatures ns2:val="none"/>
-        </w:rPr>
-      </w:pPr>
-    </w:p>
-    <w:p ns2:paraId="27DCA311" ns2:textId="5AFDDDD2">
+          <w14:ligatures w14:val="none"/>
+        </w:rPr>
+      </w:pPr>
+    </w:p>
+    <w:p>
       <w:pPr>
         <w:pStyle w:val="Prrafodelista"/>
         <w:numPr>
@@ -1508,7 +1488,7 @@
           <w:color w:val="000000"/>
           <w:kern w:val="0"/>
           <w:lang w:eastAsia="es-ES"/>
-          <ns2:ligatures ns2:val="none"/>
+          <w14:ligatures w14:val="none"/>
         </w:rPr>
       </w:pPr>
       <w:r>
@@ -1517,7 +1497,7 @@
           <w:color w:val="000000"/>
           <w:kern w:val="0"/>
           <w:lang w:eastAsia="es-ES"/>
-          <ns2:ligatures ns2:val="none"/>
+          <w14:ligatures w14:val="none"/>
         </w:rPr>
         <w:t xml:space="preserve">El 26 de agosto de 2024, solicitó ante Rímac la entrega de documentación vinculada al siniestro respecto de los seguros vehiculares contratados por el señor [APELLIDO] y la señora [APELLIDO] , ante lo cual la compañía aseguradora no cumplió con atender su solicitud.</w:t>
       </w:r>
@@ -1527,7 +1507,7 @@
           <w:color w:val="000000"/>
           <w:kern w:val="0"/>
           <w:lang w:eastAsia="es-ES"/>
-          <ns2:ligatures ns2:val="none"/>
+          <w14:ligatures w14:val="none"/>
         </w:rPr>
         <w:t xml:space="preserve"/>
       </w:r>
@@ -1537,7 +1517,7 @@
           <w:color w:val="000000"/>
           <w:kern w:val="0"/>
           <w:lang w:eastAsia="es-ES"/>
-          <ns2:ligatures ns2:val="none"/>
+          <w14:ligatures w14:val="none"/>
         </w:rPr>
         <w:t xml:space="preserve"/>
       </w:r>
@@ -1547,7 +1527,7 @@
           <w:color w:val="000000"/>
           <w:kern w:val="0"/>
           <w:lang w:val="es-ES" w:eastAsia="es-ES"/>
-          <ns2:ligatures ns2:val="none"/>
+          <w14:ligatures w14:val="none"/>
         </w:rPr>
         <w:t/>
       </w:r>
@@ -1557,7 +1537,7 @@
           <w:color w:val="000000"/>
           <w:kern w:val="0"/>
           <w:lang w:eastAsia="es-ES"/>
-          <ns2:ligatures ns2:val="none"/>
+          <w14:ligatures w14:val="none"/>
         </w:rPr>
         <w:t xml:space="preserve"/>
       </w:r>
@@ -1567,7 +1547,7 @@
           <w:color w:val="000000"/>
           <w:kern w:val="0"/>
           <w:lang w:eastAsia="es-ES"/>
-          <ns2:ligatures ns2:val="none"/>
+          <w14:ligatures w14:val="none"/>
         </w:rPr>
         <w:t xml:space="preserve"/>
       </w:r>
@@ -1577,7 +1557,7 @@
           <w:color w:val="000000"/>
           <w:kern w:val="0"/>
           <w:lang w:eastAsia="es-ES"/>
-          <ns2:ligatures ns2:val="none"/>
+          <w14:ligatures w14:val="none"/>
         </w:rPr>
         <w:t xml:space="preserve"/>
       </w:r>
@@ -1587,7 +1567,7 @@
           <w:color w:val="000000"/>
           <w:kern w:val="0"/>
           <w:lang w:eastAsia="es-ES"/>
-          <ns2:ligatures ns2:val="none"/>
+          <w14:ligatures w14:val="none"/>
         </w:rPr>
         <w:t xml:space="preserve"/>
       </w:r>
@@ -1597,12 +1577,12 @@
           <w:color w:val="000000"/>
           <w:kern w:val="0"/>
           <w:lang w:eastAsia="es-ES"/>
-          <ns2:ligatures ns2:val="none"/>
-        </w:rPr>
-        <w:t/>
-      </w:r>
-    </w:p>
-    <w:p ns2:paraId="56688E2E" ns2:textId="77777777">
+          <w14:ligatures w14:val="none"/>
+        </w:rPr>
+        <w:t/>
+      </w:r>
+    </w:p>
+    <w:p>
       <w:pPr>
         <w:pStyle w:val="Prrafodelista"/>
         <w:spacing w:after="0" w:line="240" w:lineRule="auto"/>
@@ -1613,11 +1593,11 @@
           <w:color w:val="000000"/>
           <w:kern w:val="0"/>
           <w:lang w:eastAsia="es-ES"/>
-          <ns2:ligatures ns2:val="none"/>
-        </w:rPr>
-      </w:pPr>
-    </w:p>
-    <w:p ns2:paraId="04234DBC" ns2:textId="1FEADB3C">
+          <w14:ligatures w14:val="none"/>
+        </w:rPr>
+      </w:pPr>
+    </w:p>
+    <w:p>
       <w:pPr>
         <w:pStyle w:val="Prrafodelista"/>
         <w:numPr>
@@ -1635,7 +1615,7 @@
           <w:color w:val="000000"/>
           <w:kern w:val="0"/>
           <w:lang w:eastAsia="es-ES"/>
-          <ns2:ligatures ns2:val="none"/>
+          <w14:ligatures w14:val="none"/>
         </w:rPr>
       </w:pPr>
       <w:r>
@@ -1644,7 +1624,7 @@
           <w:color w:val="000000"/>
           <w:kern w:val="0"/>
           <w:lang w:eastAsia="es-ES"/>
-          <ns2:ligatures ns2:val="none"/>
+          <w14:ligatures w14:val="none"/>
         </w:rPr>
         <w:t xml:space="preserve">El 26 de setiembre de 2025, sostuvo una comunicación telefónica con el señor [APELLIDO] , en la cual este manifestó que desde la ocurrencia del accidente no había sido contactado por Rímac, que no había conversado con representante alguno de la compañía aseguradora y que no se le solicitó manifestar aceptación de responsabilidad ni conformidad para la activación de cobertura.</w:t>
       </w:r>
@@ -1654,7 +1634,7 @@
           <w:color w:val="000000"/>
           <w:kern w:val="0"/>
           <w:lang w:eastAsia="es-ES"/>
-          <ns2:ligatures ns2:val="none"/>
+          <w14:ligatures w14:val="none"/>
         </w:rPr>
         <w:t xml:space="preserve"/>
       </w:r>
@@ -1664,7 +1644,7 @@
           <w:color w:val="000000"/>
           <w:kern w:val="0"/>
           <w:lang w:eastAsia="es-ES"/>
-          <ns2:ligatures ns2:val="none"/>
+          <w14:ligatures w14:val="none"/>
         </w:rPr>
         <w:t xml:space="preserve"/>
       </w:r>
@@ -1674,7 +1654,7 @@
           <w:color w:val="000000"/>
           <w:kern w:val="0"/>
           <w:lang w:val="es-ES" w:eastAsia="es-ES"/>
-          <ns2:ligatures ns2:val="none"/>
+          <w14:ligatures w14:val="none"/>
         </w:rPr>
         <w:t/>
       </w:r>
@@ -1684,7 +1664,7 @@
           <w:color w:val="000000"/>
           <w:kern w:val="0"/>
           <w:lang w:eastAsia="es-ES"/>
-          <ns2:ligatures ns2:val="none"/>
+          <w14:ligatures w14:val="none"/>
         </w:rPr>
         <w:t/>
       </w:r>
@@ -1694,7 +1674,7 @@
           <w:color w:val="000000"/>
           <w:kern w:val="0"/>
           <w:lang w:eastAsia="es-ES"/>
-          <ns2:ligatures ns2:val="none"/>
+          <w14:ligatures w14:val="none"/>
         </w:rPr>
         <w:t xml:space="preserve"/>
       </w:r>
@@ -1704,7 +1684,7 @@
           <w:color w:val="000000"/>
           <w:kern w:val="0"/>
           <w:lang w:eastAsia="es-ES"/>
-          <ns2:ligatures ns2:val="none"/>
+          <w14:ligatures w14:val="none"/>
         </w:rPr>
         <w:t xml:space="preserve"/>
       </w:r>
@@ -1714,13 +1694,13 @@
           <w:color w:val="000000"/>
           <w:kern w:val="0"/>
           <w:lang w:eastAsia="es-ES"/>
-          <ns2:ligatures ns2:val="none"/>
+          <w14:ligatures w14:val="none"/>
         </w:rPr>
         <w:lastRenderedPageBreak/>
         <w:t/>
       </w:r>
     </w:p>
-    <w:p ns2:paraId="5969E2A9" ns2:textId="77777777">
+    <w:p>
       <w:pPr>
         <w:pStyle w:val="Prrafodelista"/>
         <w:spacing w:after="0" w:line="240" w:lineRule="auto"/>
@@ -1731,11 +1711,11 @@
           <w:color w:val="000000"/>
           <w:kern w:val="0"/>
           <w:lang w:eastAsia="es-ES"/>
-          <ns2:ligatures ns2:val="none"/>
-        </w:rPr>
-      </w:pPr>
-    </w:p>
-    <w:p ns2:paraId="4E296488" ns2:textId="46F3D933">
+          <w14:ligatures w14:val="none"/>
+        </w:rPr>
+      </w:pPr>
+    </w:p>
+    <w:p>
       <w:pPr>
         <w:pStyle w:val="Prrafodelista"/>
         <w:numPr>
@@ -1753,7 +1733,7 @@
           <w:color w:val="000000"/>
           <w:kern w:val="0"/>
           <w:lang w:eastAsia="es-ES"/>
-          <ns2:ligatures ns2:val="none"/>
+          <w14:ligatures w14:val="none"/>
         </w:rPr>
       </w:pPr>
       <w:r>
@@ -1762,7 +1742,7 @@
           <w:color w:val="000000"/>
           <w:kern w:val="0"/>
           <w:lang w:eastAsia="es-ES"/>
-          <ns2:ligatures ns2:val="none"/>
+          <w14:ligatures w14:val="none"/>
         </w:rPr>
         <w:t xml:space="preserve">Hasta el 24 de setiembre de 2025, el señor [APELLIDO] ejerció el cargo de gerente general de Rímac, y desde el 25 de setiembre de 2025 el señor [APELLIDO] asumió la gerencia general de la compañía aseguradora, quienes participaron en la planificación y ejecución de acciones de gestión orientadas a proporcionar información incorrecta contenida en la carta del 12 de abril de 2024 y a no otorgar la cobertura solicitada respecto del siniestro ocurrido el 8 de setiembre de 2023, así como a no atender el reclamo del 19 de febrero de 2024 ni la solicitud de entrega de información presentada el 26 de agosto de 2024.</w:t>
       </w:r>
@@ -1772,7 +1752,7 @@
           <w:color w:val="000000"/>
           <w:kern w:val="0"/>
           <w:lang w:eastAsia="es-ES"/>
-          <ns2:ligatures ns2:val="none"/>
+          <w14:ligatures w14:val="none"/>
         </w:rPr>
         <w:t xml:space="preserve"/>
       </w:r>
@@ -1782,7 +1762,7 @@
           <w:color w:val="000000"/>
           <w:kern w:val="0"/>
           <w:lang w:val="es-ES" w:eastAsia="es-ES"/>
-          <ns2:ligatures ns2:val="none"/>
+          <w14:ligatures w14:val="none"/>
         </w:rPr>
         <w:t/>
       </w:r>
@@ -1792,7 +1772,7 @@
           <w:color w:val="000000"/>
           <w:kern w:val="0"/>
           <w:lang w:eastAsia="es-ES"/>
-          <ns2:ligatures ns2:val="none"/>
+          <w14:ligatures w14:val="none"/>
         </w:rPr>
         <w:t xml:space="preserve"/>
       </w:r>
@@ -1802,7 +1782,7 @@
           <w:color w:val="000000"/>
           <w:kern w:val="0"/>
           <w:lang w:eastAsia="es-ES"/>
-          <ns2:ligatures ns2:val="none"/>
+          <w14:ligatures w14:val="none"/>
         </w:rPr>
         <w:t/>
       </w:r>
@@ -1812,7 +1792,7 @@
           <w:color w:val="000000"/>
           <w:kern w:val="0"/>
           <w:lang w:eastAsia="es-ES"/>
-          <ns2:ligatures ns2:val="none"/>
+          <w14:ligatures w14:val="none"/>
         </w:rPr>
         <w:t/>
       </w:r>
@@ -1822,7 +1802,7 @@
           <w:color w:val="000000"/>
           <w:kern w:val="0"/>
           <w:lang w:eastAsia="es-ES"/>
-          <ns2:ligatures ns2:val="none"/>
+          <w14:ligatures w14:val="none"/>
         </w:rPr>
         <w:t xml:space="preserve"/>
       </w:r>
@@ -1832,7 +1812,7 @@
           <w:color w:val="000000"/>
           <w:kern w:val="0"/>
           <w:lang w:eastAsia="es-ES"/>
-          <ns2:ligatures ns2:val="none"/>
+          <w14:ligatures w14:val="none"/>
         </w:rPr>
         <w:t xml:space="preserve"/>
       </w:r>
@@ -1842,7 +1822,7 @@
           <w:color w:val="000000"/>
           <w:kern w:val="0"/>
           <w:lang w:eastAsia="es-ES"/>
-          <ns2:ligatures ns2:val="none"/>
+          <w14:ligatures w14:val="none"/>
         </w:rPr>
         <w:t/>
       </w:r>
@@ -1852,7 +1832,7 @@
           <w:color w:val="000000"/>
           <w:kern w:val="0"/>
           <w:lang w:eastAsia="es-ES"/>
-          <ns2:ligatures ns2:val="none"/>
+          <w14:ligatures w14:val="none"/>
         </w:rPr>
         <w:t xml:space="preserve"/>
       </w:r>
@@ -1862,7 +1842,7 @@
           <w:color w:val="000000"/>
           <w:kern w:val="0"/>
           <w:lang w:eastAsia="es-ES"/>
-          <ns2:ligatures ns2:val="none"/>
+          <w14:ligatures w14:val="none"/>
         </w:rPr>
         <w:t/>
       </w:r>
@@ -1872,7 +1852,7 @@
           <w:color w:val="000000"/>
           <w:kern w:val="0"/>
           <w:lang w:eastAsia="es-ES"/>
-          <ns2:ligatures ns2:val="none"/>
+          <w14:ligatures w14:val="none"/>
         </w:rPr>
         <w:t xml:space="preserve"/>
       </w:r>
@@ -1882,7 +1862,7 @@
           <w:color w:val="000000"/>
           <w:kern w:val="0"/>
           <w:lang w:eastAsia="es-ES"/>
-          <ns2:ligatures ns2:val="none"/>
+          <w14:ligatures w14:val="none"/>
         </w:rPr>
         <w:t/>
       </w:r>
@@ -1892,12 +1872,12 @@
           <w:color w:val="000000"/>
           <w:kern w:val="0"/>
           <w:lang w:eastAsia="es-ES"/>
-          <ns2:ligatures ns2:val="none"/>
+          <w14:ligatures w14:val="none"/>
         </w:rPr>
         <w:t xml:space="preserve"/>
       </w:r>
     </w:p>
-    <w:p ns2:paraId="250287E7" ns2:textId="77777777">
+    <w:p>
       <w:pPr>
         <w:pStyle w:val="Prrafodelista"/>
         <w:spacing w:after="0" w:line="240" w:lineRule="auto"/>
@@ -1908,11 +1888,11 @@
           <w:color w:val="000000"/>
           <w:kern w:val="0"/>
           <w:lang w:eastAsia="es-ES"/>
-          <ns2:ligatures ns2:val="none"/>
-        </w:rPr>
-      </w:pPr>
-    </w:p>
-    <w:p ns2:paraId="2FB14F49" ns2:textId="13F48845">
+          <w14:ligatures w14:val="none"/>
+        </w:rPr>
+      </w:pPr>
+    </w:p>
+    <w:p>
       <w:pPr>
         <w:pStyle w:val="Prrafodelista"/>
         <w:numPr>
@@ -1927,7 +1907,7 @@
           <w:color w:val="000000"/>
           <w:kern w:val="0"/>
           <w:lang w:eastAsia="es-ES"/>
-          <ns2:ligatures ns2:val="none"/>
+          <w14:ligatures w14:val="none"/>
         </w:rPr>
       </w:pPr>
       <w:r>
@@ -1936,7 +1916,7 @@
           <w:color w:val="000000"/>
           <w:kern w:val="0"/>
           <w:lang w:eastAsia="es-ES"/>
-          <ns2:ligatures ns2:val="none"/>
+          <w14:ligatures w14:val="none"/>
         </w:rPr>
         <w:t xml:space="preserve">El 13 de octubre de 2025, se llevó a cabo audiencia ante el Indecopi en el marco del reclamo </w:t>
       </w:r>
@@ -1947,7 +1927,7 @@
           <w:color w:val="000000"/>
           <w:kern w:val="0"/>
           <w:lang w:eastAsia="es-ES"/>
-          <ns2:ligatures ns2:val="none"/>
+          <w14:ligatures w14:val="none"/>
         </w:rPr>
         <w:t/>
       </w:r>
@@ -1958,7 +1938,7 @@
           <w:color w:val="000000"/>
           <w:kern w:val="0"/>
           <w:lang w:eastAsia="es-ES"/>
-          <ns2:ligatures ns2:val="none"/>
+          <w14:ligatures w14:val="none"/>
         </w:rPr>
         <w:t xml:space="preserve"> 38232-2025 tramitado ante la Subdirección de Atención al Ciudadano, en la cual </w:t>
       </w:r>
@@ -1968,7 +1948,7 @@
           <w:color w:val="000000"/>
           <w:kern w:val="0"/>
           <w:lang w:val="es-ES" w:eastAsia="es-ES"/>
-          <ns2:ligatures ns2:val="none"/>
+          <w14:ligatures w14:val="none"/>
         </w:rPr>
         <w:t>Rímac</w:t>
       </w:r>
@@ -1978,7 +1958,7 @@
           <w:color w:val="000000"/>
           <w:kern w:val="0"/>
           <w:lang w:eastAsia="es-ES"/>
-          <ns2:ligatures ns2:val="none"/>
+          <w14:ligatures w14:val="none"/>
         </w:rPr>
         <w:t xml:space="preserve"> </w:t>
       </w:r>
@@ -1988,7 +1968,7 @@
           <w:color w:val="000000"/>
           <w:kern w:val="0"/>
           <w:lang w:eastAsia="es-ES"/>
-          <ns2:ligatures ns2:val="none"/>
+          <w14:ligatures w14:val="none"/>
         </w:rPr>
         <w:t xml:space="preserve">señaló que el caso se encontraba en análisis y que la solicitud de cobertura estaba en evaluación, manteniendo hasta </w:t>
       </w:r>
@@ -1998,7 +1978,7 @@
           <w:color w:val="000000"/>
           <w:kern w:val="0"/>
           <w:lang w:eastAsia="es-ES"/>
-          <ns2:ligatures ns2:val="none"/>
+          <w14:ligatures w14:val="none"/>
         </w:rPr>
         <w:t>la</w:t>
       </w:r>
@@ -2008,7 +1988,7 @@
           <w:color w:val="000000"/>
           <w:kern w:val="0"/>
           <w:lang w:eastAsia="es-ES"/>
-          <ns2:ligatures ns2:val="none"/>
+          <w14:ligatures w14:val="none"/>
         </w:rPr>
         <w:t xml:space="preserve"> fecha la falta de otorgamiento de cobertura respecto de los daños ocasionados al </w:t>
       </w:r>
@@ -2018,7 +1998,7 @@
           <w:color w:val="000000"/>
           <w:kern w:val="0"/>
           <w:lang w:eastAsia="es-ES"/>
-          <ns2:ligatures ns2:val="none"/>
+          <w14:ligatures w14:val="none"/>
         </w:rPr>
         <w:t>vehículo siniestrado</w:t>
       </w:r>
@@ -2028,12 +2008,12 @@
           <w:color w:val="000000"/>
           <w:kern w:val="0"/>
           <w:lang w:eastAsia="es-ES"/>
-          <ns2:ligatures ns2:val="none"/>
+          <w14:ligatures w14:val="none"/>
         </w:rPr>
         <w:t>.</w:t>
       </w:r>
     </w:p>
-    <w:p ns2:paraId="76630485" ns2:textId="77777777">
+    <w:p>
       <w:pPr>
         <w:tabs>
           <w:tab w:val="left" w:pos="1134"/>
@@ -2046,11 +2026,11 @@
           <w:color w:val="000000"/>
           <w:kern w:val="0"/>
           <w:lang w:eastAsia="es-ES"/>
-          <ns2:ligatures ns2:val="none"/>
-        </w:rPr>
-      </w:pPr>
-    </w:p>
-    <w:p ns2:paraId="4FB15987" ns2:textId="73A29DB3">
+          <w14:ligatures w14:val="none"/>
+        </w:rPr>
+      </w:pPr>
+    </w:p>
+    <w:p>
       <w:pPr>
         <w:numPr>
           <w:ilvl w:val="1"/>
@@ -2068,7 +2048,7 @@
           <w:color w:val="000000"/>
           <w:kern w:val="0"/>
           <w:lang w:val="es-ES" w:eastAsia="es-ES"/>
-          <ns2:ligatures ns2:val="none"/>
+          <w14:ligatures w14:val="none"/>
         </w:rPr>
       </w:pPr>
       <w:r>
@@ -2077,7 +2057,7 @@
           <w:color w:val="000000"/>
           <w:kern w:val="0"/>
           <w:lang w:val="es-ES" w:eastAsia="es-ES"/>
-          <ns2:ligatures ns2:val="none"/>
+          <w14:ligatures w14:val="none"/>
         </w:rPr>
         <w:t xml:space="preserve">El señor [APELLIDO] solicitó, en calidad de medida correctiva, que: (i) Rimac proceda con otorgar la cobertura de responsabilidad civil frente a terceros equivalente al daño ocasionado en el vehículo siniestrado, otorgándole el monto ascendente a S/ 22 554,65, así como los intereses legales devengados a la fecha; debiendo considerarse que ya se ha cumplido con el pago al taller autorizado para este propósito; (ii) se remita una carta de disculpas al señor [APELLIDO]; y, (iii) se atienda por escrito cada uno de los reclamos pendientes. Asimismo, requirió el reembolso de costos y costas del presente procedimiento. </w:t>
       </w:r>
@@ -2085,7 +2065,7 @@
         <w:rPr>
           <w:rFonts w:ascii="Arial Narrow" w:eastAsia="Calibri" w:hAnsi="Arial Narrow" w:cs="Arial"/>
           <w:kern w:val="0"/>
-          <ns2:ligatures ns2:val="none"/>
+          <w14:ligatures w14:val="none"/>
         </w:rPr>
         <w:t xml:space="preserve"/>
       </w:r>
@@ -2093,7 +2073,7 @@
         <w:rPr>
           <w:rFonts w:ascii="Arial Narrow" w:eastAsia="Calibri" w:hAnsi="Arial Narrow" w:cs="Arial"/>
           <w:kern w:val="0"/>
-          <ns2:ligatures ns2:val="none"/>
+          <w14:ligatures w14:val="none"/>
         </w:rPr>
         <w:t xml:space="preserve"/>
       </w:r>
@@ -2103,7 +2083,7 @@
           <w:color w:val="000000"/>
           <w:kern w:val="0"/>
           <w:lang w:val="es-ES" w:eastAsia="es-ES"/>
-          <ns2:ligatures ns2:val="none"/>
+          <w14:ligatures w14:val="none"/>
         </w:rPr>
         <w:t/>
       </w:r>
@@ -2114,7 +2094,7 @@
           <w:color w:val="000000"/>
           <w:kern w:val="0"/>
           <w:lang w:val="es-ES" w:eastAsia="es-ES"/>
-          <ns2:ligatures ns2:val="none"/>
+          <w14:ligatures w14:val="none"/>
         </w:rPr>
         <w:t xml:space="preserve"/>
       </w:r>
@@ -2124,7 +2104,7 @@
           <w:color w:val="000000"/>
           <w:kern w:val="0"/>
           <w:lang w:val="es-ES" w:eastAsia="es-ES"/>
-          <ns2:ligatures ns2:val="none"/>
+          <w14:ligatures w14:val="none"/>
         </w:rPr>
         <w:t xml:space="preserve"/>
       </w:r>
@@ -2134,7 +2114,7 @@
           <w:color w:val="000000"/>
           <w:kern w:val="0"/>
           <w:lang w:val="es-ES" w:eastAsia="es-ES"/>
-          <ns2:ligatures ns2:val="none"/>
+          <w14:ligatures w14:val="none"/>
         </w:rPr>
         <w:t xml:space="preserve"/>
       </w:r>
@@ -2144,7 +2124,7 @@
           <w:color w:val="000000"/>
           <w:kern w:val="0"/>
           <w:lang w:val="es-ES" w:eastAsia="es-ES"/>
-          <ns2:ligatures ns2:val="none"/>
+          <w14:ligatures w14:val="none"/>
         </w:rPr>
         <w:t xml:space="preserve"/>
       </w:r>
@@ -2154,7 +2134,7 @@
           <w:color w:val="000000"/>
           <w:kern w:val="0"/>
           <w:lang w:eastAsia="es-ES"/>
-          <ns2:ligatures ns2:val="none"/>
+          <w14:ligatures w14:val="none"/>
         </w:rPr>
         <w:t/>
       </w:r>
@@ -2164,7 +2144,7 @@
           <w:color w:val="000000"/>
           <w:kern w:val="0"/>
           <w:lang w:val="es-ES" w:eastAsia="es-ES"/>
-          <ns2:ligatures ns2:val="none"/>
+          <w14:ligatures w14:val="none"/>
         </w:rPr>
         <w:t xml:space="preserve"/>
       </w:r>
@@ -2174,7 +2154,7 @@
           <w:color w:val="000000"/>
           <w:kern w:val="0"/>
           <w:lang w:val="es-ES" w:eastAsia="es-ES"/>
-          <ns2:ligatures ns2:val="none"/>
+          <w14:ligatures w14:val="none"/>
         </w:rPr>
         <w:t/>
       </w:r>
@@ -2184,7 +2164,7 @@
           <w:color w:val="000000"/>
           <w:kern w:val="0"/>
           <w:lang w:val="es-ES" w:eastAsia="es-ES"/>
-          <ns2:ligatures ns2:val="none"/>
+          <w14:ligatures w14:val="none"/>
         </w:rPr>
         <w:t xml:space="preserve"/>
       </w:r>
@@ -2194,7 +2174,7 @@
           <w:color w:val="000000"/>
           <w:kern w:val="0"/>
           <w:lang w:val="es-ES" w:eastAsia="es-ES"/>
-          <ns2:ligatures ns2:val="none"/>
+          <w14:ligatures w14:val="none"/>
         </w:rPr>
         <w:t/>
       </w:r>
@@ -2204,7 +2184,7 @@
           <w:color w:val="000000"/>
           <w:kern w:val="0"/>
           <w:lang w:val="es-ES" w:eastAsia="es-ES"/>
-          <ns2:ligatures ns2:val="none"/>
+          <w14:ligatures w14:val="none"/>
         </w:rPr>
         <w:t/>
       </w:r>
@@ -2214,7 +2194,7 @@
           <w:color w:val="000000"/>
           <w:kern w:val="0"/>
           <w:lang w:val="es-ES" w:eastAsia="es-ES"/>
-          <ns2:ligatures ns2:val="none"/>
+          <w14:ligatures w14:val="none"/>
         </w:rPr>
         <w:t/>
       </w:r>
@@ -2225,7 +2205,7 @@
           <w:color w:val="000000"/>
           <w:kern w:val="0"/>
           <w:lang w:val="es-ES" w:eastAsia="es-ES"/>
-          <ns2:ligatures ns2:val="none"/>
+          <w14:ligatures w14:val="none"/>
         </w:rPr>
         <w:t/>
       </w:r>
@@ -2236,7 +2216,7 @@
           <w:color w:val="000000"/>
           <w:kern w:val="0"/>
           <w:lang w:val="es-ES" w:eastAsia="es-ES"/>
-          <ns2:ligatures ns2:val="none"/>
+          <w14:ligatures w14:val="none"/>
         </w:rPr>
         <w:t/>
       </w:r>
@@ -2247,7 +2227,7 @@
           <w:color w:val="000000"/>
           <w:kern w:val="0"/>
           <w:lang w:val="es-ES" w:eastAsia="es-ES"/>
-          <ns2:ligatures ns2:val="none"/>
+          <w14:ligatures w14:val="none"/>
         </w:rPr>
         <w:t/>
       </w:r>
@@ -2258,7 +2238,7 @@
           <w:color w:val="000000"/>
           <w:kern w:val="0"/>
           <w:lang w:val="es-ES" w:eastAsia="es-ES"/>
-          <ns2:ligatures ns2:val="none"/>
+          <w14:ligatures w14:val="none"/>
         </w:rPr>
         <w:t/>
       </w:r>
@@ -2268,7 +2248,7 @@
           <w:color w:val="000000"/>
           <w:kern w:val="0"/>
           <w:lang w:val="es-ES" w:eastAsia="es-ES"/>
-          <ns2:ligatures ns2:val="none"/>
+          <w14:ligatures w14:val="none"/>
         </w:rPr>
         <w:t xml:space="preserve"/>
       </w:r>
@@ -2278,13 +2258,13 @@
           <w:color w:val="000000"/>
           <w:kern w:val="0"/>
           <w:lang w:val="es-ES" w:eastAsia="es-ES"/>
-          <ns2:ligatures ns2:val="none"/>
+          <w14:ligatures w14:val="none"/>
         </w:rPr>
         <w:t xml:space="preserve"/>
       </w:r>
     </w:p>
     <w:bookmarkEnd w:id="2"/>
-    <w:p ns2:paraId="61C46995" ns2:textId="77777777">
+    <w:p>
       <w:pPr>
         <w:spacing w:after="0" w:line="240" w:lineRule="auto"/>
         <w:contextualSpacing/>
@@ -2295,11 +2275,11 @@
           <w:color w:val="000000"/>
           <w:kern w:val="0"/>
           <w:lang w:eastAsia="es-PE"/>
-          <ns2:ligatures ns2:val="none"/>
-        </w:rPr>
-      </w:pPr>
-    </w:p>
-    <w:p ns2:paraId="4713554A" ns2:textId="77777777">
+          <w14:ligatures w14:val="none"/>
+        </w:rPr>
+      </w:pPr>
+    </w:p>
+    <w:p>
       <w:pPr>
         <w:pStyle w:val="Prrafodelista"/>
         <w:numPr>
@@ -2319,22 +2299,22 @@
           <w:color w:val="000000"/>
           <w:kern w:val="0"/>
           <w:lang w:eastAsia="es-PE"/>
-          <ns2:ligatures ns2:val="none"/>
-        </w:rPr>
-      </w:pPr>
-      <w:r>
-        <w:rPr>
-          <w:rFonts w:ascii="Arial Narrow" w:eastAsia="Arial Narrow" w:hAnsi="Arial Narrow" w:cs="Arial Narrow"/>
-          <w:b/>
-          <w:color w:val="000000"/>
-          <w:kern w:val="0"/>
-          <w:lang w:eastAsia="es-PE"/>
-          <ns2:ligatures ns2:val="none"/>
+          <w14:ligatures w14:val="none"/>
+        </w:rPr>
+      </w:pPr>
+      <w:r>
+        <w:rPr>
+          <w:rFonts w:ascii="Arial Narrow" w:eastAsia="Arial Narrow" w:hAnsi="Arial Narrow" w:cs="Arial Narrow"/>
+          <w:b/>
+          <w:color w:val="000000"/>
+          <w:kern w:val="0"/>
+          <w:lang w:eastAsia="es-PE"/>
+          <w14:ligatures w14:val="none"/>
         </w:rPr>
         <w:t>DE LA ADMISIÓN A TRÁMITE DE LA DENUNCIA</w:t>
       </w:r>
     </w:p>
-    <w:p ns2:paraId="4BBBE1C2" ns2:textId="77777777">
+    <w:p>
       <w:pPr>
         <w:spacing w:after="0" w:line="240" w:lineRule="auto"/>
         <w:ind w:left="567"/>
@@ -2346,11 +2326,11 @@
           <w:color w:val="000000"/>
           <w:kern w:val="0"/>
           <w:lang w:eastAsia="es-PE"/>
-          <ns2:ligatures ns2:val="none"/>
-        </w:rPr>
-      </w:pPr>
-    </w:p>
-    <w:p ns2:paraId="749C69A0" ns2:textId="201EFC9C">
+          <w14:ligatures w14:val="none"/>
+        </w:rPr>
+      </w:pPr>
+    </w:p>
+    <w:p>
       <w:pPr>
         <w:pStyle w:val="Prrafodelista"/>
         <w:numPr>
@@ -2363,7 +2343,7 @@
         <w:rPr>
           <w:rFonts w:ascii="Arial Narrow" w:eastAsia="Arial Narrow" w:hAnsi="Arial Narrow" w:cs="Arial Narrow"/>
           <w:kern w:val="0"/>
-          <ns2:ligatures ns2:val="none"/>
+          <w14:ligatures w14:val="none"/>
         </w:rPr>
       </w:pPr>
       <w:bookmarkStart w:id="3" w:name="_Hlk140755208"/>
@@ -2375,7 +2355,7 @@
           <w:color w:val="000000"/>
           <w:kern w:val="0"/>
           <w:lang w:eastAsia="es-PE"/>
-          <ns2:ligatures ns2:val="none"/>
+          <w14:ligatures w14:val="none"/>
         </w:rPr>
         <w:t xml:space="preserve">La Secretaría </w:t>
       </w:r>
@@ -2388,7 +2368,7 @@
           <w:color w:val="000000"/>
           <w:kern w:val="0"/>
           <w:lang w:eastAsia="es-PE"/>
-          <ns2:ligatures ns2:val="none"/>
+          <w14:ligatures w14:val="none"/>
         </w:rPr>
         <w:t>Técnica de la Comisión de Protección al Consumidor 1 (en adelante, la Secretaría Técnica), en ejercicio de sus facultades</w:t>
       </w:r>
@@ -2398,7 +2378,7 @@
           <w:rFonts w:ascii="Arial Narrow" w:eastAsia="Arial Narrow" w:hAnsi="Arial Narrow" w:cs="Arial Narrow"/>
           <w:kern w:val="0"/>
           <w:vertAlign w:val="superscript"/>
-          <ns2:ligatures ns2:val="none"/>
+          <w14:ligatures w14:val="none"/>
         </w:rPr>
         <w:footnoteReference w:id="2"/>
       </w:r>
@@ -2408,7 +2388,7 @@
           <w:color w:val="000000"/>
           <w:kern w:val="0"/>
           <w:lang w:eastAsia="es-PE"/>
-          <ns2:ligatures ns2:val="none"/>
+          <w14:ligatures w14:val="none"/>
         </w:rPr>
         <w:t xml:space="preserve">, considera </w:t>
       </w:r>
@@ -2416,7 +2396,7 @@
         <w:rPr>
           <w:rFonts w:ascii="Arial Narrow" w:eastAsia="Arial Narrow" w:hAnsi="Arial Narrow" w:cs="Arial Narrow"/>
           <w:kern w:val="0"/>
-          <ns2:ligatures ns2:val="none"/>
+          <w14:ligatures w14:val="none"/>
         </w:rPr>
         <w:t xml:space="preserve">que el hecho denunciado, </w:t>
       </w:r>
@@ -2424,7 +2404,7 @@
         <w:rPr>
           <w:rFonts w:ascii="Arial Narrow" w:eastAsia="Arial Narrow" w:hAnsi="Arial Narrow" w:cs="Arial Narrow"/>
           <w:kern w:val="0"/>
-          <ns2:ligatures ns2:val="none"/>
+          <w14:ligatures w14:val="none"/>
         </w:rPr>
         <w:t xml:space="preserve">consistente en que </w:t>
       </w:r>
@@ -2435,7 +2415,7 @@
           <w:kern w:val="0"/>
           <w:shd w:val="clear" w:color="auto" w:fill="FFFFFF"/>
           <w:lang w:eastAsia="es-PE"/>
-          <ns2:ligatures ns2:val="none"/>
+          <w14:ligatures w14:val="none"/>
         </w:rPr>
         <w:t xml:space="preserve">Rímac Seguros y Reaseguros S.A. no habría cumplido con otorgar oportunamente al denunciante la cobertura de responsabilidad civil frente a terceros de la Póliza del Seguro del vehículo de Placa de Rodaje </w:t>
       </w:r>
@@ -2447,7 +2427,7 @@
           <w:kern w:val="0"/>
           <w:shd w:val="clear" w:color="auto" w:fill="FFFFFF"/>
           <w:lang w:eastAsia="es-PE"/>
-          <ns2:ligatures ns2:val="none"/>
+          <w14:ligatures w14:val="none"/>
         </w:rPr>
         <w:t/>
       </w:r>
@@ -2459,7 +2439,7 @@
           <w:kern w:val="0"/>
           <w:shd w:val="clear" w:color="auto" w:fill="FFFFFF"/>
           <w:lang w:eastAsia="es-PE"/>
-          <ns2:ligatures ns2:val="none"/>
+          <w14:ligatures w14:val="none"/>
         </w:rPr>
         <w:t xml:space="preserve"> F9P-149 respecto de los daños ocasionados al vehículo de Placa de Rodaje </w:t>
       </w:r>
@@ -2471,7 +2451,7 @@
           <w:kern w:val="0"/>
           <w:shd w:val="clear" w:color="auto" w:fill="FFFFFF"/>
           <w:lang w:eastAsia="es-PE"/>
-          <ns2:ligatures ns2:val="none"/>
+          <w14:ligatures w14:val="none"/>
         </w:rPr>
         <w:t/>
       </w:r>
@@ -2483,7 +2463,7 @@
           <w:kern w:val="0"/>
           <w:shd w:val="clear" w:color="auto" w:fill="FFFFFF"/>
           <w:lang w:eastAsia="es-PE"/>
-          <ns2:ligatures ns2:val="none"/>
+          <w14:ligatures w14:val="none"/>
         </w:rPr>
         <w:t xml:space="preserve"> CAN-022 derivados del accidente de tránsito ocurrido el 8 de setiembre de 2023</w:t>
       </w:r>
@@ -2491,7 +2471,7 @@
         <w:rPr>
           <w:rFonts w:ascii="Arial Narrow" w:eastAsia="Arial Narrow" w:hAnsi="Arial Narrow" w:cs="Arial Narrow"/>
           <w:kern w:val="0"/>
-          <ns2:ligatures ns2:val="none"/>
+          <w14:ligatures w14:val="none"/>
         </w:rPr>
         <w:t xml:space="preserve">; involucraría una presunta afectación a sus expectativas, quien no habría encontrado una correspondencia entre lo que esperaba recibir de parte del proveedor y lo que realmente recibió. Por consiguiente, corresponde </w:t>
       </w:r>
@@ -2499,7 +2479,7 @@
         <w:rPr>
           <w:rFonts w:ascii="Arial Narrow" w:eastAsia="Arial Narrow" w:hAnsi="Arial Narrow" w:cs="Arial Narrow"/>
           <w:kern w:val="0"/>
-          <ns2:ligatures ns2:val="none"/>
+          <w14:ligatures w14:val="none"/>
         </w:rPr>
         <w:lastRenderedPageBreak/>
         <w:t>calificar el hecho materia de denuncia como una presunta infracción al deber de idoneidad, tipificado en los artículos 18</w:t>
@@ -2510,15 +2490,15 @@
           <w:color w:val="000000"/>
           <w:kern w:val="0"/>
           <w:lang w:eastAsia="es-PE"/>
-          <ns2:ligatures ns2:val="none"/>
-        </w:rPr>
-        <w:t/>
-      </w:r>
-      <w:r>
-        <w:rPr>
-          <w:rFonts w:ascii="Arial Narrow" w:eastAsia="Arial Narrow" w:hAnsi="Arial Narrow" w:cs="Arial Narrow"/>
-          <w:kern w:val="0"/>
-          <ns2:ligatures ns2:val="none"/>
+          <w14:ligatures w14:val="none"/>
+        </w:rPr>
+        <w:t/>
+      </w:r>
+      <w:r>
+        <w:rPr>
+          <w:rFonts w:ascii="Arial Narrow" w:eastAsia="Arial Narrow" w:hAnsi="Arial Narrow" w:cs="Arial Narrow"/>
+          <w:kern w:val="0"/>
+          <w14:ligatures w14:val="none"/>
         </w:rPr>
         <w:t xml:space="preserve"> y 19</w:t>
       </w:r>
@@ -2528,15 +2508,15 @@
           <w:color w:val="000000"/>
           <w:kern w:val="0"/>
           <w:lang w:eastAsia="es-PE"/>
-          <ns2:ligatures ns2:val="none"/>
-        </w:rPr>
-        <w:t/>
-      </w:r>
-      <w:r>
-        <w:rPr>
-          <w:rFonts w:ascii="Arial Narrow" w:eastAsia="Arial Narrow" w:hAnsi="Arial Narrow" w:cs="Arial Narrow"/>
-          <w:kern w:val="0"/>
-          <ns2:ligatures ns2:val="none"/>
+          <w14:ligatures w14:val="none"/>
+        </w:rPr>
+        <w:t/>
+      </w:r>
+      <w:r>
+        <w:rPr>
+          <w:rFonts w:ascii="Arial Narrow" w:eastAsia="Arial Narrow" w:hAnsi="Arial Narrow" w:cs="Arial Narrow"/>
+          <w:kern w:val="0"/>
+          <w14:ligatures w14:val="none"/>
         </w:rPr>
         <w:t xml:space="preserve"> del Código</w:t>
       </w:r>
@@ -2547,7 +2527,7 @@
           <w:rFonts w:ascii="Arial Narrow" w:eastAsia="Arial Narrow" w:hAnsi="Arial Narrow" w:cs="Arial"/>
           <w:kern w:val="0"/>
           <w:vertAlign w:val="superscript"/>
-          <ns2:ligatures ns2:val="none"/>
+          <w14:ligatures w14:val="none"/>
         </w:rPr>
         <w:footnoteReference w:id="3"/>
       </w:r>
@@ -2555,13 +2535,13 @@
         <w:rPr>
           <w:rFonts w:ascii="Arial Narrow" w:eastAsia="Arial Narrow" w:hAnsi="Arial Narrow" w:cs="Arial Narrow"/>
           <w:kern w:val="0"/>
-          <ns2:ligatures ns2:val="none"/>
+          <w14:ligatures w14:val="none"/>
         </w:rPr>
         <w:t>.</w:t>
       </w:r>
       <w:bookmarkEnd w:id="6"/>
     </w:p>
-    <w:p ns2:paraId="2F8D23C0" ns2:textId="77777777">
+    <w:p>
       <w:pPr>
         <w:pStyle w:val="Prrafodelista"/>
         <w:spacing w:after="0" w:line="240" w:lineRule="auto"/>
@@ -2570,11 +2550,11 @@
         <w:rPr>
           <w:rFonts w:ascii="Arial Narrow" w:eastAsia="Arial Narrow" w:hAnsi="Arial Narrow" w:cs="Arial Narrow"/>
           <w:kern w:val="0"/>
-          <ns2:ligatures ns2:val="none"/>
-        </w:rPr>
-      </w:pPr>
-    </w:p>
-    <w:p ns2:paraId="7A507243" ns2:textId="4683950B">
+          <w14:ligatures w14:val="none"/>
+        </w:rPr>
+      </w:pPr>
+    </w:p>
+    <w:p>
       <w:pPr>
         <w:pStyle w:val="Prrafodelista"/>
         <w:numPr>
@@ -2587,14 +2567,14 @@
         <w:rPr>
           <w:rFonts w:ascii="Arial Narrow" w:eastAsia="Arial Narrow" w:hAnsi="Arial Narrow" w:cs="Arial Narrow"/>
           <w:kern w:val="0"/>
-          <ns2:ligatures ns2:val="none"/>
-        </w:rPr>
-      </w:pPr>
-      <w:r>
-        <w:rPr>
-          <w:rFonts w:ascii="Arial Narrow" w:eastAsia="Arial Narrow" w:hAnsi="Arial Narrow" w:cs="Arial Narrow"/>
-          <w:kern w:val="0"/>
-          <ns2:ligatures ns2:val="none"/>
+          <w14:ligatures w14:val="none"/>
+        </w:rPr>
+      </w:pPr>
+      <w:r>
+        <w:rPr>
+          <w:rFonts w:ascii="Arial Narrow" w:eastAsia="Arial Narrow" w:hAnsi="Arial Narrow" w:cs="Arial Narrow"/>
+          <w:kern w:val="0"/>
+          <w14:ligatures w14:val="none"/>
         </w:rPr>
         <w:t xml:space="preserve">Así también, la Secretaría Técnica, en ejercicio de sus facultades, </w:t>
       </w:r>
@@ -2605,7 +2585,7 @@
           <w:color w:val="000000"/>
           <w:kern w:val="0"/>
           <w:lang w:eastAsia="es-PE"/>
-          <ns2:ligatures ns2:val="none"/>
+          <w14:ligatures w14:val="none"/>
         </w:rPr>
         <w:t xml:space="preserve">considera </w:t>
       </w:r>
@@ -2613,7 +2593,7 @@
         <w:rPr>
           <w:rFonts w:ascii="Arial Narrow" w:eastAsia="Arial Narrow" w:hAnsi="Arial Narrow" w:cs="Arial Narrow"/>
           <w:kern w:val="0"/>
-          <ns2:ligatures ns2:val="none"/>
+          <w14:ligatures w14:val="none"/>
         </w:rPr>
         <w:t xml:space="preserve">que el hecho denunciado, consistente en que </w:t>
       </w:r>
@@ -2624,7 +2604,7 @@
           <w:kern w:val="0"/>
           <w:shd w:val="clear" w:color="auto" w:fill="FFFFFF"/>
           <w:lang w:eastAsia="es-PE"/>
-          <ns2:ligatures ns2:val="none"/>
+          <w14:ligatures w14:val="none"/>
         </w:rPr>
         <w:t xml:space="preserve">Rímac Seguros y Reaseguros S.A. no habría cumplido con otorgar oportunamente al denunciante la cobertura de responsabilidad civil frente a terceros de la Póliza del Seguro del vehículo de Placa de Rodaje </w:t>
       </w:r>
@@ -2636,7 +2616,7 @@
           <w:kern w:val="0"/>
           <w:shd w:val="clear" w:color="auto" w:fill="FFFFFF"/>
           <w:lang w:eastAsia="es-PE"/>
-          <ns2:ligatures ns2:val="none"/>
+          <w14:ligatures w14:val="none"/>
         </w:rPr>
         <w:t/>
       </w:r>
@@ -2648,7 +2628,7 @@
           <w:kern w:val="0"/>
           <w:shd w:val="clear" w:color="auto" w:fill="FFFFFF"/>
           <w:lang w:eastAsia="es-PE"/>
-          <ns2:ligatures ns2:val="none"/>
+          <w14:ligatures w14:val="none"/>
         </w:rPr>
         <w:t xml:space="preserve"> BXD-000 respecto de los daños ocasionados al vehículo de Placa de Rodaje </w:t>
       </w:r>
@@ -2660,7 +2640,7 @@
           <w:kern w:val="0"/>
           <w:shd w:val="clear" w:color="auto" w:fill="FFFFFF"/>
           <w:lang w:eastAsia="es-PE"/>
-          <ns2:ligatures ns2:val="none"/>
+          <w14:ligatures w14:val="none"/>
         </w:rPr>
         <w:t/>
       </w:r>
@@ -2672,7 +2652,7 @@
           <w:kern w:val="0"/>
           <w:shd w:val="clear" w:color="auto" w:fill="FFFFFF"/>
           <w:lang w:eastAsia="es-PE"/>
-          <ns2:ligatures ns2:val="none"/>
+          <w14:ligatures w14:val="none"/>
         </w:rPr>
         <w:t xml:space="preserve"> CAN-022 derivados del accidente de tránsito ocurrido el 8 de setiembre de 2023</w:t>
       </w:r>
@@ -2680,7 +2660,7 @@
         <w:rPr>
           <w:rFonts w:ascii="Arial Narrow" w:eastAsia="Arial Narrow" w:hAnsi="Arial Narrow" w:cs="Arial Narrow"/>
           <w:kern w:val="0"/>
-          <ns2:ligatures ns2:val="none"/>
+          <w14:ligatures w14:val="none"/>
         </w:rPr>
         <w:t>; involucraría una presunta afectación a sus expectativas, quien no habría encontrado una correspondencia entre lo que esperaba recibir de parte del proveedor y lo que realmente recibió. Por consiguiente, corresponde calificar el hecho materia de denuncia como una presunta infracción al deber de idoneidad, tipificado en los artículos 18</w:t>
       </w:r>
@@ -2690,15 +2670,15 @@
           <w:color w:val="000000"/>
           <w:kern w:val="0"/>
           <w:lang w:eastAsia="es-PE"/>
-          <ns2:ligatures ns2:val="none"/>
-        </w:rPr>
-        <w:t/>
-      </w:r>
-      <w:r>
-        <w:rPr>
-          <w:rFonts w:ascii="Arial Narrow" w:eastAsia="Arial Narrow" w:hAnsi="Arial Narrow" w:cs="Arial Narrow"/>
-          <w:kern w:val="0"/>
-          <ns2:ligatures ns2:val="none"/>
+          <w14:ligatures w14:val="none"/>
+        </w:rPr>
+        <w:t/>
+      </w:r>
+      <w:r>
+        <w:rPr>
+          <w:rFonts w:ascii="Arial Narrow" w:eastAsia="Arial Narrow" w:hAnsi="Arial Narrow" w:cs="Arial Narrow"/>
+          <w:kern w:val="0"/>
+          <w14:ligatures w14:val="none"/>
         </w:rPr>
         <w:t xml:space="preserve"> y 19</w:t>
       </w:r>
@@ -2708,15 +2688,15 @@
           <w:color w:val="000000"/>
           <w:kern w:val="0"/>
           <w:lang w:eastAsia="es-PE"/>
-          <ns2:ligatures ns2:val="none"/>
-        </w:rPr>
-        <w:t/>
-      </w:r>
-      <w:r>
-        <w:rPr>
-          <w:rFonts w:ascii="Arial Narrow" w:eastAsia="Arial Narrow" w:hAnsi="Arial Narrow" w:cs="Arial Narrow"/>
-          <w:kern w:val="0"/>
-          <ns2:ligatures ns2:val="none"/>
+          <w14:ligatures w14:val="none"/>
+        </w:rPr>
+        <w:t/>
+      </w:r>
+      <w:r>
+        <w:rPr>
+          <w:rFonts w:ascii="Arial Narrow" w:eastAsia="Arial Narrow" w:hAnsi="Arial Narrow" w:cs="Arial Narrow"/>
+          <w:kern w:val="0"/>
+          <w14:ligatures w14:val="none"/>
         </w:rPr>
         <w:t xml:space="preserve"> del Código</w:t>
       </w:r>
@@ -2727,24 +2707,24 @@
           <w:color w:val="000000"/>
           <w:kern w:val="0"/>
           <w:lang w:eastAsia="es-PE"/>
-          <ns2:ligatures ns2:val="none"/>
+          <w14:ligatures w14:val="none"/>
         </w:rPr>
         <w:t xml:space="preserve">. </w:t>
       </w:r>
       <w:bookmarkEnd w:id="7"/>
     </w:p>
-    <w:p ns2:paraId="242B6FDB" ns2:textId="77777777">
+    <w:p>
       <w:pPr>
         <w:pStyle w:val="Prrafodelista"/>
         <w:spacing w:after="0" w:line="240" w:lineRule="auto"/>
         <w:rPr>
           <w:rFonts w:ascii="Arial Narrow" w:eastAsia="Arial Narrow" w:hAnsi="Arial Narrow" w:cs="Arial Narrow"/>
           <w:kern w:val="0"/>
-          <ns2:ligatures ns2:val="none"/>
-        </w:rPr>
-      </w:pPr>
-    </w:p>
-    <w:p ns2:paraId="37ED42E0" ns2:textId="6B381BEC">
+          <w14:ligatures w14:val="none"/>
+        </w:rPr>
+      </w:pPr>
+    </w:p>
+    <w:p>
       <w:pPr>
         <w:pStyle w:val="Prrafodelista"/>
         <w:numPr>
@@ -2757,14 +2737,14 @@
         <w:rPr>
           <w:rFonts w:ascii="Arial Narrow" w:eastAsia="Arial Narrow" w:hAnsi="Arial Narrow" w:cs="Arial Narrow"/>
           <w:kern w:val="0"/>
-          <ns2:ligatures ns2:val="none"/>
-        </w:rPr>
-      </w:pPr>
-      <w:r>
-        <w:rPr>
-          <w:rFonts w:ascii="Arial Narrow" w:eastAsia="Arial Narrow" w:hAnsi="Arial Narrow" w:cs="Arial Narrow"/>
-          <w:kern w:val="0"/>
-          <ns2:ligatures ns2:val="none"/>
+          <w14:ligatures w14:val="none"/>
+        </w:rPr>
+      </w:pPr>
+      <w:r>
+        <w:rPr>
+          <w:rFonts w:ascii="Arial Narrow" w:eastAsia="Arial Narrow" w:hAnsi="Arial Narrow" w:cs="Arial Narrow"/>
+          <w:kern w:val="0"/>
+          <w14:ligatures w14:val="none"/>
         </w:rPr>
         <w:t xml:space="preserve">Adicionalmente, la Secretaría Técnica, en ejercicio de sus facultades, </w:t>
       </w:r>
@@ -2774,7 +2754,7 @@
           <w:color w:val="000000"/>
           <w:kern w:val="0"/>
           <w:lang w:eastAsia="es-PE"/>
-          <ns2:ligatures ns2:val="none"/>
+          <w14:ligatures w14:val="none"/>
         </w:rPr>
         <w:t xml:space="preserve">considera </w:t>
       </w:r>
@@ -2782,7 +2762,7 @@
         <w:rPr>
           <w:rFonts w:ascii="Arial Narrow" w:eastAsia="Arial Narrow" w:hAnsi="Arial Narrow" w:cs="Arial Narrow"/>
           <w:kern w:val="0"/>
-          <ns2:ligatures ns2:val="none"/>
+          <w14:ligatures w14:val="none"/>
         </w:rPr>
         <w:t xml:space="preserve">que el hecho denunciado, consistente en que </w:t>
       </w:r>
@@ -2793,7 +2773,7 @@
           <w:kern w:val="0"/>
           <w:shd w:val="clear" w:color="auto" w:fill="FFFFFF"/>
           <w:lang w:eastAsia="es-PE"/>
-          <ns2:ligatures ns2:val="none"/>
+          <w14:ligatures w14:val="none"/>
         </w:rPr>
         <w:t xml:space="preserve">Rímac Seguros y Reaseguros S.A. no habría cumplido con atender la solicitud de entrega de documentación vinculada al accidente de tránsito ocurrido el 8 de setiembre de 202 respecto de los seguros de los vehículos de Placa de Rodaje </w:t>
       </w:r>
@@ -2805,7 +2785,7 @@
           <w:kern w:val="0"/>
           <w:shd w:val="clear" w:color="auto" w:fill="FFFFFF"/>
           <w:lang w:eastAsia="es-PE"/>
-          <ns2:ligatures ns2:val="none"/>
+          <w14:ligatures w14:val="none"/>
         </w:rPr>
         <w:t/>
       </w:r>
@@ -2817,7 +2797,7 @@
           <w:kern w:val="0"/>
           <w:shd w:val="clear" w:color="auto" w:fill="FFFFFF"/>
           <w:lang w:eastAsia="es-PE"/>
-          <ns2:ligatures ns2:val="none"/>
+          <w14:ligatures w14:val="none"/>
         </w:rPr>
         <w:t xml:space="preserve"> F9P-149 y </w:t>
       </w:r>
@@ -2829,7 +2809,7 @@
           <w:kern w:val="0"/>
           <w:shd w:val="clear" w:color="auto" w:fill="FFFFFF"/>
           <w:lang w:eastAsia="es-PE"/>
-          <ns2:ligatures ns2:val="none"/>
+          <w14:ligatures w14:val="none"/>
         </w:rPr>
         <w:t/>
       </w:r>
@@ -2841,7 +2821,7 @@
           <w:kern w:val="0"/>
           <w:shd w:val="clear" w:color="auto" w:fill="FFFFFF"/>
           <w:lang w:eastAsia="es-PE"/>
-          <ns2:ligatures ns2:val="none"/>
+          <w14:ligatures w14:val="none"/>
         </w:rPr>
         <w:t xml:space="preserve"> BXD-000 emitidos por la compañía aseguradora, presentada por el denunciante el 26 de agosto de 2024</w:t>
       </w:r>
@@ -2849,7 +2829,7 @@
         <w:rPr>
           <w:rFonts w:ascii="Arial Narrow" w:eastAsia="Arial Narrow" w:hAnsi="Arial Narrow" w:cs="Arial Narrow"/>
           <w:kern w:val="0"/>
-          <ns2:ligatures ns2:val="none"/>
+          <w14:ligatures w14:val="none"/>
         </w:rPr>
         <w:t>; involucraría una presunta afectación a sus expectativas, quien no habría encontrado una correspondencia entre lo que esperaba recibir de parte del proveedor y lo que realmente recibió. Por consiguiente, corresponde calificar el hecho materia de denuncia como una presunta infracción al deber de idoneidad, tipificado en los artículos 18</w:t>
       </w:r>
@@ -2859,15 +2839,15 @@
           <w:color w:val="000000"/>
           <w:kern w:val="0"/>
           <w:lang w:eastAsia="es-PE"/>
-          <ns2:ligatures ns2:val="none"/>
-        </w:rPr>
-        <w:t/>
-      </w:r>
-      <w:r>
-        <w:rPr>
-          <w:rFonts w:ascii="Arial Narrow" w:eastAsia="Arial Narrow" w:hAnsi="Arial Narrow" w:cs="Arial Narrow"/>
-          <w:kern w:val="0"/>
-          <ns2:ligatures ns2:val="none"/>
+          <w14:ligatures w14:val="none"/>
+        </w:rPr>
+        <w:t/>
+      </w:r>
+      <w:r>
+        <w:rPr>
+          <w:rFonts w:ascii="Arial Narrow" w:eastAsia="Arial Narrow" w:hAnsi="Arial Narrow" w:cs="Arial Narrow"/>
+          <w:kern w:val="0"/>
+          <w14:ligatures w14:val="none"/>
         </w:rPr>
         <w:t xml:space="preserve"> y 19</w:t>
       </w:r>
@@ -2877,15 +2857,15 @@
           <w:color w:val="000000"/>
           <w:kern w:val="0"/>
           <w:lang w:eastAsia="es-PE"/>
-          <ns2:ligatures ns2:val="none"/>
-        </w:rPr>
-        <w:t/>
-      </w:r>
-      <w:r>
-        <w:rPr>
-          <w:rFonts w:ascii="Arial Narrow" w:eastAsia="Arial Narrow" w:hAnsi="Arial Narrow" w:cs="Arial Narrow"/>
-          <w:kern w:val="0"/>
-          <ns2:ligatures ns2:val="none"/>
+          <w14:ligatures w14:val="none"/>
+        </w:rPr>
+        <w:t/>
+      </w:r>
+      <w:r>
+        <w:rPr>
+          <w:rFonts w:ascii="Arial Narrow" w:eastAsia="Arial Narrow" w:hAnsi="Arial Narrow" w:cs="Arial Narrow"/>
+          <w:kern w:val="0"/>
+          <w14:ligatures w14:val="none"/>
         </w:rPr>
         <w:t xml:space="preserve"> del Código</w:t>
       </w:r>
@@ -2896,12 +2876,12 @@
           <w:color w:val="000000"/>
           <w:kern w:val="0"/>
           <w:lang w:eastAsia="es-PE"/>
-          <ns2:ligatures ns2:val="none"/>
+          <w14:ligatures w14:val="none"/>
         </w:rPr>
         <w:t xml:space="preserve">. </w:t>
       </w:r>
     </w:p>
-    <w:p ns2:paraId="1A64533A" ns2:textId="77777777">
+    <w:p>
       <w:pPr>
         <w:spacing w:after="0" w:line="240" w:lineRule="auto"/>
         <w:contextualSpacing/>
@@ -2909,11 +2889,11 @@
         <w:rPr>
           <w:rFonts w:ascii="Arial Narrow" w:eastAsia="Arial Narrow" w:hAnsi="Arial Narrow" w:cs="Arial Narrow"/>
           <w:kern w:val="0"/>
-          <ns2:ligatures ns2:val="none"/>
-        </w:rPr>
-      </w:pPr>
-    </w:p>
-    <w:p ns2:paraId="64B4971F" ns2:textId="4373F060">
+          <w14:ligatures w14:val="none"/>
+        </w:rPr>
+      </w:pPr>
+    </w:p>
+    <w:p>
       <w:pPr>
         <w:pStyle w:val="Prrafodelista"/>
         <w:numPr>
@@ -2926,16 +2906,16 @@
         <w:rPr>
           <w:rFonts w:ascii="Arial Narrow" w:eastAsia="Arial Narrow" w:hAnsi="Arial Narrow" w:cs="Arial Narrow"/>
           <w:kern w:val="0"/>
-          <ns2:ligatures ns2:val="none"/>
-        </w:rPr>
-      </w:pPr>
-      <w:r>
-        <w:rPr>
-          <w:rFonts w:ascii="Arial Narrow" w:eastAsia="Times New Roman" w:hAnsi="Arial Narrow" w:cs="Arial"/>
-          <w:color w:val="000000"/>
-          <w:kern w:val="0"/>
-          <w:lang w:eastAsia="es-PE"/>
-          <ns2:ligatures ns2:val="none"/>
+          <w14:ligatures w14:val="none"/>
+        </w:rPr>
+      </w:pPr>
+      <w:r>
+        <w:rPr>
+          <w:rFonts w:ascii="Arial Narrow" w:eastAsia="Times New Roman" w:hAnsi="Arial Narrow" w:cs="Arial"/>
+          <w:color w:val="000000"/>
+          <w:kern w:val="0"/>
+          <w:lang w:eastAsia="es-PE"/>
+          <w14:ligatures w14:val="none"/>
         </w:rPr>
         <w:t xml:space="preserve">Además, la Secretaría Técnica, en ejercicio de sus facultades, considera </w:t>
       </w:r>
@@ -2943,7 +2923,7 @@
         <w:rPr>
           <w:rFonts w:ascii="Arial Narrow" w:eastAsia="Arial Narrow" w:hAnsi="Arial Narrow" w:cs="Arial"/>
           <w:kern w:val="0"/>
-          <ns2:ligatures ns2:val="none"/>
+          <w14:ligatures w14:val="none"/>
         </w:rPr>
         <w:t xml:space="preserve">que el hecho denunciado, consistente en que </w:t>
       </w:r>
@@ -2951,7 +2931,7 @@
         <w:rPr>
           <w:rFonts w:ascii="Arial Narrow" w:eastAsia="Arial Narrow" w:hAnsi="Arial Narrow" w:cs="Arial Narrow"/>
           <w:kern w:val="0"/>
-          <ns2:ligatures ns2:val="none"/>
+          <w14:ligatures w14:val="none"/>
         </w:rPr>
         <w:t xml:space="preserve">Rímac Seguros y Reaseguros S.A. </w:t>
       </w:r>
@@ -2959,7 +2939,7 @@
         <w:rPr>
           <w:rFonts w:ascii="Arial Narrow" w:eastAsia="Arial Narrow" w:hAnsi="Arial Narrow" w:cs="Arial Narrow"/>
           <w:kern w:val="0"/>
-          <ns2:ligatures ns2:val="none"/>
+          <w14:ligatures w14:val="none"/>
         </w:rPr>
         <w:t>habría brindado información incorrecta al denunciante mediante la carta del 12 de abril de 2024</w:t>
       </w:r>
@@ -2970,7 +2950,7 @@
           <w:color w:val="000000"/>
           <w:kern w:val="0"/>
           <w:lang w:eastAsia="es-PE"/>
-          <ns2:ligatures ns2:val="none"/>
+          <w14:ligatures w14:val="none"/>
         </w:rPr>
         <w:t xml:space="preserve">. Por consiguiente, corresponde calificar el hecho materia de denuncia como una presunta infracción al deber de información, tipificado en el </w:t>
       </w:r>
@@ -2982,7 +2962,7 @@
           <w:color w:val="000000"/>
           <w:kern w:val="0"/>
           <w:lang w:eastAsia="es-PE"/>
-          <ns2:ligatures ns2:val="none"/>
+          <w14:ligatures w14:val="none"/>
         </w:rPr>
         <w:t xml:space="preserve">artículo 1, numeral 1, literal b) </w:t>
       </w:r>
@@ -2994,7 +2974,7 @@
           <w:color w:val="000000"/>
           <w:kern w:val="0"/>
           <w:lang w:eastAsia="es-PE"/>
-          <ns2:ligatures ns2:val="none"/>
+          <w14:ligatures w14:val="none"/>
         </w:rPr>
         <w:t>y al artículo 2 del Código</w:t>
       </w:r>
@@ -3007,7 +2987,7 @@
           <w:kern w:val="0"/>
           <w:vertAlign w:val="superscript"/>
           <w:lang w:eastAsia="es-PE"/>
-          <ns2:ligatures ns2:val="none"/>
+          <w14:ligatures w14:val="none"/>
         </w:rPr>
         <w:footnoteReference w:id="4"/>
       </w:r>
@@ -3018,12 +2998,12 @@
           <w:color w:val="000000"/>
           <w:kern w:val="0"/>
           <w:lang w:eastAsia="es-PE"/>
-          <ns2:ligatures ns2:val="none"/>
+          <w14:ligatures w14:val="none"/>
         </w:rPr>
         <w:t xml:space="preserve">. </w:t>
       </w:r>
     </w:p>
-    <w:p ns2:paraId="141194C4" ns2:textId="4B627F62">
+    <w:p>
       <w:pPr>
         <w:pStyle w:val="Prrafodelista"/>
         <w:numPr>
@@ -3036,14 +3016,14 @@
         <w:rPr>
           <w:rFonts w:ascii="Arial Narrow" w:eastAsia="Arial Narrow" w:hAnsi="Arial Narrow" w:cs="Arial Narrow"/>
           <w:kern w:val="0"/>
-          <ns2:ligatures ns2:val="none"/>
-        </w:rPr>
-      </w:pPr>
-      <w:r>
-        <w:rPr>
-          <w:rFonts w:ascii="Arial Narrow" w:eastAsia="Arial Narrow" w:hAnsi="Arial Narrow" w:cs="Arial Narrow"/>
-          <w:kern w:val="0"/>
-          <ns2:ligatures ns2:val="none"/>
+          <w14:ligatures w14:val="none"/>
+        </w:rPr>
+      </w:pPr>
+      <w:r>
+        <w:rPr>
+          <w:rFonts w:ascii="Arial Narrow" w:eastAsia="Arial Narrow" w:hAnsi="Arial Narrow" w:cs="Arial Narrow"/>
+          <w:kern w:val="0"/>
+          <w14:ligatures w14:val="none"/>
         </w:rPr>
         <w:lastRenderedPageBreak/>
         <w:t xml:space="preserve">Asimismo, </w:t>
@@ -3052,7 +3032,7 @@
         <w:rPr>
           <w:rFonts w:ascii="Arial Narrow" w:eastAsia="Arial Narrow" w:hAnsi="Arial Narrow" w:cs="Arial Narrow"/>
           <w:kern w:val="0"/>
-          <ns2:ligatures ns2:val="none"/>
+          <w14:ligatures w14:val="none"/>
         </w:rPr>
         <w:t xml:space="preserve">la Secretaría Técnica, en ejercicio de sus facultades, </w:t>
       </w:r>
@@ -3062,7 +3042,7 @@
           <w:color w:val="000000"/>
           <w:kern w:val="0"/>
           <w:lang w:eastAsia="es-PE"/>
-          <ns2:ligatures ns2:val="none"/>
+          <w14:ligatures w14:val="none"/>
         </w:rPr>
         <w:t xml:space="preserve">considera </w:t>
       </w:r>
@@ -3070,7 +3050,7 @@
         <w:rPr>
           <w:rFonts w:ascii="Arial Narrow" w:eastAsia="Arial Narrow" w:hAnsi="Arial Narrow" w:cs="Arial Narrow"/>
           <w:kern w:val="0"/>
-          <ns2:ligatures ns2:val="none"/>
+          <w14:ligatures w14:val="none"/>
         </w:rPr>
         <w:t>que el hecho denunciado</w:t>
       </w:r>
@@ -3080,7 +3060,7 @@
           <w:color w:val="000000"/>
           <w:kern w:val="0"/>
           <w:lang w:eastAsia="es-PE"/>
-          <ns2:ligatures ns2:val="none"/>
+          <w14:ligatures w14:val="none"/>
         </w:rPr>
         <w:t xml:space="preserve">, consistente en que </w:t>
       </w:r>
@@ -3090,7 +3070,7 @@
           <w:color w:val="000000"/>
           <w:kern w:val="0"/>
           <w:lang w:val="es-ES" w:eastAsia="es-ES"/>
-          <ns2:ligatures ns2:val="none"/>
+          <w14:ligatures w14:val="none"/>
         </w:rPr>
         <w:t xml:space="preserve">Rímac Seguros y Reaseguros S.A. </w:t>
       </w:r>
@@ -3100,7 +3080,7 @@
           <w:color w:val="000000"/>
           <w:kern w:val="0"/>
           <w:lang w:val="es-ES" w:eastAsia="es-ES"/>
-          <ns2:ligatures ns2:val="none"/>
+          <w14:ligatures w14:val="none"/>
         </w:rPr>
         <w:t>se habría negado a recibir el reclamo presentado por el denunciante mediante carta notarial el 19 de febrero de 2024</w:t>
       </w:r>
@@ -3110,7 +3090,7 @@
           <w:color w:val="000000"/>
           <w:kern w:val="0"/>
           <w:lang w:eastAsia="es-PE"/>
-          <ns2:ligatures ns2:val="none"/>
+          <w14:ligatures w14:val="none"/>
         </w:rPr>
         <w:t>. Por consiguiente, corresponde calificar el hecho materia de denuncia como una presunta infracción al</w:t>
       </w:r>
@@ -3118,7 +3098,7 @@
         <w:rPr>
           <w:rFonts w:ascii="Arial Narrow" w:eastAsia="Arial Narrow" w:hAnsi="Arial Narrow" w:cs="Arial Narrow"/>
           <w:kern w:val="0"/>
-          <ns2:ligatures ns2:val="none"/>
+          <w14:ligatures w14:val="none"/>
         </w:rPr>
         <w:t xml:space="preserve"> numeral 88.1</w:t>
       </w:r>
@@ -3126,15 +3106,15 @@
         <w:rPr>
           <w:rFonts w:ascii="Arial Narrow" w:eastAsia="Arial Narrow" w:hAnsi="Arial Narrow" w:cs="Arial Narrow"/>
           <w:kern w:val="0"/>
-          <ns2:ligatures ns2:val="none"/>
-        </w:rPr>
-        <w:t/>
-      </w:r>
-      <w:r>
-        <w:rPr>
-          <w:rFonts w:ascii="Arial Narrow" w:eastAsia="Arial Narrow" w:hAnsi="Arial Narrow" w:cs="Arial Narrow"/>
-          <w:kern w:val="0"/>
-          <ns2:ligatures ns2:val="none"/>
+          <w14:ligatures w14:val="none"/>
+        </w:rPr>
+        <w:t/>
+      </w:r>
+      <w:r>
+        <w:rPr>
+          <w:rFonts w:ascii="Arial Narrow" w:eastAsia="Arial Narrow" w:hAnsi="Arial Narrow" w:cs="Arial Narrow"/>
+          <w:kern w:val="0"/>
+          <w14:ligatures w14:val="none"/>
         </w:rPr>
         <w:t xml:space="preserve"> del artículo 88</w:t>
       </w:r>
@@ -3142,15 +3122,15 @@
         <w:rPr>
           <w:rFonts w:ascii="Arial Narrow" w:eastAsia="Arial Narrow" w:hAnsi="Arial Narrow" w:cs="Arial Narrow"/>
           <w:kern w:val="0"/>
-          <ns2:ligatures ns2:val="none"/>
-        </w:rPr>
-        <w:t/>
-      </w:r>
-      <w:r>
-        <w:rPr>
-          <w:rFonts w:ascii="Arial Narrow" w:eastAsia="Arial Narrow" w:hAnsi="Arial Narrow" w:cs="Arial Narrow"/>
-          <w:kern w:val="0"/>
-          <ns2:ligatures ns2:val="none"/>
+          <w14:ligatures w14:val="none"/>
+        </w:rPr>
+        <w:t/>
+      </w:r>
+      <w:r>
+        <w:rPr>
+          <w:rFonts w:ascii="Arial Narrow" w:eastAsia="Arial Narrow" w:hAnsi="Arial Narrow" w:cs="Arial Narrow"/>
+          <w:kern w:val="0"/>
+          <w14:ligatures w14:val="none"/>
         </w:rPr>
         <w:t xml:space="preserve"> del Código</w:t>
       </w:r>
@@ -3160,7 +3140,7 @@
           <w:rFonts w:ascii="Arial Narrow" w:eastAsia="Arial Narrow" w:hAnsi="Arial Narrow" w:cs="Arial"/>
           <w:kern w:val="0"/>
           <w:vertAlign w:val="superscript"/>
-          <ns2:ligatures ns2:val="none"/>
+          <w14:ligatures w14:val="none"/>
         </w:rPr>
         <w:footnoteReference w:id="5"/>
       </w:r>
@@ -3168,12 +3148,12 @@
         <w:rPr>
           <w:rFonts w:ascii="Arial Narrow" w:eastAsia="Arial Narrow" w:hAnsi="Arial Narrow" w:cs="Arial Narrow"/>
           <w:kern w:val="0"/>
-          <ns2:ligatures ns2:val="none"/>
+          <w14:ligatures w14:val="none"/>
         </w:rPr>
         <w:t>.</w:t>
       </w:r>
     </w:p>
-    <w:p ns2:paraId="0184CE71" ns2:textId="77777777">
+    <w:p>
       <w:pPr>
         <w:pStyle w:val="Prrafodelista"/>
         <w:spacing w:after="0" w:line="240" w:lineRule="auto"/>
@@ -3182,11 +3162,11 @@
           <w:color w:val="000000"/>
           <w:kern w:val="0"/>
           <w:lang w:eastAsia="es-PE"/>
-          <ns2:ligatures ns2:val="none"/>
-        </w:rPr>
-      </w:pPr>
-    </w:p>
-    <w:p ns2:paraId="2651EDD5" ns2:textId="53D4AC2B">
+          <w14:ligatures w14:val="none"/>
+        </w:rPr>
+      </w:pPr>
+    </w:p>
+    <w:p>
       <w:pPr>
         <w:pStyle w:val="Prrafodelista"/>
         <w:numPr>
@@ -3199,16 +3179,16 @@
         <w:rPr>
           <w:rFonts w:ascii="Arial Narrow" w:eastAsia="Arial Narrow" w:hAnsi="Arial Narrow" w:cs="Arial Narrow"/>
           <w:kern w:val="0"/>
-          <ns2:ligatures ns2:val="none"/>
-        </w:rPr>
-      </w:pPr>
-      <w:r>
-        <w:rPr>
-          <w:rFonts w:ascii="Arial Narrow" w:eastAsia="Times New Roman" w:hAnsi="Arial Narrow" w:cs="Arial"/>
-          <w:color w:val="000000"/>
-          <w:kern w:val="0"/>
-          <w:lang w:eastAsia="es-PE"/>
-          <ns2:ligatures ns2:val="none"/>
+          <w14:ligatures w14:val="none"/>
+        </w:rPr>
+      </w:pPr>
+      <w:r>
+        <w:rPr>
+          <w:rFonts w:ascii="Arial Narrow" w:eastAsia="Times New Roman" w:hAnsi="Arial Narrow" w:cs="Arial"/>
+          <w:color w:val="000000"/>
+          <w:kern w:val="0"/>
+          <w:lang w:eastAsia="es-PE"/>
+          <w14:ligatures w14:val="none"/>
         </w:rPr>
         <w:t xml:space="preserve">Además, la Secretaría Técnica, en ejercicio de sus facultades, considera que el hecho denunciado, consistente en que el señor [APELLIDO] sería responsable solidario de las presuntas infracciones cometidas por Rímac Seguros y Reaseguros S.A., quien ostentaba la condición de gerente general de la compañía aseguradora hasta el 24 de setiembre de 2025, por participar en la planificación y ejecución de acciones de gestión orientadas a proporcionar al denunciante información incorrecta contenida en la carta del 12 de abril de 2024, a no otorgar la cobertura solicitada respecto del siniestro ocurrido el 8 de setiembre de 2023, así como a negarse a recibir el reclamo del 19 de febrero de 2024 ni la solicitud de entrega de información presentada el 26 de agosto de 2024. Por consiguiente, corresponde calificar el hecho materia de denuncia como una presunta infracción al artículo 111 del Código. </w:t>
       </w:r>
@@ -3216,7 +3196,7 @@
         <w:rPr>
           <w:rFonts w:ascii="Arial Narrow" w:eastAsia="Arial Narrow" w:hAnsi="Arial Narrow" w:cs="Arial"/>
           <w:kern w:val="0"/>
-          <ns2:ligatures ns2:val="none"/>
+          <w14:ligatures w14:val="none"/>
         </w:rPr>
         <w:t xml:space="preserve"/>
       </w:r>
@@ -3226,7 +3206,7 @@
           <w:kern w:val="0"/>
           <w:shd w:val="clear" w:color="auto" w:fill="FFFFFF"/>
           <w:lang w:eastAsia="es-PE"/>
-          <ns2:ligatures ns2:val="none"/>
+          <w14:ligatures w14:val="none"/>
         </w:rPr>
         <w:t xml:space="preserve"/>
       </w:r>
@@ -3236,7 +3216,7 @@
           <w:kern w:val="0"/>
           <w:shd w:val="clear" w:color="auto" w:fill="FFFFFF"/>
           <w:lang w:eastAsia="es-PE"/>
-          <ns2:ligatures ns2:val="none"/>
+          <w14:ligatures w14:val="none"/>
         </w:rPr>
         <w:t/>
       </w:r>
@@ -3247,7 +3227,7 @@
           <w:color w:val="000000"/>
           <w:kern w:val="0"/>
           <w:lang w:eastAsia="es-PE"/>
-          <ns2:ligatures ns2:val="none"/>
+          <w14:ligatures w14:val="none"/>
         </w:rPr>
         <w:t/>
       </w:r>
@@ -3269,12 +3249,12 @@
           <w:color w:val="000000"/>
           <w:kern w:val="0"/>
           <w:lang w:eastAsia="es-PE"/>
-          <ns2:ligatures ns2:val="none"/>
+          <w14:ligatures w14:val="none"/>
         </w:rPr>
         <w:t xml:space="preserve"/>
       </w:r>
     </w:p>
-    <w:p ns2:paraId="33C95502" ns2:textId="77777777">
+    <w:p>
       <w:pPr>
         <w:spacing w:after="0" w:line="240" w:lineRule="auto"/>
         <w:contextualSpacing/>
@@ -3282,11 +3262,11 @@
         <w:rPr>
           <w:rFonts w:ascii="Arial Narrow" w:eastAsia="Arial Narrow" w:hAnsi="Arial Narrow" w:cs="Arial Narrow"/>
           <w:kern w:val="0"/>
-          <ns2:ligatures ns2:val="none"/>
-        </w:rPr>
-      </w:pPr>
-    </w:p>
-    <w:p ns2:paraId="29DAF8B1" ns2:textId="21B56930">
+          <w14:ligatures w14:val="none"/>
+        </w:rPr>
+      </w:pPr>
+    </w:p>
+    <w:p>
       <w:pPr>
         <w:pStyle w:val="Prrafodelista"/>
         <w:numPr>
@@ -3299,16 +3279,16 @@
         <w:rPr>
           <w:rFonts w:ascii="Arial Narrow" w:eastAsia="Arial Narrow" w:hAnsi="Arial Narrow" w:cs="Arial Narrow"/>
           <w:kern w:val="0"/>
-          <ns2:ligatures ns2:val="none"/>
-        </w:rPr>
-      </w:pPr>
-      <w:r>
-        <w:rPr>
-          <w:rFonts w:ascii="Arial Narrow" w:eastAsia="Times New Roman" w:hAnsi="Arial Narrow" w:cs="Arial"/>
-          <w:color w:val="000000"/>
-          <w:kern w:val="0"/>
-          <w:lang w:eastAsia="es-PE"/>
-          <ns2:ligatures ns2:val="none"/>
+          <w14:ligatures w14:val="none"/>
+        </w:rPr>
+      </w:pPr>
+      <w:r>
+        <w:rPr>
+          <w:rFonts w:ascii="Arial Narrow" w:eastAsia="Times New Roman" w:hAnsi="Arial Narrow" w:cs="Arial"/>
+          <w:color w:val="000000"/>
+          <w:kern w:val="0"/>
+          <w:lang w:eastAsia="es-PE"/>
+          <w14:ligatures w14:val="none"/>
         </w:rPr>
         <w:t xml:space="preserve">Además, la Secretaría Técnica, en ejercicio de sus facultades, considera que el hecho denunciado, consistente en que el señor [APELLIDO] Martínez sería responsable solidario de las presuntas infracciones cometidas por Rímac Seguros y Reaseguros S.A., quien ostenta la condición de gerente general de la compañía aseguradora desde el 25 de setiembre de 2025, por participar en la planificación y ejecución de acciones de gestión orientadas a no otorgar la cobertura solicitada respecto del siniestro ocurrido el 8 de setiembre de 2023, así como a negarse a recibir el reclamo del 19 de febrero de 2024 ni la solicitud de entrega de información presentada el 26 de agosto de 2024. Por consiguiente, corresponde calificar el hecho materia de denuncia como una presunta infracción al artículo 111 del Código. </w:t>
       </w:r>
@@ -3316,7 +3296,7 @@
         <w:rPr>
           <w:rFonts w:ascii="Arial Narrow" w:eastAsia="Arial Narrow" w:hAnsi="Arial Narrow" w:cs="Arial"/>
           <w:kern w:val="0"/>
-          <ns2:ligatures ns2:val="none"/>
+          <w14:ligatures w14:val="none"/>
         </w:rPr>
         <w:t xml:space="preserve"/>
       </w:r>
@@ -3326,7 +3306,7 @@
           <w:kern w:val="0"/>
           <w:shd w:val="clear" w:color="auto" w:fill="FFFFFF"/>
           <w:lang w:eastAsia="es-PE"/>
-          <ns2:ligatures ns2:val="none"/>
+          <w14:ligatures w14:val="none"/>
         </w:rPr>
         <w:t xml:space="preserve"/>
       </w:r>
@@ -3336,7 +3316,7 @@
           <w:kern w:val="0"/>
           <w:shd w:val="clear" w:color="auto" w:fill="FFFFFF"/>
           <w:lang w:eastAsia="es-PE"/>
-          <ns2:ligatures ns2:val="none"/>
+          <w14:ligatures w14:val="none"/>
         </w:rPr>
         <w:t/>
       </w:r>
@@ -3347,7 +3327,7 @@
           <w:color w:val="000000"/>
           <w:kern w:val="0"/>
           <w:lang w:eastAsia="es-PE"/>
-          <ns2:ligatures ns2:val="none"/>
+          <w14:ligatures w14:val="none"/>
         </w:rPr>
         <w:t/>
       </w:r>
@@ -3369,12 +3349,12 @@
           <w:color w:val="000000"/>
           <w:kern w:val="0"/>
           <w:lang w:eastAsia="es-PE"/>
-          <ns2:ligatures ns2:val="none"/>
+          <w14:ligatures w14:val="none"/>
         </w:rPr>
         <w:t xml:space="preserve"/>
       </w:r>
     </w:p>
-    <w:p ns2:paraId="2E7770E0" ns2:textId="77777777">
+    <w:p>
       <w:pPr>
         <w:pStyle w:val="Prrafodelista"/>
         <w:spacing w:after="0" w:line="240" w:lineRule="auto"/>
@@ -3384,11 +3364,11 @@
           <w:rFonts w:ascii="Arial Narrow" w:eastAsia="Calibri" w:hAnsi="Arial Narrow" w:cs="Arial Narrow"/>
           <w:kern w:val="0"/>
           <w:lang w:eastAsia="es-PE"/>
-          <ns2:ligatures ns2:val="none"/>
-        </w:rPr>
-      </w:pPr>
-    </w:p>
-    <w:p ns2:paraId="37321452" ns2:textId="77777777">
+          <w14:ligatures w14:val="none"/>
+        </w:rPr>
+      </w:pPr>
+    </w:p>
+    <w:p>
       <w:pPr>
         <w:pStyle w:val="Prrafodelista"/>
         <w:numPr>
@@ -3402,7 +3382,7 @@
           <w:rFonts w:ascii="Arial Narrow" w:eastAsia="Calibri" w:hAnsi="Arial Narrow" w:cs="Arial Narrow"/>
           <w:kern w:val="0"/>
           <w:lang w:eastAsia="es-PE"/>
-          <ns2:ligatures ns2:val="none"/>
+          <w14:ligatures w14:val="none"/>
         </w:rPr>
       </w:pPr>
       <w:r>
@@ -3411,7 +3391,7 @@
           <w:color w:val="000000"/>
           <w:kern w:val="0"/>
           <w:lang w:eastAsia="es-PE"/>
-          <ns2:ligatures ns2:val="none"/>
+          <w14:ligatures w14:val="none"/>
         </w:rPr>
         <w:t>En tanto la denuncia reúne los requisitos establecidos por la norma citada, corresponde admitirla a trámite</w:t>
       </w:r>
@@ -3421,7 +3401,7 @@
           <w:rFonts w:ascii="Arial Narrow" w:eastAsia="Arial Narrow" w:hAnsi="Arial Narrow" w:cs="Arial Narrow"/>
           <w:kern w:val="0"/>
           <w:vertAlign w:val="superscript"/>
-          <ns2:ligatures ns2:val="none"/>
+          <w14:ligatures w14:val="none"/>
         </w:rPr>
         <w:footnoteReference w:id="8"/>
       </w:r>
@@ -3431,12 +3411,12 @@
           <w:color w:val="000000"/>
           <w:kern w:val="0"/>
           <w:lang w:eastAsia="es-PE"/>
-          <ns2:ligatures ns2:val="none"/>
+          <w14:ligatures w14:val="none"/>
         </w:rPr>
         <w:t>.</w:t>
       </w:r>
     </w:p>
-    <w:p ns2:paraId="17426A8E" ns2:textId="77777777">
+    <w:p>
       <w:pPr>
         <w:spacing w:after="0" w:line="240" w:lineRule="auto"/>
         <w:ind w:left="567"/>
@@ -3447,11 +3427,11 @@
           <w:color w:val="000000"/>
           <w:kern w:val="0"/>
           <w:lang w:eastAsia="es-PE"/>
-          <ns2:ligatures ns2:val="none"/>
-        </w:rPr>
-      </w:pPr>
-    </w:p>
-    <w:p ns2:paraId="69FE781D" ns2:textId="77777777">
+          <w14:ligatures w14:val="none"/>
+        </w:rPr>
+      </w:pPr>
+    </w:p>
+    <w:p>
       <w:pPr>
         <w:pStyle w:val="Prrafodelista"/>
         <w:numPr>
@@ -3471,22 +3451,22 @@
           <w:color w:val="000000"/>
           <w:kern w:val="0"/>
           <w:lang w:eastAsia="es-PE"/>
-          <ns2:ligatures ns2:val="none"/>
-        </w:rPr>
-      </w:pPr>
-      <w:r>
-        <w:rPr>
-          <w:rFonts w:ascii="Arial Narrow" w:eastAsia="Arial Narrow" w:hAnsi="Arial Narrow" w:cs="Arial Narrow"/>
-          <w:b/>
-          <w:color w:val="000000"/>
-          <w:kern w:val="0"/>
-          <w:lang w:eastAsia="es-PE"/>
-          <ns2:ligatures ns2:val="none"/>
+          <w14:ligatures w14:val="none"/>
+        </w:rPr>
+      </w:pPr>
+      <w:r>
+        <w:rPr>
+          <w:rFonts w:ascii="Arial Narrow" w:eastAsia="Arial Narrow" w:hAnsi="Arial Narrow" w:cs="Arial Narrow"/>
+          <w:b/>
+          <w:color w:val="000000"/>
+          <w:kern w:val="0"/>
+          <w:lang w:eastAsia="es-PE"/>
+          <w14:ligatures w14:val="none"/>
         </w:rPr>
         <w:t>REQUERIMIENTO DE INFORMACION</w:t>
       </w:r>
     </w:p>
-    <w:p ns2:paraId="6252E905" ns2:textId="77777777">
+    <w:p>
       <w:pPr>
         <w:spacing w:after="0" w:line="240" w:lineRule="auto"/>
         <w:contextualSpacing/>
@@ -3496,11 +3476,11 @@
           <w:color w:val="000000"/>
           <w:kern w:val="0"/>
           <w:lang w:val="es-ES" w:eastAsia="es-ES"/>
-          <ns2:ligatures ns2:val="none"/>
-        </w:rPr>
-      </w:pPr>
-    </w:p>
-    <w:p ns2:paraId="01F25269" ns2:textId="63806FE5">
+          <w14:ligatures w14:val="none"/>
+        </w:rPr>
+      </w:pPr>
+    </w:p>
+    <w:p>
       <w:pPr>
         <w:pStyle w:val="Prrafodelista"/>
         <w:numPr>
@@ -3515,7 +3495,7 @@
           <w:color w:val="000000"/>
           <w:kern w:val="0"/>
           <w:lang w:val="es-ES" w:eastAsia="es-ES"/>
-          <ns2:ligatures ns2:val="none"/>
+          <w14:ligatures w14:val="none"/>
         </w:rPr>
       </w:pPr>
       <w:r>
@@ -3524,7 +3504,7 @@
           <w:color w:val="000000"/>
           <w:kern w:val="0"/>
           <w:lang w:val="es-ES" w:eastAsia="es-ES"/>
-          <ns2:ligatures ns2:val="none"/>
+          <w14:ligatures w14:val="none"/>
         </w:rPr>
         <w:t xml:space="preserve">A efectos de tener mayores elementos que sirvan para la resolución definitiva del presente caso, la Secretaría Técnica, en ejercicio de las facultades que la ley le confiere, </w:t>
       </w:r>
@@ -3535,7 +3515,7 @@
           <w:color w:val="000000"/>
           <w:kern w:val="0"/>
           <w:lang w:val="es-ES" w:eastAsia="es-ES"/>
-          <ns2:ligatures ns2:val="none"/>
+          <w14:ligatures w14:val="none"/>
         </w:rPr>
         <w:t xml:space="preserve">conviene requerir a </w:t>
       </w:r>
@@ -3545,7 +3525,7 @@
           <w:color w:val="000000"/>
           <w:kern w:val="0"/>
           <w:lang w:val="es-ES" w:eastAsia="es-ES"/>
-          <ns2:ligatures ns2:val="none"/>
+          <w14:ligatures w14:val="none"/>
         </w:rPr>
         <w:t>la compañía</w:t>
       </w:r>
@@ -3555,7 +3535,7 @@
           <w:color w:val="000000"/>
           <w:kern w:val="0"/>
           <w:lang w:val="es-ES" w:eastAsia="es-ES"/>
-          <ns2:ligatures ns2:val="none"/>
+          <w14:ligatures w14:val="none"/>
         </w:rPr>
         <w:t xml:space="preserve"> </w:t>
       </w:r>
@@ -3565,7 +3545,7 @@
           <w:color w:val="000000"/>
           <w:kern w:val="0"/>
           <w:lang w:val="es-ES" w:eastAsia="es-ES"/>
-          <ns2:ligatures ns2:val="none"/>
+          <w14:ligatures w14:val="none"/>
         </w:rPr>
         <w:t>aseguradora</w:t>
       </w:r>
@@ -3575,7 +3555,7 @@
           <w:color w:val="000000"/>
           <w:kern w:val="0"/>
           <w:lang w:val="es-ES" w:eastAsia="es-ES"/>
-          <ns2:ligatures ns2:val="none"/>
+          <w14:ligatures w14:val="none"/>
         </w:rPr>
         <w:t xml:space="preserve"> </w:t>
       </w:r>
@@ -3586,7 +3566,7 @@
           <w:color w:val="000000"/>
           <w:kern w:val="0"/>
           <w:lang w:val="es-ES" w:eastAsia="es-ES"/>
-          <ns2:ligatures ns2:val="none"/>
+          <w14:ligatures w14:val="none"/>
         </w:rPr>
         <w:t xml:space="preserve">que, en un plazo no mayor de cinco (5) días hábiles contado a partir del día siguiente de la notificación de la presente resolución, </w:t>
       </w:r>
@@ -3597,7 +3577,7 @@
           <w:color w:val="000000"/>
           <w:kern w:val="0"/>
           <w:lang w:val="es-ES" w:eastAsia="es-ES"/>
-          <ns2:ligatures ns2:val="none"/>
+          <w14:ligatures w14:val="none"/>
         </w:rPr>
         <w:t xml:space="preserve">cumpla con lo siguiente: (i) presentar una copia debidamente suscrita de la Póliza del Seguro </w:t>
       </w:r>
@@ -3607,7 +3587,7 @@
           <w:color w:val="000000"/>
           <w:kern w:val="0"/>
           <w:lang w:val="es-ES" w:eastAsia="es-ES"/>
-          <ns2:ligatures ns2:val="none"/>
+          <w14:ligatures w14:val="none"/>
         </w:rPr>
         <w:t xml:space="preserve">del Vehículo con Placa de Rodaje </w:t>
       </w:r>
@@ -3618,7 +3598,7 @@
           <w:color w:val="000000"/>
           <w:kern w:val="0"/>
           <w:lang w:eastAsia="es-ES"/>
-          <ns2:ligatures ns2:val="none"/>
+          <w14:ligatures w14:val="none"/>
         </w:rPr>
         <w:t/>
       </w:r>
@@ -3629,7 +3609,7 @@
           <w:color w:val="000000"/>
           <w:kern w:val="0"/>
           <w:lang w:eastAsia="es-ES"/>
-          <ns2:ligatures ns2:val="none"/>
+          <w14:ligatures w14:val="none"/>
         </w:rPr>
         <w:t xml:space="preserve"> F9P-149; (</w:t>
       </w:r>
@@ -3640,7 +3620,7 @@
           <w:color w:val="000000"/>
           <w:kern w:val="0"/>
           <w:lang w:eastAsia="es-ES"/>
-          <ns2:ligatures ns2:val="none"/>
+          <w14:ligatures w14:val="none"/>
         </w:rPr>
         <w:t>ii</w:t>
       </w:r>
@@ -3651,7 +3631,7 @@
           <w:color w:val="000000"/>
           <w:kern w:val="0"/>
           <w:lang w:eastAsia="es-ES"/>
-          <ns2:ligatures ns2:val="none"/>
+          <w14:ligatures w14:val="none"/>
         </w:rPr>
         <w:t>)</w:t>
       </w:r>
@@ -3661,7 +3641,7 @@
           <w:color w:val="000000"/>
           <w:kern w:val="0"/>
           <w:lang w:val="es-ES" w:eastAsia="es-ES"/>
-          <ns2:ligatures ns2:val="none"/>
+          <w14:ligatures w14:val="none"/>
         </w:rPr>
         <w:t xml:space="preserve"> presentar una copia debidamente suscrita de la Póliza del Seguro del Vehículo con Placa de Rodaje </w:t>
       </w:r>
@@ -3672,7 +3652,7 @@
           <w:color w:val="000000"/>
           <w:kern w:val="0"/>
           <w:lang w:eastAsia="es-ES"/>
-          <ns2:ligatures ns2:val="none"/>
+          <w14:ligatures w14:val="none"/>
         </w:rPr>
         <w:t/>
       </w:r>
@@ -3683,7 +3663,7 @@
           <w:color w:val="000000"/>
           <w:kern w:val="0"/>
           <w:lang w:eastAsia="es-ES"/>
-          <ns2:ligatures ns2:val="none"/>
+          <w14:ligatures w14:val="none"/>
         </w:rPr>
         <w:t xml:space="preserve"> BXD-000 </w:t>
       </w:r>
@@ -3693,7 +3673,7 @@
           <w:color w:val="000000"/>
           <w:kern w:val="0"/>
           <w:lang w:val="es-ES" w:eastAsia="es-ES"/>
-          <ns2:ligatures ns2:val="none"/>
+          <w14:ligatures w14:val="none"/>
         </w:rPr>
         <w:t xml:space="preserve">materia de denuncia; </w:t>
       </w:r>
@@ -3703,7 +3683,7 @@
           <w:color w:val="000000"/>
           <w:kern w:val="0"/>
           <w:lang w:val="es-ES" w:eastAsia="es-ES"/>
-          <ns2:ligatures ns2:val="none"/>
+          <w14:ligatures w14:val="none"/>
         </w:rPr>
         <w:t>(</w:t>
       </w:r>
@@ -3714,7 +3694,7 @@
           <w:color w:val="000000"/>
           <w:kern w:val="0"/>
           <w:lang w:val="es-ES" w:eastAsia="es-ES"/>
-          <ns2:ligatures ns2:val="none"/>
+          <w14:ligatures w14:val="none"/>
         </w:rPr>
         <w:t>iii</w:t>
       </w:r>
@@ -3725,7 +3705,7 @@
           <w:color w:val="000000"/>
           <w:kern w:val="0"/>
           <w:lang w:val="es-ES" w:eastAsia="es-ES"/>
-          <ns2:ligatures ns2:val="none"/>
+          <w14:ligatures w14:val="none"/>
         </w:rPr>
         <w:t xml:space="preserve">) presentar los medios probatorios que acrediten que </w:t>
       </w:r>
@@ -3735,7 +3715,7 @@
           <w:color w:val="000000"/>
           <w:kern w:val="0"/>
           <w:lang w:val="es-ES" w:eastAsia="es-ES"/>
-          <ns2:ligatures ns2:val="none"/>
+          <w14:ligatures w14:val="none"/>
         </w:rPr>
         <w:t xml:space="preserve">es justificado </w:t>
       </w:r>
@@ -3745,7 +3725,7 @@
           <w:color w:val="000000"/>
           <w:kern w:val="0"/>
           <w:lang w:val="es-ES" w:eastAsia="es-ES"/>
-          <ns2:ligatures ns2:val="none"/>
+          <w14:ligatures w14:val="none"/>
         </w:rPr>
         <w:t xml:space="preserve">el tiempo de la atención de la solicitud de </w:t>
       </w:r>
@@ -3755,7 +3735,7 @@
           <w:color w:val="000000"/>
           <w:kern w:val="0"/>
           <w:lang w:val="es-ES" w:eastAsia="es-ES"/>
-          <ns2:ligatures ns2:val="none"/>
+          <w14:ligatures w14:val="none"/>
         </w:rPr>
         <w:t>cobertura de responsabilidad civil frente a terceros presentada por el denunciante</w:t>
       </w:r>
@@ -3765,7 +3745,7 @@
           <w:color w:val="000000"/>
           <w:kern w:val="0"/>
           <w:lang w:val="es-ES" w:eastAsia="es-ES"/>
-          <ns2:ligatures ns2:val="none"/>
+          <w14:ligatures w14:val="none"/>
         </w:rPr>
         <w:t xml:space="preserve"> en virtud de los daños ocasionados en el </w:t>
       </w:r>
@@ -3775,7 +3755,7 @@
           <w:color w:val="000000"/>
           <w:kern w:val="0"/>
           <w:lang w:val="es-ES" w:eastAsia="es-ES"/>
-          <ns2:ligatures ns2:val="none"/>
+          <w14:ligatures w14:val="none"/>
         </w:rPr>
         <w:t xml:space="preserve">vehículo con </w:t>
       </w:r>
@@ -3785,7 +3765,7 @@
           <w:color w:val="000000"/>
           <w:kern w:val="0"/>
           <w:lang w:eastAsia="es-ES"/>
-          <ns2:ligatures ns2:val="none"/>
+          <w14:ligatures w14:val="none"/>
         </w:rPr>
         <w:t xml:space="preserve">Placa de Rodaje </w:t>
       </w:r>
@@ -3796,7 +3776,7 @@
           <w:color w:val="000000"/>
           <w:kern w:val="0"/>
           <w:lang w:eastAsia="es-ES"/>
-          <ns2:ligatures ns2:val="none"/>
+          <w14:ligatures w14:val="none"/>
         </w:rPr>
         <w:t/>
       </w:r>
@@ -3807,7 +3787,7 @@
           <w:color w:val="000000"/>
           <w:kern w:val="0"/>
           <w:lang w:eastAsia="es-ES"/>
-          <ns2:ligatures ns2:val="none"/>
+          <w14:ligatures w14:val="none"/>
         </w:rPr>
         <w:t xml:space="preserve"> CAN-022 </w:t>
       </w:r>
@@ -3817,7 +3797,7 @@
           <w:color w:val="000000"/>
           <w:kern w:val="0"/>
           <w:lang w:val="es-ES" w:eastAsia="es-ES"/>
-          <ns2:ligatures ns2:val="none"/>
+          <w14:ligatures w14:val="none"/>
         </w:rPr>
         <w:t xml:space="preserve">por el accidente de tránsito del </w:t>
       </w:r>
@@ -3827,7 +3807,7 @@
           <w:color w:val="000000"/>
           <w:kern w:val="0"/>
           <w:lang w:eastAsia="es-ES"/>
-          <ns2:ligatures ns2:val="none"/>
+          <w14:ligatures w14:val="none"/>
         </w:rPr>
         <w:t>8 de setiembre de 2023</w:t>
       </w:r>
@@ -3837,7 +3817,7 @@
           <w:color w:val="000000"/>
           <w:kern w:val="0"/>
           <w:lang w:val="es-ES" w:eastAsia="es-ES"/>
-          <ns2:ligatures ns2:val="none"/>
+          <w14:ligatures w14:val="none"/>
         </w:rPr>
         <w:t xml:space="preserve">; </w:t>
       </w:r>
@@ -3847,7 +3827,7 @@
           <w:color w:val="000000"/>
           <w:kern w:val="0"/>
           <w:lang w:val="es-ES" w:eastAsia="es-ES"/>
-          <ns2:ligatures ns2:val="none"/>
+          <w14:ligatures w14:val="none"/>
         </w:rPr>
         <w:t>y, (</w:t>
       </w:r>
@@ -3858,7 +3838,7 @@
           <w:color w:val="000000"/>
           <w:kern w:val="0"/>
           <w:lang w:val="es-ES" w:eastAsia="es-ES"/>
-          <ns2:ligatures ns2:val="none"/>
+          <w14:ligatures w14:val="none"/>
         </w:rPr>
         <w:t>iv</w:t>
       </w:r>
@@ -3869,13 +3849,13 @@
           <w:color w:val="000000"/>
           <w:kern w:val="0"/>
           <w:lang w:val="es-ES" w:eastAsia="es-ES"/>
-          <ns2:ligatures ns2:val="none"/>
+          <w14:ligatures w14:val="none"/>
         </w:rPr>
         <w:t>) presentar todas las comunicaciones cursadas con la parte denunciante en virtud de los hechos materia de denuncia.</w:t>
       </w:r>
     </w:p>
     <w:bookmarkEnd w:id="10"/>
-    <w:p ns2:paraId="76AC2520" ns2:textId="77777777">
+    <w:p>
       <w:pPr>
         <w:spacing w:after="0" w:line="240" w:lineRule="auto"/>
         <w:contextualSpacing/>
@@ -3885,11 +3865,11 @@
           <w:color w:val="000000"/>
           <w:kern w:val="0"/>
           <w:lang w:val="es-ES" w:eastAsia="es-ES"/>
-          <ns2:ligatures ns2:val="none"/>
-        </w:rPr>
-      </w:pPr>
-    </w:p>
-    <w:p ns2:paraId="45192A8B" ns2:textId="77777777">
+          <w14:ligatures w14:val="none"/>
+        </w:rPr>
+      </w:pPr>
+    </w:p>
+    <w:p>
       <w:pPr>
         <w:pStyle w:val="Prrafodelista"/>
         <w:numPr>
@@ -3909,22 +3889,22 @@
           <w:color w:val="000000"/>
           <w:kern w:val="0"/>
           <w:lang w:eastAsia="es-PE"/>
-          <ns2:ligatures ns2:val="none"/>
-        </w:rPr>
-      </w:pPr>
-      <w:r>
-        <w:rPr>
-          <w:rFonts w:ascii="Arial Narrow" w:eastAsia="Arial Narrow" w:hAnsi="Arial Narrow" w:cs="Arial Narrow"/>
-          <w:b/>
-          <w:color w:val="000000"/>
-          <w:kern w:val="0"/>
-          <w:lang w:eastAsia="es-PE"/>
-          <ns2:ligatures ns2:val="none"/>
+          <w14:ligatures w14:val="none"/>
+        </w:rPr>
+      </w:pPr>
+      <w:r>
+        <w:rPr>
+          <w:rFonts w:ascii="Arial Narrow" w:eastAsia="Arial Narrow" w:hAnsi="Arial Narrow" w:cs="Arial Narrow"/>
+          <w:b/>
+          <w:color w:val="000000"/>
+          <w:kern w:val="0"/>
+          <w:lang w:eastAsia="es-PE"/>
+          <w14:ligatures w14:val="none"/>
         </w:rPr>
         <w:t xml:space="preserve">RESOLUCIÓN DE LA SECRETARÍA TÉCNICA </w:t>
       </w:r>
     </w:p>
-    <w:p ns2:paraId="71820251" ns2:textId="77777777">
+    <w:p>
       <w:pPr>
         <w:spacing w:after="0" w:line="240" w:lineRule="auto"/>
         <w:contextualSpacing/>
@@ -3935,11 +3915,11 @@
           <w:color w:val="000000"/>
           <w:kern w:val="0"/>
           <w:lang w:eastAsia="es-PE"/>
-          <ns2:ligatures ns2:val="none"/>
-        </w:rPr>
-      </w:pPr>
-    </w:p>
-    <w:p ns2:paraId="11691B30" ns2:textId="2F22A9E4">
+          <w14:ligatures w14:val="none"/>
+        </w:rPr>
+      </w:pPr>
+    </w:p>
+    <w:p>
       <w:pPr>
         <w:spacing w:after="0" w:line="240" w:lineRule="auto"/>
         <w:contextualSpacing/>
@@ -3949,17 +3929,17 @@
           <w:color w:val="000000"/>
           <w:kern w:val="0"/>
           <w:lang w:eastAsia="es-PE"/>
-          <ns2:ligatures ns2:val="none"/>
-        </w:rPr>
-      </w:pPr>
-      <w:r>
-        <w:rPr>
-          <w:rFonts w:ascii="Arial Narrow" w:eastAsia="Arial Narrow" w:hAnsi="Arial Narrow" w:cs="Arial Narrow"/>
-          <w:b/>
-          <w:color w:val="000000"/>
-          <w:kern w:val="0"/>
-          <w:lang w:eastAsia="es-PE"/>
-          <ns2:ligatures ns2:val="none"/>
+          <w14:ligatures w14:val="none"/>
+        </w:rPr>
+      </w:pPr>
+      <w:r>
+        <w:rPr>
+          <w:rFonts w:ascii="Arial Narrow" w:eastAsia="Arial Narrow" w:hAnsi="Arial Narrow" w:cs="Arial Narrow"/>
+          <w:b/>
+          <w:color w:val="000000"/>
+          <w:kern w:val="0"/>
+          <w:lang w:eastAsia="es-PE"/>
+          <w14:ligatures w14:val="none"/>
         </w:rPr>
         <w:t xml:space="preserve">PRIMERO: admitir a trámite la denuncia del 8 de enero de 2026, complementado con el escrito del 16 de enero de 2026, subsanada mediante escrito del 5 de febrero de 2026, interpuesta por el señor [DENUNCIANTE] contra Rímac Seguros y Reaseguros S.A., el señor [APELLIDO] y el señor [APELLIDO] Martínez, por lo siguiente:</w:t>
       </w:r>
@@ -3970,7 +3950,7 @@
           <w:kern w:val="0"/>
           <w:shd w:val="clear" w:color="auto" w:fill="FFFFFF"/>
           <w:lang w:eastAsia="es-PE"/>
-          <ns2:ligatures ns2:val="none"/>
+          <w14:ligatures w14:val="none"/>
         </w:rPr>
         <w:t xml:space="preserve"/>
       </w:r>
@@ -3980,7 +3960,7 @@
           <w:color w:val="000000"/>
           <w:kern w:val="0"/>
           <w:lang w:val="es-ES" w:eastAsia="es-ES"/>
-          <ns2:ligatures ns2:val="none"/>
+          <w14:ligatures w14:val="none"/>
         </w:rPr>
         <w:t/>
       </w:r>
@@ -3990,7 +3970,7 @@
           <w:color w:val="000000"/>
           <w:kern w:val="0"/>
           <w:lang w:val="es-ES" w:eastAsia="es-ES"/>
-          <ns2:ligatures ns2:val="none"/>
+          <w14:ligatures w14:val="none"/>
         </w:rPr>
         <w:t xml:space="preserve"/>
       </w:r>
@@ -4001,7 +3981,7 @@
           <w:kern w:val="0"/>
           <w:shd w:val="clear" w:color="auto" w:fill="FFFFFF"/>
           <w:lang w:eastAsia="es-PE"/>
-          <ns2:ligatures ns2:val="none"/>
+          <w14:ligatures w14:val="none"/>
         </w:rPr>
         <w:t xml:space="preserve"/>
       </w:r>
@@ -4011,7 +3991,7 @@
           <w:bCs/>
           <w:spacing w:val="-3"/>
           <w:kern w:val="0"/>
-          <ns2:ligatures ns2:val="none"/>
+          <w14:ligatures w14:val="none"/>
         </w:rPr>
         <w:t xml:space="preserve"/>
       </w:r>
@@ -4022,7 +4002,7 @@
           <w:kern w:val="0"/>
           <w:shd w:val="clear" w:color="auto" w:fill="FFFFFF"/>
           <w:lang w:eastAsia="es-PE"/>
-          <ns2:ligatures ns2:val="none"/>
+          <w14:ligatures w14:val="none"/>
         </w:rPr>
         <w:t/>
       </w:r>
@@ -4033,7 +4013,7 @@
           <w:kern w:val="0"/>
           <w:shd w:val="clear" w:color="auto" w:fill="FFFFFF"/>
           <w:lang w:eastAsia="es-PE"/>
-          <ns2:ligatures ns2:val="none"/>
+          <w14:ligatures w14:val="none"/>
         </w:rPr>
         <w:t xml:space="preserve"/>
       </w:r>
@@ -4051,7 +4031,7 @@
           <w:kern w:val="0"/>
           <w:shd w:val="clear" w:color="auto" w:fill="FFFFFF"/>
           <w:lang w:eastAsia="es-PE"/>
-          <ns2:ligatures ns2:val="none"/>
+          <w14:ligatures w14:val="none"/>
         </w:rPr>
         <w:t xml:space="preserve"/>
       </w:r>
@@ -4062,12 +4042,12 @@
           <w:kern w:val="0"/>
           <w:shd w:val="clear" w:color="auto" w:fill="FFFFFF"/>
           <w:lang w:eastAsia="es-PE"/>
-          <ns2:ligatures ns2:val="none"/>
-        </w:rPr>
-        <w:t/>
-      </w:r>
-    </w:p>
-    <w:p ns2:paraId="25C5F72F" ns2:textId="77777777">
+          <w14:ligatures w14:val="none"/>
+        </w:rPr>
+        <w:t/>
+      </w:r>
+    </w:p>
+    <w:p>
       <w:pPr>
         <w:pStyle w:val="Prrafodelista"/>
         <w:spacing w:after="0" w:line="240" w:lineRule="auto"/>
@@ -4076,11 +4056,11 @@
         <w:rPr>
           <w:rFonts w:ascii="Arial Narrow" w:eastAsia="Arial Narrow" w:hAnsi="Arial Narrow" w:cs="Arial Narrow"/>
           <w:kern w:val="0"/>
-          <ns2:ligatures ns2:val="none"/>
-        </w:rPr>
-      </w:pPr>
-    </w:p>
-    <w:p ns2:paraId="242FEEDE" ns2:textId="04998C37">
+          <w14:ligatures w14:val="none"/>
+        </w:rPr>
+      </w:pPr>
+    </w:p>
+    <w:p>
       <w:pPr>
         <w:pStyle w:val="Prrafodelista"/>
         <w:numPr>
@@ -4097,14 +4077,14 @@
         <w:rPr>
           <w:rFonts w:ascii="Arial Narrow" w:eastAsia="Arial Narrow" w:hAnsi="Arial Narrow" w:cs="Arial Narrow"/>
           <w:kern w:val="0"/>
-          <ns2:ligatures ns2:val="none"/>
-        </w:rPr>
-      </w:pPr>
-      <w:r>
-        <w:rPr>
-          <w:rFonts w:ascii="Arial Narrow" w:eastAsia="Arial Narrow" w:hAnsi="Arial Narrow" w:cs="Arial Narrow"/>
-          <w:kern w:val="0"/>
-          <ns2:ligatures ns2:val="none"/>
+          <w14:ligatures w14:val="none"/>
+        </w:rPr>
+      </w:pPr>
+      <w:r>
+        <w:rPr>
+          <w:rFonts w:ascii="Arial Narrow" w:eastAsia="Arial Narrow" w:hAnsi="Arial Narrow" w:cs="Arial Narrow"/>
+          <w:kern w:val="0"/>
+          <w14:ligatures w14:val="none"/>
         </w:rPr>
         <w:t>Presunta infracción a los artículos 18 y 19 de la Ley</w:t>
       </w:r>
@@ -4112,7 +4092,7 @@
         <w:rPr>
           <w:rFonts w:ascii="Arial Narrow" w:eastAsia="Arial Narrow" w:hAnsi="Arial Narrow" w:cs="Arial Narrow"/>
           <w:kern w:val="0"/>
-          <ns2:ligatures ns2:val="none"/>
+          <w14:ligatures w14:val="none"/>
         </w:rPr>
         <w:t xml:space="preserve"> </w:t>
       </w:r>
@@ -4121,7 +4101,7 @@
         <w:rPr>
           <w:rFonts w:ascii="Arial Narrow" w:eastAsia="Arial Narrow" w:hAnsi="Arial Narrow" w:cs="Arial Narrow"/>
           <w:kern w:val="0"/>
-          <ns2:ligatures ns2:val="none"/>
+          <w14:ligatures w14:val="none"/>
         </w:rPr>
         <w:t/>
       </w:r>
@@ -4130,7 +4110,7 @@
         <w:rPr>
           <w:rFonts w:ascii="Arial Narrow" w:eastAsia="Arial Narrow" w:hAnsi="Arial Narrow" w:cs="Arial Narrow"/>
           <w:kern w:val="0"/>
-          <ns2:ligatures ns2:val="none"/>
+          <w14:ligatures w14:val="none"/>
         </w:rPr>
         <w:t xml:space="preserve"> 29571, Código de Protección y Defensa del Consumidor, en tanto </w:t>
       </w:r>
@@ -4138,7 +4118,7 @@
         <w:rPr>
           <w:rFonts w:ascii="Arial Narrow" w:eastAsia="Arial Narrow" w:hAnsi="Arial Narrow" w:cs="Arial Narrow"/>
           <w:kern w:val="0"/>
-          <ns2:ligatures ns2:val="none"/>
+          <w14:ligatures w14:val="none"/>
         </w:rPr>
         <w:t>Rímac Seguros y Reaseguros S.A.</w:t>
       </w:r>
@@ -4146,7 +4126,7 @@
         <w:rPr>
           <w:rFonts w:ascii="Arial Narrow" w:eastAsia="Arial Narrow" w:hAnsi="Arial Narrow" w:cs="Arial Narrow"/>
           <w:kern w:val="0"/>
-          <ns2:ligatures ns2:val="none"/>
+          <w14:ligatures w14:val="none"/>
         </w:rPr>
         <w:t xml:space="preserve"> no habría </w:t>
       </w:r>
@@ -4154,7 +4134,7 @@
         <w:rPr>
           <w:rFonts w:ascii="Arial Narrow" w:eastAsia="Arial Narrow" w:hAnsi="Arial Narrow" w:cs="Arial Narrow"/>
           <w:kern w:val="0"/>
-          <ns2:ligatures ns2:val="none"/>
+          <w14:ligatures w14:val="none"/>
         </w:rPr>
         <w:t xml:space="preserve">cumplido con otorgar oportunamente </w:t>
       </w:r>
@@ -4162,7 +4142,7 @@
         <w:rPr>
           <w:rFonts w:ascii="Arial Narrow" w:eastAsia="Arial Narrow" w:hAnsi="Arial Narrow" w:cs="Arial Narrow"/>
           <w:kern w:val="0"/>
-          <ns2:ligatures ns2:val="none"/>
+          <w14:ligatures w14:val="none"/>
         </w:rPr>
         <w:t xml:space="preserve">al denunciante </w:t>
       </w:r>
@@ -4170,7 +4150,7 @@
         <w:rPr>
           <w:rFonts w:ascii="Arial Narrow" w:eastAsia="Arial Narrow" w:hAnsi="Arial Narrow" w:cs="Arial Narrow"/>
           <w:kern w:val="0"/>
-          <ns2:ligatures ns2:val="none"/>
+          <w14:ligatures w14:val="none"/>
         </w:rPr>
         <w:t xml:space="preserve">la cobertura de responsabilidad civil frente a terceros </w:t>
       </w:r>
@@ -4178,7 +4158,7 @@
         <w:rPr>
           <w:rFonts w:ascii="Arial Narrow" w:eastAsia="Arial Narrow" w:hAnsi="Arial Narrow" w:cs="Arial Narrow"/>
           <w:kern w:val="0"/>
-          <ns2:ligatures ns2:val="none"/>
+          <w14:ligatures w14:val="none"/>
         </w:rPr>
         <w:t xml:space="preserve">de la Póliza del Seguro del vehículo de Placa de Rodaje </w:t>
       </w:r>
@@ -4187,7 +4167,7 @@
         <w:rPr>
           <w:rFonts w:ascii="Arial Narrow" w:eastAsia="Arial Narrow" w:hAnsi="Arial Narrow" w:cs="Arial Narrow"/>
           <w:kern w:val="0"/>
-          <ns2:ligatures ns2:val="none"/>
+          <w14:ligatures w14:val="none"/>
         </w:rPr>
         <w:t/>
       </w:r>
@@ -4196,7 +4176,7 @@
         <w:rPr>
           <w:rFonts w:ascii="Arial Narrow" w:eastAsia="Arial Narrow" w:hAnsi="Arial Narrow" w:cs="Arial Narrow"/>
           <w:kern w:val="0"/>
-          <ns2:ligatures ns2:val="none"/>
+          <w14:ligatures w14:val="none"/>
         </w:rPr>
         <w:t xml:space="preserve"> F9P-149 </w:t>
       </w:r>
@@ -4204,7 +4184,7 @@
         <w:rPr>
           <w:rFonts w:ascii="Arial Narrow" w:eastAsia="Arial Narrow" w:hAnsi="Arial Narrow" w:cs="Arial Narrow"/>
           <w:kern w:val="0"/>
-          <ns2:ligatures ns2:val="none"/>
+          <w14:ligatures w14:val="none"/>
         </w:rPr>
         <w:t xml:space="preserve">respecto de los daños ocasionados al vehículo de Placa de Rodaje </w:t>
       </w:r>
@@ -4213,7 +4193,7 @@
         <w:rPr>
           <w:rFonts w:ascii="Arial Narrow" w:eastAsia="Arial Narrow" w:hAnsi="Arial Narrow" w:cs="Arial Narrow"/>
           <w:kern w:val="0"/>
-          <ns2:ligatures ns2:val="none"/>
+          <w14:ligatures w14:val="none"/>
         </w:rPr>
         <w:t/>
       </w:r>
@@ -4222,12 +4202,12 @@
         <w:rPr>
           <w:rFonts w:ascii="Arial Narrow" w:eastAsia="Arial Narrow" w:hAnsi="Arial Narrow" w:cs="Arial Narrow"/>
           <w:kern w:val="0"/>
-          <ns2:ligatures ns2:val="none"/>
+          <w14:ligatures w14:val="none"/>
         </w:rPr>
         <w:t xml:space="preserve"> CAN-022 derivados del accidente de tránsito ocurrido el 8 de setiembre de 2023.</w:t>
       </w:r>
     </w:p>
-    <w:p ns2:paraId="2027449C" ns2:textId="77777777">
+    <w:p>
       <w:pPr>
         <w:pStyle w:val="Prrafodelista"/>
         <w:spacing w:after="0" w:line="240" w:lineRule="auto"/>
@@ -4235,11 +4215,11 @@
         <w:rPr>
           <w:rFonts w:ascii="Arial Narrow" w:eastAsia="Arial Narrow" w:hAnsi="Arial Narrow" w:cs="Arial Narrow"/>
           <w:kern w:val="0"/>
-          <ns2:ligatures ns2:val="none"/>
-        </w:rPr>
-      </w:pPr>
-    </w:p>
-    <w:p ns2:paraId="722C14CF" ns2:textId="1ABF6FA4">
+          <w14:ligatures w14:val="none"/>
+        </w:rPr>
+      </w:pPr>
+    </w:p>
+    <w:p>
       <w:pPr>
         <w:pStyle w:val="Prrafodelista"/>
         <w:numPr>
@@ -4256,14 +4236,14 @@
         <w:rPr>
           <w:rFonts w:ascii="Arial Narrow" w:eastAsia="Arial Narrow" w:hAnsi="Arial Narrow" w:cs="Arial Narrow"/>
           <w:kern w:val="0"/>
-          <ns2:ligatures ns2:val="none"/>
-        </w:rPr>
-      </w:pPr>
-      <w:r>
-        <w:rPr>
-          <w:rFonts w:ascii="Arial Narrow" w:eastAsia="Arial Narrow" w:hAnsi="Arial Narrow" w:cs="Arial Narrow"/>
-          <w:kern w:val="0"/>
-          <ns2:ligatures ns2:val="none"/>
+          <w14:ligatures w14:val="none"/>
+        </w:rPr>
+      </w:pPr>
+      <w:r>
+        <w:rPr>
+          <w:rFonts w:ascii="Arial Narrow" w:eastAsia="Arial Narrow" w:hAnsi="Arial Narrow" w:cs="Arial Narrow"/>
+          <w:kern w:val="0"/>
+          <w14:ligatures w14:val="none"/>
         </w:rPr>
         <w:t>Presunta infracción a los artículos 18 y 19 de la Ley</w:t>
       </w:r>
@@ -4271,7 +4251,7 @@
         <w:rPr>
           <w:rFonts w:ascii="Arial Narrow" w:eastAsia="Arial Narrow" w:hAnsi="Arial Narrow" w:cs="Arial Narrow"/>
           <w:kern w:val="0"/>
-          <ns2:ligatures ns2:val="none"/>
+          <w14:ligatures w14:val="none"/>
         </w:rPr>
         <w:t xml:space="preserve"> </w:t>
       </w:r>
@@ -4280,7 +4260,7 @@
         <w:rPr>
           <w:rFonts w:ascii="Arial Narrow" w:eastAsia="Arial Narrow" w:hAnsi="Arial Narrow" w:cs="Arial Narrow"/>
           <w:kern w:val="0"/>
-          <ns2:ligatures ns2:val="none"/>
+          <w14:ligatures w14:val="none"/>
         </w:rPr>
         <w:t/>
       </w:r>
@@ -4289,7 +4269,7 @@
         <w:rPr>
           <w:rFonts w:ascii="Arial Narrow" w:eastAsia="Arial Narrow" w:hAnsi="Arial Narrow" w:cs="Arial Narrow"/>
           <w:kern w:val="0"/>
-          <ns2:ligatures ns2:val="none"/>
+          <w14:ligatures w14:val="none"/>
         </w:rPr>
         <w:t xml:space="preserve"> 29571, Código de Protección y Defensa del Consumidor, en tanto Rímac Seguros y Reaseguros S.A. no habría cumplido con otorgar oportunamente </w:t>
       </w:r>
@@ -4297,7 +4277,7 @@
         <w:rPr>
           <w:rFonts w:ascii="Arial Narrow" w:eastAsia="Arial Narrow" w:hAnsi="Arial Narrow" w:cs="Arial Narrow"/>
           <w:kern w:val="0"/>
-          <ns2:ligatures ns2:val="none"/>
+          <w14:ligatures w14:val="none"/>
         </w:rPr>
         <w:t xml:space="preserve">al denunciante </w:t>
       </w:r>
@@ -4305,7 +4285,7 @@
         <w:rPr>
           <w:rFonts w:ascii="Arial Narrow" w:eastAsia="Arial Narrow" w:hAnsi="Arial Narrow" w:cs="Arial Narrow"/>
           <w:kern w:val="0"/>
-          <ns2:ligatures ns2:val="none"/>
+          <w14:ligatures w14:val="none"/>
         </w:rPr>
         <w:t xml:space="preserve">la cobertura de responsabilidad civil frente a terceros </w:t>
       </w:r>
@@ -4313,7 +4293,7 @@
         <w:rPr>
           <w:rFonts w:ascii="Arial Narrow" w:eastAsia="Arial Narrow" w:hAnsi="Arial Narrow" w:cs="Arial Narrow"/>
           <w:kern w:val="0"/>
-          <ns2:ligatures ns2:val="none"/>
+          <w14:ligatures w14:val="none"/>
         </w:rPr>
         <w:t xml:space="preserve">de la Póliza del Seguro del vehículo de Placa de Rodaje </w:t>
       </w:r>
@@ -4322,7 +4302,7 @@
         <w:rPr>
           <w:rFonts w:ascii="Arial Narrow" w:eastAsia="Arial Narrow" w:hAnsi="Arial Narrow" w:cs="Arial Narrow"/>
           <w:kern w:val="0"/>
-          <ns2:ligatures ns2:val="none"/>
+          <w14:ligatures w14:val="none"/>
         </w:rPr>
         <w:t/>
       </w:r>
@@ -4331,7 +4311,7 @@
         <w:rPr>
           <w:rFonts w:ascii="Arial Narrow" w:eastAsia="Arial Narrow" w:hAnsi="Arial Narrow" w:cs="Arial Narrow"/>
           <w:kern w:val="0"/>
-          <ns2:ligatures ns2:val="none"/>
+          <w14:ligatures w14:val="none"/>
         </w:rPr>
         <w:t xml:space="preserve"> BXD-000 </w:t>
       </w:r>
@@ -4339,7 +4319,7 @@
         <w:rPr>
           <w:rFonts w:ascii="Arial Narrow" w:eastAsia="Arial Narrow" w:hAnsi="Arial Narrow" w:cs="Arial Narrow"/>
           <w:kern w:val="0"/>
-          <ns2:ligatures ns2:val="none"/>
+          <w14:ligatures w14:val="none"/>
         </w:rPr>
         <w:t xml:space="preserve">respecto de los daños ocasionados al vehículo </w:t>
       </w:r>
@@ -4347,7 +4327,7 @@
         <w:rPr>
           <w:rFonts w:ascii="Arial Narrow" w:eastAsia="Arial Narrow" w:hAnsi="Arial Narrow" w:cs="Arial Narrow"/>
           <w:kern w:val="0"/>
-          <ns2:ligatures ns2:val="none"/>
+          <w14:ligatures w14:val="none"/>
         </w:rPr>
         <w:lastRenderedPageBreak/>
         <w:t xml:space="preserve">de Placa de Rodaje </w:t>
@@ -4357,7 +4337,7 @@
         <w:rPr>
           <w:rFonts w:ascii="Arial Narrow" w:eastAsia="Arial Narrow" w:hAnsi="Arial Narrow" w:cs="Arial Narrow"/>
           <w:kern w:val="0"/>
-          <ns2:ligatures ns2:val="none"/>
+          <w14:ligatures w14:val="none"/>
         </w:rPr>
         <w:t/>
       </w:r>
@@ -4366,23 +4346,23 @@
         <w:rPr>
           <w:rFonts w:ascii="Arial Narrow" w:eastAsia="Arial Narrow" w:hAnsi="Arial Narrow" w:cs="Arial Narrow"/>
           <w:kern w:val="0"/>
-          <ns2:ligatures ns2:val="none"/>
+          <w14:ligatures w14:val="none"/>
         </w:rPr>
         <w:t xml:space="preserve"> CAN-022 derivados del accidente de tránsito ocurrido el 8 de setiembre de 2023.</w:t>
       </w:r>
     </w:p>
-    <w:p ns2:paraId="5DEB8307" ns2:textId="77777777">
+    <w:p>
       <w:pPr>
         <w:pStyle w:val="Prrafodelista"/>
         <w:spacing w:after="0" w:line="240" w:lineRule="auto"/>
         <w:rPr>
           <w:rFonts w:ascii="Arial Narrow" w:eastAsia="Arial Narrow" w:hAnsi="Arial Narrow" w:cs="Arial Narrow"/>
           <w:kern w:val="0"/>
-          <ns2:ligatures ns2:val="none"/>
-        </w:rPr>
-      </w:pPr>
-    </w:p>
-    <w:p ns2:paraId="2E132E12" ns2:textId="2379A941">
+          <w14:ligatures w14:val="none"/>
+        </w:rPr>
+      </w:pPr>
+    </w:p>
+    <w:p>
       <w:pPr>
         <w:pStyle w:val="Prrafodelista"/>
         <w:numPr>
@@ -4399,14 +4379,14 @@
         <w:rPr>
           <w:rFonts w:ascii="Arial Narrow" w:eastAsia="Arial Narrow" w:hAnsi="Arial Narrow" w:cs="Arial Narrow"/>
           <w:kern w:val="0"/>
-          <ns2:ligatures ns2:val="none"/>
-        </w:rPr>
-      </w:pPr>
-      <w:r>
-        <w:rPr>
-          <w:rFonts w:ascii="Arial Narrow" w:eastAsia="Arial Narrow" w:hAnsi="Arial Narrow" w:cs="Arial Narrow"/>
-          <w:kern w:val="0"/>
-          <ns2:ligatures ns2:val="none"/>
+          <w14:ligatures w14:val="none"/>
+        </w:rPr>
+      </w:pPr>
+      <w:r>
+        <w:rPr>
+          <w:rFonts w:ascii="Arial Narrow" w:eastAsia="Arial Narrow" w:hAnsi="Arial Narrow" w:cs="Arial Narrow"/>
+          <w:kern w:val="0"/>
+          <w14:ligatures w14:val="none"/>
         </w:rPr>
         <w:t xml:space="preserve">Presunta </w:t>
       </w:r>
@@ -4414,7 +4394,7 @@
         <w:rPr>
           <w:rFonts w:ascii="Arial Narrow" w:eastAsia="Arial Narrow" w:hAnsi="Arial Narrow" w:cs="Arial Narrow"/>
           <w:kern w:val="0"/>
-          <ns2:ligatures ns2:val="none"/>
+          <w14:ligatures w14:val="none"/>
         </w:rPr>
         <w:t>infracción a los artículos 18 y 19 de la Ley</w:t>
       </w:r>
@@ -4422,7 +4402,7 @@
         <w:rPr>
           <w:rFonts w:ascii="Arial Narrow" w:eastAsia="Arial Narrow" w:hAnsi="Arial Narrow" w:cs="Arial Narrow"/>
           <w:kern w:val="0"/>
-          <ns2:ligatures ns2:val="none"/>
+          <w14:ligatures w14:val="none"/>
         </w:rPr>
         <w:t xml:space="preserve"> </w:t>
       </w:r>
@@ -4431,7 +4411,7 @@
         <w:rPr>
           <w:rFonts w:ascii="Arial Narrow" w:eastAsia="Arial Narrow" w:hAnsi="Arial Narrow" w:cs="Arial Narrow"/>
           <w:kern w:val="0"/>
-          <ns2:ligatures ns2:val="none"/>
+          <w14:ligatures w14:val="none"/>
         </w:rPr>
         <w:t/>
       </w:r>
@@ -4440,7 +4420,7 @@
         <w:rPr>
           <w:rFonts w:ascii="Arial Narrow" w:eastAsia="Arial Narrow" w:hAnsi="Arial Narrow" w:cs="Arial Narrow"/>
           <w:kern w:val="0"/>
-          <ns2:ligatures ns2:val="none"/>
+          <w14:ligatures w14:val="none"/>
         </w:rPr>
         <w:t xml:space="preserve"> 29571, Código de Protección y Defensa del Consumidor</w:t>
       </w:r>
@@ -4448,7 +4428,7 @@
         <w:rPr>
           <w:rFonts w:ascii="Arial Narrow" w:eastAsia="Arial Narrow" w:hAnsi="Arial Narrow" w:cs="Arial Narrow"/>
           <w:kern w:val="0"/>
-          <ns2:ligatures ns2:val="none"/>
+          <w14:ligatures w14:val="none"/>
         </w:rPr>
         <w:t xml:space="preserve">, en tanto </w:t>
       </w:r>
@@ -4456,7 +4436,7 @@
         <w:rPr>
           <w:rFonts w:ascii="Arial Narrow" w:eastAsia="Arial Narrow" w:hAnsi="Arial Narrow" w:cs="Arial Narrow"/>
           <w:kern w:val="0"/>
-          <ns2:ligatures ns2:val="none"/>
+          <w14:ligatures w14:val="none"/>
         </w:rPr>
         <w:t xml:space="preserve">Rímac Seguros y Reaseguros S.A. </w:t>
       </w:r>
@@ -4464,7 +4444,7 @@
         <w:rPr>
           <w:rFonts w:ascii="Arial Narrow" w:eastAsia="Arial Narrow" w:hAnsi="Arial Narrow" w:cs="Arial Narrow"/>
           <w:kern w:val="0"/>
-          <ns2:ligatures ns2:val="none"/>
+          <w14:ligatures w14:val="none"/>
         </w:rPr>
         <w:t xml:space="preserve">no habría </w:t>
       </w:r>
@@ -4472,7 +4452,7 @@
         <w:rPr>
           <w:rFonts w:ascii="Arial Narrow" w:eastAsia="Arial Narrow" w:hAnsi="Arial Narrow" w:cs="Arial Narrow"/>
           <w:kern w:val="0"/>
-          <ns2:ligatures ns2:val="none"/>
+          <w14:ligatures w14:val="none"/>
         </w:rPr>
         <w:t>cumplido con atender</w:t>
       </w:r>
@@ -4480,7 +4460,7 @@
         <w:rPr>
           <w:rFonts w:ascii="Arial Narrow" w:eastAsia="Arial Narrow" w:hAnsi="Arial Narrow" w:cs="Arial Narrow"/>
           <w:kern w:val="0"/>
-          <ns2:ligatures ns2:val="none"/>
+          <w14:ligatures w14:val="none"/>
         </w:rPr>
         <w:t xml:space="preserve"> la solicitud de entrega de documentación vinculada al </w:t>
       </w:r>
@@ -4488,7 +4468,7 @@
         <w:rPr>
           <w:rFonts w:ascii="Arial Narrow" w:eastAsia="Arial Narrow" w:hAnsi="Arial Narrow" w:cs="Arial Narrow"/>
           <w:kern w:val="0"/>
-          <ns2:ligatures ns2:val="none"/>
+          <w14:ligatures w14:val="none"/>
         </w:rPr>
         <w:t xml:space="preserve">accidente de tránsito ocurrido el 8 de setiembre de 202 </w:t>
       </w:r>
@@ -4496,7 +4476,7 @@
         <w:rPr>
           <w:rFonts w:ascii="Arial Narrow" w:eastAsia="Arial Narrow" w:hAnsi="Arial Narrow" w:cs="Arial Narrow"/>
           <w:kern w:val="0"/>
-          <ns2:ligatures ns2:val="none"/>
+          <w14:ligatures w14:val="none"/>
         </w:rPr>
         <w:t xml:space="preserve">respecto de los seguros </w:t>
       </w:r>
@@ -4504,7 +4484,7 @@
         <w:rPr>
           <w:rFonts w:ascii="Arial Narrow" w:eastAsia="Arial Narrow" w:hAnsi="Arial Narrow" w:cs="Arial Narrow"/>
           <w:kern w:val="0"/>
-          <ns2:ligatures ns2:val="none"/>
+          <w14:ligatures w14:val="none"/>
         </w:rPr>
         <w:t>de</w:t>
       </w:r>
@@ -4512,7 +4492,7 @@
         <w:rPr>
           <w:rFonts w:ascii="Arial Narrow" w:eastAsia="Arial Narrow" w:hAnsi="Arial Narrow" w:cs="Arial Narrow"/>
           <w:kern w:val="0"/>
-          <ns2:ligatures ns2:val="none"/>
+          <w14:ligatures w14:val="none"/>
         </w:rPr>
         <w:t xml:space="preserve"> </w:t>
       </w:r>
@@ -4520,7 +4500,7 @@
         <w:rPr>
           <w:rFonts w:ascii="Arial Narrow" w:eastAsia="Arial Narrow" w:hAnsi="Arial Narrow" w:cs="Arial Narrow"/>
           <w:kern w:val="0"/>
-          <ns2:ligatures ns2:val="none"/>
+          <w14:ligatures w14:val="none"/>
         </w:rPr>
         <w:t xml:space="preserve">los vehículos de Placa de Rodaje </w:t>
       </w:r>
@@ -4529,7 +4509,7 @@
         <w:rPr>
           <w:rFonts w:ascii="Arial Narrow" w:eastAsia="Arial Narrow" w:hAnsi="Arial Narrow" w:cs="Arial Narrow"/>
           <w:kern w:val="0"/>
-          <ns2:ligatures ns2:val="none"/>
+          <w14:ligatures w14:val="none"/>
         </w:rPr>
         <w:t/>
       </w:r>
@@ -4538,7 +4518,7 @@
         <w:rPr>
           <w:rFonts w:ascii="Arial Narrow" w:eastAsia="Arial Narrow" w:hAnsi="Arial Narrow" w:cs="Arial Narrow"/>
           <w:kern w:val="0"/>
-          <ns2:ligatures ns2:val="none"/>
+          <w14:ligatures w14:val="none"/>
         </w:rPr>
         <w:t xml:space="preserve"> F9P-149 y </w:t>
       </w:r>
@@ -4547,7 +4527,7 @@
         <w:rPr>
           <w:rFonts w:ascii="Arial Narrow" w:eastAsia="Arial Narrow" w:hAnsi="Arial Narrow" w:cs="Arial Narrow"/>
           <w:kern w:val="0"/>
-          <ns2:ligatures ns2:val="none"/>
+          <w14:ligatures w14:val="none"/>
         </w:rPr>
         <w:t/>
       </w:r>
@@ -4556,7 +4536,7 @@
         <w:rPr>
           <w:rFonts w:ascii="Arial Narrow" w:eastAsia="Arial Narrow" w:hAnsi="Arial Narrow" w:cs="Arial Narrow"/>
           <w:kern w:val="0"/>
-          <ns2:ligatures ns2:val="none"/>
+          <w14:ligatures w14:val="none"/>
         </w:rPr>
         <w:t xml:space="preserve"> BXD-000 emitidos por la compañía aseguradora</w:t>
       </w:r>
@@ -4564,7 +4544,7 @@
         <w:rPr>
           <w:rFonts w:ascii="Arial Narrow" w:eastAsia="Arial Narrow" w:hAnsi="Arial Narrow" w:cs="Arial Narrow"/>
           <w:kern w:val="0"/>
-          <ns2:ligatures ns2:val="none"/>
+          <w14:ligatures w14:val="none"/>
         </w:rPr>
         <w:t>, presentada por el denunciante el 26 de agosto de 2024</w:t>
       </w:r>
@@ -4572,7 +4552,7 @@
         <w:rPr>
           <w:rFonts w:ascii="Arial Narrow" w:eastAsia="Arial Narrow" w:hAnsi="Arial Narrow" w:cs="Arial Narrow"/>
           <w:kern w:val="0"/>
-          <ns2:ligatures ns2:val="none"/>
+          <w14:ligatures w14:val="none"/>
         </w:rPr>
         <w:t>.</w:t>
       </w:r>
@@ -4580,23 +4560,23 @@
         <w:rPr>
           <w:rFonts w:ascii="Arial Narrow" w:eastAsia="Arial Narrow" w:hAnsi="Arial Narrow" w:cs="Arial Narrow"/>
           <w:kern w:val="0"/>
-          <ns2:ligatures ns2:val="none"/>
+          <w14:ligatures w14:val="none"/>
         </w:rPr>
         <w:t xml:space="preserve"> </w:t>
       </w:r>
     </w:p>
-    <w:p ns2:paraId="30DB3E2F" ns2:textId="77777777">
+    <w:p>
       <w:pPr>
         <w:pStyle w:val="Prrafodelista"/>
         <w:spacing w:after="0" w:line="240" w:lineRule="auto"/>
         <w:rPr>
           <w:rFonts w:ascii="Arial Narrow" w:eastAsia="Arial Narrow" w:hAnsi="Arial Narrow" w:cs="Arial Narrow"/>
           <w:kern w:val="0"/>
-          <ns2:ligatures ns2:val="none"/>
-        </w:rPr>
-      </w:pPr>
-    </w:p>
-    <w:p ns2:paraId="1BEB4041" ns2:textId="3F3A5801">
+          <w14:ligatures w14:val="none"/>
+        </w:rPr>
+      </w:pPr>
+    </w:p>
+    <w:p>
       <w:pPr>
         <w:pStyle w:val="Prrafodelista"/>
         <w:numPr>
@@ -4613,14 +4593,14 @@
         <w:rPr>
           <w:rFonts w:ascii="Arial Narrow" w:eastAsia="Arial Narrow" w:hAnsi="Arial Narrow" w:cs="Arial Narrow"/>
           <w:kern w:val="0"/>
-          <ns2:ligatures ns2:val="none"/>
-        </w:rPr>
-      </w:pPr>
-      <w:r>
-        <w:rPr>
-          <w:rFonts w:ascii="Arial Narrow" w:eastAsia="Arial Narrow" w:hAnsi="Arial Narrow" w:cs="Arial Narrow"/>
-          <w:kern w:val="0"/>
-          <ns2:ligatures ns2:val="none"/>
+          <w14:ligatures w14:val="none"/>
+        </w:rPr>
+      </w:pPr>
+      <w:r>
+        <w:rPr>
+          <w:rFonts w:ascii="Arial Narrow" w:eastAsia="Arial Narrow" w:hAnsi="Arial Narrow" w:cs="Arial Narrow"/>
+          <w:kern w:val="0"/>
+          <w14:ligatures w14:val="none"/>
         </w:rPr>
         <w:t>Presunta infracción al artículo 1, numeral 1, literal b) y al artículo 2 de la Ley</w:t>
       </w:r>
@@ -4628,7 +4608,7 @@
         <w:rPr>
           <w:rFonts w:ascii="Arial Narrow" w:eastAsia="Arial Narrow" w:hAnsi="Arial Narrow" w:cs="Arial Narrow"/>
           <w:kern w:val="0"/>
-          <ns2:ligatures ns2:val="none"/>
+          <w14:ligatures w14:val="none"/>
         </w:rPr>
         <w:t xml:space="preserve"> </w:t>
       </w:r>
@@ -4637,7 +4617,7 @@
         <w:rPr>
           <w:rFonts w:ascii="Arial Narrow" w:eastAsia="Arial Narrow" w:hAnsi="Arial Narrow" w:cs="Arial Narrow"/>
           <w:kern w:val="0"/>
-          <ns2:ligatures ns2:val="none"/>
+          <w14:ligatures w14:val="none"/>
         </w:rPr>
         <w:t/>
       </w:r>
@@ -4646,7 +4626,7 @@
         <w:rPr>
           <w:rFonts w:ascii="Arial Narrow" w:eastAsia="Arial Narrow" w:hAnsi="Arial Narrow" w:cs="Arial Narrow"/>
           <w:kern w:val="0"/>
-          <ns2:ligatures ns2:val="none"/>
+          <w14:ligatures w14:val="none"/>
         </w:rPr>
         <w:t xml:space="preserve"> 29571, Código de Protección y Defensa del Consumidor, en tanto </w:t>
       </w:r>
@@ -4654,7 +4634,7 @@
         <w:rPr>
           <w:rFonts w:ascii="Arial Narrow" w:eastAsia="Arial Narrow" w:hAnsi="Arial Narrow" w:cs="Arial Narrow"/>
           <w:kern w:val="0"/>
-          <ns2:ligatures ns2:val="none"/>
+          <w14:ligatures w14:val="none"/>
         </w:rPr>
         <w:t xml:space="preserve">Rímac Seguros y Reaseguros S.A. </w:t>
       </w:r>
@@ -4662,7 +4642,7 @@
         <w:rPr>
           <w:rFonts w:ascii="Arial Narrow" w:eastAsia="Arial Narrow" w:hAnsi="Arial Narrow" w:cs="Arial Narrow"/>
           <w:kern w:val="0"/>
-          <ns2:ligatures ns2:val="none"/>
+          <w14:ligatures w14:val="none"/>
         </w:rPr>
         <w:t xml:space="preserve">habría </w:t>
       </w:r>
@@ -4670,7 +4650,7 @@
         <w:rPr>
           <w:rFonts w:ascii="Arial Narrow" w:eastAsia="Arial Narrow" w:hAnsi="Arial Narrow" w:cs="Arial Narrow"/>
           <w:kern w:val="0"/>
-          <ns2:ligatures ns2:val="none"/>
+          <w14:ligatures w14:val="none"/>
         </w:rPr>
         <w:t>brindado información incorrecta</w:t>
       </w:r>
@@ -4678,7 +4658,7 @@
         <w:rPr>
           <w:rFonts w:ascii="Arial Narrow" w:eastAsia="Arial Narrow" w:hAnsi="Arial Narrow" w:cs="Arial Narrow"/>
           <w:kern w:val="0"/>
-          <ns2:ligatures ns2:val="none"/>
+          <w14:ligatures w14:val="none"/>
         </w:rPr>
         <w:t xml:space="preserve"> al denunciante</w:t>
       </w:r>
@@ -4686,7 +4666,7 @@
         <w:rPr>
           <w:rFonts w:ascii="Arial Narrow" w:eastAsia="Arial Narrow" w:hAnsi="Arial Narrow" w:cs="Arial Narrow"/>
           <w:kern w:val="0"/>
-          <ns2:ligatures ns2:val="none"/>
+          <w14:ligatures w14:val="none"/>
         </w:rPr>
         <w:t xml:space="preserve"> mediante la carta del 12 de abril de 2024</w:t>
       </w:r>
@@ -4694,7 +4674,7 @@
         <w:rPr>
           <w:rFonts w:ascii="Arial Narrow" w:eastAsia="Arial Narrow" w:hAnsi="Arial Narrow" w:cs="Arial Narrow"/>
           <w:kern w:val="0"/>
-          <ns2:ligatures ns2:val="none"/>
+          <w14:ligatures w14:val="none"/>
         </w:rPr>
         <w:t>.</w:t>
       </w:r>
@@ -4702,23 +4682,23 @@
         <w:rPr>
           <w:rFonts w:ascii="Arial Narrow" w:eastAsia="Arial Narrow" w:hAnsi="Arial Narrow" w:cs="Arial Narrow"/>
           <w:kern w:val="0"/>
-          <ns2:ligatures ns2:val="none"/>
+          <w14:ligatures w14:val="none"/>
         </w:rPr>
         <w:t xml:space="preserve"> </w:t>
       </w:r>
     </w:p>
-    <w:p ns2:paraId="2B0CC5C5" ns2:textId="77777777">
+    <w:p>
       <w:pPr>
         <w:pStyle w:val="Prrafodelista"/>
         <w:spacing w:after="0" w:line="240" w:lineRule="auto"/>
         <w:rPr>
           <w:rFonts w:ascii="Arial Narrow" w:eastAsia="Arial Narrow" w:hAnsi="Arial Narrow" w:cs="Arial Narrow"/>
           <w:kern w:val="0"/>
-          <ns2:ligatures ns2:val="none"/>
-        </w:rPr>
-      </w:pPr>
-    </w:p>
-    <w:p ns2:paraId="49EB0957" ns2:textId="091CBBA1">
+          <w14:ligatures w14:val="none"/>
+        </w:rPr>
+      </w:pPr>
+    </w:p>
+    <w:p>
       <w:pPr>
         <w:pStyle w:val="Prrafodelista"/>
         <w:numPr>
@@ -4735,14 +4715,14 @@
         <w:rPr>
           <w:rFonts w:ascii="Arial Narrow" w:eastAsia="Arial Narrow" w:hAnsi="Arial Narrow" w:cs="Arial Narrow"/>
           <w:kern w:val="0"/>
-          <ns2:ligatures ns2:val="none"/>
-        </w:rPr>
-      </w:pPr>
-      <w:r>
-        <w:rPr>
-          <w:rFonts w:ascii="Arial Narrow" w:eastAsia="Arial Narrow" w:hAnsi="Arial Narrow" w:cs="Arial Narrow"/>
-          <w:kern w:val="0"/>
-          <ns2:ligatures ns2:val="none"/>
+          <w14:ligatures w14:val="none"/>
+        </w:rPr>
+      </w:pPr>
+      <w:r>
+        <w:rPr>
+          <w:rFonts w:ascii="Arial Narrow" w:eastAsia="Arial Narrow" w:hAnsi="Arial Narrow" w:cs="Arial Narrow"/>
+          <w:kern w:val="0"/>
+          <w14:ligatures w14:val="none"/>
         </w:rPr>
         <w:t xml:space="preserve">Presunta infracción al numeral 88.1 del artículo 88 de la Ley </w:t>
       </w:r>
@@ -4751,7 +4731,7 @@
         <w:rPr>
           <w:rFonts w:ascii="Arial Narrow" w:eastAsia="Arial Narrow" w:hAnsi="Arial Narrow" w:cs="Arial Narrow"/>
           <w:kern w:val="0"/>
-          <ns2:ligatures ns2:val="none"/>
+          <w14:ligatures w14:val="none"/>
         </w:rPr>
         <w:t/>
       </w:r>
@@ -4760,7 +4740,7 @@
         <w:rPr>
           <w:rFonts w:ascii="Arial Narrow" w:eastAsia="Arial Narrow" w:hAnsi="Arial Narrow" w:cs="Arial Narrow"/>
           <w:kern w:val="0"/>
-          <ns2:ligatures ns2:val="none"/>
+          <w14:ligatures w14:val="none"/>
         </w:rPr>
         <w:t xml:space="preserve"> 29571, Código de Protección y Defensa del Consumidor, en tanto </w:t>
       </w:r>
@@ -4768,7 +4748,7 @@
         <w:rPr>
           <w:rFonts w:ascii="Arial Narrow" w:eastAsia="Arial Narrow" w:hAnsi="Arial Narrow" w:cs="Arial Narrow"/>
           <w:kern w:val="0"/>
-          <ns2:ligatures ns2:val="none"/>
+          <w14:ligatures w14:val="none"/>
         </w:rPr>
         <w:t xml:space="preserve">Rímac Seguros y Reaseguros S.A. </w:t>
       </w:r>
@@ -4776,7 +4756,7 @@
         <w:rPr>
           <w:rFonts w:ascii="Arial Narrow" w:eastAsia="Arial Narrow" w:hAnsi="Arial Narrow" w:cs="Arial Narrow"/>
           <w:kern w:val="0"/>
-          <ns2:ligatures ns2:val="none"/>
+          <w14:ligatures w14:val="none"/>
         </w:rPr>
         <w:t>s</w:t>
       </w:r>
@@ -4784,7 +4764,7 @@
         <w:rPr>
           <w:rFonts w:ascii="Arial Narrow" w:eastAsia="Arial Narrow" w:hAnsi="Arial Narrow" w:cs="Arial Narrow"/>
           <w:kern w:val="0"/>
-          <ns2:ligatures ns2:val="none"/>
+          <w14:ligatures w14:val="none"/>
         </w:rPr>
         <w:t>e habría negado a recibir el reclamo</w:t>
       </w:r>
@@ -4792,7 +4772,7 @@
         <w:rPr>
           <w:rFonts w:ascii="Arial Narrow" w:eastAsia="Arial Narrow" w:hAnsi="Arial Narrow" w:cs="Arial Narrow"/>
           <w:kern w:val="0"/>
-          <ns2:ligatures ns2:val="none"/>
+          <w14:ligatures w14:val="none"/>
         </w:rPr>
         <w:t xml:space="preserve"> </w:t>
       </w:r>
@@ -4800,7 +4780,7 @@
         <w:rPr>
           <w:rFonts w:ascii="Arial Narrow" w:eastAsia="Arial Narrow" w:hAnsi="Arial Narrow" w:cs="Arial Narrow"/>
           <w:kern w:val="0"/>
-          <ns2:ligatures ns2:val="none"/>
+          <w14:ligatures w14:val="none"/>
         </w:rPr>
         <w:t xml:space="preserve">presentado </w:t>
       </w:r>
@@ -4808,7 +4788,7 @@
         <w:rPr>
           <w:rFonts w:ascii="Arial Narrow" w:eastAsia="Arial Narrow" w:hAnsi="Arial Narrow" w:cs="Arial Narrow"/>
           <w:kern w:val="0"/>
-          <ns2:ligatures ns2:val="none"/>
+          <w14:ligatures w14:val="none"/>
         </w:rPr>
         <w:t xml:space="preserve">por el denunciante </w:t>
       </w:r>
@@ -4816,23 +4796,23 @@
         <w:rPr>
           <w:rFonts w:ascii="Arial Narrow" w:eastAsia="Arial Narrow" w:hAnsi="Arial Narrow" w:cs="Arial Narrow"/>
           <w:kern w:val="0"/>
-          <ns2:ligatures ns2:val="none"/>
+          <w14:ligatures w14:val="none"/>
         </w:rPr>
         <w:t>mediante carta notarial el 19 de febrero de 2024.</w:t>
       </w:r>
     </w:p>
-    <w:p ns2:paraId="26FEC581" ns2:textId="77777777">
+    <w:p>
       <w:pPr>
         <w:pStyle w:val="Prrafodelista"/>
         <w:spacing w:after="0" w:line="240" w:lineRule="auto"/>
         <w:rPr>
           <w:rFonts w:ascii="Arial Narrow" w:eastAsia="Arial Narrow" w:hAnsi="Arial Narrow" w:cs="Arial Narrow"/>
           <w:kern w:val="0"/>
-          <ns2:ligatures ns2:val="none"/>
-        </w:rPr>
-      </w:pPr>
-    </w:p>
-    <w:p ns2:paraId="191B1288" ns2:textId="3A167E58">
+          <w14:ligatures w14:val="none"/>
+        </w:rPr>
+      </w:pPr>
+    </w:p>
+    <w:p>
       <w:pPr>
         <w:pStyle w:val="Prrafodelista"/>
         <w:numPr>
@@ -4849,14 +4829,14 @@
         <w:rPr>
           <w:rFonts w:ascii="Arial Narrow" w:eastAsia="Arial Narrow" w:hAnsi="Arial Narrow" w:cs="Arial Narrow"/>
           <w:kern w:val="0"/>
-          <ns2:ligatures ns2:val="none"/>
-        </w:rPr>
-      </w:pPr>
-      <w:r>
-        <w:rPr>
-          <w:rFonts w:ascii="Arial Narrow" w:eastAsia="Arial Narrow" w:hAnsi="Arial Narrow" w:cs="Arial Narrow"/>
-          <w:kern w:val="0"/>
-          <ns2:ligatures ns2:val="none"/>
+          <w14:ligatures w14:val="none"/>
+        </w:rPr>
+      </w:pPr>
+      <w:r>
+        <w:rPr>
+          <w:rFonts w:ascii="Arial Narrow" w:eastAsia="Arial Narrow" w:hAnsi="Arial Narrow" w:cs="Arial Narrow"/>
+          <w:kern w:val="0"/>
+          <w14:ligatures w14:val="none"/>
         </w:rPr>
         <w:t xml:space="preserve">Presunta infracción al artículo 111 de la Ley 29571, Código de Protección y Defensa del Consumidor, en tanto el señor [APELLIDO] sería responsable solidario de las presuntas infracciones cometidas por Rímac Seguros y Reaseguros S.A., quien ostentaba la condición de gerente general de la compañía aseguradora hasta el 24 de setiembre de 2025, por participar en la planificación y ejecución de acciones de gestión orientadas a proporcionar al denunciante información incorrecta contenida en la carta del 12 de abril de 2024, a no otorgar la cobertura solicitada respecto del siniestro ocurrido el 8 de setiembre de 2023, así como a negarse a recibir el reclamo del 19 de febrero de 2024 ni la solicitud de entrega de información presentada el 26 de agosto de 2024.</w:t>
       </w:r>
@@ -4865,7 +4845,7 @@
         <w:rPr>
           <w:rFonts w:ascii="Arial Narrow" w:eastAsia="Arial Narrow" w:hAnsi="Arial Narrow" w:cs="Arial Narrow"/>
           <w:kern w:val="0"/>
-          <ns2:ligatures ns2:val="none"/>
+          <w14:ligatures w14:val="none"/>
         </w:rPr>
         <w:t/>
       </w:r>
@@ -4874,7 +4854,7 @@
         <w:rPr>
           <w:rFonts w:ascii="Arial Narrow" w:eastAsia="Arial Narrow" w:hAnsi="Arial Narrow" w:cs="Arial Narrow"/>
           <w:kern w:val="0"/>
-          <ns2:ligatures ns2:val="none"/>
+          <w14:ligatures w14:val="none"/>
         </w:rPr>
         <w:t xml:space="preserve"/>
       </w:r>
@@ -4882,7 +4862,7 @@
         <w:rPr>
           <w:rFonts w:ascii="Arial Narrow" w:eastAsia="Arial Narrow" w:hAnsi="Arial Narrow" w:cs="Arial Narrow"/>
           <w:kern w:val="0"/>
-          <ns2:ligatures ns2:val="none"/>
+          <w14:ligatures w14:val="none"/>
         </w:rPr>
         <w:t xml:space="preserve"/>
       </w:r>
@@ -4891,7 +4871,7 @@
           <w:rFonts w:ascii="Arial Narrow" w:eastAsia="Arial Narrow" w:hAnsi="Arial Narrow" w:cs="Arial Narrow"/>
           <w:bCs/>
           <w:kern w:val="0"/>
-          <ns2:ligatures ns2:val="none"/>
+          <w14:ligatures w14:val="none"/>
         </w:rPr>
         <w:t xml:space="preserve"/>
       </w:r>
@@ -4899,7 +4879,7 @@
         <w:rPr>
           <w:rFonts w:ascii="Arial Narrow" w:eastAsia="Arial Narrow" w:hAnsi="Arial Narrow" w:cs="Arial Narrow"/>
           <w:kern w:val="0"/>
-          <ns2:ligatures ns2:val="none"/>
+          <w14:ligatures w14:val="none"/>
         </w:rPr>
         <w:t xml:space="preserve"/>
       </w:r>
@@ -4907,15 +4887,15 @@
         <w:rPr>
           <w:rFonts w:ascii="Arial Narrow" w:eastAsia="Arial Narrow" w:hAnsi="Arial Narrow" w:cs="Arial Narrow"/>
           <w:kern w:val="0"/>
-          <ns2:ligatures ns2:val="none"/>
-        </w:rPr>
-        <w:t/>
-      </w:r>
-      <w:r>
-        <w:rPr>
-          <w:rFonts w:ascii="Arial Narrow" w:eastAsia="Arial Narrow" w:hAnsi="Arial Narrow" w:cs="Arial Narrow"/>
-          <w:kern w:val="0"/>
-          <ns2:ligatures ns2:val="none"/>
+          <w14:ligatures w14:val="none"/>
+        </w:rPr>
+        <w:t/>
+      </w:r>
+      <w:r>
+        <w:rPr>
+          <w:rFonts w:ascii="Arial Narrow" w:eastAsia="Arial Narrow" w:hAnsi="Arial Narrow" w:cs="Arial Narrow"/>
+          <w:kern w:val="0"/>
+          <w14:ligatures w14:val="none"/>
         </w:rPr>
         <w:t xml:space="preserve"/>
       </w:r>
@@ -4923,15 +4903,15 @@
         <w:rPr>
           <w:rFonts w:ascii="Arial Narrow" w:eastAsia="Arial Narrow" w:hAnsi="Arial Narrow" w:cs="Arial Narrow"/>
           <w:kern w:val="0"/>
-          <ns2:ligatures ns2:val="none"/>
-        </w:rPr>
-        <w:t/>
-      </w:r>
-      <w:r>
-        <w:rPr>
-          <w:rFonts w:ascii="Arial Narrow" w:eastAsia="Arial Narrow" w:hAnsi="Arial Narrow" w:cs="Arial Narrow"/>
-          <w:kern w:val="0"/>
-          <ns2:ligatures ns2:val="none"/>
+          <w14:ligatures w14:val="none"/>
+        </w:rPr>
+        <w:t/>
+      </w:r>
+      <w:r>
+        <w:rPr>
+          <w:rFonts w:ascii="Arial Narrow" w:eastAsia="Arial Narrow" w:hAnsi="Arial Narrow" w:cs="Arial Narrow"/>
+          <w:kern w:val="0"/>
+          <w14:ligatures w14:val="none"/>
         </w:rPr>
         <w:t xml:space="preserve"/>
       </w:r>
@@ -4939,15 +4919,15 @@
         <w:rPr>
           <w:rFonts w:ascii="Arial Narrow" w:eastAsia="Arial Narrow" w:hAnsi="Arial Narrow" w:cs="Arial Narrow"/>
           <w:kern w:val="0"/>
-          <ns2:ligatures ns2:val="none"/>
-        </w:rPr>
-        <w:t/>
-      </w:r>
-      <w:r>
-        <w:rPr>
-          <w:rFonts w:ascii="Arial Narrow" w:eastAsia="Arial Narrow" w:hAnsi="Arial Narrow" w:cs="Arial Narrow"/>
-          <w:kern w:val="0"/>
-          <ns2:ligatures ns2:val="none"/>
+          <w14:ligatures w14:val="none"/>
+        </w:rPr>
+        <w:t/>
+      </w:r>
+      <w:r>
+        <w:rPr>
+          <w:rFonts w:ascii="Arial Narrow" w:eastAsia="Arial Narrow" w:hAnsi="Arial Narrow" w:cs="Arial Narrow"/>
+          <w:kern w:val="0"/>
+          <w14:ligatures w14:val="none"/>
         </w:rPr>
         <w:t xml:space="preserve"/>
       </w:r>
@@ -4955,15 +4935,15 @@
         <w:rPr>
           <w:rFonts w:ascii="Arial Narrow" w:eastAsia="Arial Narrow" w:hAnsi="Arial Narrow" w:cs="Arial Narrow"/>
           <w:kern w:val="0"/>
-          <ns2:ligatures ns2:val="none"/>
-        </w:rPr>
-        <w:t/>
-      </w:r>
-      <w:r>
-        <w:rPr>
-          <w:rFonts w:ascii="Arial Narrow" w:eastAsia="Arial Narrow" w:hAnsi="Arial Narrow" w:cs="Arial Narrow"/>
-          <w:kern w:val="0"/>
-          <ns2:ligatures ns2:val="none"/>
+          <w14:ligatures w14:val="none"/>
+        </w:rPr>
+        <w:t/>
+      </w:r>
+      <w:r>
+        <w:rPr>
+          <w:rFonts w:ascii="Arial Narrow" w:eastAsia="Arial Narrow" w:hAnsi="Arial Narrow" w:cs="Arial Narrow"/>
+          <w:kern w:val="0"/>
+          <w14:ligatures w14:val="none"/>
         </w:rPr>
         <w:t xml:space="preserve"/>
       </w:r>
@@ -4971,23 +4951,23 @@
         <w:rPr>
           <w:rFonts w:ascii="Arial Narrow" w:eastAsia="Arial Narrow" w:hAnsi="Arial Narrow" w:cs="Arial Narrow"/>
           <w:kern w:val="0"/>
-          <ns2:ligatures ns2:val="none"/>
-        </w:rPr>
-        <w:t/>
-      </w:r>
-    </w:p>
-    <w:p ns2:paraId="735B2505" ns2:textId="77777777">
+          <w14:ligatures w14:val="none"/>
+        </w:rPr>
+        <w:t/>
+      </w:r>
+    </w:p>
+    <w:p>
       <w:pPr>
         <w:pStyle w:val="Prrafodelista"/>
         <w:spacing w:after="0" w:line="240" w:lineRule="auto"/>
         <w:rPr>
           <w:rFonts w:ascii="Arial Narrow" w:eastAsia="Arial Narrow" w:hAnsi="Arial Narrow" w:cs="Arial Narrow"/>
           <w:kern w:val="0"/>
-          <ns2:ligatures ns2:val="none"/>
-        </w:rPr>
-      </w:pPr>
-    </w:p>
-    <w:p ns2:paraId="4179A927" ns2:textId="1BEE0C56">
+          <w14:ligatures w14:val="none"/>
+        </w:rPr>
+      </w:pPr>
+    </w:p>
+    <w:p>
       <w:pPr>
         <w:pStyle w:val="Prrafodelista"/>
         <w:numPr>
@@ -5004,14 +4984,14 @@
         <w:rPr>
           <w:rFonts w:ascii="Arial Narrow" w:eastAsia="Arial Narrow" w:hAnsi="Arial Narrow" w:cs="Arial Narrow"/>
           <w:kern w:val="0"/>
-          <ns2:ligatures ns2:val="none"/>
-        </w:rPr>
-      </w:pPr>
-      <w:r>
-        <w:rPr>
-          <w:rFonts w:ascii="Arial Narrow" w:eastAsia="Arial Narrow" w:hAnsi="Arial Narrow" w:cs="Arial Narrow"/>
-          <w:kern w:val="0"/>
-          <ns2:ligatures ns2:val="none"/>
+          <w14:ligatures w14:val="none"/>
+        </w:rPr>
+      </w:pPr>
+      <w:r>
+        <w:rPr>
+          <w:rFonts w:ascii="Arial Narrow" w:eastAsia="Arial Narrow" w:hAnsi="Arial Narrow" w:cs="Arial Narrow"/>
+          <w:kern w:val="0"/>
+          <w14:ligatures w14:val="none"/>
         </w:rPr>
         <w:t xml:space="preserve">Presunta infracción al artículo 111 de la Ley 29571, Código de Protección y Defensa del Consumidor, en tanto el señor [APELLIDO] Martínez sería responsable solidario de las presuntas infracciones cometidas por Rímac Seguros y Reaseguros S.A., quien ostenta la condición de gerente general de la compañía aseguradora desde el 25 de setiembre de 2025, por participar en la planificación y ejecución de acciones de gestión orientadas a no otorgar la cobertura solicitada respecto del siniestro ocurrido el 8 de setiembre de 2023, así como a negarse a recibir el reclamo del 19 de febrero de 2024 ni la solicitud de entrega de información presentada el 26 de agosto de 2024.</w:t>
       </w:r>
@@ -5020,7 +5000,7 @@
         <w:rPr>
           <w:rFonts w:ascii="Arial Narrow" w:eastAsia="Arial Narrow" w:hAnsi="Arial Narrow" w:cs="Arial Narrow"/>
           <w:kern w:val="0"/>
-          <ns2:ligatures ns2:val="none"/>
+          <w14:ligatures w14:val="none"/>
         </w:rPr>
         <w:t/>
       </w:r>
@@ -5029,7 +5009,7 @@
         <w:rPr>
           <w:rFonts w:ascii="Arial Narrow" w:eastAsia="Arial Narrow" w:hAnsi="Arial Narrow" w:cs="Arial Narrow"/>
           <w:kern w:val="0"/>
-          <ns2:ligatures ns2:val="none"/>
+          <w14:ligatures w14:val="none"/>
         </w:rPr>
         <w:t xml:space="preserve"/>
       </w:r>
@@ -5037,7 +5017,7 @@
         <w:rPr>
           <w:rFonts w:ascii="Arial Narrow" w:eastAsia="Arial Narrow" w:hAnsi="Arial Narrow" w:cs="Arial Narrow"/>
           <w:kern w:val="0"/>
-          <ns2:ligatures ns2:val="none"/>
+          <w14:ligatures w14:val="none"/>
         </w:rPr>
         <w:t xml:space="preserve"/>
       </w:r>
@@ -5046,7 +5026,7 @@
           <w:rFonts w:ascii="Arial Narrow" w:eastAsia="Arial Narrow" w:hAnsi="Arial Narrow" w:cs="Arial Narrow"/>
           <w:bCs/>
           <w:kern w:val="0"/>
-          <ns2:ligatures ns2:val="none"/>
+          <w14:ligatures w14:val="none"/>
         </w:rPr>
         <w:t xml:space="preserve"/>
       </w:r>
@@ -5054,7 +5034,7 @@
         <w:rPr>
           <w:rFonts w:ascii="Arial Narrow" w:eastAsia="Arial Narrow" w:hAnsi="Arial Narrow" w:cs="Arial Narrow"/>
           <w:kern w:val="0"/>
-          <ns2:ligatures ns2:val="none"/>
+          <w14:ligatures w14:val="none"/>
         </w:rPr>
         <w:t xml:space="preserve"/>
       </w:r>
@@ -5062,15 +5042,15 @@
         <w:rPr>
           <w:rFonts w:ascii="Arial Narrow" w:eastAsia="Arial Narrow" w:hAnsi="Arial Narrow" w:cs="Arial Narrow"/>
           <w:kern w:val="0"/>
-          <ns2:ligatures ns2:val="none"/>
-        </w:rPr>
-        <w:t/>
-      </w:r>
-      <w:r>
-        <w:rPr>
-          <w:rFonts w:ascii="Arial Narrow" w:eastAsia="Arial Narrow" w:hAnsi="Arial Narrow" w:cs="Arial Narrow"/>
-          <w:kern w:val="0"/>
-          <ns2:ligatures ns2:val="none"/>
+          <w14:ligatures w14:val="none"/>
+        </w:rPr>
+        <w:t/>
+      </w:r>
+      <w:r>
+        <w:rPr>
+          <w:rFonts w:ascii="Arial Narrow" w:eastAsia="Arial Narrow" w:hAnsi="Arial Narrow" w:cs="Arial Narrow"/>
+          <w:kern w:val="0"/>
+          <w14:ligatures w14:val="none"/>
         </w:rPr>
         <w:t xml:space="preserve"/>
       </w:r>
@@ -5078,15 +5058,15 @@
         <w:rPr>
           <w:rFonts w:ascii="Arial Narrow" w:eastAsia="Arial Narrow" w:hAnsi="Arial Narrow" w:cs="Arial Narrow"/>
           <w:kern w:val="0"/>
-          <ns2:ligatures ns2:val="none"/>
-        </w:rPr>
-        <w:t/>
-      </w:r>
-      <w:r>
-        <w:rPr>
-          <w:rFonts w:ascii="Arial Narrow" w:eastAsia="Arial Narrow" w:hAnsi="Arial Narrow" w:cs="Arial Narrow"/>
-          <w:kern w:val="0"/>
-          <ns2:ligatures ns2:val="none"/>
+          <w14:ligatures w14:val="none"/>
+        </w:rPr>
+        <w:t/>
+      </w:r>
+      <w:r>
+        <w:rPr>
+          <w:rFonts w:ascii="Arial Narrow" w:eastAsia="Arial Narrow" w:hAnsi="Arial Narrow" w:cs="Arial Narrow"/>
+          <w:kern w:val="0"/>
+          <w14:ligatures w14:val="none"/>
         </w:rPr>
         <w:t xml:space="preserve"/>
       </w:r>
@@ -5094,7 +5074,7 @@
         <w:rPr>
           <w:rFonts w:ascii="Arial Narrow" w:eastAsia="Arial Narrow" w:hAnsi="Arial Narrow" w:cs="Arial Narrow"/>
           <w:kern w:val="0"/>
-          <ns2:ligatures ns2:val="none"/>
+          <w14:ligatures w14:val="none"/>
         </w:rPr>
         <w:t xml:space="preserve"/>
       </w:r>
@@ -5102,20 +5082,20 @@
         <w:rPr>
           <w:rFonts w:ascii="Arial Narrow" w:eastAsia="Arial Narrow" w:hAnsi="Arial Narrow" w:cs="Arial Narrow"/>
           <w:kern w:val="0"/>
-          <ns2:ligatures ns2:val="none"/>
-        </w:rPr>
-        <w:t/>
-      </w:r>
-      <w:r>
-        <w:rPr>
-          <w:rFonts w:ascii="Arial Narrow" w:eastAsia="Arial Narrow" w:hAnsi="Arial Narrow" w:cs="Arial Narrow"/>
-          <w:kern w:val="0"/>
-          <ns2:ligatures ns2:val="none"/>
-        </w:rPr>
-        <w:t/>
-      </w:r>
-    </w:p>
-    <w:p ns2:paraId="1DEB3481" ns2:textId="77777777">
+          <w14:ligatures w14:val="none"/>
+        </w:rPr>
+        <w:t/>
+      </w:r>
+      <w:r>
+        <w:rPr>
+          <w:rFonts w:ascii="Arial Narrow" w:eastAsia="Arial Narrow" w:hAnsi="Arial Narrow" w:cs="Arial Narrow"/>
+          <w:kern w:val="0"/>
+          <w14:ligatures w14:val="none"/>
+        </w:rPr>
+        <w:t/>
+      </w:r>
+    </w:p>
+    <w:p>
       <w:pPr>
         <w:spacing w:after="0" w:line="240" w:lineRule="auto"/>
         <w:contextualSpacing/>
@@ -5123,11 +5103,11 @@
         <w:rPr>
           <w:rFonts w:ascii="Arial Narrow" w:eastAsia="Arial Narrow" w:hAnsi="Arial Narrow" w:cs="Arial Narrow"/>
           <w:kern w:val="0"/>
-          <ns2:ligatures ns2:val="none"/>
-        </w:rPr>
-      </w:pPr>
-    </w:p>
-    <w:p ns2:paraId="634A0D61" ns2:textId="74ACC0C8">
+          <w14:ligatures w14:val="none"/>
+        </w:rPr>
+      </w:pPr>
+    </w:p>
+    <w:p>
       <w:pPr>
         <w:spacing w:after="0" w:line="240" w:lineRule="auto"/>
         <w:contextualSpacing/>
@@ -5135,17 +5115,17 @@
         <w:rPr>
           <w:rFonts w:ascii="Arial Narrow" w:eastAsia="Calibri" w:hAnsi="Arial Narrow" w:cs="Arial"/>
           <w:kern w:val="0"/>
-          <ns2:ligatures ns2:val="none"/>
-        </w:rPr>
-      </w:pPr>
-      <w:r>
-        <w:rPr>
-          <w:rFonts w:ascii="Arial Narrow" w:eastAsia="Arial Narrow" w:hAnsi="Arial Narrow" w:cs="Arial Narrow"/>
-          <w:b/>
-          <w:color w:val="000000"/>
-          <w:kern w:val="0"/>
-          <w:lang w:eastAsia="es-PE"/>
-          <ns2:ligatures ns2:val="none"/>
+          <w14:ligatures w14:val="none"/>
+        </w:rPr>
+      </w:pPr>
+      <w:r>
+        <w:rPr>
+          <w:rFonts w:ascii="Arial Narrow" w:eastAsia="Arial Narrow" w:hAnsi="Arial Narrow" w:cs="Arial Narrow"/>
+          <w:b/>
+          <w:color w:val="000000"/>
+          <w:kern w:val="0"/>
+          <w:lang w:eastAsia="es-PE"/>
+          <w14:ligatures w14:val="none"/>
         </w:rPr>
         <w:t>SEGUNDO:</w:t>
       </w:r>
@@ -5155,7 +5135,7 @@
           <w:color w:val="000000"/>
           <w:kern w:val="0"/>
           <w:lang w:eastAsia="es-PE"/>
-          <ns2:ligatures ns2:val="none"/>
+          <w14:ligatures w14:val="none"/>
         </w:rPr>
         <w:t xml:space="preserve"> tener por ofrecidos los medios probatorios presentados en el escrito de denuncia </w:t>
       </w:r>
@@ -5165,7 +5145,7 @@
           <w:color w:val="000000"/>
           <w:kern w:val="0"/>
           <w:lang w:val="es-ES" w:eastAsia="es-ES"/>
-          <ns2:ligatures ns2:val="none"/>
+          <w14:ligatures w14:val="none"/>
         </w:rPr>
         <w:t xml:space="preserve">del </w:t>
       </w:r>
@@ -5175,7 +5155,7 @@
           <w:color w:val="000000"/>
           <w:kern w:val="0"/>
           <w:lang w:val="es-ES" w:eastAsia="es-ES"/>
-          <ns2:ligatures ns2:val="none"/>
+          <w14:ligatures w14:val="none"/>
         </w:rPr>
         <w:t>8 de enero de 2026, complementado con el escrito del 16 de enero de 2026, subsanada mediante escrito del 5 de febrero de 2026</w:t>
       </w:r>
@@ -5183,12 +5163,12 @@
         <w:rPr>
           <w:rFonts w:ascii="Arial Narrow" w:eastAsia="Calibri" w:hAnsi="Arial Narrow" w:cs="Arial"/>
           <w:kern w:val="0"/>
-          <ns2:ligatures ns2:val="none"/>
+          <w14:ligatures w14:val="none"/>
         </w:rPr>
         <w:t>.</w:t>
       </w:r>
     </w:p>
-    <w:p ns2:paraId="2AF03E3F" ns2:textId="77777777">
+    <w:p>
       <w:pPr>
         <w:spacing w:after="0" w:line="240" w:lineRule="auto"/>
         <w:contextualSpacing/>
@@ -5198,11 +5178,11 @@
           <w:color w:val="000000"/>
           <w:kern w:val="0"/>
           <w:lang w:eastAsia="es-PE"/>
-          <ns2:ligatures ns2:val="none"/>
-        </w:rPr>
-      </w:pPr>
-    </w:p>
-    <w:p ns2:paraId="5D90C1F7" ns2:textId="64AB2EBE">
+          <w14:ligatures w14:val="none"/>
+        </w:rPr>
+      </w:pPr>
+    </w:p>
+    <w:p>
       <w:pPr>
         <w:spacing w:after="0" w:line="240" w:lineRule="auto"/>
         <w:contextualSpacing/>
@@ -5212,17 +5192,17 @@
           <w:color w:val="000000"/>
           <w:kern w:val="0"/>
           <w:lang w:eastAsia="es-PE"/>
-          <ns2:ligatures ns2:val="none"/>
-        </w:rPr>
-      </w:pPr>
-      <w:r>
-        <w:rPr>
-          <w:rFonts w:ascii="Arial Narrow" w:eastAsia="Arial Narrow" w:hAnsi="Arial Narrow" w:cs="Arial Narrow"/>
-          <w:b/>
-          <w:color w:val="000000"/>
-          <w:kern w:val="0"/>
-          <w:lang w:eastAsia="es-PE"/>
-          <ns2:ligatures ns2:val="none"/>
+          <w14:ligatures w14:val="none"/>
+        </w:rPr>
+      </w:pPr>
+      <w:r>
+        <w:rPr>
+          <w:rFonts w:ascii="Arial Narrow" w:eastAsia="Arial Narrow" w:hAnsi="Arial Narrow" w:cs="Arial Narrow"/>
+          <w:b/>
+          <w:color w:val="000000"/>
+          <w:kern w:val="0"/>
+          <w:lang w:eastAsia="es-PE"/>
+          <w14:ligatures w14:val="none"/>
         </w:rPr>
         <w:t xml:space="preserve">TERCERO: </w:t>
       </w:r>
@@ -5232,7 +5212,7 @@
           <w:color w:val="000000"/>
           <w:kern w:val="0"/>
           <w:lang w:eastAsia="es-PE"/>
-          <ns2:ligatures ns2:val="none"/>
+          <w14:ligatures w14:val="none"/>
         </w:rPr>
         <w:t xml:space="preserve">requerir </w:t>
       </w:r>
@@ -5243,7 +5223,7 @@
           <w:kern w:val="0"/>
           <w:shd w:val="clear" w:color="auto" w:fill="FFFFFF"/>
           <w:lang w:eastAsia="es-PE"/>
-          <ns2:ligatures ns2:val="none"/>
+          <w14:ligatures w14:val="none"/>
         </w:rPr>
         <w:t>Rímac Seguros y Reaseguros S.A.</w:t>
       </w:r>
@@ -5253,7 +5233,7 @@
           <w:color w:val="000000"/>
           <w:kern w:val="0"/>
           <w:lang w:eastAsia="es-ES"/>
-          <ns2:ligatures ns2:val="none"/>
+          <w14:ligatures w14:val="none"/>
         </w:rPr>
         <w:t xml:space="preserve"> </w:t>
       </w:r>
@@ -5263,12 +5243,12 @@
           <w:color w:val="000000"/>
           <w:kern w:val="0"/>
           <w:lang w:eastAsia="es-PE"/>
-          <ns2:ligatures ns2:val="none"/>
+          <w14:ligatures w14:val="none"/>
         </w:rPr>
         <w:t>que cumpla con lo siguiente:</w:t>
       </w:r>
     </w:p>
-    <w:p ns2:paraId="156DFAB9" ns2:textId="77777777">
+    <w:p>
       <w:pPr>
         <w:spacing w:after="0" w:line="240" w:lineRule="auto"/>
         <w:contextualSpacing/>
@@ -5278,11 +5258,11 @@
           <w:color w:val="000000"/>
           <w:kern w:val="0"/>
           <w:lang w:eastAsia="es-PE"/>
-          <ns2:ligatures ns2:val="none"/>
-        </w:rPr>
-      </w:pPr>
-    </w:p>
-    <w:p ns2:paraId="37384474" ns2:textId="77777777">
+          <w14:ligatures w14:val="none"/>
+        </w:rPr>
+      </w:pPr>
+    </w:p>
+    <w:p>
       <w:pPr>
         <w:numPr>
           <w:ilvl w:val="0"/>
@@ -5297,21 +5277,21 @@
           <w:color w:val="000000"/>
           <w:kern w:val="0"/>
           <w:lang w:eastAsia="es-PE"/>
-          <ns2:ligatures ns2:val="none"/>
-        </w:rPr>
-      </w:pPr>
-      <w:r>
-        <w:rPr>
-          <w:rFonts w:ascii="Arial Narrow" w:eastAsia="Arial Narrow" w:hAnsi="Arial Narrow" w:cs="Arial Narrow"/>
-          <w:color w:val="000000"/>
-          <w:kern w:val="0"/>
-          <w:lang w:eastAsia="es-PE"/>
-          <ns2:ligatures ns2:val="none"/>
+          <w14:ligatures w14:val="none"/>
+        </w:rPr>
+      </w:pPr>
+      <w:r>
+        <w:rPr>
+          <w:rFonts w:ascii="Arial Narrow" w:eastAsia="Arial Narrow" w:hAnsi="Arial Narrow" w:cs="Arial Narrow"/>
+          <w:color w:val="000000"/>
+          <w:kern w:val="0"/>
+          <w:lang w:eastAsia="es-PE"/>
+          <w14:ligatures w14:val="none"/>
         </w:rPr>
         <w:t>presentar documentos que acrediten su inscripción en los Registros Públicos o una declaración jurada que indique que cuenta con dicha inscripción;</w:t>
       </w:r>
     </w:p>
-    <w:p ns2:paraId="04A6E74B" ns2:textId="77777777">
+    <w:p>
       <w:pPr>
         <w:numPr>
           <w:ilvl w:val="0"/>
@@ -5326,21 +5306,21 @@
           <w:color w:val="000000"/>
           <w:kern w:val="0"/>
           <w:lang w:eastAsia="es-PE"/>
-          <ns2:ligatures ns2:val="none"/>
-        </w:rPr>
-      </w:pPr>
-      <w:r>
-        <w:rPr>
-          <w:rFonts w:ascii="Arial Narrow" w:eastAsia="Arial Narrow" w:hAnsi="Arial Narrow" w:cs="Arial Narrow"/>
-          <w:color w:val="000000"/>
-          <w:kern w:val="0"/>
-          <w:lang w:eastAsia="es-PE"/>
-          <ns2:ligatures ns2:val="none"/>
+          <w14:ligatures w14:val="none"/>
+        </w:rPr>
+      </w:pPr>
+      <w:r>
+        <w:rPr>
+          <w:rFonts w:ascii="Arial Narrow" w:eastAsia="Arial Narrow" w:hAnsi="Arial Narrow" w:cs="Arial Narrow"/>
+          <w:color w:val="000000"/>
+          <w:kern w:val="0"/>
+          <w:lang w:eastAsia="es-PE"/>
+          <w14:ligatures w14:val="none"/>
         </w:rPr>
         <w:t>presentar copia simple de las facultades de representación de su representante legal en el presente procedimiento o la declaración jurada que indique que cuenta con dichas facultades y que estas se encuentran vigentes;</w:t>
       </w:r>
     </w:p>
-    <w:p ns2:paraId="1203D0DC" ns2:textId="77777777">
+    <w:p>
       <w:pPr>
         <w:numPr>
           <w:ilvl w:val="0"/>
@@ -5355,21 +5335,21 @@
           <w:color w:val="000000"/>
           <w:kern w:val="0"/>
           <w:lang w:eastAsia="es-PE"/>
-          <ns2:ligatures ns2:val="none"/>
-        </w:rPr>
-      </w:pPr>
-      <w:r>
-        <w:rPr>
-          <w:rFonts w:ascii="Arial Narrow" w:eastAsia="Arial Narrow" w:hAnsi="Arial Narrow" w:cs="Arial Narrow"/>
-          <w:color w:val="000000"/>
-          <w:kern w:val="0"/>
-          <w:lang w:eastAsia="es-PE"/>
-          <ns2:ligatures ns2:val="none"/>
+          <w14:ligatures w14:val="none"/>
+        </w:rPr>
+      </w:pPr>
+      <w:r>
+        <w:rPr>
+          <w:rFonts w:ascii="Arial Narrow" w:eastAsia="Arial Narrow" w:hAnsi="Arial Narrow" w:cs="Arial Narrow"/>
+          <w:color w:val="000000"/>
+          <w:kern w:val="0"/>
+          <w:lang w:eastAsia="es-PE"/>
+          <w14:ligatures w14:val="none"/>
         </w:rPr>
         <w:t>consignar el Número de Registro Único de Contribuyentes (RUC); y,</w:t>
       </w:r>
     </w:p>
-    <w:p ns2:paraId="37704CA2" ns2:textId="77777777">
+    <w:p>
       <w:pPr>
         <w:numPr>
           <w:ilvl w:val="0"/>
@@ -5382,16 +5362,16 @@
         <w:rPr>
           <w:rFonts w:ascii="Arial Narrow" w:eastAsia="Calibri" w:hAnsi="Arial Narrow" w:cs="Arial"/>
           <w:kern w:val="0"/>
-          <ns2:ligatures ns2:val="none"/>
-        </w:rPr>
-      </w:pPr>
-      <w:r>
-        <w:rPr>
-          <w:rFonts w:ascii="Arial Narrow" w:eastAsia="Arial Narrow" w:hAnsi="Arial Narrow" w:cs="Arial Narrow"/>
-          <w:color w:val="000000"/>
-          <w:kern w:val="0"/>
-          <w:lang w:eastAsia="es-PE"/>
-          <ns2:ligatures ns2:val="none"/>
+          <w14:ligatures w14:val="none"/>
+        </w:rPr>
+      </w:pPr>
+      <w:r>
+        <w:rPr>
+          <w:rFonts w:ascii="Arial Narrow" w:eastAsia="Arial Narrow" w:hAnsi="Arial Narrow" w:cs="Arial Narrow"/>
+          <w:color w:val="000000"/>
+          <w:kern w:val="0"/>
+          <w:lang w:eastAsia="es-PE"/>
+          <w14:ligatures w14:val="none"/>
         </w:rPr>
         <w:lastRenderedPageBreak/>
         <w:t>fijar domicilio procesal para el procedimiento, de conformidad con el numeral 1 del artículo 442</w:t>
@@ -5402,17 +5382,17 @@
           <w:color w:val="000000"/>
           <w:kern w:val="0"/>
           <w:lang w:eastAsia="es-PE"/>
-          <ns2:ligatures ns2:val="none"/>
-        </w:rPr>
-        <w:t/>
-      </w:r>
-      <w:r>
-        <w:rPr>
-          <w:rFonts w:ascii="Arial Narrow" w:eastAsia="Arial Narrow" w:hAnsi="Arial Narrow" w:cs="Arial Narrow"/>
-          <w:color w:val="000000"/>
-          <w:kern w:val="0"/>
-          <w:lang w:eastAsia="es-PE"/>
-          <ns2:ligatures ns2:val="none"/>
+          <w14:ligatures w14:val="none"/>
+        </w:rPr>
+        <w:t/>
+      </w:r>
+      <w:r>
+        <w:rPr>
+          <w:rFonts w:ascii="Arial Narrow" w:eastAsia="Arial Narrow" w:hAnsi="Arial Narrow" w:cs="Arial Narrow"/>
+          <w:color w:val="000000"/>
+          <w:kern w:val="0"/>
+          <w:lang w:eastAsia="es-PE"/>
+          <w14:ligatures w14:val="none"/>
         </w:rPr>
         <w:t xml:space="preserve"> del Código Procesal Civil. </w:t>
       </w:r>
@@ -5420,7 +5400,7 @@
         <w:rPr>
           <w:rFonts w:ascii="Arial Narrow" w:eastAsia="Calibri" w:hAnsi="Arial Narrow" w:cs="Arial"/>
           <w:kern w:val="0"/>
-          <ns2:ligatures ns2:val="none"/>
+          <w14:ligatures w14:val="none"/>
         </w:rPr>
         <w:t>Para ello podrá señalar domicilio físico o una dirección electrónica a la que pueda remitirse las notificaciones</w:t>
       </w:r>
@@ -5429,12 +5409,12 @@
           <w:rFonts w:ascii="Arial Narrow" w:eastAsia="Arial" w:hAnsi="Arial Narrow" w:cs="Arial"/>
           <w:kern w:val="0"/>
           <w:lang w:val="es"/>
-          <ns2:ligatures ns2:val="none"/>
+          <w14:ligatures w14:val="none"/>
         </w:rPr>
         <w:t>;</w:t>
       </w:r>
     </w:p>
-    <w:p ns2:paraId="6A38ABFB" ns2:textId="77777777">
+    <w:p>
       <w:pPr>
         <w:numPr>
           <w:ilvl w:val="0"/>
@@ -5447,14 +5427,14 @@
         <w:rPr>
           <w:rFonts w:ascii="Arial Narrow" w:eastAsia="Calibri" w:hAnsi="Arial Narrow" w:cs="Arial"/>
           <w:kern w:val="0"/>
-          <ns2:ligatures ns2:val="none"/>
+          <w14:ligatures w14:val="none"/>
         </w:rPr>
       </w:pPr>
       <w:r>
         <w:rPr>
           <w:rFonts w:ascii="Arial Narrow" w:eastAsia="Calibri" w:hAnsi="Arial Narrow" w:cs="Arial"/>
           <w:kern w:val="0"/>
-          <ns2:ligatures ns2:val="none"/>
+          <w14:ligatures w14:val="none"/>
         </w:rPr>
         <w:t xml:space="preserve">en caso califique como </w:t>
       </w:r>
@@ -5463,7 +5443,7 @@
         <w:rPr>
           <w:rFonts w:ascii="Arial Narrow" w:eastAsia="Calibri" w:hAnsi="Arial Narrow" w:cs="Arial"/>
           <w:kern w:val="0"/>
-          <ns2:ligatures ns2:val="none"/>
+          <w14:ligatures w14:val="none"/>
         </w:rPr>
         <w:t>micro empresa</w:t>
       </w:r>
@@ -5472,7 +5452,7 @@
         <w:rPr>
           <w:rFonts w:ascii="Arial Narrow" w:eastAsia="Calibri" w:hAnsi="Arial Narrow" w:cs="Arial"/>
           <w:kern w:val="0"/>
-          <ns2:ligatures ns2:val="none"/>
+          <w14:ligatures w14:val="none"/>
         </w:rPr>
         <w:t xml:space="preserve"> o pequeña empresa, presentar los documentos que acrediten su volumen de ventas o ingresos brutos percibidos el año anterior relativo a todas sus actividades económicas y el número de trabajadores con el que cuenta</w:t>
       </w:r>
@@ -5482,7 +5462,7 @@
           <w:rFonts w:ascii="Arial Narrow" w:eastAsia="Calibri" w:hAnsi="Arial Narrow" w:cs="Arial"/>
           <w:kern w:val="0"/>
           <w:vertAlign w:val="superscript"/>
-          <ns2:ligatures ns2:val="none"/>
+          <w14:ligatures w14:val="none"/>
         </w:rPr>
         <w:footnoteReference w:id="9"/>
       </w:r>
@@ -5490,7 +5470,7 @@
         <w:rPr>
           <w:rFonts w:ascii="Arial Narrow" w:eastAsia="Calibri" w:hAnsi="Arial Narrow" w:cs="Arial"/>
           <w:kern w:val="0"/>
-          <ns2:ligatures ns2:val="none"/>
+          <w14:ligatures w14:val="none"/>
         </w:rPr>
         <w:t>. Ello, a fin de que la Comisión pueda meritar dicha documentación, conforme lo establece el artículo 110</w:t>
       </w:r>
@@ -5500,7 +5480,7 @@
           <w:color w:val="000000"/>
           <w:kern w:val="0"/>
           <w:lang w:eastAsia="es-PE"/>
-          <ns2:ligatures ns2:val="none"/>
+          <w14:ligatures w14:val="none"/>
         </w:rPr>
         <w:t/>
       </w:r>
@@ -5508,7 +5488,7 @@
         <w:rPr>
           <w:rFonts w:ascii="Arial Narrow" w:eastAsia="Calibri" w:hAnsi="Arial Narrow" w:cs="Arial"/>
           <w:kern w:val="0"/>
-          <ns2:ligatures ns2:val="none"/>
+          <w14:ligatures w14:val="none"/>
         </w:rPr>
         <w:t xml:space="preserve"> del </w:t>
       </w:r>
@@ -5517,7 +5497,7 @@
           <w:rFonts w:ascii="Arial Narrow" w:eastAsia="Calibri" w:hAnsi="Arial Narrow" w:cs="Arial"/>
           <w:spacing w:val="-2"/>
           <w:kern w:val="0"/>
-          <ns2:ligatures ns2:val="none"/>
+          <w14:ligatures w14:val="none"/>
         </w:rPr>
         <w:t>Código</w:t>
       </w:r>
@@ -5528,7 +5508,7 @@
           <w:spacing w:val="-2"/>
           <w:kern w:val="0"/>
           <w:vertAlign w:val="superscript"/>
-          <ns2:ligatures ns2:val="none"/>
+          <w14:ligatures w14:val="none"/>
         </w:rPr>
         <w:footnoteReference w:id="10"/>
       </w:r>
@@ -5537,12 +5517,12 @@
           <w:rFonts w:ascii="Arial Narrow" w:eastAsia="Calibri" w:hAnsi="Arial Narrow" w:cs="Arial"/>
           <w:spacing w:val="-2"/>
           <w:kern w:val="0"/>
-          <ns2:ligatures ns2:val="none"/>
+          <w14:ligatures w14:val="none"/>
         </w:rPr>
         <w:t>.</w:t>
       </w:r>
     </w:p>
-    <w:p ns2:paraId="1B2AA0D1" ns2:textId="77777777">
+    <w:p>
       <w:pPr>
         <w:spacing w:after="0" w:line="240" w:lineRule="auto"/>
         <w:ind w:left="567"/>
@@ -5553,7 +5533,7 @@
           <w:color w:val="000000"/>
           <w:kern w:val="0"/>
           <w:lang w:eastAsia="es-PE"/>
-          <ns2:ligatures ns2:val="none"/>
+          <w14:ligatures w14:val="none"/>
         </w:rPr>
       </w:pPr>
     </w:p>
@@ -5567,7 +5547,7 @@
           <w:color w:val="000000"/>
           <w:kern w:val="0"/>
           <w:lang w:eastAsia="es-PE"/>
-          <ns2:ligatures ns2:val="none"/>
+          <w14:ligatures w14:val="none"/>
         </w:rPr>
       </w:pPr>
       <w:r>
@@ -5586,10 +5566,50 @@
           <w:sz w:val="20"/>
           <w:szCs w:val="20"/>
         </w:rPr>
-        <w:t xml:space="preserve">correr traslado de la presente resolución a Rímac Seguros y Reaseguros S.A., al señor [APELLIDO] y al señor [APELLIDO] Martínez para que, de conformidad con lo dispuesto por el artículo 26 de la Ley sobre Facultades, Normas y Organización del Indecopi, aprobada por Decreto Legislativo 807, presenten sus descargos sobre la imputación de cargos realizada en un plazo no mayor a cinco (5) días hábiles contado a partir del día siguiente de la notificación de la presente resolución, vencido el cual, el Secretario Técnico declarará en rebeldía a los denunciados que no lo hubieran presentado. Debe precisarse que de conformidad con lo establecido por el artículo 223 del Texto Único Ordenado de la Ley 27444, Ley del Procedimiento Administrativo General, las alegaciones y los hechos relevantes de la reclamación, salvo que hayan sido específicamente negadas en la contestación, se tendrán por aceptadas o merituadas como ciertas.</w:t>
-      </w:r>
-    </w:p>
-    <w:p ns2:paraId="2F1C55D7" ns2:textId="77777777">
+        <w:t xml:space="preserve">correr traslado de la presente resolución a Rímac Seguros y Reaseguros S.A., al señor [APELLIDO] y al señor [APELLIDO] Martínez para que, de conformidad con lo dispuesto por el artículo 26 de la Ley sobre Facultades, Normas y Organización del Indecopi, aprobada por Decreto Legislativo 807</w:t>
+      </w:r>
+      <w:r>
+        <w:rPr>
+          <w:rStyle w:val="Refdenotaalpie"/>
+          <w:rFonts w:ascii="Arial Narrow" w:eastAsia="Times New Roman" w:hAnsi="Arial Narrow" w:cs="Times New Roman"/>
+          <w:color w:val="000000"/>
+          <w:kern w:val="0"/>
+          <w:vertAlign w:val="superscript"/>
+          <w:lang w:val="es-ES" w:eastAsia="es-ES"/>
+          <w14:ligatures w14:val="none"/>
+        </w:rPr>
+        <w:footnoteReference w:id="16"/>
+      </w:r>
+      <w:r>
+        <w:rPr>
+          <w:rFonts w:ascii="Arial Narrow" w:hAnsi="Arial Narrow" w:cs="Arial Narrow"/>
+          <w:sz w:val="20"/>
+          <w:szCs w:val="20"/>
+        </w:rPr>
+        <w:t xml:space="preserve">, presenten sus descargos sobre la imputación de cargos realizada en un plazo no mayor a cinco (5) días hábiles contado a partir del día siguiente de la notificación de la presente resolución, vencido el cual, el Secretario Técnico declarará en rebeldía a los denunciados que no lo hubieran presentado. Debe precisarse que de conformidad con lo establecido por el artículo 223 del Texto Único Ordenado de la Ley 27444, Ley del Procedimiento Administrativo General</w:t>
+      </w:r>
+      <w:r>
+        <w:rPr>
+          <w:rStyle w:val="Refdenotaalpie"/>
+          <w:rFonts w:ascii="Arial Narrow" w:eastAsia="Times New Roman" w:hAnsi="Arial Narrow" w:cs="Times New Roman"/>
+          <w:color w:val="000000"/>
+          <w:kern w:val="0"/>
+          <w:vertAlign w:val="superscript"/>
+          <w:lang w:val="es-ES" w:eastAsia="es-ES"/>
+          <w14:ligatures w14:val="none"/>
+        </w:rPr>
+        <w:footnoteReference w:id="17"/>
+      </w:r>
+      <w:r>
+        <w:rPr>
+          <w:rFonts w:ascii="Arial Narrow" w:hAnsi="Arial Narrow" w:cs="Arial Narrow"/>
+          <w:sz w:val="20"/>
+          <w:szCs w:val="20"/>
+        </w:rPr>
+        <w:t xml:space="preserve">, las alegaciones y los hechos relevantes de la reclamación, salvo que hayan sido específicamente negadas en la contestación, se tendrán por aceptadas o merituadas como ciertas.</w:t>
+      </w:r>
+    </w:p>
+    <w:p>
       <w:pPr>
         <w:spacing w:after="0" w:line="240" w:lineRule="auto"/>
         <w:contextualSpacing/>
@@ -5599,11 +5619,11 @@
           <w:color w:val="000000"/>
           <w:kern w:val="0"/>
           <w:lang w:eastAsia="es-PE"/>
-          <ns2:ligatures ns2:val="none"/>
-        </w:rPr>
-      </w:pPr>
-    </w:p>
-    <w:p ns2:paraId="6D15F6EA" ns2:textId="1D84E642">
+          <w14:ligatures w14:val="none"/>
+        </w:rPr>
+      </w:pPr>
+    </w:p>
+    <w:p>
       <w:pPr>
         <w:spacing w:after="0" w:line="240" w:lineRule="auto"/>
         <w:contextualSpacing/>
@@ -5613,17 +5633,17 @@
           <w:color w:val="000000"/>
           <w:kern w:val="0"/>
           <w:lang w:val="es-ES" w:eastAsia="es-ES"/>
-          <ns2:ligatures ns2:val="none"/>
-        </w:rPr>
-      </w:pPr>
-      <w:r>
-        <w:rPr>
-          <w:rFonts w:ascii="Arial Narrow" w:eastAsia="Arial Narrow" w:hAnsi="Arial Narrow" w:cs="Arial Narrow"/>
-          <w:b/>
-          <w:color w:val="000000"/>
-          <w:kern w:val="0"/>
-          <w:lang w:eastAsia="es-PE"/>
-          <ns2:ligatures ns2:val="none"/>
+          <w14:ligatures w14:val="none"/>
+        </w:rPr>
+      </w:pPr>
+      <w:r>
+        <w:rPr>
+          <w:rFonts w:ascii="Arial Narrow" w:eastAsia="Arial Narrow" w:hAnsi="Arial Narrow" w:cs="Arial Narrow"/>
+          <w:b/>
+          <w:color w:val="000000"/>
+          <w:kern w:val="0"/>
+          <w:lang w:eastAsia="es-PE"/>
+          <w14:ligatures w14:val="none"/>
         </w:rPr>
         <w:t xml:space="preserve">QUINTO: </w:t>
       </w:r>
@@ -5634,7 +5654,7 @@
           <w:color w:val="000000"/>
           <w:kern w:val="0"/>
           <w:lang w:eastAsia="es-ES"/>
-          <ns2:ligatures ns2:val="none"/>
+          <w14:ligatures w14:val="none"/>
         </w:rPr>
         <w:t xml:space="preserve">requerir </w:t>
       </w:r>
@@ -5644,7 +5664,7 @@
           <w:color w:val="000000"/>
           <w:kern w:val="0"/>
           <w:lang w:val="es-ES" w:eastAsia="es-ES"/>
-          <ns2:ligatures ns2:val="none"/>
+          <w14:ligatures w14:val="none"/>
         </w:rPr>
         <w:t xml:space="preserve">que, en un </w:t>
       </w:r>
@@ -5654,7 +5674,7 @@
           <w:color w:val="000000"/>
           <w:kern w:val="0"/>
           <w:lang w:eastAsia="es-ES"/>
-          <ns2:ligatures ns2:val="none"/>
+          <w14:ligatures w14:val="none"/>
         </w:rPr>
         <w:t>plazo no mayor de cinco (5) días hábiles contado a partir del día siguiente de la notificación de la presente resolución</w:t>
       </w:r>
@@ -5665,7 +5685,7 @@
           <w:color w:val="000000"/>
           <w:kern w:val="0"/>
           <w:lang w:eastAsia="es-ES"/>
-          <ns2:ligatures ns2:val="none"/>
+          <w14:ligatures w14:val="none"/>
         </w:rPr>
         <w:t xml:space="preserve">, </w:t>
       </w:r>
@@ -5677,7 +5697,7 @@
           <w:kern w:val="0"/>
           <w:shd w:val="clear" w:color="auto" w:fill="FFFFFF"/>
           <w:lang w:eastAsia="es-PE"/>
-          <ns2:ligatures ns2:val="none"/>
+          <w14:ligatures w14:val="none"/>
         </w:rPr>
         <w:t>Rímac Seguros y Reaseguros S.A.</w:t>
       </w:r>
@@ -5687,7 +5707,7 @@
           <w:color w:val="000000"/>
           <w:kern w:val="0"/>
           <w:lang w:eastAsia="es-ES"/>
-          <ns2:ligatures ns2:val="none"/>
+          <w14:ligatures w14:val="none"/>
         </w:rPr>
         <w:t xml:space="preserve">, </w:t>
       </w:r>
@@ -5698,7 +5718,7 @@
           <w:color w:val="000000"/>
           <w:kern w:val="0"/>
           <w:lang w:val="es-ES" w:eastAsia="es-ES"/>
-          <ns2:ligatures ns2:val="none"/>
+          <w14:ligatures w14:val="none"/>
         </w:rPr>
         <w:t xml:space="preserve">cumpla con: </w:t>
       </w:r>
@@ -5708,7 +5728,7 @@
           <w:color w:val="000000"/>
           <w:kern w:val="0"/>
           <w:lang w:val="es-ES" w:eastAsia="es-ES"/>
-          <ns2:ligatures ns2:val="none"/>
+          <w14:ligatures w14:val="none"/>
         </w:rPr>
         <w:t xml:space="preserve">(i) presentar una copia debidamente suscrita de la Póliza del Seguro del Vehículo con Placa de Rodaje </w:t>
       </w:r>
@@ -5719,7 +5739,7 @@
           <w:color w:val="000000"/>
           <w:kern w:val="0"/>
           <w:lang w:eastAsia="es-ES"/>
-          <ns2:ligatures ns2:val="none"/>
+          <w14:ligatures w14:val="none"/>
         </w:rPr>
         <w:t/>
       </w:r>
@@ -5730,7 +5750,7 @@
           <w:color w:val="000000"/>
           <w:kern w:val="0"/>
           <w:lang w:eastAsia="es-ES"/>
-          <ns2:ligatures ns2:val="none"/>
+          <w14:ligatures w14:val="none"/>
         </w:rPr>
         <w:t xml:space="preserve"> F9P-149; (</w:t>
       </w:r>
@@ -5741,7 +5761,7 @@
           <w:color w:val="000000"/>
           <w:kern w:val="0"/>
           <w:lang w:eastAsia="es-ES"/>
-          <ns2:ligatures ns2:val="none"/>
+          <w14:ligatures w14:val="none"/>
         </w:rPr>
         <w:t>ii</w:t>
       </w:r>
@@ -5752,7 +5772,7 @@
           <w:color w:val="000000"/>
           <w:kern w:val="0"/>
           <w:lang w:eastAsia="es-ES"/>
-          <ns2:ligatures ns2:val="none"/>
+          <w14:ligatures w14:val="none"/>
         </w:rPr>
         <w:t>)</w:t>
       </w:r>
@@ -5762,7 +5782,7 @@
           <w:color w:val="000000"/>
           <w:kern w:val="0"/>
           <w:lang w:val="es-ES" w:eastAsia="es-ES"/>
-          <ns2:ligatures ns2:val="none"/>
+          <w14:ligatures w14:val="none"/>
         </w:rPr>
         <w:t xml:space="preserve"> presentar una copia debidamente suscrita de la Póliza del Seguro del Vehículo con Placa de Rodaje </w:t>
       </w:r>
@@ -5773,7 +5793,7 @@
           <w:color w:val="000000"/>
           <w:kern w:val="0"/>
           <w:lang w:eastAsia="es-ES"/>
-          <ns2:ligatures ns2:val="none"/>
+          <w14:ligatures w14:val="none"/>
         </w:rPr>
         <w:t/>
       </w:r>
@@ -5784,7 +5804,7 @@
           <w:color w:val="000000"/>
           <w:kern w:val="0"/>
           <w:lang w:eastAsia="es-ES"/>
-          <ns2:ligatures ns2:val="none"/>
+          <w14:ligatures w14:val="none"/>
         </w:rPr>
         <w:t xml:space="preserve"> BXD-000 </w:t>
       </w:r>
@@ -5794,7 +5814,7 @@
           <w:color w:val="000000"/>
           <w:kern w:val="0"/>
           <w:lang w:val="es-ES" w:eastAsia="es-ES"/>
-          <ns2:ligatures ns2:val="none"/>
+          <w14:ligatures w14:val="none"/>
         </w:rPr>
         <w:t>materia de denuncia; (</w:t>
       </w:r>
@@ -5805,7 +5825,7 @@
           <w:color w:val="000000"/>
           <w:kern w:val="0"/>
           <w:lang w:val="es-ES" w:eastAsia="es-ES"/>
-          <ns2:ligatures ns2:val="none"/>
+          <w14:ligatures w14:val="none"/>
         </w:rPr>
         <w:t>iii</w:t>
       </w:r>
@@ -5816,7 +5836,7 @@
           <w:color w:val="000000"/>
           <w:kern w:val="0"/>
           <w:lang w:val="es-ES" w:eastAsia="es-ES"/>
-          <ns2:ligatures ns2:val="none"/>
+          <w14:ligatures w14:val="none"/>
         </w:rPr>
         <w:t xml:space="preserve">) presentar los medios probatorios que acrediten que es justificado el tiempo de la atención de la solicitud de cobertura de responsabilidad civil frente a terceros presentada por el denunciante en virtud de los daños ocasionados en el vehículo con </w:t>
       </w:r>
@@ -5826,7 +5846,7 @@
           <w:color w:val="000000"/>
           <w:kern w:val="0"/>
           <w:lang w:eastAsia="es-ES"/>
-          <ns2:ligatures ns2:val="none"/>
+          <w14:ligatures w14:val="none"/>
         </w:rPr>
         <w:t xml:space="preserve">Placa de Rodaje </w:t>
       </w:r>
@@ -5837,7 +5857,7 @@
           <w:color w:val="000000"/>
           <w:kern w:val="0"/>
           <w:lang w:eastAsia="es-ES"/>
-          <ns2:ligatures ns2:val="none"/>
+          <w14:ligatures w14:val="none"/>
         </w:rPr>
         <w:t/>
       </w:r>
@@ -5848,7 +5868,7 @@
           <w:color w:val="000000"/>
           <w:kern w:val="0"/>
           <w:lang w:eastAsia="es-ES"/>
-          <ns2:ligatures ns2:val="none"/>
+          <w14:ligatures w14:val="none"/>
         </w:rPr>
         <w:t xml:space="preserve"> CAN-022 </w:t>
       </w:r>
@@ -5858,7 +5878,7 @@
           <w:color w:val="000000"/>
           <w:kern w:val="0"/>
           <w:lang w:val="es-ES" w:eastAsia="es-ES"/>
-          <ns2:ligatures ns2:val="none"/>
+          <w14:ligatures w14:val="none"/>
         </w:rPr>
         <w:t xml:space="preserve">por el accidente de tránsito del </w:t>
       </w:r>
@@ -5868,7 +5888,7 @@
           <w:color w:val="000000"/>
           <w:kern w:val="0"/>
           <w:lang w:eastAsia="es-ES"/>
-          <ns2:ligatures ns2:val="none"/>
+          <w14:ligatures w14:val="none"/>
         </w:rPr>
         <w:t>8 de setiembre de 2023</w:t>
       </w:r>
@@ -5878,7 +5898,7 @@
           <w:color w:val="000000"/>
           <w:kern w:val="0"/>
           <w:lang w:val="es-ES" w:eastAsia="es-ES"/>
-          <ns2:ligatures ns2:val="none"/>
+          <w14:ligatures w14:val="none"/>
         </w:rPr>
         <w:t>; y, (</w:t>
       </w:r>
@@ -5889,7 +5909,7 @@
           <w:color w:val="000000"/>
           <w:kern w:val="0"/>
           <w:lang w:val="es-ES" w:eastAsia="es-ES"/>
-          <ns2:ligatures ns2:val="none"/>
+          <w14:ligatures w14:val="none"/>
         </w:rPr>
         <w:t>iv</w:t>
       </w:r>
@@ -5900,7 +5920,7 @@
           <w:color w:val="000000"/>
           <w:kern w:val="0"/>
           <w:lang w:val="es-ES" w:eastAsia="es-ES"/>
-          <ns2:ligatures ns2:val="none"/>
+          <w14:ligatures w14:val="none"/>
         </w:rPr>
         <w:t>) presentar todas las comunicaciones cursadas con la parte denunciante en virtud de los hechos materia de denuncia</w:t>
       </w:r>
@@ -5910,12 +5930,12 @@
           <w:color w:val="000000"/>
           <w:kern w:val="0"/>
           <w:lang w:val="es-ES" w:eastAsia="es-ES"/>
-          <ns2:ligatures ns2:val="none"/>
+          <w14:ligatures w14:val="none"/>
         </w:rPr>
         <w:t>.</w:t>
       </w:r>
     </w:p>
-    <w:p ns2:paraId="7393B3CA" ns2:textId="77777777">
+    <w:p>
       <w:pPr>
         <w:spacing w:after="0" w:line="240" w:lineRule="auto"/>
         <w:contextualSpacing/>
@@ -5925,11 +5945,11 @@
           <w:color w:val="000000"/>
           <w:kern w:val="0"/>
           <w:lang w:val="es-ES" w:eastAsia="es-ES"/>
-          <ns2:ligatures ns2:val="none"/>
-        </w:rPr>
-      </w:pPr>
-    </w:p>
-    <w:p ns2:paraId="457BB232" ns2:textId="599DD035">
+          <w14:ligatures w14:val="none"/>
+        </w:rPr>
+      </w:pPr>
+    </w:p>
+    <w:p>
       <w:pPr>
         <w:spacing w:after="0" w:line="240" w:lineRule="auto"/>
         <w:contextualSpacing/>
@@ -5940,7 +5960,7 @@
           <w:kern w:val="0"/>
           <w:shd w:val="clear" w:color="auto" w:fill="FFFFFF"/>
           <w:lang w:eastAsia="es-PE"/>
-          <ns2:ligatures ns2:val="none"/>
+          <w14:ligatures w14:val="none"/>
         </w:rPr>
       </w:pPr>
       <w:r>
@@ -5976,7 +5996,7 @@
           <w:kern w:val="0"/>
           <w:shd w:val="clear" w:color="auto" w:fill="FFFFFF"/>
           <w:lang w:eastAsia="es-PE"/>
-          <ns2:ligatures ns2:val="none"/>
+          <w14:ligatures w14:val="none"/>
         </w:rPr>
         <w:t xml:space="preserve"/>
       </w:r>
@@ -5994,7 +6014,7 @@
           <w:kern w:val="0"/>
           <w:shd w:val="clear" w:color="auto" w:fill="FFFFFF"/>
           <w:lang w:eastAsia="es-PE"/>
-          <ns2:ligatures ns2:val="none"/>
+          <w14:ligatures w14:val="none"/>
         </w:rPr>
         <w:t/>
       </w:r>
@@ -6040,7 +6060,7 @@
           <w:bCs/>
           <w:spacing w:val="-3"/>
           <w:kern w:val="0"/>
-          <ns2:ligatures ns2:val="none"/>
+          <w14:ligatures w14:val="none"/>
         </w:rPr>
         <w:t xml:space="preserve"/>
       </w:r>
@@ -6050,7 +6070,7 @@
           <w:bCs/>
           <w:spacing w:val="-3"/>
           <w:kern w:val="0"/>
-          <ns2:ligatures ns2:val="none"/>
+          <w14:ligatures w14:val="none"/>
         </w:rPr>
         <w:t xml:space="preserve"/>
       </w:r>
@@ -6061,7 +6081,7 @@
           <w:kern w:val="0"/>
           <w:shd w:val="clear" w:color="auto" w:fill="FFFFFF"/>
           <w:lang w:eastAsia="es-PE"/>
-          <ns2:ligatures ns2:val="none"/>
+          <w14:ligatures w14:val="none"/>
         </w:rPr>
         <w:t/>
       </w:r>
@@ -6072,7 +6092,7 @@
           <w:kern w:val="0"/>
           <w:shd w:val="clear" w:color="auto" w:fill="FFFFFF"/>
           <w:lang w:eastAsia="es-PE"/>
-          <ns2:ligatures ns2:val="none"/>
+          <w14:ligatures w14:val="none"/>
         </w:rPr>
         <w:t/>
       </w:r>
@@ -6083,7 +6103,7 @@
           <w:kern w:val="0"/>
           <w:shd w:val="clear" w:color="auto" w:fill="FFFFFF"/>
           <w:lang w:eastAsia="es-PE"/>
-          <ns2:ligatures ns2:val="none"/>
+          <w14:ligatures w14:val="none"/>
         </w:rPr>
         <w:t xml:space="preserve"/>
       </w:r>
@@ -6094,7 +6114,7 @@
           <w:kern w:val="0"/>
           <w:shd w:val="clear" w:color="auto" w:fill="FFFFFF"/>
           <w:lang w:eastAsia="es-PE"/>
-          <ns2:ligatures ns2:val="none"/>
+          <w14:ligatures w14:val="none"/>
         </w:rPr>
         <w:t/>
       </w:r>
@@ -6105,7 +6125,7 @@
           <w:kern w:val="0"/>
           <w:shd w:val="clear" w:color="auto" w:fill="FFFFFF"/>
           <w:lang w:eastAsia="es-PE"/>
-          <ns2:ligatures ns2:val="none"/>
+          <w14:ligatures w14:val="none"/>
         </w:rPr>
         <w:t xml:space="preserve"/>
       </w:r>
@@ -6116,7 +6136,7 @@
           <w:kern w:val="0"/>
           <w:shd w:val="clear" w:color="auto" w:fill="FFFFFF"/>
           <w:lang w:eastAsia="es-PE"/>
-          <ns2:ligatures ns2:val="none"/>
+          <w14:ligatures w14:val="none"/>
         </w:rPr>
         <w:t/>
       </w:r>
@@ -6127,7 +6147,7 @@
           <w:kern w:val="0"/>
           <w:shd w:val="clear" w:color="auto" w:fill="FFFFFF"/>
           <w:lang w:eastAsia="es-PE"/>
-          <ns2:ligatures ns2:val="none"/>
+          <w14:ligatures w14:val="none"/>
         </w:rPr>
         <w:t xml:space="preserve"/>
       </w:r>
@@ -6138,7 +6158,7 @@
           <w:kern w:val="0"/>
           <w:shd w:val="clear" w:color="auto" w:fill="FFFFFF"/>
           <w:lang w:eastAsia="es-PE"/>
-          <ns2:ligatures ns2:val="none"/>
+          <w14:ligatures w14:val="none"/>
         </w:rPr>
         <w:t xml:space="preserve"/>
       </w:r>
@@ -6149,7 +6169,7 @@
           <w:kern w:val="0"/>
           <w:shd w:val="clear" w:color="auto" w:fill="FFFFFF"/>
           <w:lang w:eastAsia="es-PE"/>
-          <ns2:ligatures ns2:val="none"/>
+          <w14:ligatures w14:val="none"/>
         </w:rPr>
         <w:t/>
       </w:r>
@@ -6165,7 +6185,7 @@
         </w:rPr>
         <w:t xml:space="preserve"/>
       </w:r>
-      <w:hyperlink ns3:id="rId8" w:history="1">
+      <w:hyperlink r:id="rId8" w:history="1">
         <w:r>
           <w:rPr>
             <w:rStyle w:val="Hipervnculo"/>
@@ -6207,7 +6227,7 @@
         <w:t/>
       </w:r>
     </w:p>
-    <w:p ns2:paraId="61AD8504" ns2:textId="77777777">
+    <w:p>
       <w:pPr>
         <w:spacing w:after="0" w:line="240" w:lineRule="auto"/>
         <w:contextualSpacing/>
@@ -6218,11 +6238,11 @@
           <w:color w:val="000000"/>
           <w:kern w:val="0"/>
           <w:lang w:val="es-ES" w:eastAsia="es-PE"/>
-          <ns2:ligatures ns2:val="none"/>
-        </w:rPr>
-      </w:pPr>
-    </w:p>
-    <w:p ns2:paraId="58D4E496" ns2:textId="77777777">
+          <w14:ligatures w14:val="none"/>
+        </w:rPr>
+      </w:pPr>
+    </w:p>
+    <w:p>
       <w:pPr>
         <w:spacing w:after="0" w:line="240" w:lineRule="auto"/>
         <w:contextualSpacing/>
@@ -6232,17 +6252,17 @@
           <w:color w:val="000000"/>
           <w:kern w:val="0"/>
           <w:lang w:eastAsia="es-PE"/>
-          <ns2:ligatures ns2:val="none"/>
-        </w:rPr>
-      </w:pPr>
-      <w:r>
-        <w:rPr>
-          <w:rFonts w:ascii="Arial Narrow" w:eastAsia="Arial Narrow" w:hAnsi="Arial Narrow" w:cs="Arial Narrow"/>
-          <w:b/>
-          <w:color w:val="000000"/>
-          <w:kern w:val="0"/>
-          <w:lang w:eastAsia="es-PE"/>
-          <ns2:ligatures ns2:val="none"/>
+          <w14:ligatures w14:val="none"/>
+        </w:rPr>
+      </w:pPr>
+      <w:r>
+        <w:rPr>
+          <w:rFonts w:ascii="Arial Narrow" w:eastAsia="Arial Narrow" w:hAnsi="Arial Narrow" w:cs="Arial Narrow"/>
+          <w:b/>
+          <w:color w:val="000000"/>
+          <w:kern w:val="0"/>
+          <w:lang w:eastAsia="es-PE"/>
+          <w14:ligatures w14:val="none"/>
         </w:rPr>
         <w:lastRenderedPageBreak/>
         <w:t>SÉTIMO:</w:t>
@@ -6253,7 +6273,7 @@
           <w:color w:val="000000"/>
           <w:kern w:val="0"/>
           <w:lang w:eastAsia="es-PE"/>
-          <ns2:ligatures ns2:val="none"/>
+          <w14:ligatures w14:val="none"/>
         </w:rPr>
         <w:t xml:space="preserve"> </w:t>
       </w:r>
@@ -6264,7 +6284,7 @@
           <w:color w:val="000000"/>
           <w:kern w:val="0"/>
           <w:lang w:eastAsia="es-PE"/>
-          <ns2:ligatures ns2:val="none"/>
+          <w14:ligatures w14:val="none"/>
         </w:rPr>
         <w:t>informar a las partes que el artículo 110</w:t>
       </w:r>
@@ -6274,17 +6294,17 @@
           <w:color w:val="000000"/>
           <w:kern w:val="0"/>
           <w:lang w:eastAsia="es-PE"/>
-          <ns2:ligatures ns2:val="none"/>
-        </w:rPr>
-        <w:t/>
-      </w:r>
-      <w:r>
-        <w:rPr>
-          <w:rFonts w:ascii="Arial Narrow" w:eastAsia="Arial Narrow" w:hAnsi="Arial Narrow" w:cs="Arial Narrow"/>
-          <w:color w:val="000000"/>
-          <w:kern w:val="0"/>
-          <w:lang w:eastAsia="es-PE"/>
-          <ns2:ligatures ns2:val="none"/>
+          <w14:ligatures w14:val="none"/>
+        </w:rPr>
+        <w:t/>
+      </w:r>
+      <w:r>
+        <w:rPr>
+          <w:rFonts w:ascii="Arial Narrow" w:eastAsia="Arial Narrow" w:hAnsi="Arial Narrow" w:cs="Arial Narrow"/>
+          <w:color w:val="000000"/>
+          <w:kern w:val="0"/>
+          <w:lang w:eastAsia="es-PE"/>
+          <w14:ligatures w14:val="none"/>
         </w:rPr>
         <w:t xml:space="preserve"> de la Ley 29571, Código de Protección y Defensa del Consumidor</w:t>
       </w:r>
@@ -6296,7 +6316,7 @@
           <w:kern w:val="0"/>
           <w:vertAlign w:val="superscript"/>
           <w:lang w:eastAsia="es-PE"/>
-          <ns2:ligatures ns2:val="none"/>
+          <w14:ligatures w14:val="none"/>
         </w:rPr>
         <w:footnoteReference w:id="11"/>
       </w:r>
@@ -6306,7 +6326,7 @@
           <w:color w:val="000000"/>
           <w:kern w:val="0"/>
           <w:lang w:eastAsia="es-PE"/>
-          <ns2:ligatures ns2:val="none"/>
+          <w14:ligatures w14:val="none"/>
         </w:rPr>
         <w:t>, faculta a la Comisión a calificar las infracciones de la referida norma como leves, graves o muy graves e imponer sanciones que van desde una amonestación hasta una multa por un máximo de 450 Unidades Impositivas Tributarias, sin perjuicio de las medidas correctivas, reparadoras y complementarias, que puedan ordenarse de acuerdo a lo estipulado en los artículos 114</w:t>
       </w:r>
@@ -6316,17 +6336,17 @@
           <w:color w:val="000000"/>
           <w:kern w:val="0"/>
           <w:lang w:eastAsia="es-PE"/>
-          <ns2:ligatures ns2:val="none"/>
-        </w:rPr>
-        <w:t/>
-      </w:r>
-      <w:r>
-        <w:rPr>
-          <w:rFonts w:ascii="Arial Narrow" w:eastAsia="Arial Narrow" w:hAnsi="Arial Narrow" w:cs="Arial Narrow"/>
-          <w:color w:val="000000"/>
-          <w:kern w:val="0"/>
-          <w:lang w:eastAsia="es-PE"/>
-          <ns2:ligatures ns2:val="none"/>
+          <w14:ligatures w14:val="none"/>
+        </w:rPr>
+        <w:t/>
+      </w:r>
+      <w:r>
+        <w:rPr>
+          <w:rFonts w:ascii="Arial Narrow" w:eastAsia="Arial Narrow" w:hAnsi="Arial Narrow" w:cs="Arial Narrow"/>
+          <w:color w:val="000000"/>
+          <w:kern w:val="0"/>
+          <w:lang w:eastAsia="es-PE"/>
+          <w14:ligatures w14:val="none"/>
         </w:rPr>
         <w:t>, 115</w:t>
       </w:r>
@@ -6336,17 +6356,17 @@
           <w:color w:val="000000"/>
           <w:kern w:val="0"/>
           <w:lang w:eastAsia="es-PE"/>
-          <ns2:ligatures ns2:val="none"/>
-        </w:rPr>
-        <w:t/>
-      </w:r>
-      <w:r>
-        <w:rPr>
-          <w:rFonts w:ascii="Arial Narrow" w:eastAsia="Arial Narrow" w:hAnsi="Arial Narrow" w:cs="Arial Narrow"/>
-          <w:color w:val="000000"/>
-          <w:kern w:val="0"/>
-          <w:lang w:eastAsia="es-PE"/>
-          <ns2:ligatures ns2:val="none"/>
+          <w14:ligatures w14:val="none"/>
+        </w:rPr>
+        <w:t/>
+      </w:r>
+      <w:r>
+        <w:rPr>
+          <w:rFonts w:ascii="Arial Narrow" w:eastAsia="Arial Narrow" w:hAnsi="Arial Narrow" w:cs="Arial Narrow"/>
+          <w:color w:val="000000"/>
+          <w:kern w:val="0"/>
+          <w:lang w:eastAsia="es-PE"/>
+          <w14:ligatures w14:val="none"/>
         </w:rPr>
         <w:t xml:space="preserve"> y 116</w:t>
       </w:r>
@@ -6356,17 +6376,17 @@
           <w:color w:val="000000"/>
           <w:kern w:val="0"/>
           <w:lang w:eastAsia="es-PE"/>
-          <ns2:ligatures ns2:val="none"/>
-        </w:rPr>
-        <w:t/>
-      </w:r>
-      <w:r>
-        <w:rPr>
-          <w:rFonts w:ascii="Arial Narrow" w:eastAsia="Arial Narrow" w:hAnsi="Arial Narrow" w:cs="Arial Narrow"/>
-          <w:color w:val="000000"/>
-          <w:kern w:val="0"/>
-          <w:lang w:eastAsia="es-PE"/>
-          <ns2:ligatures ns2:val="none"/>
+          <w14:ligatures w14:val="none"/>
+        </w:rPr>
+        <w:t/>
+      </w:r>
+      <w:r>
+        <w:rPr>
+          <w:rFonts w:ascii="Arial Narrow" w:eastAsia="Arial Narrow" w:hAnsi="Arial Narrow" w:cs="Arial Narrow"/>
+          <w:color w:val="000000"/>
+          <w:kern w:val="0"/>
+          <w:lang w:eastAsia="es-PE"/>
+          <w14:ligatures w14:val="none"/>
         </w:rPr>
         <w:t xml:space="preserve"> de la referida norma</w:t>
       </w:r>
@@ -6378,7 +6398,7 @@
           <w:kern w:val="0"/>
           <w:vertAlign w:val="superscript"/>
           <w:lang w:eastAsia="es-PE"/>
-          <ns2:ligatures ns2:val="none"/>
+          <w14:ligatures w14:val="none"/>
         </w:rPr>
         <w:footnoteReference w:id="12"/>
       </w:r>
@@ -6388,7 +6408,7 @@
           <w:color w:val="000000"/>
           <w:kern w:val="0"/>
           <w:lang w:eastAsia="es-PE"/>
-          <ns2:ligatures ns2:val="none"/>
+          <w14:ligatures w14:val="none"/>
         </w:rPr>
         <w:t xml:space="preserve">. </w:t>
       </w:r>
@@ -6399,7 +6419,7 @@
           <w:color w:val="000000"/>
           <w:kern w:val="0"/>
           <w:lang w:eastAsia="es-PE"/>
-          <ns2:ligatures ns2:val="none"/>
+          <w14:ligatures w14:val="none"/>
         </w:rPr>
         <w:lastRenderedPageBreak/>
         <w:t>Asimismo, se consideran circunstancias atenuantes para la graduación de la sanción, el allanamiento de la denuncia o el reconocimiento de las pretensiones en ella contenidas, de acuerdo con el artículo 112</w:t>
@@ -6410,17 +6430,17 @@
           <w:color w:val="000000"/>
           <w:kern w:val="0"/>
           <w:lang w:eastAsia="es-PE"/>
-          <ns2:ligatures ns2:val="none"/>
-        </w:rPr>
-        <w:t/>
-      </w:r>
-      <w:r>
-        <w:rPr>
-          <w:rFonts w:ascii="Arial Narrow" w:eastAsia="Arial Narrow" w:hAnsi="Arial Narrow" w:cs="Arial Narrow"/>
-          <w:color w:val="000000"/>
-          <w:kern w:val="0"/>
-          <w:lang w:eastAsia="es-PE"/>
-          <ns2:ligatures ns2:val="none"/>
+          <w14:ligatures w14:val="none"/>
+        </w:rPr>
+        <w:t/>
+      </w:r>
+      <w:r>
+        <w:rPr>
+          <w:rFonts w:ascii="Arial Narrow" w:eastAsia="Arial Narrow" w:hAnsi="Arial Narrow" w:cs="Arial Narrow"/>
+          <w:color w:val="000000"/>
+          <w:kern w:val="0"/>
+          <w:lang w:eastAsia="es-PE"/>
+          <w14:ligatures w14:val="none"/>
         </w:rPr>
         <w:t xml:space="preserve"> del Código</w:t>
       </w:r>
@@ -6432,7 +6452,7 @@
           <w:kern w:val="0"/>
           <w:vertAlign w:val="superscript"/>
           <w:lang w:eastAsia="es-PE"/>
-          <ns2:ligatures ns2:val="none"/>
+          <w14:ligatures w14:val="none"/>
         </w:rPr>
         <w:footnoteReference w:id="13"/>
       </w:r>
@@ -6442,12 +6462,12 @@
           <w:color w:val="000000"/>
           <w:kern w:val="0"/>
           <w:lang w:eastAsia="es-PE"/>
-          <ns2:ligatures ns2:val="none"/>
+          <w14:ligatures w14:val="none"/>
         </w:rPr>
         <w:t>.</w:t>
       </w:r>
     </w:p>
-    <w:p ns2:paraId="7A5236A4" ns2:textId="77777777">
+    <w:p>
       <w:pPr>
         <w:shd w:val="clear" w:color="auto" w:fill="FFFFFF"/>
         <w:spacing w:after="0" w:line="240" w:lineRule="auto"/>
@@ -6459,11 +6479,11 @@
           <w:color w:val="000000"/>
           <w:kern w:val="0"/>
           <w:lang w:eastAsia="es-PE"/>
-          <ns2:ligatures ns2:val="none"/>
-        </w:rPr>
-      </w:pPr>
-    </w:p>
-    <w:p ns2:paraId="3F071DDA" ns2:textId="77777777">
+          <w14:ligatures w14:val="none"/>
+        </w:rPr>
+      </w:pPr>
+    </w:p>
+    <w:p>
       <w:pPr>
         <w:shd w:val="clear" w:color="auto" w:fill="FFFFFF"/>
         <w:spacing w:after="0" w:line="240" w:lineRule="auto"/>
@@ -6474,7 +6494,7 @@
           <w:color w:val="000000"/>
           <w:kern w:val="0"/>
           <w:lang w:eastAsia="es-PE"/>
-          <ns2:ligatures ns2:val="none"/>
+          <w14:ligatures w14:val="none"/>
         </w:rPr>
       </w:pPr>
       <w:r>
@@ -6483,7 +6503,7 @@
           <w:b/>
           <w:bCs/>
           <w:kern w:val="0"/>
-          <ns2:ligatures ns2:val="none"/>
+          <w14:ligatures w14:val="none"/>
         </w:rPr>
         <w:t>OCTAVO</w:t>
       </w:r>
@@ -6494,7 +6514,7 @@
           <w:color w:val="000000"/>
           <w:kern w:val="0"/>
           <w:lang w:eastAsia="es-PE"/>
-          <ns2:ligatures ns2:val="none"/>
+          <w14:ligatures w14:val="none"/>
         </w:rPr>
         <w:t>:</w:t>
       </w:r>
@@ -6504,7 +6524,7 @@
           <w:color w:val="000000"/>
           <w:kern w:val="0"/>
           <w:lang w:eastAsia="es-PE"/>
-          <ns2:ligatures ns2:val="none"/>
+          <w14:ligatures w14:val="none"/>
         </w:rPr>
         <w:t xml:space="preserve"> informar a las partes que conforme a lo establecido en el artículo 39</w:t>
       </w:r>
@@ -6514,22 +6534,22 @@
           <w:color w:val="000000"/>
           <w:kern w:val="0"/>
           <w:lang w:eastAsia="es-PE"/>
-          <ns2:ligatures ns2:val="none"/>
-        </w:rPr>
-        <w:t/>
-      </w:r>
-      <w:r>
-        <w:rPr>
-          <w:rFonts w:ascii="Arial Narrow" w:eastAsia="Arial Narrow" w:hAnsi="Arial Narrow" w:cs="Arial Narrow"/>
-          <w:color w:val="000000"/>
-          <w:kern w:val="0"/>
-          <w:lang w:eastAsia="es-PE"/>
-          <ns2:ligatures ns2:val="none"/>
+          <w14:ligatures w14:val="none"/>
+        </w:rPr>
+        <w:t/>
+      </w:r>
+      <w:r>
+        <w:rPr>
+          <w:rFonts w:ascii="Arial Narrow" w:eastAsia="Arial Narrow" w:hAnsi="Arial Narrow" w:cs="Arial Narrow"/>
+          <w:color w:val="000000"/>
+          <w:kern w:val="0"/>
+          <w:lang w:eastAsia="es-PE"/>
+          <w14:ligatures w14:val="none"/>
         </w:rPr>
         <w:t xml:space="preserve"> de la Ley sobre Facultades, Normas y Organización del Indecopi, aprobada por Decreto Legislativo 807, los gastos por los peritajes realizados, actuación de pruebas, inspecciones y otros derivados de la tramitación del proceso serán de cargo de la parte que solicita la prueba, salvo pacto en contrario. En todos los casos, la resolución final determinará si los gastos deben ser asumidos por alguna de las partes, o reembolsados a la otra parte o al Indecopi, según sea el caso, de manera adicional a la sanción que haya podido imponerse. </w:t>
       </w:r>
     </w:p>
-    <w:p ns2:paraId="0F10F9CF" ns2:textId="77777777">
+    <w:p>
       <w:pPr>
         <w:shd w:val="clear" w:color="auto" w:fill="FFFFFF"/>
         <w:spacing w:after="0" w:line="240" w:lineRule="auto"/>
@@ -6540,11 +6560,11 @@
           <w:color w:val="000000"/>
           <w:kern w:val="0"/>
           <w:lang w:eastAsia="es-PE"/>
-          <ns2:ligatures ns2:val="none"/>
-        </w:rPr>
-      </w:pPr>
-    </w:p>
-    <w:p ns2:paraId="194C23DD" ns2:textId="77777777">
+          <w14:ligatures w14:val="none"/>
+        </w:rPr>
+      </w:pPr>
+    </w:p>
+    <w:p>
       <w:pPr>
         <w:suppressAutoHyphens/>
         <w:spacing w:after="0" w:line="240" w:lineRule="auto"/>
@@ -6554,7 +6574,7 @@
           <w:rFonts w:ascii="Arial Narrow" w:eastAsia="Calibri" w:hAnsi="Arial Narrow" w:cs="Arial"/>
           <w:kern w:val="0"/>
           <w:u w:val="single"/>
-          <ns2:ligatures ns2:val="none"/>
+          <w14:ligatures w14:val="none"/>
         </w:rPr>
       </w:pPr>
       <w:r>
@@ -6564,7 +6584,7 @@
           <w:color w:val="000000"/>
           <w:kern w:val="0"/>
           <w:lang w:eastAsia="es-PE"/>
-          <ns2:ligatures ns2:val="none"/>
+          <w14:ligatures w14:val="none"/>
         </w:rPr>
         <w:t>NOVENO</w:t>
       </w:r>
@@ -6573,7 +6593,7 @@
           <w:rFonts w:ascii="Arial Narrow" w:eastAsia="Calibri" w:hAnsi="Arial Narrow" w:cs="Arial"/>
           <w:b/>
           <w:kern w:val="0"/>
-          <ns2:ligatures ns2:val="none"/>
+          <w14:ligatures w14:val="none"/>
         </w:rPr>
         <w:t>:</w:t>
       </w:r>
@@ -6581,7 +6601,7 @@
         <w:rPr>
           <w:rFonts w:ascii="Arial Narrow" w:eastAsia="Calibri" w:hAnsi="Arial Narrow" w:cs="Arial"/>
           <w:kern w:val="0"/>
-          <ns2:ligatures ns2:val="none"/>
+          <w14:ligatures w14:val="none"/>
         </w:rPr>
         <w:t xml:space="preserve"> comunicar a las partes que, </w:t>
       </w:r>
@@ -6590,7 +6610,7 @@
         <w:rPr>
           <w:rFonts w:ascii="Arial Narrow" w:eastAsia="Calibri" w:hAnsi="Arial Narrow" w:cs="Arial"/>
           <w:kern w:val="0"/>
-          <ns2:ligatures ns2:val="none"/>
+          <w14:ligatures w14:val="none"/>
         </w:rPr>
         <w:t>de acuerdo a</w:t>
       </w:r>
@@ -6599,7 +6619,7 @@
         <w:rPr>
           <w:rFonts w:ascii="Arial Narrow" w:eastAsia="Calibri" w:hAnsi="Arial Narrow" w:cs="Arial"/>
           <w:kern w:val="0"/>
-          <ns2:ligatures ns2:val="none"/>
+          <w14:ligatures w14:val="none"/>
         </w:rPr>
         <w:t xml:space="preserve"> lo señalado por el artículo 29</w:t>
       </w:r>
@@ -6609,7 +6629,7 @@
           <w:color w:val="000000"/>
           <w:kern w:val="0"/>
           <w:lang w:eastAsia="es-PE"/>
-          <ns2:ligatures ns2:val="none"/>
+          <w14:ligatures w14:val="none"/>
         </w:rPr>
         <w:t/>
       </w:r>
@@ -6617,7 +6637,7 @@
         <w:rPr>
           <w:rFonts w:ascii="Arial Narrow" w:eastAsia="Calibri" w:hAnsi="Arial Narrow" w:cs="Arial"/>
           <w:kern w:val="0"/>
-          <ns2:ligatures ns2:val="none"/>
+          <w14:ligatures w14:val="none"/>
         </w:rPr>
         <w:t xml:space="preserve"> del Decreto Legislativo </w:t>
       </w:r>
@@ -6626,7 +6646,7 @@
         <w:rPr>
           <w:rFonts w:ascii="Arial Narrow" w:eastAsia="Calibri" w:hAnsi="Arial Narrow" w:cs="Arial"/>
           <w:kern w:val="0"/>
-          <ns2:ligatures ns2:val="none"/>
+          <w14:ligatures w14:val="none"/>
         </w:rPr>
         <w:t/>
       </w:r>
@@ -6635,7 +6655,7 @@
         <w:rPr>
           <w:rFonts w:ascii="Arial Narrow" w:eastAsia="Calibri" w:hAnsi="Arial Narrow" w:cs="Arial"/>
           <w:kern w:val="0"/>
-          <ns2:ligatures ns2:val="none"/>
+          <w14:ligatures w14:val="none"/>
         </w:rPr>
         <w:t xml:space="preserve"> 807</w:t>
       </w:r>
@@ -6645,7 +6665,7 @@
           <w:rFonts w:ascii="Arial Narrow" w:eastAsia="Calibri" w:hAnsi="Arial Narrow" w:cs="Arial"/>
           <w:kern w:val="0"/>
           <w:vertAlign w:val="superscript"/>
-          <ns2:ligatures ns2:val="none"/>
+          <w14:ligatures w14:val="none"/>
         </w:rPr>
         <w:footnoteReference w:id="14"/>
       </w:r>
@@ -6653,7 +6673,7 @@
         <w:rPr>
           <w:rFonts w:ascii="Arial Narrow" w:eastAsia="Calibri" w:hAnsi="Arial Narrow" w:cs="Arial"/>
           <w:kern w:val="0"/>
-          <ns2:ligatures ns2:val="none"/>
+          <w14:ligatures w14:val="none"/>
         </w:rPr>
         <w:t xml:space="preserve">, hasta antes de la emisión de la Resolución Final tienen la posibilidad de solicitar una audiencia de conciliación. En caso deleguen a favor de una tercera persona su actuación en la diligencia programada, esta deberá presentar un poder especial con firma legalizada ante Notario Público, donde conste </w:t>
       </w:r>
@@ -6662,7 +6682,7 @@
           <w:rFonts w:ascii="Arial Narrow" w:eastAsia="Calibri" w:hAnsi="Arial Narrow" w:cs="Arial"/>
           <w:kern w:val="0"/>
           <w:u w:val="single"/>
-          <ns2:ligatures ns2:val="none"/>
+          <w14:ligatures w14:val="none"/>
         </w:rPr>
         <w:t>expresamente su facultad para asistir y conciliar en su representación</w:t>
       </w:r>
@@ -6671,7 +6691,7 @@
           <w:rFonts w:ascii="Arial Narrow" w:eastAsia="Calibri" w:hAnsi="Arial Narrow" w:cs="Arial"/>
           <w:bCs/>
           <w:kern w:val="0"/>
-          <ns2:ligatures ns2:val="none"/>
+          <w14:ligatures w14:val="none"/>
         </w:rPr>
         <w:t>.</w:t>
       </w:r>
@@ -6681,7 +6701,7 @@
           <w:b/>
           <w:bCs/>
           <w:kern w:val="0"/>
-          <ns2:ligatures ns2:val="none"/>
+          <w14:ligatures w14:val="none"/>
         </w:rPr>
         <w:t xml:space="preserve"> </w:t>
       </w:r>
@@ -6690,12 +6710,12 @@
           <w:rFonts w:ascii="Arial Narrow" w:eastAsia="Calibri" w:hAnsi="Arial Narrow" w:cs="Arial"/>
           <w:kern w:val="0"/>
           <w:u w:val="single"/>
-          <ns2:ligatures ns2:val="none"/>
+          <w14:ligatures w14:val="none"/>
         </w:rPr>
         <w:t xml:space="preserve">Ello bajo apercibimiento de no realizar la audiencia de conciliación y levantar el acta de inasistencia correspondiente. </w:t>
       </w:r>
     </w:p>
-    <w:p ns2:paraId="19088877" ns2:textId="77777777">
+    <w:p>
       <w:pPr>
         <w:suppressAutoHyphens/>
         <w:spacing w:after="0" w:line="240" w:lineRule="auto"/>
@@ -6705,11 +6725,11 @@
           <w:rFonts w:ascii="Arial Narrow" w:eastAsia="Calibri" w:hAnsi="Arial Narrow" w:cs="Arial"/>
           <w:kern w:val="0"/>
           <w:u w:val="single"/>
-          <ns2:ligatures ns2:val="none"/>
-        </w:rPr>
-      </w:pPr>
-    </w:p>
-    <w:p ns2:paraId="7767F307" ns2:textId="77777777">
+          <w14:ligatures w14:val="none"/>
+        </w:rPr>
+      </w:pPr>
+    </w:p>
+    <w:p>
       <w:pPr>
         <w:suppressAutoHyphens/>
         <w:spacing w:after="0" w:line="240" w:lineRule="auto"/>
@@ -6727,7 +6747,7 @@
           <w:b/>
           <w:spacing w:val="-3"/>
           <w:kern w:val="0"/>
-          <ns2:ligatures ns2:val="none"/>
+          <w14:ligatures w14:val="none"/>
         </w:rPr>
         <w:lastRenderedPageBreak/>
         <w:t>DÉCIMO</w:t>
@@ -6739,7 +6759,7 @@
           <w:color w:val="000000"/>
           <w:kern w:val="0"/>
           <w:lang w:eastAsia="es-PE"/>
-          <ns2:ligatures ns2:val="none"/>
+          <w14:ligatures w14:val="none"/>
         </w:rPr>
         <w:t>:</w:t>
       </w:r>
@@ -6749,14 +6769,14 @@
           <w:color w:val="000000"/>
           <w:kern w:val="0"/>
           <w:lang w:eastAsia="es-PE"/>
-          <ns2:ligatures ns2:val="none"/>
+          <w14:ligatures w14:val="none"/>
         </w:rPr>
         <w:t xml:space="preserve"> poner en conocimiento de las partes que, antes de la emisión de la Resolución Final, tienen la posibilidad de formular su desistimiento o presentar el acuerdo arribado mediante la conciliación, mediación, transacción o cualquier otro que, de forma indubitable, deje constancia que se ha solucionado la controversia materia de denuncia.</w:t>
       </w:r>
       <w:bookmarkStart w:id="14" w:name="h.gjdgxs" w:colFirst="0" w:colLast="0"/>
       <w:bookmarkEnd w:id="14"/>
     </w:p>
-    <w:p ns2:paraId="69E33D6A" ns2:textId="77777777">
+    <w:p>
       <w:pPr>
         <w:suppressAutoHyphens/>
         <w:spacing w:after="0" w:line="240" w:lineRule="auto"/>
@@ -6767,11 +6787,11 @@
           <w:color w:val="000000"/>
           <w:kern w:val="0"/>
           <w:lang w:eastAsia="es-PE"/>
-          <ns2:ligatures ns2:val="none"/>
-        </w:rPr>
-      </w:pPr>
-    </w:p>
-    <w:p ns2:paraId="4DB7FEAC" ns2:textId="7182B823">
+          <w14:ligatures w14:val="none"/>
+        </w:rPr>
+      </w:pPr>
+    </w:p>
+    <w:p>
       <w:pPr>
         <w:suppressAutoHyphens/>
         <w:spacing w:after="0" w:line="240" w:lineRule="auto"/>
@@ -6795,7 +6815,7 @@
           <w:b/>
           <w:spacing w:val="-3"/>
           <w:kern w:val="0"/>
-          <ns2:ligatures ns2:val="none"/>
+          <w14:ligatures w14:val="none"/>
         </w:rPr>
         <w:t/>
       </w:r>
@@ -6805,7 +6825,7 @@
           <w:bCs/>
           <w:spacing w:val="-3"/>
           <w:kern w:val="0"/>
-          <ns2:ligatures ns2:val="none"/>
+          <w14:ligatures w14:val="none"/>
         </w:rPr>
         <w:t xml:space="preserve"/>
       </w:r>
@@ -6815,7 +6835,7 @@
           <w:bCs/>
           <w:spacing w:val="-3"/>
           <w:kern w:val="0"/>
-          <ns2:ligatures ns2:val="none"/>
+          <w14:ligatures w14:val="none"/>
         </w:rPr>
         <w:t xml:space="preserve"/>
       </w:r>
@@ -6826,7 +6846,7 @@
           <w:kern w:val="0"/>
           <w:shd w:val="clear" w:color="auto" w:fill="FFFFFF"/>
           <w:lang w:eastAsia="es-PE"/>
-          <ns2:ligatures ns2:val="none"/>
+          <w14:ligatures w14:val="none"/>
         </w:rPr>
         <w:t/>
       </w:r>
@@ -6837,7 +6857,7 @@
           <w:kern w:val="0"/>
           <w:shd w:val="clear" w:color="auto" w:fill="FFFFFF"/>
           <w:lang w:eastAsia="es-PE"/>
-          <ns2:ligatures ns2:val="none"/>
+          <w14:ligatures w14:val="none"/>
         </w:rPr>
         <w:t xml:space="preserve"/>
       </w:r>
@@ -6848,7 +6868,7 @@
           <w:kern w:val="0"/>
           <w:shd w:val="clear" w:color="auto" w:fill="FFFFFF"/>
           <w:lang w:eastAsia="es-PE"/>
-          <ns2:ligatures ns2:val="none"/>
+          <w14:ligatures w14:val="none"/>
         </w:rPr>
         <w:t xml:space="preserve"/>
       </w:r>
@@ -6859,7 +6879,7 @@
           <w:kern w:val="0"/>
           <w:shd w:val="clear" w:color="auto" w:fill="FFFFFF"/>
           <w:lang w:eastAsia="es-PE"/>
-          <ns2:ligatures ns2:val="none"/>
+          <w14:ligatures w14:val="none"/>
         </w:rPr>
         <w:t/>
       </w:r>
@@ -6870,7 +6890,7 @@
           <w:kern w:val="0"/>
           <w:shd w:val="clear" w:color="auto" w:fill="FFFFFF"/>
           <w:lang w:eastAsia="es-PE"/>
-          <ns2:ligatures ns2:val="none"/>
+          <w14:ligatures w14:val="none"/>
         </w:rPr>
         <w:t xml:space="preserve"/>
       </w:r>
@@ -6881,7 +6901,7 @@
           <w:kern w:val="0"/>
           <w:shd w:val="clear" w:color="auto" w:fill="FFFFFF"/>
           <w:lang w:eastAsia="es-PE"/>
-          <ns2:ligatures ns2:val="none"/>
+          <w14:ligatures w14:val="none"/>
         </w:rPr>
         <w:t xml:space="preserve"/>
       </w:r>
@@ -6996,7 +7016,7 @@
           <w:color w:val="000000"/>
           <w:kern w:val="0"/>
           <w:lang w:eastAsia="es-PE"/>
-          <ns2:ligatures ns2:val="none"/>
+          <w14:ligatures w14:val="none"/>
         </w:rPr>
         <w:t/>
       </w:r>
@@ -7029,7 +7049,7 @@
           <w:color w:val="000000"/>
           <w:kern w:val="0"/>
           <w:lang w:eastAsia="es-PE"/>
-          <ns2:ligatures ns2:val="none"/>
+          <w14:ligatures w14:val="none"/>
         </w:rPr>
         <w:t/>
       </w:r>
@@ -7055,7 +7075,7 @@
         <w:t/>
       </w:r>
     </w:p>
-    <w:p ns2:paraId="26B1ED4B" ns2:textId="77777777">
+    <w:p>
       <w:pPr>
         <w:suppressAutoHyphens/>
         <w:spacing w:after="0" w:line="240" w:lineRule="auto"/>
@@ -7066,7 +7086,7 @@
         </w:rPr>
       </w:pPr>
     </w:p>
-    <w:p ns2:paraId="150F22E0" ns2:textId="0F904658">
+    <w:p>
       <w:pPr>
         <w:suppressAutoHyphens/>
         <w:spacing w:after="0" w:line="240" w:lineRule="auto"/>
@@ -7082,7 +7102,7 @@
           <w:b/>
           <w:spacing w:val="-3"/>
           <w:kern w:val="0"/>
-          <ns2:ligatures ns2:val="none"/>
+          <w14:ligatures w14:val="none"/>
         </w:rPr>
         <w:t xml:space="preserve">DÉCIMO TERCERO: requerir al señor [APELLIDO] y al señor [APELLIDO] Martínez para que, dentro del plazo de dos (2) días hábiles siguientes a la fecha en que reciban la notificación en su domicilio procesal, señalen un correo electrónico autorizando recibir las notificaciones correspondientes por dicho medio. </w:t>
       </w:r>
@@ -7092,7 +7112,7 @@
           <w:bCs/>
           <w:spacing w:val="-3"/>
           <w:kern w:val="0"/>
-          <ns2:ligatures ns2:val="none"/>
+          <w14:ligatures w14:val="none"/>
         </w:rPr>
         <w:t xml:space="preserve"/>
       </w:r>
@@ -7117,7 +7137,7 @@
           <w:kern w:val="0"/>
           <w:shd w:val="clear" w:color="auto" w:fill="FFFFFF"/>
           <w:lang w:eastAsia="es-PE"/>
-          <ns2:ligatures ns2:val="none"/>
+          <w14:ligatures w14:val="none"/>
         </w:rPr>
         <w:t xml:space="preserve"/>
       </w:r>
@@ -7128,7 +7148,7 @@
           <w:kern w:val="0"/>
           <w:shd w:val="clear" w:color="auto" w:fill="FFFFFF"/>
           <w:lang w:eastAsia="es-PE"/>
-          <ns2:ligatures ns2:val="none"/>
+          <w14:ligatures w14:val="none"/>
         </w:rPr>
         <w:t/>
       </w:r>
@@ -7139,7 +7159,7 @@
           <w:kern w:val="0"/>
           <w:shd w:val="clear" w:color="auto" w:fill="FFFFFF"/>
           <w:lang w:eastAsia="es-PE"/>
-          <ns2:ligatures ns2:val="none"/>
+          <w14:ligatures w14:val="none"/>
         </w:rPr>
         <w:t xml:space="preserve"/>
       </w:r>
@@ -7150,7 +7170,7 @@
           <w:kern w:val="0"/>
           <w:shd w:val="clear" w:color="auto" w:fill="FFFFFF"/>
           <w:lang w:eastAsia="es-PE"/>
-          <ns2:ligatures ns2:val="none"/>
+          <w14:ligatures w14:val="none"/>
         </w:rPr>
         <w:t/>
       </w:r>
@@ -7160,7 +7180,7 @@
           <w:bCs/>
           <w:spacing w:val="-3"/>
           <w:kern w:val="0"/>
-          <ns2:ligatures ns2:val="none"/>
+          <w14:ligatures w14:val="none"/>
         </w:rPr>
         <w:t xml:space="preserve"/>
       </w:r>
@@ -7178,7 +7198,7 @@
           <w:color w:val="000000"/>
           <w:kern w:val="0"/>
           <w:lang w:eastAsia="es-PE"/>
-          <ns2:ligatures ns2:val="none"/>
+          <w14:ligatures w14:val="none"/>
         </w:rPr>
         <w:t/>
       </w:r>
@@ -7189,7 +7209,7 @@
           <w:color w:val="000000"/>
           <w:kern w:val="0"/>
           <w:lang w:eastAsia="es-PE"/>
-          <ns2:ligatures ns2:val="none"/>
+          <w14:ligatures w14:val="none"/>
         </w:rPr>
         <w:t/>
       </w:r>
@@ -7200,7 +7220,7 @@
           <w:color w:val="000000"/>
           <w:kern w:val="0"/>
           <w:lang w:eastAsia="es-PE"/>
-          <ns2:ligatures ns2:val="none"/>
+          <w14:ligatures w14:val="none"/>
         </w:rPr>
         <w:t xml:space="preserve"/>
       </w:r>
@@ -7226,7 +7246,7 @@
         <w:t xml:space="preserve"/>
       </w:r>
     </w:p>
-    <w:p ns2:paraId="00B9B615" ns2:textId="77777777">
+    <w:p>
       <w:pPr>
         <w:suppressAutoHyphens/>
         <w:spacing w:after="0" w:line="240" w:lineRule="auto"/>
@@ -7238,12 +7258,12 @@
           <w:color w:val="000000"/>
           <w:kern w:val="0"/>
           <w:lang w:eastAsia="es-PE"/>
-          <ns2:ligatures ns2:val="none"/>
+          <w14:ligatures w14:val="none"/>
         </w:rPr>
       </w:pPr>
     </w:p>
     <w:bookmarkEnd w:id="0"/>
-    <w:p ns2:paraId="6F8AFAC6" ns2:textId="77777777">
+    <w:p>
       <w:pPr>
         <w:spacing w:after="0" w:line="240" w:lineRule="auto"/>
         <w:contextualSpacing/>
@@ -7254,11 +7274,11 @@
           <w:color w:val="000000"/>
           <w:kern w:val="0"/>
           <w:lang w:eastAsia="es-PE"/>
-          <ns2:ligatures ns2:val="none"/>
-        </w:rPr>
-      </w:pPr>
-    </w:p>
-    <w:p ns2:paraId="5BECE2A9" ns2:textId="77777777">
+          <w14:ligatures w14:val="none"/>
+        </w:rPr>
+      </w:pPr>
+    </w:p>
+    <w:p>
       <w:pPr>
         <w:spacing w:after="0" w:line="240" w:lineRule="auto"/>
         <w:contextualSpacing/>
@@ -7269,11 +7289,11 @@
           <w:color w:val="000000"/>
           <w:kern w:val="0"/>
           <w:lang w:eastAsia="es-PE"/>
-          <ns2:ligatures ns2:val="none"/>
-        </w:rPr>
-      </w:pPr>
-    </w:p>
-    <w:p ns2:paraId="5290426A" ns2:textId="77777777">
+          <w14:ligatures w14:val="none"/>
+        </w:rPr>
+      </w:pPr>
+    </w:p>
+    <w:p>
       <w:pPr>
         <w:spacing w:after="0" w:line="240" w:lineRule="auto"/>
         <w:contextualSpacing/>
@@ -7284,12 +7304,12 @@
           <w:color w:val="000000"/>
           <w:kern w:val="0"/>
           <w:lang w:eastAsia="es-PE"/>
-          <ns2:ligatures ns2:val="none"/>
+          <w14:ligatures w14:val="none"/>
         </w:rPr>
       </w:pPr>
       <w:bookmarkStart w:id="16" w:name="_Hlk218074855"/>
     </w:p>
-    <w:p ns2:paraId="110978A9" ns2:textId="13EC8E21">
+    <w:p>
       <w:pPr>
         <w:spacing w:after="0" w:line="240" w:lineRule="auto"/>
         <w:contextualSpacing/>
@@ -7298,7 +7318,7 @@
           <w:rFonts w:ascii="Arial Narrow" w:eastAsia="Calibri" w:hAnsi="Arial Narrow" w:cs="Arial"/>
           <w:color w:val="000000"/>
           <w:kern w:val="0"/>
-          <ns2:ligatures ns2:val="none"/>
+          <w14:ligatures w14:val="none"/>
         </w:rPr>
       </w:pPr>
       <w:r>
@@ -7306,12 +7326,12 @@
           <w:rFonts w:ascii="Arial Narrow" w:eastAsia="Calibri" w:hAnsi="Arial Narrow" w:cs="Arial"/>
           <w:color w:val="000000"/>
           <w:kern w:val="0"/>
-          <ns2:ligatures ns2:val="none"/>
+          <w14:ligatures w14:val="none"/>
         </w:rPr>
         <w:t>Firmado digitalmente por</w:t>
       </w:r>
     </w:p>
-    <w:p ns2:paraId="36D9E85B" ns2:textId="636E742E">
+    <w:p>
       <w:pPr>
         <w:spacing w:after="0" w:line="240" w:lineRule="auto"/>
         <w:contextualSpacing/>
@@ -7322,7 +7342,7 @@
           <w:bCs/>
           <w:color w:val="000000"/>
           <w:kern w:val="0"/>
-          <ns2:ligatures ns2:val="none"/>
+          <w14:ligatures w14:val="none"/>
         </w:rPr>
       </w:pPr>
       <w:r>
@@ -7332,12 +7352,12 @@
           <w:bCs/>
           <w:color w:val="000000"/>
           <w:kern w:val="0"/>
-          <ns2:ligatures ns2:val="none"/>
+          <w14:ligatures w14:val="none"/>
         </w:rPr>
         <w:t xml:space="preserve">LUISA ANALÍ SILVA MALPARTIDA</w:t>
       </w:r>
     </w:p>
-    <w:p ns2:paraId="6CD7C045" ns2:textId="77777777">
+    <w:p>
       <w:pPr>
         <w:spacing w:after="0" w:line="240" w:lineRule="auto"/>
         <w:contextualSpacing/>
@@ -7348,7 +7368,7 @@
           <w:bCs/>
           <w:color w:val="000000"/>
           <w:kern w:val="0"/>
-          <ns2:ligatures ns2:val="none"/>
+          <w14:ligatures w14:val="none"/>
         </w:rPr>
       </w:pPr>
       <w:r>
@@ -7358,12 +7378,12 @@
           <w:bCs/>
           <w:color w:val="000000"/>
           <w:kern w:val="0"/>
-          <ns2:ligatures ns2:val="none"/>
+          <w14:ligatures w14:val="none"/>
         </w:rPr>
         <w:t xml:space="preserve">Secretaria Técnica Ad Hoc</w:t>
       </w:r>
     </w:p>
-    <w:p ns2:paraId="119B7F66" ns2:textId="6B1702EA">
+    <w:p>
       <w:pPr>
         <w:spacing w:after="0" w:line="240" w:lineRule="auto"/>
         <w:contextualSpacing/>
@@ -7374,7 +7394,7 @@
           <w:bCs/>
           <w:color w:val="000000"/>
           <w:kern w:val="0"/>
-          <ns2:ligatures ns2:val="none"/>
+          <w14:ligatures w14:val="none"/>
         </w:rPr>
       </w:pPr>
       <w:r>
@@ -7384,7 +7404,7 @@
           <w:bCs/>
           <w:color w:val="000000"/>
           <w:kern w:val="0"/>
-          <ns2:ligatures ns2:val="none"/>
+          <w14:ligatures w14:val="none"/>
         </w:rPr>
         <w:t xml:space="preserve">Comisión de Protección al Consumidor </w:t>
       </w:r>
@@ -7396,7 +7416,7 @@
           <w:bCs/>
           <w:color w:val="000000"/>
           <w:kern w:val="0"/>
-          <ns2:ligatures ns2:val="none"/>
+          <w14:ligatures w14:val="none"/>
         </w:rPr>
         <w:t/>
       </w:r>
@@ -7408,12 +7428,12 @@
           <w:bCs/>
           <w:color w:val="000000"/>
           <w:kern w:val="0"/>
-          <ns2:ligatures ns2:val="none"/>
+          <w14:ligatures w14:val="none"/>
         </w:rPr>
         <w:t xml:space="preserve"> 1</w:t>
       </w:r>
     </w:p>
-    <w:p ns2:paraId="15733869" ns2:textId="77777777">
+    <w:p>
       <w:pPr>
         <w:spacing w:after="0" w:line="240" w:lineRule="auto"/>
         <w:contextualSpacing/>
@@ -7424,11 +7444,11 @@
           <w:color w:val="000000"/>
           <w:kern w:val="0"/>
           <w:lang w:eastAsia="es-PE"/>
-          <ns2:ligatures ns2:val="none"/>
-        </w:rPr>
-      </w:pPr>
-    </w:p>
-    <w:p ns2:paraId="68107EE2" ns2:textId="45CF8D0C">
+          <w14:ligatures w14:val="none"/>
+        </w:rPr>
+      </w:pPr>
+    </w:p>
+    <w:p>
       <w:pPr>
         <w:spacing w:after="0" w:line="240" w:lineRule="auto"/>
         <w:contextualSpacing/>
@@ -7447,7 +7467,7 @@
           <w:sz w:val="16"/>
           <w:szCs w:val="16"/>
           <w:lang w:eastAsia="es-PE"/>
-          <ns2:ligatures ns2:val="none"/>
+          <w14:ligatures w14:val="none"/>
         </w:rPr>
         <w:t>LGP</w:t>
       </w:r>
@@ -7459,15 +7479,15 @@
           <w:sz w:val="16"/>
           <w:szCs w:val="16"/>
           <w:lang w:eastAsia="es-PE"/>
-          <ns2:ligatures ns2:val="none"/>
+          <w14:ligatures w14:val="none"/>
         </w:rPr>
         <w:t>/JCQ</w:t>
       </w:r>
       <w:bookmarkEnd w:id="16"/>
     </w:p>
     <w:sectPr>
-      <w:headerReference w:type="default" ns3:id="rId9"/>
-      <w:footerReference w:type="default" ns3:id="rId10"/>
+      <w:headerReference w:type="default" r:id="rId9"/>
+      <w:footerReference w:type="default" r:id="rId10"/>
       <w:pgSz w:w="11906" w:h="16838"/>
       <w:pgMar w:top="1417" w:right="1701" w:bottom="1417" w:left="1701" w:header="708" w:footer="708" w:gutter="0"/>
       <w:cols w:space="708"/>
@@ -7478,7 +7498,7 @@
 </file>
 
 <file path=word/endnotes.xml><?xml version="1.0" encoding="utf-8"?>
-<w:endnotes xmlns:wpc="http://schemas.microsoft.com/office/word/2010/wordprocessingCanvas" xmlns:cx="http://schemas.microsoft.com/office/drawing/2014/chartex" xmlns:cx1="http://schemas.microsoft.com/office/drawing/2015/9/8/chartex" xmlns:cx2="http://schemas.microsoft.com/office/drawing/2015/10/21/chartex" xmlns:cx3="http://schemas.microsoft.com/office/drawing/2016/5/9/chartex" xmlns:cx4="http://schemas.microsoft.com/office/drawing/2016/5/10/chartex" xmlns:cx5="http://schemas.microsoft.com/office/drawing/2016/5/11/chartex" xmlns:cx6="http://schemas.microsoft.com/office/drawing/2016/5/12/chartex" xmlns:cx7="http://schemas.microsoft.com/office/drawing/2016/5/13/chartex" xmlns:cx8="http://schemas.microsoft.com/office/drawing/2016/5/14/chartex" xmlns:mc="http://schemas.openxmlformats.org/markup-compatibility/2006" xmlns:aink="http://schemas.microsoft.com/office/drawing/2016/ink" xmlns:am3d="http://schemas.microsoft.com/office/drawing/2017/model3d" xmlns:o="urn:schemas-microsoft-com:office:office" xmlns:oel="http://schemas.microsoft.com/office/2019/extlst" xmlns:r="http://schemas.openxmlformats.org/officeDocument/2006/relationships" xmlns:m="http://schemas.openxmlformats.org/officeDocument/2006/math" xmlns:v="urn:schemas-microsoft-com:vml" xmlns:wp14="http://schemas.microsoft.com/office/word/2010/wordprocessingDrawing" xmlns:wp="http://schemas.openxmlformats.org/drawingml/2006/wordprocessingDrawing" xmlns:w10="urn:schemas-microsoft-com:office:word" xmlns:w="http://schemas.openxmlformats.org/wordprocessingml/2006/main" xmlns:w14="http://schemas.microsoft.com/office/word/2010/wordml" xmlns:w15="http://schemas.microsoft.com/office/word/2012/wordml" xmlns:w16cex="http://schemas.microsoft.com/office/word/2018/wordml/cex" xmlns:w16cid="http://schemas.microsoft.com/office/word/2016/wordml/cid" xmlns:w16="http://schemas.microsoft.com/office/word/2018/wordml" xmlns:w16du="http://schemas.microsoft.com/office/word/2023/wordml/word16du" xmlns:w16sdtdh="http://schemas.microsoft.com/office/word/2020/wordml/sdtdatahash" xmlns:w16sdtfl="http://schemas.microsoft.com/office/word/2024/wordml/sdtformatlock" xmlns:w16se="http://schemas.microsoft.com/office/word/2015/wordml/symex" xmlns:wpg="http://schemas.microsoft.com/office/word/2010/wordprocessingGroup" xmlns:wpi="http://schemas.microsoft.com/office/word/2010/wordprocessingInk" xmlns:wne="http://schemas.microsoft.com/office/word/2006/wordml" xmlns:wps="http://schemas.microsoft.com/office/word/2010/wordprocessingShape" mc:Ignorable="w14 w15 w16se w16cid w16 w16cex w16sdtdh w16sdtfl w16du wp14">
+<w:endnotes xmlns:mc="http://schemas.openxmlformats.org/markup-compatibility/2006" xmlns:r="http://schemas.openxmlformats.org/officeDocument/2006/relationships" xmlns:w="http://schemas.openxmlformats.org/wordprocessingml/2006/main" xmlns:w14="http://schemas.microsoft.com/office/word/2010/wordml" xmlns:w15="http://schemas.microsoft.com/office/word/2012/wordml" xmlns:w16="http://schemas.microsoft.com/office/word/2018/wordml" xmlns:w16cex="http://schemas.microsoft.com/office/word/2018/wordml/cex" xmlns:w16cid="http://schemas.microsoft.com/office/word/2016/wordml/cid" xmlns:w16du="http://schemas.microsoft.com/office/word/2023/wordml/word16du" xmlns:w16sdtdh="http://schemas.microsoft.com/office/word/2020/wordml/sdtdatahash" xmlns:w16se="http://schemas.microsoft.com/office/word/2015/wordml/symex" xmlns:wp14="http://schemas.microsoft.com/office/word/2010/wordprocessingDrawing" mc:Ignorable="w14 w15 w16se w16cid w16 w16cex w16sdtdh w16du wp14">
   <w:endnote w:type="separator" w:id="-1">
     <w:p>
       <w:pPr>
@@ -7503,7 +7523,7 @@
 </file>
 
 <file path=word/footer1.xml><?xml version="1.0" encoding="utf-8"?>
-<w:ftr xmlns:wpc="http://schemas.microsoft.com/office/word/2010/wordprocessingCanvas" xmlns:cx="http://schemas.microsoft.com/office/drawing/2014/chartex" xmlns:cx1="http://schemas.microsoft.com/office/drawing/2015/9/8/chartex" xmlns:cx2="http://schemas.microsoft.com/office/drawing/2015/10/21/chartex" xmlns:cx3="http://schemas.microsoft.com/office/drawing/2016/5/9/chartex" xmlns:cx4="http://schemas.microsoft.com/office/drawing/2016/5/10/chartex" xmlns:cx5="http://schemas.microsoft.com/office/drawing/2016/5/11/chartex" xmlns:cx6="http://schemas.microsoft.com/office/drawing/2016/5/12/chartex" xmlns:cx7="http://schemas.microsoft.com/office/drawing/2016/5/13/chartex" xmlns:cx8="http://schemas.microsoft.com/office/drawing/2016/5/14/chartex" xmlns:mc="http://schemas.openxmlformats.org/markup-compatibility/2006" xmlns:aink="http://schemas.microsoft.com/office/drawing/2016/ink" xmlns:am3d="http://schemas.microsoft.com/office/drawing/2017/model3d" xmlns:o="urn:schemas-microsoft-com:office:office" xmlns:oel="http://schemas.microsoft.com/office/2019/extlst" xmlns:r="http://schemas.openxmlformats.org/officeDocument/2006/relationships" xmlns:m="http://schemas.openxmlformats.org/officeDocument/2006/math" xmlns:v="urn:schemas-microsoft-com:vml" xmlns:wp14="http://schemas.microsoft.com/office/word/2010/wordprocessingDrawing" xmlns:wp="http://schemas.openxmlformats.org/drawingml/2006/wordprocessingDrawing" xmlns:w10="urn:schemas-microsoft-com:office:word" xmlns:w="http://schemas.openxmlformats.org/wordprocessingml/2006/main" xmlns:w14="http://schemas.microsoft.com/office/word/2010/wordml" xmlns:w15="http://schemas.microsoft.com/office/word/2012/wordml" xmlns:w16cex="http://schemas.microsoft.com/office/word/2018/wordml/cex" xmlns:w16cid="http://schemas.microsoft.com/office/word/2016/wordml/cid" xmlns:w16="http://schemas.microsoft.com/office/word/2018/wordml" xmlns:w16du="http://schemas.microsoft.com/office/word/2023/wordml/word16du" xmlns:w16sdtdh="http://schemas.microsoft.com/office/word/2020/wordml/sdtdatahash" xmlns:w16sdtfl="http://schemas.microsoft.com/office/word/2024/wordml/sdtformatlock" xmlns:w16se="http://schemas.microsoft.com/office/word/2015/wordml/symex" xmlns:wpg="http://schemas.microsoft.com/office/word/2010/wordprocessingGroup" xmlns:wpi="http://schemas.microsoft.com/office/word/2010/wordprocessingInk" xmlns:wne="http://schemas.microsoft.com/office/word/2006/wordml" xmlns:wps="http://schemas.microsoft.com/office/word/2010/wordprocessingShape" mc:Ignorable="w14 w15 w16se w16cid w16 w16cex w16sdtdh w16sdtfl w16du wp14">
+<w:ftr xmlns:mc="http://schemas.openxmlformats.org/markup-compatibility/2006" xmlns:r="http://schemas.openxmlformats.org/officeDocument/2006/relationships" xmlns:w="http://schemas.openxmlformats.org/wordprocessingml/2006/main" xmlns:w14="http://schemas.microsoft.com/office/word/2010/wordml" xmlns:w15="http://schemas.microsoft.com/office/word/2012/wordml" xmlns:w16="http://schemas.microsoft.com/office/word/2018/wordml" xmlns:w16cex="http://schemas.microsoft.com/office/word/2018/wordml/cex" xmlns:w16cid="http://schemas.microsoft.com/office/word/2016/wordml/cid" xmlns:w16du="http://schemas.microsoft.com/office/word/2023/wordml/word16du" xmlns:w16sdtdh="http://schemas.microsoft.com/office/word/2020/wordml/sdtdatahash" xmlns:w16se="http://schemas.microsoft.com/office/word/2015/wordml/symex" xmlns:wp14="http://schemas.microsoft.com/office/word/2010/wordprocessingDrawing" mc:Ignorable="w14 w15 w16se w16cid w16 w16cex w16sdtdh w16du wp14">
   <w:p>
     <w:pPr>
       <w:pBdr>
@@ -7582,7 +7602,7 @@
 </file>
 
 <file path=word/footnotes.xml><?xml version="1.0" encoding="utf-8"?>
-<w:footnotes xmlns:wpc="http://schemas.microsoft.com/office/word/2010/wordprocessingCanvas" xmlns:cx="http://schemas.microsoft.com/office/drawing/2014/chartex" xmlns:cx1="http://schemas.microsoft.com/office/drawing/2015/9/8/chartex" xmlns:cx2="http://schemas.microsoft.com/office/drawing/2015/10/21/chartex" xmlns:cx3="http://schemas.microsoft.com/office/drawing/2016/5/9/chartex" xmlns:cx4="http://schemas.microsoft.com/office/drawing/2016/5/10/chartex" xmlns:cx5="http://schemas.microsoft.com/office/drawing/2016/5/11/chartex" xmlns:cx6="http://schemas.microsoft.com/office/drawing/2016/5/12/chartex" xmlns:cx7="http://schemas.microsoft.com/office/drawing/2016/5/13/chartex" xmlns:cx8="http://schemas.microsoft.com/office/drawing/2016/5/14/chartex" xmlns:mc="http://schemas.openxmlformats.org/markup-compatibility/2006" xmlns:aink="http://schemas.microsoft.com/office/drawing/2016/ink" xmlns:am3d="http://schemas.microsoft.com/office/drawing/2017/model3d" xmlns:o="urn:schemas-microsoft-com:office:office" xmlns:oel="http://schemas.microsoft.com/office/2019/extlst" xmlns:r="http://schemas.openxmlformats.org/officeDocument/2006/relationships" xmlns:m="http://schemas.openxmlformats.org/officeDocument/2006/math" xmlns:v="urn:schemas-microsoft-com:vml" xmlns:wp14="http://schemas.microsoft.com/office/word/2010/wordprocessingDrawing" xmlns:wp="http://schemas.openxmlformats.org/drawingml/2006/wordprocessingDrawing" xmlns:w10="urn:schemas-microsoft-com:office:word" xmlns:w="http://schemas.openxmlformats.org/wordprocessingml/2006/main" xmlns:w14="http://schemas.microsoft.com/office/word/2010/wordml" xmlns:w15="http://schemas.microsoft.com/office/word/2012/wordml" xmlns:w16cex="http://schemas.microsoft.com/office/word/2018/wordml/cex" xmlns:w16cid="http://schemas.microsoft.com/office/word/2016/wordml/cid" xmlns:w16="http://schemas.microsoft.com/office/word/2018/wordml" xmlns:w16du="http://schemas.microsoft.com/office/word/2023/wordml/word16du" xmlns:w16sdtdh="http://schemas.microsoft.com/office/word/2020/wordml/sdtdatahash" xmlns:w16sdtfl="http://schemas.microsoft.com/office/word/2024/wordml/sdtformatlock" xmlns:w16se="http://schemas.microsoft.com/office/word/2015/wordml/symex" xmlns:wpg="http://schemas.microsoft.com/office/word/2010/wordprocessingGroup" xmlns:wpi="http://schemas.microsoft.com/office/word/2010/wordprocessingInk" xmlns:wne="http://schemas.microsoft.com/office/word/2006/wordml" xmlns:wps="http://schemas.microsoft.com/office/word/2010/wordprocessingShape" mc:Ignorable="w14 w15 w16se w16cid w16 w16cex w16sdtdh w16sdtfl w16du wp14">
+<w:footnotes xmlns:mc="http://schemas.openxmlformats.org/markup-compatibility/2006" xmlns:r="http://schemas.openxmlformats.org/officeDocument/2006/relationships" xmlns:w="http://schemas.openxmlformats.org/wordprocessingml/2006/main" xmlns:w14="http://schemas.microsoft.com/office/word/2010/wordml" xmlns:w15="http://schemas.microsoft.com/office/word/2012/wordml" xmlns:w16="http://schemas.microsoft.com/office/word/2018/wordml" xmlns:w16cex="http://schemas.microsoft.com/office/word/2018/wordml/cex" xmlns:w16cid="http://schemas.microsoft.com/office/word/2016/wordml/cid" xmlns:w16du="http://schemas.microsoft.com/office/word/2023/wordml/word16du" xmlns:w16sdtdh="http://schemas.microsoft.com/office/word/2020/wordml/sdtdatahash" xmlns:w16se="http://schemas.microsoft.com/office/word/2015/wordml/symex" xmlns:wp14="http://schemas.microsoft.com/office/word/2010/wordprocessingDrawing" mc:Ignorable="w14 w15 w16se w16cid w16 w16cex w16sdtdh w16du wp14">
   <w:footnote w:type="separator" w:id="-1">
     <w:p>
       <w:pPr>
@@ -9562,6 +9582,161 @@
       </w:pPr>
     </w:p>
   </w:footnote>
+  <w:footnote w:id="16">
+    <w:p>
+      <w:pPr>
+        <w:pStyle w:val="Textonotapie"/>
+        <w:ind w:left="567" w:hanging="567"/>
+        <w:jc w:val="both"/>
+      </w:pPr>
+      <w:r>
+        <w:rPr>
+          <w:rStyle w:val="Refdenotaalpie"/>
+          <w:rFonts w:ascii="Arial Narrow" w:hAnsi="Arial Narrow" w:cs="Arial"/>
+          <w:sz w:val="16"/>
+          <w:szCs w:val="16"/>
+          <w:vertAlign w:val="superscript"/>
+        </w:rPr>
+        <w:footnoteRef/>
+      </w:r>
+      <w:r>
+        <w:rPr>
+          <w:rFonts w:ascii="Arial Narrow" w:hAnsi="Arial Narrow" w:cs="Arial"/>
+          <w:sz w:val="16"/>
+          <w:szCs w:val="16"/>
+        </w:rPr>
+        <w:tab/>
+      </w:r>
+      <w:r>
+        <w:rPr>
+          <w:rFonts w:ascii="Arial Narrow" w:hAnsi="Arial Narrow" w:cs="Arial"/>
+          <w:b/>
+          <w:bCs/>
+          <w:sz w:val="16"/>
+          <w:szCs w:val="16"/>
+        </w:rPr>
+        <w:t xml:space="preserve">DECRETO LEGISLATIVO 807, LEY SOBRE FACULTADES, NORMAS Y ORGANIZACIÓN DEL INDECOPI, publicado el 18 de abril de 1996</w:t>
+      </w:r>
+    </w:p>
+    <w:p>
+      <w:pPr>
+        <w:pStyle w:val="Textonotapie"/>
+        <w:ind w:left="567" w:hanging="567"/>
+        <w:jc w:val="both"/>
+      </w:pPr>
+      <w:r>
+        <w:rPr>
+          <w:rFonts w:ascii="Arial Narrow" w:hAnsi="Arial Narrow" w:cs="Arial"/>
+          <w:sz w:val="16"/>
+          <w:szCs w:val="16"/>
+        </w:rPr>
+        <w:tab/>
+      </w:r>
+      <w:r>
+        <w:rPr>
+          <w:rFonts w:ascii="Arial Narrow" w:hAnsi="Arial Narrow" w:cs="Arial"/>
+          <w:b/>
+          <w:bCs/>
+          <w:sz w:val="16"/>
+          <w:szCs w:val="16"/>
+        </w:rPr>
+        <w:t xml:space="preserve">Artículo 26.-</w:t>
+      </w:r>
+      <w:r>
+        <w:rPr>
+          <w:rFonts w:ascii="Arial Narrow" w:hAnsi="Arial Narrow" w:cs="Arial"/>
+          <w:sz w:val="16"/>
+          <w:szCs w:val="16"/>
+        </w:rPr>
+        <w:t xml:space="preserve"> Una vez admitida a trámite la denuncia, se correrá traslado de la misma al denunciado, a fin de que éste presente su descargo. El plazo para la presentación del descargo será de cinco (5) días contados desde la notificación, vencido el cual, el Secretario Técnico declarará en rebeldía al denunciado que no lo hubiera presentado.</w:t>
+      </w:r>
+    </w:p>
+  </w:footnote>
+  <w:footnote w:id="17">
+    <w:p>
+      <w:pPr>
+        <w:pStyle w:val="Textonotapie"/>
+        <w:ind w:left="567" w:hanging="567"/>
+        <w:jc w:val="both"/>
+      </w:pPr>
+      <w:r>
+        <w:rPr>
+          <w:rStyle w:val="Refdenotaalpie"/>
+          <w:rFonts w:ascii="Arial Narrow" w:hAnsi="Arial Narrow" w:cs="Arial"/>
+          <w:sz w:val="16"/>
+          <w:szCs w:val="16"/>
+          <w:vertAlign w:val="superscript"/>
+        </w:rPr>
+        <w:footnoteRef/>
+      </w:r>
+      <w:r>
+        <w:rPr>
+          <w:rFonts w:ascii="Arial Narrow" w:hAnsi="Arial Narrow" w:cs="Arial"/>
+          <w:sz w:val="16"/>
+          <w:szCs w:val="16"/>
+        </w:rPr>
+        <w:tab/>
+      </w:r>
+      <w:r>
+        <w:rPr>
+          <w:rFonts w:ascii="Arial Narrow" w:hAnsi="Arial Narrow" w:cs="Arial"/>
+          <w:b/>
+          <w:bCs/>
+          <w:sz w:val="16"/>
+          <w:szCs w:val="16"/>
+        </w:rPr>
+        <w:t xml:space="preserve">DECRETO SUPREMO 006-2026-JUS, TEXTO ÚNICO ORDENADO DE LA LEY 27444, LEY DEL PROCEDIMIENTO ADMINISTRATIVO GENERAL, publicado el 30 de abril de 2026</w:t>
+      </w:r>
+    </w:p>
+    <w:p>
+      <w:pPr>
+        <w:pStyle w:val="Textonotapie"/>
+        <w:ind w:left="567" w:hanging="567"/>
+        <w:jc w:val="both"/>
+      </w:pPr>
+      <w:r>
+        <w:rPr>
+          <w:rFonts w:ascii="Arial Narrow" w:hAnsi="Arial Narrow" w:cs="Arial"/>
+          <w:sz w:val="16"/>
+          <w:szCs w:val="16"/>
+        </w:rPr>
+        <w:tab/>
+      </w:r>
+      <w:r>
+        <w:rPr>
+          <w:rFonts w:ascii="Arial Narrow" w:hAnsi="Arial Narrow" w:cs="Arial"/>
+          <w:b/>
+          <w:bCs/>
+          <w:sz w:val="16"/>
+          <w:szCs w:val="16"/>
+        </w:rPr>
+        <w:t xml:space="preserve">Artículo 223.- Contestación de la reclamación</w:t>
+      </w:r>
+    </w:p>
+    <w:p>
+      <w:pPr>
+        <w:pStyle w:val="Textonotapie"/>
+        <w:ind w:left="567" w:hanging="567"/>
+        <w:jc w:val="both"/>
+      </w:pPr>
+      <w:r>
+        <w:rPr>
+          <w:rFonts w:ascii="Arial Narrow" w:hAnsi="Arial Narrow" w:cs="Arial"/>
+          <w:sz w:val="16"/>
+          <w:szCs w:val="16"/>
+        </w:rPr>
+        <w:tab/>
+      </w:r>
+      <w:r>
+        <w:rPr>
+          <w:rFonts w:ascii="Arial Narrow" w:hAnsi="Arial Narrow" w:cs="Arial"/>
+          <w:sz w:val="16"/>
+          <w:szCs w:val="16"/>
+        </w:rPr>
+        <w:t xml:space="preserve">223.1 El reclamado deberá presentar la contestación de la reclamación dentro de los quince (15) días posteriores a la notificación de ésta; vencido este plazo, la Administración declarará en rebeldía al reclamado que no la hubiera presentado. La contestación deberá contener los requisitos de los escritos previstos en el artículo 113 de la presente Ley, así como la absolución de todos los asuntos controvertidos de hecho y de derecho, Las alegaciones y los hechos relevantes de la reclamación, salvo que hayan sido específicamente negadas en la contestación, se tendrán por aceptadas o merituadas como ciertas.</w:t>
+      </w:r>
+    </w:p>
+  </w:footnote>
   <w:footnote w:id="11">
     <w:p>
       <w:pPr>
@@ -11128,7 +11303,7 @@
 </file>
 
 <file path=word/header1.xml><?xml version="1.0" encoding="utf-8"?>
-<w:hdr xmlns:wpc="http://schemas.microsoft.com/office/word/2010/wordprocessingCanvas" xmlns:cx="http://schemas.microsoft.com/office/drawing/2014/chartex" xmlns:cx1="http://schemas.microsoft.com/office/drawing/2015/9/8/chartex" xmlns:cx2="http://schemas.microsoft.com/office/drawing/2015/10/21/chartex" xmlns:cx3="http://schemas.microsoft.com/office/drawing/2016/5/9/chartex" xmlns:cx4="http://schemas.microsoft.com/office/drawing/2016/5/10/chartex" xmlns:cx5="http://schemas.microsoft.com/office/drawing/2016/5/11/chartex" xmlns:cx6="http://schemas.microsoft.com/office/drawing/2016/5/12/chartex" xmlns:cx7="http://schemas.microsoft.com/office/drawing/2016/5/13/chartex" xmlns:cx8="http://schemas.microsoft.com/office/drawing/2016/5/14/chartex" xmlns:mc="http://schemas.openxmlformats.org/markup-compatibility/2006" xmlns:aink="http://schemas.microsoft.com/office/drawing/2016/ink" xmlns:am3d="http://schemas.microsoft.com/office/drawing/2017/model3d" xmlns:o="urn:schemas-microsoft-com:office:office" xmlns:oel="http://schemas.microsoft.com/office/2019/extlst" xmlns:r="http://schemas.openxmlformats.org/officeDocument/2006/relationships" xmlns:m="http://schemas.openxmlformats.org/officeDocument/2006/math" xmlns:v="urn:schemas-microsoft-com:vml" xmlns:wp14="http://schemas.microsoft.com/office/word/2010/wordprocessingDrawing" xmlns:wp="http://schemas.openxmlformats.org/drawingml/2006/wordprocessingDrawing" xmlns:w10="urn:schemas-microsoft-com:office:word" xmlns:w="http://schemas.openxmlformats.org/wordprocessingml/2006/main" xmlns:w14="http://schemas.microsoft.com/office/word/2010/wordml" xmlns:w15="http://schemas.microsoft.com/office/word/2012/wordml" xmlns:w16cex="http://schemas.microsoft.com/office/word/2018/wordml/cex" xmlns:w16cid="http://schemas.microsoft.com/office/word/2016/wordml/cid" xmlns:w16="http://schemas.microsoft.com/office/word/2018/wordml" xmlns:w16du="http://schemas.microsoft.com/office/word/2023/wordml/word16du" xmlns:w16sdtdh="http://schemas.microsoft.com/office/word/2020/wordml/sdtdatahash" xmlns:w16sdtfl="http://schemas.microsoft.com/office/word/2024/wordml/sdtformatlock" xmlns:w16se="http://schemas.microsoft.com/office/word/2015/wordml/symex" xmlns:wpg="http://schemas.microsoft.com/office/word/2010/wordprocessingGroup" xmlns:wpi="http://schemas.microsoft.com/office/word/2010/wordprocessingInk" xmlns:wne="http://schemas.microsoft.com/office/word/2006/wordml" xmlns:wps="http://schemas.microsoft.com/office/word/2010/wordprocessingShape" mc:Ignorable="w14 w15 w16se w16cid w16 w16cex w16sdtdh w16sdtfl w16du wp14">
+<w:hdr xmlns:a="http://schemas.openxmlformats.org/drawingml/2006/main" xmlns:a14="http://schemas.microsoft.com/office/drawing/2010/main" xmlns:mc="http://schemas.openxmlformats.org/markup-compatibility/2006" xmlns:pic="http://schemas.openxmlformats.org/drawingml/2006/picture" xmlns:r="http://schemas.openxmlformats.org/officeDocument/2006/relationships" xmlns:w="http://schemas.openxmlformats.org/wordprocessingml/2006/main" xmlns:w14="http://schemas.microsoft.com/office/word/2010/wordml" xmlns:w15="http://schemas.microsoft.com/office/word/2012/wordml" xmlns:w16="http://schemas.microsoft.com/office/word/2018/wordml" xmlns:w16cex="http://schemas.microsoft.com/office/word/2018/wordml/cex" xmlns:w16cid="http://schemas.microsoft.com/office/word/2016/wordml/cid" xmlns:w16du="http://schemas.microsoft.com/office/word/2023/wordml/word16du" xmlns:w16sdtdh="http://schemas.microsoft.com/office/word/2020/wordml/sdtdatahash" xmlns:w16se="http://schemas.microsoft.com/office/word/2015/wordml/symex" xmlns:wp="http://schemas.openxmlformats.org/drawingml/2006/wordprocessingDrawing" xmlns:wp14="http://schemas.microsoft.com/office/word/2010/wordprocessingDrawing" mc:Ignorable="w14 w15 w16se w16cid w16 w16cex w16sdtdh w16du wp14">
   <w:tbl>
     <w:tblPr>
       <w:tblW w:w="8645" w:type="dxa"/>

--- a/plantillas_maestras/01_seguro_vehicular/negativa_cobertura/2_o_mas_ddos_varios/varon/TPL_0059_2026_SEGURO_VEHICULAR_NEGATIVA_COBERTURA_ASEGURADORA_VARON_R2.docx
+++ b/plantillas_maestras/01_seguro_vehicular/negativa_cobertura/2_o_mas_ddos_varios/varon/TPL_0059_2026_SEGURO_VEHICULAR_NEGATIVA_COBERTURA_ASEGURADORA_VARON_R2.docx
@@ -710,133 +710,7 @@
           <w:lang w:val="es-ES" w:eastAsia="es-ES"/>
           <w14:ligatures w14:val="none"/>
         </w:rPr>
-        <w:t xml:space="preserve">Mediante la denuncia del 8 de enero de 2026, complementado con el escrito del 16 de enero de 2026, subsanada mediante escrito del 5 de febrero de 2026, el señor [APELLIDO] denunció a Rímac, al señor [APELLIDO] y al señor [APELLIDO] por presuntas infracciones a la Ley 29571, Código de Protección y Defensa del Consumidor (en adelante, Código), señalando lo siguiente:</w:t>
-      </w:r>
-      <w:r>
-        <w:rPr>
-          <w:rFonts w:ascii="Arial Narrow" w:eastAsia="Arial Narrow" w:hAnsi="Arial Narrow" w:cs="Arial Narrow"/>
-          <w:color w:val="000000"/>
-          <w:kern w:val="0"/>
-          <w:sz w:val="22"/>
-          <w:szCs w:val="22"/>
-          <w:lang w:val="es-ES" w:eastAsia="es-ES"/>
-          <w14:ligatures w14:val="none"/>
-        </w:rPr>
-        <w:t/>
-      </w:r>
-      <w:r>
-        <w:rPr>
-          <w:rFonts w:ascii="Arial Narrow" w:eastAsia="Arial Narrow" w:hAnsi="Arial Narrow" w:cs="Arial Narrow"/>
-          <w:color w:val="000000"/>
-          <w:kern w:val="0"/>
-          <w:sz w:val="22"/>
-          <w:szCs w:val="22"/>
-          <w:lang w:val="es-ES" w:eastAsia="es-ES"/>
-          <w14:ligatures w14:val="none"/>
-        </w:rPr>
-        <w:t xml:space="preserve"/>
-      </w:r>
-      <w:r>
-        <w:rPr>
-          <w:rFonts w:ascii="Arial Narrow" w:eastAsia="Arial Narrow" w:hAnsi="Arial Narrow" w:cs="Arial Narrow"/>
-          <w:color w:val="000000"/>
-          <w:kern w:val="0"/>
-          <w:sz w:val="22"/>
-          <w:szCs w:val="22"/>
-          <w:lang w:val="es-ES" w:eastAsia="es-ES"/>
-          <w14:ligatures w14:val="none"/>
-        </w:rPr>
-        <w:t/>
-      </w:r>
-      <w:r>
-        <w:rPr>
-          <w:rFonts w:ascii="Arial Narrow" w:eastAsia="Arial Narrow" w:hAnsi="Arial Narrow" w:cs="Arial Narrow"/>
-          <w:kern w:val="0"/>
-          <w14:ligatures w14:val="none"/>
-          <w:sz w:val="22"/>
-          <w:szCs w:val="22"/>
-        </w:rPr>
-        <w:t xml:space="preserve"/>
-      </w:r>
-      <w:r>
-        <w:rPr>
-          <w:rFonts w:ascii="Arial Narrow" w:eastAsia="Arial Narrow" w:hAnsi="Arial Narrow" w:cs="Arial Narrow"/>
-          <w:kern w:val="0"/>
-          <w14:ligatures w14:val="none"/>
-          <w:sz w:val="22"/>
-          <w:szCs w:val="22"/>
-        </w:rPr>
-        <w:t xml:space="preserve"/>
-      </w:r>
-      <w:r>
-        <w:rPr>
-          <w:rFonts w:ascii="Arial Narrow" w:eastAsia="Arial Narrow" w:hAnsi="Arial Narrow" w:cs="Arial Narrow"/>
-          <w:kern w:val="0"/>
-          <w14:ligatures w14:val="none"/>
-          <w:sz w:val="22"/>
-          <w:szCs w:val="22"/>
-        </w:rPr>
-        <w:t/>
-      </w:r>
-      <w:r>
-        <w:rPr>
-          <w:rFonts w:ascii="Arial Narrow" w:eastAsia="Arial Narrow" w:hAnsi="Arial Narrow" w:cs="Arial Narrow"/>
-          <w:color w:val="000000"/>
-          <w:kern w:val="0"/>
-          <w:sz w:val="22"/>
-          <w:szCs w:val="22"/>
-          <w:lang w:val="es-ES" w:eastAsia="es-ES"/>
-          <w14:ligatures w14:val="none"/>
-        </w:rPr>
-        <w:t xml:space="preserve"/>
-      </w:r>
-      <w:r>
-        <w:rPr>
-          <w:rFonts w:ascii="Arial Narrow" w:eastAsia="Arial Narrow" w:hAnsi="Arial Narrow" w:cs="Arial Narrow"/>
-          <w:color w:val="000000"/>
-          <w:kern w:val="0"/>
-          <w:sz w:val="22"/>
-          <w:szCs w:val="22"/>
-          <w:lang w:val="es-ES" w:eastAsia="es-ES"/>
-          <w14:ligatures w14:val="none"/>
-        </w:rPr>
-        <w:t xml:space="preserve"/>
-      </w:r>
-      <w:r>
-        <w:rPr>
-          <w:rFonts w:ascii="Arial Narrow" w:eastAsia="Arial Narrow" w:hAnsi="Arial Narrow" w:cs="Arial Narrow"/>
-          <w:color w:val="000000"/>
-          <w:kern w:val="0"/>
-          <w:sz w:val="22"/>
-          <w:szCs w:val="22"/>
-          <w:lang w:val="es-ES" w:eastAsia="es-ES"/>
-          <w14:ligatures w14:val="none"/>
-        </w:rPr>
-        <w:t xml:space="preserve"/>
-      </w:r>
-      <w:r>
-        <w:rPr>
-          <w:rFonts w:ascii="Arial Narrow" w:eastAsia="Arial Narrow" w:hAnsi="Arial Narrow" w:cs="Arial Narrow"/>
-          <w:color w:val="000000"/>
-          <w:kern w:val="0"/>
-          <w:sz w:val="22"/>
-          <w:szCs w:val="22"/>
-          <w:lang w:val="es-ES" w:eastAsia="es-ES"/>
-          <w14:ligatures w14:val="none"/>
-        </w:rPr>
-        <w:t xml:space="preserve"/>
-      </w:r>
-      <w:r>
-        <w:rPr>
-          <w:rFonts w:ascii="Arial Narrow" w:eastAsia="Arial Narrow" w:hAnsi="Arial Narrow" w:cs="Arial Narrow"/>
-          <w:color w:val="000000"/>
-          <w:kern w:val="0"/>
-          <w:sz w:val="22"/>
-          <w:szCs w:val="22"/>
-          <w:lang w:val="es-ES" w:eastAsia="es-ES"/>
-          <w14:ligatures w14:val="none"/>
-        </w:rPr>
-        <w:t/>
+        <w:t xml:space="preserve">Mediante la denuncia del 8 de enero de 2026, complementado con el escrito del 16 de enero de 2026, subsanada mediante escrito del 5 de febrero de 2026, el señor [APELLIDO] denunció a Rímac, al señor [APELLIDO] y al señor [APELLIDO] por presuntas infracciones a la Ley 29571, Código de Protección y Defensa del Consumidor</w:t>
       </w:r>
       <w:r>
         <w:rPr>
@@ -851,6 +725,144 @@
           <w14:ligatures w14:val="none"/>
         </w:rPr>
         <w:footnoteReference w:id="1"/>
+      </w:r>
+      <w:r>
+        <w:rPr>
+          <w:rFonts w:ascii="Arial Narrow" w:eastAsia="Arial Narrow" w:hAnsi="Arial Narrow" w:cs="Arial Narrow"/>
+          <w:color w:val="000000"/>
+          <w:kern w:val="0"/>
+          <w:sz w:val="22"/>
+          <w:szCs w:val="22"/>
+          <w:lang w:val="es-ES" w:eastAsia="es-ES"/>
+          <w14:ligatures w14:val="none"/>
+        </w:rPr>
+        <w:t xml:space="preserve"> (en adelante, Código), señalando lo siguiente:</w:t>
+      </w:r>
+      <w:r>
+        <w:rPr>
+          <w:rFonts w:ascii="Arial Narrow" w:eastAsia="Arial Narrow" w:hAnsi="Arial Narrow" w:cs="Arial Narrow"/>
+          <w:color w:val="000000"/>
+          <w:kern w:val="0"/>
+          <w:sz w:val="22"/>
+          <w:szCs w:val="22"/>
+          <w:lang w:val="es-ES" w:eastAsia="es-ES"/>
+          <w14:ligatures w14:val="none"/>
+        </w:rPr>
+        <w:t/>
+      </w:r>
+      <w:r>
+        <w:rPr>
+          <w:rFonts w:ascii="Arial Narrow" w:eastAsia="Arial Narrow" w:hAnsi="Arial Narrow" w:cs="Arial Narrow"/>
+          <w:color w:val="000000"/>
+          <w:kern w:val="0"/>
+          <w:sz w:val="22"/>
+          <w:szCs w:val="22"/>
+          <w:lang w:val="es-ES" w:eastAsia="es-ES"/>
+          <w14:ligatures w14:val="none"/>
+        </w:rPr>
+        <w:t xml:space="preserve"/>
+      </w:r>
+      <w:r>
+        <w:rPr>
+          <w:rFonts w:ascii="Arial Narrow" w:eastAsia="Arial Narrow" w:hAnsi="Arial Narrow" w:cs="Arial Narrow"/>
+          <w:color w:val="000000"/>
+          <w:kern w:val="0"/>
+          <w:sz w:val="22"/>
+          <w:szCs w:val="22"/>
+          <w:lang w:val="es-ES" w:eastAsia="es-ES"/>
+          <w14:ligatures w14:val="none"/>
+        </w:rPr>
+        <w:t/>
+      </w:r>
+      <w:r>
+        <w:rPr>
+          <w:rFonts w:ascii="Arial Narrow" w:eastAsia="Arial Narrow" w:hAnsi="Arial Narrow" w:cs="Arial Narrow"/>
+          <w:kern w:val="0"/>
+          <w14:ligatures w14:val="none"/>
+          <w:sz w:val="22"/>
+          <w:szCs w:val="22"/>
+        </w:rPr>
+        <w:t xml:space="preserve"/>
+      </w:r>
+      <w:r>
+        <w:rPr>
+          <w:rFonts w:ascii="Arial Narrow" w:eastAsia="Arial Narrow" w:hAnsi="Arial Narrow" w:cs="Arial Narrow"/>
+          <w:kern w:val="0"/>
+          <w14:ligatures w14:val="none"/>
+          <w:sz w:val="22"/>
+          <w:szCs w:val="22"/>
+        </w:rPr>
+        <w:t xml:space="preserve"/>
+      </w:r>
+      <w:r>
+        <w:rPr>
+          <w:rFonts w:ascii="Arial Narrow" w:eastAsia="Arial Narrow" w:hAnsi="Arial Narrow" w:cs="Arial Narrow"/>
+          <w:kern w:val="0"/>
+          <w14:ligatures w14:val="none"/>
+          <w:sz w:val="22"/>
+          <w:szCs w:val="22"/>
+        </w:rPr>
+        <w:t/>
+      </w:r>
+      <w:r>
+        <w:rPr>
+          <w:rFonts w:ascii="Arial Narrow" w:eastAsia="Arial Narrow" w:hAnsi="Arial Narrow" w:cs="Arial Narrow"/>
+          <w:color w:val="000000"/>
+          <w:kern w:val="0"/>
+          <w:sz w:val="22"/>
+          <w:szCs w:val="22"/>
+          <w:lang w:val="es-ES" w:eastAsia="es-ES"/>
+          <w14:ligatures w14:val="none"/>
+        </w:rPr>
+        <w:t xml:space="preserve"/>
+      </w:r>
+      <w:r>
+        <w:rPr>
+          <w:rFonts w:ascii="Arial Narrow" w:eastAsia="Arial Narrow" w:hAnsi="Arial Narrow" w:cs="Arial Narrow"/>
+          <w:color w:val="000000"/>
+          <w:kern w:val="0"/>
+          <w:sz w:val="22"/>
+          <w:szCs w:val="22"/>
+          <w:lang w:val="es-ES" w:eastAsia="es-ES"/>
+          <w14:ligatures w14:val="none"/>
+        </w:rPr>
+        <w:t xml:space="preserve"/>
+      </w:r>
+      <w:r>
+        <w:rPr>
+          <w:rFonts w:ascii="Arial Narrow" w:eastAsia="Arial Narrow" w:hAnsi="Arial Narrow" w:cs="Arial Narrow"/>
+          <w:color w:val="000000"/>
+          <w:kern w:val="0"/>
+          <w:sz w:val="22"/>
+          <w:szCs w:val="22"/>
+          <w:lang w:val="es-ES" w:eastAsia="es-ES"/>
+          <w14:ligatures w14:val="none"/>
+        </w:rPr>
+        <w:t xml:space="preserve"/>
+      </w:r>
+      <w:r>
+        <w:rPr>
+          <w:rFonts w:ascii="Arial Narrow" w:eastAsia="Arial Narrow" w:hAnsi="Arial Narrow" w:cs="Arial Narrow"/>
+          <w:color w:val="000000"/>
+          <w:kern w:val="0"/>
+          <w:sz w:val="22"/>
+          <w:szCs w:val="22"/>
+          <w:lang w:val="es-ES" w:eastAsia="es-ES"/>
+          <w14:ligatures w14:val="none"/>
+        </w:rPr>
+        <w:t xml:space="preserve"/>
+      </w:r>
+      <w:r>
+        <w:rPr>
+          <w:rFonts w:ascii="Arial Narrow" w:eastAsia="Arial Narrow" w:hAnsi="Arial Narrow" w:cs="Arial Narrow"/>
+          <w:color w:val="000000"/>
+          <w:kern w:val="0"/>
+          <w:sz w:val="22"/>
+          <w:szCs w:val="22"/>
+          <w:lang w:val="es-ES" w:eastAsia="es-ES"/>
+          <w14:ligatures w14:val="none"/>
+        </w:rPr>
+        <w:t/>
       </w:r>
       <w:r>
         <w:rPr>
@@ -4633,7 +4645,19 @@
           <w:lang w:eastAsia="es-PE"/>
           <w14:ligatures w14:val="none"/>
         </w:rPr>
-        <w:t xml:space="preserve">PRIMERO: admitir a trámite la denuncia del 8 de enero de 2026, complementado con el escrito del 16 de enero de 2026, subsanada mediante escrito del 5 de febrero de 2026, interpuesta por el señor [DENUNCIANTE] contra Rímac Seguros y Reaseguros S.A., el señor [APELLIDO] y el señor [APELLIDO] Martínez, por lo siguiente:</w:t>
+        <w:t xml:space="preserve">PRIMERO:</w:t>
+      </w:r>
+      <w:r>
+        <w:rPr>
+          <w:rFonts w:ascii="Arial Narrow" w:eastAsia="Arial Narrow" w:hAnsi="Arial Narrow" w:cs="Arial Narrow"/>
+          <w:color w:val="000000"/>
+          <w:kern w:val="0"/>
+          <w:sz w:val="22"/>
+          <w:szCs w:val="22"/>
+          <w:lang w:eastAsia="es-PE"/>
+          <w14:ligatures w14:val="none"/>
+        </w:rPr>
+        <w:t xml:space="preserve"> admitir a trámite la denuncia del 8 de enero de 2026, complementado con el escrito del 16 de enero de 2026, subsanada mediante escrito del 5 de febrero de 2026, interpuesta por el señor [DENUNCIANTE] contra Rímac Seguros y Reaseguros S.A., el señor [APELLIDO] y el señor [APELLIDO] Martínez, por lo siguiente:</w:t>
       </w:r>
       <w:r>
         <w:rPr>
@@ -4688,7 +4712,6 @@
       <w:r>
         <w:rPr>
           <w:rFonts w:ascii="Arial Narrow" w:eastAsia="Arial Narrow" w:hAnsi="Arial Narrow" w:cs="Arial Narrow"/>
-          <w:bCs/>
           <w:spacing w:val="-3"/>
           <w:kern w:val="0"/>
           <w14:ligatures w14:val="none"/>
@@ -4726,7 +4749,6 @@
       <w:r>
         <w:rPr>
           <w:rFonts w:ascii="Arial Narrow" w:eastAsia="Arial Narrow" w:hAnsi="Arial Narrow" w:cs="Arial Narrow"/>
-          <w:bCs/>
           <w:sz w:val="22"/>
           <w:szCs w:val="22"/>
         </w:rPr>
@@ -6162,7 +6184,19 @@
           <w:lang w:eastAsia="es-PE"/>
           <w14:ligatures w14:val="none"/>
         </w:rPr>
-        <w:t xml:space="preserve">TERCERO: </w:t>
+        <w:t xml:space="preserve">TERCERO:</w:t>
+      </w:r>
+      <w:r>
+        <w:rPr>
+          <w:rFonts w:ascii="Arial Narrow" w:eastAsia="Arial Narrow" w:hAnsi="Arial Narrow" w:cs="Arial Narrow"/>
+          <w:color w:val="000000"/>
+          <w:kern w:val="0"/>
+          <w:sz w:val="22"/>
+          <w:szCs w:val="22"/>
+          <w:lang w:eastAsia="es-PE"/>
+          <w14:ligatures w14:val="none"/>
+        </w:rPr>
+        <w:t xml:space="preserve"> </w:t>
       </w:r>
       <w:r>
         <w:rPr>
@@ -6576,7 +6610,15 @@
           <w:sz w:val="22"/>
           <w:szCs w:val="22"/>
         </w:rPr>
-        <w:t xml:space="preserve">CUARTO: </w:t>
+        <w:t xml:space="preserve">CUARTO:</w:t>
+      </w:r>
+      <w:r>
+        <w:rPr>
+          <w:rFonts w:ascii="Arial Narrow" w:eastAsia="Arial Narrow" w:hAnsi="Arial Narrow" w:cs="Arial Narrow"/>
+          <w:sz w:val="22"/>
+          <w:szCs w:val="22"/>
+        </w:rPr>
+        <w:t xml:space="preserve"> </w:t>
       </w:r>
       <w:r>
         <w:rPr>
@@ -6598,7 +6640,7 @@
           <w:lang w:val="es-ES" w:eastAsia="es-ES"/>
           <w14:ligatures w14:val="none"/>
         </w:rPr>
-        <w:footnoteReference w:id="16"/>
+        <w:footnoteReference w:id="11"/>
       </w:r>
       <w:r>
         <w:rPr>
@@ -6620,7 +6662,7 @@
           <w:lang w:val="es-ES" w:eastAsia="es-ES"/>
           <w14:ligatures w14:val="none"/>
         </w:rPr>
-        <w:footnoteReference w:id="17"/>
+        <w:footnoteReference w:id="12"/>
       </w:r>
       <w:r>
         <w:rPr>
@@ -6673,7 +6715,19 @@
           <w:lang w:eastAsia="es-PE"/>
           <w14:ligatures w14:val="none"/>
         </w:rPr>
-        <w:t xml:space="preserve">QUINTO: </w:t>
+        <w:t xml:space="preserve">QUINTO:</w:t>
+      </w:r>
+      <w:r>
+        <w:rPr>
+          <w:rFonts w:ascii="Arial Narrow" w:eastAsia="Arial Narrow" w:hAnsi="Arial Narrow" w:cs="Arial Narrow"/>
+          <w:color w:val="000000"/>
+          <w:kern w:val="0"/>
+          <w:sz w:val="22"/>
+          <w:szCs w:val="22"/>
+          <w:lang w:eastAsia="es-PE"/>
+          <w14:ligatures w14:val="none"/>
+        </w:rPr>
+        <w:t xml:space="preserve"> </w:t>
       </w:r>
       <w:bookmarkStart w:id="11" w:name="_Hlk188286813"/>
       <w:r>
@@ -7057,7 +7111,15 @@
           <w:sz w:val="22"/>
           <w:szCs w:val="22"/>
         </w:rPr>
-        <w:t xml:space="preserve">SEXTO: Informar a Rímac Seguros y Reaseguros S.A., al señor [APELLIDO] y al señor [APELLIDO] Martínez que pueden acceder al documento de video presentado por el señor [DENUNCIANTE], el cual se encontraba contenido en el CD adjuntado en su escrito del 16 de enero de 2026, a través del siguiente link: https://indecopi-my.sharepoint.com/:f:/g/personal/apoyocc1e_indecopi_gob_pe/IgCUUHMaix1USJAPX1oYrACdAWX5I9FkpxUPAGmvDhS_aKI?e=Kr4mSn, cuyo acceso tiene vigencia hasta el 26 de marzo de 2026; dejándose a salvo su derecho de solicitar una nueva habilitación del link después de vencido el plazo señalado.</w:t>
+        <w:t xml:space="preserve">SEXTO:</w:t>
+      </w:r>
+      <w:r>
+        <w:rPr>
+          <w:rFonts w:ascii="Arial Narrow" w:eastAsia="Arial Narrow" w:hAnsi="Arial Narrow" w:cs="Arial Narrow"/>
+          <w:sz w:val="22"/>
+          <w:szCs w:val="22"/>
+        </w:rPr>
+        <w:t xml:space="preserve"> Informar a Rímac Seguros y Reaseguros S.A., al señor [APELLIDO] y al señor [APELLIDO] Martínez que pueden acceder al documento de video presentado por el señor [DENUNCIANTE], el cual se encontraba contenido en el CD adjuntado en su escrito del 16 de enero de 2026, a través del siguiente link: https://indecopi-my.sharepoint.com/:f:/g/personal/apoyocc1e_indecopi_gob_pe/IgCUUHMaix1USJAPX1oYrACdAWX5I9FkpxUPAGmvDhS_aKI?e=Kr4mSn, cuyo acceso tiene vigencia hasta el 26 de marzo de 2026; dejándose a salvo su derecho de solicitar una nueva habilitación del link después de vencido el plazo señalado.</w:t>
       </w:r>
       <w:r>
         <w:rPr>
@@ -7099,7 +7161,6 @@
       <w:r>
         <w:rPr>
           <w:rFonts w:ascii="Arial Narrow" w:eastAsia="Arial Narrow" w:hAnsi="Arial Narrow" w:cs="Arial Narrow"/>
-          <w:bCs/>
           <w:sz w:val="22"/>
           <w:szCs w:val="22"/>
         </w:rPr>
@@ -7169,7 +7230,6 @@
       <w:r>
         <w:rPr>
           <w:rFonts w:ascii="Arial Narrow" w:eastAsia="Arial Narrow" w:hAnsi="Arial Narrow" w:cs="Arial Narrow"/>
-          <w:bCs/>
           <w:spacing w:val="-3"/>
           <w:kern w:val="0"/>
           <w14:ligatures w14:val="none"/>
@@ -7181,7 +7241,6 @@
       <w:r>
         <w:rPr>
           <w:rFonts w:ascii="Arial Narrow" w:eastAsia="Arial Narrow" w:hAnsi="Arial Narrow" w:cs="Arial Narrow"/>
-          <w:bCs/>
           <w:spacing w:val="-3"/>
           <w:kern w:val="0"/>
           <w14:ligatures w14:val="none"/>
@@ -7355,16 +7414,14 @@
           <w:rFonts w:ascii="Arial Narrow" w:eastAsia="Arial Narrow" w:hAnsi="Arial Narrow" w:cs="Arial Narrow"/>
           <w:sz w:val="22"/>
           <w:szCs w:val="22"/>
-          <w:u w:val="single"/>
-        </w:rPr>
-        <w:t/>
-      </w:r>
-      <w:r>
-        <w:rPr>
-          <w:rFonts w:ascii="Arial Narrow" w:eastAsia="Arial Narrow" w:hAnsi="Arial Narrow" w:cs="Arial Narrow"/>
-          <w:sz w:val="22"/>
-          <w:szCs w:val="22"/>
-          <w:u w:val="single"/>
+        </w:rPr>
+        <w:t/>
+      </w:r>
+      <w:r>
+        <w:rPr>
+          <w:rFonts w:ascii="Arial Narrow" w:eastAsia="Arial Narrow" w:hAnsi="Arial Narrow" w:cs="Arial Narrow"/>
+          <w:sz w:val="22"/>
+          <w:szCs w:val="22"/>
         </w:rPr>
         <w:t xml:space="preserve"/>
       </w:r>
@@ -7484,7 +7541,7 @@
           <w:lang w:eastAsia="es-PE"/>
           <w14:ligatures w14:val="none"/>
         </w:rPr>
-        <w:footnoteReference w:id="11"/>
+        <w:footnoteReference w:id="13"/>
       </w:r>
       <w:r>
         <w:rPr>
@@ -7582,7 +7639,7 @@
           <w:lang w:eastAsia="es-PE"/>
           <w14:ligatures w14:val="none"/>
         </w:rPr>
-        <w:footnoteReference w:id="12"/>
+        <w:footnoteReference w:id="14"/>
       </w:r>
       <w:r>
         <w:rPr>
@@ -7646,7 +7703,7 @@
           <w:lang w:eastAsia="es-PE"/>
           <w14:ligatures w14:val="none"/>
         </w:rPr>
-        <w:footnoteReference w:id="13"/>
+        <w:footnoteReference w:id="15"/>
       </w:r>
       <w:r>
         <w:rPr>
@@ -7899,7 +7956,7 @@
           <w:vertAlign w:val="superscript"/>
           <w14:ligatures w14:val="none"/>
         </w:rPr>
-        <w:footnoteReference w:id="14"/>
+        <w:footnoteReference w:id="16"/>
       </w:r>
       <w:r>
         <w:rPr>
@@ -7917,7 +7974,6 @@
           <w:kern w:val="0"/>
           <w:sz w:val="22"/>
           <w:szCs w:val="22"/>
-          <w:u w:val="single"/>
           <w14:ligatures w14:val="none"/>
         </w:rPr>
         <w:t>expresamente su facultad para asistir y conciliar en su representación</w:t>
@@ -7925,7 +7981,6 @@
       <w:r>
         <w:rPr>
           <w:rFonts w:ascii="Arial Narrow" w:eastAsia="Arial Narrow" w:hAnsi="Arial Narrow" w:cs="Arial Narrow"/>
-          <w:bCs/>
           <w:kern w:val="0"/>
           <w14:ligatures w14:val="none"/>
           <w:sz w:val="22"/>
@@ -7936,8 +7991,6 @@
       <w:r>
         <w:rPr>
           <w:rFonts w:ascii="Arial Narrow" w:eastAsia="Arial Narrow" w:hAnsi="Arial Narrow" w:cs="Arial Narrow"/>
-          <w:b/>
-          <w:bCs/>
           <w:kern w:val="0"/>
           <w14:ligatures w14:val="none"/>
           <w:sz w:val="22"/>
@@ -7951,7 +8004,6 @@
           <w:kern w:val="0"/>
           <w:sz w:val="22"/>
           <w:szCs w:val="22"/>
-          <w:u w:val="single"/>
           <w14:ligatures w14:val="none"/>
         </w:rPr>
         <w:t xml:space="preserve">Ello bajo apercibimiento de no realizar la audiencia de conciliación y levantar el acta de inasistencia correspondiente. </w:t>
@@ -8077,15 +8129,23 @@
           <w:sz w:val="22"/>
           <w:szCs w:val="22"/>
         </w:rPr>
-        <w:t xml:space="preserve">DÉCIMO PRIMERO: </w:t>
-      </w:r>
-      <w:r>
-        <w:rPr>
-          <w:rFonts w:ascii="Arial Narrow" w:eastAsia="Arial Narrow" w:hAnsi="Arial Narrow" w:cs="Arial Narrow"/>
-          <w:sz w:val="22"/>
-          <w:szCs w:val="22"/>
-        </w:rPr>
-        <w:t xml:space="preserve">requerir al señor [DENUNCIANTE] y a Rímac Seguros y Reaseguros S.A., para que, dentro del plazo de dos (2) días hábiles siguientes a la fecha en que reciban la notificación en sus bandejas de correo electrónico, efectúen la confirmación de recepción de la notificación remitida por este despacho a sus correos electrónicos, de conformidad con el segundo párrafo del numeral 4 del artículo 20 del Texto Único Ordenado de la Ley del Procedimiento Administrativo General, aprobado mediante Decreto Supremo 006-2026-JUS, bajo apercibimiento de rehacer el acto de notificación y notificarle conforme al numeral 1 del artículo 20 del citado cuerpo normativo.</w:t>
+        <w:t xml:space="preserve">DÉCIMO PRIMERO:</w:t>
+      </w:r>
+      <w:r>
+        <w:rPr>
+          <w:rFonts w:ascii="Arial Narrow" w:eastAsia="Arial Narrow" w:hAnsi="Arial Narrow" w:cs="Arial Narrow"/>
+          <w:sz w:val="22"/>
+          <w:szCs w:val="22"/>
+        </w:rPr>
+        <w:t xml:space="preserve"> </w:t>
+      </w:r>
+      <w:r>
+        <w:rPr>
+          <w:rFonts w:ascii="Arial Narrow" w:eastAsia="Arial Narrow" w:hAnsi="Arial Narrow" w:cs="Arial Narrow"/>
+          <w:sz w:val="22"/>
+          <w:szCs w:val="22"/>
+        </w:rPr>
+        <w:t xml:space="preserve">requerir al señor [DENUNCIANTE] y a Rímac Seguros y Reaseguros S.A., para que, dentro del plazo de dos (2) días hábiles siguientes a la fecha en que reciban la notificación en sus bandejas de correo electrónico, efectúen la confirmación de recepción de la notificación remitida por este despacho a sus correos electrónicos, de conformidad con el segundo párrafo del numeral 4 del artículo 20 del Texto Único Ordenado de la Ley del Procedimiento Administrativo General, aprobado mediante Decreto Supremo 006-2026-JUS, bajo apercibimiento de rehacer el acto de notificación y notificarles conforme al numeral 1 del artículo 20 del citado cuerpo normativo.</w:t>
       </w:r>
       <w:r>
         <w:rPr>
@@ -8403,7 +8463,7 @@
           <w:szCs w:val="22"/>
           <w:vertAlign w:val="superscript"/>
         </w:rPr>
-        <w:footnoteReference w:id="15"/>
+        <w:footnoteReference w:id="17"/>
       </w:r>
       <w:r>
         <w:rPr>
@@ -8449,7 +8509,18 @@
           <w:sz w:val="22"/>
           <w:szCs w:val="22"/>
         </w:rPr>
-        <w:t xml:space="preserve">DÉCIMO TERCERO: </w:t>
+        <w:t xml:space="preserve">DÉCIMO TERCERO:</w:t>
+      </w:r>
+      <w:r>
+        <w:rPr>
+          <w:rFonts w:ascii="Arial Narrow" w:eastAsia="Arial Narrow" w:hAnsi="Arial Narrow" w:cs="Arial Narrow"/>
+          <w:spacing w:val="-3"/>
+          <w:kern w:val="0"/>
+          <w14:ligatures w14:val="none"/>
+          <w:sz w:val="22"/>
+          <w:szCs w:val="22"/>
+        </w:rPr>
+        <w:t xml:space="preserve"> </w:t>
       </w:r>
       <w:r>
         <w:rPr>
@@ -9036,6 +9107,9 @@
     <w:p>
       <w:pPr>
         <w:pStyle w:val="Textonotapie"/>
+        <w:tabs>
+          <w:tab w:val="left" w:pos="567"/>
+        </w:tabs>
         <w:ind w:left="567" w:hanging="567"/>
         <w:jc w:val="both"/>
         <w:rPr>
@@ -9060,7 +9134,8 @@
           <w:sz w:val="16"/>
           <w:szCs w:val="16"/>
         </w:rPr>
-        <w:t xml:space="preserve"> </w:t>
+        <w:tab/>
+        <w:t xml:space="preserve"/>
       </w:r>
       <w:r>
         <w:rPr>
@@ -9135,15 +9210,16 @@
           <w:sz w:val="16"/>
           <w:szCs w:val="16"/>
         </w:rPr>
-        <w:t xml:space="preserve"> </w:t>
-      </w:r>
-      <w:r>
-        <w:rPr>
-          <w:rFonts w:ascii="Arial Narrow" w:eastAsia="Arial Narrow" w:hAnsi="Arial Narrow" w:cs="Arial Narrow"/>
-          <w:sz w:val="16"/>
-          <w:szCs w:val="16"/>
-        </w:rPr>
         <w:tab/>
+        <w:t xml:space="preserve"/>
+      </w:r>
+      <w:r>
+        <w:rPr>
+          <w:rFonts w:ascii="Arial Narrow" w:eastAsia="Arial Narrow" w:hAnsi="Arial Narrow" w:cs="Arial Narrow"/>
+          <w:sz w:val="16"/>
+          <w:szCs w:val="16"/>
+        </w:rPr>
+        <w:tab/>
       </w:r>
       <w:r>
         <w:rPr>
@@ -9175,7 +9251,7 @@
           <w:sz w:val="16"/>
           <w:szCs w:val="16"/>
         </w:rPr>
-        <w:t xml:space="preserve"> 29571, CÓDIGO DE PROTECCIÓN Y DEFENSA DEL CONSUMIDOR, publicado el 2 de setiembre de 2010 y modificado por Decreto Legislativo </w:t>
+        <w:t xml:space="preserve">29571, CÓDIGO DE PROTECCIÓN Y DEFENSA DEL CONSUMIDOR, publicado el 2 de setiembre de 2010 y modificado por Decreto Legislativo </w:t>
       </w:r>
       <w:proofErr w:type="spellStart"/>
       <w:r>
@@ -9197,7 +9273,7 @@
           <w:sz w:val="16"/>
           <w:szCs w:val="16"/>
         </w:rPr>
-        <w:t xml:space="preserve"> 1308 </w:t>
+        <w:t xml:space="preserve">1308 </w:t>
       </w:r>
     </w:p>
     <w:p>
@@ -9267,7 +9343,7 @@
           <w:sz w:val="16"/>
           <w:szCs w:val="16"/>
         </w:rPr>
-        <w:t xml:space="preserve"> 1033, Ley de Organización y Funciones del Indecopi. Dicha competencia solo puede ser negada cuando ella haya sido asignada o se asigne a favor de otro organismo por norma expresa con rango de ley. </w:t>
+        <w:t xml:space="preserve">1033, Ley de Organización y Funciones del Indecopi. Dicha competencia solo puede ser negada cuando ella haya sido asignada o se asigne a favor de otro organismo por norma expresa con rango de ley. </w:t>
       </w:r>
     </w:p>
     <w:p>
@@ -9304,10 +9380,52 @@
         <w:jc w:val="both"/>
         <w:rPr>
           <w:rFonts w:ascii="Arial Narrow" w:eastAsia="Arial Narrow" w:hAnsi="Arial Narrow" w:cs="Arial Narrow"/>
-          <w:sz w:val="16"/>
-          <w:szCs w:val="16"/>
-        </w:rPr>
-      </w:pPr>
+          <w:b/>
+          <w:bCs/>
+          <w:sz w:val="16"/>
+          <w:szCs w:val="16"/>
+        </w:rPr>
+      </w:pPr>
+      <w:r>
+        <w:rPr>
+          <w:rFonts w:ascii="Arial Narrow" w:eastAsia="Arial Narrow" w:hAnsi="Arial Narrow" w:cs="Arial Narrow"/>
+          <w:sz w:val="16"/>
+          <w:szCs w:val="16"/>
+        </w:rPr>
+        <w:tab/>
+      </w:r>
+      <w:r>
+        <w:rPr>
+          <w:rFonts w:ascii="Arial Narrow" w:eastAsia="Arial Narrow" w:hAnsi="Arial Narrow" w:cs="Arial Narrow"/>
+          <w:b/>
+          <w:bCs/>
+          <w:sz w:val="16"/>
+          <w:szCs w:val="16"/>
+        </w:rPr>
+        <w:t xml:space="preserve">LEY DE ORGANIZACIÓN Y FUNCIONES DEL INDECOPI, APROBADA POR DECRETO LEGISLATIVO </w:t>
+      </w:r>
+      <w:proofErr w:type="spellStart"/>
+      <w:r>
+        <w:rPr>
+          <w:rFonts w:ascii="Arial Narrow" w:eastAsia="Arial Narrow" w:hAnsi="Arial Narrow" w:cs="Arial Narrow"/>
+          <w:b/>
+          <w:bCs/>
+          <w:sz w:val="16"/>
+          <w:szCs w:val="16"/>
+        </w:rPr>
+        <w:t/>
+      </w:r>
+      <w:proofErr w:type="spellEnd"/>
+      <w:r>
+        <w:rPr>
+          <w:rFonts w:ascii="Arial Narrow" w:eastAsia="Arial Narrow" w:hAnsi="Arial Narrow" w:cs="Arial Narrow"/>
+          <w:b/>
+          <w:bCs/>
+          <w:sz w:val="16"/>
+          <w:szCs w:val="16"/>
+        </w:rPr>
+        <w:t xml:space="preserve">1033 </w:t>
+      </w:r>
     </w:p>
     <w:p>
       <w:pPr>
@@ -9319,51 +9437,28 @@
         <w:jc w:val="both"/>
         <w:rPr>
           <w:rFonts w:ascii="Arial Narrow" w:eastAsia="Arial Narrow" w:hAnsi="Arial Narrow" w:cs="Arial Narrow"/>
+          <w:sz w:val="16"/>
+          <w:szCs w:val="16"/>
+        </w:rPr>
+      </w:pPr>
+      <w:r>
+        <w:rPr>
+          <w:rFonts w:ascii="Arial Narrow" w:eastAsia="Arial Narrow" w:hAnsi="Arial Narrow" w:cs="Arial Narrow"/>
           <w:b/>
           <w:bCs/>
           <w:sz w:val="16"/>
           <w:szCs w:val="16"/>
         </w:rPr>
-      </w:pPr>
-      <w:r>
-        <w:rPr>
-          <w:rFonts w:ascii="Arial Narrow" w:eastAsia="Arial Narrow" w:hAnsi="Arial Narrow" w:cs="Arial Narrow"/>
-          <w:sz w:val="16"/>
-          <w:szCs w:val="16"/>
-        </w:rPr>
         <w:tab/>
-      </w:r>
-      <w:r>
-        <w:rPr>
-          <w:rFonts w:ascii="Arial Narrow" w:eastAsia="Arial Narrow" w:hAnsi="Arial Narrow" w:cs="Arial Narrow"/>
-          <w:b/>
-          <w:bCs/>
-          <w:sz w:val="16"/>
-          <w:szCs w:val="16"/>
-        </w:rPr>
-        <w:t xml:space="preserve">LEY DE ORGANIZACIÓN Y FUNCIONES DEL INDECOPI, APROBADA POR DECRETO LEGISLATIVO </w:t>
-      </w:r>
-      <w:proofErr w:type="spellStart"/>
-      <w:r>
-        <w:rPr>
-          <w:rFonts w:ascii="Arial Narrow" w:eastAsia="Arial Narrow" w:hAnsi="Arial Narrow" w:cs="Arial Narrow"/>
-          <w:b/>
-          <w:bCs/>
-          <w:sz w:val="16"/>
-          <w:szCs w:val="16"/>
-        </w:rPr>
-        <w:t/>
-      </w:r>
-      <w:proofErr w:type="spellEnd"/>
-      <w:r>
-        <w:rPr>
-          <w:rFonts w:ascii="Arial Narrow" w:eastAsia="Arial Narrow" w:hAnsi="Arial Narrow" w:cs="Arial Narrow"/>
-          <w:b/>
-          <w:bCs/>
-          <w:sz w:val="16"/>
-          <w:szCs w:val="16"/>
-        </w:rPr>
-        <w:t xml:space="preserve"> 1033 </w:t>
+        <w:t>Artículo 27.-</w:t>
+      </w:r>
+      <w:r>
+        <w:rPr>
+          <w:rFonts w:ascii="Arial Narrow" w:eastAsia="Arial Narrow" w:hAnsi="Arial Narrow" w:cs="Arial Narrow"/>
+          <w:sz w:val="16"/>
+          <w:szCs w:val="16"/>
+        </w:rPr>
+        <w:t xml:space="preserve"> De la Comisión de Protección al Consumidor.- </w:t>
       </w:r>
     </w:p>
     <w:p>
@@ -9383,21 +9478,11 @@
       <w:r>
         <w:rPr>
           <w:rFonts w:ascii="Arial Narrow" w:eastAsia="Arial Narrow" w:hAnsi="Arial Narrow" w:cs="Arial Narrow"/>
-          <w:b/>
-          <w:bCs/>
           <w:sz w:val="16"/>
           <w:szCs w:val="16"/>
         </w:rPr>
         <w:tab/>
-        <w:t>Artículo 27.-</w:t>
-      </w:r>
-      <w:r>
-        <w:rPr>
-          <w:rFonts w:ascii="Arial Narrow" w:eastAsia="Arial Narrow" w:hAnsi="Arial Narrow" w:cs="Arial Narrow"/>
-          <w:sz w:val="16"/>
-          <w:szCs w:val="16"/>
-        </w:rPr>
-        <w:t xml:space="preserve"> De la Comisión de Protección al Consumidor.- </w:t>
+        <w:t>Corresponde a la Comisión de Protección al Consumidor velar por el cumplimiento de la Ley de Protección al Consumidor y de las leyes que, en general, protegen a los consumidores de la falta de idoneidad de los bienes y servicios en función de la información brindada, de las omisiones de información y de la discriminación en el consumo, así como de aquellas que complementen o sustituyan a las anteriores.</w:t>
       </w:r>
     </w:p>
     <w:p>
@@ -9410,20 +9495,15 @@
         <w:jc w:val="both"/>
         <w:rPr>
           <w:rFonts w:ascii="Arial Narrow" w:eastAsia="Arial Narrow" w:hAnsi="Arial Narrow" w:cs="Arial Narrow"/>
-          <w:sz w:val="16"/>
-          <w:szCs w:val="16"/>
-        </w:rPr>
-      </w:pPr>
-      <w:r>
-        <w:rPr>
-          <w:rFonts w:ascii="Arial Narrow" w:eastAsia="Arial Narrow" w:hAnsi="Arial Narrow" w:cs="Arial Narrow"/>
-          <w:sz w:val="16"/>
-          <w:szCs w:val="16"/>
-        </w:rPr>
-        <w:tab/>
-        <w:t>Corresponde a la Comisión de Protección al Consumidor velar por el cumplimiento de la Ley de Protección al Consumidor y de las leyes que, en general, protegen a los consumidores de la falta de idoneidad de los bienes y servicios en función de la información brindada, de las omisiones de información y de la discriminación en el consumo, así como de aquellas que complementen o sustituyan a las anteriores.</w:t>
-      </w:r>
-    </w:p>
+          <w:b/>
+          <w:bCs/>
+          <w:sz w:val="16"/>
+          <w:szCs w:val="16"/>
+        </w:rPr>
+      </w:pPr>
+    </w:p>
+  </w:footnote>
+  <w:footnote w:id="3">
     <w:p>
       <w:pPr>
         <w:pStyle w:val="Textonotapie"/>
@@ -9440,9 +9520,194 @@
           <w:szCs w:val="16"/>
         </w:rPr>
       </w:pPr>
-    </w:p>
-  </w:footnote>
-  <w:footnote w:id="3">
+      <w:r>
+        <w:rPr>
+          <w:rStyle w:val="Refdenotaalpie"/>
+          <w:rFonts w:ascii="Arial Narrow" w:eastAsia="Arial Narrow" w:hAnsi="Arial Narrow" w:cs="Arial Narrow"/>
+          <w:sz w:val="16"/>
+          <w:szCs w:val="16"/>
+          <w:vertAlign w:val="superscript"/>
+        </w:rPr>
+        <w:footnoteRef/>
+      </w:r>
+      <w:r>
+        <w:rPr>
+          <w:rFonts w:ascii="Arial Narrow" w:eastAsia="Arial Narrow" w:hAnsi="Arial Narrow" w:cs="Arial Narrow"/>
+          <w:sz w:val="16"/>
+          <w:szCs w:val="16"/>
+        </w:rPr>
+        <w:tab/>
+        <w:t xml:space="preserve"/>
+      </w:r>
+      <w:r>
+        <w:rPr>
+          <w:rFonts w:ascii="Arial Narrow" w:eastAsia="Arial Narrow" w:hAnsi="Arial Narrow" w:cs="Arial Narrow"/>
+          <w:sz w:val="16"/>
+          <w:szCs w:val="16"/>
+        </w:rPr>
+        <w:tab/>
+      </w:r>
+      <w:r>
+        <w:rPr>
+          <w:rFonts w:ascii="Arial Narrow" w:eastAsia="Arial Narrow" w:hAnsi="Arial Narrow" w:cs="Arial Narrow"/>
+          <w:b/>
+          <w:bCs/>
+          <w:sz w:val="16"/>
+          <w:szCs w:val="16"/>
+        </w:rPr>
+        <w:t xml:space="preserve">LEY </w:t>
+      </w:r>
+      <w:proofErr w:type="spellStart"/>
+      <w:r>
+        <w:rPr>
+          <w:rFonts w:ascii="Arial Narrow" w:eastAsia="Arial Narrow" w:hAnsi="Arial Narrow" w:cs="Arial Narrow"/>
+          <w:b/>
+          <w:bCs/>
+          <w:sz w:val="16"/>
+          <w:szCs w:val="16"/>
+        </w:rPr>
+        <w:t/>
+      </w:r>
+      <w:proofErr w:type="spellEnd"/>
+      <w:r>
+        <w:rPr>
+          <w:rFonts w:ascii="Arial Narrow" w:eastAsia="Arial Narrow" w:hAnsi="Arial Narrow" w:cs="Arial Narrow"/>
+          <w:b/>
+          <w:bCs/>
+          <w:sz w:val="16"/>
+          <w:szCs w:val="16"/>
+        </w:rPr>
+        <w:t xml:space="preserve">29571, CÓDIGO DE PROTECCIÓN Y DEFENSA DEL CONSUMIDOR, publicado el 2 de setiembre de 2010 y modificado por Decreto Legislativo </w:t>
+      </w:r>
+      <w:proofErr w:type="spellStart"/>
+      <w:r>
+        <w:rPr>
+          <w:rFonts w:ascii="Arial Narrow" w:eastAsia="Arial Narrow" w:hAnsi="Arial Narrow" w:cs="Arial Narrow"/>
+          <w:b/>
+          <w:bCs/>
+          <w:sz w:val="16"/>
+          <w:szCs w:val="16"/>
+        </w:rPr>
+        <w:t/>
+      </w:r>
+      <w:proofErr w:type="spellEnd"/>
+      <w:r>
+        <w:rPr>
+          <w:rFonts w:ascii="Arial Narrow" w:eastAsia="Arial Narrow" w:hAnsi="Arial Narrow" w:cs="Arial Narrow"/>
+          <w:b/>
+          <w:bCs/>
+          <w:sz w:val="16"/>
+          <w:szCs w:val="16"/>
+        </w:rPr>
+        <w:t xml:space="preserve">1308 </w:t>
+      </w:r>
+    </w:p>
+    <w:p>
+      <w:pPr>
+        <w:pStyle w:val="Textonotapie"/>
+        <w:ind w:left="567" w:right="-1"/>
+        <w:jc w:val="both"/>
+        <w:rPr>
+          <w:rFonts w:ascii="Arial Narrow" w:eastAsia="Arial Narrow" w:hAnsi="Arial Narrow" w:cs="Arial Narrow"/>
+          <w:b/>
+          <w:bCs/>
+          <w:sz w:val="16"/>
+          <w:szCs w:val="16"/>
+        </w:rPr>
+      </w:pPr>
+      <w:r>
+        <w:rPr>
+          <w:rFonts w:ascii="Arial Narrow" w:eastAsia="Arial Narrow" w:hAnsi="Arial Narrow" w:cs="Arial Narrow"/>
+          <w:b/>
+          <w:bCs/>
+          <w:sz w:val="16"/>
+          <w:szCs w:val="16"/>
+        </w:rPr>
+        <w:t xml:space="preserve">Artículo 18.- Idoneidad </w:t>
+      </w:r>
+    </w:p>
+    <w:p>
+      <w:pPr>
+        <w:pStyle w:val="Textonotapie"/>
+        <w:ind w:left="567" w:right="-1"/>
+        <w:jc w:val="both"/>
+        <w:rPr>
+          <w:rFonts w:ascii="Arial Narrow" w:eastAsia="Arial Narrow" w:hAnsi="Arial Narrow" w:cs="Arial Narrow"/>
+          <w:sz w:val="16"/>
+          <w:szCs w:val="16"/>
+        </w:rPr>
+      </w:pPr>
+      <w:r>
+        <w:rPr>
+          <w:rFonts w:ascii="Arial Narrow" w:eastAsia="Arial Narrow" w:hAnsi="Arial Narrow" w:cs="Arial Narrow"/>
+          <w:sz w:val="16"/>
+          <w:szCs w:val="16"/>
+        </w:rPr>
+        <w:t xml:space="preserve">Se entiende por idoneidad la correspondencia entre lo que un consumidor espera y lo que efectivamente recibe, en función a lo que se le hubiera ofrecido, la publicidad e información transmitida, las condiciones y circunstancias de la transacción, las características y naturaleza del producto o servicio, el precio, entre otros factores, atendiendo a las circunstancias del caso. </w:t>
+      </w:r>
+    </w:p>
+    <w:p>
+      <w:pPr>
+        <w:pStyle w:val="Textonotapie"/>
+        <w:ind w:left="567" w:right="-1"/>
+        <w:jc w:val="both"/>
+        <w:rPr>
+          <w:rFonts w:ascii="Arial Narrow" w:eastAsia="Arial Narrow" w:hAnsi="Arial Narrow" w:cs="Arial Narrow"/>
+          <w:sz w:val="16"/>
+          <w:szCs w:val="16"/>
+        </w:rPr>
+      </w:pPr>
+      <w:r>
+        <w:rPr>
+          <w:rFonts w:ascii="Arial Narrow" w:eastAsia="Arial Narrow" w:hAnsi="Arial Narrow" w:cs="Arial Narrow"/>
+          <w:sz w:val="16"/>
+          <w:szCs w:val="16"/>
+        </w:rPr>
+        <w:t xml:space="preserve">La idoneidad es evaluada en función a la propia naturaleza del producto o servicio y a su aptitud para satisfacer la finalidad para la cual ha sido puesto en el mercado. Las autorizaciones por parte de los organismos del Estado para la fabricación de un producto o la prestación de un servicio, en los casos que sea necesario, no eximen de responsabilidad al proveedor frente al consumidor. </w:t>
+      </w:r>
+    </w:p>
+    <w:p>
+      <w:pPr>
+        <w:pStyle w:val="Textonotapie"/>
+        <w:ind w:left="567" w:right="-1"/>
+        <w:jc w:val="both"/>
+        <w:rPr>
+          <w:rFonts w:ascii="Arial Narrow" w:eastAsia="Arial Narrow" w:hAnsi="Arial Narrow" w:cs="Arial Narrow"/>
+          <w:sz w:val="16"/>
+          <w:szCs w:val="16"/>
+        </w:rPr>
+      </w:pPr>
+      <w:r>
+        <w:rPr>
+          <w:rFonts w:ascii="Arial Narrow" w:eastAsia="Arial Narrow" w:hAnsi="Arial Narrow" w:cs="Arial Narrow"/>
+          <w:b/>
+          <w:bCs/>
+          <w:sz w:val="16"/>
+          <w:szCs w:val="16"/>
+        </w:rPr>
+        <w:t xml:space="preserve">Artículo 19.- Obligación de los proveedores </w:t>
+      </w:r>
+    </w:p>
+    <w:p>
+      <w:pPr>
+        <w:pStyle w:val="Textonotapie"/>
+        <w:ind w:left="567" w:right="-1"/>
+        <w:jc w:val="both"/>
+        <w:rPr>
+          <w:rFonts w:ascii="Arial Narrow" w:eastAsia="Arial Narrow" w:hAnsi="Arial Narrow" w:cs="Arial Narrow"/>
+          <w:sz w:val="16"/>
+          <w:szCs w:val="16"/>
+        </w:rPr>
+      </w:pPr>
+      <w:r>
+        <w:rPr>
+          <w:rFonts w:ascii="Arial Narrow" w:eastAsia="Arial Narrow" w:hAnsi="Arial Narrow" w:cs="Arial Narrow"/>
+          <w:sz w:val="16"/>
+          <w:szCs w:val="16"/>
+        </w:rPr>
+        <w:t>El proveedor responde por la idoneidad y calidad de los productos y servicios ofrecidos; por la autenticidad de las marcas y leyendas que exhiben sus productos o del signo que respalda al prestador del servicio, por la falta de conformidad entre la publicidad comercial de los productos y servicios y estos, así como por el contenido y la vida útil del producto indicado en el envase, en lo que corresponda.</w:t>
+      </w:r>
+    </w:p>
     <w:p>
       <w:pPr>
         <w:pStyle w:val="Textonotapie"/>
@@ -9459,205 +9724,9 @@
           <w:szCs w:val="16"/>
         </w:rPr>
       </w:pPr>
-      <w:r>
-        <w:rPr>
-          <w:rStyle w:val="Refdenotaalpie"/>
-          <w:rFonts w:ascii="Arial Narrow" w:eastAsia="Arial Narrow" w:hAnsi="Arial Narrow" w:cs="Arial Narrow"/>
-          <w:sz w:val="16"/>
-          <w:szCs w:val="16"/>
-          <w:vertAlign w:val="superscript"/>
-        </w:rPr>
-        <w:footnoteRef/>
-      </w:r>
-      <w:r>
-        <w:rPr>
-          <w:rFonts w:ascii="Arial Narrow" w:eastAsia="Arial Narrow" w:hAnsi="Arial Narrow" w:cs="Arial Narrow"/>
-          <w:sz w:val="16"/>
-          <w:szCs w:val="16"/>
-        </w:rPr>
-        <w:t xml:space="preserve"> </w:t>
-      </w:r>
-      <w:r>
-        <w:rPr>
-          <w:rFonts w:ascii="Arial Narrow" w:eastAsia="Arial Narrow" w:hAnsi="Arial Narrow" w:cs="Arial Narrow"/>
-          <w:sz w:val="16"/>
-          <w:szCs w:val="16"/>
-        </w:rPr>
-        <w:tab/>
-      </w:r>
-      <w:r>
-        <w:rPr>
-          <w:rFonts w:ascii="Arial Narrow" w:eastAsia="Arial Narrow" w:hAnsi="Arial Narrow" w:cs="Arial Narrow"/>
-          <w:b/>
-          <w:bCs/>
-          <w:sz w:val="16"/>
-          <w:szCs w:val="16"/>
-        </w:rPr>
-        <w:t xml:space="preserve">LEY </w:t>
-      </w:r>
-      <w:proofErr w:type="spellStart"/>
-      <w:r>
-        <w:rPr>
-          <w:rFonts w:ascii="Arial Narrow" w:eastAsia="Arial Narrow" w:hAnsi="Arial Narrow" w:cs="Arial Narrow"/>
-          <w:b/>
-          <w:bCs/>
-          <w:sz w:val="16"/>
-          <w:szCs w:val="16"/>
-        </w:rPr>
-        <w:t/>
-      </w:r>
-      <w:proofErr w:type="spellEnd"/>
-      <w:r>
-        <w:rPr>
-          <w:rFonts w:ascii="Arial Narrow" w:eastAsia="Arial Narrow" w:hAnsi="Arial Narrow" w:cs="Arial Narrow"/>
-          <w:b/>
-          <w:bCs/>
-          <w:sz w:val="16"/>
-          <w:szCs w:val="16"/>
-        </w:rPr>
-        <w:t xml:space="preserve"> 29571, CÓDIGO DE PROTECCIÓN Y DEFENSA DEL CONSUMIDOR, publicado el 2 de setiembre de 2010 y modificado por Decreto Legislativo </w:t>
-      </w:r>
-      <w:proofErr w:type="spellStart"/>
-      <w:r>
-        <w:rPr>
-          <w:rFonts w:ascii="Arial Narrow" w:eastAsia="Arial Narrow" w:hAnsi="Arial Narrow" w:cs="Arial Narrow"/>
-          <w:b/>
-          <w:bCs/>
-          <w:sz w:val="16"/>
-          <w:szCs w:val="16"/>
-        </w:rPr>
-        <w:t/>
-      </w:r>
-      <w:proofErr w:type="spellEnd"/>
-      <w:r>
-        <w:rPr>
-          <w:rFonts w:ascii="Arial Narrow" w:eastAsia="Arial Narrow" w:hAnsi="Arial Narrow" w:cs="Arial Narrow"/>
-          <w:b/>
-          <w:bCs/>
-          <w:sz w:val="16"/>
-          <w:szCs w:val="16"/>
-        </w:rPr>
-        <w:t xml:space="preserve"> 1308 </w:t>
-      </w:r>
-    </w:p>
-    <w:p>
-      <w:pPr>
-        <w:pStyle w:val="Textonotapie"/>
-        <w:ind w:left="567" w:right="-1"/>
-        <w:jc w:val="both"/>
-        <w:rPr>
-          <w:rFonts w:ascii="Arial Narrow" w:eastAsia="Arial Narrow" w:hAnsi="Arial Narrow" w:cs="Arial Narrow"/>
-          <w:b/>
-          <w:bCs/>
-          <w:sz w:val="16"/>
-          <w:szCs w:val="16"/>
-        </w:rPr>
-      </w:pPr>
-      <w:r>
-        <w:rPr>
-          <w:rFonts w:ascii="Arial Narrow" w:eastAsia="Arial Narrow" w:hAnsi="Arial Narrow" w:cs="Arial Narrow"/>
-          <w:b/>
-          <w:bCs/>
-          <w:sz w:val="16"/>
-          <w:szCs w:val="16"/>
-        </w:rPr>
-        <w:t xml:space="preserve">Artículo 18.- Idoneidad </w:t>
-      </w:r>
-    </w:p>
-    <w:p>
-      <w:pPr>
-        <w:pStyle w:val="Textonotapie"/>
-        <w:ind w:left="567" w:right="-1"/>
-        <w:jc w:val="both"/>
-        <w:rPr>
-          <w:rFonts w:ascii="Arial Narrow" w:eastAsia="Arial Narrow" w:hAnsi="Arial Narrow" w:cs="Arial Narrow"/>
-          <w:sz w:val="16"/>
-          <w:szCs w:val="16"/>
-        </w:rPr>
-      </w:pPr>
-      <w:r>
-        <w:rPr>
-          <w:rFonts w:ascii="Arial Narrow" w:eastAsia="Arial Narrow" w:hAnsi="Arial Narrow" w:cs="Arial Narrow"/>
-          <w:sz w:val="16"/>
-          <w:szCs w:val="16"/>
-        </w:rPr>
-        <w:t xml:space="preserve">Se entiende por idoneidad la correspondencia entre lo que un consumidor espera y lo que efectivamente recibe, en función a lo que se le hubiera ofrecido, la publicidad e información transmitida, las condiciones y circunstancias de la transacción, las características y naturaleza del producto o servicio, el precio, entre otros factores, atendiendo a las circunstancias del caso. </w:t>
-      </w:r>
-    </w:p>
-    <w:p>
-      <w:pPr>
-        <w:pStyle w:val="Textonotapie"/>
-        <w:ind w:left="567" w:right="-1"/>
-        <w:jc w:val="both"/>
-        <w:rPr>
-          <w:rFonts w:ascii="Arial Narrow" w:eastAsia="Arial Narrow" w:hAnsi="Arial Narrow" w:cs="Arial Narrow"/>
-          <w:sz w:val="16"/>
-          <w:szCs w:val="16"/>
-        </w:rPr>
-      </w:pPr>
-      <w:r>
-        <w:rPr>
-          <w:rFonts w:ascii="Arial Narrow" w:eastAsia="Arial Narrow" w:hAnsi="Arial Narrow" w:cs="Arial Narrow"/>
-          <w:sz w:val="16"/>
-          <w:szCs w:val="16"/>
-        </w:rPr>
-        <w:t xml:space="preserve">La idoneidad es evaluada en función a la propia naturaleza del producto o servicio y a su aptitud para satisfacer la finalidad para la cual ha sido puesto en el mercado. Las autorizaciones por parte de los organismos del Estado para la fabricación de un producto o la prestación de un servicio, en los casos que sea necesario, no eximen de responsabilidad al proveedor frente al consumidor. </w:t>
-      </w:r>
-    </w:p>
-    <w:p>
-      <w:pPr>
-        <w:pStyle w:val="Textonotapie"/>
-        <w:ind w:left="567" w:right="-1"/>
-        <w:jc w:val="both"/>
-        <w:rPr>
-          <w:rFonts w:ascii="Arial Narrow" w:eastAsia="Arial Narrow" w:hAnsi="Arial Narrow" w:cs="Arial Narrow"/>
-          <w:sz w:val="16"/>
-          <w:szCs w:val="16"/>
-        </w:rPr>
-      </w:pPr>
-    </w:p>
-    <w:p>
-      <w:pPr>
-        <w:pStyle w:val="Textonotapie"/>
-        <w:ind w:left="567" w:right="-1"/>
-        <w:jc w:val="both"/>
-        <w:rPr>
-          <w:rFonts w:ascii="Arial Narrow" w:eastAsia="Arial Narrow" w:hAnsi="Arial Narrow" w:cs="Arial Narrow"/>
-          <w:sz w:val="16"/>
-          <w:szCs w:val="16"/>
-        </w:rPr>
-      </w:pPr>
-      <w:r>
-        <w:rPr>
-          <w:rFonts w:ascii="Arial Narrow" w:eastAsia="Arial Narrow" w:hAnsi="Arial Narrow" w:cs="Arial Narrow"/>
-          <w:b/>
-          <w:bCs/>
-          <w:sz w:val="16"/>
-          <w:szCs w:val="16"/>
-        </w:rPr>
-        <w:t xml:space="preserve">Artículo 19.- Obligación de los proveedores </w:t>
-      </w:r>
-    </w:p>
-    <w:p>
-      <w:pPr>
-        <w:pStyle w:val="Textonotapie"/>
-        <w:ind w:left="567" w:right="-1"/>
-        <w:jc w:val="both"/>
-        <w:rPr>
-          <w:rFonts w:ascii="Arial Narrow" w:eastAsia="Arial Narrow" w:hAnsi="Arial Narrow" w:cs="Arial Narrow"/>
-          <w:sz w:val="16"/>
-          <w:szCs w:val="16"/>
-        </w:rPr>
-      </w:pPr>
-      <w:r>
-        <w:rPr>
-          <w:rFonts w:ascii="Arial Narrow" w:eastAsia="Arial Narrow" w:hAnsi="Arial Narrow" w:cs="Arial Narrow"/>
-          <w:sz w:val="16"/>
-          <w:szCs w:val="16"/>
-        </w:rPr>
-        <w:t>El proveedor responde por la idoneidad y calidad de los productos y servicios ofrecidos; por la autenticidad de las marcas y leyendas que exhiben sus productos o del signo que respalda al prestador del servicio, por la falta de conformidad entre la publicidad comercial de los productos y servicios y estos, así como por el contenido y la vida útil del producto indicado en el envase, en lo que corresponda.</w:t>
-      </w:r>
-    </w:p>
+    </w:p>
+  </w:footnote>
+  <w:footnote w:id="4">
     <w:p>
       <w:pPr>
         <w:pStyle w:val="Textonotapie"/>
@@ -9674,9 +9743,166 @@
           <w:szCs w:val="16"/>
         </w:rPr>
       </w:pPr>
-    </w:p>
-  </w:footnote>
-  <w:footnote w:id="4">
+      <w:r>
+        <w:rPr>
+          <w:rStyle w:val="Refdenotaalpie"/>
+          <w:rFonts w:ascii="Arial Narrow" w:eastAsia="Arial Narrow" w:hAnsi="Arial Narrow" w:cs="Arial Narrow"/>
+          <w:sz w:val="16"/>
+          <w:szCs w:val="16"/>
+          <w:vertAlign w:val="superscript"/>
+        </w:rPr>
+        <w:footnoteRef/>
+      </w:r>
+      <w:r>
+        <w:rPr>
+          <w:rFonts w:ascii="Arial Narrow" w:eastAsia="Arial Narrow" w:hAnsi="Arial Narrow" w:cs="Arial Narrow"/>
+          <w:sz w:val="16"/>
+          <w:szCs w:val="16"/>
+        </w:rPr>
+        <w:tab/>
+        <w:t xml:space="preserve"/>
+      </w:r>
+      <w:r>
+        <w:rPr>
+          <w:rFonts w:ascii="Arial Narrow" w:eastAsia="Arial Narrow" w:hAnsi="Arial Narrow" w:cs="Arial Narrow"/>
+          <w:sz w:val="16"/>
+          <w:szCs w:val="16"/>
+        </w:rPr>
+        <w:tab/>
+      </w:r>
+      <w:r>
+        <w:rPr>
+          <w:rFonts w:ascii="Arial Narrow" w:eastAsia="Arial Narrow" w:hAnsi="Arial Narrow" w:cs="Arial Narrow"/>
+          <w:b/>
+          <w:bCs/>
+          <w:sz w:val="16"/>
+          <w:szCs w:val="16"/>
+        </w:rPr>
+        <w:t xml:space="preserve">LEY </w:t>
+      </w:r>
+      <w:proofErr w:type="spellStart"/>
+      <w:r>
+        <w:rPr>
+          <w:rFonts w:ascii="Arial Narrow" w:eastAsia="Arial Narrow" w:hAnsi="Arial Narrow" w:cs="Arial Narrow"/>
+          <w:b/>
+          <w:bCs/>
+          <w:sz w:val="16"/>
+          <w:szCs w:val="16"/>
+        </w:rPr>
+        <w:t/>
+      </w:r>
+      <w:proofErr w:type="spellEnd"/>
+      <w:r>
+        <w:rPr>
+          <w:rFonts w:ascii="Arial Narrow" w:eastAsia="Arial Narrow" w:hAnsi="Arial Narrow" w:cs="Arial Narrow"/>
+          <w:b/>
+          <w:bCs/>
+          <w:sz w:val="16"/>
+          <w:szCs w:val="16"/>
+        </w:rPr>
+        <w:t xml:space="preserve">29571, CÓDIGO DE PROTECCIÓN Y DEFENSA DEL CONSUMIDOR, publicado el 2 de setiembre de 2010 y modificado por Decreto Legislativo </w:t>
+      </w:r>
+      <w:proofErr w:type="spellStart"/>
+      <w:r>
+        <w:rPr>
+          <w:rFonts w:ascii="Arial Narrow" w:eastAsia="Arial Narrow" w:hAnsi="Arial Narrow" w:cs="Arial Narrow"/>
+          <w:b/>
+          <w:bCs/>
+          <w:sz w:val="16"/>
+          <w:szCs w:val="16"/>
+        </w:rPr>
+        <w:t/>
+      </w:r>
+      <w:proofErr w:type="spellEnd"/>
+      <w:r>
+        <w:rPr>
+          <w:rFonts w:ascii="Arial Narrow" w:eastAsia="Arial Narrow" w:hAnsi="Arial Narrow" w:cs="Arial Narrow"/>
+          <w:b/>
+          <w:bCs/>
+          <w:sz w:val="16"/>
+          <w:szCs w:val="16"/>
+        </w:rPr>
+        <w:t xml:space="preserve">1308 </w:t>
+      </w:r>
+    </w:p>
+    <w:p>
+      <w:pPr>
+        <w:pStyle w:val="Textonotapie"/>
+        <w:ind w:firstLine="567"/>
+        <w:jc w:val="both"/>
+        <w:rPr>
+          <w:rFonts w:ascii="Arial Narrow" w:eastAsia="Arial Narrow" w:hAnsi="Arial Narrow" w:cs="Arial Narrow"/>
+          <w:b/>
+          <w:bCs/>
+          <w:sz w:val="16"/>
+          <w:szCs w:val="16"/>
+        </w:rPr>
+      </w:pPr>
+      <w:r>
+        <w:rPr>
+          <w:rFonts w:ascii="Arial Narrow" w:eastAsia="Arial Narrow" w:hAnsi="Arial Narrow" w:cs="Arial Narrow"/>
+          <w:b/>
+          <w:bCs/>
+          <w:sz w:val="16"/>
+          <w:szCs w:val="16"/>
+        </w:rPr>
+        <w:t>Artículo 1.- Derechos de los consumidores</w:t>
+      </w:r>
+    </w:p>
+    <w:p>
+      <w:pPr>
+        <w:pStyle w:val="Textonotapie"/>
+        <w:tabs>
+          <w:tab w:val="left" w:pos="567"/>
+        </w:tabs>
+        <w:jc w:val="both"/>
+        <w:rPr>
+          <w:rFonts w:ascii="Arial Narrow" w:eastAsia="Arial Narrow" w:hAnsi="Arial Narrow" w:cs="Arial Narrow"/>
+          <w:sz w:val="16"/>
+          <w:szCs w:val="16"/>
+        </w:rPr>
+      </w:pPr>
+      <w:r>
+        <w:rPr>
+          <w:rFonts w:ascii="Arial Narrow" w:eastAsia="Arial Narrow" w:hAnsi="Arial Narrow" w:cs="Arial Narrow"/>
+          <w:sz w:val="16"/>
+          <w:szCs w:val="16"/>
+        </w:rPr>
+        <w:tab/>
+        <w:t>1.1 (…)</w:t>
+      </w:r>
+    </w:p>
+    <w:p>
+      <w:pPr>
+        <w:pStyle w:val="Textonotapie"/>
+        <w:tabs>
+          <w:tab w:val="left" w:pos="567"/>
+        </w:tabs>
+        <w:ind w:left="570"/>
+        <w:jc w:val="both"/>
+        <w:rPr>
+          <w:rFonts w:ascii="Arial Narrow" w:eastAsia="Arial Narrow" w:hAnsi="Arial Narrow" w:cs="Arial Narrow"/>
+          <w:sz w:val="16"/>
+          <w:szCs w:val="16"/>
+        </w:rPr>
+      </w:pPr>
+      <w:r>
+        <w:rPr>
+          <w:rFonts w:ascii="Arial Narrow" w:eastAsia="Arial Narrow" w:hAnsi="Arial Narrow" w:cs="Arial Narrow"/>
+          <w:sz w:val="16"/>
+          <w:szCs w:val="16"/>
+        </w:rPr>
+        <w:t xml:space="preserve">b. </w:t>
+      </w:r>
+      <w:r>
+        <w:rPr>
+          <w:rFonts w:ascii="Arial Narrow" w:eastAsia="Arial Narrow" w:hAnsi="Arial Narrow" w:cs="Arial Narrow"/>
+          <w:sz w:val="16"/>
+          <w:szCs w:val="16"/>
+        </w:rPr>
+        <w:t xml:space="preserve">Derecho a acceder a información oportuna, suficiente, veraz y fácilmente accesible, relevante para tomar una decisión o realizar una elección de consumo que se ajuste a sus intereses, así como para efectuar un uso o consumo adecuado de los productos o servicios. </w:t>
+      </w:r>
+    </w:p>
     <w:p>
       <w:pPr>
         <w:pStyle w:val="Textonotapie"/>
@@ -9687,30 +9913,10 @@
         <w:jc w:val="both"/>
         <w:rPr>
           <w:rFonts w:ascii="Arial Narrow" w:eastAsia="Arial Narrow" w:hAnsi="Arial Narrow" w:cs="Arial Narrow"/>
-          <w:b/>
-          <w:bCs/>
-          <w:sz w:val="16"/>
-          <w:szCs w:val="16"/>
-        </w:rPr>
-      </w:pPr>
-      <w:r>
-        <w:rPr>
-          <w:rStyle w:val="Refdenotaalpie"/>
-          <w:rFonts w:ascii="Arial Narrow" w:eastAsia="Arial Narrow" w:hAnsi="Arial Narrow" w:cs="Arial Narrow"/>
-          <w:sz w:val="16"/>
-          <w:szCs w:val="16"/>
-          <w:vertAlign w:val="superscript"/>
-        </w:rPr>
-        <w:footnoteRef/>
-      </w:r>
-      <w:r>
-        <w:rPr>
-          <w:rFonts w:ascii="Arial Narrow" w:eastAsia="Arial Narrow" w:hAnsi="Arial Narrow" w:cs="Arial Narrow"/>
-          <w:sz w:val="16"/>
-          <w:szCs w:val="16"/>
-        </w:rPr>
-        <w:t xml:space="preserve"> </w:t>
-      </w:r>
+          <w:sz w:val="16"/>
+          <w:szCs w:val="16"/>
+        </w:rPr>
+      </w:pPr>
       <w:r>
         <w:rPr>
           <w:rFonts w:ascii="Arial Narrow" w:eastAsia="Arial Narrow" w:hAnsi="Arial Narrow" w:cs="Arial Narrow"/>
@@ -9718,60 +9924,7 @@
           <w:szCs w:val="16"/>
         </w:rPr>
         <w:tab/>
-      </w:r>
-      <w:r>
-        <w:rPr>
-          <w:rFonts w:ascii="Arial Narrow" w:eastAsia="Arial Narrow" w:hAnsi="Arial Narrow" w:cs="Arial Narrow"/>
-          <w:b/>
-          <w:bCs/>
-          <w:sz w:val="16"/>
-          <w:szCs w:val="16"/>
-        </w:rPr>
-        <w:t xml:space="preserve">LEY </w:t>
-      </w:r>
-      <w:proofErr w:type="spellStart"/>
-      <w:r>
-        <w:rPr>
-          <w:rFonts w:ascii="Arial Narrow" w:eastAsia="Arial Narrow" w:hAnsi="Arial Narrow" w:cs="Arial Narrow"/>
-          <w:b/>
-          <w:bCs/>
-          <w:sz w:val="16"/>
-          <w:szCs w:val="16"/>
-        </w:rPr>
-        <w:t/>
-      </w:r>
-      <w:proofErr w:type="spellEnd"/>
-      <w:r>
-        <w:rPr>
-          <w:rFonts w:ascii="Arial Narrow" w:eastAsia="Arial Narrow" w:hAnsi="Arial Narrow" w:cs="Arial Narrow"/>
-          <w:b/>
-          <w:bCs/>
-          <w:sz w:val="16"/>
-          <w:szCs w:val="16"/>
-        </w:rPr>
-        <w:t xml:space="preserve"> 29571, CÓDIGO DE PROTECCIÓN Y DEFENSA DEL CONSUMIDOR, publicado el 2 de setiembre de 2010 y modificado por Decreto Legislativo </w:t>
-      </w:r>
-      <w:proofErr w:type="spellStart"/>
-      <w:r>
-        <w:rPr>
-          <w:rFonts w:ascii="Arial Narrow" w:eastAsia="Arial Narrow" w:hAnsi="Arial Narrow" w:cs="Arial Narrow"/>
-          <w:b/>
-          <w:bCs/>
-          <w:sz w:val="16"/>
-          <w:szCs w:val="16"/>
-        </w:rPr>
-        <w:t/>
-      </w:r>
-      <w:proofErr w:type="spellEnd"/>
-      <w:r>
-        <w:rPr>
-          <w:rFonts w:ascii="Arial Narrow" w:eastAsia="Arial Narrow" w:hAnsi="Arial Narrow" w:cs="Arial Narrow"/>
-          <w:b/>
-          <w:bCs/>
-          <w:sz w:val="16"/>
-          <w:szCs w:val="16"/>
-        </w:rPr>
-        <w:t xml:space="preserve"> 1308 </w:t>
+        <w:t>(…).</w:t>
       </w:r>
     </w:p>
     <w:p>
@@ -9795,7 +9948,7 @@
           <w:sz w:val="16"/>
           <w:szCs w:val="16"/>
         </w:rPr>
-        <w:t>Artículo 1.- Derechos de los consumidores</w:t>
+        <w:t>Artículo 2.- Información relevante</w:t>
       </w:r>
     </w:p>
     <w:p>
@@ -9804,21 +9957,21 @@
         <w:tabs>
           <w:tab w:val="left" w:pos="567"/>
         </w:tabs>
-        <w:jc w:val="both"/>
-        <w:rPr>
-          <w:rFonts w:ascii="Arial Narrow" w:eastAsia="Arial Narrow" w:hAnsi="Arial Narrow" w:cs="Arial Narrow"/>
-          <w:sz w:val="16"/>
-          <w:szCs w:val="16"/>
-        </w:rPr>
-      </w:pPr>
-      <w:r>
-        <w:rPr>
-          <w:rFonts w:ascii="Arial Narrow" w:eastAsia="Arial Narrow" w:hAnsi="Arial Narrow" w:cs="Arial Narrow"/>
-          <w:sz w:val="16"/>
-          <w:szCs w:val="16"/>
-        </w:rPr>
-        <w:tab/>
-        <w:t>1.1 (…)</w:t>
+        <w:ind w:left="567"/>
+        <w:jc w:val="both"/>
+        <w:rPr>
+          <w:rFonts w:ascii="Arial Narrow" w:eastAsia="Arial Narrow" w:hAnsi="Arial Narrow" w:cs="Arial Narrow"/>
+          <w:sz w:val="16"/>
+          <w:szCs w:val="16"/>
+        </w:rPr>
+      </w:pPr>
+      <w:r>
+        <w:rPr>
+          <w:rFonts w:ascii="Arial Narrow" w:eastAsia="Arial Narrow" w:hAnsi="Arial Narrow" w:cs="Arial Narrow"/>
+          <w:sz w:val="16"/>
+          <w:szCs w:val="16"/>
+        </w:rPr>
+        <w:t xml:space="preserve">2.1 El proveedor tiene la obligación de ofrecer al consumidor toda la información relevante para tomar una decisión o realizar una elección adecuada de consumo, así como para efectuar un uso o consumo adecuado de los productos o servicios. </w:t>
       </w:r>
     </w:p>
     <w:p>
@@ -9827,29 +9980,75 @@
         <w:tabs>
           <w:tab w:val="left" w:pos="567"/>
         </w:tabs>
-        <w:ind w:left="570"/>
-        <w:jc w:val="both"/>
-        <w:rPr>
-          <w:rFonts w:ascii="Arial Narrow" w:eastAsia="Arial Narrow" w:hAnsi="Arial Narrow" w:cs="Arial Narrow"/>
-          <w:sz w:val="16"/>
-          <w:szCs w:val="16"/>
-        </w:rPr>
-      </w:pPr>
-      <w:r>
-        <w:rPr>
-          <w:rFonts w:ascii="Arial Narrow" w:eastAsia="Arial Narrow" w:hAnsi="Arial Narrow" w:cs="Arial Narrow"/>
-          <w:sz w:val="16"/>
-          <w:szCs w:val="16"/>
-        </w:rPr>
-        <w:t xml:space="preserve">b. </w:t>
-      </w:r>
-      <w:r>
-        <w:rPr>
-          <w:rFonts w:ascii="Arial Narrow" w:eastAsia="Arial Narrow" w:hAnsi="Arial Narrow" w:cs="Arial Narrow"/>
-          <w:sz w:val="16"/>
-          <w:szCs w:val="16"/>
-        </w:rPr>
-        <w:t xml:space="preserve">Derecho a acceder a información oportuna, suficiente, veraz y fácilmente accesible, relevante para tomar una decisión o realizar una elección de consumo que se ajuste a sus intereses, así como para efectuar un uso o consumo adecuado de los productos o servicios. </w:t>
+        <w:ind w:left="567"/>
+        <w:jc w:val="both"/>
+        <w:rPr>
+          <w:rFonts w:ascii="Arial Narrow" w:eastAsia="Arial Narrow" w:hAnsi="Arial Narrow" w:cs="Arial Narrow"/>
+          <w:sz w:val="16"/>
+          <w:szCs w:val="16"/>
+        </w:rPr>
+      </w:pPr>
+      <w:r>
+        <w:rPr>
+          <w:rFonts w:ascii="Arial Narrow" w:eastAsia="Arial Narrow" w:hAnsi="Arial Narrow" w:cs="Arial Narrow"/>
+          <w:sz w:val="16"/>
+          <w:szCs w:val="16"/>
+        </w:rPr>
+        <w:t xml:space="preserve">2.2 La información debe ser veraz, suficiente, de fácil comprensión, apropiada, oportuna y fácilmente accesible, debiendo ser brindada en idioma castellano. </w:t>
+      </w:r>
+    </w:p>
+    <w:p>
+      <w:pPr>
+        <w:pStyle w:val="Textonotapie"/>
+        <w:tabs>
+          <w:tab w:val="left" w:pos="567"/>
+        </w:tabs>
+        <w:ind w:left="567"/>
+        <w:jc w:val="both"/>
+        <w:rPr>
+          <w:rFonts w:ascii="Arial Narrow" w:eastAsia="Arial Narrow" w:hAnsi="Arial Narrow" w:cs="Arial Narrow"/>
+          <w:sz w:val="16"/>
+          <w:szCs w:val="16"/>
+        </w:rPr>
+      </w:pPr>
+      <w:r>
+        <w:rPr>
+          <w:rFonts w:ascii="Arial Narrow" w:eastAsia="Arial Narrow" w:hAnsi="Arial Narrow" w:cs="Arial Narrow"/>
+          <w:sz w:val="16"/>
+          <w:szCs w:val="16"/>
+        </w:rPr>
+        <w:t xml:space="preserve">2.3 Sin perjuicio de las exigencias concretas de las normas sectoriales correspondientes, para analizar la información relevante se tiene en consideración a toda aquella sin la cual no se hubiera adoptado la decisión de consumo o se hubiera efectuado en términos substancialmente distintos. Para ello se debe examinar si la información omitida desnaturaliza las condiciones en que se realizó la oferta al consumidor. </w:t>
+      </w:r>
+    </w:p>
+    <w:p>
+      <w:pPr>
+        <w:pStyle w:val="Textonotapie"/>
+        <w:tabs>
+          <w:tab w:val="left" w:pos="567"/>
+        </w:tabs>
+        <w:ind w:left="567"/>
+        <w:jc w:val="both"/>
+        <w:rPr>
+          <w:rFonts w:ascii="Arial Narrow" w:eastAsia="Arial Narrow" w:hAnsi="Arial Narrow" w:cs="Arial Narrow"/>
+          <w:sz w:val="16"/>
+          <w:szCs w:val="16"/>
+        </w:rPr>
+      </w:pPr>
+      <w:r>
+        <w:rPr>
+          <w:rFonts w:ascii="Arial Narrow" w:eastAsia="Arial Narrow" w:hAnsi="Arial Narrow" w:cs="Arial Narrow"/>
+          <w:sz w:val="16"/>
+          <w:szCs w:val="16"/>
+        </w:rPr>
+        <w:t>2.4 Al evaluarse la información, deben considerarse los problemas de confusión que generarían al consumidor el suministro de información excesiva o sumamente compleja, atendiendo a la naturaleza del producto adquirido o al servicio contratado</w:t>
+      </w:r>
+      <w:r>
+        <w:rPr>
+          <w:rFonts w:ascii="Arial Narrow" w:eastAsia="Arial Narrow" w:hAnsi="Arial Narrow" w:cs="Arial Narrow"/>
+          <w:sz w:val="16"/>
+          <w:szCs w:val="16"/>
+        </w:rPr>
+        <w:t xml:space="preserve">. </w:t>
       </w:r>
     </w:p>
     <w:p>
@@ -9862,20 +10061,15 @@
         <w:jc w:val="both"/>
         <w:rPr>
           <w:rFonts w:ascii="Arial Narrow" w:eastAsia="Arial Narrow" w:hAnsi="Arial Narrow" w:cs="Arial Narrow"/>
-          <w:sz w:val="16"/>
-          <w:szCs w:val="16"/>
-        </w:rPr>
-      </w:pPr>
-      <w:r>
-        <w:rPr>
-          <w:rFonts w:ascii="Arial Narrow" w:eastAsia="Arial Narrow" w:hAnsi="Arial Narrow" w:cs="Arial Narrow"/>
-          <w:sz w:val="16"/>
-          <w:szCs w:val="16"/>
-        </w:rPr>
-        <w:tab/>
-        <w:t>(…).</w:t>
-      </w:r>
-    </w:p>
+          <w:b/>
+          <w:bCs/>
+          <w:sz w:val="16"/>
+          <w:szCs w:val="16"/>
+        </w:rPr>
+      </w:pPr>
+    </w:p>
+  </w:footnote>
+  <w:footnote w:id="5">
     <w:p>
       <w:pPr>
         <w:pStyle w:val="Textonotapie"/>
@@ -9892,6 +10086,248 @@
           <w:szCs w:val="16"/>
         </w:rPr>
       </w:pPr>
+      <w:r>
+        <w:rPr>
+          <w:rStyle w:val="Refdenotaalpie"/>
+          <w:rFonts w:ascii="Arial Narrow" w:eastAsia="Arial Narrow" w:hAnsi="Arial Narrow" w:cs="Arial Narrow"/>
+          <w:sz w:val="16"/>
+          <w:szCs w:val="16"/>
+          <w:vertAlign w:val="superscript"/>
+        </w:rPr>
+        <w:footnoteRef/>
+      </w:r>
+      <w:r>
+        <w:rPr>
+          <w:rFonts w:ascii="Arial Narrow" w:eastAsia="Arial Narrow" w:hAnsi="Arial Narrow" w:cs="Arial Narrow"/>
+          <w:sz w:val="16"/>
+          <w:szCs w:val="16"/>
+        </w:rPr>
+        <w:tab/>
+        <w:t xml:space="preserve"/>
+      </w:r>
+      <w:r>
+        <w:rPr>
+          <w:rFonts w:ascii="Arial Narrow" w:eastAsia="Arial Narrow" w:hAnsi="Arial Narrow" w:cs="Arial Narrow"/>
+          <w:sz w:val="16"/>
+          <w:szCs w:val="16"/>
+        </w:rPr>
+        <w:tab/>
+      </w:r>
+      <w:r>
+        <w:rPr>
+          <w:rFonts w:ascii="Arial Narrow" w:eastAsia="Arial Narrow" w:hAnsi="Arial Narrow" w:cs="Arial Narrow"/>
+          <w:b/>
+          <w:bCs/>
+          <w:sz w:val="16"/>
+          <w:szCs w:val="16"/>
+        </w:rPr>
+        <w:t xml:space="preserve">LEY </w:t>
+      </w:r>
+      <w:proofErr w:type="spellStart"/>
+      <w:r>
+        <w:rPr>
+          <w:rFonts w:ascii="Arial Narrow" w:eastAsia="Arial Narrow" w:hAnsi="Arial Narrow" w:cs="Arial Narrow"/>
+          <w:b/>
+          <w:bCs/>
+          <w:sz w:val="16"/>
+          <w:szCs w:val="16"/>
+        </w:rPr>
+        <w:t/>
+      </w:r>
+      <w:proofErr w:type="spellEnd"/>
+      <w:r>
+        <w:rPr>
+          <w:rFonts w:ascii="Arial Narrow" w:eastAsia="Arial Narrow" w:hAnsi="Arial Narrow" w:cs="Arial Narrow"/>
+          <w:b/>
+          <w:bCs/>
+          <w:sz w:val="16"/>
+          <w:szCs w:val="16"/>
+        </w:rPr>
+        <w:t xml:space="preserve">29571, CÓDIGO DE PROTECCIÓN Y DEFENSA DEL CONSUMIDOR, publicado el 2 de setiembre de 2010 y modificado por Decreto Legislativo </w:t>
+      </w:r>
+      <w:proofErr w:type="spellStart"/>
+      <w:r>
+        <w:rPr>
+          <w:rFonts w:ascii="Arial Narrow" w:eastAsia="Arial Narrow" w:hAnsi="Arial Narrow" w:cs="Arial Narrow"/>
+          <w:b/>
+          <w:bCs/>
+          <w:sz w:val="16"/>
+          <w:szCs w:val="16"/>
+        </w:rPr>
+        <w:t/>
+      </w:r>
+      <w:proofErr w:type="spellEnd"/>
+      <w:r>
+        <w:rPr>
+          <w:rFonts w:ascii="Arial Narrow" w:eastAsia="Arial Narrow" w:hAnsi="Arial Narrow" w:cs="Arial Narrow"/>
+          <w:b/>
+          <w:bCs/>
+          <w:sz w:val="16"/>
+          <w:szCs w:val="16"/>
+        </w:rPr>
+        <w:t xml:space="preserve">1308 </w:t>
+      </w:r>
+    </w:p>
+    <w:p>
+      <w:pPr>
+        <w:pStyle w:val="Textonotapie"/>
+        <w:ind w:left="567" w:right="-1"/>
+        <w:jc w:val="both"/>
+        <w:rPr>
+          <w:rFonts w:ascii="Arial Narrow" w:eastAsia="Arial Narrow" w:hAnsi="Arial Narrow" w:cs="Arial Narrow"/>
+          <w:b/>
+          <w:bCs/>
+          <w:sz w:val="16"/>
+          <w:szCs w:val="16"/>
+        </w:rPr>
+      </w:pPr>
+      <w:r>
+        <w:rPr>
+          <w:rFonts w:ascii="Arial Narrow" w:eastAsia="Arial Narrow" w:hAnsi="Arial Narrow" w:cs="Arial Narrow"/>
+          <w:b/>
+          <w:bCs/>
+          <w:sz w:val="16"/>
+          <w:szCs w:val="16"/>
+        </w:rPr>
+        <w:t>Artículo 88.- Reclamo de productos o servicios financieros y de seguros</w:t>
+      </w:r>
+    </w:p>
+    <w:p>
+      <w:pPr>
+        <w:pStyle w:val="Textonotapie"/>
+        <w:ind w:left="567" w:right="-1"/>
+        <w:jc w:val="both"/>
+        <w:rPr>
+          <w:rFonts w:ascii="Arial Narrow" w:eastAsia="Arial Narrow" w:hAnsi="Arial Narrow" w:cs="Arial Narrow"/>
+          <w:sz w:val="16"/>
+          <w:szCs w:val="16"/>
+        </w:rPr>
+      </w:pPr>
+      <w:r>
+        <w:rPr>
+          <w:rFonts w:ascii="Arial Narrow" w:eastAsia="Arial Narrow" w:hAnsi="Arial Narrow" w:cs="Arial Narrow"/>
+          <w:sz w:val="16"/>
+          <w:szCs w:val="16"/>
+        </w:rPr>
+        <w:t xml:space="preserve">88.1 Las entidades del sistema financiero y de seguros, en todas sus oficinas en la República, deben resolver los reclamos en un plazo no mayor de quince días hábiles. Excepcionalmente, la Superintendencia de Banca, Seguros y Administradoras Privadas de Fondos de Pensiones podrá establecer un plazo ampliatorio cuando la naturaleza y complejidad de la operación, producto o servicio materia del reclamo o requerimiento lo justifique, situación que debe ponerse en conocimiento del consumidor antes de la culminación del plazo inicial, sin perjuicio del derecho del consumidor de recurrir directamente ante la Autoridad de Consumo. </w:t>
+      </w:r>
+    </w:p>
+    <w:p>
+      <w:pPr>
+        <w:pStyle w:val="Textonotapie"/>
+        <w:tabs>
+          <w:tab w:val="left" w:pos="567"/>
+        </w:tabs>
+        <w:ind w:left="567" w:right="-1" w:hanging="567"/>
+        <w:jc w:val="both"/>
+        <w:rPr>
+          <w:rFonts w:ascii="Arial Narrow" w:eastAsia="Arial Narrow" w:hAnsi="Arial Narrow" w:cs="Arial Narrow"/>
+          <w:b/>
+          <w:bCs/>
+          <w:sz w:val="16"/>
+          <w:szCs w:val="16"/>
+        </w:rPr>
+      </w:pPr>
+    </w:p>
+  </w:footnote>
+  <w:footnote w:id="6">
+    <w:p>
+      <w:pPr>
+        <w:pStyle w:val="Textonotapie"/>
+        <w:tabs>
+          <w:tab w:val="left" w:pos="567"/>
+        </w:tabs>
+        <w:ind w:left="567" w:right="-1" w:hanging="567"/>
+        <w:jc w:val="both"/>
+        <w:rPr>
+          <w:rFonts w:ascii="Arial Narrow" w:eastAsia="Arial Narrow" w:hAnsi="Arial Narrow" w:cs="Arial Narrow"/>
+          <w:b/>
+          <w:bCs/>
+          <w:sz w:val="16"/>
+          <w:szCs w:val="16"/>
+        </w:rPr>
+      </w:pPr>
+      <w:r>
+        <w:rPr>
+          <w:rStyle w:val="Refdenotaalpie"/>
+          <w:rFonts w:ascii="Arial Narrow" w:eastAsia="Arial Narrow" w:hAnsi="Arial Narrow" w:cs="Arial Narrow"/>
+          <w:sz w:val="16"/>
+          <w:szCs w:val="16"/>
+          <w:vertAlign w:val="superscript"/>
+        </w:rPr>
+        <w:footnoteRef/>
+      </w:r>
+      <w:r>
+        <w:rPr>
+          <w:rFonts w:ascii="Arial Narrow" w:eastAsia="Arial Narrow" w:hAnsi="Arial Narrow" w:cs="Arial Narrow"/>
+          <w:sz w:val="16"/>
+          <w:szCs w:val="16"/>
+        </w:rPr>
+        <w:tab/>
+        <w:t xml:space="preserve"/>
+      </w:r>
+      <w:r>
+        <w:rPr>
+          <w:rFonts w:ascii="Arial Narrow" w:eastAsia="Arial Narrow" w:hAnsi="Arial Narrow" w:cs="Arial Narrow"/>
+          <w:sz w:val="16"/>
+          <w:szCs w:val="16"/>
+        </w:rPr>
+        <w:tab/>
+      </w:r>
+      <w:r>
+        <w:rPr>
+          <w:rFonts w:ascii="Arial Narrow" w:eastAsia="Arial Narrow" w:hAnsi="Arial Narrow" w:cs="Arial Narrow"/>
+          <w:b/>
+          <w:bCs/>
+          <w:sz w:val="16"/>
+          <w:szCs w:val="16"/>
+        </w:rPr>
+        <w:t xml:space="preserve">LEY </w:t>
+      </w:r>
+      <w:proofErr w:type="spellStart"/>
+      <w:r>
+        <w:rPr>
+          <w:rFonts w:ascii="Arial Narrow" w:eastAsia="Arial Narrow" w:hAnsi="Arial Narrow" w:cs="Arial Narrow"/>
+          <w:b/>
+          <w:bCs/>
+          <w:sz w:val="16"/>
+          <w:szCs w:val="16"/>
+        </w:rPr>
+        <w:t/>
+      </w:r>
+      <w:proofErr w:type="spellEnd"/>
+      <w:r>
+        <w:rPr>
+          <w:rFonts w:ascii="Arial Narrow" w:eastAsia="Arial Narrow" w:hAnsi="Arial Narrow" w:cs="Arial Narrow"/>
+          <w:b/>
+          <w:bCs/>
+          <w:sz w:val="16"/>
+          <w:szCs w:val="16"/>
+        </w:rPr>
+        <w:t xml:space="preserve">29571, CÓDIGO DE PROTECCIÓN Y DEFENSA DEL CONSUMIDOR, publicado el 2 de setiembre de 2010 y modificado por Decreto Legislativo </w:t>
+      </w:r>
+      <w:proofErr w:type="spellStart"/>
+      <w:r>
+        <w:rPr>
+          <w:rFonts w:ascii="Arial Narrow" w:eastAsia="Arial Narrow" w:hAnsi="Arial Narrow" w:cs="Arial Narrow"/>
+          <w:b/>
+          <w:bCs/>
+          <w:sz w:val="16"/>
+          <w:szCs w:val="16"/>
+        </w:rPr>
+        <w:t/>
+      </w:r>
+      <w:proofErr w:type="spellEnd"/>
+      <w:r>
+        <w:rPr>
+          <w:rFonts w:ascii="Arial Narrow" w:eastAsia="Arial Narrow" w:hAnsi="Arial Narrow" w:cs="Arial Narrow"/>
+          <w:b/>
+          <w:bCs/>
+          <w:sz w:val="16"/>
+          <w:szCs w:val="16"/>
+        </w:rPr>
+        <w:t xml:space="preserve">1308 </w:t>
+      </w:r>
     </w:p>
     <w:p>
       <w:pPr>
@@ -9914,7 +10350,7 @@
           <w:sz w:val="16"/>
           <w:szCs w:val="16"/>
         </w:rPr>
-        <w:t>Artículo 2.- Información relevante</w:t>
+        <w:t>Artículo 111.- Derechos de los consumidores</w:t>
       </w:r>
     </w:p>
     <w:p>
@@ -9937,7 +10373,148 @@
           <w:sz w:val="16"/>
           <w:szCs w:val="16"/>
         </w:rPr>
-        <w:t xml:space="preserve">2.1 El proveedor tiene la obligación de ofrecer al consumidor toda la información relevante para tomar una decisión o realizar una elección adecuada de consumo, así como para efectuar un uso o consumo adecuado de los productos o servicios. </w:t>
+        <w:t>Excepcionalmente, y atendiendo a la gravedad y naturaleza de la infracción, las personas que ejerzan la dirección, administración o representación del proveedor son responsables solidarios en cuanto participen con dolo o culpa inexcusable en el planeamiento, realización o ejecución de la infracción administrativa. En los casos referidos en el primer párrafo, además de la sanción que, a criterio del Indecopi, corresponde imponer a los infractores, se puede imponer una multa de hasta cinco (5) Unidades Impositivas Tributarias (UIT) a cada uno de sus representantes legales o a las personas que integran los órganos de dirección o administración según se determine su responsabilidad en las infracciones cometidas.</w:t>
+      </w:r>
+    </w:p>
+    <w:p>
+      <w:pPr>
+        <w:pStyle w:val="Textonotapie"/>
+        <w:tabs>
+          <w:tab w:val="left" w:pos="567"/>
+        </w:tabs>
+        <w:ind w:left="567" w:right="-1" w:hanging="567"/>
+        <w:jc w:val="both"/>
+        <w:rPr>
+          <w:rFonts w:ascii="Arial Narrow" w:eastAsia="Arial Narrow" w:hAnsi="Arial Narrow" w:cs="Arial Narrow"/>
+          <w:b/>
+          <w:bCs/>
+          <w:sz w:val="16"/>
+          <w:szCs w:val="16"/>
+        </w:rPr>
+      </w:pPr>
+    </w:p>
+  </w:footnote>
+  <w:footnote w:id="7">
+    <w:p>
+      <w:pPr>
+        <w:pStyle w:val="Textonotapie"/>
+        <w:tabs>
+          <w:tab w:val="left" w:pos="567"/>
+        </w:tabs>
+        <w:ind w:left="567" w:right="-1" w:hanging="567"/>
+        <w:jc w:val="both"/>
+        <w:rPr>
+          <w:rFonts w:ascii="Arial Narrow" w:eastAsia="Arial Narrow" w:hAnsi="Arial Narrow" w:cs="Arial Narrow"/>
+          <w:b/>
+          <w:bCs/>
+          <w:sz w:val="16"/>
+          <w:szCs w:val="16"/>
+        </w:rPr>
+      </w:pPr>
+      <w:r>
+        <w:rPr>
+          <w:rStyle w:val="Refdenotaalpie"/>
+          <w:rFonts w:ascii="Arial Narrow" w:eastAsia="Arial Narrow" w:hAnsi="Arial Narrow" w:cs="Arial Narrow"/>
+          <w:sz w:val="16"/>
+          <w:szCs w:val="16"/>
+          <w:vertAlign w:val="superscript"/>
+        </w:rPr>
+        <w:footnoteRef/>
+      </w:r>
+      <w:r>
+        <w:rPr>
+          <w:rFonts w:ascii="Arial Narrow" w:eastAsia="Arial Narrow" w:hAnsi="Arial Narrow" w:cs="Arial Narrow"/>
+          <w:sz w:val="16"/>
+          <w:szCs w:val="16"/>
+        </w:rPr>
+        <w:tab/>
+        <w:t xml:space="preserve"/>
+      </w:r>
+      <w:r>
+        <w:rPr>
+          <w:rFonts w:ascii="Arial Narrow" w:eastAsia="Arial Narrow" w:hAnsi="Arial Narrow" w:cs="Arial Narrow"/>
+          <w:sz w:val="16"/>
+          <w:szCs w:val="16"/>
+        </w:rPr>
+        <w:tab/>
+      </w:r>
+      <w:r>
+        <w:rPr>
+          <w:rFonts w:ascii="Arial Narrow" w:eastAsia="Arial Narrow" w:hAnsi="Arial Narrow" w:cs="Arial Narrow"/>
+          <w:b/>
+          <w:bCs/>
+          <w:sz w:val="16"/>
+          <w:szCs w:val="16"/>
+        </w:rPr>
+        <w:t xml:space="preserve">LEY </w:t>
+      </w:r>
+      <w:proofErr w:type="spellStart"/>
+      <w:r>
+        <w:rPr>
+          <w:rFonts w:ascii="Arial Narrow" w:eastAsia="Arial Narrow" w:hAnsi="Arial Narrow" w:cs="Arial Narrow"/>
+          <w:b/>
+          <w:bCs/>
+          <w:sz w:val="16"/>
+          <w:szCs w:val="16"/>
+        </w:rPr>
+        <w:t/>
+      </w:r>
+      <w:proofErr w:type="spellEnd"/>
+      <w:r>
+        <w:rPr>
+          <w:rFonts w:ascii="Arial Narrow" w:eastAsia="Arial Narrow" w:hAnsi="Arial Narrow" w:cs="Arial Narrow"/>
+          <w:b/>
+          <w:bCs/>
+          <w:sz w:val="16"/>
+          <w:szCs w:val="16"/>
+        </w:rPr>
+        <w:t xml:space="preserve">29571, CÓDIGO DE PROTECCIÓN Y DEFENSA DEL CONSUMIDOR, publicado el 2 de setiembre de 2010 y modificado por Decreto Legislativo </w:t>
+      </w:r>
+      <w:proofErr w:type="spellStart"/>
+      <w:r>
+        <w:rPr>
+          <w:rFonts w:ascii="Arial Narrow" w:eastAsia="Arial Narrow" w:hAnsi="Arial Narrow" w:cs="Arial Narrow"/>
+          <w:b/>
+          <w:bCs/>
+          <w:sz w:val="16"/>
+          <w:szCs w:val="16"/>
+        </w:rPr>
+        <w:t/>
+      </w:r>
+      <w:proofErr w:type="spellEnd"/>
+      <w:r>
+        <w:rPr>
+          <w:rFonts w:ascii="Arial Narrow" w:eastAsia="Arial Narrow" w:hAnsi="Arial Narrow" w:cs="Arial Narrow"/>
+          <w:b/>
+          <w:bCs/>
+          <w:sz w:val="16"/>
+          <w:szCs w:val="16"/>
+        </w:rPr>
+        <w:t xml:space="preserve">1308 </w:t>
+      </w:r>
+    </w:p>
+    <w:p>
+      <w:pPr>
+        <w:pStyle w:val="Textonotapie"/>
+        <w:ind w:firstLine="567"/>
+        <w:jc w:val="both"/>
+        <w:rPr>
+          <w:rFonts w:ascii="Arial Narrow" w:eastAsia="Arial Narrow" w:hAnsi="Arial Narrow" w:cs="Arial Narrow"/>
+          <w:b/>
+          <w:bCs/>
+          <w:sz w:val="16"/>
+          <w:szCs w:val="16"/>
+        </w:rPr>
+      </w:pPr>
+      <w:r>
+        <w:rPr>
+          <w:rFonts w:ascii="Arial Narrow" w:eastAsia="Arial Narrow" w:hAnsi="Arial Narrow" w:cs="Arial Narrow"/>
+          <w:b/>
+          <w:bCs/>
+          <w:sz w:val="16"/>
+          <w:szCs w:val="16"/>
+        </w:rPr>
+        <w:t>Artículo 111.- Derechos de los consumidores</w:t>
       </w:r>
     </w:p>
     <w:p>
@@ -9960,61 +10537,7 @@
           <w:sz w:val="16"/>
           <w:szCs w:val="16"/>
         </w:rPr>
-        <w:t xml:space="preserve">2.2 La información debe ser veraz, suficiente, de fácil comprensión, apropiada, oportuna y fácilmente accesible, debiendo ser brindada en idioma castellano. </w:t>
-      </w:r>
-    </w:p>
-    <w:p>
-      <w:pPr>
-        <w:pStyle w:val="Textonotapie"/>
-        <w:tabs>
-          <w:tab w:val="left" w:pos="567"/>
-        </w:tabs>
-        <w:ind w:left="567"/>
-        <w:jc w:val="both"/>
-        <w:rPr>
-          <w:rFonts w:ascii="Arial Narrow" w:eastAsia="Arial Narrow" w:hAnsi="Arial Narrow" w:cs="Arial Narrow"/>
-          <w:sz w:val="16"/>
-          <w:szCs w:val="16"/>
-        </w:rPr>
-      </w:pPr>
-      <w:r>
-        <w:rPr>
-          <w:rFonts w:ascii="Arial Narrow" w:eastAsia="Arial Narrow" w:hAnsi="Arial Narrow" w:cs="Arial Narrow"/>
-          <w:sz w:val="16"/>
-          <w:szCs w:val="16"/>
-        </w:rPr>
-        <w:t xml:space="preserve">2.3 Sin perjuicio de las exigencias concretas de las normas sectoriales correspondientes, para analizar la información relevante se tiene en consideración a toda aquella sin la cual no se hubiera adoptado la decisión de consumo o se hubiera efectuado en términos substancialmente distintos. Para ello se debe examinar si la información omitida desnaturaliza las condiciones en que se realizó la oferta al consumidor. </w:t>
-      </w:r>
-    </w:p>
-    <w:p>
-      <w:pPr>
-        <w:pStyle w:val="Textonotapie"/>
-        <w:tabs>
-          <w:tab w:val="left" w:pos="567"/>
-        </w:tabs>
-        <w:ind w:left="567"/>
-        <w:jc w:val="both"/>
-        <w:rPr>
-          <w:rFonts w:ascii="Arial Narrow" w:eastAsia="Arial Narrow" w:hAnsi="Arial Narrow" w:cs="Arial Narrow"/>
-          <w:sz w:val="16"/>
-          <w:szCs w:val="16"/>
-        </w:rPr>
-      </w:pPr>
-      <w:r>
-        <w:rPr>
-          <w:rFonts w:ascii="Arial Narrow" w:eastAsia="Arial Narrow" w:hAnsi="Arial Narrow" w:cs="Arial Narrow"/>
-          <w:sz w:val="16"/>
-          <w:szCs w:val="16"/>
-        </w:rPr>
-        <w:t>2.4 Al evaluarse la información, deben considerarse los problemas de confusión que generarían al consumidor el suministro de información excesiva o sumamente compleja, atendiendo a la naturaleza del producto adquirido o al servicio contratado</w:t>
-      </w:r>
-      <w:r>
-        <w:rPr>
-          <w:rFonts w:ascii="Arial Narrow" w:eastAsia="Arial Narrow" w:hAnsi="Arial Narrow" w:cs="Arial Narrow"/>
-          <w:sz w:val="16"/>
-          <w:szCs w:val="16"/>
-        </w:rPr>
-        <w:t xml:space="preserve">. </w:t>
+        <w:t>Excepcionalmente, y atendiendo a la gravedad y naturaleza de la infracción, las personas que ejerzan la dirección, administración o representación del proveedor son responsables solidarios en cuanto participen con dolo o culpa inexcusable en el planeamiento, realización o ejecución de la infracción administrativa. En los casos referidos en el primer párrafo, además de la sanción que, a criterio del Indecopi, corresponde imponer a los infractores, se puede imponer una multa de hasta cinco (5) Unidades Impositivas Tributarias (UIT) a cada uno de sus representantes legales o a las personas que integran los órganos de dirección o administración según se determine su responsabilidad en las infracciones cometidas.</w:t>
       </w:r>
     </w:p>
     <w:p>
@@ -10035,7 +10558,7 @@
       </w:pPr>
     </w:p>
   </w:footnote>
-  <w:footnote w:id="5">
+  <w:footnote w:id="8">
     <w:p>
       <w:pPr>
         <w:pStyle w:val="Textonotapie"/>
@@ -10046,38 +10569,48 @@
         <w:jc w:val="both"/>
         <w:rPr>
           <w:rFonts w:ascii="Arial Narrow" w:eastAsia="Arial Narrow" w:hAnsi="Arial Narrow" w:cs="Arial Narrow"/>
+          <w:sz w:val="16"/>
+          <w:szCs w:val="16"/>
+        </w:rPr>
+      </w:pPr>
+      <w:r>
+        <w:rPr>
+          <w:rStyle w:val="Refdenotaalpie"/>
+          <w:rFonts w:ascii="Arial Narrow" w:eastAsia="Arial Narrow" w:hAnsi="Arial Narrow" w:cs="Arial Narrow"/>
+          <w:sz w:val="16"/>
+          <w:szCs w:val="16"/>
+          <w:vertAlign w:val="superscript"/>
+        </w:rPr>
+        <w:footnoteRef/>
+      </w:r>
+      <w:r>
+        <w:rPr>
+          <w:rFonts w:ascii="Arial Narrow" w:eastAsia="Arial Narrow" w:hAnsi="Arial Narrow" w:cs="Arial Narrow"/>
+          <w:sz w:val="16"/>
+          <w:szCs w:val="16"/>
+        </w:rPr>
+        <w:tab/>
+        <w:t xml:space="preserve"/>
+      </w:r>
+      <w:r>
+        <w:rPr>
+          <w:rFonts w:ascii="Arial Narrow" w:eastAsia="Arial Narrow" w:hAnsi="Arial Narrow" w:cs="Arial Narrow"/>
+          <w:sz w:val="16"/>
+          <w:szCs w:val="16"/>
+        </w:rPr>
+        <w:tab/>
+      </w:r>
+      <w:r>
+        <w:rPr>
+          <w:rFonts w:ascii="Arial Narrow" w:eastAsia="Arial Narrow" w:hAnsi="Arial Narrow" w:cs="Arial Narrow"/>
           <w:b/>
           <w:bCs/>
           <w:sz w:val="16"/>
           <w:szCs w:val="16"/>
         </w:rPr>
-      </w:pPr>
-      <w:r>
-        <w:rPr>
-          <w:rStyle w:val="Refdenotaalpie"/>
-          <w:rFonts w:ascii="Arial Narrow" w:eastAsia="Arial Narrow" w:hAnsi="Arial Narrow" w:cs="Arial Narrow"/>
-          <w:sz w:val="16"/>
-          <w:szCs w:val="16"/>
-          <w:vertAlign w:val="superscript"/>
-        </w:rPr>
-        <w:footnoteRef/>
-      </w:r>
-      <w:r>
-        <w:rPr>
-          <w:rFonts w:ascii="Arial Narrow" w:eastAsia="Arial Narrow" w:hAnsi="Arial Narrow" w:cs="Arial Narrow"/>
-          <w:sz w:val="16"/>
-          <w:szCs w:val="16"/>
-        </w:rPr>
-        <w:t xml:space="preserve"> </w:t>
-      </w:r>
-      <w:r>
-        <w:rPr>
-          <w:rFonts w:ascii="Arial Narrow" w:eastAsia="Arial Narrow" w:hAnsi="Arial Narrow" w:cs="Arial Narrow"/>
-          <w:sz w:val="16"/>
-          <w:szCs w:val="16"/>
-        </w:rPr>
-        <w:tab/>
-      </w:r>
+        <w:t xml:space="preserve">LEY SOBRE FACULTADES, NORMAS Y ORGANIZACIÓN DEL INDECOPI, APROBADA POR DECRETO LEGISLATIVO </w:t>
+      </w:r>
+      <w:proofErr w:type="spellStart"/>
       <w:r>
         <w:rPr>
           <w:rFonts w:ascii="Arial Narrow" w:eastAsia="Arial Narrow" w:hAnsi="Arial Narrow" w:cs="Arial Narrow"/>
@@ -10086,9 +10619,9 @@
           <w:sz w:val="16"/>
           <w:szCs w:val="16"/>
         </w:rPr>
-        <w:t xml:space="preserve">LEY </w:t>
-      </w:r>
-      <w:proofErr w:type="spellStart"/>
+        <w:t/>
+      </w:r>
+      <w:proofErr w:type="spellEnd"/>
       <w:r>
         <w:rPr>
           <w:rFonts w:ascii="Arial Narrow" w:eastAsia="Arial Narrow" w:hAnsi="Arial Narrow" w:cs="Arial Narrow"/>
@@ -10097,84 +10630,15 @@
           <w:sz w:val="16"/>
           <w:szCs w:val="16"/>
         </w:rPr>
-        <w:t/>
-      </w:r>
-      <w:proofErr w:type="spellEnd"/>
-      <w:r>
-        <w:rPr>
-          <w:rFonts w:ascii="Arial Narrow" w:eastAsia="Arial Narrow" w:hAnsi="Arial Narrow" w:cs="Arial Narrow"/>
-          <w:b/>
-          <w:bCs/>
-          <w:sz w:val="16"/>
-          <w:szCs w:val="16"/>
-        </w:rPr>
-        <w:t xml:space="preserve"> 29571, CÓDIGO DE PROTECCIÓN Y DEFENSA DEL CONSUMIDOR, publicado el 2 de setiembre de 2010 y modificado por Decreto Legislativo </w:t>
-      </w:r>
-      <w:proofErr w:type="spellStart"/>
-      <w:r>
-        <w:rPr>
-          <w:rFonts w:ascii="Arial Narrow" w:eastAsia="Arial Narrow" w:hAnsi="Arial Narrow" w:cs="Arial Narrow"/>
-          <w:b/>
-          <w:bCs/>
-          <w:sz w:val="16"/>
-          <w:szCs w:val="16"/>
-        </w:rPr>
-        <w:t/>
-      </w:r>
-      <w:proofErr w:type="spellEnd"/>
-      <w:r>
-        <w:rPr>
-          <w:rFonts w:ascii="Arial Narrow" w:eastAsia="Arial Narrow" w:hAnsi="Arial Narrow" w:cs="Arial Narrow"/>
-          <w:b/>
-          <w:bCs/>
-          <w:sz w:val="16"/>
-          <w:szCs w:val="16"/>
-        </w:rPr>
-        <w:t xml:space="preserve"> 1308 </w:t>
-      </w:r>
-    </w:p>
-    <w:p>
-      <w:pPr>
-        <w:pStyle w:val="Textonotapie"/>
-        <w:ind w:left="567" w:right="-1"/>
-        <w:jc w:val="both"/>
-        <w:rPr>
-          <w:rFonts w:ascii="Arial Narrow" w:eastAsia="Arial Narrow" w:hAnsi="Arial Narrow" w:cs="Arial Narrow"/>
-          <w:b/>
-          <w:bCs/>
-          <w:sz w:val="16"/>
-          <w:szCs w:val="16"/>
-        </w:rPr>
-      </w:pPr>
-      <w:r>
-        <w:rPr>
-          <w:rFonts w:ascii="Arial Narrow" w:eastAsia="Arial Narrow" w:hAnsi="Arial Narrow" w:cs="Arial Narrow"/>
-          <w:b/>
-          <w:bCs/>
-          <w:sz w:val="16"/>
-          <w:szCs w:val="16"/>
-        </w:rPr>
-        <w:t>Artículo 88.- Reclamo de productos o servicios financieros y de seguros</w:t>
-      </w:r>
-    </w:p>
-    <w:p>
-      <w:pPr>
-        <w:pStyle w:val="Textonotapie"/>
-        <w:ind w:left="567" w:right="-1"/>
-        <w:jc w:val="both"/>
-        <w:rPr>
-          <w:rFonts w:ascii="Arial Narrow" w:eastAsia="Arial Narrow" w:hAnsi="Arial Narrow" w:cs="Arial Narrow"/>
-          <w:sz w:val="16"/>
-          <w:szCs w:val="16"/>
-        </w:rPr>
-      </w:pPr>
-      <w:r>
-        <w:rPr>
-          <w:rFonts w:ascii="Arial Narrow" w:eastAsia="Arial Narrow" w:hAnsi="Arial Narrow" w:cs="Arial Narrow"/>
-          <w:sz w:val="16"/>
-          <w:szCs w:val="16"/>
-        </w:rPr>
-        <w:t xml:space="preserve">88.1 Las entidades del sistema financiero y de seguros, en todas sus oficinas en la República, deben resolver los reclamos en un plazo no mayor de quince días hábiles. Excepcionalmente, la Superintendencia de Banca, Seguros y Administradoras Privadas de Fondos de Pensiones podrá establecer un plazo ampliatorio cuando la naturaleza y complejidad de la operación, producto o servicio materia del reclamo o requerimiento lo justifique, situación que debe ponerse en conocimiento del consumidor antes de la culminación del plazo inicial, sin perjuicio del derecho del consumidor de recurrir directamente ante la Autoridad de Consumo. </w:t>
+        <w:t xml:space="preserve">807 Artículo 24.-</w:t>
+      </w:r>
+      <w:r>
+        <w:rPr>
+          <w:rFonts w:ascii="Arial Narrow" w:eastAsia="Arial Narrow" w:hAnsi="Arial Narrow" w:cs="Arial Narrow"/>
+          <w:sz w:val="16"/>
+          <w:szCs w:val="16"/>
+        </w:rPr>
+        <w:t xml:space="preserve"> El Secretario Técnico se encargará de la tramitación del procedimiento. Para ello, cuenta con las siguientes facultades:</w:t>
       </w:r>
     </w:p>
     <w:p>
@@ -10187,15 +10651,20 @@
         <w:jc w:val="both"/>
         <w:rPr>
           <w:rFonts w:ascii="Arial Narrow" w:eastAsia="Arial Narrow" w:hAnsi="Arial Narrow" w:cs="Arial Narrow"/>
-          <w:b/>
-          <w:bCs/>
-          <w:sz w:val="16"/>
-          <w:szCs w:val="16"/>
-        </w:rPr>
-      </w:pPr>
-    </w:p>
-  </w:footnote>
-  <w:footnote w:id="6">
+          <w:sz w:val="16"/>
+          <w:szCs w:val="16"/>
+        </w:rPr>
+      </w:pPr>
+      <w:r>
+        <w:rPr>
+          <w:rFonts w:ascii="Arial Narrow" w:eastAsia="Arial Narrow" w:hAnsi="Arial Narrow" w:cs="Arial Narrow"/>
+          <w:sz w:val="16"/>
+          <w:szCs w:val="16"/>
+        </w:rPr>
+        <w:tab/>
+        <w:t xml:space="preserve">(...) </w:t>
+      </w:r>
+    </w:p>
     <w:p>
       <w:pPr>
         <w:pStyle w:val="Textonotapie"/>
@@ -10206,30 +10675,10 @@
         <w:jc w:val="both"/>
         <w:rPr>
           <w:rFonts w:ascii="Arial Narrow" w:eastAsia="Arial Narrow" w:hAnsi="Arial Narrow" w:cs="Arial Narrow"/>
-          <w:b/>
-          <w:bCs/>
-          <w:sz w:val="16"/>
-          <w:szCs w:val="16"/>
-        </w:rPr>
-      </w:pPr>
-      <w:r>
-        <w:rPr>
-          <w:rStyle w:val="Refdenotaalpie"/>
-          <w:rFonts w:ascii="Arial Narrow" w:eastAsia="Arial Narrow" w:hAnsi="Arial Narrow" w:cs="Arial Narrow"/>
-          <w:sz w:val="16"/>
-          <w:szCs w:val="16"/>
-          <w:vertAlign w:val="superscript"/>
-        </w:rPr>
-        <w:footnoteRef/>
-      </w:r>
-      <w:r>
-        <w:rPr>
-          <w:rFonts w:ascii="Arial Narrow" w:eastAsia="Arial Narrow" w:hAnsi="Arial Narrow" w:cs="Arial Narrow"/>
-          <w:sz w:val="16"/>
-          <w:szCs w:val="16"/>
-        </w:rPr>
-        <w:t xml:space="preserve"> </w:t>
-      </w:r>
+          <w:sz w:val="16"/>
+          <w:szCs w:val="16"/>
+        </w:rPr>
+      </w:pPr>
       <w:r>
         <w:rPr>
           <w:rFonts w:ascii="Arial Narrow" w:eastAsia="Arial Narrow" w:hAnsi="Arial Narrow" w:cs="Arial Narrow"/>
@@ -10237,107 +10686,7 @@
           <w:szCs w:val="16"/>
         </w:rPr>
         <w:tab/>
-      </w:r>
-      <w:r>
-        <w:rPr>
-          <w:rFonts w:ascii="Arial Narrow" w:eastAsia="Arial Narrow" w:hAnsi="Arial Narrow" w:cs="Arial Narrow"/>
-          <w:b/>
-          <w:bCs/>
-          <w:sz w:val="16"/>
-          <w:szCs w:val="16"/>
-        </w:rPr>
-        <w:t xml:space="preserve">LEY </w:t>
-      </w:r>
-      <w:proofErr w:type="spellStart"/>
-      <w:r>
-        <w:rPr>
-          <w:rFonts w:ascii="Arial Narrow" w:eastAsia="Arial Narrow" w:hAnsi="Arial Narrow" w:cs="Arial Narrow"/>
-          <w:b/>
-          <w:bCs/>
-          <w:sz w:val="16"/>
-          <w:szCs w:val="16"/>
-        </w:rPr>
-        <w:t/>
-      </w:r>
-      <w:proofErr w:type="spellEnd"/>
-      <w:r>
-        <w:rPr>
-          <w:rFonts w:ascii="Arial Narrow" w:eastAsia="Arial Narrow" w:hAnsi="Arial Narrow" w:cs="Arial Narrow"/>
-          <w:b/>
-          <w:bCs/>
-          <w:sz w:val="16"/>
-          <w:szCs w:val="16"/>
-        </w:rPr>
-        <w:t xml:space="preserve"> 29571, CÓDIGO DE PROTECCIÓN Y DEFENSA DEL CONSUMIDOR, publicado el 2 de setiembre de 2010 y modificado por Decreto Legislativo </w:t>
-      </w:r>
-      <w:proofErr w:type="spellStart"/>
-      <w:r>
-        <w:rPr>
-          <w:rFonts w:ascii="Arial Narrow" w:eastAsia="Arial Narrow" w:hAnsi="Arial Narrow" w:cs="Arial Narrow"/>
-          <w:b/>
-          <w:bCs/>
-          <w:sz w:val="16"/>
-          <w:szCs w:val="16"/>
-        </w:rPr>
-        <w:t/>
-      </w:r>
-      <w:proofErr w:type="spellEnd"/>
-      <w:r>
-        <w:rPr>
-          <w:rFonts w:ascii="Arial Narrow" w:eastAsia="Arial Narrow" w:hAnsi="Arial Narrow" w:cs="Arial Narrow"/>
-          <w:b/>
-          <w:bCs/>
-          <w:sz w:val="16"/>
-          <w:szCs w:val="16"/>
-        </w:rPr>
-        <w:t xml:space="preserve"> 1308 </w:t>
-      </w:r>
-    </w:p>
-    <w:p>
-      <w:pPr>
-        <w:pStyle w:val="Textonotapie"/>
-        <w:ind w:firstLine="567"/>
-        <w:jc w:val="both"/>
-        <w:rPr>
-          <w:rFonts w:ascii="Arial Narrow" w:eastAsia="Arial Narrow" w:hAnsi="Arial Narrow" w:cs="Arial Narrow"/>
-          <w:b/>
-          <w:bCs/>
-          <w:sz w:val="16"/>
-          <w:szCs w:val="16"/>
-        </w:rPr>
-      </w:pPr>
-      <w:r>
-        <w:rPr>
-          <w:rFonts w:ascii="Arial Narrow" w:eastAsia="Arial Narrow" w:hAnsi="Arial Narrow" w:cs="Arial Narrow"/>
-          <w:b/>
-          <w:bCs/>
-          <w:sz w:val="16"/>
-          <w:szCs w:val="16"/>
-        </w:rPr>
-        <w:t>Artículo 111.- Derechos de los consumidores</w:t>
-      </w:r>
-    </w:p>
-    <w:p>
-      <w:pPr>
-        <w:pStyle w:val="Textonotapie"/>
-        <w:tabs>
-          <w:tab w:val="left" w:pos="567"/>
-        </w:tabs>
-        <w:ind w:left="567"/>
-        <w:jc w:val="both"/>
-        <w:rPr>
-          <w:rFonts w:ascii="Arial Narrow" w:eastAsia="Arial Narrow" w:hAnsi="Arial Narrow" w:cs="Arial Narrow"/>
-          <w:sz w:val="16"/>
-          <w:szCs w:val="16"/>
-        </w:rPr>
-      </w:pPr>
-      <w:r>
-        <w:rPr>
-          <w:rFonts w:ascii="Arial Narrow" w:eastAsia="Arial Narrow" w:hAnsi="Arial Narrow" w:cs="Arial Narrow"/>
-          <w:sz w:val="16"/>
-          <w:szCs w:val="16"/>
-        </w:rPr>
-        <w:t>Excepcionalmente, y atendiendo a la gravedad y naturaleza de la infracción, las personas que ejerzan la dirección, administración o representación del proveedor son responsables solidarios en cuanto participen con dolo o culpa inexcusable en el planeamiento, realización o ejecución de la infracción administrativa. En los casos referidos en el primer párrafo, además de la sanción que, a criterio del Indecopi, corresponde imponer a los infractores, se puede imponer una multa de hasta cinco (5) Unidades Impositivas Tributarias (UIT) a cada uno de sus representantes legales o a las personas que integran los órganos de dirección o administración según se determine su responsabilidad en las infracciones cometidas.</w:t>
+        <w:t xml:space="preserve">c) Admitir denuncias a trámite, en aquellos casos en que la Comisión le haya delegado esta facultad. </w:t>
       </w:r>
     </w:p>
     <w:p>
@@ -10350,15 +10699,20 @@
         <w:jc w:val="both"/>
         <w:rPr>
           <w:rFonts w:ascii="Arial Narrow" w:eastAsia="Arial Narrow" w:hAnsi="Arial Narrow" w:cs="Arial Narrow"/>
-          <w:b/>
-          <w:bCs/>
-          <w:sz w:val="16"/>
-          <w:szCs w:val="16"/>
-        </w:rPr>
-      </w:pPr>
-    </w:p>
-  </w:footnote>
-  <w:footnote w:id="7">
+          <w:sz w:val="16"/>
+          <w:szCs w:val="16"/>
+        </w:rPr>
+      </w:pPr>
+      <w:r>
+        <w:rPr>
+          <w:rFonts w:ascii="Arial Narrow" w:eastAsia="Arial Narrow" w:hAnsi="Arial Narrow" w:cs="Arial Narrow"/>
+          <w:sz w:val="16"/>
+          <w:szCs w:val="16"/>
+        </w:rPr>
+        <w:tab/>
+        <w:t>(...).</w:t>
+      </w:r>
+    </w:p>
     <w:p>
       <w:pPr>
         <w:pStyle w:val="Textonotapie"/>
@@ -10369,148 +10723,157 @@
         <w:jc w:val="both"/>
         <w:rPr>
           <w:rFonts w:ascii="Arial Narrow" w:eastAsia="Arial Narrow" w:hAnsi="Arial Narrow" w:cs="Arial Narrow"/>
-          <w:b/>
-          <w:bCs/>
-          <w:sz w:val="16"/>
-          <w:szCs w:val="16"/>
-        </w:rPr>
-      </w:pPr>
-      <w:r>
-        <w:rPr>
-          <w:rStyle w:val="Refdenotaalpie"/>
-          <w:rFonts w:ascii="Arial Narrow" w:eastAsia="Arial Narrow" w:hAnsi="Arial Narrow" w:cs="Arial Narrow"/>
-          <w:sz w:val="16"/>
-          <w:szCs w:val="16"/>
-          <w:vertAlign w:val="superscript"/>
-        </w:rPr>
-        <w:footnoteRef/>
-      </w:r>
-      <w:r>
-        <w:rPr>
-          <w:rFonts w:ascii="Arial Narrow" w:eastAsia="Arial Narrow" w:hAnsi="Arial Narrow" w:cs="Arial Narrow"/>
-          <w:sz w:val="16"/>
-          <w:szCs w:val="16"/>
-        </w:rPr>
-        <w:t xml:space="preserve"> </w:t>
-      </w:r>
-      <w:r>
-        <w:rPr>
-          <w:rFonts w:ascii="Arial Narrow" w:eastAsia="Arial Narrow" w:hAnsi="Arial Narrow" w:cs="Arial Narrow"/>
-          <w:sz w:val="16"/>
-          <w:szCs w:val="16"/>
-        </w:rPr>
-        <w:tab/>
-      </w:r>
-      <w:r>
-        <w:rPr>
-          <w:rFonts w:ascii="Arial Narrow" w:eastAsia="Arial Narrow" w:hAnsi="Arial Narrow" w:cs="Arial Narrow"/>
-          <w:b/>
-          <w:bCs/>
-          <w:sz w:val="16"/>
-          <w:szCs w:val="16"/>
-        </w:rPr>
-        <w:t xml:space="preserve">LEY </w:t>
-      </w:r>
-      <w:proofErr w:type="spellStart"/>
-      <w:r>
-        <w:rPr>
-          <w:rFonts w:ascii="Arial Narrow" w:eastAsia="Arial Narrow" w:hAnsi="Arial Narrow" w:cs="Arial Narrow"/>
-          <w:b/>
-          <w:bCs/>
-          <w:sz w:val="16"/>
-          <w:szCs w:val="16"/>
-        </w:rPr>
-        <w:t/>
-      </w:r>
-      <w:proofErr w:type="spellEnd"/>
-      <w:r>
-        <w:rPr>
-          <w:rFonts w:ascii="Arial Narrow" w:eastAsia="Arial Narrow" w:hAnsi="Arial Narrow" w:cs="Arial Narrow"/>
-          <w:b/>
-          <w:bCs/>
-          <w:sz w:val="16"/>
-          <w:szCs w:val="16"/>
-        </w:rPr>
-        <w:t xml:space="preserve"> 29571, CÓDIGO DE PROTECCIÓN Y DEFENSA DEL CONSUMIDOR, publicado el 2 de setiembre de 2010 y modificado por Decreto Legislativo </w:t>
-      </w:r>
-      <w:proofErr w:type="spellStart"/>
-      <w:r>
-        <w:rPr>
-          <w:rFonts w:ascii="Arial Narrow" w:eastAsia="Arial Narrow" w:hAnsi="Arial Narrow" w:cs="Arial Narrow"/>
-          <w:b/>
-          <w:bCs/>
-          <w:sz w:val="16"/>
-          <w:szCs w:val="16"/>
-        </w:rPr>
-        <w:t/>
-      </w:r>
-      <w:proofErr w:type="spellEnd"/>
-      <w:r>
-        <w:rPr>
-          <w:rFonts w:ascii="Arial Narrow" w:eastAsia="Arial Narrow" w:hAnsi="Arial Narrow" w:cs="Arial Narrow"/>
-          <w:b/>
-          <w:bCs/>
-          <w:sz w:val="16"/>
-          <w:szCs w:val="16"/>
-        </w:rPr>
-        <w:t xml:space="preserve"> 1308 </w:t>
-      </w:r>
-    </w:p>
-    <w:p>
-      <w:pPr>
-        <w:pStyle w:val="Textonotapie"/>
-        <w:ind w:firstLine="567"/>
-        <w:jc w:val="both"/>
-        <w:rPr>
-          <w:rFonts w:ascii="Arial Narrow" w:eastAsia="Arial Narrow" w:hAnsi="Arial Narrow" w:cs="Arial Narrow"/>
-          <w:b/>
-          <w:bCs/>
-          <w:sz w:val="16"/>
-          <w:szCs w:val="16"/>
-        </w:rPr>
-      </w:pPr>
-      <w:r>
-        <w:rPr>
-          <w:rFonts w:ascii="Arial Narrow" w:eastAsia="Arial Narrow" w:hAnsi="Arial Narrow" w:cs="Arial Narrow"/>
-          <w:b/>
-          <w:bCs/>
-          <w:sz w:val="16"/>
-          <w:szCs w:val="16"/>
-        </w:rPr>
-        <w:t>Artículo 111.- Derechos de los consumidores</w:t>
-      </w:r>
-    </w:p>
+          <w:sz w:val="16"/>
+          <w:szCs w:val="16"/>
+        </w:rPr>
+      </w:pPr>
+    </w:p>
+  </w:footnote>
+  <w:footnote w:id="9">
     <w:p>
       <w:pPr>
         <w:pStyle w:val="Textonotapie"/>
         <w:tabs>
           <w:tab w:val="left" w:pos="567"/>
         </w:tabs>
-        <w:ind w:left="567"/>
-        <w:jc w:val="both"/>
-        <w:rPr>
-          <w:rFonts w:ascii="Arial Narrow" w:eastAsia="Arial Narrow" w:hAnsi="Arial Narrow" w:cs="Arial Narrow"/>
-          <w:sz w:val="16"/>
-          <w:szCs w:val="16"/>
-        </w:rPr>
-      </w:pPr>
-      <w:r>
-        <w:rPr>
-          <w:rFonts w:ascii="Arial Narrow" w:eastAsia="Arial Narrow" w:hAnsi="Arial Narrow" w:cs="Arial Narrow"/>
-          <w:sz w:val="16"/>
-          <w:szCs w:val="16"/>
-        </w:rPr>
-        <w:t>Excepcionalmente, y atendiendo a la gravedad y naturaleza de la infracción, las personas que ejerzan la dirección, administración o representación del proveedor son responsables solidarios en cuanto participen con dolo o culpa inexcusable en el planeamiento, realización o ejecución de la infracción administrativa. En los casos referidos en el primer párrafo, además de la sanción que, a criterio del Indecopi, corresponde imponer a los infractores, se puede imponer una multa de hasta cinco (5) Unidades Impositivas Tributarias (UIT) a cada uno de sus representantes legales o a las personas que integran los órganos de dirección o administración según se determine su responsabilidad en las infracciones cometidas.</w:t>
-      </w:r>
-    </w:p>
+        <w:ind w:left="567" w:hanging="567"/>
+        <w:jc w:val="both"/>
+        <w:rPr>
+          <w:rFonts w:ascii="Arial Narrow" w:eastAsia="Arial Narrow" w:hAnsi="Arial Narrow" w:cs="Arial Narrow"/>
+          <w:sz w:val="16"/>
+          <w:szCs w:val="16"/>
+        </w:rPr>
+      </w:pPr>
+      <w:r>
+        <w:rPr>
+          <w:rStyle w:val="Refdenotaalpie"/>
+          <w:rFonts w:ascii="Arial Narrow" w:eastAsia="Arial Narrow" w:hAnsi="Arial Narrow" w:cs="Arial Narrow"/>
+          <w:sz w:val="16"/>
+          <w:szCs w:val="16"/>
+          <w:vertAlign w:val="superscript"/>
+        </w:rPr>
+        <w:footnoteRef/>
+      </w:r>
+      <w:r>
+        <w:rPr>
+          <w:rFonts w:ascii="Arial Narrow" w:eastAsia="Arial Narrow" w:hAnsi="Arial Narrow" w:cs="Arial Narrow"/>
+          <w:sz w:val="16"/>
+          <w:szCs w:val="16"/>
+        </w:rPr>
+        <w:tab/>
+        <w:t xml:space="preserve"/>
+      </w:r>
+      <w:r>
+        <w:rPr>
+          <w:rFonts w:ascii="Arial Narrow" w:eastAsia="Arial Narrow" w:hAnsi="Arial Narrow" w:cs="Arial Narrow"/>
+          <w:sz w:val="16"/>
+          <w:szCs w:val="16"/>
+        </w:rPr>
+        <w:tab/>
+        <w:t xml:space="preserve">El número de trabajadores se atenderá siempre que la empresa haya sido constituida antes de la vigencia de la Ley </w:t>
+      </w:r>
+      <w:proofErr w:type="spellStart"/>
+      <w:r>
+        <w:rPr>
+          <w:rFonts w:ascii="Arial Narrow" w:eastAsia="Arial Narrow" w:hAnsi="Arial Narrow" w:cs="Arial Narrow"/>
+          <w:sz w:val="16"/>
+          <w:szCs w:val="16"/>
+        </w:rPr>
+        <w:t/>
+      </w:r>
+      <w:proofErr w:type="spellEnd"/>
+      <w:r>
+        <w:rPr>
+          <w:rFonts w:ascii="Arial Narrow" w:eastAsia="Arial Narrow" w:hAnsi="Arial Narrow" w:cs="Arial Narrow"/>
+          <w:sz w:val="16"/>
+          <w:szCs w:val="16"/>
+        </w:rPr>
+        <w:t xml:space="preserve">30056, publicada el 2 de julio de 2013, que modificó el artículo 5 del Texto Único Ordenado de la Ley de Promoción de la Competitividad, Formalización y Desarrollo de la Micro y Pequeña Empresa y de Acceso al Empleo Decente (LEY MYPE). Ello, en la medida que la Tercera Disposición Complementaria Transitoria de la norma modificatoria precisa que las empresas constituidas antes de la </w:t>
+      </w:r>
+      <w:proofErr w:type="gramStart"/>
+      <w:r>
+        <w:rPr>
+          <w:rFonts w:ascii="Arial Narrow" w:eastAsia="Arial Narrow" w:hAnsi="Arial Narrow" w:cs="Arial Narrow"/>
+          <w:sz w:val="16"/>
+          <w:szCs w:val="16"/>
+        </w:rPr>
+        <w:t>entrada en vigencia</w:t>
+      </w:r>
+      <w:proofErr w:type="gramEnd"/>
+      <w:r>
+        <w:rPr>
+          <w:rFonts w:ascii="Arial Narrow" w:eastAsia="Arial Narrow" w:hAnsi="Arial Narrow" w:cs="Arial Narrow"/>
+          <w:sz w:val="16"/>
+          <w:szCs w:val="16"/>
+        </w:rPr>
+        <w:t xml:space="preserve"> de dicha Ley se rigen por los requisitos de acogimiento al régimen de las micro y pequeñas empresas regulados en el Decreto Legislativo 1086.</w:t>
+      </w:r>
+    </w:p>
+    <w:p>
+      <w:pPr>
+        <w:pStyle w:val="Textonotapie"/>
+        <w:ind w:left="567" w:hanging="567"/>
+        <w:jc w:val="both"/>
+        <w:rPr>
+          <w:rFonts w:ascii="Arial Narrow" w:eastAsia="Arial Narrow" w:hAnsi="Arial Narrow" w:cs="Arial Narrow"/>
+          <w:sz w:val="16"/>
+          <w:szCs w:val="16"/>
+        </w:rPr>
+      </w:pPr>
+    </w:p>
+  </w:footnote>
+  <w:footnote w:id="10">
     <w:p>
       <w:pPr>
         <w:pStyle w:val="Textonotapie"/>
         <w:tabs>
           <w:tab w:val="left" w:pos="567"/>
         </w:tabs>
-        <w:ind w:left="567" w:right="-1" w:hanging="567"/>
-        <w:jc w:val="both"/>
+        <w:ind w:left="567" w:hanging="567"/>
+        <w:jc w:val="both"/>
+        <w:rPr>
+          <w:rFonts w:ascii="Arial Narrow" w:eastAsia="Arial Narrow" w:hAnsi="Arial Narrow" w:cs="Arial Narrow"/>
+          <w:sz w:val="16"/>
+          <w:szCs w:val="16"/>
+        </w:rPr>
+      </w:pPr>
+      <w:r>
+        <w:rPr>
+          <w:rStyle w:val="Refdenotaalpie"/>
+          <w:rFonts w:ascii="Arial Narrow" w:eastAsia="Arial Narrow" w:hAnsi="Arial Narrow" w:cs="Arial Narrow"/>
+          <w:sz w:val="16"/>
+          <w:szCs w:val="16"/>
+          <w:vertAlign w:val="superscript"/>
+        </w:rPr>
+        <w:footnoteRef/>
+      </w:r>
+      <w:r>
+        <w:rPr>
+          <w:rFonts w:ascii="Arial Narrow" w:eastAsia="Arial Narrow" w:hAnsi="Arial Narrow" w:cs="Arial Narrow"/>
+          <w:sz w:val="16"/>
+          <w:szCs w:val="16"/>
+        </w:rPr>
+        <w:tab/>
+        <w:t xml:space="preserve"/>
+      </w:r>
+      <w:r>
+        <w:rPr>
+          <w:rFonts w:ascii="Arial Narrow" w:eastAsia="Arial Narrow" w:hAnsi="Arial Narrow" w:cs="Arial Narrow"/>
+          <w:sz w:val="16"/>
+          <w:szCs w:val="16"/>
+        </w:rPr>
+        <w:tab/>
+      </w:r>
+      <w:r>
+        <w:rPr>
+          <w:rFonts w:ascii="Arial Narrow" w:eastAsia="Arial Narrow" w:hAnsi="Arial Narrow" w:cs="Arial Narrow"/>
+          <w:b/>
+          <w:sz w:val="16"/>
+          <w:szCs w:val="16"/>
+        </w:rPr>
+        <w:t>LEY 29571, CÓDIGO DE PROTECCIÓN Y DEFENSA DEL CONSUMIDOR</w:t>
+      </w:r>
+      <w:r>
         <w:rPr>
           <w:rFonts w:ascii="Arial Narrow" w:eastAsia="Arial Narrow" w:hAnsi="Arial Narrow" w:cs="Arial Narrow"/>
           <w:b/>
@@ -10518,66 +10881,22 @@
           <w:sz w:val="16"/>
           <w:szCs w:val="16"/>
         </w:rPr>
-      </w:pPr>
-    </w:p>
-  </w:footnote>
-  <w:footnote w:id="8">
-    <w:p>
-      <w:pPr>
-        <w:pStyle w:val="Textonotapie"/>
-        <w:tabs>
-          <w:tab w:val="left" w:pos="567"/>
-        </w:tabs>
-        <w:ind w:left="567" w:right="-1" w:hanging="567"/>
-        <w:jc w:val="both"/>
-        <w:rPr>
-          <w:rFonts w:ascii="Arial Narrow" w:eastAsia="Arial Narrow" w:hAnsi="Arial Narrow" w:cs="Arial Narrow"/>
-          <w:sz w:val="16"/>
-          <w:szCs w:val="16"/>
-        </w:rPr>
-      </w:pPr>
-      <w:r>
-        <w:rPr>
-          <w:rStyle w:val="Refdenotaalpie"/>
-          <w:rFonts w:ascii="Arial Narrow" w:eastAsia="Arial Narrow" w:hAnsi="Arial Narrow" w:cs="Arial Narrow"/>
-          <w:sz w:val="16"/>
-          <w:szCs w:val="16"/>
-          <w:vertAlign w:val="superscript"/>
-        </w:rPr>
-        <w:footnoteRef/>
-      </w:r>
-      <w:r>
-        <w:rPr>
-          <w:rFonts w:ascii="Arial Narrow" w:eastAsia="Arial Narrow" w:hAnsi="Arial Narrow" w:cs="Arial Narrow"/>
-          <w:sz w:val="16"/>
-          <w:szCs w:val="16"/>
-        </w:rPr>
-        <w:t xml:space="preserve"> </w:t>
-      </w:r>
-      <w:r>
-        <w:rPr>
-          <w:rFonts w:ascii="Arial Narrow" w:eastAsia="Arial Narrow" w:hAnsi="Arial Narrow" w:cs="Arial Narrow"/>
-          <w:sz w:val="16"/>
-          <w:szCs w:val="16"/>
-        </w:rPr>
-        <w:tab/>
-      </w:r>
-      <w:r>
-        <w:rPr>
-          <w:rFonts w:ascii="Arial Narrow" w:eastAsia="Arial Narrow" w:hAnsi="Arial Narrow" w:cs="Arial Narrow"/>
-          <w:b/>
-          <w:bCs/>
-          <w:sz w:val="16"/>
-          <w:szCs w:val="16"/>
-        </w:rPr>
-        <w:t xml:space="preserve">LEY SOBRE FACULTADES, NORMAS Y ORGANIZACIÓN DEL INDECOPI, APROBADA POR DECRETO LEGISLATIVO </w:t>
+        <w:t xml:space="preserve">, </w:t>
+      </w:r>
+      <w:r>
+        <w:rPr>
+          <w:rFonts w:ascii="Arial Narrow" w:eastAsia="Arial Narrow" w:hAnsi="Arial Narrow" w:cs="Arial Narrow"/>
+          <w:b/>
+          <w:sz w:val="16"/>
+          <w:szCs w:val="16"/>
+        </w:rPr>
+        <w:t xml:space="preserve">publicado el 2 de setiembre de 2010 y modificado por Decreto Legislativo </w:t>
       </w:r>
       <w:proofErr w:type="spellStart"/>
       <w:r>
         <w:rPr>
           <w:rFonts w:ascii="Arial Narrow" w:eastAsia="Arial Narrow" w:hAnsi="Arial Narrow" w:cs="Arial Narrow"/>
           <w:b/>
-          <w:bCs/>
           <w:sz w:val="16"/>
           <w:szCs w:val="16"/>
         </w:rPr>
@@ -10588,306 +10907,10 @@
         <w:rPr>
           <w:rFonts w:ascii="Arial Narrow" w:eastAsia="Arial Narrow" w:hAnsi="Arial Narrow" w:cs="Arial Narrow"/>
           <w:b/>
-          <w:bCs/>
-          <w:sz w:val="16"/>
-          <w:szCs w:val="16"/>
-        </w:rPr>
-        <w:t xml:space="preserve"> 807 Artículo 24.-</w:t>
-      </w:r>
-      <w:r>
-        <w:rPr>
-          <w:rFonts w:ascii="Arial Narrow" w:eastAsia="Arial Narrow" w:hAnsi="Arial Narrow" w:cs="Arial Narrow"/>
-          <w:sz w:val="16"/>
-          <w:szCs w:val="16"/>
-        </w:rPr>
-        <w:t xml:space="preserve"> El Secretario Técnico se encargará de la tramitación del procedimiento. Para ello, cuenta con las siguientes facultades:</w:t>
-      </w:r>
-    </w:p>
-    <w:p>
-      <w:pPr>
-        <w:pStyle w:val="Textonotapie"/>
-        <w:tabs>
-          <w:tab w:val="left" w:pos="567"/>
-        </w:tabs>
-        <w:ind w:left="567" w:right="-1" w:hanging="567"/>
-        <w:jc w:val="both"/>
-        <w:rPr>
-          <w:rFonts w:ascii="Arial Narrow" w:eastAsia="Arial Narrow" w:hAnsi="Arial Narrow" w:cs="Arial Narrow"/>
-          <w:sz w:val="16"/>
-          <w:szCs w:val="16"/>
-        </w:rPr>
-      </w:pPr>
-      <w:r>
-        <w:rPr>
-          <w:rFonts w:ascii="Arial Narrow" w:eastAsia="Arial Narrow" w:hAnsi="Arial Narrow" w:cs="Arial Narrow"/>
-          <w:sz w:val="16"/>
-          <w:szCs w:val="16"/>
-        </w:rPr>
-        <w:tab/>
-        <w:t xml:space="preserve">(...) </w:t>
-      </w:r>
-    </w:p>
-    <w:p>
-      <w:pPr>
-        <w:pStyle w:val="Textonotapie"/>
-        <w:tabs>
-          <w:tab w:val="left" w:pos="567"/>
-        </w:tabs>
-        <w:ind w:left="567" w:right="-1" w:hanging="567"/>
-        <w:jc w:val="both"/>
-        <w:rPr>
-          <w:rFonts w:ascii="Arial Narrow" w:eastAsia="Arial Narrow" w:hAnsi="Arial Narrow" w:cs="Arial Narrow"/>
-          <w:sz w:val="16"/>
-          <w:szCs w:val="16"/>
-        </w:rPr>
-      </w:pPr>
-      <w:r>
-        <w:rPr>
-          <w:rFonts w:ascii="Arial Narrow" w:eastAsia="Arial Narrow" w:hAnsi="Arial Narrow" w:cs="Arial Narrow"/>
-          <w:sz w:val="16"/>
-          <w:szCs w:val="16"/>
-        </w:rPr>
-        <w:tab/>
-        <w:t xml:space="preserve">c) Admitir denuncias a trámite, en aquellos casos en que la Comisión le haya delegado esta facultad. </w:t>
-      </w:r>
-    </w:p>
-    <w:p>
-      <w:pPr>
-        <w:pStyle w:val="Textonotapie"/>
-        <w:tabs>
-          <w:tab w:val="left" w:pos="567"/>
-        </w:tabs>
-        <w:ind w:left="567" w:right="-1" w:hanging="567"/>
-        <w:jc w:val="both"/>
-        <w:rPr>
-          <w:rFonts w:ascii="Arial Narrow" w:eastAsia="Arial Narrow" w:hAnsi="Arial Narrow" w:cs="Arial Narrow"/>
-          <w:sz w:val="16"/>
-          <w:szCs w:val="16"/>
-        </w:rPr>
-      </w:pPr>
-      <w:r>
-        <w:rPr>
-          <w:rFonts w:ascii="Arial Narrow" w:eastAsia="Arial Narrow" w:hAnsi="Arial Narrow" w:cs="Arial Narrow"/>
-          <w:sz w:val="16"/>
-          <w:szCs w:val="16"/>
-        </w:rPr>
-        <w:tab/>
-        <w:t>(...).</w:t>
-      </w:r>
-    </w:p>
-    <w:p>
-      <w:pPr>
-        <w:pStyle w:val="Textonotapie"/>
-        <w:tabs>
-          <w:tab w:val="left" w:pos="567"/>
-        </w:tabs>
-        <w:ind w:left="567" w:right="-1" w:hanging="567"/>
-        <w:jc w:val="both"/>
-        <w:rPr>
-          <w:rFonts w:ascii="Arial Narrow" w:eastAsia="Arial Narrow" w:hAnsi="Arial Narrow" w:cs="Arial Narrow"/>
-          <w:sz w:val="16"/>
-          <w:szCs w:val="16"/>
-        </w:rPr>
-      </w:pPr>
-      <w:r>
-        <w:rPr>
-          <w:rFonts w:ascii="Arial Narrow" w:eastAsia="Arial Narrow" w:hAnsi="Arial Narrow" w:cs="Arial Narrow"/>
-          <w:sz w:val="16"/>
-          <w:szCs w:val="16"/>
-        </w:rPr>
-        <w:t xml:space="preserve">. </w:t>
-      </w:r>
-    </w:p>
-    <w:p>
-      <w:pPr>
-        <w:pStyle w:val="Textonotapie"/>
-        <w:tabs>
-          <w:tab w:val="left" w:pos="567"/>
-        </w:tabs>
-        <w:ind w:left="567" w:right="-1" w:hanging="567"/>
-        <w:jc w:val="both"/>
-        <w:rPr>
-          <w:rFonts w:ascii="Arial Narrow" w:eastAsia="Arial Narrow" w:hAnsi="Arial Narrow" w:cs="Arial Narrow"/>
-          <w:sz w:val="16"/>
-          <w:szCs w:val="16"/>
-        </w:rPr>
-      </w:pPr>
-    </w:p>
-  </w:footnote>
-  <w:footnote w:id="9">
-    <w:p>
-      <w:pPr>
-        <w:pStyle w:val="Textonotapie"/>
-        <w:ind w:left="567" w:hanging="567"/>
-        <w:jc w:val="both"/>
-        <w:rPr>
-          <w:rFonts w:ascii="Arial Narrow" w:eastAsia="Arial Narrow" w:hAnsi="Arial Narrow" w:cs="Arial Narrow"/>
-          <w:sz w:val="16"/>
-          <w:szCs w:val="16"/>
-        </w:rPr>
-      </w:pPr>
-      <w:r>
-        <w:rPr>
-          <w:rStyle w:val="Refdenotaalpie"/>
-          <w:rFonts w:ascii="Arial Narrow" w:eastAsia="Arial Narrow" w:hAnsi="Arial Narrow" w:cs="Arial Narrow"/>
-          <w:sz w:val="16"/>
-          <w:szCs w:val="16"/>
-          <w:vertAlign w:val="superscript"/>
-        </w:rPr>
-        <w:footnoteRef/>
-      </w:r>
-      <w:r>
-        <w:rPr>
-          <w:rFonts w:ascii="Arial Narrow" w:eastAsia="Arial Narrow" w:hAnsi="Arial Narrow" w:cs="Arial Narrow"/>
-          <w:sz w:val="16"/>
-          <w:szCs w:val="16"/>
-        </w:rPr>
-        <w:t xml:space="preserve"> </w:t>
-      </w:r>
-      <w:r>
-        <w:rPr>
-          <w:rFonts w:ascii="Arial Narrow" w:eastAsia="Arial Narrow" w:hAnsi="Arial Narrow" w:cs="Arial Narrow"/>
-          <w:sz w:val="16"/>
-          <w:szCs w:val="16"/>
-        </w:rPr>
-        <w:tab/>
-        <w:t xml:space="preserve">El número de trabajadores se atenderá siempre que la empresa haya sido constituida antes de la vigencia de la Ley </w:t>
-      </w:r>
-      <w:proofErr w:type="spellStart"/>
-      <w:r>
-        <w:rPr>
-          <w:rFonts w:ascii="Arial Narrow" w:eastAsia="Arial Narrow" w:hAnsi="Arial Narrow" w:cs="Arial Narrow"/>
-          <w:sz w:val="16"/>
-          <w:szCs w:val="16"/>
-        </w:rPr>
-        <w:t/>
-      </w:r>
-      <w:proofErr w:type="spellEnd"/>
-      <w:r>
-        <w:rPr>
-          <w:rFonts w:ascii="Arial Narrow" w:eastAsia="Arial Narrow" w:hAnsi="Arial Narrow" w:cs="Arial Narrow"/>
-          <w:sz w:val="16"/>
-          <w:szCs w:val="16"/>
-        </w:rPr>
-        <w:t xml:space="preserve"> 30056, publicada el 2 de julio de 2013, que modificó el artículo 5 del Texto Único Ordenado de la Ley de Promoción de la Competitividad, Formalización y Desarrollo de la Micro y Pequeña Empresa y de Acceso al Empleo Decente (LEY MYPE). Ello, en la medida que la Tercera Disposición Complementaria Transitoria de la norma modificatoria precisa que las empresas constituidas antes de la </w:t>
-      </w:r>
-      <w:proofErr w:type="gramStart"/>
-      <w:r>
-        <w:rPr>
-          <w:rFonts w:ascii="Arial Narrow" w:eastAsia="Arial Narrow" w:hAnsi="Arial Narrow" w:cs="Arial Narrow"/>
-          <w:sz w:val="16"/>
-          <w:szCs w:val="16"/>
-        </w:rPr>
-        <w:t>entrada en vigencia</w:t>
-      </w:r>
-      <w:proofErr w:type="gramEnd"/>
-      <w:r>
-        <w:rPr>
-          <w:rFonts w:ascii="Arial Narrow" w:eastAsia="Arial Narrow" w:hAnsi="Arial Narrow" w:cs="Arial Narrow"/>
-          <w:sz w:val="16"/>
-          <w:szCs w:val="16"/>
-        </w:rPr>
-        <w:t xml:space="preserve"> de dicha Ley se rigen por los requisitos de acogimiento al régimen de las micro y pequeñas empresas regulados en el Decreto Legislativo 1086.</w:t>
-      </w:r>
-    </w:p>
-    <w:p>
-      <w:pPr>
-        <w:pStyle w:val="Textonotapie"/>
-        <w:ind w:left="567" w:hanging="567"/>
-        <w:jc w:val="both"/>
-        <w:rPr>
-          <w:rFonts w:ascii="Arial Narrow" w:eastAsia="Arial Narrow" w:hAnsi="Arial Narrow" w:cs="Arial Narrow"/>
-          <w:sz w:val="16"/>
-          <w:szCs w:val="16"/>
-        </w:rPr>
-      </w:pPr>
-    </w:p>
-  </w:footnote>
-  <w:footnote w:id="10">
-    <w:p>
-      <w:pPr>
-        <w:pStyle w:val="Textonotapie"/>
-        <w:ind w:left="567" w:hanging="567"/>
-        <w:jc w:val="both"/>
-        <w:rPr>
-          <w:rFonts w:ascii="Arial Narrow" w:eastAsia="Arial Narrow" w:hAnsi="Arial Narrow" w:cs="Arial Narrow"/>
-          <w:sz w:val="16"/>
-          <w:szCs w:val="16"/>
-        </w:rPr>
-      </w:pPr>
-      <w:r>
-        <w:rPr>
-          <w:rStyle w:val="Refdenotaalpie"/>
-          <w:rFonts w:ascii="Arial Narrow" w:eastAsia="Arial Narrow" w:hAnsi="Arial Narrow" w:cs="Arial Narrow"/>
-          <w:sz w:val="16"/>
-          <w:szCs w:val="16"/>
-          <w:vertAlign w:val="superscript"/>
-        </w:rPr>
-        <w:footnoteRef/>
-      </w:r>
-      <w:r>
-        <w:rPr>
-          <w:rFonts w:ascii="Arial Narrow" w:eastAsia="Arial Narrow" w:hAnsi="Arial Narrow" w:cs="Arial Narrow"/>
-          <w:sz w:val="16"/>
-          <w:szCs w:val="16"/>
-        </w:rPr>
-        <w:t xml:space="preserve"> </w:t>
-      </w:r>
-      <w:r>
-        <w:rPr>
-          <w:rFonts w:ascii="Arial Narrow" w:eastAsia="Arial Narrow" w:hAnsi="Arial Narrow" w:cs="Arial Narrow"/>
-          <w:sz w:val="16"/>
-          <w:szCs w:val="16"/>
-        </w:rPr>
-        <w:tab/>
-      </w:r>
-      <w:r>
-        <w:rPr>
-          <w:rFonts w:ascii="Arial Narrow" w:eastAsia="Arial Narrow" w:hAnsi="Arial Narrow" w:cs="Arial Narrow"/>
-          <w:b/>
-          <w:sz w:val="16"/>
-          <w:szCs w:val="16"/>
-        </w:rPr>
-        <w:t>LEY 29571, CÓDIGO DE PROTECCIÓN Y DEFENSA DEL CONSUMIDOR</w:t>
-      </w:r>
-      <w:r>
-        <w:rPr>
-          <w:rFonts w:ascii="Arial Narrow" w:eastAsia="Arial Narrow" w:hAnsi="Arial Narrow" w:cs="Arial Narrow"/>
-          <w:b/>
-          <w:bCs/>
-          <w:sz w:val="16"/>
-          <w:szCs w:val="16"/>
-        </w:rPr>
-        <w:t xml:space="preserve">, </w:t>
-      </w:r>
-      <w:r>
-        <w:rPr>
-          <w:rFonts w:ascii="Arial Narrow" w:eastAsia="Arial Narrow" w:hAnsi="Arial Narrow" w:cs="Arial Narrow"/>
-          <w:b/>
-          <w:sz w:val="16"/>
-          <w:szCs w:val="16"/>
-        </w:rPr>
-        <w:t xml:space="preserve">publicado el 2 de setiembre de 2010 y modificado por Decreto Legislativo </w:t>
-      </w:r>
-      <w:proofErr w:type="spellStart"/>
-      <w:r>
-        <w:rPr>
-          <w:rFonts w:ascii="Arial Narrow" w:eastAsia="Arial Narrow" w:hAnsi="Arial Narrow" w:cs="Arial Narrow"/>
-          <w:b/>
-          <w:sz w:val="16"/>
-          <w:szCs w:val="16"/>
-        </w:rPr>
-        <w:t/>
-      </w:r>
-      <w:proofErr w:type="spellEnd"/>
-      <w:r>
-        <w:rPr>
-          <w:rFonts w:ascii="Arial Narrow" w:eastAsia="Arial Narrow" w:hAnsi="Arial Narrow" w:cs="Arial Narrow"/>
-          <w:b/>
-          <w:sz w:val="16"/>
-          <w:szCs w:val="16"/>
-        </w:rPr>
-        <w:t xml:space="preserve"> 1308</w:t>
+          <w:sz w:val="16"/>
+          <w:szCs w:val="16"/>
+        </w:rPr>
+        <w:t xml:space="preserve">1308</w:t>
       </w:r>
     </w:p>
     <w:p>
@@ -11010,7 +11033,50 @@
       </w:pPr>
     </w:p>
   </w:footnote>
-  <w:footnote w:id="16">
+  <w:footnote w:id="11">
+    <w:p>
+      <w:pPr>
+        <w:pStyle w:val="Textonotapie"/>
+        <w:tabs>
+          <w:tab w:val="left" w:pos="567"/>
+        </w:tabs>
+        <w:ind w:left="567" w:hanging="567"/>
+        <w:jc w:val="both"/>
+        <w:rPr>
+          <w:rFonts w:ascii="Arial Narrow" w:eastAsia="Arial Narrow" w:hAnsi="Arial Narrow" w:cs="Arial Narrow"/>
+          <w:sz w:val="16"/>
+          <w:szCs w:val="16"/>
+        </w:rPr>
+      </w:pPr>
+      <w:r>
+        <w:rPr>
+          <w:rStyle w:val="Refdenotaalpie"/>
+          <w:rFonts w:ascii="Arial Narrow" w:eastAsia="Arial Narrow" w:hAnsi="Arial Narrow" w:cs="Arial Narrow"/>
+          <w:sz w:val="16"/>
+          <w:szCs w:val="16"/>
+          <w:vertAlign w:val="superscript"/>
+        </w:rPr>
+        <w:footnoteRef/>
+      </w:r>
+      <w:r>
+        <w:rPr>
+          <w:rFonts w:ascii="Arial Narrow" w:eastAsia="Arial Narrow" w:hAnsi="Arial Narrow" w:cs="Arial Narrow"/>
+          <w:sz w:val="16"/>
+          <w:szCs w:val="16"/>
+        </w:rPr>
+        <w:tab/>
+      </w:r>
+      <w:r>
+        <w:rPr>
+          <w:rFonts w:ascii="Arial Narrow" w:eastAsia="Arial Narrow" w:hAnsi="Arial Narrow" w:cs="Arial Narrow"/>
+          <w:b/>
+          <w:bCs/>
+          <w:sz w:val="16"/>
+          <w:szCs w:val="16"/>
+        </w:rPr>
+        <w:t xml:space="preserve">DECRETO LEGISLATIVO 807, LEY SOBRE FACULTADES, NORMAS Y ORGANIZACIÓN DEL INDECOPI, publicado el 18 de abril de 1996</w:t>
+      </w:r>
+    </w:p>
     <w:p>
       <w:pPr>
         <w:pStyle w:val="Textonotapie"/>
@@ -11024,16 +11090,6 @@
       </w:pPr>
       <w:r>
         <w:rPr>
-          <w:rStyle w:val="Refdenotaalpie"/>
-          <w:rFonts w:ascii="Arial Narrow" w:eastAsia="Arial Narrow" w:hAnsi="Arial Narrow" w:cs="Arial Narrow"/>
-          <w:sz w:val="16"/>
-          <w:szCs w:val="16"/>
-          <w:vertAlign w:val="superscript"/>
-        </w:rPr>
-        <w:footnoteRef/>
-      </w:r>
-      <w:r>
-        <w:rPr>
           <w:rFonts w:ascii="Arial Narrow" w:eastAsia="Arial Narrow" w:hAnsi="Arial Narrow" w:cs="Arial Narrow"/>
           <w:sz w:val="16"/>
           <w:szCs w:val="16"/>
@@ -11048,7 +11104,15 @@
           <w:sz w:val="16"/>
           <w:szCs w:val="16"/>
         </w:rPr>
-        <w:t xml:space="preserve">DECRETO LEGISLATIVO 807, LEY SOBRE FACULTADES, NORMAS Y ORGANIZACIÓN DEL INDECOPI, publicado el 18 de abril de 1996</w:t>
+        <w:t xml:space="preserve">Artículo 26.-</w:t>
+      </w:r>
+      <w:r>
+        <w:rPr>
+          <w:rFonts w:ascii="Arial Narrow" w:eastAsia="Arial Narrow" w:hAnsi="Arial Narrow" w:cs="Arial Narrow"/>
+          <w:sz w:val="16"/>
+          <w:szCs w:val="16"/>
+        </w:rPr>
+        <w:t xml:space="preserve"> Una vez admitida a trámite la denuncia, se correrá traslado de la misma al denunciado, a fin de que éste presente su descargo. El plazo para la presentación del descargo será de cinco (5) días contados desde la notificación, vencido el cual, el Secretario Técnico declarará en rebeldía al denunciado que no lo hubiera presentado.</w:t>
       </w:r>
     </w:p>
     <w:p>
@@ -11062,6 +11126,33 @@
           <w:szCs w:val="16"/>
         </w:rPr>
       </w:pPr>
+    </w:p>
+  </w:footnote>
+  <w:footnote w:id="12">
+    <w:p>
+      <w:pPr>
+        <w:pStyle w:val="Textonotapie"/>
+        <w:tabs>
+          <w:tab w:val="left" w:pos="567"/>
+        </w:tabs>
+        <w:ind w:left="567" w:hanging="567"/>
+        <w:jc w:val="both"/>
+        <w:rPr>
+          <w:rFonts w:ascii="Arial Narrow" w:eastAsia="Arial Narrow" w:hAnsi="Arial Narrow" w:cs="Arial Narrow"/>
+          <w:sz w:val="16"/>
+          <w:szCs w:val="16"/>
+        </w:rPr>
+      </w:pPr>
+      <w:r>
+        <w:rPr>
+          <w:rStyle w:val="Refdenotaalpie"/>
+          <w:rFonts w:ascii="Arial Narrow" w:eastAsia="Arial Narrow" w:hAnsi="Arial Narrow" w:cs="Arial Narrow"/>
+          <w:sz w:val="16"/>
+          <w:szCs w:val="16"/>
+          <w:vertAlign w:val="superscript"/>
+        </w:rPr>
+        <w:footnoteRef/>
+      </w:r>
       <w:r>
         <w:rPr>
           <w:rFonts w:ascii="Arial Narrow" w:eastAsia="Arial Narrow" w:hAnsi="Arial Narrow" w:cs="Arial Narrow"/>
@@ -11078,15 +11169,7 @@
           <w:sz w:val="16"/>
           <w:szCs w:val="16"/>
         </w:rPr>
-        <w:t xml:space="preserve">Artículo 26.-</w:t>
-      </w:r>
-      <w:r>
-        <w:rPr>
-          <w:rFonts w:ascii="Arial Narrow" w:eastAsia="Arial Narrow" w:hAnsi="Arial Narrow" w:cs="Arial Narrow"/>
-          <w:sz w:val="16"/>
-          <w:szCs w:val="16"/>
-        </w:rPr>
-        <w:t xml:space="preserve"> Una vez admitida a trámite la denuncia, se correrá traslado de la misma al denunciado, a fin de que éste presente su descargo. El plazo para la presentación del descargo será de cinco (5) días contados desde la notificación, vencido el cual, el Secretario Técnico declarará en rebeldía al denunciado que no lo hubiera presentado.</w:t>
+        <w:t xml:space="preserve">DECRETO SUPREMO 006-2026-JUS, TEXTO ÚNICO ORDENADO DE LA LEY 27444, LEY DEL PROCEDIMIENTO ADMINISTRATIVO GENERAL, publicado el 30 de abril de 2026</w:t>
       </w:r>
     </w:p>
     <w:p>
@@ -11100,9 +11183,25 @@
           <w:szCs w:val="16"/>
         </w:rPr>
       </w:pPr>
-    </w:p>
-  </w:footnote>
-  <w:footnote w:id="17">
+      <w:r>
+        <w:rPr>
+          <w:rFonts w:ascii="Arial Narrow" w:eastAsia="Arial Narrow" w:hAnsi="Arial Narrow" w:cs="Arial Narrow"/>
+          <w:sz w:val="16"/>
+          <w:szCs w:val="16"/>
+        </w:rPr>
+        <w:tab/>
+      </w:r>
+      <w:r>
+        <w:rPr>
+          <w:rFonts w:ascii="Arial Narrow" w:eastAsia="Arial Narrow" w:hAnsi="Arial Narrow" w:cs="Arial Narrow"/>
+          <w:b/>
+          <w:bCs/>
+          <w:sz w:val="16"/>
+          <w:szCs w:val="16"/>
+        </w:rPr>
+        <w:t xml:space="preserve">Artículo 223.- Contestación de la reclamación</w:t>
+      </w:r>
+    </w:p>
     <w:p>
       <w:pPr>
         <w:pStyle w:val="Textonotapie"/>
@@ -11116,16 +11215,6 @@
       </w:pPr>
       <w:r>
         <w:rPr>
-          <w:rStyle w:val="Refdenotaalpie"/>
-          <w:rFonts w:ascii="Arial Narrow" w:eastAsia="Arial Narrow" w:hAnsi="Arial Narrow" w:cs="Arial Narrow"/>
-          <w:sz w:val="16"/>
-          <w:szCs w:val="16"/>
-          <w:vertAlign w:val="superscript"/>
-        </w:rPr>
-        <w:footnoteRef/>
-      </w:r>
-      <w:r>
-        <w:rPr>
           <w:rFonts w:ascii="Arial Narrow" w:eastAsia="Arial Narrow" w:hAnsi="Arial Narrow" w:cs="Arial Narrow"/>
           <w:sz w:val="16"/>
           <w:szCs w:val="16"/>
@@ -11135,12 +11224,10 @@
       <w:r>
         <w:rPr>
           <w:rFonts w:ascii="Arial Narrow" w:eastAsia="Arial Narrow" w:hAnsi="Arial Narrow" w:cs="Arial Narrow"/>
-          <w:b/>
-          <w:bCs/>
-          <w:sz w:val="16"/>
-          <w:szCs w:val="16"/>
-        </w:rPr>
-        <w:t xml:space="preserve">DECRETO SUPREMO 006-2026-JUS, TEXTO ÚNICO ORDENADO DE LA LEY 27444, LEY DEL PROCEDIMIENTO ADMINISTRATIVO GENERAL, publicado el 30 de abril de 2026</w:t>
+          <w:sz w:val="16"/>
+          <w:szCs w:val="16"/>
+        </w:rPr>
+        <w:t xml:space="preserve">223.1 El reclamado deberá presentar la contestación de la reclamación dentro de los quince (15) días posteriores a la notificación de ésta; vencido este plazo, la Administración declarará en rebeldía al reclamado que no la hubiera presentado. La contestación deberá contener los requisitos de los escritos previstos en el artículo 113 de la presente Ley, así como la absolución de todos los asuntos controvertidos de hecho y de derecho, Las alegaciones y los hechos relevantes de la reclamación, salvo que hayan sido específicamente negadas en la contestación, se tendrán por aceptadas o merituadas como ciertas.</w:t>
       </w:r>
     </w:p>
     <w:p>
@@ -11154,69 +11241,14 @@
           <w:szCs w:val="16"/>
         </w:rPr>
       </w:pPr>
-      <w:r>
-        <w:rPr>
-          <w:rFonts w:ascii="Arial Narrow" w:eastAsia="Arial Narrow" w:hAnsi="Arial Narrow" w:cs="Arial Narrow"/>
-          <w:sz w:val="16"/>
-          <w:szCs w:val="16"/>
-        </w:rPr>
-        <w:tab/>
-      </w:r>
-      <w:r>
-        <w:rPr>
-          <w:rFonts w:ascii="Arial Narrow" w:eastAsia="Arial Narrow" w:hAnsi="Arial Narrow" w:cs="Arial Narrow"/>
-          <w:b/>
-          <w:bCs/>
-          <w:sz w:val="16"/>
-          <w:szCs w:val="16"/>
-        </w:rPr>
-        <w:t xml:space="preserve">Artículo 223.- Contestación de la reclamación</w:t>
-      </w:r>
-    </w:p>
-    <w:p>
-      <w:pPr>
-        <w:pStyle w:val="Textonotapie"/>
-        <w:ind w:left="567" w:hanging="567"/>
-        <w:jc w:val="both"/>
-        <w:rPr>
-          <w:rFonts w:ascii="Arial Narrow" w:eastAsia="Arial Narrow" w:hAnsi="Arial Narrow" w:cs="Arial Narrow"/>
-          <w:sz w:val="16"/>
-          <w:szCs w:val="16"/>
-        </w:rPr>
-      </w:pPr>
-      <w:r>
-        <w:rPr>
-          <w:rFonts w:ascii="Arial Narrow" w:eastAsia="Arial Narrow" w:hAnsi="Arial Narrow" w:cs="Arial Narrow"/>
-          <w:sz w:val="16"/>
-          <w:szCs w:val="16"/>
-        </w:rPr>
-        <w:tab/>
-      </w:r>
-      <w:r>
-        <w:rPr>
-          <w:rFonts w:ascii="Arial Narrow" w:eastAsia="Arial Narrow" w:hAnsi="Arial Narrow" w:cs="Arial Narrow"/>
-          <w:sz w:val="16"/>
-          <w:szCs w:val="16"/>
-        </w:rPr>
-        <w:t xml:space="preserve">223.1 El reclamado deberá presentar la contestación de la reclamación dentro de los quince (15) días posteriores a la notificación de ésta; vencido este plazo, la Administración declarará en rebeldía al reclamado que no la hubiera presentado. La contestación deberá contener los requisitos de los escritos previstos en el artículo 113 de la presente Ley, así como la absolución de todos los asuntos controvertidos de hecho y de derecho, Las alegaciones y los hechos relevantes de la reclamación, salvo que hayan sido específicamente negadas en la contestación, se tendrán por aceptadas o merituadas como ciertas.</w:t>
-      </w:r>
-    </w:p>
-    <w:p>
-      <w:pPr>
-        <w:pStyle w:val="Textonotapie"/>
-        <w:ind w:left="567" w:hanging="567"/>
-        <w:jc w:val="both"/>
-        <w:rPr>
-          <w:rFonts w:ascii="Arial Narrow" w:eastAsia="Arial Narrow" w:hAnsi="Arial Narrow" w:cs="Arial Narrow"/>
-          <w:sz w:val="16"/>
-          <w:szCs w:val="16"/>
-        </w:rPr>
-      </w:pPr>
     </w:p>
   </w:footnote>
-  <w:footnote w:id="11">
-    <w:p>
-      <w:pPr>
+  <w:footnote w:id="13">
+    <w:p>
+      <w:pPr>
+        <w:tabs>
+          <w:tab w:val="left" w:pos="567"/>
+        </w:tabs>
         <w:spacing w:after="0" w:line="240" w:lineRule="auto"/>
         <w:ind w:left="567" w:hanging="567"/>
         <w:jc w:val="both"/>
@@ -11243,6 +11275,15 @@
           <w:szCs w:val="16"/>
           <w:vertAlign w:val="superscript"/>
         </w:rPr>
+        <w:tab/>
+        <w:t xml:space="preserve"/>
+      </w:r>
+      <w:r>
+        <w:rPr>
+          <w:rFonts w:ascii="Arial Narrow" w:eastAsia="Arial Narrow" w:hAnsi="Arial Narrow" w:cs="Arial Narrow"/>
+          <w:sz w:val="16"/>
+          <w:szCs w:val="16"/>
+        </w:rPr>
         <w:t xml:space="preserve"> </w:t>
       </w:r>
       <w:r>
@@ -11251,14 +11292,6 @@
           <w:sz w:val="16"/>
           <w:szCs w:val="16"/>
         </w:rPr>
-        <w:t xml:space="preserve"> </w:t>
-      </w:r>
-      <w:r>
-        <w:rPr>
-          <w:rFonts w:ascii="Arial Narrow" w:eastAsia="Arial Narrow" w:hAnsi="Arial Narrow" w:cs="Arial Narrow"/>
-          <w:sz w:val="16"/>
-          <w:szCs w:val="16"/>
-        </w:rPr>
         <w:tab/>
       </w:r>
       <w:r>
@@ -11307,7 +11340,7 @@
           <w:sz w:val="16"/>
           <w:szCs w:val="16"/>
         </w:rPr>
-        <w:t xml:space="preserve"> 1308</w:t>
+        <w:t xml:space="preserve">1308</w:t>
       </w:r>
     </w:p>
     <w:p>
@@ -11458,9 +11491,110 @@
       </w:pPr>
     </w:p>
   </w:footnote>
-  <w:footnote w:id="12">
-    <w:p>
-      <w:pPr>
+  <w:footnote w:id="14">
+    <w:p>
+      <w:pPr>
+        <w:pStyle w:val="Textonotapie"/>
+        <w:tabs>
+          <w:tab w:val="left" w:pos="567"/>
+        </w:tabs>
+        <w:ind w:left="567" w:right="-1" w:hanging="567"/>
+        <w:jc w:val="both"/>
+        <w:rPr>
+          <w:rFonts w:ascii="Arial Narrow" w:eastAsia="Arial Narrow" w:hAnsi="Arial Narrow" w:cs="Arial Narrow"/>
+          <w:b/>
+          <w:bCs/>
+          <w:sz w:val="16"/>
+          <w:szCs w:val="16"/>
+        </w:rPr>
+      </w:pPr>
+      <w:r>
+        <w:rPr>
+          <w:rStyle w:val="Refdenotaalpie"/>
+          <w:rFonts w:ascii="Arial Narrow" w:eastAsia="Arial Narrow" w:hAnsi="Arial Narrow" w:cs="Arial Narrow"/>
+          <w:sz w:val="16"/>
+          <w:szCs w:val="16"/>
+          <w:vertAlign w:val="superscript"/>
+        </w:rPr>
+        <w:footnoteRef/>
+      </w:r>
+      <w:r>
+        <w:rPr>
+          <w:rFonts w:ascii="Arial Narrow" w:eastAsia="Arial Narrow" w:hAnsi="Arial Narrow" w:cs="Arial Narrow"/>
+          <w:sz w:val="16"/>
+          <w:szCs w:val="16"/>
+        </w:rPr>
+        <w:tab/>
+        <w:t xml:space="preserve"/>
+      </w:r>
+      <w:r>
+        <w:rPr>
+          <w:rFonts w:ascii="Arial Narrow" w:eastAsia="Arial Narrow" w:hAnsi="Arial Narrow" w:cs="Arial Narrow"/>
+          <w:sz w:val="16"/>
+          <w:szCs w:val="16"/>
+        </w:rPr>
+        <w:tab/>
+      </w:r>
+      <w:r>
+        <w:rPr>
+          <w:rFonts w:ascii="Arial Narrow" w:eastAsia="Arial Narrow" w:hAnsi="Arial Narrow" w:cs="Arial Narrow"/>
+          <w:b/>
+          <w:bCs/>
+          <w:sz w:val="16"/>
+          <w:szCs w:val="16"/>
+        </w:rPr>
+        <w:t xml:space="preserve">LEY </w:t>
+      </w:r>
+      <w:proofErr w:type="spellStart"/>
+      <w:r>
+        <w:rPr>
+          <w:rFonts w:ascii="Arial Narrow" w:eastAsia="Arial Narrow" w:hAnsi="Arial Narrow" w:cs="Arial Narrow"/>
+          <w:b/>
+          <w:bCs/>
+          <w:sz w:val="16"/>
+          <w:szCs w:val="16"/>
+        </w:rPr>
+        <w:t/>
+      </w:r>
+      <w:proofErr w:type="spellEnd"/>
+      <w:r>
+        <w:rPr>
+          <w:rFonts w:ascii="Arial Narrow" w:eastAsia="Arial Narrow" w:hAnsi="Arial Narrow" w:cs="Arial Narrow"/>
+          <w:b/>
+          <w:bCs/>
+          <w:sz w:val="16"/>
+          <w:szCs w:val="16"/>
+        </w:rPr>
+        <w:t xml:space="preserve">29571, CÓDIGO DE PROTECCIÓN Y DEFENSA DEL CONSUMIDOR, publicado el 2 de setiembre de 2010 y modificado por Decreto Legislativo </w:t>
+      </w:r>
+      <w:proofErr w:type="spellStart"/>
+      <w:r>
+        <w:rPr>
+          <w:rFonts w:ascii="Arial Narrow" w:eastAsia="Arial Narrow" w:hAnsi="Arial Narrow" w:cs="Arial Narrow"/>
+          <w:b/>
+          <w:bCs/>
+          <w:sz w:val="16"/>
+          <w:szCs w:val="16"/>
+        </w:rPr>
+        <w:t/>
+      </w:r>
+      <w:proofErr w:type="spellEnd"/>
+      <w:r>
+        <w:rPr>
+          <w:rFonts w:ascii="Arial Narrow" w:eastAsia="Arial Narrow" w:hAnsi="Arial Narrow" w:cs="Arial Narrow"/>
+          <w:b/>
+          <w:bCs/>
+          <w:sz w:val="16"/>
+          <w:szCs w:val="16"/>
+        </w:rPr>
+        <w:t xml:space="preserve">1308 </w:t>
+      </w:r>
+    </w:p>
+    <w:p>
+      <w:pPr>
+        <w:tabs>
+          <w:tab w:val="left" w:pos="567"/>
+        </w:tabs>
         <w:spacing w:after="0" w:line="240" w:lineRule="auto"/>
         <w:ind w:left="567" w:hanging="567"/>
         <w:jc w:val="both"/>
@@ -11472,29 +11606,12 @@
       </w:pPr>
       <w:r>
         <w:rPr>
-          <w:rStyle w:val="Refdenotaalpie"/>
-          <w:rFonts w:ascii="Arial Narrow" w:eastAsia="Arial Narrow" w:hAnsi="Arial Narrow" w:cs="Arial Narrow"/>
-          <w:sz w:val="16"/>
-          <w:szCs w:val="16"/>
-          <w:vertAlign w:val="superscript"/>
-        </w:rPr>
-        <w:footnoteRef/>
-      </w:r>
-      <w:r>
-        <w:rPr>
-          <w:rFonts w:ascii="Arial Narrow" w:eastAsia="Arial Narrow" w:hAnsi="Arial Narrow" w:cs="Arial Narrow"/>
-          <w:sz w:val="16"/>
-          <w:szCs w:val="16"/>
-        </w:rPr>
-        <w:t xml:space="preserve"> </w:t>
-      </w:r>
-      <w:r>
-        <w:rPr>
           <w:rFonts w:ascii="Arial Narrow" w:eastAsia="Arial Narrow" w:hAnsi="Arial Narrow" w:cs="Arial Narrow"/>
           <w:sz w:val="16"/>
           <w:szCs w:val="16"/>
         </w:rPr>
         <w:tab/>
+        <w:t xml:space="preserve"/>
       </w:r>
       <w:r>
         <w:rPr>
@@ -11567,18 +11684,6 @@
         <w:tab/>
         <w:t>Las medidas correctivas complementarias pueden dictarse de oficio o a pedido de parte.</w:t>
       </w:r>
-    </w:p>
-    <w:p>
-      <w:pPr>
-        <w:spacing w:after="0" w:line="240" w:lineRule="auto"/>
-        <w:ind w:left="567" w:hanging="567"/>
-        <w:jc w:val="both"/>
-        <w:rPr>
-          <w:rFonts w:ascii="Arial Narrow" w:eastAsia="Arial Narrow" w:hAnsi="Arial Narrow" w:cs="Arial Narrow"/>
-          <w:sz w:val="16"/>
-          <w:szCs w:val="16"/>
-        </w:rPr>
-      </w:pPr>
     </w:p>
     <w:p>
       <w:pPr>
@@ -11793,8 +11898,12 @@
     </w:p>
     <w:p>
       <w:pPr>
-        <w:pStyle w:val="Sinespaciado"/>
-        <w:ind w:firstLine="567"/>
+        <w:numPr>
+          <w:ilvl w:val="0"/>
+          <w:numId w:val="1"/>
+        </w:numPr>
+        <w:spacing w:after="0" w:line="240" w:lineRule="auto"/>
+        <w:ind w:left="567" w:firstLine="0"/>
         <w:jc w:val="both"/>
         <w:rPr>
           <w:rFonts w:ascii="Arial Narrow" w:eastAsia="Arial Narrow" w:hAnsi="Arial Narrow" w:cs="Arial Narrow"/>
@@ -11813,8 +11922,12 @@
     </w:p>
     <w:p>
       <w:pPr>
-        <w:pStyle w:val="Sinespaciado"/>
-        <w:ind w:firstLine="567"/>
+        <w:numPr>
+          <w:ilvl w:val="0"/>
+          <w:numId w:val="1"/>
+        </w:numPr>
+        <w:spacing w:after="0" w:line="240" w:lineRule="auto"/>
+        <w:ind w:left="567" w:firstLine="0"/>
         <w:jc w:val="both"/>
         <w:rPr>
           <w:rFonts w:ascii="Arial Narrow" w:eastAsia="Arial Narrow" w:hAnsi="Arial Narrow" w:cs="Arial Narrow"/>
@@ -11976,10 +12089,22 @@
         <w:jc w:val="both"/>
         <w:rPr>
           <w:rFonts w:ascii="Arial Narrow" w:eastAsia="Arial Narrow" w:hAnsi="Arial Narrow" w:cs="Arial Narrow"/>
-          <w:sz w:val="16"/>
-          <w:szCs w:val="16"/>
-        </w:rPr>
-      </w:pPr>
+          <w:b/>
+          <w:bCs/>
+          <w:sz w:val="16"/>
+          <w:szCs w:val="16"/>
+        </w:rPr>
+      </w:pPr>
+      <w:r>
+        <w:rPr>
+          <w:rFonts w:ascii="Arial Narrow" w:eastAsia="Arial Narrow" w:hAnsi="Arial Narrow" w:cs="Arial Narrow"/>
+          <w:b/>
+          <w:bCs/>
+          <w:sz w:val="16"/>
+          <w:szCs w:val="16"/>
+        </w:rPr>
+        <w:t>Artículo 116.- Medidas correctivas complementarias</w:t>
+      </w:r>
     </w:p>
     <w:p>
       <w:pPr>
@@ -11988,21 +12113,17 @@
         <w:jc w:val="both"/>
         <w:rPr>
           <w:rFonts w:ascii="Arial Narrow" w:eastAsia="Arial Narrow" w:hAnsi="Arial Narrow" w:cs="Arial Narrow"/>
-          <w:b/>
-          <w:bCs/>
-          <w:sz w:val="16"/>
-          <w:szCs w:val="16"/>
-        </w:rPr>
-      </w:pPr>
-      <w:r>
-        <w:rPr>
-          <w:rFonts w:ascii="Arial Narrow" w:eastAsia="Arial Narrow" w:hAnsi="Arial Narrow" w:cs="Arial Narrow"/>
-          <w:b/>
-          <w:bCs/>
-          <w:sz w:val="16"/>
-          <w:szCs w:val="16"/>
-        </w:rPr>
-        <w:t>Artículo 116.- Medidas correctivas complementarias</w:t>
+          <w:sz w:val="16"/>
+          <w:szCs w:val="16"/>
+        </w:rPr>
+      </w:pPr>
+      <w:r>
+        <w:rPr>
+          <w:rFonts w:ascii="Arial Narrow" w:eastAsia="Arial Narrow" w:hAnsi="Arial Narrow" w:cs="Arial Narrow"/>
+          <w:sz w:val="16"/>
+          <w:szCs w:val="16"/>
+        </w:rPr>
+        <w:t xml:space="preserve">Las medidas correctivas complementarias tienen el objeto de revertir los efectos de la conducta infractora o evitar que esta se produzca nuevamente en el futuro y pueden ser, entre otras, las siguientes: </w:t>
       </w:r>
     </w:p>
     <w:p>
@@ -12022,7 +12143,7 @@
           <w:sz w:val="16"/>
           <w:szCs w:val="16"/>
         </w:rPr>
-        <w:t xml:space="preserve">Las medidas correctivas complementarias tienen el objeto de revertir los efectos de la conducta infractora o evitar que esta se produzca nuevamente en el futuro y pueden ser, entre otras, las siguientes: </w:t>
+        <w:t xml:space="preserve">a. Que el proveedor cumpla con atender la solicitud de información requerida por el consumidor, siempre que dicho requerimiento guarde relación con el producto adquirido o servicio contratado. </w:t>
       </w:r>
     </w:p>
     <w:p>
@@ -12042,7 +12163,7 @@
           <w:sz w:val="16"/>
           <w:szCs w:val="16"/>
         </w:rPr>
-        <w:t xml:space="preserve">a. Que el proveedor cumpla con atender la solicitud de información requerida por el consumidor, siempre que dicho requerimiento guarde relación con el producto adquirido o servicio contratado. </w:t>
+        <w:t xml:space="preserve">b. Declarar inexigibles las cláusulas que han sido identificadas como abusivas en el procedimiento. </w:t>
       </w:r>
     </w:p>
     <w:p>
@@ -12062,7 +12183,7 @@
           <w:sz w:val="16"/>
           <w:szCs w:val="16"/>
         </w:rPr>
-        <w:t xml:space="preserve">b. Declarar inexigibles las cláusulas que han sido identificadas como abusivas en el procedimiento. </w:t>
+        <w:t xml:space="preserve">c. El decomiso y destrucción de la mercadería, envases, envolturas o etiquetas. </w:t>
       </w:r>
     </w:p>
     <w:p>
@@ -12082,7 +12203,25 @@
           <w:sz w:val="16"/>
           <w:szCs w:val="16"/>
         </w:rPr>
-        <w:t xml:space="preserve">c. El decomiso y destrucción de la mercadería, envases, envolturas o etiquetas. </w:t>
+        <w:t xml:space="preserve">d. En caso de infracciones muy graves y de reincidencia o </w:t>
+      </w:r>
+      <w:proofErr w:type="spellStart"/>
+      <w:r>
+        <w:rPr>
+          <w:rFonts w:ascii="Arial Narrow" w:eastAsia="Arial Narrow" w:hAnsi="Arial Narrow" w:cs="Arial Narrow"/>
+          <w:sz w:val="16"/>
+          <w:szCs w:val="16"/>
+        </w:rPr>
+        <w:t>reiterancia</w:t>
+      </w:r>
+      <w:proofErr w:type="spellEnd"/>
+      <w:r>
+        <w:rPr>
+          <w:rFonts w:ascii="Arial Narrow" w:eastAsia="Arial Narrow" w:hAnsi="Arial Narrow" w:cs="Arial Narrow"/>
+          <w:sz w:val="16"/>
+          <w:szCs w:val="16"/>
+        </w:rPr>
+        <w:t xml:space="preserve">: </w:t>
       </w:r>
     </w:p>
     <w:p>
@@ -12102,25 +12241,7 @@
           <w:sz w:val="16"/>
           <w:szCs w:val="16"/>
         </w:rPr>
-        <w:t xml:space="preserve">d. En caso de infracciones muy graves y de reincidencia o </w:t>
-      </w:r>
-      <w:proofErr w:type="spellStart"/>
-      <w:r>
-        <w:rPr>
-          <w:rFonts w:ascii="Arial Narrow" w:eastAsia="Arial Narrow" w:hAnsi="Arial Narrow" w:cs="Arial Narrow"/>
-          <w:sz w:val="16"/>
-          <w:szCs w:val="16"/>
-        </w:rPr>
-        <w:t>reiterancia</w:t>
-      </w:r>
-      <w:proofErr w:type="spellEnd"/>
-      <w:r>
-        <w:rPr>
-          <w:rFonts w:ascii="Arial Narrow" w:eastAsia="Arial Narrow" w:hAnsi="Arial Narrow" w:cs="Arial Narrow"/>
-          <w:sz w:val="16"/>
-          <w:szCs w:val="16"/>
-        </w:rPr>
-        <w:t xml:space="preserve">: </w:t>
+        <w:t xml:space="preserve">(i) Solicitar a la autoridad correspondiente la clausura temporal del establecimiento industrial, comercial o de servicios por un plazo máximo de seis (6) meses. </w:t>
       </w:r>
     </w:p>
     <w:p>
@@ -12140,7 +12261,25 @@
           <w:sz w:val="16"/>
           <w:szCs w:val="16"/>
         </w:rPr>
-        <w:t xml:space="preserve">(i) Solicitar a la autoridad correspondiente la clausura temporal del establecimiento industrial, comercial o de servicios por un plazo máximo de seis (6) meses. </w:t>
+        <w:t>(</w:t>
+      </w:r>
+      <w:proofErr w:type="spellStart"/>
+      <w:r>
+        <w:rPr>
+          <w:rFonts w:ascii="Arial Narrow" w:eastAsia="Arial Narrow" w:hAnsi="Arial Narrow" w:cs="Arial Narrow"/>
+          <w:sz w:val="16"/>
+          <w:szCs w:val="16"/>
+        </w:rPr>
+        <w:t>ii</w:t>
+      </w:r>
+      <w:proofErr w:type="spellEnd"/>
+      <w:r>
+        <w:rPr>
+          <w:rFonts w:ascii="Arial Narrow" w:eastAsia="Arial Narrow" w:hAnsi="Arial Narrow" w:cs="Arial Narrow"/>
+          <w:sz w:val="16"/>
+          <w:szCs w:val="16"/>
+        </w:rPr>
+        <w:t xml:space="preserve">) Solicitar a la autoridad competente la inhabilitación, temporal o permanente, del proveedor en función de los alcances de la infracción sancionada. </w:t>
       </w:r>
     </w:p>
     <w:p>
@@ -12160,7 +12299,7 @@
           <w:sz w:val="16"/>
           <w:szCs w:val="16"/>
         </w:rPr>
-        <w:t>(</w:t>
+        <w:t xml:space="preserve">e. Publicación de avisos </w:t>
       </w:r>
       <w:proofErr w:type="spellStart"/>
       <w:r>
@@ -12169,7 +12308,7 @@
           <w:sz w:val="16"/>
           <w:szCs w:val="16"/>
         </w:rPr>
-        <w:t>ii</w:t>
+        <w:t>rectificatorios</w:t>
       </w:r>
       <w:proofErr w:type="spellEnd"/>
       <w:r>
@@ -12178,7 +12317,7 @@
           <w:sz w:val="16"/>
           <w:szCs w:val="16"/>
         </w:rPr>
-        <w:t xml:space="preserve">) Solicitar a la autoridad competente la inhabilitación, temporal o permanente, del proveedor en función de los alcances de la infracción sancionada. </w:t>
+        <w:t xml:space="preserve"> o informativos en la forma que determine el Indecopi, tomando en consideración los medios que resulten idóneos para revertir los efectos que el acto objeto de sanción ha ocasionado. </w:t>
       </w:r>
     </w:p>
     <w:p>
@@ -12198,25 +12337,7 @@
           <w:sz w:val="16"/>
           <w:szCs w:val="16"/>
         </w:rPr>
-        <w:t xml:space="preserve">e. Publicación de avisos </w:t>
-      </w:r>
-      <w:proofErr w:type="spellStart"/>
-      <w:r>
-        <w:rPr>
-          <w:rFonts w:ascii="Arial Narrow" w:eastAsia="Arial Narrow" w:hAnsi="Arial Narrow" w:cs="Arial Narrow"/>
-          <w:sz w:val="16"/>
-          <w:szCs w:val="16"/>
-        </w:rPr>
-        <w:t>rectificatorios</w:t>
-      </w:r>
-      <w:proofErr w:type="spellEnd"/>
-      <w:r>
-        <w:rPr>
-          <w:rFonts w:ascii="Arial Narrow" w:eastAsia="Arial Narrow" w:hAnsi="Arial Narrow" w:cs="Arial Narrow"/>
-          <w:sz w:val="16"/>
-          <w:szCs w:val="16"/>
-        </w:rPr>
-        <w:t xml:space="preserve"> o informativos en la forma que determine el Indecopi, tomando en consideración los medios que resulten idóneos para revertir los efectos que el acto objeto de sanción ha ocasionado. </w:t>
+        <w:t xml:space="preserve">f. Cualquier otra medida correctiva que tenga el objeto de revertir los efectos de la conducta infractora o evitar que esta se produzca nuevamente en el futuro. </w:t>
       </w:r>
     </w:p>
     <w:p>
@@ -12236,26 +12357,6 @@
           <w:sz w:val="16"/>
           <w:szCs w:val="16"/>
         </w:rPr>
-        <w:t xml:space="preserve">f. Cualquier otra medida correctiva que tenga el objeto de revertir los efectos de la conducta infractora o evitar que esta se produzca nuevamente en el futuro. </w:t>
-      </w:r>
-    </w:p>
-    <w:p>
-      <w:pPr>
-        <w:spacing w:after="0" w:line="240" w:lineRule="auto"/>
-        <w:ind w:left="567"/>
-        <w:jc w:val="both"/>
-        <w:rPr>
-          <w:rFonts w:ascii="Arial Narrow" w:eastAsia="Arial Narrow" w:hAnsi="Arial Narrow" w:cs="Arial Narrow"/>
-          <w:sz w:val="16"/>
-          <w:szCs w:val="16"/>
-        </w:rPr>
-      </w:pPr>
-      <w:r>
-        <w:rPr>
-          <w:rFonts w:ascii="Arial Narrow" w:eastAsia="Arial Narrow" w:hAnsi="Arial Narrow" w:cs="Arial Narrow"/>
-          <w:sz w:val="16"/>
-          <w:szCs w:val="16"/>
-        </w:rPr>
         <w:t>El Indecopi está facultado para solicitar a la autoridad municipal y policial el apoyo respectivo para la ejecución de las medidas correctivas complementarias correspondientes.</w:t>
       </w:r>
     </w:p>
@@ -12272,7 +12373,7 @@
       </w:pPr>
     </w:p>
   </w:footnote>
-  <w:footnote w:id="13">
+  <w:footnote w:id="15">
     <w:p>
       <w:pPr>
         <w:pStyle w:val="Textonotapie"/>
@@ -12304,15 +12405,16 @@
           <w:sz w:val="16"/>
           <w:szCs w:val="16"/>
         </w:rPr>
-        <w:t xml:space="preserve"> </w:t>
-      </w:r>
-      <w:r>
-        <w:rPr>
-          <w:rFonts w:ascii="Arial Narrow" w:eastAsia="Arial Narrow" w:hAnsi="Arial Narrow" w:cs="Arial Narrow"/>
-          <w:sz w:val="16"/>
-          <w:szCs w:val="16"/>
-        </w:rPr>
         <w:tab/>
+        <w:t xml:space="preserve"/>
+      </w:r>
+      <w:r>
+        <w:rPr>
+          <w:rFonts w:ascii="Arial Narrow" w:eastAsia="Arial Narrow" w:hAnsi="Arial Narrow" w:cs="Arial Narrow"/>
+          <w:sz w:val="16"/>
+          <w:szCs w:val="16"/>
+        </w:rPr>
+        <w:tab/>
       </w:r>
       <w:r>
         <w:rPr>
@@ -12360,7 +12462,7 @@
           <w:sz w:val="16"/>
           <w:szCs w:val="16"/>
         </w:rPr>
-        <w:t xml:space="preserve"> 1308</w:t>
+        <w:t xml:space="preserve">1308</w:t>
       </w:r>
     </w:p>
     <w:p>
@@ -12515,7 +12617,115 @@
       </w:pPr>
     </w:p>
   </w:footnote>
-  <w:footnote w:id="14">
+  <w:footnote w:id="16">
+    <w:p>
+      <w:pPr>
+        <w:autoSpaceDE w:val="0"/>
+        <w:autoSpaceDN w:val="0"/>
+        <w:adjustRightInd w:val="0"/>
+        <w:tabs>
+          <w:tab w:val="left" w:pos="567"/>
+        </w:tabs>
+        <w:spacing w:after="0" w:line="240" w:lineRule="auto"/>
+        <w:ind w:left="567" w:hanging="567"/>
+        <w:jc w:val="both"/>
+        <w:rPr>
+          <w:rFonts w:ascii="Arial Narrow" w:eastAsia="Arial Narrow" w:hAnsi="Arial Narrow" w:cs="Arial Narrow"/>
+          <w:b/>
+          <w:bCs/>
+          <w:sz w:val="16"/>
+          <w:szCs w:val="16"/>
+        </w:rPr>
+      </w:pPr>
+      <w:r>
+        <w:rPr>
+          <w:rStyle w:val="Refdenotaalpie"/>
+          <w:rFonts w:ascii="Arial Narrow" w:eastAsia="Arial Narrow" w:hAnsi="Arial Narrow" w:cs="Arial Narrow"/>
+          <w:b/>
+          <w:bCs/>
+          <w:sz w:val="16"/>
+          <w:szCs w:val="16"/>
+          <w:vertAlign w:val="superscript"/>
+        </w:rPr>
+        <w:footnoteRef/>
+      </w:r>
+      <w:r>
+        <w:rPr>
+          <w:rFonts w:ascii="Arial Narrow" w:eastAsia="Arial Narrow" w:hAnsi="Arial Narrow" w:cs="Arial Narrow"/>
+          <w:b/>
+          <w:bCs/>
+          <w:sz w:val="16"/>
+          <w:szCs w:val="16"/>
+        </w:rPr>
+        <w:tab/>
+        <w:t xml:space="preserve"/>
+      </w:r>
+      <w:r>
+        <w:rPr>
+          <w:rFonts w:ascii="Arial Narrow" w:eastAsia="Arial Narrow" w:hAnsi="Arial Narrow" w:cs="Arial Narrow"/>
+          <w:b/>
+          <w:bCs/>
+          <w:sz w:val="16"/>
+          <w:szCs w:val="16"/>
+        </w:rPr>
+        <w:tab/>
+        <w:t xml:space="preserve">DECRETO LEGISLATIVO </w:t>
+      </w:r>
+      <w:proofErr w:type="spellStart"/>
+      <w:r>
+        <w:rPr>
+          <w:rFonts w:ascii="Arial Narrow" w:eastAsia="Arial Narrow" w:hAnsi="Arial Narrow" w:cs="Arial Narrow"/>
+          <w:b/>
+          <w:bCs/>
+          <w:sz w:val="16"/>
+          <w:szCs w:val="16"/>
+        </w:rPr>
+        <w:t/>
+      </w:r>
+      <w:proofErr w:type="spellEnd"/>
+      <w:r>
+        <w:rPr>
+          <w:rFonts w:ascii="Arial Narrow" w:eastAsia="Arial Narrow" w:hAnsi="Arial Narrow" w:cs="Arial Narrow"/>
+          <w:b/>
+          <w:bCs/>
+          <w:sz w:val="16"/>
+          <w:szCs w:val="16"/>
+        </w:rPr>
+        <w:t xml:space="preserve">807, LEY SOBRE FACULTADES, NORMAS Y ORGANIZACIÓN DEL INDECOPI FACULTADES DE LAS COMISIONES Y OFICINAS DEL INDECOPI</w:t>
+      </w:r>
+    </w:p>
+    <w:p>
+      <w:pPr>
+        <w:pStyle w:val="NormalWeb"/>
+        <w:spacing w:after="0" w:line="240" w:lineRule="auto"/>
+        <w:ind w:left="567"/>
+        <w:jc w:val="both"/>
+        <w:rPr>
+          <w:rFonts w:ascii="Arial Narrow" w:eastAsia="Arial Narrow" w:hAnsi="Arial Narrow" w:cs="Arial Narrow"/>
+          <w:bCs/>
+          <w:sz w:val="16"/>
+          <w:szCs w:val="16"/>
+        </w:rPr>
+      </w:pPr>
+      <w:r>
+        <w:rPr>
+          <w:rFonts w:ascii="Arial Narrow" w:eastAsia="Arial Narrow" w:hAnsi="Arial Narrow" w:cs="Arial Narrow"/>
+          <w:b/>
+          <w:sz w:val="16"/>
+          <w:szCs w:val="16"/>
+        </w:rPr>
+        <w:t xml:space="preserve">Artículo 29.- </w:t>
+      </w:r>
+      <w:r>
+        <w:rPr>
+          <w:rFonts w:ascii="Arial Narrow" w:eastAsia="Arial Narrow" w:hAnsi="Arial Narrow" w:cs="Arial Narrow"/>
+          <w:bCs/>
+          <w:sz w:val="16"/>
+          <w:szCs w:val="16"/>
+        </w:rPr>
+        <w:t>En cualquier estado del procedimiento, e incluso antes de admitirse a trámite la denuncia, el Secretario Técnico podrá citar a las partes a audiencia de conciliación. La audiencia se desarrollará ante el Secretario Técnico o ante la persona que este designe. Si ambas partes arribaran a un acuerdo respecto de la denuncia, se levantará un acta donde conste el acuerdo respectivo, el mismo que tendrá efectos de transacción extrajudicial. En cualquier caso, la Comisión podrá continuar de oficio el procedimiento, si del análisis de los hechos denunciados considera que podría estarse afectando intereses de terceros.</w:t>
+      </w:r>
+    </w:p>
     <w:p>
       <w:pPr>
         <w:autoSpaceDE w:val="0"/>
@@ -12532,12 +12742,27 @@
           <w:szCs w:val="16"/>
         </w:rPr>
       </w:pPr>
+    </w:p>
+  </w:footnote>
+  <w:footnote w:id="17">
+    <w:p>
+      <w:pPr>
+        <w:pStyle w:val="Textonotapie"/>
+        <w:tabs>
+          <w:tab w:val="left" w:pos="567"/>
+        </w:tabs>
+        <w:ind w:left="567" w:hanging="567"/>
+        <w:jc w:val="both"/>
+        <w:rPr>
+          <w:rFonts w:ascii="Arial Narrow" w:eastAsia="Arial Narrow" w:hAnsi="Arial Narrow" w:cs="Arial Narrow"/>
+          <w:sz w:val="16"/>
+          <w:szCs w:val="16"/>
+        </w:rPr>
+      </w:pPr>
       <w:r>
         <w:rPr>
           <w:rStyle w:val="Refdenotaalpie"/>
           <w:rFonts w:ascii="Arial Narrow" w:eastAsia="Arial Narrow" w:hAnsi="Arial Narrow" w:cs="Arial Narrow"/>
-          <w:b/>
-          <w:bCs/>
           <w:sz w:val="16"/>
           <w:szCs w:val="16"/>
           <w:vertAlign w:val="superscript"/>
@@ -12547,30 +12772,34 @@
       <w:r>
         <w:rPr>
           <w:rFonts w:ascii="Arial Narrow" w:eastAsia="Arial Narrow" w:hAnsi="Arial Narrow" w:cs="Arial Narrow"/>
-          <w:b/>
-          <w:bCs/>
-          <w:sz w:val="16"/>
-          <w:szCs w:val="16"/>
-        </w:rPr>
-        <w:t xml:space="preserve"> </w:t>
-      </w:r>
-      <w:r>
-        <w:rPr>
-          <w:rFonts w:ascii="Arial Narrow" w:eastAsia="Arial Narrow" w:hAnsi="Arial Narrow" w:cs="Arial Narrow"/>
-          <w:b/>
-          <w:bCs/>
           <w:sz w:val="16"/>
           <w:szCs w:val="16"/>
         </w:rPr>
         <w:tab/>
-        <w:t xml:space="preserve">DECRETO LEGISLATIVO </w:t>
+        <w:t xml:space="preserve"/>
+      </w:r>
+      <w:r>
+        <w:rPr>
+          <w:rFonts w:ascii="Arial Narrow" w:eastAsia="Arial Narrow" w:hAnsi="Arial Narrow" w:cs="Arial Narrow"/>
+          <w:sz w:val="16"/>
+          <w:szCs w:val="16"/>
+        </w:rPr>
+        <w:tab/>
+      </w:r>
+      <w:r>
+        <w:rPr>
+          <w:rFonts w:ascii="Arial Narrow" w:eastAsia="Arial Narrow" w:hAnsi="Arial Narrow" w:cs="Arial Narrow"/>
+          <w:b/>
+          <w:sz w:val="16"/>
+          <w:szCs w:val="16"/>
+        </w:rPr>
+        <w:t xml:space="preserve">TEXTO ÚNICO ORDENADO DE LA LEY DEL PROCEDIMIENTO ADMINISTRATIVO GENERAL, aprobado mediante DECRETO SUPREMO </w:t>
       </w:r>
       <w:proofErr w:type="spellStart"/>
       <w:r>
         <w:rPr>
           <w:rFonts w:ascii="Arial Narrow" w:eastAsia="Arial Narrow" w:hAnsi="Arial Narrow" w:cs="Arial Narrow"/>
           <w:b/>
-          <w:bCs/>
           <w:sz w:val="16"/>
           <w:szCs w:val="16"/>
         </w:rPr>
@@ -12581,129 +12810,10 @@
         <w:rPr>
           <w:rFonts w:ascii="Arial Narrow" w:eastAsia="Arial Narrow" w:hAnsi="Arial Narrow" w:cs="Arial Narrow"/>
           <w:b/>
-          <w:bCs/>
-          <w:sz w:val="16"/>
-          <w:szCs w:val="16"/>
-        </w:rPr>
-        <w:t xml:space="preserve"> 807, LEY SOBRE FACULTADES, NORMAS Y ORGANIZACIÓN DEL INDECOPI FACULTADES DE LAS COMISIONES Y OFICINAS DEL INDECOPI</w:t>
-      </w:r>
-    </w:p>
-    <w:p>
-      <w:pPr>
-        <w:pStyle w:val="NormalWeb"/>
-        <w:spacing w:after="0" w:line="240" w:lineRule="auto"/>
-        <w:ind w:left="567"/>
-        <w:jc w:val="both"/>
-        <w:rPr>
-          <w:rFonts w:ascii="Arial Narrow" w:eastAsia="Arial Narrow" w:hAnsi="Arial Narrow" w:cs="Arial Narrow"/>
-          <w:bCs/>
-          <w:sz w:val="16"/>
-          <w:szCs w:val="16"/>
-        </w:rPr>
-      </w:pPr>
-      <w:r>
-        <w:rPr>
-          <w:rFonts w:ascii="Arial Narrow" w:eastAsia="Arial Narrow" w:hAnsi="Arial Narrow" w:cs="Arial Narrow"/>
-          <w:b/>
-          <w:sz w:val="16"/>
-          <w:szCs w:val="16"/>
-        </w:rPr>
-        <w:t xml:space="preserve">Artículo 29.- </w:t>
-      </w:r>
-      <w:r>
-        <w:rPr>
-          <w:rFonts w:ascii="Arial Narrow" w:eastAsia="Arial Narrow" w:hAnsi="Arial Narrow" w:cs="Arial Narrow"/>
-          <w:bCs/>
-          <w:sz w:val="16"/>
-          <w:szCs w:val="16"/>
-        </w:rPr>
-        <w:t>En cualquier estado del procedimiento, e incluso antes de admitirse a trámite la denuncia, el Secretario Técnico podrá citar a las partes a audiencia de conciliación. La audiencia se desarrollará ante el Secretario Técnico o ante la persona que este designe. Si ambas partes arribaran a un acuerdo respecto de la denuncia, se levantará un acta donde conste el acuerdo respectivo, el mismo que tendrá efectos de transacción extrajudicial. En cualquier caso, la Comisión podrá continuar de oficio el procedimiento, si del análisis de los hechos denunciados considera que podría estarse afectando intereses de terceros.</w:t>
-      </w:r>
-    </w:p>
-    <w:p>
-      <w:pPr>
-        <w:autoSpaceDE w:val="0"/>
-        <w:autoSpaceDN w:val="0"/>
-        <w:adjustRightInd w:val="0"/>
-        <w:spacing w:after="0" w:line="240" w:lineRule="auto"/>
-        <w:ind w:left="567" w:hanging="567"/>
-        <w:jc w:val="both"/>
-        <w:rPr>
-          <w:rFonts w:ascii="Arial Narrow" w:eastAsia="Arial Narrow" w:hAnsi="Arial Narrow" w:cs="Arial Narrow"/>
-          <w:b/>
-          <w:bCs/>
-          <w:sz w:val="16"/>
-          <w:szCs w:val="16"/>
-        </w:rPr>
-      </w:pPr>
-    </w:p>
-  </w:footnote>
-  <w:footnote w:id="15">
-    <w:p>
-      <w:pPr>
-        <w:pStyle w:val="Textonotapie"/>
-        <w:ind w:left="567" w:hanging="567"/>
-        <w:jc w:val="both"/>
-        <w:rPr>
-          <w:rFonts w:ascii="Arial Narrow" w:eastAsia="Arial Narrow" w:hAnsi="Arial Narrow" w:cs="Arial Narrow"/>
-          <w:sz w:val="16"/>
-          <w:szCs w:val="16"/>
-        </w:rPr>
-      </w:pPr>
-      <w:r>
-        <w:rPr>
-          <w:rStyle w:val="Refdenotaalpie"/>
-          <w:rFonts w:ascii="Arial Narrow" w:eastAsia="Arial Narrow" w:hAnsi="Arial Narrow" w:cs="Arial Narrow"/>
-          <w:sz w:val="16"/>
-          <w:szCs w:val="16"/>
-          <w:vertAlign w:val="superscript"/>
-        </w:rPr>
-        <w:footnoteRef/>
-      </w:r>
-      <w:r>
-        <w:rPr>
-          <w:rFonts w:ascii="Arial Narrow" w:eastAsia="Arial Narrow" w:hAnsi="Arial Narrow" w:cs="Arial Narrow"/>
-          <w:sz w:val="16"/>
-          <w:szCs w:val="16"/>
-        </w:rPr>
-        <w:t xml:space="preserve"> </w:t>
-      </w:r>
-      <w:r>
-        <w:rPr>
-          <w:rFonts w:ascii="Arial Narrow" w:eastAsia="Arial Narrow" w:hAnsi="Arial Narrow" w:cs="Arial Narrow"/>
-          <w:sz w:val="16"/>
-          <w:szCs w:val="16"/>
-        </w:rPr>
-        <w:tab/>
-      </w:r>
-      <w:r>
-        <w:rPr>
-          <w:rFonts w:ascii="Arial Narrow" w:eastAsia="Arial Narrow" w:hAnsi="Arial Narrow" w:cs="Arial Narrow"/>
-          <w:b/>
-          <w:sz w:val="16"/>
-          <w:szCs w:val="16"/>
-        </w:rPr>
-        <w:t xml:space="preserve">TEXTO ÚNICO ORDENADO DE LA LEY DEL PROCEDIMIENTO ADMINISTRATIVO GENERAL, aprobado mediante DECRETO SUPREMO </w:t>
-      </w:r>
-      <w:proofErr w:type="spellStart"/>
-      <w:r>
-        <w:rPr>
-          <w:rFonts w:ascii="Arial Narrow" w:eastAsia="Arial Narrow" w:hAnsi="Arial Narrow" w:cs="Arial Narrow"/>
-          <w:b/>
-          <w:sz w:val="16"/>
-          <w:szCs w:val="16"/>
-        </w:rPr>
-        <w:t/>
-      </w:r>
-      <w:proofErr w:type="spellEnd"/>
-      <w:r>
-        <w:rPr>
-          <w:rFonts w:ascii="Arial Narrow" w:eastAsia="Arial Narrow" w:hAnsi="Arial Narrow" w:cs="Arial Narrow"/>
-          <w:b/>
-          <w:sz w:val="16"/>
-          <w:szCs w:val="16"/>
-        </w:rPr>
-        <w:t xml:space="preserve"> 006-2026-JUS y publicado el 30 de abril de 2026</w:t>
+          <w:sz w:val="16"/>
+          <w:szCs w:val="16"/>
+        </w:rPr>
+        <w:t xml:space="preserve">006-2026-JUS y publicado el 30 de abril de 2026</w:t>
       </w:r>
     </w:p>
     <w:p>

--- a/plantillas_maestras/01_seguro_vehicular/negativa_cobertura/2_o_mas_ddos_varios/varon/TPL_0059_2026_SEGURO_VEHICULAR_NEGATIVA_COBERTURA_ASEGURADORA_VARON_R2.docx
+++ b/plantillas_maestras/01_seguro_vehicular/negativa_cobertura/2_o_mas_ddos_varios/varon/TPL_0059_2026_SEGURO_VEHICULAR_NEGATIVA_COBERTURA_ASEGURADORA_VARON_R2.docx
@@ -666,7 +666,7 @@
     </w:p>
     <w:p>
       <w:pPr>
-        <w:spacing w:after="0" w:line="240" w:lineRule="auto"/>
+        <w:spacing w:before="0" w:after="0" w:line="240" w:lineRule="auto"/>
         <w:contextualSpacing/>
         <w:jc w:val="both"/>
         <w:rPr>
@@ -892,7 +892,7 @@
     </w:p>
     <w:p>
       <w:pPr>
-        <w:spacing w:after="0" w:line="240" w:lineRule="auto"/>
+        <w:spacing w:before="0" w:after="0" w:line="240" w:lineRule="auto"/>
         <w:contextualSpacing/>
         <w:jc w:val="both"/>
         <w:rPr>
@@ -1370,7 +1370,7 @@
     </w:p>
     <w:p>
       <w:pPr>
-        <w:spacing w:after="0" w:line="240" w:lineRule="auto"/>
+        <w:spacing w:before="0" w:after="0" w:line="240" w:lineRule="auto"/>
         <w:contextualSpacing/>
         <w:jc w:val="both"/>
         <w:rPr>
@@ -1627,7 +1627,7 @@
     <w:p>
       <w:pPr>
         <w:pStyle w:val="Prrafodelista"/>
-        <w:spacing w:after="0" w:line="240" w:lineRule="auto"/>
+        <w:spacing w:before="0" w:after="0" w:line="240" w:lineRule="auto"/>
         <w:ind w:left="1134"/>
         <w:jc w:val="both"/>
         <w:rPr>
@@ -1716,7 +1716,7 @@
     <w:p>
       <w:pPr>
         <w:pStyle w:val="Prrafodelista"/>
-        <w:spacing w:after="0" w:line="240" w:lineRule="auto"/>
+        <w:spacing w:before="0" w:after="0" w:line="240" w:lineRule="auto"/>
         <w:ind w:left="1134"/>
         <w:jc w:val="both"/>
         <w:rPr>
@@ -1865,7 +1865,7 @@
     <w:p>
       <w:pPr>
         <w:pStyle w:val="Prrafodelista"/>
-        <w:spacing w:after="0" w:line="240" w:lineRule="auto"/>
+        <w:spacing w:before="0" w:after="0" w:line="240" w:lineRule="auto"/>
         <w:ind w:left="1134"/>
         <w:jc w:val="both"/>
         <w:rPr>
@@ -2003,7 +2003,7 @@
     <w:p>
       <w:pPr>
         <w:pStyle w:val="Prrafodelista"/>
-        <w:spacing w:after="0" w:line="240" w:lineRule="auto"/>
+        <w:spacing w:before="0" w:after="0" w:line="240" w:lineRule="auto"/>
         <w:ind w:left="1134"/>
         <w:jc w:val="both"/>
         <w:rPr>
@@ -2212,7 +2212,7 @@
     <w:p>
       <w:pPr>
         <w:pStyle w:val="Prrafodelista"/>
-        <w:spacing w:after="0" w:line="240" w:lineRule="auto"/>
+        <w:spacing w:before="0" w:after="0" w:line="240" w:lineRule="auto"/>
         <w:ind w:left="1134"/>
         <w:jc w:val="both"/>
         <w:rPr>
@@ -2371,10 +2371,10 @@
     </w:p>
     <w:p>
       <w:pPr>
+        <w:spacing w:before="0" w:after="0" w:line="240" w:lineRule="auto"/>
         <w:tabs>
           <w:tab w:val="left" w:pos="1134"/>
         </w:tabs>
-        <w:spacing w:after="0" w:line="240" w:lineRule="auto"/>
         <w:contextualSpacing/>
         <w:jc w:val="both"/>
         <w:rPr>
@@ -2668,7 +2668,7 @@
     <w:bookmarkEnd w:id="2"/>
     <w:p>
       <w:pPr>
-        <w:spacing w:after="0" w:line="240" w:lineRule="auto"/>
+        <w:spacing w:before="0" w:after="0" w:line="240" w:lineRule="auto"/>
         <w:contextualSpacing/>
         <w:jc w:val="both"/>
         <w:rPr>
@@ -2724,7 +2724,7 @@
     </w:p>
     <w:p>
       <w:pPr>
-        <w:spacing w:after="0" w:line="240" w:lineRule="auto"/>
+        <w:spacing w:before="0" w:after="0" w:line="240" w:lineRule="auto"/>
         <w:ind w:left="567"/>
         <w:contextualSpacing/>
         <w:jc w:val="both"/>
@@ -2994,7 +2994,7 @@
     <w:p>
       <w:pPr>
         <w:pStyle w:val="Prrafodelista"/>
-        <w:spacing w:after="0" w:line="240" w:lineRule="auto"/>
+        <w:spacing w:before="0" w:after="0" w:line="240" w:lineRule="auto"/>
         <w:ind w:left="567"/>
         <w:jc w:val="both"/>
         <w:rPr>
@@ -3198,7 +3198,7 @@
     <w:p>
       <w:pPr>
         <w:pStyle w:val="Prrafodelista"/>
-        <w:spacing w:after="0" w:line="240" w:lineRule="auto"/>
+        <w:spacing w:before="0" w:after="0" w:line="240" w:lineRule="auto"/>
         <w:rPr>
           <w:rFonts w:ascii="Arial Narrow" w:eastAsia="Arial Narrow" w:hAnsi="Arial Narrow" w:cs="Arial Narrow"/>
           <w:kern w:val="0"/>
@@ -3397,7 +3397,7 @@
     </w:p>
     <w:p>
       <w:pPr>
-        <w:spacing w:after="0" w:line="240" w:lineRule="auto"/>
+        <w:spacing w:before="0" w:after="0" w:line="240" w:lineRule="auto"/>
         <w:contextualSpacing/>
         <w:jc w:val="both"/>
         <w:rPr>
@@ -3724,7 +3724,7 @@
     <w:p>
       <w:pPr>
         <w:pStyle w:val="Prrafodelista"/>
-        <w:spacing w:after="0" w:line="240" w:lineRule="auto"/>
+        <w:spacing w:before="0" w:after="0" w:line="240" w:lineRule="auto"/>
         <w:rPr>
           <w:rFonts w:ascii="Arial Narrow" w:eastAsia="Arial Narrow" w:hAnsi="Arial Narrow" w:cs="Arial Narrow"/>
           <w:color w:val="000000"/>
@@ -3842,7 +3842,7 @@
     </w:p>
     <w:p>
       <w:pPr>
-        <w:spacing w:after="0" w:line="240" w:lineRule="auto"/>
+        <w:spacing w:before="0" w:after="0" w:line="240" w:lineRule="auto"/>
         <w:contextualSpacing/>
         <w:jc w:val="both"/>
         <w:rPr>
@@ -3961,7 +3961,7 @@
     <w:p>
       <w:pPr>
         <w:pStyle w:val="Prrafodelista"/>
-        <w:spacing w:after="0" w:line="240" w:lineRule="auto"/>
+        <w:spacing w:before="0" w:after="0" w:line="240" w:lineRule="auto"/>
         <w:ind w:left="567"/>
         <w:jc w:val="both"/>
         <w:rPr>
@@ -4032,7 +4032,7 @@
     </w:p>
     <w:p>
       <w:pPr>
-        <w:spacing w:after="0" w:line="240" w:lineRule="auto"/>
+        <w:spacing w:before="0" w:after="0" w:line="240" w:lineRule="auto"/>
         <w:ind w:left="567"/>
         <w:contextualSpacing/>
         <w:jc w:val="both"/>
@@ -4088,7 +4088,7 @@
     </w:p>
     <w:p>
       <w:pPr>
-        <w:spacing w:after="0" w:line="240" w:lineRule="auto"/>
+        <w:spacing w:before="0" w:after="0" w:line="240" w:lineRule="auto"/>
         <w:contextualSpacing/>
         <w:jc w:val="both"/>
         <w:rPr>
@@ -4549,7 +4549,7 @@
     <w:bookmarkEnd w:id="10"/>
     <w:p>
       <w:pPr>
-        <w:spacing w:after="0" w:line="240" w:lineRule="auto"/>
+        <w:spacing w:before="0" w:after="0" w:line="240" w:lineRule="auto"/>
         <w:contextualSpacing/>
         <w:jc w:val="both"/>
         <w:rPr>
@@ -4604,28 +4604,28 @@
     </w:p>
     <w:p>
       <w:pPr>
+        <w:spacing w:before="0" w:after="0" w:line="240" w:lineRule="auto"/>
+        <w:contextualSpacing/>
+        <w:jc w:val="both"/>
+        <w:rPr>
+          <w:rFonts w:ascii="Arial Narrow" w:eastAsia="Arial Narrow" w:hAnsi="Arial Narrow" w:cs="Arial Narrow"/>
+          <w:b/>
+          <w:color w:val="000000"/>
+          <w:kern w:val="0"/>
+          <w:sz w:val="22"/>
+          <w:szCs w:val="22"/>
+          <w:lang w:eastAsia="es-PE"/>
+          <w14:ligatures w14:val="none"/>
+        </w:rPr>
+      </w:pPr>
+    </w:p>
+    <w:p>
+      <w:pPr>
         <w:spacing w:after="0" w:line="240" w:lineRule="auto"/>
         <w:contextualSpacing/>
         <w:jc w:val="both"/>
         <w:rPr>
           <w:rFonts w:ascii="Arial Narrow" w:eastAsia="Arial Narrow" w:hAnsi="Arial Narrow" w:cs="Arial Narrow"/>
-          <w:b/>
-          <w:color w:val="000000"/>
-          <w:kern w:val="0"/>
-          <w:sz w:val="22"/>
-          <w:szCs w:val="22"/>
-          <w:lang w:eastAsia="es-PE"/>
-          <w14:ligatures w14:val="none"/>
-        </w:rPr>
-      </w:pPr>
-    </w:p>
-    <w:p>
-      <w:pPr>
-        <w:spacing w:after="0" w:line="240" w:lineRule="auto"/>
-        <w:contextualSpacing/>
-        <w:jc w:val="both"/>
-        <w:rPr>
-          <w:rFonts w:ascii="Arial Narrow" w:eastAsia="Arial Narrow" w:hAnsi="Arial Narrow" w:cs="Arial Narrow"/>
           <w:color w:val="000000"/>
           <w:kern w:val="0"/>
           <w:sz w:val="22"/>
@@ -4784,7 +4784,7 @@
     <w:p>
       <w:pPr>
         <w:pStyle w:val="Prrafodelista"/>
-        <w:spacing w:after="0" w:line="240" w:lineRule="auto"/>
+        <w:spacing w:before="0" w:after="0" w:line="240" w:lineRule="auto"/>
         <w:ind w:left="567"/>
         <w:jc w:val="both"/>
         <w:rPr>
@@ -4978,7 +4978,7 @@
     <w:p>
       <w:pPr>
         <w:pStyle w:val="Prrafodelista"/>
-        <w:spacing w:after="0" w:line="240" w:lineRule="auto"/>
+        <w:spacing w:before="0" w:after="0" w:line="240" w:lineRule="auto"/>
         <w:ind w:left="567"/>
         <w:rPr>
           <w:rFonts w:ascii="Arial Narrow" w:eastAsia="Arial Narrow" w:hAnsi="Arial Narrow" w:cs="Arial Narrow"/>
@@ -5152,7 +5152,7 @@
     <w:p>
       <w:pPr>
         <w:pStyle w:val="Prrafodelista"/>
-        <w:spacing w:after="0" w:line="240" w:lineRule="auto"/>
+        <w:spacing w:before="0" w:after="0" w:line="240" w:lineRule="auto"/>
         <w:rPr>
           <w:rFonts w:ascii="Arial Narrow" w:eastAsia="Arial Narrow" w:hAnsi="Arial Narrow" w:cs="Arial Narrow"/>
           <w:kern w:val="0"/>
@@ -5414,7 +5414,7 @@
     <w:p>
       <w:pPr>
         <w:pStyle w:val="Prrafodelista"/>
-        <w:spacing w:after="0" w:line="240" w:lineRule="auto"/>
+        <w:spacing w:before="0" w:after="0" w:line="240" w:lineRule="auto"/>
         <w:rPr>
           <w:rFonts w:ascii="Arial Narrow" w:eastAsia="Arial Narrow" w:hAnsi="Arial Narrow" w:cs="Arial Narrow"/>
           <w:kern w:val="0"/>
@@ -5562,7 +5562,7 @@
     <w:p>
       <w:pPr>
         <w:pStyle w:val="Prrafodelista"/>
-        <w:spacing w:after="0" w:line="240" w:lineRule="auto"/>
+        <w:spacing w:before="0" w:after="0" w:line="240" w:lineRule="auto"/>
         <w:rPr>
           <w:rFonts w:ascii="Arial Narrow" w:eastAsia="Arial Narrow" w:hAnsi="Arial Narrow" w:cs="Arial Narrow"/>
           <w:kern w:val="0"/>
@@ -5700,7 +5700,7 @@
     <w:p>
       <w:pPr>
         <w:pStyle w:val="Prrafodelista"/>
-        <w:spacing w:after="0" w:line="240" w:lineRule="auto"/>
+        <w:spacing w:before="0" w:after="0" w:line="240" w:lineRule="auto"/>
         <w:rPr>
           <w:rFonts w:ascii="Arial Narrow" w:eastAsia="Arial Narrow" w:hAnsi="Arial Narrow" w:cs="Arial Narrow"/>
           <w:kern w:val="0"/>
@@ -5889,7 +5889,7 @@
     <w:p>
       <w:pPr>
         <w:pStyle w:val="Prrafodelista"/>
-        <w:spacing w:after="0" w:line="240" w:lineRule="auto"/>
+        <w:spacing w:before="0" w:after="0" w:line="240" w:lineRule="auto"/>
         <w:rPr>
           <w:rFonts w:ascii="Arial Narrow" w:eastAsia="Arial Narrow" w:hAnsi="Arial Narrow" w:cs="Arial Narrow"/>
           <w:kern w:val="0"/>
@@ -6057,6 +6057,20 @@
     </w:p>
     <w:p>
       <w:pPr>
+        <w:spacing w:before="0" w:after="0" w:line="240" w:lineRule="auto"/>
+        <w:contextualSpacing/>
+        <w:jc w:val="both"/>
+        <w:rPr>
+          <w:rFonts w:ascii="Arial Narrow" w:eastAsia="Arial Narrow" w:hAnsi="Arial Narrow" w:cs="Arial Narrow"/>
+          <w:kern w:val="0"/>
+          <w14:ligatures w14:val="none"/>
+          <w:sz w:val="22"/>
+          <w:szCs w:val="22"/>
+        </w:rPr>
+      </w:pPr>
+    </w:p>
+    <w:p>
+      <w:pPr>
         <w:spacing w:after="0" w:line="240" w:lineRule="auto"/>
         <w:contextualSpacing/>
         <w:jc w:val="both"/>
@@ -6068,6 +6082,81 @@
           <w:szCs w:val="22"/>
         </w:rPr>
       </w:pPr>
+      <w:r>
+        <w:rPr>
+          <w:rFonts w:ascii="Arial Narrow" w:eastAsia="Arial Narrow" w:hAnsi="Arial Narrow" w:cs="Arial Narrow"/>
+          <w:b/>
+          <w:color w:val="000000"/>
+          <w:kern w:val="0"/>
+          <w:sz w:val="22"/>
+          <w:szCs w:val="22"/>
+          <w:lang w:eastAsia="es-PE"/>
+          <w14:ligatures w14:val="none"/>
+        </w:rPr>
+        <w:t>SEGUNDO:</w:t>
+      </w:r>
+      <w:r>
+        <w:rPr>
+          <w:rFonts w:ascii="Arial Narrow" w:eastAsia="Arial Narrow" w:hAnsi="Arial Narrow" w:cs="Arial Narrow"/>
+          <w:color w:val="000000"/>
+          <w:kern w:val="0"/>
+          <w:sz w:val="22"/>
+          <w:szCs w:val="22"/>
+          <w:lang w:eastAsia="es-PE"/>
+          <w14:ligatures w14:val="none"/>
+        </w:rPr>
+        <w:t xml:space="preserve"> tener por ofrecidos los medios probatorios presentados en el escrito de denuncia </w:t>
+      </w:r>
+      <w:r>
+        <w:rPr>
+          <w:rFonts w:ascii="Arial Narrow" w:eastAsia="Arial Narrow" w:hAnsi="Arial Narrow" w:cs="Arial Narrow"/>
+          <w:color w:val="000000"/>
+          <w:kern w:val="0"/>
+          <w:sz w:val="22"/>
+          <w:szCs w:val="22"/>
+          <w:lang w:val="es-ES" w:eastAsia="es-ES"/>
+          <w14:ligatures w14:val="none"/>
+        </w:rPr>
+        <w:t xml:space="preserve">del </w:t>
+      </w:r>
+      <w:r>
+        <w:rPr>
+          <w:rFonts w:ascii="Arial Narrow" w:eastAsia="Arial Narrow" w:hAnsi="Arial Narrow" w:cs="Arial Narrow"/>
+          <w:color w:val="000000"/>
+          <w:kern w:val="0"/>
+          <w:sz w:val="22"/>
+          <w:szCs w:val="22"/>
+          <w:lang w:val="es-ES" w:eastAsia="es-ES"/>
+          <w14:ligatures w14:val="none"/>
+        </w:rPr>
+        <w:t>8 de enero de 2026, complementado con el escrito del 16 de enero de 2026, subsanada mediante escrito del 5 de febrero de 2026</w:t>
+      </w:r>
+      <w:r>
+        <w:rPr>
+          <w:rFonts w:ascii="Arial Narrow" w:eastAsia="Arial Narrow" w:hAnsi="Arial Narrow" w:cs="Arial Narrow"/>
+          <w:kern w:val="0"/>
+          <w14:ligatures w14:val="none"/>
+          <w:sz w:val="22"/>
+          <w:szCs w:val="22"/>
+        </w:rPr>
+        <w:t>.</w:t>
+      </w:r>
+    </w:p>
+    <w:p>
+      <w:pPr>
+        <w:spacing w:before="0" w:after="0" w:line="240" w:lineRule="auto"/>
+        <w:contextualSpacing/>
+        <w:jc w:val="both"/>
+        <w:rPr>
+          <w:rFonts w:ascii="Arial Narrow" w:eastAsia="Arial Narrow" w:hAnsi="Arial Narrow" w:cs="Arial Narrow"/>
+          <w:color w:val="000000"/>
+          <w:kern w:val="0"/>
+          <w:sz w:val="22"/>
+          <w:szCs w:val="22"/>
+          <w:lang w:eastAsia="es-PE"/>
+          <w14:ligatures w14:val="none"/>
+        </w:rPr>
+      </w:pPr>
     </w:p>
     <w:p>
       <w:pPr>
@@ -6076,95 +6165,6 @@
         <w:jc w:val="both"/>
         <w:rPr>
           <w:rFonts w:ascii="Arial Narrow" w:eastAsia="Arial Narrow" w:hAnsi="Arial Narrow" w:cs="Arial Narrow"/>
-          <w:kern w:val="0"/>
-          <w14:ligatures w14:val="none"/>
-          <w:sz w:val="22"/>
-          <w:szCs w:val="22"/>
-        </w:rPr>
-      </w:pPr>
-      <w:r>
-        <w:rPr>
-          <w:rFonts w:ascii="Arial Narrow" w:eastAsia="Arial Narrow" w:hAnsi="Arial Narrow" w:cs="Arial Narrow"/>
-          <w:b/>
-          <w:color w:val="000000"/>
-          <w:kern w:val="0"/>
-          <w:sz w:val="22"/>
-          <w:szCs w:val="22"/>
-          <w:lang w:eastAsia="es-PE"/>
-          <w14:ligatures w14:val="none"/>
-        </w:rPr>
-        <w:t>SEGUNDO:</w:t>
-      </w:r>
-      <w:r>
-        <w:rPr>
-          <w:rFonts w:ascii="Arial Narrow" w:eastAsia="Arial Narrow" w:hAnsi="Arial Narrow" w:cs="Arial Narrow"/>
-          <w:color w:val="000000"/>
-          <w:kern w:val="0"/>
-          <w:sz w:val="22"/>
-          <w:szCs w:val="22"/>
-          <w:lang w:eastAsia="es-PE"/>
-          <w14:ligatures w14:val="none"/>
-        </w:rPr>
-        <w:t xml:space="preserve"> tener por ofrecidos los medios probatorios presentados en el escrito de denuncia </w:t>
-      </w:r>
-      <w:r>
-        <w:rPr>
-          <w:rFonts w:ascii="Arial Narrow" w:eastAsia="Arial Narrow" w:hAnsi="Arial Narrow" w:cs="Arial Narrow"/>
-          <w:color w:val="000000"/>
-          <w:kern w:val="0"/>
-          <w:sz w:val="22"/>
-          <w:szCs w:val="22"/>
-          <w:lang w:val="es-ES" w:eastAsia="es-ES"/>
-          <w14:ligatures w14:val="none"/>
-        </w:rPr>
-        <w:t xml:space="preserve">del </w:t>
-      </w:r>
-      <w:r>
-        <w:rPr>
-          <w:rFonts w:ascii="Arial Narrow" w:eastAsia="Arial Narrow" w:hAnsi="Arial Narrow" w:cs="Arial Narrow"/>
-          <w:color w:val="000000"/>
-          <w:kern w:val="0"/>
-          <w:sz w:val="22"/>
-          <w:szCs w:val="22"/>
-          <w:lang w:val="es-ES" w:eastAsia="es-ES"/>
-          <w14:ligatures w14:val="none"/>
-        </w:rPr>
-        <w:t>8 de enero de 2026, complementado con el escrito del 16 de enero de 2026, subsanada mediante escrito del 5 de febrero de 2026</w:t>
-      </w:r>
-      <w:r>
-        <w:rPr>
-          <w:rFonts w:ascii="Arial Narrow" w:eastAsia="Arial Narrow" w:hAnsi="Arial Narrow" w:cs="Arial Narrow"/>
-          <w:kern w:val="0"/>
-          <w14:ligatures w14:val="none"/>
-          <w:sz w:val="22"/>
-          <w:szCs w:val="22"/>
-        </w:rPr>
-        <w:t>.</w:t>
-      </w:r>
-    </w:p>
-    <w:p>
-      <w:pPr>
-        <w:spacing w:after="0" w:line="240" w:lineRule="auto"/>
-        <w:contextualSpacing/>
-        <w:jc w:val="both"/>
-        <w:rPr>
-          <w:rFonts w:ascii="Arial Narrow" w:eastAsia="Arial Narrow" w:hAnsi="Arial Narrow" w:cs="Arial Narrow"/>
-          <w:color w:val="000000"/>
-          <w:kern w:val="0"/>
-          <w:sz w:val="22"/>
-          <w:szCs w:val="22"/>
-          <w:lang w:eastAsia="es-PE"/>
-          <w14:ligatures w14:val="none"/>
-        </w:rPr>
-      </w:pPr>
-    </w:p>
-    <w:p>
-      <w:pPr>
-        <w:spacing w:after="0" w:line="240" w:lineRule="auto"/>
-        <w:contextualSpacing/>
-        <w:jc w:val="both"/>
-        <w:rPr>
-          <w:rFonts w:ascii="Arial Narrow" w:eastAsia="Arial Narrow" w:hAnsi="Arial Narrow" w:cs="Arial Narrow"/>
           <w:color w:val="000000"/>
           <w:kern w:val="0"/>
           <w:sz w:val="22"/>
@@ -6250,7 +6250,7 @@
     </w:p>
     <w:p>
       <w:pPr>
-        <w:spacing w:after="0" w:line="240" w:lineRule="auto"/>
+        <w:spacing w:before="0" w:after="0" w:line="240" w:lineRule="auto"/>
         <w:contextualSpacing/>
         <w:jc w:val="both"/>
         <w:rPr>
@@ -6572,7 +6572,7 @@
     </w:p>
     <w:p>
       <w:pPr>
-        <w:spacing w:after="0" w:line="240" w:lineRule="auto"/>
+        <w:spacing w:before="0" w:after="0" w:line="240" w:lineRule="auto"/>
         <w:ind w:left="567"/>
         <w:contextualSpacing/>
         <w:jc w:val="both"/>
@@ -6675,6 +6675,22 @@
     </w:p>
     <w:p>
       <w:pPr>
+        <w:spacing w:before="0" w:after="0" w:line="240" w:lineRule="auto"/>
+        <w:contextualSpacing/>
+        <w:jc w:val="both"/>
+        <w:rPr>
+          <w:rFonts w:ascii="Arial Narrow" w:eastAsia="Arial Narrow" w:hAnsi="Arial Narrow" w:cs="Arial Narrow"/>
+          <w:color w:val="000000"/>
+          <w:kern w:val="0"/>
+          <w:sz w:val="22"/>
+          <w:szCs w:val="22"/>
+          <w:lang w:eastAsia="es-PE"/>
+          <w14:ligatures w14:val="none"/>
+        </w:rPr>
+      </w:pPr>
+    </w:p>
+    <w:p>
+      <w:pPr>
         <w:spacing w:after="0" w:line="240" w:lineRule="auto"/>
         <w:contextualSpacing/>
         <w:jc w:val="both"/>
@@ -6684,22 +6700,6 @@
           <w:kern w:val="0"/>
           <w:sz w:val="22"/>
           <w:szCs w:val="22"/>
-          <w:lang w:eastAsia="es-PE"/>
-          <w14:ligatures w14:val="none"/>
-        </w:rPr>
-      </w:pPr>
-    </w:p>
-    <w:p>
-      <w:pPr>
-        <w:spacing w:after="0" w:line="240" w:lineRule="auto"/>
-        <w:contextualSpacing/>
-        <w:jc w:val="both"/>
-        <w:rPr>
-          <w:rFonts w:ascii="Arial Narrow" w:eastAsia="Arial Narrow" w:hAnsi="Arial Narrow" w:cs="Arial Narrow"/>
-          <w:color w:val="000000"/>
-          <w:kern w:val="0"/>
-          <w:sz w:val="22"/>
-          <w:szCs w:val="22"/>
           <w:lang w:val="es-ES" w:eastAsia="es-ES"/>
           <w14:ligatures w14:val="none"/>
         </w:rPr>
@@ -7073,7 +7073,7 @@
     </w:p>
     <w:p>
       <w:pPr>
-        <w:spacing w:after="0" w:line="240" w:lineRule="auto"/>
+        <w:spacing w:before="0" w:after="0" w:line="240" w:lineRule="auto"/>
         <w:contextualSpacing/>
         <w:jc w:val="both"/>
         <w:rPr>
@@ -7436,28 +7436,28 @@
     </w:p>
     <w:p>
       <w:pPr>
+        <w:spacing w:before="0" w:after="0" w:line="240" w:lineRule="auto"/>
+        <w:contextualSpacing/>
+        <w:jc w:val="both"/>
+        <w:rPr>
+          <w:rFonts w:ascii="Arial Narrow" w:eastAsia="Arial Narrow" w:hAnsi="Arial Narrow" w:cs="Arial Narrow"/>
+          <w:b/>
+          <w:color w:val="000000"/>
+          <w:kern w:val="0"/>
+          <w:sz w:val="22"/>
+          <w:szCs w:val="22"/>
+          <w:lang w:val="es-ES" w:eastAsia="es-PE"/>
+          <w14:ligatures w14:val="none"/>
+        </w:rPr>
+      </w:pPr>
+    </w:p>
+    <w:p>
+      <w:pPr>
         <w:spacing w:after="0" w:line="240" w:lineRule="auto"/>
         <w:contextualSpacing/>
         <w:jc w:val="both"/>
         <w:rPr>
           <w:rFonts w:ascii="Arial Narrow" w:eastAsia="Arial Narrow" w:hAnsi="Arial Narrow" w:cs="Arial Narrow"/>
-          <w:b/>
-          <w:color w:val="000000"/>
-          <w:kern w:val="0"/>
-          <w:sz w:val="22"/>
-          <w:szCs w:val="22"/>
-          <w:lang w:val="es-ES" w:eastAsia="es-PE"/>
-          <w14:ligatures w14:val="none"/>
-        </w:rPr>
-      </w:pPr>
-    </w:p>
-    <w:p>
-      <w:pPr>
-        <w:spacing w:after="0" w:line="240" w:lineRule="auto"/>
-        <w:contextualSpacing/>
-        <w:jc w:val="both"/>
-        <w:rPr>
-          <w:rFonts w:ascii="Arial Narrow" w:eastAsia="Arial Narrow" w:hAnsi="Arial Narrow" w:cs="Arial Narrow"/>
           <w:color w:val="000000"/>
           <w:kern w:val="0"/>
           <w:sz w:val="22"/>
@@ -7717,6 +7717,24 @@
         </w:rPr>
         <w:t>.</w:t>
       </w:r>
+    </w:p>
+    <w:p>
+      <w:pPr>
+        <w:spacing w:before="0" w:after="0" w:line="240" w:lineRule="auto"/>
+        <w:shd w:val="clear" w:color="auto" w:fill="FFFFFF"/>
+        <w:contextualSpacing/>
+        <w:jc w:val="both"/>
+        <w:rPr>
+          <w:rFonts w:ascii="Arial Narrow" w:eastAsia="Arial Narrow" w:hAnsi="Arial Narrow" w:cs="Arial Narrow"/>
+          <w:b/>
+          <w:color w:val="000000"/>
+          <w:kern w:val="0"/>
+          <w:sz w:val="22"/>
+          <w:szCs w:val="22"/>
+          <w:lang w:eastAsia="es-PE"/>
+          <w14:ligatures w14:val="none"/>
+        </w:rPr>
+      </w:pPr>
     </w:p>
     <w:p>
       <w:pPr>
@@ -7726,98 +7744,80 @@
         <w:jc w:val="both"/>
         <w:rPr>
           <w:rFonts w:ascii="Arial Narrow" w:eastAsia="Arial Narrow" w:hAnsi="Arial Narrow" w:cs="Arial Narrow"/>
-          <w:b/>
-          <w:color w:val="000000"/>
-          <w:kern w:val="0"/>
-          <w:sz w:val="22"/>
-          <w:szCs w:val="22"/>
-          <w:lang w:eastAsia="es-PE"/>
-          <w14:ligatures w14:val="none"/>
-        </w:rPr>
-      </w:pPr>
-    </w:p>
-    <w:p>
-      <w:pPr>
+          <w:color w:val="000000"/>
+          <w:kern w:val="0"/>
+          <w:sz w:val="22"/>
+          <w:szCs w:val="22"/>
+          <w:lang w:eastAsia="es-PE"/>
+          <w14:ligatures w14:val="none"/>
+        </w:rPr>
+      </w:pPr>
+      <w:r>
+        <w:rPr>
+          <w:rFonts w:ascii="Arial Narrow" w:eastAsia="Arial Narrow" w:hAnsi="Arial Narrow" w:cs="Arial Narrow"/>
+          <w:b/>
+          <w:bCs/>
+          <w:kern w:val="0"/>
+          <w14:ligatures w14:val="none"/>
+          <w:sz w:val="22"/>
+          <w:szCs w:val="22"/>
+        </w:rPr>
+        <w:t>OCTAVO</w:t>
+      </w:r>
+      <w:r>
+        <w:rPr>
+          <w:rFonts w:ascii="Arial Narrow" w:eastAsia="Arial Narrow" w:hAnsi="Arial Narrow" w:cs="Arial Narrow"/>
+          <w:b/>
+          <w:color w:val="000000"/>
+          <w:kern w:val="0"/>
+          <w:sz w:val="22"/>
+          <w:szCs w:val="22"/>
+          <w:lang w:eastAsia="es-PE"/>
+          <w14:ligatures w14:val="none"/>
+        </w:rPr>
+        <w:t>:</w:t>
+      </w:r>
+      <w:r>
+        <w:rPr>
+          <w:rFonts w:ascii="Arial Narrow" w:eastAsia="Arial Narrow" w:hAnsi="Arial Narrow" w:cs="Arial Narrow"/>
+          <w:color w:val="000000"/>
+          <w:kern w:val="0"/>
+          <w:sz w:val="22"/>
+          <w:szCs w:val="22"/>
+          <w:lang w:eastAsia="es-PE"/>
+          <w14:ligatures w14:val="none"/>
+        </w:rPr>
+        <w:t xml:space="preserve"> informar a las partes que conforme a lo establecido en el artículo 39</w:t>
+      </w:r>
+      <w:r>
+        <w:rPr>
+          <w:rFonts w:ascii="Arial Narrow" w:eastAsia="Arial Narrow" w:hAnsi="Arial Narrow" w:cs="Arial Narrow"/>
+          <w:color w:val="000000"/>
+          <w:kern w:val="0"/>
+          <w:sz w:val="22"/>
+          <w:szCs w:val="22"/>
+          <w:lang w:eastAsia="es-PE"/>
+          <w14:ligatures w14:val="none"/>
+        </w:rPr>
+        <w:t/>
+      </w:r>
+      <w:r>
+        <w:rPr>
+          <w:rFonts w:ascii="Arial Narrow" w:eastAsia="Arial Narrow" w:hAnsi="Arial Narrow" w:cs="Arial Narrow"/>
+          <w:color w:val="000000"/>
+          <w:kern w:val="0"/>
+          <w:sz w:val="22"/>
+          <w:szCs w:val="22"/>
+          <w:lang w:eastAsia="es-PE"/>
+          <w14:ligatures w14:val="none"/>
+        </w:rPr>
+        <w:t xml:space="preserve"> de la Ley sobre Facultades, Normas y Organización del Indecopi, aprobada por Decreto Legislativo 807, los gastos por los peritajes realizados, actuación de pruebas, inspecciones y otros derivados de la tramitación del proceso serán de cargo de la parte que solicita la prueba, salvo pacto en contrario. En todos los casos, la resolución final determinará si los gastos deben ser asumidos por alguna de las partes, o reembolsados a la otra parte o al Indecopi, según sea el caso, de manera adicional a la sanción que haya podido imponerse. </w:t>
+      </w:r>
+    </w:p>
+    <w:p>
+      <w:pPr>
+        <w:spacing w:before="0" w:after="0" w:line="240" w:lineRule="auto"/>
         <w:shd w:val="clear" w:color="auto" w:fill="FFFFFF"/>
-        <w:spacing w:after="0" w:line="240" w:lineRule="auto"/>
-        <w:contextualSpacing/>
-        <w:jc w:val="both"/>
-        <w:rPr>
-          <w:rFonts w:ascii="Arial Narrow" w:eastAsia="Arial Narrow" w:hAnsi="Arial Narrow" w:cs="Arial Narrow"/>
-          <w:color w:val="000000"/>
-          <w:kern w:val="0"/>
-          <w:sz w:val="22"/>
-          <w:szCs w:val="22"/>
-          <w:lang w:eastAsia="es-PE"/>
-          <w14:ligatures w14:val="none"/>
-        </w:rPr>
-      </w:pPr>
-      <w:r>
-        <w:rPr>
-          <w:rFonts w:ascii="Arial Narrow" w:eastAsia="Arial Narrow" w:hAnsi="Arial Narrow" w:cs="Arial Narrow"/>
-          <w:b/>
-          <w:bCs/>
-          <w:kern w:val="0"/>
-          <w14:ligatures w14:val="none"/>
-          <w:sz w:val="22"/>
-          <w:szCs w:val="22"/>
-        </w:rPr>
-        <w:t>OCTAVO</w:t>
-      </w:r>
-      <w:r>
-        <w:rPr>
-          <w:rFonts w:ascii="Arial Narrow" w:eastAsia="Arial Narrow" w:hAnsi="Arial Narrow" w:cs="Arial Narrow"/>
-          <w:b/>
-          <w:color w:val="000000"/>
-          <w:kern w:val="0"/>
-          <w:sz w:val="22"/>
-          <w:szCs w:val="22"/>
-          <w:lang w:eastAsia="es-PE"/>
-          <w14:ligatures w14:val="none"/>
-        </w:rPr>
-        <w:t>:</w:t>
-      </w:r>
-      <w:r>
-        <w:rPr>
-          <w:rFonts w:ascii="Arial Narrow" w:eastAsia="Arial Narrow" w:hAnsi="Arial Narrow" w:cs="Arial Narrow"/>
-          <w:color w:val="000000"/>
-          <w:kern w:val="0"/>
-          <w:sz w:val="22"/>
-          <w:szCs w:val="22"/>
-          <w:lang w:eastAsia="es-PE"/>
-          <w14:ligatures w14:val="none"/>
-        </w:rPr>
-        <w:t xml:space="preserve"> informar a las partes que conforme a lo establecido en el artículo 39</w:t>
-      </w:r>
-      <w:r>
-        <w:rPr>
-          <w:rFonts w:ascii="Arial Narrow" w:eastAsia="Arial Narrow" w:hAnsi="Arial Narrow" w:cs="Arial Narrow"/>
-          <w:color w:val="000000"/>
-          <w:kern w:val="0"/>
-          <w:sz w:val="22"/>
-          <w:szCs w:val="22"/>
-          <w:lang w:eastAsia="es-PE"/>
-          <w14:ligatures w14:val="none"/>
-        </w:rPr>
-        <w:t/>
-      </w:r>
-      <w:r>
-        <w:rPr>
-          <w:rFonts w:ascii="Arial Narrow" w:eastAsia="Arial Narrow" w:hAnsi="Arial Narrow" w:cs="Arial Narrow"/>
-          <w:color w:val="000000"/>
-          <w:kern w:val="0"/>
-          <w:sz w:val="22"/>
-          <w:szCs w:val="22"/>
-          <w:lang w:eastAsia="es-PE"/>
-          <w14:ligatures w14:val="none"/>
-        </w:rPr>
-        <w:t xml:space="preserve"> de la Ley sobre Facultades, Normas y Organización del Indecopi, aprobada por Decreto Legislativo 807, los gastos por los peritajes realizados, actuación de pruebas, inspecciones y otros derivados de la tramitación del proceso serán de cargo de la parte que solicita la prueba, salvo pacto en contrario. En todos los casos, la resolución final determinará si los gastos deben ser asumidos por alguna de las partes, o reembolsados a la otra parte o al Indecopi, según sea el caso, de manera adicional a la sanción que haya podido imponerse. </w:t>
-      </w:r>
-    </w:p>
-    <w:p>
-      <w:pPr>
-        <w:shd w:val="clear" w:color="auto" w:fill="FFFFFF"/>
-        <w:spacing w:after="0" w:line="240" w:lineRule="auto"/>
         <w:contextualSpacing/>
         <w:jc w:val="both"/>
         <w:rPr>
@@ -8011,16 +8011,100 @@
     </w:p>
     <w:p>
       <w:pPr>
+        <w:spacing w:before="0" w:after="0" w:line="240" w:lineRule="auto"/>
+        <w:suppressAutoHyphens/>
+        <w:contextualSpacing/>
+        <w:jc w:val="both"/>
+        <w:rPr>
+          <w:rFonts w:ascii="Arial Narrow" w:eastAsia="Arial Narrow" w:hAnsi="Arial Narrow" w:cs="Arial Narrow"/>
+          <w:kern w:val="0"/>
+          <w:sz w:val="22"/>
+          <w:szCs w:val="22"/>
+          <w:u w:val="single"/>
+          <w14:ligatures w14:val="none"/>
+        </w:rPr>
+      </w:pPr>
+    </w:p>
+    <w:p>
+      <w:pPr>
         <w:suppressAutoHyphens/>
         <w:spacing w:after="0" w:line="240" w:lineRule="auto"/>
         <w:contextualSpacing/>
         <w:jc w:val="both"/>
         <w:rPr>
           <w:rFonts w:ascii="Arial Narrow" w:eastAsia="Arial Narrow" w:hAnsi="Arial Narrow" w:cs="Arial Narrow"/>
-          <w:kern w:val="0"/>
-          <w:sz w:val="22"/>
-          <w:szCs w:val="22"/>
-          <w:u w:val="single"/>
+          <w:b/>
+          <w:bCs/>
+          <w:sz w:val="22"/>
+          <w:szCs w:val="22"/>
+        </w:rPr>
+      </w:pPr>
+      <w:r>
+        <w:rPr>
+          <w:rFonts w:ascii="Arial Narrow" w:eastAsia="Arial Narrow" w:hAnsi="Arial Narrow" w:cs="Arial Narrow"/>
+          <w:b/>
+          <w:spacing w:val="-3"/>
+          <w:kern w:val="0"/>
+          <w14:ligatures w14:val="none"/>
+          <w:sz w:val="22"/>
+          <w:szCs w:val="22"/>
+        </w:rPr>
+        <w:lastRenderedPageBreak/>
+        <w:t>DÉCIMO</w:t>
+      </w:r>
+      <w:r>
+        <w:rPr>
+          <w:rFonts w:ascii="Arial Narrow" w:eastAsia="Arial Narrow" w:hAnsi="Arial Narrow" w:cs="Arial Narrow"/>
+          <w:b/>
+          <w:color w:val="000000"/>
+          <w:kern w:val="0"/>
+          <w:sz w:val="22"/>
+          <w:szCs w:val="22"/>
+          <w:lang w:eastAsia="es-PE"/>
+          <w14:ligatures w14:val="none"/>
+        </w:rPr>
+        <w:t>:</w:t>
+      </w:r>
+      <w:r>
+        <w:rPr>
+          <w:rFonts w:ascii="Arial Narrow" w:eastAsia="Arial Narrow" w:hAnsi="Arial Narrow" w:cs="Arial Narrow"/>
+          <w:color w:val="000000"/>
+          <w:kern w:val="0"/>
+          <w:sz w:val="22"/>
+          <w:szCs w:val="22"/>
+          <w:lang w:eastAsia="es-PE"/>
+          <w14:ligatures w14:val="none"/>
+        </w:rPr>
+        <w:t xml:space="preserve"> </w:t>
+      </w:r>
+      <w:r>
+        <w:rPr>
+          <w:rFonts w:ascii="Arial Narrow" w:eastAsia="Arial Narrow" w:hAnsi="Arial Narrow" w:cs="Arial Narrow"/>
+          <w:color w:val="000000"/>
+          <w:kern w:val="0"/>
+          <w:sz w:val="22"/>
+          <w:szCs w:val="22"/>
+          <w:lang w:eastAsia="es-PE"/>
+          <w14:ligatures w14:val="none"/>
+        </w:rPr>
+        <w:t xml:space="preserve">poner en conocimiento de las partes que, antes de la emisión de la Resolución Final, tienen la posibilidad de formular su desistimiento o presentar el acuerdo arribado mediante la conciliación, mediación, transacción o cualquier otro que, de forma indubitable, deje constancia que se ha solucionado la controversia materia de denuncia.</w:t>
+      </w:r>
+      <w:bookmarkStart w:id="14" w:name="h.gjdgxs" w:colFirst="0" w:colLast="0"/>
+      <w:bookmarkEnd w:id="14"/>
+    </w:p>
+    <w:p>
+      <w:pPr>
+        <w:spacing w:before="0" w:after="0" w:line="240" w:lineRule="auto"/>
+        <w:suppressAutoHyphens/>
+        <w:contextualSpacing/>
+        <w:jc w:val="both"/>
+        <w:rPr>
+          <w:rFonts w:ascii="Arial Narrow" w:eastAsia="Arial Narrow" w:hAnsi="Arial Narrow" w:cs="Arial Narrow"/>
+          <w:color w:val="000000"/>
+          <w:kern w:val="0"/>
+          <w:sz w:val="22"/>
+          <w:szCs w:val="22"/>
+          <w:lang w:eastAsia="es-PE"/>
           <w14:ligatures w14:val="none"/>
         </w:rPr>
       </w:pPr>
@@ -8033,451 +8117,367 @@
         <w:jc w:val="both"/>
         <w:rPr>
           <w:rFonts w:ascii="Arial Narrow" w:eastAsia="Arial Narrow" w:hAnsi="Arial Narrow" w:cs="Arial Narrow"/>
+          <w:sz w:val="22"/>
+          <w:szCs w:val="22"/>
+        </w:rPr>
+      </w:pPr>
+      <w:r>
+        <w:rPr>
+          <w:rFonts w:ascii="Arial Narrow" w:eastAsia="Arial Narrow" w:hAnsi="Arial Narrow" w:cs="Arial Narrow"/>
           <w:b/>
           <w:bCs/>
           <w:sz w:val="22"/>
           <w:szCs w:val="22"/>
         </w:rPr>
-      </w:pPr>
-      <w:r>
-        <w:rPr>
-          <w:rFonts w:ascii="Arial Narrow" w:eastAsia="Arial Narrow" w:hAnsi="Arial Narrow" w:cs="Arial Narrow"/>
-          <w:b/>
+        <w:t xml:space="preserve">DÉCIMO PRIMERO:</w:t>
+      </w:r>
+      <w:r>
+        <w:rPr>
+          <w:rFonts w:ascii="Arial Narrow" w:eastAsia="Arial Narrow" w:hAnsi="Arial Narrow" w:cs="Arial Narrow"/>
+          <w:sz w:val="22"/>
+          <w:szCs w:val="22"/>
+        </w:rPr>
+        <w:t xml:space="preserve"> </w:t>
+      </w:r>
+      <w:r>
+        <w:rPr>
+          <w:rFonts w:ascii="Arial Narrow" w:eastAsia="Arial Narrow" w:hAnsi="Arial Narrow" w:cs="Arial Narrow"/>
+          <w:sz w:val="22"/>
+          <w:szCs w:val="22"/>
+        </w:rPr>
+        <w:t xml:space="preserve">requerir al señor [DENUNCIANTE] y a Rímac Seguros y Reaseguros S.A., para que, dentro del plazo de dos (2) días hábiles siguientes a la fecha en que reciban la notificación en sus bandejas de correo electrónico, efectúen la confirmación de recepción de la notificación remitida por este despacho a sus correos electrónicos, de conformidad con el segundo párrafo del numeral 4 del artículo 20 del Texto Único Ordenado de la Ley del Procedimiento Administrativo General, aprobado mediante Decreto Supremo 006-2026-JUS, bajo apercibimiento de rehacer el acto de notificación y notificarles conforme al numeral 1 del artículo 20 del citado cuerpo normativo.</w:t>
+      </w:r>
+      <w:r>
+        <w:rPr>
+          <w:rFonts w:ascii="Arial Narrow" w:eastAsia="Arial Narrow" w:hAnsi="Arial Narrow" w:cs="Arial Narrow"/>
           <w:spacing w:val="-3"/>
           <w:kern w:val="0"/>
           <w14:ligatures w14:val="none"/>
           <w:sz w:val="22"/>
           <w:szCs w:val="22"/>
         </w:rPr>
-        <w:lastRenderedPageBreak/>
-        <w:t>DÉCIMO</w:t>
-      </w:r>
-      <w:r>
-        <w:rPr>
-          <w:rFonts w:ascii="Arial Narrow" w:eastAsia="Arial Narrow" w:hAnsi="Arial Narrow" w:cs="Arial Narrow"/>
-          <w:b/>
-          <w:color w:val="000000"/>
-          <w:kern w:val="0"/>
-          <w:sz w:val="22"/>
-          <w:szCs w:val="22"/>
-          <w:lang w:eastAsia="es-PE"/>
-          <w14:ligatures w14:val="none"/>
-        </w:rPr>
-        <w:t>:</w:t>
-      </w:r>
-      <w:r>
-        <w:rPr>
-          <w:rFonts w:ascii="Arial Narrow" w:eastAsia="Arial Narrow" w:hAnsi="Arial Narrow" w:cs="Arial Narrow"/>
-          <w:color w:val="000000"/>
-          <w:kern w:val="0"/>
-          <w:sz w:val="22"/>
-          <w:szCs w:val="22"/>
-          <w:lang w:eastAsia="es-PE"/>
-          <w14:ligatures w14:val="none"/>
-        </w:rPr>
-        <w:t xml:space="preserve"> </w:t>
-      </w:r>
-      <w:r>
-        <w:rPr>
-          <w:rFonts w:ascii="Arial Narrow" w:eastAsia="Arial Narrow" w:hAnsi="Arial Narrow" w:cs="Arial Narrow"/>
-          <w:color w:val="000000"/>
-          <w:kern w:val="0"/>
-          <w:sz w:val="22"/>
-          <w:szCs w:val="22"/>
-          <w:lang w:eastAsia="es-PE"/>
-          <w14:ligatures w14:val="none"/>
-        </w:rPr>
-        <w:t xml:space="preserve">poner en conocimiento de las partes que, antes de la emisión de la Resolución Final, tienen la posibilidad de formular su desistimiento o presentar el acuerdo arribado mediante la conciliación, mediación, transacción o cualquier otro que, de forma indubitable, deje constancia que se ha solucionado la controversia materia de denuncia.</w:t>
-      </w:r>
-      <w:bookmarkStart w:id="14" w:name="h.gjdgxs" w:colFirst="0" w:colLast="0"/>
-      <w:bookmarkEnd w:id="14"/>
-    </w:p>
-    <w:p>
-      <w:pPr>
+        <w:t/>
+      </w:r>
+      <w:r>
+        <w:rPr>
+          <w:rFonts w:ascii="Arial Narrow" w:eastAsia="Arial Narrow" w:hAnsi="Arial Narrow" w:cs="Arial Narrow"/>
+          <w:spacing w:val="-3"/>
+          <w:kern w:val="0"/>
+          <w14:ligatures w14:val="none"/>
+          <w:sz w:val="22"/>
+          <w:szCs w:val="22"/>
+        </w:rPr>
+        <w:t xml:space="preserve"/>
+      </w:r>
+      <w:r>
+        <w:rPr>
+          <w:rFonts w:ascii="Arial Narrow" w:eastAsia="Arial Narrow" w:hAnsi="Arial Narrow" w:cs="Arial Narrow"/>
+          <w:spacing w:val="-3"/>
+          <w:kern w:val="0"/>
+          <w14:ligatures w14:val="none"/>
+          <w:sz w:val="22"/>
+          <w:szCs w:val="22"/>
+        </w:rPr>
+        <w:t xml:space="preserve"/>
+      </w:r>
+      <w:r>
+        <w:rPr>
+          <w:rFonts w:ascii="Arial Narrow" w:eastAsia="Arial Narrow" w:hAnsi="Arial Narrow" w:cs="Arial Narrow"/>
+          <w:color w:val="000000"/>
+          <w:kern w:val="0"/>
+          <w:sz w:val="22"/>
+          <w:szCs w:val="22"/>
+          <w:shd w:val="clear" w:color="auto" w:fill="FFFFFF"/>
+          <w:lang w:eastAsia="es-PE"/>
+          <w14:ligatures w14:val="none"/>
+        </w:rPr>
+        <w:t/>
+      </w:r>
+      <w:r>
+        <w:rPr>
+          <w:rFonts w:ascii="Arial Narrow" w:eastAsia="Arial Narrow" w:hAnsi="Arial Narrow" w:cs="Arial Narrow"/>
+          <w:color w:val="000000"/>
+          <w:kern w:val="0"/>
+          <w:sz w:val="22"/>
+          <w:szCs w:val="22"/>
+          <w:shd w:val="clear" w:color="auto" w:fill="FFFFFF"/>
+          <w:lang w:eastAsia="es-PE"/>
+          <w14:ligatures w14:val="none"/>
+        </w:rPr>
+        <w:t xml:space="preserve"/>
+      </w:r>
+      <w:r>
+        <w:rPr>
+          <w:rFonts w:ascii="Arial Narrow" w:eastAsia="Arial Narrow" w:hAnsi="Arial Narrow" w:cs="Arial Narrow"/>
+          <w:color w:val="000000"/>
+          <w:kern w:val="0"/>
+          <w:sz w:val="22"/>
+          <w:szCs w:val="22"/>
+          <w:shd w:val="clear" w:color="auto" w:fill="FFFFFF"/>
+          <w:lang w:eastAsia="es-PE"/>
+          <w14:ligatures w14:val="none"/>
+        </w:rPr>
+        <w:t xml:space="preserve"/>
+      </w:r>
+      <w:r>
+        <w:rPr>
+          <w:rFonts w:ascii="Arial Narrow" w:eastAsia="Arial Narrow" w:hAnsi="Arial Narrow" w:cs="Arial Narrow"/>
+          <w:color w:val="000000"/>
+          <w:kern w:val="0"/>
+          <w:sz w:val="22"/>
+          <w:szCs w:val="22"/>
+          <w:shd w:val="clear" w:color="auto" w:fill="FFFFFF"/>
+          <w:lang w:eastAsia="es-PE"/>
+          <w14:ligatures w14:val="none"/>
+        </w:rPr>
+        <w:t/>
+      </w:r>
+      <w:r>
+        <w:rPr>
+          <w:rFonts w:ascii="Arial Narrow" w:eastAsia="Arial Narrow" w:hAnsi="Arial Narrow" w:cs="Arial Narrow"/>
+          <w:color w:val="000000"/>
+          <w:kern w:val="0"/>
+          <w:sz w:val="22"/>
+          <w:szCs w:val="22"/>
+          <w:shd w:val="clear" w:color="auto" w:fill="FFFFFF"/>
+          <w:lang w:eastAsia="es-PE"/>
+          <w14:ligatures w14:val="none"/>
+        </w:rPr>
+        <w:t xml:space="preserve"/>
+      </w:r>
+      <w:r>
+        <w:rPr>
+          <w:rFonts w:ascii="Arial Narrow" w:eastAsia="Arial Narrow" w:hAnsi="Arial Narrow" w:cs="Arial Narrow"/>
+          <w:color w:val="000000"/>
+          <w:kern w:val="0"/>
+          <w:sz w:val="22"/>
+          <w:szCs w:val="22"/>
+          <w:shd w:val="clear" w:color="auto" w:fill="FFFFFF"/>
+          <w:lang w:eastAsia="es-PE"/>
+          <w14:ligatures w14:val="none"/>
+        </w:rPr>
+        <w:t xml:space="preserve"/>
+      </w:r>
+      <w:r>
+        <w:rPr>
+          <w:rFonts w:ascii="Arial Narrow" w:eastAsia="Arial Narrow" w:hAnsi="Arial Narrow" w:cs="Arial Narrow"/>
+          <w:color w:val="000000"/>
+          <w:sz w:val="22"/>
+          <w:szCs w:val="22"/>
+        </w:rPr>
+        <w:t/>
+      </w:r>
+      <w:r>
+        <w:rPr>
+          <w:rFonts w:ascii="Arial Narrow" w:eastAsia="Arial Narrow" w:hAnsi="Arial Narrow" w:cs="Arial Narrow"/>
+          <w:color w:val="000000"/>
+          <w:sz w:val="22"/>
+          <w:szCs w:val="22"/>
+        </w:rPr>
+        <w:t/>
+      </w:r>
+      <w:r>
+        <w:rPr>
+          <w:rFonts w:ascii="Arial Narrow" w:eastAsia="Arial Narrow" w:hAnsi="Arial Narrow" w:cs="Arial Narrow"/>
+          <w:color w:val="000000"/>
+          <w:sz w:val="22"/>
+          <w:szCs w:val="22"/>
+        </w:rPr>
+        <w:t xml:space="preserve"/>
+      </w:r>
+      <w:r>
+        <w:rPr>
+          <w:rFonts w:ascii="Arial Narrow" w:eastAsia="Arial Narrow" w:hAnsi="Arial Narrow" w:cs="Arial Narrow"/>
+          <w:color w:val="000000"/>
+          <w:sz w:val="22"/>
+          <w:szCs w:val="22"/>
+        </w:rPr>
+        <w:t/>
+      </w:r>
+      <w:r>
+        <w:rPr>
+          <w:rFonts w:ascii="Arial Narrow" w:eastAsia="Arial Narrow" w:hAnsi="Arial Narrow" w:cs="Arial Narrow"/>
+          <w:color w:val="000000"/>
+          <w:sz w:val="22"/>
+          <w:szCs w:val="22"/>
+        </w:rPr>
+        <w:t xml:space="preserve"/>
+      </w:r>
+      <w:r>
+        <w:rPr>
+          <w:rFonts w:ascii="Arial Narrow" w:eastAsia="Arial Narrow" w:hAnsi="Arial Narrow" w:cs="Arial Narrow"/>
+          <w:color w:val="000000"/>
+          <w:sz w:val="22"/>
+          <w:szCs w:val="22"/>
+        </w:rPr>
+        <w:t/>
+      </w:r>
+      <w:r>
+        <w:rPr>
+          <w:rFonts w:ascii="Arial Narrow" w:eastAsia="Arial Narrow" w:hAnsi="Arial Narrow" w:cs="Arial Narrow"/>
+          <w:color w:val="000000"/>
+          <w:sz w:val="22"/>
+          <w:szCs w:val="22"/>
+        </w:rPr>
+        <w:t xml:space="preserve"/>
+      </w:r>
+      <w:r>
+        <w:rPr>
+          <w:rFonts w:ascii="Arial Narrow" w:eastAsia="Arial Narrow" w:hAnsi="Arial Narrow" w:cs="Arial Narrow"/>
+          <w:color w:val="000000"/>
+          <w:sz w:val="22"/>
+          <w:szCs w:val="22"/>
+        </w:rPr>
+        <w:t/>
+      </w:r>
+      <w:r>
+        <w:rPr>
+          <w:rFonts w:ascii="Arial Narrow" w:eastAsia="Arial Narrow" w:hAnsi="Arial Narrow" w:cs="Arial Narrow"/>
+          <w:color w:val="000000"/>
+          <w:sz w:val="22"/>
+          <w:szCs w:val="22"/>
+        </w:rPr>
+        <w:t xml:space="preserve"/>
+      </w:r>
+      <w:r>
+        <w:rPr>
+          <w:rFonts w:ascii="Arial Narrow" w:eastAsia="Arial Narrow" w:hAnsi="Arial Narrow" w:cs="Arial Narrow"/>
+          <w:color w:val="000000"/>
+          <w:sz w:val="22"/>
+          <w:szCs w:val="22"/>
+        </w:rPr>
+        <w:t/>
+      </w:r>
+      <w:r>
+        <w:rPr>
+          <w:rFonts w:ascii="Arial Narrow" w:eastAsia="Arial Narrow" w:hAnsi="Arial Narrow" w:cs="Arial Narrow"/>
+          <w:color w:val="000000"/>
+          <w:sz w:val="22"/>
+          <w:szCs w:val="22"/>
+        </w:rPr>
+        <w:t xml:space="preserve"/>
+      </w:r>
+      <w:r>
+        <w:rPr>
+          <w:rFonts w:ascii="Arial Narrow" w:eastAsia="Arial Narrow" w:hAnsi="Arial Narrow" w:cs="Arial Narrow"/>
+          <w:color w:val="000000"/>
+          <w:sz w:val="22"/>
+          <w:szCs w:val="22"/>
+        </w:rPr>
+        <w:t/>
+      </w:r>
+      <w:r>
+        <w:rPr>
+          <w:rFonts w:ascii="Arial Narrow" w:eastAsia="Arial Narrow" w:hAnsi="Arial Narrow" w:cs="Arial Narrow"/>
+          <w:color w:val="000000"/>
+          <w:sz w:val="22"/>
+          <w:szCs w:val="22"/>
+        </w:rPr>
+        <w:t xml:space="preserve"/>
+      </w:r>
+      <w:r>
+        <w:rPr>
+          <w:rFonts w:ascii="Arial Narrow" w:eastAsia="Arial Narrow" w:hAnsi="Arial Narrow" w:cs="Arial Narrow"/>
+          <w:color w:val="000000"/>
+          <w:sz w:val="22"/>
+          <w:szCs w:val="22"/>
+        </w:rPr>
+        <w:t/>
+      </w:r>
+      <w:r>
+        <w:rPr>
+          <w:rFonts w:ascii="Arial Narrow" w:eastAsia="Arial Narrow" w:hAnsi="Arial Narrow" w:cs="Arial Narrow"/>
+          <w:color w:val="000000"/>
+          <w:sz w:val="22"/>
+          <w:szCs w:val="22"/>
+        </w:rPr>
+        <w:t/>
+      </w:r>
+      <w:r>
+        <w:rPr>
+          <w:rFonts w:ascii="Arial Narrow" w:eastAsia="Arial Narrow" w:hAnsi="Arial Narrow" w:cs="Arial Narrow"/>
+          <w:color w:val="000000"/>
+          <w:kern w:val="0"/>
+          <w:sz w:val="22"/>
+          <w:szCs w:val="22"/>
+          <w:lang w:eastAsia="es-PE"/>
+          <w14:ligatures w14:val="none"/>
+        </w:rPr>
+        <w:t/>
+      </w:r>
+      <w:r>
+        <w:rPr>
+          <w:rFonts w:ascii="Arial Narrow" w:eastAsia="Arial Narrow" w:hAnsi="Arial Narrow" w:cs="Arial Narrow"/>
+          <w:color w:val="000000"/>
+          <w:sz w:val="22"/>
+          <w:szCs w:val="22"/>
+        </w:rPr>
+        <w:t xml:space="preserve"/>
+      </w:r>
+      <w:proofErr w:type="spellStart"/>
+      <w:r>
+        <w:rPr>
+          <w:rFonts w:ascii="Arial Narrow" w:eastAsia="Arial Narrow" w:hAnsi="Arial Narrow" w:cs="Arial Narrow"/>
+          <w:color w:val="000000"/>
+          <w:sz w:val="22"/>
+          <w:szCs w:val="22"/>
+        </w:rPr>
+        <w:t/>
+      </w:r>
+      <w:proofErr w:type="spellEnd"/>
+      <w:r>
+        <w:rPr>
+          <w:rFonts w:ascii="Arial Narrow" w:eastAsia="Arial Narrow" w:hAnsi="Arial Narrow" w:cs="Arial Narrow"/>
+          <w:color w:val="000000"/>
+          <w:sz w:val="22"/>
+          <w:szCs w:val="22"/>
+        </w:rPr>
+        <w:t xml:space="preserve"/>
+      </w:r>
+      <w:r>
+        <w:rPr>
+          <w:rFonts w:ascii="Arial Narrow" w:eastAsia="Arial Narrow" w:hAnsi="Arial Narrow" w:cs="Arial Narrow"/>
+          <w:color w:val="000000"/>
+          <w:kern w:val="0"/>
+          <w:sz w:val="22"/>
+          <w:szCs w:val="22"/>
+          <w:lang w:eastAsia="es-PE"/>
+          <w14:ligatures w14:val="none"/>
+        </w:rPr>
+        <w:t/>
+      </w:r>
+      <w:r>
+        <w:rPr>
+          <w:rFonts w:ascii="Arial Narrow" w:eastAsia="Arial Narrow" w:hAnsi="Arial Narrow" w:cs="Arial Narrow"/>
+          <w:color w:val="000000"/>
+          <w:sz w:val="22"/>
+          <w:szCs w:val="22"/>
+        </w:rPr>
+        <w:t xml:space="preserve"/>
+      </w:r>
+      <w:r>
+        <w:rPr>
+          <w:rStyle w:val="Refdenotaalpie"/>
+          <w:rFonts w:ascii="Arial Narrow" w:eastAsia="Arial Narrow" w:hAnsi="Arial Narrow" w:cs="Arial Narrow"/>
+          <w:sz w:val="22"/>
+          <w:szCs w:val="22"/>
+          <w:vertAlign w:val="superscript"/>
+        </w:rPr>
+        <w:footnoteReference w:id="17"/>
+      </w:r>
+      <w:r>
+        <w:rPr>
+          <w:rFonts w:ascii="Arial Narrow" w:eastAsia="Arial Narrow" w:hAnsi="Arial Narrow" w:cs="Arial Narrow"/>
+          <w:sz w:val="22"/>
+          <w:szCs w:val="22"/>
+        </w:rPr>
+        <w:t/>
+      </w:r>
+    </w:p>
+    <w:p>
+      <w:pPr>
+        <w:spacing w:before="0" w:after="0" w:line="240" w:lineRule="auto"/>
         <w:suppressAutoHyphens/>
-        <w:spacing w:after="0" w:line="240" w:lineRule="auto"/>
-        <w:contextualSpacing/>
-        <w:jc w:val="both"/>
-        <w:rPr>
-          <w:rFonts w:ascii="Arial Narrow" w:eastAsia="Arial Narrow" w:hAnsi="Arial Narrow" w:cs="Arial Narrow"/>
-          <w:color w:val="000000"/>
-          <w:kern w:val="0"/>
-          <w:sz w:val="22"/>
-          <w:szCs w:val="22"/>
-          <w:lang w:eastAsia="es-PE"/>
-          <w14:ligatures w14:val="none"/>
-        </w:rPr>
-      </w:pPr>
-    </w:p>
-    <w:p>
-      <w:pPr>
-        <w:suppressAutoHyphens/>
-        <w:spacing w:after="0" w:line="240" w:lineRule="auto"/>
-        <w:contextualSpacing/>
-        <w:jc w:val="both"/>
-        <w:rPr>
-          <w:rFonts w:ascii="Arial Narrow" w:eastAsia="Arial Narrow" w:hAnsi="Arial Narrow" w:cs="Arial Narrow"/>
-          <w:sz w:val="22"/>
-          <w:szCs w:val="22"/>
-        </w:rPr>
-      </w:pPr>
-      <w:r>
-        <w:rPr>
-          <w:rFonts w:ascii="Arial Narrow" w:eastAsia="Arial Narrow" w:hAnsi="Arial Narrow" w:cs="Arial Narrow"/>
-          <w:b/>
-          <w:bCs/>
-          <w:sz w:val="22"/>
-          <w:szCs w:val="22"/>
-        </w:rPr>
-        <w:t xml:space="preserve">DÉCIMO PRIMERO:</w:t>
-      </w:r>
-      <w:r>
-        <w:rPr>
-          <w:rFonts w:ascii="Arial Narrow" w:eastAsia="Arial Narrow" w:hAnsi="Arial Narrow" w:cs="Arial Narrow"/>
-          <w:sz w:val="22"/>
-          <w:szCs w:val="22"/>
-        </w:rPr>
-        <w:t xml:space="preserve"> </w:t>
-      </w:r>
-      <w:r>
-        <w:rPr>
-          <w:rFonts w:ascii="Arial Narrow" w:eastAsia="Arial Narrow" w:hAnsi="Arial Narrow" w:cs="Arial Narrow"/>
-          <w:sz w:val="22"/>
-          <w:szCs w:val="22"/>
-        </w:rPr>
-        <w:t xml:space="preserve">requerir al señor [DENUNCIANTE] y a Rímac Seguros y Reaseguros S.A., para que, dentro del plazo de dos (2) días hábiles siguientes a la fecha en que reciban la notificación en sus bandejas de correo electrónico, efectúen la confirmación de recepción de la notificación remitida por este despacho a sus correos electrónicos, de conformidad con el segundo párrafo del numeral 4 del artículo 20 del Texto Único Ordenado de la Ley del Procedimiento Administrativo General, aprobado mediante Decreto Supremo 006-2026-JUS, bajo apercibimiento de rehacer el acto de notificación y notificarles conforme al numeral 1 del artículo 20 del citado cuerpo normativo.</w:t>
-      </w:r>
-      <w:r>
-        <w:rPr>
-          <w:rFonts w:ascii="Arial Narrow" w:eastAsia="Arial Narrow" w:hAnsi="Arial Narrow" w:cs="Arial Narrow"/>
-          <w:spacing w:val="-3"/>
-          <w:kern w:val="0"/>
-          <w14:ligatures w14:val="none"/>
-          <w:sz w:val="22"/>
-          <w:szCs w:val="22"/>
-        </w:rPr>
-        <w:t/>
-      </w:r>
-      <w:r>
-        <w:rPr>
-          <w:rFonts w:ascii="Arial Narrow" w:eastAsia="Arial Narrow" w:hAnsi="Arial Narrow" w:cs="Arial Narrow"/>
-          <w:spacing w:val="-3"/>
-          <w:kern w:val="0"/>
-          <w14:ligatures w14:val="none"/>
-          <w:sz w:val="22"/>
-          <w:szCs w:val="22"/>
-        </w:rPr>
-        <w:t xml:space="preserve"/>
-      </w:r>
-      <w:r>
-        <w:rPr>
-          <w:rFonts w:ascii="Arial Narrow" w:eastAsia="Arial Narrow" w:hAnsi="Arial Narrow" w:cs="Arial Narrow"/>
-          <w:spacing w:val="-3"/>
-          <w:kern w:val="0"/>
-          <w14:ligatures w14:val="none"/>
-          <w:sz w:val="22"/>
-          <w:szCs w:val="22"/>
-        </w:rPr>
-        <w:t xml:space="preserve"/>
-      </w:r>
-      <w:r>
-        <w:rPr>
-          <w:rFonts w:ascii="Arial Narrow" w:eastAsia="Arial Narrow" w:hAnsi="Arial Narrow" w:cs="Arial Narrow"/>
-          <w:color w:val="000000"/>
-          <w:kern w:val="0"/>
-          <w:sz w:val="22"/>
-          <w:szCs w:val="22"/>
-          <w:shd w:val="clear" w:color="auto" w:fill="FFFFFF"/>
-          <w:lang w:eastAsia="es-PE"/>
-          <w14:ligatures w14:val="none"/>
-        </w:rPr>
-        <w:t/>
-      </w:r>
-      <w:r>
-        <w:rPr>
-          <w:rFonts w:ascii="Arial Narrow" w:eastAsia="Arial Narrow" w:hAnsi="Arial Narrow" w:cs="Arial Narrow"/>
-          <w:color w:val="000000"/>
-          <w:kern w:val="0"/>
-          <w:sz w:val="22"/>
-          <w:szCs w:val="22"/>
-          <w:shd w:val="clear" w:color="auto" w:fill="FFFFFF"/>
-          <w:lang w:eastAsia="es-PE"/>
-          <w14:ligatures w14:val="none"/>
-        </w:rPr>
-        <w:t xml:space="preserve"/>
-      </w:r>
-      <w:r>
-        <w:rPr>
-          <w:rFonts w:ascii="Arial Narrow" w:eastAsia="Arial Narrow" w:hAnsi="Arial Narrow" w:cs="Arial Narrow"/>
-          <w:color w:val="000000"/>
-          <w:kern w:val="0"/>
-          <w:sz w:val="22"/>
-          <w:szCs w:val="22"/>
-          <w:shd w:val="clear" w:color="auto" w:fill="FFFFFF"/>
-          <w:lang w:eastAsia="es-PE"/>
-          <w14:ligatures w14:val="none"/>
-        </w:rPr>
-        <w:t xml:space="preserve"/>
-      </w:r>
-      <w:r>
-        <w:rPr>
-          <w:rFonts w:ascii="Arial Narrow" w:eastAsia="Arial Narrow" w:hAnsi="Arial Narrow" w:cs="Arial Narrow"/>
-          <w:color w:val="000000"/>
-          <w:kern w:val="0"/>
-          <w:sz w:val="22"/>
-          <w:szCs w:val="22"/>
-          <w:shd w:val="clear" w:color="auto" w:fill="FFFFFF"/>
-          <w:lang w:eastAsia="es-PE"/>
-          <w14:ligatures w14:val="none"/>
-        </w:rPr>
-        <w:t/>
-      </w:r>
-      <w:r>
-        <w:rPr>
-          <w:rFonts w:ascii="Arial Narrow" w:eastAsia="Arial Narrow" w:hAnsi="Arial Narrow" w:cs="Arial Narrow"/>
-          <w:color w:val="000000"/>
-          <w:kern w:val="0"/>
-          <w:sz w:val="22"/>
-          <w:szCs w:val="22"/>
-          <w:shd w:val="clear" w:color="auto" w:fill="FFFFFF"/>
-          <w:lang w:eastAsia="es-PE"/>
-          <w14:ligatures w14:val="none"/>
-        </w:rPr>
-        <w:t xml:space="preserve"/>
-      </w:r>
-      <w:r>
-        <w:rPr>
-          <w:rFonts w:ascii="Arial Narrow" w:eastAsia="Arial Narrow" w:hAnsi="Arial Narrow" w:cs="Arial Narrow"/>
-          <w:color w:val="000000"/>
-          <w:kern w:val="0"/>
-          <w:sz w:val="22"/>
-          <w:szCs w:val="22"/>
-          <w:shd w:val="clear" w:color="auto" w:fill="FFFFFF"/>
-          <w:lang w:eastAsia="es-PE"/>
-          <w14:ligatures w14:val="none"/>
-        </w:rPr>
-        <w:t xml:space="preserve"/>
-      </w:r>
-      <w:r>
-        <w:rPr>
-          <w:rFonts w:ascii="Arial Narrow" w:eastAsia="Arial Narrow" w:hAnsi="Arial Narrow" w:cs="Arial Narrow"/>
-          <w:color w:val="000000"/>
-          <w:sz w:val="22"/>
-          <w:szCs w:val="22"/>
-        </w:rPr>
-        <w:t/>
-      </w:r>
-      <w:r>
-        <w:rPr>
-          <w:rFonts w:ascii="Arial Narrow" w:eastAsia="Arial Narrow" w:hAnsi="Arial Narrow" w:cs="Arial Narrow"/>
-          <w:color w:val="000000"/>
-          <w:sz w:val="22"/>
-          <w:szCs w:val="22"/>
-        </w:rPr>
-        <w:t/>
-      </w:r>
-      <w:r>
-        <w:rPr>
-          <w:rFonts w:ascii="Arial Narrow" w:eastAsia="Arial Narrow" w:hAnsi="Arial Narrow" w:cs="Arial Narrow"/>
-          <w:color w:val="000000"/>
-          <w:sz w:val="22"/>
-          <w:szCs w:val="22"/>
-        </w:rPr>
-        <w:t xml:space="preserve"/>
-      </w:r>
-      <w:r>
-        <w:rPr>
-          <w:rFonts w:ascii="Arial Narrow" w:eastAsia="Arial Narrow" w:hAnsi="Arial Narrow" w:cs="Arial Narrow"/>
-          <w:color w:val="000000"/>
-          <w:sz w:val="22"/>
-          <w:szCs w:val="22"/>
-        </w:rPr>
-        <w:t/>
-      </w:r>
-      <w:r>
-        <w:rPr>
-          <w:rFonts w:ascii="Arial Narrow" w:eastAsia="Arial Narrow" w:hAnsi="Arial Narrow" w:cs="Arial Narrow"/>
-          <w:color w:val="000000"/>
-          <w:sz w:val="22"/>
-          <w:szCs w:val="22"/>
-        </w:rPr>
-        <w:t xml:space="preserve"/>
-      </w:r>
-      <w:r>
-        <w:rPr>
-          <w:rFonts w:ascii="Arial Narrow" w:eastAsia="Arial Narrow" w:hAnsi="Arial Narrow" w:cs="Arial Narrow"/>
-          <w:color w:val="000000"/>
-          <w:sz w:val="22"/>
-          <w:szCs w:val="22"/>
-        </w:rPr>
-        <w:t/>
-      </w:r>
-      <w:r>
-        <w:rPr>
-          <w:rFonts w:ascii="Arial Narrow" w:eastAsia="Arial Narrow" w:hAnsi="Arial Narrow" w:cs="Arial Narrow"/>
-          <w:color w:val="000000"/>
-          <w:sz w:val="22"/>
-          <w:szCs w:val="22"/>
-        </w:rPr>
-        <w:t xml:space="preserve"/>
-      </w:r>
-      <w:r>
-        <w:rPr>
-          <w:rFonts w:ascii="Arial Narrow" w:eastAsia="Arial Narrow" w:hAnsi="Arial Narrow" w:cs="Arial Narrow"/>
-          <w:color w:val="000000"/>
-          <w:sz w:val="22"/>
-          <w:szCs w:val="22"/>
-        </w:rPr>
-        <w:t/>
-      </w:r>
-      <w:r>
-        <w:rPr>
-          <w:rFonts w:ascii="Arial Narrow" w:eastAsia="Arial Narrow" w:hAnsi="Arial Narrow" w:cs="Arial Narrow"/>
-          <w:color w:val="000000"/>
-          <w:sz w:val="22"/>
-          <w:szCs w:val="22"/>
-        </w:rPr>
-        <w:t xml:space="preserve"/>
-      </w:r>
-      <w:r>
-        <w:rPr>
-          <w:rFonts w:ascii="Arial Narrow" w:eastAsia="Arial Narrow" w:hAnsi="Arial Narrow" w:cs="Arial Narrow"/>
-          <w:color w:val="000000"/>
-          <w:sz w:val="22"/>
-          <w:szCs w:val="22"/>
-        </w:rPr>
-        <w:t/>
-      </w:r>
-      <w:r>
-        <w:rPr>
-          <w:rFonts w:ascii="Arial Narrow" w:eastAsia="Arial Narrow" w:hAnsi="Arial Narrow" w:cs="Arial Narrow"/>
-          <w:color w:val="000000"/>
-          <w:sz w:val="22"/>
-          <w:szCs w:val="22"/>
-        </w:rPr>
-        <w:t xml:space="preserve"/>
-      </w:r>
-      <w:r>
-        <w:rPr>
-          <w:rFonts w:ascii="Arial Narrow" w:eastAsia="Arial Narrow" w:hAnsi="Arial Narrow" w:cs="Arial Narrow"/>
-          <w:color w:val="000000"/>
-          <w:sz w:val="22"/>
-          <w:szCs w:val="22"/>
-        </w:rPr>
-        <w:t/>
-      </w:r>
-      <w:r>
-        <w:rPr>
-          <w:rFonts w:ascii="Arial Narrow" w:eastAsia="Arial Narrow" w:hAnsi="Arial Narrow" w:cs="Arial Narrow"/>
-          <w:color w:val="000000"/>
-          <w:sz w:val="22"/>
-          <w:szCs w:val="22"/>
-        </w:rPr>
-        <w:t xml:space="preserve"/>
-      </w:r>
-      <w:r>
-        <w:rPr>
-          <w:rFonts w:ascii="Arial Narrow" w:eastAsia="Arial Narrow" w:hAnsi="Arial Narrow" w:cs="Arial Narrow"/>
-          <w:color w:val="000000"/>
-          <w:sz w:val="22"/>
-          <w:szCs w:val="22"/>
-        </w:rPr>
-        <w:t/>
-      </w:r>
-      <w:r>
-        <w:rPr>
-          <w:rFonts w:ascii="Arial Narrow" w:eastAsia="Arial Narrow" w:hAnsi="Arial Narrow" w:cs="Arial Narrow"/>
-          <w:color w:val="000000"/>
-          <w:sz w:val="22"/>
-          <w:szCs w:val="22"/>
-        </w:rPr>
-        <w:t/>
-      </w:r>
-      <w:r>
-        <w:rPr>
-          <w:rFonts w:ascii="Arial Narrow" w:eastAsia="Arial Narrow" w:hAnsi="Arial Narrow" w:cs="Arial Narrow"/>
-          <w:color w:val="000000"/>
-          <w:kern w:val="0"/>
-          <w:sz w:val="22"/>
-          <w:szCs w:val="22"/>
-          <w:lang w:eastAsia="es-PE"/>
-          <w14:ligatures w14:val="none"/>
-        </w:rPr>
-        <w:t/>
-      </w:r>
-      <w:r>
-        <w:rPr>
-          <w:rFonts w:ascii="Arial Narrow" w:eastAsia="Arial Narrow" w:hAnsi="Arial Narrow" w:cs="Arial Narrow"/>
-          <w:color w:val="000000"/>
-          <w:sz w:val="22"/>
-          <w:szCs w:val="22"/>
-        </w:rPr>
-        <w:t xml:space="preserve"/>
-      </w:r>
-      <w:proofErr w:type="spellStart"/>
-      <w:r>
-        <w:rPr>
-          <w:rFonts w:ascii="Arial Narrow" w:eastAsia="Arial Narrow" w:hAnsi="Arial Narrow" w:cs="Arial Narrow"/>
-          <w:color w:val="000000"/>
-          <w:sz w:val="22"/>
-          <w:szCs w:val="22"/>
-        </w:rPr>
-        <w:t/>
-      </w:r>
-      <w:proofErr w:type="spellEnd"/>
-      <w:r>
-        <w:rPr>
-          <w:rFonts w:ascii="Arial Narrow" w:eastAsia="Arial Narrow" w:hAnsi="Arial Narrow" w:cs="Arial Narrow"/>
-          <w:color w:val="000000"/>
-          <w:sz w:val="22"/>
-          <w:szCs w:val="22"/>
-        </w:rPr>
-        <w:t xml:space="preserve"/>
-      </w:r>
-      <w:r>
-        <w:rPr>
-          <w:rFonts w:ascii="Arial Narrow" w:eastAsia="Arial Narrow" w:hAnsi="Arial Narrow" w:cs="Arial Narrow"/>
-          <w:color w:val="000000"/>
-          <w:kern w:val="0"/>
-          <w:sz w:val="22"/>
-          <w:szCs w:val="22"/>
-          <w:lang w:eastAsia="es-PE"/>
-          <w14:ligatures w14:val="none"/>
-        </w:rPr>
-        <w:t/>
-      </w:r>
-      <w:r>
-        <w:rPr>
-          <w:rFonts w:ascii="Arial Narrow" w:eastAsia="Arial Narrow" w:hAnsi="Arial Narrow" w:cs="Arial Narrow"/>
-          <w:color w:val="000000"/>
-          <w:sz w:val="22"/>
-          <w:szCs w:val="22"/>
-        </w:rPr>
-        <w:t xml:space="preserve"/>
-      </w:r>
-      <w:r>
-        <w:rPr>
-          <w:rStyle w:val="Refdenotaalpie"/>
-          <w:rFonts w:ascii="Arial Narrow" w:eastAsia="Arial Narrow" w:hAnsi="Arial Narrow" w:cs="Arial Narrow"/>
-          <w:sz w:val="22"/>
-          <w:szCs w:val="22"/>
-          <w:vertAlign w:val="superscript"/>
-        </w:rPr>
-        <w:footnoteReference w:id="17"/>
-      </w:r>
-      <w:r>
-        <w:rPr>
-          <w:rFonts w:ascii="Arial Narrow" w:eastAsia="Arial Narrow" w:hAnsi="Arial Narrow" w:cs="Arial Narrow"/>
-          <w:sz w:val="22"/>
-          <w:szCs w:val="22"/>
-        </w:rPr>
-        <w:t/>
-      </w:r>
-    </w:p>
-    <w:p>
-      <w:pPr>
-        <w:suppressAutoHyphens/>
-        <w:spacing w:after="0" w:line="240" w:lineRule="auto"/>
         <w:contextualSpacing/>
         <w:jc w:val="both"/>
         <w:rPr>
@@ -9134,7 +9134,6 @@
           <w:sz w:val="16"/>
           <w:szCs w:val="16"/>
         </w:rPr>
-        <w:tab/>
         <w:t xml:space="preserve"/>
       </w:r>
       <w:r>
@@ -9210,25 +9209,24 @@
           <w:sz w:val="16"/>
           <w:szCs w:val="16"/>
         </w:rPr>
+        <w:t xml:space="preserve"/>
+      </w:r>
+      <w:r>
+        <w:rPr>
+          <w:rFonts w:ascii="Arial Narrow" w:eastAsia="Arial Narrow" w:hAnsi="Arial Narrow" w:cs="Arial Narrow"/>
+          <w:sz w:val="16"/>
+          <w:szCs w:val="16"/>
+        </w:rPr>
+      </w:r>
+      <w:r>
+        <w:rPr>
+          <w:rFonts w:ascii="Arial Narrow" w:eastAsia="Arial Narrow" w:hAnsi="Arial Narrow" w:cs="Arial Narrow"/>
+          <w:b/>
+          <w:bCs/>
+          <w:sz w:val="16"/>
+          <w:szCs w:val="16"/>
+        </w:rPr>
         <w:tab/>
-        <w:t xml:space="preserve"/>
-      </w:r>
-      <w:r>
-        <w:rPr>
-          <w:rFonts w:ascii="Arial Narrow" w:eastAsia="Arial Narrow" w:hAnsi="Arial Narrow" w:cs="Arial Narrow"/>
-          <w:sz w:val="16"/>
-          <w:szCs w:val="16"/>
-        </w:rPr>
-        <w:tab/>
-      </w:r>
-      <w:r>
-        <w:rPr>
-          <w:rFonts w:ascii="Arial Narrow" w:eastAsia="Arial Narrow" w:hAnsi="Arial Narrow" w:cs="Arial Narrow"/>
-          <w:b/>
-          <w:bCs/>
-          <w:sz w:val="16"/>
-          <w:szCs w:val="16"/>
-        </w:rPr>
         <w:t xml:space="preserve">LEY </w:t>
       </w:r>
       <w:proofErr w:type="spellStart"/>
@@ -9536,25 +9534,24 @@
           <w:sz w:val="16"/>
           <w:szCs w:val="16"/>
         </w:rPr>
+        <w:t xml:space="preserve"/>
+      </w:r>
+      <w:r>
+        <w:rPr>
+          <w:rFonts w:ascii="Arial Narrow" w:eastAsia="Arial Narrow" w:hAnsi="Arial Narrow" w:cs="Arial Narrow"/>
+          <w:sz w:val="16"/>
+          <w:szCs w:val="16"/>
+        </w:rPr>
+      </w:r>
+      <w:r>
+        <w:rPr>
+          <w:rFonts w:ascii="Arial Narrow" w:eastAsia="Arial Narrow" w:hAnsi="Arial Narrow" w:cs="Arial Narrow"/>
+          <w:b/>
+          <w:bCs/>
+          <w:sz w:val="16"/>
+          <w:szCs w:val="16"/>
+        </w:rPr>
         <w:tab/>
-        <w:t xml:space="preserve"/>
-      </w:r>
-      <w:r>
-        <w:rPr>
-          <w:rFonts w:ascii="Arial Narrow" w:eastAsia="Arial Narrow" w:hAnsi="Arial Narrow" w:cs="Arial Narrow"/>
-          <w:sz w:val="16"/>
-          <w:szCs w:val="16"/>
-        </w:rPr>
-        <w:tab/>
-      </w:r>
-      <w:r>
-        <w:rPr>
-          <w:rFonts w:ascii="Arial Narrow" w:eastAsia="Arial Narrow" w:hAnsi="Arial Narrow" w:cs="Arial Narrow"/>
-          <w:b/>
-          <w:bCs/>
-          <w:sz w:val="16"/>
-          <w:szCs w:val="16"/>
-        </w:rPr>
         <w:t xml:space="preserve">LEY </w:t>
       </w:r>
       <w:proofErr w:type="spellStart"/>
@@ -9759,25 +9756,24 @@
           <w:sz w:val="16"/>
           <w:szCs w:val="16"/>
         </w:rPr>
+        <w:t xml:space="preserve"/>
+      </w:r>
+      <w:r>
+        <w:rPr>
+          <w:rFonts w:ascii="Arial Narrow" w:eastAsia="Arial Narrow" w:hAnsi="Arial Narrow" w:cs="Arial Narrow"/>
+          <w:sz w:val="16"/>
+          <w:szCs w:val="16"/>
+        </w:rPr>
+      </w:r>
+      <w:r>
+        <w:rPr>
+          <w:rFonts w:ascii="Arial Narrow" w:eastAsia="Arial Narrow" w:hAnsi="Arial Narrow" w:cs="Arial Narrow"/>
+          <w:b/>
+          <w:bCs/>
+          <w:sz w:val="16"/>
+          <w:szCs w:val="16"/>
+        </w:rPr>
         <w:tab/>
-        <w:t xml:space="preserve"/>
-      </w:r>
-      <w:r>
-        <w:rPr>
-          <w:rFonts w:ascii="Arial Narrow" w:eastAsia="Arial Narrow" w:hAnsi="Arial Narrow" w:cs="Arial Narrow"/>
-          <w:sz w:val="16"/>
-          <w:szCs w:val="16"/>
-        </w:rPr>
-        <w:tab/>
-      </w:r>
-      <w:r>
-        <w:rPr>
-          <w:rFonts w:ascii="Arial Narrow" w:eastAsia="Arial Narrow" w:hAnsi="Arial Narrow" w:cs="Arial Narrow"/>
-          <w:b/>
-          <w:bCs/>
-          <w:sz w:val="16"/>
-          <w:szCs w:val="16"/>
-        </w:rPr>
         <w:t xml:space="preserve">LEY </w:t>
       </w:r>
       <w:proofErr w:type="spellStart"/>
@@ -10102,25 +10098,24 @@
           <w:sz w:val="16"/>
           <w:szCs w:val="16"/>
         </w:rPr>
+        <w:t xml:space="preserve"/>
+      </w:r>
+      <w:r>
+        <w:rPr>
+          <w:rFonts w:ascii="Arial Narrow" w:eastAsia="Arial Narrow" w:hAnsi="Arial Narrow" w:cs="Arial Narrow"/>
+          <w:sz w:val="16"/>
+          <w:szCs w:val="16"/>
+        </w:rPr>
+      </w:r>
+      <w:r>
+        <w:rPr>
+          <w:rFonts w:ascii="Arial Narrow" w:eastAsia="Arial Narrow" w:hAnsi="Arial Narrow" w:cs="Arial Narrow"/>
+          <w:b/>
+          <w:bCs/>
+          <w:sz w:val="16"/>
+          <w:szCs w:val="16"/>
+        </w:rPr>
         <w:tab/>
-        <w:t xml:space="preserve"/>
-      </w:r>
-      <w:r>
-        <w:rPr>
-          <w:rFonts w:ascii="Arial Narrow" w:eastAsia="Arial Narrow" w:hAnsi="Arial Narrow" w:cs="Arial Narrow"/>
-          <w:sz w:val="16"/>
-          <w:szCs w:val="16"/>
-        </w:rPr>
-        <w:tab/>
-      </w:r>
-      <w:r>
-        <w:rPr>
-          <w:rFonts w:ascii="Arial Narrow" w:eastAsia="Arial Narrow" w:hAnsi="Arial Narrow" w:cs="Arial Narrow"/>
-          <w:b/>
-          <w:bCs/>
-          <w:sz w:val="16"/>
-          <w:szCs w:val="16"/>
-        </w:rPr>
         <w:t xml:space="preserve">LEY </w:t>
       </w:r>
       <w:proofErr w:type="spellStart"/>
@@ -10263,25 +10258,24 @@
           <w:sz w:val="16"/>
           <w:szCs w:val="16"/>
         </w:rPr>
+        <w:t xml:space="preserve"/>
+      </w:r>
+      <w:r>
+        <w:rPr>
+          <w:rFonts w:ascii="Arial Narrow" w:eastAsia="Arial Narrow" w:hAnsi="Arial Narrow" w:cs="Arial Narrow"/>
+          <w:sz w:val="16"/>
+          <w:szCs w:val="16"/>
+        </w:rPr>
+      </w:r>
+      <w:r>
+        <w:rPr>
+          <w:rFonts w:ascii="Arial Narrow" w:eastAsia="Arial Narrow" w:hAnsi="Arial Narrow" w:cs="Arial Narrow"/>
+          <w:b/>
+          <w:bCs/>
+          <w:sz w:val="16"/>
+          <w:szCs w:val="16"/>
+        </w:rPr>
         <w:tab/>
-        <w:t xml:space="preserve"/>
-      </w:r>
-      <w:r>
-        <w:rPr>
-          <w:rFonts w:ascii="Arial Narrow" w:eastAsia="Arial Narrow" w:hAnsi="Arial Narrow" w:cs="Arial Narrow"/>
-          <w:sz w:val="16"/>
-          <w:szCs w:val="16"/>
-        </w:rPr>
-        <w:tab/>
-      </w:r>
-      <w:r>
-        <w:rPr>
-          <w:rFonts w:ascii="Arial Narrow" w:eastAsia="Arial Narrow" w:hAnsi="Arial Narrow" w:cs="Arial Narrow"/>
-          <w:b/>
-          <w:bCs/>
-          <w:sz w:val="16"/>
-          <w:szCs w:val="16"/>
-        </w:rPr>
         <w:t xml:space="preserve">LEY </w:t>
       </w:r>
       <w:proofErr w:type="spellStart"/>
@@ -10427,25 +10421,24 @@
           <w:sz w:val="16"/>
           <w:szCs w:val="16"/>
         </w:rPr>
+        <w:t xml:space="preserve"/>
+      </w:r>
+      <w:r>
+        <w:rPr>
+          <w:rFonts w:ascii="Arial Narrow" w:eastAsia="Arial Narrow" w:hAnsi="Arial Narrow" w:cs="Arial Narrow"/>
+          <w:sz w:val="16"/>
+          <w:szCs w:val="16"/>
+        </w:rPr>
+      </w:r>
+      <w:r>
+        <w:rPr>
+          <w:rFonts w:ascii="Arial Narrow" w:eastAsia="Arial Narrow" w:hAnsi="Arial Narrow" w:cs="Arial Narrow"/>
+          <w:b/>
+          <w:bCs/>
+          <w:sz w:val="16"/>
+          <w:szCs w:val="16"/>
+        </w:rPr>
         <w:tab/>
-        <w:t xml:space="preserve"/>
-      </w:r>
-      <w:r>
-        <w:rPr>
-          <w:rFonts w:ascii="Arial Narrow" w:eastAsia="Arial Narrow" w:hAnsi="Arial Narrow" w:cs="Arial Narrow"/>
-          <w:sz w:val="16"/>
-          <w:szCs w:val="16"/>
-        </w:rPr>
-        <w:tab/>
-      </w:r>
-      <w:r>
-        <w:rPr>
-          <w:rFonts w:ascii="Arial Narrow" w:eastAsia="Arial Narrow" w:hAnsi="Arial Narrow" w:cs="Arial Narrow"/>
-          <w:b/>
-          <w:bCs/>
-          <w:sz w:val="16"/>
-          <w:szCs w:val="16"/>
-        </w:rPr>
         <w:t xml:space="preserve">LEY </w:t>
       </w:r>
       <w:proofErr w:type="spellStart"/>
@@ -10589,25 +10582,24 @@
           <w:sz w:val="16"/>
           <w:szCs w:val="16"/>
         </w:rPr>
+        <w:t xml:space="preserve"/>
+      </w:r>
+      <w:r>
+        <w:rPr>
+          <w:rFonts w:ascii="Arial Narrow" w:eastAsia="Arial Narrow" w:hAnsi="Arial Narrow" w:cs="Arial Narrow"/>
+          <w:sz w:val="16"/>
+          <w:szCs w:val="16"/>
+        </w:rPr>
+      </w:r>
+      <w:r>
+        <w:rPr>
+          <w:rFonts w:ascii="Arial Narrow" w:eastAsia="Arial Narrow" w:hAnsi="Arial Narrow" w:cs="Arial Narrow"/>
+          <w:b/>
+          <w:bCs/>
+          <w:sz w:val="16"/>
+          <w:szCs w:val="16"/>
+        </w:rPr>
         <w:tab/>
-        <w:t xml:space="preserve"/>
-      </w:r>
-      <w:r>
-        <w:rPr>
-          <w:rFonts w:ascii="Arial Narrow" w:eastAsia="Arial Narrow" w:hAnsi="Arial Narrow" w:cs="Arial Narrow"/>
-          <w:sz w:val="16"/>
-          <w:szCs w:val="16"/>
-        </w:rPr>
-        <w:tab/>
-      </w:r>
-      <w:r>
-        <w:rPr>
-          <w:rFonts w:ascii="Arial Narrow" w:eastAsia="Arial Narrow" w:hAnsi="Arial Narrow" w:cs="Arial Narrow"/>
-          <w:b/>
-          <w:bCs/>
-          <w:sz w:val="16"/>
-          <w:szCs w:val="16"/>
-        </w:rPr>
         <w:t xml:space="preserve">LEY SOBRE FACULTADES, NORMAS Y ORGANIZACIÓN DEL INDECOPI, APROBADA POR DECRETO LEGISLATIVO </w:t>
       </w:r>
       <w:proofErr w:type="spellStart"/>
@@ -10760,7 +10752,6 @@
           <w:sz w:val="16"/>
           <w:szCs w:val="16"/>
         </w:rPr>
-        <w:tab/>
         <w:t xml:space="preserve"/>
       </w:r>
       <w:r>
@@ -10853,24 +10844,23 @@
           <w:sz w:val="16"/>
           <w:szCs w:val="16"/>
         </w:rPr>
+        <w:t xml:space="preserve"/>
+      </w:r>
+      <w:r>
+        <w:rPr>
+          <w:rFonts w:ascii="Arial Narrow" w:eastAsia="Arial Narrow" w:hAnsi="Arial Narrow" w:cs="Arial Narrow"/>
+          <w:sz w:val="16"/>
+          <w:szCs w:val="16"/>
+        </w:rPr>
+      </w:r>
+      <w:r>
+        <w:rPr>
+          <w:rFonts w:ascii="Arial Narrow" w:eastAsia="Arial Narrow" w:hAnsi="Arial Narrow" w:cs="Arial Narrow"/>
+          <w:b/>
+          <w:sz w:val="16"/>
+          <w:szCs w:val="16"/>
+        </w:rPr>
         <w:tab/>
-        <w:t xml:space="preserve"/>
-      </w:r>
-      <w:r>
-        <w:rPr>
-          <w:rFonts w:ascii="Arial Narrow" w:eastAsia="Arial Narrow" w:hAnsi="Arial Narrow" w:cs="Arial Narrow"/>
-          <w:sz w:val="16"/>
-          <w:szCs w:val="16"/>
-        </w:rPr>
-        <w:tab/>
-      </w:r>
-      <w:r>
-        <w:rPr>
-          <w:rFonts w:ascii="Arial Narrow" w:eastAsia="Arial Narrow" w:hAnsi="Arial Narrow" w:cs="Arial Narrow"/>
-          <w:b/>
-          <w:sz w:val="16"/>
-          <w:szCs w:val="16"/>
-        </w:rPr>
         <w:t>LEY 29571, CÓDIGO DE PROTECCIÓN Y DEFENSA DEL CONSUMIDOR</w:t>
       </w:r>
       <w:r>
@@ -11275,32 +11265,31 @@
           <w:szCs w:val="16"/>
           <w:vertAlign w:val="superscript"/>
         </w:rPr>
+        <w:t xml:space="preserve"/>
+      </w:r>
+      <w:r>
+        <w:rPr>
+          <w:rFonts w:ascii="Arial Narrow" w:eastAsia="Arial Narrow" w:hAnsi="Arial Narrow" w:cs="Arial Narrow"/>
+          <w:sz w:val="16"/>
+          <w:szCs w:val="16"/>
+        </w:rPr>
+        <w:t xml:space="preserve"/>
+      </w:r>
+      <w:r>
+        <w:rPr>
+          <w:rFonts w:ascii="Arial Narrow" w:eastAsia="Arial Narrow" w:hAnsi="Arial Narrow" w:cs="Arial Narrow"/>
+          <w:sz w:val="16"/>
+          <w:szCs w:val="16"/>
+        </w:rPr>
+      </w:r>
+      <w:r>
+        <w:rPr>
+          <w:rFonts w:ascii="Arial Narrow" w:eastAsia="Arial Narrow" w:hAnsi="Arial Narrow" w:cs="Arial Narrow"/>
+          <w:b/>
+          <w:sz w:val="16"/>
+          <w:szCs w:val="16"/>
+        </w:rPr>
         <w:tab/>
-        <w:t xml:space="preserve"/>
-      </w:r>
-      <w:r>
-        <w:rPr>
-          <w:rFonts w:ascii="Arial Narrow" w:eastAsia="Arial Narrow" w:hAnsi="Arial Narrow" w:cs="Arial Narrow"/>
-          <w:sz w:val="16"/>
-          <w:szCs w:val="16"/>
-        </w:rPr>
-        <w:t xml:space="preserve"> </w:t>
-      </w:r>
-      <w:r>
-        <w:rPr>
-          <w:rFonts w:ascii="Arial Narrow" w:eastAsia="Arial Narrow" w:hAnsi="Arial Narrow" w:cs="Arial Narrow"/>
-          <w:sz w:val="16"/>
-          <w:szCs w:val="16"/>
-        </w:rPr>
-        <w:tab/>
-      </w:r>
-      <w:r>
-        <w:rPr>
-          <w:rFonts w:ascii="Arial Narrow" w:eastAsia="Arial Narrow" w:hAnsi="Arial Narrow" w:cs="Arial Narrow"/>
-          <w:b/>
-          <w:sz w:val="16"/>
-          <w:szCs w:val="16"/>
-        </w:rPr>
         <w:t>LEY 29571, CÓDIGO DE PROTECCIÓN Y DEFENSA DEL CONSUMIDOR</w:t>
       </w:r>
       <w:r>
@@ -11524,25 +11513,24 @@
           <w:sz w:val="16"/>
           <w:szCs w:val="16"/>
         </w:rPr>
+        <w:t xml:space="preserve"/>
+      </w:r>
+      <w:r>
+        <w:rPr>
+          <w:rFonts w:ascii="Arial Narrow" w:eastAsia="Arial Narrow" w:hAnsi="Arial Narrow" w:cs="Arial Narrow"/>
+          <w:sz w:val="16"/>
+          <w:szCs w:val="16"/>
+        </w:rPr>
+      </w:r>
+      <w:r>
+        <w:rPr>
+          <w:rFonts w:ascii="Arial Narrow" w:eastAsia="Arial Narrow" w:hAnsi="Arial Narrow" w:cs="Arial Narrow"/>
+          <w:b/>
+          <w:bCs/>
+          <w:sz w:val="16"/>
+          <w:szCs w:val="16"/>
+        </w:rPr>
         <w:tab/>
-        <w:t xml:space="preserve"/>
-      </w:r>
-      <w:r>
-        <w:rPr>
-          <w:rFonts w:ascii="Arial Narrow" w:eastAsia="Arial Narrow" w:hAnsi="Arial Narrow" w:cs="Arial Narrow"/>
-          <w:sz w:val="16"/>
-          <w:szCs w:val="16"/>
-        </w:rPr>
-        <w:tab/>
-      </w:r>
-      <w:r>
-        <w:rPr>
-          <w:rFonts w:ascii="Arial Narrow" w:eastAsia="Arial Narrow" w:hAnsi="Arial Narrow" w:cs="Arial Narrow"/>
-          <w:b/>
-          <w:bCs/>
-          <w:sz w:val="16"/>
-          <w:szCs w:val="16"/>
-        </w:rPr>
         <w:t xml:space="preserve">LEY </w:t>
       </w:r>
       <w:proofErr w:type="spellStart"/>
@@ -12405,24 +12393,23 @@
           <w:sz w:val="16"/>
           <w:szCs w:val="16"/>
         </w:rPr>
+        <w:t xml:space="preserve"/>
+      </w:r>
+      <w:r>
+        <w:rPr>
+          <w:rFonts w:ascii="Arial Narrow" w:eastAsia="Arial Narrow" w:hAnsi="Arial Narrow" w:cs="Arial Narrow"/>
+          <w:sz w:val="16"/>
+          <w:szCs w:val="16"/>
+        </w:rPr>
+      </w:r>
+      <w:r>
+        <w:rPr>
+          <w:rFonts w:ascii="Arial Narrow" w:eastAsia="Arial Narrow" w:hAnsi="Arial Narrow" w:cs="Arial Narrow"/>
+          <w:b/>
+          <w:sz w:val="16"/>
+          <w:szCs w:val="16"/>
+        </w:rPr>
         <w:tab/>
-        <w:t xml:space="preserve"/>
-      </w:r>
-      <w:r>
-        <w:rPr>
-          <w:rFonts w:ascii="Arial Narrow" w:eastAsia="Arial Narrow" w:hAnsi="Arial Narrow" w:cs="Arial Narrow"/>
-          <w:sz w:val="16"/>
-          <w:szCs w:val="16"/>
-        </w:rPr>
-        <w:tab/>
-      </w:r>
-      <w:r>
-        <w:rPr>
-          <w:rFonts w:ascii="Arial Narrow" w:eastAsia="Arial Narrow" w:hAnsi="Arial Narrow" w:cs="Arial Narrow"/>
-          <w:b/>
-          <w:sz w:val="16"/>
-          <w:szCs w:val="16"/>
-        </w:rPr>
         <w:t>LEY 29571, CÓDIGO DE PROTECCIÓN Y DEFENSA DEL CONSUMIDOR</w:t>
       </w:r>
       <w:r>
@@ -12657,7 +12644,6 @@
           <w:sz w:val="16"/>
           <w:szCs w:val="16"/>
         </w:rPr>
-        <w:tab/>
         <w:t xml:space="preserve"/>
       </w:r>
       <w:r>
@@ -12775,24 +12761,23 @@
           <w:sz w:val="16"/>
           <w:szCs w:val="16"/>
         </w:rPr>
+        <w:t xml:space="preserve"/>
+      </w:r>
+      <w:r>
+        <w:rPr>
+          <w:rFonts w:ascii="Arial Narrow" w:eastAsia="Arial Narrow" w:hAnsi="Arial Narrow" w:cs="Arial Narrow"/>
+          <w:sz w:val="16"/>
+          <w:szCs w:val="16"/>
+        </w:rPr>
+      </w:r>
+      <w:r>
+        <w:rPr>
+          <w:rFonts w:ascii="Arial Narrow" w:eastAsia="Arial Narrow" w:hAnsi="Arial Narrow" w:cs="Arial Narrow"/>
+          <w:b/>
+          <w:sz w:val="16"/>
+          <w:szCs w:val="16"/>
+        </w:rPr>
         <w:tab/>
-        <w:t xml:space="preserve"/>
-      </w:r>
-      <w:r>
-        <w:rPr>
-          <w:rFonts w:ascii="Arial Narrow" w:eastAsia="Arial Narrow" w:hAnsi="Arial Narrow" w:cs="Arial Narrow"/>
-          <w:sz w:val="16"/>
-          <w:szCs w:val="16"/>
-        </w:rPr>
-        <w:tab/>
-      </w:r>
-      <w:r>
-        <w:rPr>
-          <w:rFonts w:ascii="Arial Narrow" w:eastAsia="Arial Narrow" w:hAnsi="Arial Narrow" w:cs="Arial Narrow"/>
-          <w:b/>
-          <w:sz w:val="16"/>
-          <w:szCs w:val="16"/>
-        </w:rPr>
         <w:t xml:space="preserve">TEXTO ÚNICO ORDENADO DE LA LEY DEL PROCEDIMIENTO ADMINISTRATIVO GENERAL, aprobado mediante DECRETO SUPREMO </w:t>
       </w:r>
       <w:proofErr w:type="spellStart"/>
@@ -12819,7 +12804,7 @@
     <w:p>
       <w:pPr>
         <w:pStyle w:val="Textonotapie"/>
-        <w:ind w:left="1134" w:hanging="567"/>
+        <w:ind w:left="1134"/>
         <w:jc w:val="both"/>
         <w:rPr>
           <w:rFonts w:ascii="Arial Narrow" w:eastAsia="Arial Narrow" w:hAnsi="Arial Narrow" w:cs="Arial Narrow"/>

--- a/plantillas_maestras/01_seguro_vehicular/negativa_cobertura/2_o_mas_ddos_varios/varon/TPL_0059_2026_SEGURO_VEHICULAR_NEGATIVA_COBERTURA_ASEGURADORA_VARON_R2.docx
+++ b/plantillas_maestras/01_seguro_vehicular/negativa_cobertura/2_o_mas_ddos_varios/varon/TPL_0059_2026_SEGURO_VEHICULAR_NEGATIVA_COBERTURA_ASEGURADORA_VARON_R2.docx
@@ -3467,7 +3467,7 @@
           <w:sz w:val="22"/>
           <w:szCs w:val="22"/>
         </w:rPr>
-        <w:t>habría brindado información incorrecta al denunciante mediante la carta del 12 de abril de 2024</w:t>
+        <w:t xml:space="preserve">habría brindado información incorrecta al denunciante mediante la carta del 12 de abril de 2024</w:t>
       </w:r>
       <w:r>
         <w:rPr>
@@ -3480,7 +3480,7 @@
           <w:lang w:eastAsia="es-PE"/>
           <w14:ligatures w14:val="none"/>
         </w:rPr>
-        <w:t xml:space="preserve">. Por consiguiente, corresponde calificar el hecho materia de denuncia como una presunta infracción al deber de información, tipificado en el </w:t>
+        <w:t xml:space="preserve">; involucraría una presunta afectación al derecho de información de los consumidores. Por consiguiente, corresponde calificar el hecho materia de denuncia como una presunta infracción al deber de información, tipificado en el artículo 1, numeral 1, literal b) y al artículo 2 del Código</w:t>
       </w:r>
       <w:bookmarkStart w:id="8" w:name="_Hlk195611851"/>
       <w:r>
@@ -3494,7 +3494,7 @@
           <w:lang w:eastAsia="es-PE"/>
           <w14:ligatures w14:val="none"/>
         </w:rPr>
-        <w:t xml:space="preserve">artículo 1, numeral 1, literal b) </w:t>
+        <w:t xml:space="preserve"/>
       </w:r>
       <w:bookmarkEnd w:id="8"/>
       <w:r>
@@ -3508,7 +3508,7 @@
           <w:lang w:eastAsia="es-PE"/>
           <w14:ligatures w14:val="none"/>
         </w:rPr>
-        <w:t>y al artículo 2 del Código</w:t>
+        <w:t xml:space="preserve"/>
       </w:r>
       <w:r>
         <w:rPr>

--- a/plantillas_maestras/01_seguro_vehicular/negativa_cobertura/2_o_mas_ddos_varios/varon/TPL_0059_2026_SEGURO_VEHICULAR_NEGATIVA_COBERTURA_ASEGURADORA_VARON_R2.docx
+++ b/plantillas_maestras/01_seguro_vehicular/negativa_cobertura/2_o_mas_ddos_varios/varon/TPL_0059_2026_SEGURO_VEHICULAR_NEGATIVA_COBERTURA_ASEGURADORA_VARON_R2.docx
@@ -3598,7 +3598,7 @@
           <w:sz w:val="22"/>
           <w:szCs w:val="22"/>
         </w:rPr>
-        <w:t>que el hecho denunciado</w:t>
+        <w:t xml:space="preserve">que el hecho denunciado</w:t>
       </w:r>
       <w:r>
         <w:rPr>
@@ -3634,19 +3634,19 @@
           <w:lang w:val="es-ES" w:eastAsia="es-ES"/>
           <w14:ligatures w14:val="none"/>
         </w:rPr>
-        <w:t>se habría negado a recibir el reclamo presentado por el denunciante mediante carta notarial el 19 de febrero de 2024</w:t>
-      </w:r>
-      <w:r>
-        <w:rPr>
-          <w:rFonts w:ascii="Arial Narrow" w:eastAsia="Arial Narrow" w:hAnsi="Arial Narrow" w:cs="Arial Narrow"/>
-          <w:color w:val="000000"/>
-          <w:kern w:val="0"/>
-          <w:sz w:val="22"/>
-          <w:szCs w:val="22"/>
-          <w:lang w:eastAsia="es-PE"/>
-          <w14:ligatures w14:val="none"/>
-        </w:rPr>
-        <w:t>. Por consiguiente, corresponde calificar el hecho materia de denuncia como una presunta infracción al</w:t>
+        <w:t xml:space="preserve">se habría negado a recibir el reclamo presentado por el denunciante mediante carta notarial el 19 de febrero de 2024</w:t>
+      </w:r>
+      <w:r>
+        <w:rPr>
+          <w:rFonts w:ascii="Arial Narrow" w:eastAsia="Arial Narrow" w:hAnsi="Arial Narrow" w:cs="Arial Narrow"/>
+          <w:color w:val="000000"/>
+          <w:kern w:val="0"/>
+          <w:sz w:val="22"/>
+          <w:szCs w:val="22"/>
+          <w:lang w:eastAsia="es-PE"/>
+          <w14:ligatures w14:val="none"/>
+        </w:rPr>
+        <w:t xml:space="preserve">; involucraría una presunta afectación a su derecho de recibir respuestas adecuadas a los reclamos formulados. Por consiguiente, corresponde calificar el hecho materia de denuncia como una presunta infracción al</w:t>
       </w:r>
       <w:r>
         <w:rPr>
@@ -3718,7 +3718,7 @@
           <w:sz w:val="22"/>
           <w:szCs w:val="22"/>
         </w:rPr>
-        <w:t>.</w:t>
+        <w:t xml:space="preserve">.</w:t>
       </w:r>
     </w:p>
     <w:p>
@@ -6626,7 +6626,7 @@
           <w:sz w:val="22"/>
           <w:szCs w:val="22"/>
         </w:rPr>
-        <w:t xml:space="preserve">correr traslado de la presente resolución a Rímac Seguros y Reaseguros S.A., al señor [APELLIDO] y al señor [APELLIDO] Martínez para que, de conformidad con lo dispuesto por el artículo 26 de la Ley sobre Facultades, Normas y Organización del Indecopi, aprobada por Decreto Legislativo 807</w:t>
+        <w:t xml:space="preserve">correr traslado de la denuncia del 8 de enero de 2026, complementado con el escrito del 16 de enero de 2026, subsanada mediante escrito del 5 de febrero de 2026 a Rímac Seguros y Reaseguros S.A., al señor [APELLIDO] y al señor [APELLIDO] Martínez para que, de conformidad con lo dispuesto por el artículo 26 de la Ley sobre Facultades, Normas y Organización del Indecopi, aprobada por Decreto Legislativo 807</w:t>
       </w:r>
       <w:r>
         <w:rPr>
